--- a/docs/predeposito/TFM_Predeposito_UNIR.docx
+++ b/docs/predeposito/TFM_Predeposito_UNIR.docx
@@ -1,6 +1,6 @@
 
 <file path=word/document.xml><?xml version="1.0" encoding="utf-8"?>
-<w:document xmlns:wpc="http://schemas.microsoft.com/office/word/2010/wordprocessingCanvas" xmlns:cx="http://schemas.microsoft.com/office/drawing/2014/chartex" xmlns:cx1="http://schemas.microsoft.com/office/drawing/2015/9/8/chartex" xmlns:cx2="http://schemas.microsoft.com/office/drawing/2015/10/21/chartex" xmlns:cx3="http://schemas.microsoft.com/office/drawing/2016/5/9/chartex" xmlns:cx4="http://schemas.microsoft.com/office/drawing/2016/5/10/chartex" xmlns:cx5="http://schemas.microsoft.com/office/drawing/2016/5/11/chartex" xmlns:cx6="http://schemas.microsoft.com/office/drawing/2016/5/12/chartex" xmlns:cx7="http://schemas.microsoft.com/office/drawing/2016/5/13/chartex" xmlns:cx8="http://schemas.microsoft.com/office/drawing/2016/5/14/chartex" xmlns:mc="http://schemas.openxmlformats.org/markup-compatibility/2006" xmlns:m="http://schemas.openxmlformats.org/officeDocument/2006/math" xmlns:aink="http://schemas.microsoft.com/office/drawing/2016/ink" xmlns:am3d="http://schemas.microsoft.com/office/drawing/2017/model3d" xmlns:oel="http://schemas.microsoft.com/office/2019/extlst" xmlns:r="http://schemas.openxmlformats.org/officeDocument/2006/relationships" xmlns:wp14="http://schemas.microsoft.com/office/word/2010/wordprocessingDrawing" xmlns:wp="http://schemas.openxmlformats.org/drawingml/2006/wordprocessingDrawing" xmlns:wpg="http://schemas.microsoft.com/office/word/2010/wordprocessingGroup" xmlns:wpi="http://schemas.microsoft.com/office/word/2010/wordprocessingInk" xmlns:wps="http://schemas.microsoft.com/office/word/2010/wordprocessingShape" xmlns:o="urn:schemas-microsoft-com:office:office" xmlns:v="urn:schemas-microsoft-com:vml" xmlns:w10="urn:schemas-microsoft-com:office:word" xmlns:w="http://schemas.openxmlformats.org/wordprocessingml/2006/main" xmlns:w14="http://schemas.microsoft.com/office/word/2010/wordml" xmlns:w15="http://schemas.microsoft.com/office/word/2012/wordml" xmlns:w16cex="http://schemas.microsoft.com/office/word/2018/wordml/cex" xmlns:w16cid="http://schemas.microsoft.com/office/word/2016/wordml/cid" xmlns:w16="http://schemas.microsoft.com/office/word/2018/wordml" xmlns:w16sdtdh="http://schemas.microsoft.com/office/word/2020/wordml/sdtdatahash" xmlns:w16sdtfl="http://schemas.microsoft.com/office/word/2024/wordml/sdtformatlock" xmlns:w16se="http://schemas.microsoft.com/office/word/2015/wordml/symex" xmlns:w16du="http://schemas.microsoft.com/office/word/2023/wordml/word16du" xmlns:wne="http://schemas.microsoft.com/office/word/2006/wordml" mc:Ignorable="w14 w15 w16se w16cid w16 w16cex w16sdtdh w16sdtfl w16du wp14">
+<w:document xmlns:wpc="http://schemas.microsoft.com/office/word/2010/wordprocessingCanvas" xmlns:cx="http://schemas.microsoft.com/office/drawing/2014/chartex" xmlns:cx1="http://schemas.microsoft.com/office/drawing/2015/9/8/chartex" xmlns:cx2="http://schemas.microsoft.com/office/drawing/2015/10/21/chartex" xmlns:cx3="http://schemas.microsoft.com/office/drawing/2016/5/9/chartex" xmlns:cx4="http://schemas.microsoft.com/office/drawing/2016/5/10/chartex" xmlns:cx5="http://schemas.microsoft.com/office/drawing/2016/5/11/chartex" xmlns:cx6="http://schemas.microsoft.com/office/drawing/2016/5/12/chartex" xmlns:cx7="http://schemas.microsoft.com/office/drawing/2016/5/13/chartex" xmlns:cx8="http://schemas.microsoft.com/office/drawing/2016/5/14/chartex" xmlns:mc="http://schemas.openxmlformats.org/markup-compatibility/2006" xmlns:m="http://schemas.openxmlformats.org/officeDocument/2006/math" xmlns:aink="http://schemas.microsoft.com/office/drawing/2016/ink" xmlns:am3d="http://schemas.microsoft.com/office/drawing/2017/model3d" xmlns:oel="http://schemas.microsoft.com/office/2019/extlst" xmlns:r="http://schemas.openxmlformats.org/officeDocument/2006/relationships" xmlns:wp14="http://schemas.microsoft.com/office/word/2010/wordprocessingDrawing" xmlns:wp="http://schemas.openxmlformats.org/drawingml/2006/wordprocessingDrawing" xmlns:wpg="http://schemas.microsoft.com/office/word/2010/wordprocessingGroup" xmlns:wpi="http://schemas.microsoft.com/office/word/2010/wordprocessingInk" xmlns:wps="http://schemas.microsoft.com/office/word/2010/wordprocessingShape" xmlns:o="urn:schemas-microsoft-com:office:office" xmlns:v="urn:schemas-microsoft-com:vml" xmlns:w10="urn:schemas-microsoft-com:office:word" xmlns:w="http://schemas.openxmlformats.org/wordprocessingml/2006/main" xmlns:w14="http://schemas.microsoft.com/office/word/2010/wordml" xmlns:w15="http://schemas.microsoft.com/office/word/2012/wordml" xmlns:w16cei="http://schemas.microsoft.com/office/word/2026/wordml/cei" xmlns:w16cex="http://schemas.microsoft.com/office/word/2018/wordml/cex" xmlns:w16cid="http://schemas.microsoft.com/office/word/2016/wordml/cid" xmlns:w16="http://schemas.microsoft.com/office/word/2018/wordml" xmlns:w16sdtdh="http://schemas.microsoft.com/office/word/2020/wordml/sdtdatahash" xmlns:w16sdtfl="http://schemas.microsoft.com/office/word/2024/wordml/sdtformatlock" xmlns:w16se="http://schemas.microsoft.com/office/word/2015/wordml/symex" xmlns:w16du="http://schemas.microsoft.com/office/word/2023/wordml/word16du" xmlns:wne="http://schemas.microsoft.com/office/word/2006/wordml" mc:Ignorable="w14 w15 w16se w16cid w16 w16cex w16sdtdh w16sdtfl w16du wp14">
   <w:body>
     <w:p>
       <w:bookmarkStart w:id="0" w:name="_Hlk54276885"/>
@@ -463,7 +463,7 @@
     </w:p>
     <w:p>
       <w:r>
-        <w:t>Este Trabajo Fin de Máster aborda la estimación de pose 6-DoF para bin picking robótico, un problema abierto por las oclusiones, la falta de textura y las simetrías de las piezas. El objetivo es diseñar, integrar y validar un pipeline que une percepción y planificación a partir de dos paradigmas del aprendizaje profundo: FoundationPose, una arquitectura Transformer que estima la pose mediante atención cruzada 2D-3D, y Diffusion Policy, un modelo de difusión que genera trayectorias de agarre multimodales como ecuaciones diferenciales estocásticas inversas, articulados sobre un formalismo común de grupos de Lie SE(3)/SO(3). La metodología combina la evaluación sobre los benchmarks BOP (YCB-Video y T-LESS) con la validación del ciclo completo en simulación (CoppeliaSim), y contrasta tres hipótesis (precisión, planificación multimodal y viabilidad temporal) mediante intervalos de confianza por bootstrap. Los resultados confirman una precisión competitiva con el estado del arte y una mejora respecto al baseline GDR-Net++, así como un ciclo end-to-end por debajo del umbral industrial de 10 s por instancia; la planificación por difusión resulta funcional, aunque su tiempo de muestreo no alcanza el umbral más estricto fijado. Como aporte de esta entrega, una capa de lenguaje natural permite seleccionar la pieza objetivo mediante instrucciones cotidianas, con un 100 % de acierto en un banco controlado. Se concluye que la integración es viable y reproducible sobre hardware accesible, y que la aportación reside en la integración matemática, el rigor metodológico y la reproducibilidad, no en una nueva arquitectura.</w:t>
+        <w:t>Este Trabajo Fin de Máster aborda la estimación de pose 6-DoF para bin picking robótico, un problema que siguen complicando las oclusiones, la falta de textura y las simetrías de las piezas. Nuestro objetivo es diseñar, integrar y validar un pipeline que enlace percepción y planificación a partir de dos paradigmas del aprendizaje profundo: FoundationPose, una arquitectura Transformer que estima la pose por atención cruzada 2D-3D, y Diffusion Policy, un modelo de difusión que genera trayectorias de agarre multimodales como ecuaciones diferenciales estocásticas inversas. Ambos se articulan sobre un formalismo común de grupos de Lie SE(3)/SO(3). La metodología cruza la evaluación en los benchmarks BOP (YCB-Video y T-LESS) con la validación del ciclo completo en simulación (CoppeliaSim), y contrasta tres hipótesis —precisión, planificación multimodal y viabilidad temporal— mediante intervalos de confianza por bootstrap. Los resultados confirman una precisión competitiva con el estado del arte, con mejora sobre el baseline GDR-Net++, y un ciclo end-to-end por debajo del umbral industrial de 10 s por instancia; la planificación por difusión resulta funcional, si bien su tiempo de muestreo no alcanza el umbral más estricto que fijamos. Como aportación adicional, una capa de lenguaje natural permite seleccionar la pieza objetivo mediante instrucciones cotidianas, con un 100 % de acierto en banco controlado. Concluimos que la integración es viable y reproducible sobre hardware accesible, y que el valor del trabajo reside en la integración matemática, el rigor metodológico y la reproducibilidad, no en proponer una arquitectura nueva.</w:t>
       </w:r>
     </w:p>
     <w:p>
@@ -848,7 +848,7 @@
             <w:noProof/>
             <w:webHidden/>
           </w:rPr>
-          <w:t>2</w:t>
+          <w:t>3</w:t>
         </w:r>
         <w:r>
           <w:rPr>
@@ -1118,7 +1118,7 @@
             <w:noProof/>
             <w:webHidden/>
           </w:rPr>
-          <w:t>4</w:t>
+          <w:t>5</w:t>
         </w:r>
         <w:r>
           <w:rPr>
@@ -1208,7 +1208,7 @@
             <w:noProof/>
             <w:webHidden/>
           </w:rPr>
-          <w:t>5</w:t>
+          <w:t>6</w:t>
         </w:r>
         <w:r>
           <w:rPr>
@@ -1298,7 +1298,7 @@
             <w:noProof/>
             <w:webHidden/>
           </w:rPr>
-          <w:t>5</w:t>
+          <w:t>6</w:t>
         </w:r>
         <w:r>
           <w:rPr>
@@ -1388,7 +1388,7 @@
             <w:noProof/>
             <w:webHidden/>
           </w:rPr>
-          <w:t>6</w:t>
+          <w:t>7</w:t>
         </w:r>
         <w:r>
           <w:rPr>
@@ -1478,7 +1478,7 @@
             <w:noProof/>
             <w:webHidden/>
           </w:rPr>
-          <w:t>6</w:t>
+          <w:t>7</w:t>
         </w:r>
         <w:r>
           <w:rPr>
@@ -1568,7 +1568,7 @@
             <w:noProof/>
             <w:webHidden/>
           </w:rPr>
-          <w:t>7</w:t>
+          <w:t>8</w:t>
         </w:r>
         <w:r>
           <w:rPr>
@@ -1658,7 +1658,7 @@
             <w:noProof/>
             <w:webHidden/>
           </w:rPr>
-          <w:t>8</w:t>
+          <w:t>9</w:t>
         </w:r>
         <w:r>
           <w:rPr>
@@ -1748,7 +1748,7 @@
             <w:noProof/>
             <w:webHidden/>
           </w:rPr>
-          <w:t>9</w:t>
+          <w:t>10</w:t>
         </w:r>
         <w:r>
           <w:rPr>
@@ -1838,7 +1838,7 @@
             <w:noProof/>
             <w:webHidden/>
           </w:rPr>
-          <w:t>10</w:t>
+          <w:t>11</w:t>
         </w:r>
         <w:r>
           <w:rPr>
@@ -1928,7 +1928,7 @@
             <w:noProof/>
             <w:webHidden/>
           </w:rPr>
-          <w:t>11</w:t>
+          <w:t>12</w:t>
         </w:r>
         <w:r>
           <w:rPr>
@@ -2018,7 +2018,7 @@
             <w:noProof/>
             <w:webHidden/>
           </w:rPr>
-          <w:t>11</w:t>
+          <w:t>12</w:t>
         </w:r>
         <w:r>
           <w:rPr>
@@ -3106,7 +3106,7 @@
             <w:noProof/>
             <w:webHidden/>
           </w:rPr>
-          <w:t>23</w:t>
+          <w:t>22</w:t>
         </w:r>
         <w:r>
           <w:rPr>
@@ -3466,7 +3466,7 @@
             <w:noProof/>
             <w:webHidden/>
           </w:rPr>
-          <w:t>24</w:t>
+          <w:t>23</w:t>
         </w:r>
         <w:r>
           <w:rPr>
@@ -3736,7 +3736,7 @@
             <w:noProof/>
             <w:webHidden/>
           </w:rPr>
-          <w:t>26</w:t>
+          <w:t>25</w:t>
         </w:r>
         <w:r>
           <w:rPr>
@@ -3826,7 +3826,7 @@
             <w:noProof/>
             <w:webHidden/>
           </w:rPr>
-          <w:t>26</w:t>
+          <w:t>25</w:t>
         </w:r>
         <w:r>
           <w:rPr>
@@ -3916,7 +3916,7 @@
             <w:noProof/>
             <w:webHidden/>
           </w:rPr>
-          <w:t>27</w:t>
+          <w:t>26</w:t>
         </w:r>
         <w:r>
           <w:rPr>
@@ -4006,7 +4006,7 @@
             <w:noProof/>
             <w:webHidden/>
           </w:rPr>
-          <w:t>30</w:t>
+          <w:t>29</w:t>
         </w:r>
         <w:r>
           <w:rPr>
@@ -4096,7 +4096,7 @@
             <w:noProof/>
             <w:webHidden/>
           </w:rPr>
-          <w:t>31</w:t>
+          <w:t>30</w:t>
         </w:r>
         <w:r>
           <w:rPr>
@@ -4186,7 +4186,7 @@
             <w:noProof/>
             <w:webHidden/>
           </w:rPr>
-          <w:t>33</w:t>
+          <w:t>32</w:t>
         </w:r>
         <w:r>
           <w:rPr>
@@ -4276,7 +4276,7 @@
             <w:noProof/>
             <w:webHidden/>
           </w:rPr>
-          <w:t>33</w:t>
+          <w:t>32</w:t>
         </w:r>
         <w:r>
           <w:rPr>
@@ -4366,7 +4366,7 @@
             <w:noProof/>
             <w:webHidden/>
           </w:rPr>
-          <w:t>33</w:t>
+          <w:t>32</w:t>
         </w:r>
         <w:r>
           <w:rPr>
@@ -4456,7 +4456,7 @@
             <w:noProof/>
             <w:webHidden/>
           </w:rPr>
-          <w:t>34</w:t>
+          <w:t>33</w:t>
         </w:r>
         <w:r>
           <w:rPr>
@@ -4546,7 +4546,7 @@
             <w:noProof/>
             <w:webHidden/>
           </w:rPr>
-          <w:t>36</w:t>
+          <w:t>35</w:t>
         </w:r>
         <w:r>
           <w:rPr>
@@ -4636,7 +4636,7 @@
             <w:noProof/>
             <w:webHidden/>
           </w:rPr>
-          <w:t>36</w:t>
+          <w:t>35</w:t>
         </w:r>
         <w:r>
           <w:rPr>
@@ -4726,7 +4726,7 @@
             <w:noProof/>
             <w:webHidden/>
           </w:rPr>
-          <w:t>36</w:t>
+          <w:t>35</w:t>
         </w:r>
         <w:r>
           <w:rPr>
@@ -4816,7 +4816,7 @@
             <w:noProof/>
             <w:webHidden/>
           </w:rPr>
-          <w:t>37</w:t>
+          <w:t>36</w:t>
         </w:r>
         <w:r>
           <w:rPr>
@@ -4906,7 +4906,7 @@
             <w:noProof/>
             <w:webHidden/>
           </w:rPr>
-          <w:t>37</w:t>
+          <w:t>36</w:t>
         </w:r>
         <w:r>
           <w:rPr>
@@ -4996,7 +4996,7 @@
             <w:noProof/>
             <w:webHidden/>
           </w:rPr>
-          <w:t>38</w:t>
+          <w:t>37</w:t>
         </w:r>
         <w:r>
           <w:rPr>
@@ -5086,7 +5086,7 @@
             <w:noProof/>
             <w:webHidden/>
           </w:rPr>
-          <w:t>39</w:t>
+          <w:t>38</w:t>
         </w:r>
         <w:r>
           <w:rPr>
@@ -5176,7 +5176,7 @@
             <w:noProof/>
             <w:webHidden/>
           </w:rPr>
-          <w:t>40</w:t>
+          <w:t>39</w:t>
         </w:r>
         <w:r>
           <w:rPr>
@@ -5266,7 +5266,7 @@
             <w:noProof/>
             <w:webHidden/>
           </w:rPr>
-          <w:t>41</w:t>
+          <w:t>40</w:t>
         </w:r>
         <w:r>
           <w:rPr>
@@ -5356,7 +5356,7 @@
             <w:noProof/>
             <w:webHidden/>
           </w:rPr>
-          <w:t>42</w:t>
+          <w:t>41</w:t>
         </w:r>
         <w:r>
           <w:rPr>
@@ -5446,7 +5446,7 @@
             <w:noProof/>
             <w:webHidden/>
           </w:rPr>
-          <w:t>43</w:t>
+          <w:t>42</w:t>
         </w:r>
         <w:r>
           <w:rPr>
@@ -5536,7 +5536,7 @@
             <w:noProof/>
             <w:webHidden/>
           </w:rPr>
-          <w:t>44</w:t>
+          <w:t>43</w:t>
         </w:r>
         <w:r>
           <w:rPr>
@@ -5626,7 +5626,7 @@
             <w:noProof/>
             <w:webHidden/>
           </w:rPr>
-          <w:t>45</w:t>
+          <w:t>44</w:t>
         </w:r>
         <w:r>
           <w:rPr>
@@ -5716,7 +5716,7 @@
             <w:noProof/>
             <w:webHidden/>
           </w:rPr>
-          <w:t>48</w:t>
+          <w:t>47</w:t>
         </w:r>
         <w:r>
           <w:rPr>
@@ -5806,7 +5806,7 @@
             <w:noProof/>
             <w:webHidden/>
           </w:rPr>
-          <w:t>50</w:t>
+          <w:t>49</w:t>
         </w:r>
         <w:r>
           <w:rPr>
@@ -5896,7 +5896,7 @@
             <w:noProof/>
             <w:webHidden/>
           </w:rPr>
-          <w:t>51</w:t>
+          <w:t>50</w:t>
         </w:r>
         <w:r>
           <w:rPr>
@@ -5986,7 +5986,7 @@
             <w:noProof/>
             <w:webHidden/>
           </w:rPr>
-          <w:t>51</w:t>
+          <w:t>50</w:t>
         </w:r>
         <w:r>
           <w:rPr>
@@ -6076,7 +6076,7 @@
             <w:noProof/>
             <w:webHidden/>
           </w:rPr>
-          <w:t>51</w:t>
+          <w:t>50</w:t>
         </w:r>
         <w:r>
           <w:rPr>
@@ -6166,7 +6166,7 @@
             <w:noProof/>
             <w:webHidden/>
           </w:rPr>
-          <w:t>53</w:t>
+          <w:t>52</w:t>
         </w:r>
         <w:r>
           <w:rPr>
@@ -6256,7 +6256,7 @@
             <w:noProof/>
             <w:webHidden/>
           </w:rPr>
-          <w:t>54</w:t>
+          <w:t>53</w:t>
         </w:r>
         <w:r>
           <w:rPr>
@@ -6346,7 +6346,7 @@
             <w:noProof/>
             <w:webHidden/>
           </w:rPr>
-          <w:t>55</w:t>
+          <w:t>54</w:t>
         </w:r>
         <w:r>
           <w:rPr>
@@ -6436,7 +6436,7 @@
             <w:noProof/>
             <w:webHidden/>
           </w:rPr>
-          <w:t>59</w:t>
+          <w:t>58</w:t>
         </w:r>
         <w:r>
           <w:rPr>
@@ -6526,7 +6526,7 @@
             <w:noProof/>
             <w:webHidden/>
           </w:rPr>
-          <w:t>59</w:t>
+          <w:t>58</w:t>
         </w:r>
         <w:r>
           <w:rPr>
@@ -6616,7 +6616,7 @@
             <w:noProof/>
             <w:webHidden/>
           </w:rPr>
-          <w:t>60</w:t>
+          <w:t>59</w:t>
         </w:r>
         <w:r>
           <w:rPr>
@@ -6706,7 +6706,7 @@
             <w:noProof/>
             <w:webHidden/>
           </w:rPr>
-          <w:t>63</w:t>
+          <w:t>62</w:t>
         </w:r>
         <w:r>
           <w:rPr>
@@ -6796,7 +6796,7 @@
             <w:noProof/>
             <w:webHidden/>
           </w:rPr>
-          <w:t>65</w:t>
+          <w:t>64</w:t>
         </w:r>
         <w:r>
           <w:rPr>
@@ -6886,7 +6886,7 @@
             <w:noProof/>
             <w:webHidden/>
           </w:rPr>
-          <w:t>65</w:t>
+          <w:t>64</w:t>
         </w:r>
         <w:r>
           <w:rPr>
@@ -6976,7 +6976,7 @@
             <w:noProof/>
             <w:webHidden/>
           </w:rPr>
-          <w:t>65</w:t>
+          <w:t>64</w:t>
         </w:r>
         <w:r>
           <w:rPr>
@@ -7066,7 +7066,7 @@
             <w:noProof/>
             <w:webHidden/>
           </w:rPr>
-          <w:t>65</w:t>
+          <w:t>64</w:t>
         </w:r>
         <w:r>
           <w:rPr>
@@ -7156,7 +7156,7 @@
             <w:noProof/>
             <w:webHidden/>
           </w:rPr>
-          <w:t>66</w:t>
+          <w:t>65</w:t>
         </w:r>
         <w:r>
           <w:rPr>
@@ -7246,7 +7246,7 @@
             <w:noProof/>
             <w:webHidden/>
           </w:rPr>
-          <w:t>66</w:t>
+          <w:t>65</w:t>
         </w:r>
         <w:r>
           <w:rPr>
@@ -7336,7 +7336,7 @@
             <w:noProof/>
             <w:webHidden/>
           </w:rPr>
-          <w:t>67</w:t>
+          <w:t>66</w:t>
         </w:r>
         <w:r>
           <w:rPr>
@@ -7426,7 +7426,7 @@
             <w:noProof/>
             <w:webHidden/>
           </w:rPr>
-          <w:t>68</w:t>
+          <w:t>67</w:t>
         </w:r>
         <w:r>
           <w:rPr>
@@ -7499,7 +7499,7 @@
             <w:noProof/>
             <w:webHidden/>
           </w:rPr>
-          <w:t>70</w:t>
+          <w:t>69</w:t>
         </w:r>
         <w:r>
           <w:rPr>
@@ -7589,7 +7589,7 @@
             <w:noProof/>
             <w:webHidden/>
           </w:rPr>
-          <w:t>76</w:t>
+          <w:t>75</w:t>
         </w:r>
         <w:r>
           <w:rPr>
@@ -7642,7 +7642,7 @@
       <w:r>
         <w:fldChar w:fldCharType="separate"/>
       </w:r>
-      <w:hyperlink w:anchor="_Toc234963790" w:history="1">
+      <w:hyperlink w:anchor="_Toc235186302" w:history="1">
         <w:r>
           <w:rPr>
             <w:rStyle w:val="Hyperlink"/>
@@ -7669,7 +7669,7 @@
             <w:noProof/>
             <w:webHidden/>
           </w:rPr>
-          <w:instrText xml:space="preserve"> PAGEREF _Toc234963790 \h </w:instrText>
+          <w:instrText xml:space="preserve"> PAGEREF _Toc235186302 \h </w:instrText>
         </w:r>
         <w:r>
           <w:rPr>
@@ -7714,7 +7714,7 @@
           <w14:ligatures w14:val="standardContextual"/>
         </w:rPr>
       </w:pPr>
-      <w:hyperlink w:anchor="_Toc234963791" w:history="1">
+      <w:hyperlink w:anchor="_Toc235186303" w:history="1">
         <w:r>
           <w:rPr>
             <w:rStyle w:val="Hyperlink"/>
@@ -7741,7 +7741,7 @@
             <w:noProof/>
             <w:webHidden/>
           </w:rPr>
-          <w:instrText xml:space="preserve"> PAGEREF _Toc234963791 \h </w:instrText>
+          <w:instrText xml:space="preserve"> PAGEREF _Toc235186303 \h </w:instrText>
         </w:r>
         <w:r>
           <w:rPr>
@@ -7761,7 +7761,7 @@
             <w:noProof/>
             <w:webHidden/>
           </w:rPr>
-          <w:t>27</w:t>
+          <w:t>26</w:t>
         </w:r>
         <w:r>
           <w:rPr>
@@ -7786,7 +7786,7 @@
           <w14:ligatures w14:val="standardContextual"/>
         </w:rPr>
       </w:pPr>
-      <w:hyperlink w:anchor="_Toc234963792" w:history="1">
+      <w:hyperlink w:anchor="_Toc235186304" w:history="1">
         <w:r>
           <w:rPr>
             <w:rStyle w:val="Hyperlink"/>
@@ -7813,7 +7813,7 @@
             <w:noProof/>
             <w:webHidden/>
           </w:rPr>
-          <w:instrText xml:space="preserve"> PAGEREF _Toc234963792 \h </w:instrText>
+          <w:instrText xml:space="preserve"> PAGEREF _Toc235186304 \h </w:instrText>
         </w:r>
         <w:r>
           <w:rPr>
@@ -7833,7 +7833,7 @@
             <w:noProof/>
             <w:webHidden/>
           </w:rPr>
-          <w:t>27</w:t>
+          <w:t>26</w:t>
         </w:r>
         <w:r>
           <w:rPr>
@@ -7858,7 +7858,7 @@
           <w14:ligatures w14:val="standardContextual"/>
         </w:rPr>
       </w:pPr>
-      <w:hyperlink w:anchor="_Toc234963793" w:history="1">
+      <w:hyperlink w:anchor="_Toc235186305" w:history="1">
         <w:r>
           <w:rPr>
             <w:rStyle w:val="Hyperlink"/>
@@ -7885,7 +7885,7 @@
             <w:noProof/>
             <w:webHidden/>
           </w:rPr>
-          <w:instrText xml:space="preserve"> PAGEREF _Toc234963793 \h </w:instrText>
+          <w:instrText xml:space="preserve"> PAGEREF _Toc235186305 \h </w:instrText>
         </w:r>
         <w:r>
           <w:rPr>
@@ -7905,7 +7905,7 @@
             <w:noProof/>
             <w:webHidden/>
           </w:rPr>
-          <w:t>30</w:t>
+          <w:t>29</w:t>
         </w:r>
         <w:r>
           <w:rPr>
@@ -7930,7 +7930,7 @@
           <w14:ligatures w14:val="standardContextual"/>
         </w:rPr>
       </w:pPr>
-      <w:hyperlink w:anchor="_Toc234963794" w:history="1">
+      <w:hyperlink w:anchor="_Toc235186306" w:history="1">
         <w:r>
           <w:rPr>
             <w:rStyle w:val="Hyperlink"/>
@@ -7957,7 +7957,7 @@
             <w:noProof/>
             <w:webHidden/>
           </w:rPr>
-          <w:instrText xml:space="preserve"> PAGEREF _Toc234963794 \h </w:instrText>
+          <w:instrText xml:space="preserve"> PAGEREF _Toc235186306 \h </w:instrText>
         </w:r>
         <w:r>
           <w:rPr>
@@ -7977,7 +7977,7 @@
             <w:noProof/>
             <w:webHidden/>
           </w:rPr>
-          <w:t>30</w:t>
+          <w:t>29</w:t>
         </w:r>
         <w:r>
           <w:rPr>
@@ -8002,7 +8002,7 @@
           <w14:ligatures w14:val="standardContextual"/>
         </w:rPr>
       </w:pPr>
-      <w:hyperlink w:anchor="_Toc234963795" w:history="1">
+      <w:hyperlink w:anchor="_Toc235186307" w:history="1">
         <w:r>
           <w:rPr>
             <w:rStyle w:val="Hyperlink"/>
@@ -8029,7 +8029,7 @@
             <w:noProof/>
             <w:webHidden/>
           </w:rPr>
-          <w:instrText xml:space="preserve"> PAGEREF _Toc234963795 \h </w:instrText>
+          <w:instrText xml:space="preserve"> PAGEREF _Toc235186307 \h </w:instrText>
         </w:r>
         <w:r>
           <w:rPr>
@@ -8049,7 +8049,7 @@
             <w:noProof/>
             <w:webHidden/>
           </w:rPr>
-          <w:t>37</w:t>
+          <w:t>36</w:t>
         </w:r>
         <w:r>
           <w:rPr>
@@ -8074,7 +8074,7 @@
           <w14:ligatures w14:val="standardContextual"/>
         </w:rPr>
       </w:pPr>
-      <w:hyperlink w:anchor="_Toc234963796" w:history="1">
+      <w:hyperlink w:anchor="_Toc235186308" w:history="1">
         <w:r>
           <w:rPr>
             <w:rStyle w:val="Hyperlink"/>
@@ -8101,7 +8101,7 @@
             <w:noProof/>
             <w:webHidden/>
           </w:rPr>
-          <w:instrText xml:space="preserve"> PAGEREF _Toc234963796 \h </w:instrText>
+          <w:instrText xml:space="preserve"> PAGEREF _Toc235186308 \h </w:instrText>
         </w:r>
         <w:r>
           <w:rPr>
@@ -8121,7 +8121,7 @@
             <w:noProof/>
             <w:webHidden/>
           </w:rPr>
-          <w:t>40</w:t>
+          <w:t>39</w:t>
         </w:r>
         <w:r>
           <w:rPr>
@@ -8146,7 +8146,7 @@
           <w14:ligatures w14:val="standardContextual"/>
         </w:rPr>
       </w:pPr>
-      <w:hyperlink w:anchor="_Toc234963797" w:history="1">
+      <w:hyperlink w:anchor="_Toc235186309" w:history="1">
         <w:r>
           <w:rPr>
             <w:rStyle w:val="Hyperlink"/>
@@ -8173,7 +8173,7 @@
             <w:noProof/>
             <w:webHidden/>
           </w:rPr>
-          <w:instrText xml:space="preserve"> PAGEREF _Toc234963797 \h </w:instrText>
+          <w:instrText xml:space="preserve"> PAGEREF _Toc235186309 \h </w:instrText>
         </w:r>
         <w:r>
           <w:rPr>
@@ -8193,7 +8193,7 @@
             <w:noProof/>
             <w:webHidden/>
           </w:rPr>
-          <w:t>41</w:t>
+          <w:t>40</w:t>
         </w:r>
         <w:r>
           <w:rPr>
@@ -8218,7 +8218,7 @@
           <w14:ligatures w14:val="standardContextual"/>
         </w:rPr>
       </w:pPr>
-      <w:hyperlink w:anchor="_Toc234963798" w:history="1">
+      <w:hyperlink w:anchor="_Toc235186310" w:history="1">
         <w:r>
           <w:rPr>
             <w:rStyle w:val="Hyperlink"/>
@@ -8245,7 +8245,7 @@
             <w:noProof/>
             <w:webHidden/>
           </w:rPr>
-          <w:instrText xml:space="preserve"> PAGEREF _Toc234963798 \h </w:instrText>
+          <w:instrText xml:space="preserve"> PAGEREF _Toc235186310 \h </w:instrText>
         </w:r>
         <w:r>
           <w:rPr>
@@ -8265,7 +8265,7 @@
             <w:noProof/>
             <w:webHidden/>
           </w:rPr>
-          <w:t>42</w:t>
+          <w:t>41</w:t>
         </w:r>
         <w:r>
           <w:rPr>
@@ -8290,7 +8290,7 @@
           <w14:ligatures w14:val="standardContextual"/>
         </w:rPr>
       </w:pPr>
-      <w:hyperlink w:anchor="_Toc234963799" w:history="1">
+      <w:hyperlink w:anchor="_Toc235186311" w:history="1">
         <w:r>
           <w:rPr>
             <w:rStyle w:val="Hyperlink"/>
@@ -8317,7 +8317,7 @@
             <w:noProof/>
             <w:webHidden/>
           </w:rPr>
-          <w:instrText xml:space="preserve"> PAGEREF _Toc234963799 \h </w:instrText>
+          <w:instrText xml:space="preserve"> PAGEREF _Toc235186311 \h </w:instrText>
         </w:r>
         <w:r>
           <w:rPr>
@@ -8337,7 +8337,7 @@
             <w:noProof/>
             <w:webHidden/>
           </w:rPr>
-          <w:t>43</w:t>
+          <w:t>42</w:t>
         </w:r>
         <w:r>
           <w:rPr>
@@ -8362,7 +8362,7 @@
           <w14:ligatures w14:val="standardContextual"/>
         </w:rPr>
       </w:pPr>
-      <w:hyperlink w:anchor="_Toc234963800" w:history="1">
+      <w:hyperlink w:anchor="_Toc235186312" w:history="1">
         <w:r>
           <w:rPr>
             <w:rStyle w:val="Hyperlink"/>
@@ -8389,7 +8389,7 @@
             <w:noProof/>
             <w:webHidden/>
           </w:rPr>
-          <w:instrText xml:space="preserve"> PAGEREF _Toc234963800 \h </w:instrText>
+          <w:instrText xml:space="preserve"> PAGEREF _Toc235186312 \h </w:instrText>
         </w:r>
         <w:r>
           <w:rPr>
@@ -8409,7 +8409,7 @@
             <w:noProof/>
             <w:webHidden/>
           </w:rPr>
-          <w:t>44</w:t>
+          <w:t>43</w:t>
         </w:r>
         <w:r>
           <w:rPr>
@@ -8434,7 +8434,7 @@
           <w14:ligatures w14:val="standardContextual"/>
         </w:rPr>
       </w:pPr>
-      <w:hyperlink w:anchor="_Toc234963801" w:history="1">
+      <w:hyperlink w:anchor="_Toc235186313" w:history="1">
         <w:r>
           <w:rPr>
             <w:rStyle w:val="Hyperlink"/>
@@ -8461,7 +8461,7 @@
             <w:noProof/>
             <w:webHidden/>
           </w:rPr>
-          <w:instrText xml:space="preserve"> PAGEREF _Toc234963801 \h </w:instrText>
+          <w:instrText xml:space="preserve"> PAGEREF _Toc235186313 \h </w:instrText>
         </w:r>
         <w:r>
           <w:rPr>
@@ -8481,7 +8481,7 @@
             <w:noProof/>
             <w:webHidden/>
           </w:rPr>
-          <w:t>48</w:t>
+          <w:t>47</w:t>
         </w:r>
         <w:r>
           <w:rPr>
@@ -8506,7 +8506,7 @@
           <w14:ligatures w14:val="standardContextual"/>
         </w:rPr>
       </w:pPr>
-      <w:hyperlink w:anchor="_Toc234963802" w:history="1">
+      <w:hyperlink w:anchor="_Toc235186314" w:history="1">
         <w:r>
           <w:rPr>
             <w:rStyle w:val="Hyperlink"/>
@@ -8533,7 +8533,7 @@
             <w:noProof/>
             <w:webHidden/>
           </w:rPr>
-          <w:instrText xml:space="preserve"> PAGEREF _Toc234963802 \h </w:instrText>
+          <w:instrText xml:space="preserve"> PAGEREF _Toc235186314 \h </w:instrText>
         </w:r>
         <w:r>
           <w:rPr>
@@ -8553,7 +8553,7 @@
             <w:noProof/>
             <w:webHidden/>
           </w:rPr>
-          <w:t>49</w:t>
+          <w:t>48</w:t>
         </w:r>
         <w:r>
           <w:rPr>
@@ -8578,7 +8578,7 @@
           <w14:ligatures w14:val="standardContextual"/>
         </w:rPr>
       </w:pPr>
-      <w:hyperlink w:anchor="_Toc234963803" w:history="1">
+      <w:hyperlink w:anchor="_Toc235186315" w:history="1">
         <w:r>
           <w:rPr>
             <w:rStyle w:val="Hyperlink"/>
@@ -8605,7 +8605,7 @@
             <w:noProof/>
             <w:webHidden/>
           </w:rPr>
-          <w:instrText xml:space="preserve"> PAGEREF _Toc234963803 \h </w:instrText>
+          <w:instrText xml:space="preserve"> PAGEREF _Toc235186315 \h </w:instrText>
         </w:r>
         <w:r>
           <w:rPr>
@@ -8625,7 +8625,7 @@
             <w:noProof/>
             <w:webHidden/>
           </w:rPr>
-          <w:t>53</w:t>
+          <w:t>52</w:t>
         </w:r>
         <w:r>
           <w:rPr>
@@ -8650,7 +8650,7 @@
           <w14:ligatures w14:val="standardContextual"/>
         </w:rPr>
       </w:pPr>
-      <w:hyperlink w:anchor="_Toc234963804" w:history="1">
+      <w:hyperlink w:anchor="_Toc235186316" w:history="1">
         <w:r>
           <w:rPr>
             <w:rStyle w:val="Hyperlink"/>
@@ -8677,7 +8677,7 @@
             <w:noProof/>
             <w:webHidden/>
           </w:rPr>
-          <w:instrText xml:space="preserve"> PAGEREF _Toc234963804 \h </w:instrText>
+          <w:instrText xml:space="preserve"> PAGEREF _Toc235186316 \h </w:instrText>
         </w:r>
         <w:r>
           <w:rPr>
@@ -8697,7 +8697,7 @@
             <w:noProof/>
             <w:webHidden/>
           </w:rPr>
-          <w:t>55</w:t>
+          <w:t>54</w:t>
         </w:r>
         <w:r>
           <w:rPr>
@@ -8758,7 +8758,7 @@
         </w:rPr>
         <w:fldChar w:fldCharType="separate"/>
       </w:r>
-      <w:hyperlink w:anchor="_Toc234963805" w:history="1">
+      <w:hyperlink w:anchor="_Toc235186317" w:history="1">
         <w:r>
           <w:rPr>
             <w:rStyle w:val="Hyperlink"/>
@@ -8794,7 +8794,7 @@
             <w:noProof/>
             <w:webHidden/>
           </w:rPr>
-          <w:instrText xml:space="preserve"> PAGEREF _Toc234963805 \h </w:instrText>
+          <w:instrText xml:space="preserve"> PAGEREF _Toc235186317 \h </w:instrText>
         </w:r>
         <w:r>
           <w:rPr>
@@ -8839,7 +8839,7 @@
           <w14:ligatures w14:val="standardContextual"/>
         </w:rPr>
       </w:pPr>
-      <w:hyperlink w:anchor="_Toc234963806" w:history="1">
+      <w:hyperlink w:anchor="_Toc235186318" w:history="1">
         <w:r>
           <w:rPr>
             <w:rStyle w:val="Hyperlink"/>
@@ -8866,7 +8866,7 @@
             <w:noProof/>
             <w:webHidden/>
           </w:rPr>
-          <w:instrText xml:space="preserve"> PAGEREF _Toc234963806 \h </w:instrText>
+          <w:instrText xml:space="preserve"> PAGEREF _Toc235186318 \h </w:instrText>
         </w:r>
         <w:r>
           <w:rPr>
@@ -8911,7 +8911,7 @@
           <w14:ligatures w14:val="standardContextual"/>
         </w:rPr>
       </w:pPr>
-      <w:hyperlink w:anchor="_Toc234963807" w:history="1">
+      <w:hyperlink w:anchor="_Toc235186319" w:history="1">
         <w:r>
           <w:rPr>
             <w:rStyle w:val="Hyperlink"/>
@@ -8938,7 +8938,7 @@
             <w:noProof/>
             <w:webHidden/>
           </w:rPr>
-          <w:instrText xml:space="preserve"> PAGEREF _Toc234963807 \h </w:instrText>
+          <w:instrText xml:space="preserve"> PAGEREF _Toc235186319 \h </w:instrText>
         </w:r>
         <w:r>
           <w:rPr>
@@ -8983,7 +8983,7 @@
           <w14:ligatures w14:val="standardContextual"/>
         </w:rPr>
       </w:pPr>
-      <w:hyperlink w:anchor="_Toc234963808" w:history="1">
+      <w:hyperlink w:anchor="_Toc235186320" w:history="1">
         <w:r>
           <w:rPr>
             <w:rStyle w:val="Hyperlink"/>
@@ -9010,7 +9010,7 @@
             <w:noProof/>
             <w:webHidden/>
           </w:rPr>
-          <w:instrText xml:space="preserve"> PAGEREF _Toc234963808 \h </w:instrText>
+          <w:instrText xml:space="preserve"> PAGEREF _Toc235186320 \h </w:instrText>
         </w:r>
         <w:r>
           <w:rPr>
@@ -9055,7 +9055,7 @@
           <w14:ligatures w14:val="standardContextual"/>
         </w:rPr>
       </w:pPr>
-      <w:hyperlink w:anchor="_Toc234963809" w:history="1">
+      <w:hyperlink w:anchor="_Toc235186321" w:history="1">
         <w:r>
           <w:rPr>
             <w:rStyle w:val="Hyperlink"/>
@@ -9082,7 +9082,7 @@
             <w:noProof/>
             <w:webHidden/>
           </w:rPr>
-          <w:instrText xml:space="preserve"> PAGEREF _Toc234963809 \h </w:instrText>
+          <w:instrText xml:space="preserve"> PAGEREF _Toc235186321 \h </w:instrText>
         </w:r>
         <w:r>
           <w:rPr>
@@ -9102,7 +9102,7 @@
             <w:noProof/>
             <w:webHidden/>
           </w:rPr>
-          <w:t>29</w:t>
+          <w:t>28</w:t>
         </w:r>
         <w:r>
           <w:rPr>
@@ -9127,7 +9127,7 @@
           <w14:ligatures w14:val="standardContextual"/>
         </w:rPr>
       </w:pPr>
-      <w:hyperlink w:anchor="_Toc234963810" w:history="1">
+      <w:hyperlink w:anchor="_Toc235186322" w:history="1">
         <w:r>
           <w:rPr>
             <w:rStyle w:val="Hyperlink"/>
@@ -9154,7 +9154,7 @@
             <w:noProof/>
             <w:webHidden/>
           </w:rPr>
-          <w:instrText xml:space="preserve"> PAGEREF _Toc234963810 \h </w:instrText>
+          <w:instrText xml:space="preserve"> PAGEREF _Toc235186322 \h </w:instrText>
         </w:r>
         <w:r>
           <w:rPr>
@@ -9174,7 +9174,7 @@
             <w:noProof/>
             <w:webHidden/>
           </w:rPr>
-          <w:t>31</w:t>
+          <w:t>30</w:t>
         </w:r>
         <w:r>
           <w:rPr>
@@ -9199,7 +9199,7 @@
           <w14:ligatures w14:val="standardContextual"/>
         </w:rPr>
       </w:pPr>
-      <w:hyperlink w:anchor="_Toc234963811" w:history="1">
+      <w:hyperlink w:anchor="_Toc235186323" w:history="1">
         <w:r>
           <w:rPr>
             <w:rStyle w:val="Hyperlink"/>
@@ -9226,7 +9226,7 @@
             <w:noProof/>
             <w:webHidden/>
           </w:rPr>
-          <w:instrText xml:space="preserve"> PAGEREF _Toc234963811 \h </w:instrText>
+          <w:instrText xml:space="preserve"> PAGEREF _Toc235186323 \h </w:instrText>
         </w:r>
         <w:r>
           <w:rPr>
@@ -9246,7 +9246,7 @@
             <w:noProof/>
             <w:webHidden/>
           </w:rPr>
-          <w:t>38</w:t>
+          <w:t>37</w:t>
         </w:r>
         <w:r>
           <w:rPr>
@@ -9271,7 +9271,7 @@
           <w14:ligatures w14:val="standardContextual"/>
         </w:rPr>
       </w:pPr>
-      <w:hyperlink w:anchor="_Toc234963812" w:history="1">
+      <w:hyperlink w:anchor="_Toc235186324" w:history="1">
         <w:r>
           <w:rPr>
             <w:rStyle w:val="Hyperlink"/>
@@ -9298,7 +9298,7 @@
             <w:noProof/>
             <w:webHidden/>
           </w:rPr>
-          <w:instrText xml:space="preserve"> PAGEREF _Toc234963812 \h </w:instrText>
+          <w:instrText xml:space="preserve"> PAGEREF _Toc235186324 \h </w:instrText>
         </w:r>
         <w:r>
           <w:rPr>
@@ -9318,7 +9318,7 @@
             <w:noProof/>
             <w:webHidden/>
           </w:rPr>
-          <w:t>44</w:t>
+          <w:t>43</w:t>
         </w:r>
         <w:r>
           <w:rPr>
@@ -9343,7 +9343,7 @@
           <w14:ligatures w14:val="standardContextual"/>
         </w:rPr>
       </w:pPr>
-      <w:hyperlink w:anchor="_Toc234963813" w:history="1">
+      <w:hyperlink w:anchor="_Toc235186325" w:history="1">
         <w:r>
           <w:rPr>
             <w:rStyle w:val="Hyperlink"/>
@@ -9370,7 +9370,7 @@
             <w:noProof/>
             <w:webHidden/>
           </w:rPr>
-          <w:instrText xml:space="preserve"> PAGEREF _Toc234963813 \h </w:instrText>
+          <w:instrText xml:space="preserve"> PAGEREF _Toc235186325 \h </w:instrText>
         </w:r>
         <w:r>
           <w:rPr>
@@ -9390,7 +9390,7 @@
             <w:noProof/>
             <w:webHidden/>
           </w:rPr>
-          <w:t>49</w:t>
+          <w:t>48</w:t>
         </w:r>
         <w:r>
           <w:rPr>
@@ -9415,7 +9415,7 @@
           <w14:ligatures w14:val="standardContextual"/>
         </w:rPr>
       </w:pPr>
-      <w:hyperlink w:anchor="_Toc234963814" w:history="1">
+      <w:hyperlink w:anchor="_Toc235186326" w:history="1">
         <w:r>
           <w:rPr>
             <w:rStyle w:val="Hyperlink"/>
@@ -9442,7 +9442,7 @@
             <w:noProof/>
             <w:webHidden/>
           </w:rPr>
-          <w:instrText xml:space="preserve"> PAGEREF _Toc234963814 \h </w:instrText>
+          <w:instrText xml:space="preserve"> PAGEREF _Toc235186326 \h </w:instrText>
         </w:r>
         <w:r>
           <w:rPr>
@@ -9462,7 +9462,7 @@
             <w:noProof/>
             <w:webHidden/>
           </w:rPr>
-          <w:t>52</w:t>
+          <w:t>51</w:t>
         </w:r>
         <w:r>
           <w:rPr>
@@ -9487,7 +9487,7 @@
           <w14:ligatures w14:val="standardContextual"/>
         </w:rPr>
       </w:pPr>
-      <w:hyperlink w:anchor="_Toc234963815" w:history="1">
+      <w:hyperlink w:anchor="_Toc235186327" w:history="1">
         <w:r>
           <w:rPr>
             <w:rStyle w:val="Hyperlink"/>
@@ -9514,7 +9514,7 @@
             <w:noProof/>
             <w:webHidden/>
           </w:rPr>
-          <w:instrText xml:space="preserve"> PAGEREF _Toc234963815 \h </w:instrText>
+          <w:instrText xml:space="preserve"> PAGEREF _Toc235186327 \h </w:instrText>
         </w:r>
         <w:r>
           <w:rPr>
@@ -9534,7 +9534,7 @@
             <w:noProof/>
             <w:webHidden/>
           </w:rPr>
-          <w:t>53</w:t>
+          <w:t>52</w:t>
         </w:r>
         <w:r>
           <w:rPr>
@@ -9559,7 +9559,7 @@
           <w14:ligatures w14:val="standardContextual"/>
         </w:rPr>
       </w:pPr>
-      <w:hyperlink w:anchor="_Toc234963816" w:history="1">
+      <w:hyperlink w:anchor="_Toc235186328" w:history="1">
         <w:r>
           <w:rPr>
             <w:rStyle w:val="Hyperlink"/>
@@ -9586,7 +9586,7 @@
             <w:noProof/>
             <w:webHidden/>
           </w:rPr>
-          <w:instrText xml:space="preserve"> PAGEREF _Toc234963816 \h </w:instrText>
+          <w:instrText xml:space="preserve"> PAGEREF _Toc235186328 \h </w:instrText>
         </w:r>
         <w:r>
           <w:rPr>
@@ -9606,7 +9606,7 @@
             <w:noProof/>
             <w:webHidden/>
           </w:rPr>
-          <w:t>55</w:t>
+          <w:t>54</w:t>
         </w:r>
         <w:r>
           <w:rPr>
@@ -9631,7 +9631,7 @@
           <w14:ligatures w14:val="standardContextual"/>
         </w:rPr>
       </w:pPr>
-      <w:hyperlink w:anchor="_Toc234963817" w:history="1">
+      <w:hyperlink w:anchor="_Toc235186329" w:history="1">
         <w:r>
           <w:rPr>
             <w:rStyle w:val="Hyperlink"/>
@@ -9658,7 +9658,7 @@
             <w:noProof/>
             <w:webHidden/>
           </w:rPr>
-          <w:instrText xml:space="preserve"> PAGEREF _Toc234963817 \h </w:instrText>
+          <w:instrText xml:space="preserve"> PAGEREF _Toc235186329 \h </w:instrText>
         </w:r>
         <w:r>
           <w:rPr>
@@ -9678,7 +9678,7 @@
             <w:noProof/>
             <w:webHidden/>
           </w:rPr>
-          <w:t>56</w:t>
+          <w:t>55</w:t>
         </w:r>
         <w:r>
           <w:rPr>
@@ -9703,7 +9703,7 @@
           <w14:ligatures w14:val="standardContextual"/>
         </w:rPr>
       </w:pPr>
-      <w:hyperlink w:anchor="_Toc234963818" w:history="1">
+      <w:hyperlink w:anchor="_Toc235186330" w:history="1">
         <w:r>
           <w:rPr>
             <w:rStyle w:val="Hyperlink"/>
@@ -9730,7 +9730,7 @@
             <w:noProof/>
             <w:webHidden/>
           </w:rPr>
-          <w:instrText xml:space="preserve"> PAGEREF _Toc234963818 \h </w:instrText>
+          <w:instrText xml:space="preserve"> PAGEREF _Toc235186330 \h </w:instrText>
         </w:r>
         <w:r>
           <w:rPr>
@@ -9750,7 +9750,7 @@
             <w:noProof/>
             <w:webHidden/>
           </w:rPr>
-          <w:t>56</w:t>
+          <w:t>55</w:t>
         </w:r>
         <w:r>
           <w:rPr>
@@ -9775,7 +9775,7 @@
           <w14:ligatures w14:val="standardContextual"/>
         </w:rPr>
       </w:pPr>
-      <w:hyperlink w:anchor="_Toc234963819" w:history="1">
+      <w:hyperlink w:anchor="_Toc235186331" w:history="1">
         <w:r>
           <w:rPr>
             <w:rStyle w:val="Hyperlink"/>
@@ -9802,7 +9802,7 @@
             <w:noProof/>
             <w:webHidden/>
           </w:rPr>
-          <w:instrText xml:space="preserve"> PAGEREF _Toc234963819 \h </w:instrText>
+          <w:instrText xml:space="preserve"> PAGEREF _Toc235186331 \h </w:instrText>
         </w:r>
         <w:r>
           <w:rPr>
@@ -9822,7 +9822,7 @@
             <w:noProof/>
             <w:webHidden/>
           </w:rPr>
-          <w:t>60</w:t>
+          <w:t>59</w:t>
         </w:r>
         <w:r>
           <w:rPr>
@@ -9847,7 +9847,7 @@
           <w14:ligatures w14:val="standardContextual"/>
         </w:rPr>
       </w:pPr>
-      <w:hyperlink w:anchor="_Toc234963820" w:history="1">
+      <w:hyperlink w:anchor="_Toc235186332" w:history="1">
         <w:r>
           <w:rPr>
             <w:rStyle w:val="Hyperlink"/>
@@ -9874,7 +9874,7 @@
             <w:noProof/>
             <w:webHidden/>
           </w:rPr>
-          <w:instrText xml:space="preserve"> PAGEREF _Toc234963820 \h </w:instrText>
+          <w:instrText xml:space="preserve"> PAGEREF _Toc235186332 \h </w:instrText>
         </w:r>
         <w:r>
           <w:rPr>
@@ -9894,7 +9894,7 @@
             <w:noProof/>
             <w:webHidden/>
           </w:rPr>
-          <w:t>66</w:t>
+          <w:t>65</w:t>
         </w:r>
         <w:r>
           <w:rPr>
@@ -9956,7 +9956,7 @@
     </w:p>
     <w:p>
       <w:r>
-        <w:t xml:space="preserve">A continuación se detalla cómo se repartió el trabajo entre los dos integrantes del grupo, qué objetivos se asignaron y qué mecanismos de coordinación se emplearon durante el desarrollo del TFM. </w:t>
+        <w:t>En esta sección detallamos cómo repartimos el trabajo entre los dos integrantes del grupo, qué objetivos asumió cada uno y con qué mecanismos nos coordinamos a lo largo del TFM.</w:t>
       </w:r>
     </w:p>
     <w:p/>
@@ -9974,12 +9974,12 @@
           <w:sz w:val="28"/>
           <w:szCs w:val="28"/>
         </w:rPr>
-        <w:t>Partes que aborda el TFE</w:t>
-      </w:r>
-    </w:p>
-    <w:p>
-      <w:r>
-        <w:t>Cada estudiante asumió módulos técnicos diferenciados de alta complejidad, integrados en una contribución común:</w:t>
+        <w:t>Partes que aborda el TFM</w:t>
+      </w:r>
+    </w:p>
+    <w:p>
+      <w:r>
+        <w:t>Cada uno asumió módulos técnicos distintos, todos de complejidad alta, que luego confluyeron en una contribución común:</w:t>
       </w:r>
     </w:p>
     <w:p/>
@@ -10111,7 +10111,7 @@
           <w:szCs w:val="24"/>
         </w:rPr>
       </w:pPr>
-      <w:bookmarkStart w:id="1" w:name="_Toc234963805"/>
+      <w:bookmarkStart w:id="1" w:name="_Toc235186317"/>
       <w:r>
         <w:rPr>
           <w:sz w:val="24"/>
@@ -10824,19 +10824,17 @@
     </w:p>
     <w:p>
       <w:pPr>
+        <w:pStyle w:val="Ttulondices"/>
         <w:rPr>
           <w:bCs/>
         </w:rPr>
       </w:pPr>
       <w:r>
         <w:rPr>
-          <w:rFonts w:asciiTheme="majorHAnsi" w:hAnsiTheme="majorHAnsi" w:cs="Arial"/>
-          <w:color w:val="0098CD"/>
           <w:sz w:val="28"/>
           <w:szCs w:val="28"/>
-          <w:lang w:eastAsia="en-US"/>
-        </w:rPr>
-        <w:t>Objetivo del TFE desde el punto de vista de la adquisición de conocimientos</w:t>
+        </w:rPr>
+        <w:t>Objetivo del TFM desde el punto de vista de la adquisición de conocimientos</w:t>
       </w:r>
     </w:p>
     <w:p>
@@ -10846,7 +10844,7 @@
         </w:rPr>
       </w:pPr>
       <w:r>
-        <w:t>En cuanto a los conocimientos puestos en juego, el TFM cruza varias disciplinas del máster. Del álgebra toma los grupos de Lie SO(3)/SE(3) y los cuaterniones. Del análisis hereda las ecuaciones diferenciales estocásticas y los procesos de Markov; de la estadística, el score matching y la estimación de densidades; de la computación, el deep learning y las arquitecturas Transformer junto a los modelos de difusión; y de la ingeniería, la robótica, la visión por computador y el control. Cada estudiante desarrolló módulos técnicos diferenciados de alta complejidad, y su integración es la que da al conjunto un carácter holístico de interés académico e industrial.</w:t>
+        <w:t>En cuanto a los conocimientos puestos en juego, el TFM cruza varias disciplinas del máster. Del álgebra tomamos los grupos de Lie SO(3)/SE(3) y los cuaterniones; del análisis, las ecuaciones diferenciales estocásticas y los procesos de Markov; de la estadística, el score matching y la estimación de densidades. La computación aporta el deep learning y, en particular, las arquitecturas Transformer y los modelos de difusión; la ingeniería, la robótica, la visión por computador y el control. Cada estudiante desarrolló módulos diferenciados de alta complejidad, y es su integración la que da al conjunto ese carácter holístico, de interés tanto académico como industrial.</w:t>
       </w:r>
     </w:p>
     <w:p>
@@ -10877,7 +10875,7 @@
     </w:p>
     <w:p>
       <w:r>
-        <w:t>Para coordinarnos se recurrió a reuniones semanales por videoconferencia, a un repositorio compartido en GitHub para el código y la documentación (Godoy Bonillo &amp; Carrasco, 2026), y a Google Drive para los archivos del documento. La comunicación diaria iba por WhatsApp/Telegram. El código se revisó de forma mutua (code review). Los cuadernos de entrenamiento se compartieron en Google Colab, y CoppeliaSim se mantuvo con configuraciones sincronizadas para que los experimentos fueran reproducibles entre ambos.</w:t>
+        <w:t>Para coordinarnos mantuvimos reuniones semanales por videoconferencia, un repositorio compartido en GitHub para el código y la documentación (Godoy Bonillo &amp; Carrasco, 2026) y Google Drive para los archivos del documento. El día a día lo llevábamos por WhatsApp y Telegram. El código se revisó de forma cruzada (code review); los cuadernos de entrenamiento se compartieron en Google Colab; y mantuvimos CoppeliaSim con configuraciones sincronizadas para que los experimentos fueran reproducibles entre ambos.</w:t>
       </w:r>
     </w:p>
     <w:p>
@@ -10913,17 +10911,17 @@
     </w:p>
     <w:p>
       <w:r>
-        <w:t>Este Trabajo Fin de Máster se ocupa de uno de los retos más vigentes de la robótica industrial: la estimación de pose 6-DoF (seis grados de libertad) para bin picking robótico. Lo aborda integrando dos de las arquitecturas más recientes del deep learning. El bin picking (la recogida automática de piezas amontonadas sin orden en contenedores) sigue siendo un problema abierto. Resolverlo con eficiencia repercutiría de lleno en la productividad de líneas automatizadas de automoción, electrónica y logística.</w:t>
-      </w:r>
-    </w:p>
-    <w:p>
-      <w:r>
-        <w:t>Estimar la pose 6-DoF consiste en recuperar la posición (traslación en ℝ³) y la orientación (rotación en SO(3)) de un objeto, lo que se formaliza como un elemento del grupo especial euclídeo SE(3). En la industria el problema se complica. Hay oclusiones entre piezas apiladas, cambios de iluminación, superficies metálicas que reflejan y ausencia de textura. Ante este panorama, los métodos clásicos de template matching y descriptores geométricos se quedan cortos (Thalhammer et al., 2024).</w:t>
-      </w:r>
-    </w:p>
-    <w:p>
-      <w:r>
-        <w:t>La propuesta es un pipeline completo que articula dos modelos. FoundationPose (Wen et al., 2024), basado en Transformers y distinguido en el BOP Challenge 2024, estima la pose por atención cruzada 2D-3D. Diffusion Policy (Chi et al., 2023) plantea la planificación de trayectorias de agarre como un proceso de difusión inversa que se resuelve con ecuaciones diferenciales estocásticas. Unir ambos paradigmas bajo un análisis matemático cuidado: esa es la contribución original de este Trabajo Final de Maestría.</w:t>
+        <w:t>Este Trabajo Fin de Máster aborda un problema que la robótica industrial todavía no da por cerrado: estimar la pose 6-DoF —los seis grados de libertad de posición y orientación— de piezas amontonadas sin orden dentro de un contenedor, de modo que un robot pueda recogerlas una a una. Es lo que se conoce como bin picking. Para atacarlo nos apoyamos en dos de las arquitecturas que han redefinido el deep learning reciente. El problema dista de estar resuelto, y avanzar en él repercute de lleno en líneas de automoción, electrónica y logística, donde la recogida de piezas a granel sigue siendo uno de los cuellos de botella de la automatización.</w:t>
+      </w:r>
+    </w:p>
+    <w:p>
+      <w:r>
+        <w:t>Estimar la pose 6-DoF significa recuperar dos cosas: dónde está el objeto (una traslación en ℝ³) y cómo está orientado (una rotación en SO(3)). Ambas se formalizan de forma conjunta como un elemento del grupo especial euclídeo SE(3). Sobre el papel es un problema geométrico limpio; en una planta industrial deja de serlo. Las piezas se ocluyen entre sí al apilarse, la iluminación cambia, las superficies metálicas reflejan y muchas carecen de textura que sirva de referencia. En ese escenario, los métodos clásicos —template matching y descriptores geométricos— se quedan cortos (Thalhammer et al., 2024).</w:t>
+      </w:r>
+    </w:p>
+    <w:p>
+      <w:r>
+        <w:t>Lo que proponemos es un pipeline completo articulado sobre dos modelos que rara vez se han visto juntos. El primero, FoundationPose (Wen et al., 2024), estima la pose mediante atención cruzada 2D-3D; es una arquitectura Transformer que destacó en el BOP Challenge 2024. El segundo, Diffusion Policy (Chi et al., 2023), trata la planificación de la trayectoria de agarre como un proceso de difusión inversa, resuelto con ecuaciones diferenciales estocásticas. Ninguno de los dos es nuestro; sí lo es la decisión de unirlos y sostener esa unión con un análisis matemático cuidadoso. Ahí reside la aportación original de este Trabajo Fin de Máster.</w:t>
       </w:r>
     </w:p>
     <w:p>
@@ -10938,27 +10936,27 @@
     </w:p>
     <w:p>
       <w:r>
-        <w:t>Automatizar el bin picking con visión artificial y deep learning es una necesidad clara de la Industria 4.0. La revisión sistemática de Cordeiro et al. (2026), publicada en Robotics and Autonomous Systems, coloca el bin picking entre los problemas a medio resolver de la robótica industrial. Las tasas de éxito varían de forma notable según las propiedades del objeto (textura, simetría, material) y el grado de oclusión dentro del contenedor.</w:t>
-      </w:r>
-    </w:p>
-    <w:p>
-      <w:r>
-        <w:t>Liu et al. (2025a) ordenan los métodos clásicos de estimación de pose en tres familias: los basados en correspondencias (PnP, ICP), los de regresión directa (PoseCNN, GDR-Net) y los de render-and-compare (MegaPose), que comparten las mismas debilidades: requieren datos de entrenamiento por objeto, generalizan mal a piezas nuevas y dejan fuera la naturaleza multimodal del agarre.</w:t>
-      </w:r>
-    </w:p>
-    <w:p>
-      <w:r>
-        <w:t>La arquitectura Transformer surgió en el procesamiento de lenguaje natural (Vaswani et al., 2017). Su atención multi-cabeza pronto transformó también la visión por computador, ya que modela dependencias de largo alcance entre regiones de una imagen o entre las modalidades 2D y 3D. FoundationPose (Wen et al., 2024) aprovecha esa capacidad: empareja los renders del modelo CAD con observaciones RGB-D reales y alcanza resultados de vanguardia sin reentrenar para cada objeto.</w:t>
-      </w:r>
-    </w:p>
-    <w:p>
-      <w:r>
-        <w:t>Los modelos de difusión ofrecen una formulación elegante para planificar trayectorias. Diffusion Policy (Chi et al., 2023) representa la distribución de trayectorias de agarre como un proceso de difusión condicionado por la observación visual, que se resuelve con score matching y dinámica de Langevin. El planteamiento capta sin esfuerzo la multimodalidad del bin picking. Para un mismo objeto coexisten varias formas de agarre igual de válidas.</w:t>
-      </w:r>
-    </w:p>
-    <w:p>
-      <w:r>
-        <w:t>El interés académico del trabajo se apoya en tres aspectos. El primero, la integración de los dos paradigmas, Transformers y difusión, en un pipeline unificado de bin picking que la literatura aún no había abordado. El segundo es el análisis matemático de los mecanismos implicados (grupos de Lie SE(3)/SO(3), representaciones de rotación, procesos estocásticos y convergencia del score matching); su tratamiento formal se reserva al capítulo de desarrollo, de modo que la introducción no pierda concisión, y ese rigor encaja con el nivel de un Máster en Ingeniería Matemática y Computación. El tercero es la validación sobre benchmarks reconocidos (BOP Challenge), que abre la puerta a una comparación directa y reproducible con el estado del arte.</w:t>
+        <w:t>Automatizar el bin picking con visión artificial y deep learning es una de las demandas más claras de la Industria 4.0. No lo decimos solo nosotros: la revisión sistemática de Cordeiro et al. (2026), publicada en Robotics and Autonomous Systems, sitúa el bin picking entre los problemas a medio resolver de la robótica industrial. Y lo que más llama la atención de esa literatura es la dispersión de los resultados; las tasas de éxito oscilan mucho según la textura, la simetría y el material de la pieza, y según cuánto se oculten unas a otras dentro del contenedor.</w:t>
+      </w:r>
+    </w:p>
+    <w:p>
+      <w:r>
+        <w:t>Liu et al. (2025a) ordenan los métodos clásicos de estimación de pose en tres familias: los basados en correspondencias (PnP, ICP), los de regresión directa (PoseCNN, GDR-Net) y los de render-and-compare (MegaPose). Pese a sus diferencias, arrastran las mismas limitaciones. Necesitan datos de entrenamiento específicos para cada objeto, generalizan mal en cuanto aparece una pieza nueva y, además, dejan fuera algo que a nosotros nos resultó central: que el agarre es intrínsecamente multimodal.</w:t>
+      </w:r>
+    </w:p>
+    <w:p>
+      <w:r>
+        <w:t>La arquitectura Transformer nació en el procesamiento de lenguaje natural (Vaswani et al., 2017), pero su mecanismo de atención multi-cabeza no tardó en llegar a la visión por computador: modela con naturalidad las dependencias de largo alcance, ya sea entre regiones distantes de una imagen o entre las modalidades 2D y 3D. FoundationPose (Wen et al., 2024) explota precisamente esa propiedad. Empareja los renders del modelo CAD con observaciones RGB-D reales y alcanza resultados de vanguardia sin necesidad de reentrenar para cada objeto nuevo.</w:t>
+      </w:r>
+    </w:p>
+    <w:p>
+      <w:r>
+        <w:t>Del lado de la planificación, los modelos de difusión aportan una formulación notablemente elegante. Diffusion Policy (Chi et al., 2023) representa la distribución de trayectorias de agarre como un proceso de difusión condicionado por la observación visual, que se resuelve mediante score matching y dinámica de Langevin. La ventaja es que este planteamiento captura sin artificios la multimodalidad del bin picking: ese hecho, fácil de pasar por alto, de que para una misma pieza conviven varias formas de agarre igual de válidas.</w:t>
+      </w:r>
+    </w:p>
+    <w:p>
+      <w:r>
+        <w:t>El interés académico del trabajo se apoya en tres aspectos. El primero es la integración misma de los dos paradigmas —Transformers y difusión— en un pipeline unificado de bin picking, algo que, hasta donde alcanza nuestra revisión, la literatura no había abordado. El segundo es el análisis matemático de los mecanismos implicados: grupos de Lie SE(3)/SO(3), representaciones de rotación, procesos estocásticos y convergencia del score matching; su tratamiento formal se reserva para el capítulo de desarrollo, para no sacrificar la concisión de esta introducción, y encaja de lleno con el nivel de un Máster en Ingeniería Matemática y Computación. El tercero es la validación sobre benchmarks reconocidos (BOP Challenge), que permite una comparación directa y reproducible con el estado del arte.</w:t>
       </w:r>
     </w:p>
     <w:p>
@@ -10973,539 +10971,529 @@
     </w:p>
     <w:p>
       <w:r>
-        <w:t>El problema central de este Trabajo de fin de maestría consiste en estimar de forma robusta la pose 6-DoF de objetos industriales parcialmente ocluidos en escenarios de bin picking. Formalmente, dada una imagen RGB-D de una cámara calibrada con matriz de intrínsecos K y un modelo 3D del objeto (</w:t>
+        <w:t>El núcleo del trabajo es estimar de forma robusta la pose 6-DoF de objetos industriales parcialmente ocluidos en escenarios de bin picking. En términos formales, partimos de una imagen RGB-D tomada por una cámara calibrada, con matriz de intrínsecos K, y de un modelo 3D del objeto (una malla CAD o una nube de puntos); el objetivo es hallar la transformación rígida T ∈ SE(3) que alinea el sistema de coordenadas del objeto con el de la cámara.</w:t>
+      </w:r>
+    </w:p>
+    <w:p>
+      <w:r>
+        <w:t>Esa transformación se descompone en una rotación R ∈ SO(3) y una traslación t ∈ ℝ³. La rotación admite varias parametrizaciones —cuaterniones, ángulos de Euler o la representación continua de seis dimensiones de Zhou et al. (2019)—, y la elección no es un tecnicismo inocuo: condiciona directamente la convergencia y la estabilidad del entrenamiento. Su tratamiento formal, junto con la formulación de SE(3) como grupo de Lie a partir del marco que sistematizan Solà et al. (2018), se desarrolla en el Capítulo 4.</w:t>
+      </w:r>
+    </w:p>
+    <w:p>
+      <w:r>
+        <w:t>Pero estimar la pose no basta: hay que planificar el agarre. A partir de la pose 6-DoF estimada se genera una trayectoria articular con la que el manipulador alcanza la pieza, la sujeta y la extrae del contenedor sin colisionar con el resto. Y aquí reaparece la multimodalidad, porque para una misma escena distintas trayectorias resultan igualmente válidas.</w:t>
+      </w:r>
+    </w:p>
+    <w:p>
+      <w:r>
+        <w:t>Sobre esa base, el problema impone cinco restricciones que hemos adoptado como criterios de diseño: (a) precisión submilimétrica, la que exige el ensamblaje industrial; (b) robustez ante oclusiones parciales de hasta el 70 % del objeto; (c) generalización a piezas sin textura, como las del dataset T-LESS; (d) inferencia por debajo de 500 ms, para no romper el tiempo de ciclo industrial; y (e) viabilidad sin una GPU dedicada de alto coste.</w:t>
+      </w:r>
+    </w:p>
+    <w:p>
+      <w:pPr>
+        <w:pStyle w:val="Heading2"/>
+      </w:pPr>
+      <w:bookmarkStart w:id="8" w:name="_Toc234933501"/>
+      <w:r>
+        <w:t>Hipótesis</w:t>
+      </w:r>
+      <w:bookmarkEnd w:id="8"/>
+    </w:p>
+    <w:p>
+      <w:r>
+        <w:t>Del problema y de la revisión del estado del arte se derivan tres hipótesis verificables, que son las que orientan todo el diseño experimental:</w:t>
+      </w:r>
+    </w:p>
+    <w:p>
+      <w:r>
+        <w:t xml:space="preserve">H1 (Precisión de pose). Un pipeline basado en FoundationPose mejora el </w:t>
       </w:r>
       <w:r>
         <w:rPr>
           <w:i/>
         </w:rPr>
-        <w:t>mesh</w:t>
-      </w:r>
-      <w:r>
-        <w:t xml:space="preserve"> CAD o nube de puntos), se busca la transformación rígida T ∈ SE(3) que alinea el sistema de coordenadas del objeto con el de la cámara.</w:t>
-      </w:r>
-    </w:p>
-    <w:p>
-      <w:r>
-        <w:t>Esa transformación se descompone en una rotación R ∈ SO(3) y una traslación t ∈ ℝ³. La rotación admite distintas parametrizaciones (cuaterniones, ángulos de Euler o la representación continua de 6 dimensiones de Zhou et al., 2019), cuya elección no es un detalle menor, pues condiciona la convergencia y la estabilidad del entrenamiento. Su tratamiento formal, junto con la formulación de SE(3) como grupo de Lie sobre el marco sistematizado por Solà et al. (2018), se desarrolla en el Capítulo 4.</w:t>
-      </w:r>
-    </w:p>
-    <w:p>
-      <w:r>
-        <w:t>El problema exige también planificar la trayectoria de agarre. A partir de la pose 6-DoF estimada se debe generar una trayectoria articular que permita al manipulador alcanzar la pieza, sujetarla y extraerla del contenedor sin colisiones. La multimodalidad reaparece en esta fase, ya que para una misma escena distintas trayectorias resultan igualmente válidas.</w:t>
-      </w:r>
-    </w:p>
-    <w:p>
-      <w:r>
-        <w:t>El problema impone cinco restricciones: (a) precisión submilimétrica para el ensamblaje industrial; (b) robustez ante oclusiones parciales, hasta del 70% del objeto; (c) generalización a piezas sin textura, como las del dataset T-LESS; (d) compatibilidad con el tiempo de ciclo industrial, con inferencia por debajo de 500 ms; y (e) viabilidad sin GPU dedicada de alto coste.</w:t>
+        <w:t>Mean AR</w:t>
+      </w:r>
+      <w:r>
+        <w:t xml:space="preserve"> (la métrica oficial del BOP Challenge) en al menos 3 puntos porcentuales respecto al baseline GDR-Net++ en T-LESS y YCB-Video, y mantiene un </w:t>
+      </w:r>
+      <w:r>
+        <w:rPr>
+          <w:i/>
+        </w:rPr>
+        <w:t>recall</w:t>
+      </w:r>
+      <w:r>
+        <w:t xml:space="preserve"> a 10 mm sobre ADD-S por encima del 95 % en ambos datasets. La aceptación se decide con un intervalo de confianza al 95 % por bootstrap no paramétrico (B = 1000 resamples) sobre las instancias evaluadas.</w:t>
+      </w:r>
+    </w:p>
+    <w:p>
+      <w:r>
+        <w:t>H2 (Planificación multimodal). Diffusion Policy genera trayectorias de agarre con un score medio de al menos 0.95 y un tiempo de muestreo por debajo de 50 ms por trayectoria, y recoge la multimodalidad propia del agarre que los planificadores deterministas no llegan a representar.</w:t>
+      </w:r>
+    </w:p>
+    <w:p>
+      <w:r>
+        <w:t>H3 (Viabilidad sin GPU dedicada). El pipeline completo (percepción, planificación y ejecución en simulación) corre sobre una arquitectura híbrida, local (Apple M1 Pro) y remota (Google Colab Tesla T4), con un tiempo de ciclo compatible con bucles industriales, por debajo de 10 s por instancia.</w:t>
+      </w:r>
+    </w:p>
+    <w:p>
+      <w:r>
+        <w:t xml:space="preserve">Cada hipótesis se contrasta cuantitativamente en los capítulos de desarrollo y conclusiones. Se emplean métricas BOP estándar, intervalos de confianza al 95 % por bootstrap y comparación directa con el </w:t>
+      </w:r>
+      <w:r>
+        <w:rPr>
+          <w:i/>
+        </w:rPr>
+        <w:t>leaderboard</w:t>
+      </w:r>
+      <w:r>
+        <w:t xml:space="preserve"> oficial.</w:t>
       </w:r>
     </w:p>
     <w:p>
       <w:pPr>
         <w:pStyle w:val="Heading2"/>
       </w:pPr>
-      <w:bookmarkStart w:id="8" w:name="_Toc234933501"/>
-      <w:r>
-        <w:t>Hipótesis</w:t>
-      </w:r>
-      <w:bookmarkEnd w:id="8"/>
-    </w:p>
-    <w:p>
-      <w:r>
-        <w:t>Del problema y del estado del arte surgen tres hipótesis verificables que orientan el diseño experimental:</w:t>
-      </w:r>
-    </w:p>
-    <w:p>
-      <w:r>
-        <w:t xml:space="preserve">H1 (Precisión de pose). Un pipeline basado en FoundationPose mejora el </w:t>
+      <w:bookmarkStart w:id="9" w:name="_Toc234933502"/>
+      <w:r>
+        <w:t>Contribución del trabajo</w:t>
+      </w:r>
+      <w:bookmarkEnd w:id="9"/>
+    </w:p>
+    <w:p>
+      <w:r>
+        <w:t>Las contribuciones del trabajo se organizan en cinco ejes; el Capítulo 5 los desarrolla y los cierra con la evidencia experimental.</w:t>
+      </w:r>
+    </w:p>
+    <w:p>
+      <w:r>
+        <w:t>Metodológicamente, formulamos un pipeline unificado que integra FoundationPose (percepción basada en Transformers) y Diffusion Policy (planificación por difusión) bajo un mismo marco geométrico y estocástico. Ese marco es, a la vez, la segunda contribución: hacemos explícita la conexión entre la atención cruzada 2D-3D, la geometría de los grupos de Lie SE(3)/SO(3) y el muestreo de Langevin condicionado. En lo empírico, evaluamos el sistema sobre los benchmarks BOP (T-LESS e YCB-Video) y validamos el ciclo completo en simulación con intervalos de confianza por bootstrap. La cuarta contribución es de reproducibilidad: liberamos un repositorio público con los hiperparámetros, las semillas y los entornos Docker necesarios para replicar el pipeline sin hardware industrial costoso. Y la quinta, de transferencia: mostramos que el bin picking con deep learning es viable sobre hardware accesible, al alcance de pequeñas y medianas empresas. A todo ello se suma una capa de comprensión de lenguaje natural que permite señalar la pieza objetivo mediante instrucciones cotidianas, integrada de forma poco invasiva sobre el pipeline.</w:t>
+      </w:r>
+    </w:p>
+    <w:p>
+      <w:pPr>
+        <w:pStyle w:val="Heading2"/>
+      </w:pPr>
+      <w:bookmarkStart w:id="10" w:name="_Toc234933503"/>
+      <w:r>
+        <w:t>Estructura del trabajo</w:t>
+      </w:r>
+      <w:bookmarkEnd w:id="10"/>
+    </w:p>
+    <w:p>
+      <w:r>
+        <w:t>La memoria se organiza en cinco capítulos. El primero, el presente, plantea el problema, lo justifica y lo formaliza. El Capítulo 2 revisa el contexto y el estado del arte a partir de una treintena de publicaciones agrupadas en seis categorías temáticas, y termina señalando la brecha de investigación que da pie a este trabajo.</w:t>
+      </w:r>
+    </w:p>
+    <w:p>
+      <w:r>
+        <w:t>El Capítulo 3 fija los objetivos —general y específicos— y la metodología, e incluye el diseño experimental, la estrategia híbrida local-remota y el protocolo estadístico. El Capítulo 4 desarrolla la contribución propiamente dicha: la arquitectura del pipeline integrado, su fundamento en los grupos de Lie SE(3)/SO(3) y en las ecuaciones diferenciales estocásticas de los modelos de difusión, los detalles de implementación y la evidencia experimental con métricas BOP. El Capítulo 5, por último, reúne las conclusiones, cierra las hipótesis y traza las líneas de trabajo futuro.</w:t>
+      </w:r>
+    </w:p>
+    <w:p>
+      <w:pPr>
+        <w:pStyle w:val="Heading1"/>
+      </w:pPr>
+      <w:bookmarkStart w:id="11" w:name="_Toc234933504"/>
+      <w:r>
+        <w:t>Contexto y estado del arte</w:t>
+      </w:r>
+      <w:bookmarkEnd w:id="11"/>
+    </w:p>
+    <w:p>
+      <w:r>
+        <w:t>Este capítulo revisa el estado del arte en estimación de pose 6-DoF y bin picking robótico. Nos apoyamos en un catálogo de más de treinta publicaciones, todas con DOI o referencia arXiv, que hemos agrupado en seis categorías temáticas. La intención es doble: situar este Trabajo Fin de Máster en el panorama actual de investigación y justificar, sobre esa base, las decisiones de diseño del pipeline. La exposición avanza de lo general a lo concreto —de los surveys a los métodos, y de ahí a los datasets y las técnicas complementarias— y termina delimitando la brecha que este trabajo viene a cubrir.</w:t>
+      </w:r>
+    </w:p>
+    <w:p>
+      <w:pPr>
+        <w:pStyle w:val="Heading2"/>
+      </w:pPr>
+      <w:bookmarkStart w:id="12" w:name="_Toc234933505"/>
+      <w:r>
+        <w:t>Surveys y revisiones generales</w:t>
+      </w:r>
+      <w:bookmarkEnd w:id="12"/>
+    </w:p>
+    <w:p>
+      <w:r>
+        <w:t xml:space="preserve">La revisión abre con el survey de Liu et al. (2025a) en el International Journal of Computer Vision (IJCV), que sistematiza más de 200 métodos de estimación de pose con deep learning a lo largo de cuatro ejes: el tipo de entrada (RGB, RGB-D o nubes de puntos), la representación de la pose (cuaterniones, matrices de rotación o representación 6D continua), la estrategia de estimación (regresión directa, correspondencias, render-and-compare o </w:t>
       </w:r>
       <w:r>
         <w:rPr>
           <w:i/>
-        </w:rPr>
-        <w:t>Mean AR</w:t>
-      </w:r>
-      <w:r>
-        <w:t xml:space="preserve"> (la métrica oficial del BOP Challenge) en al menos 3 puntos porcentuales respecto al baseline GDR-Net++ en T-LESS y YCB-Video, y mantiene un </w:t>
+          <w:iCs/>
+        </w:rPr>
+        <w:t>voting</w:t>
+      </w:r>
+      <w:r>
+        <w:t xml:space="preserve">) y el paradigma de entrenamiento (supervisado, auto-supervisado o </w:t>
       </w:r>
       <w:r>
         <w:rPr>
           <w:i/>
-        </w:rPr>
-        <w:t>recall</w:t>
-      </w:r>
-      <w:r>
-        <w:t xml:space="preserve"> a 10 mm sobre ADD-S por encima del 95 % en ambos datasets. La aceptación se decide con un intervalo de confianza al 95 % por bootstrap no paramétrico (B = 1000 resamples) sobre las instancias evaluadas.</w:t>
-      </w:r>
-    </w:p>
-    <w:p>
-      <w:r>
-        <w:t>H2 (Planificación multimodal). Diffusion Policy genera trayectorias de agarre con un score medio de al menos 0.95 y un tiempo de muestreo por debajo de 50 ms por trayectoria, y recoge la multimodalidad propia del agarre que los planificadores deterministas no llegan a representar.</w:t>
-      </w:r>
-    </w:p>
-    <w:p>
-      <w:r>
-        <w:t>H3 (Viabilidad sin GPU dedicada). El pipeline completo (percepción, planificación y ejecución en simulación) corre sobre una arquitectura híbrida, local (Apple M1 Pro) y remota (Google Colab Tesla T4), con un tiempo de ciclo compatible con bucles industriales, por debajo de 10 s por instancia.</w:t>
-      </w:r>
-    </w:p>
-    <w:p>
-      <w:r>
-        <w:t xml:space="preserve">Cada hipótesis se contrasta cuantitativamente en los capítulos de desarrollo y conclusiones. Se emplean métricas BOP estándar, intervalos de confianza al 95 % por bootstrap y comparación directa con el </w:t>
+          <w:iCs/>
+        </w:rPr>
+        <w:t>few-shot</w:t>
+      </w:r>
+      <w:r>
+        <w:t xml:space="preserve">). Su conclusión es nítida: el campo se desplaza hacia arquitecturas </w:t>
       </w:r>
       <w:r>
         <w:rPr>
           <w:i/>
-        </w:rPr>
-        <w:t>leaderboard</w:t>
-      </w:r>
-      <w:r>
-        <w:t xml:space="preserve"> oficial.</w:t>
+          <w:iCs/>
+        </w:rPr>
+        <w:t>Transformer</w:t>
+      </w:r>
+      <w:r>
+        <w:t xml:space="preserve"> y hacia métodos que generalizan a objetos no vistos. Es justo esa tendencia la que respalda nuestra elección de FoundationPose como método central.</w:t>
+      </w:r>
+    </w:p>
+    <w:p>
+      <w:r>
+        <w:t>Guan et al. (2024) añaden a esa panorámica un survey en Sensors donde los métodos 6-DoF se ordenan por escenario de aplicación: realidad virtual/aumentada, conducción autónoma y robótica. La taxonomía nos sirvió para precisar los requisitos del dominio industrial que abordamos —precisión submilimétrica, robustez ante oclusiones y compatibilidad con el tiempo de ciclo—. Los autores constatan que el deep learning supera de forma consistente a los enfoques clásicos en los tres escenarios, y que la brecha se ensancha en robótica, donde la variabilidad de condiciones operativas es mucho más acusada.</w:t>
+      </w:r>
+    </w:p>
+    <w:p>
+      <w:r>
+        <w:t>Ya en el terreno del bin picking, Cordeiro et al. (2026) firman en Robotics and Autonomous Systems una revisión de la percepción visual para esta tarea que se remonta a 2009. El trabajo traza el paso de los descriptores geométricos a las arquitecturas de deep learning y descompone el problema en tres subproblemas: localización del objeto, estimación de pose y predicción de agarre. Su conclusión es contundente y, para nosotros, oportuna: integrar esos tres subproblemas en un pipeline end-to-end sigue siendo un reto abierto. Es exactamente el que abordamos.</w:t>
+      </w:r>
+    </w:p>
+    <w:p>
+      <w:r>
+        <w:t xml:space="preserve">Kleeberger et al. (2020), en Current Robotics Reports, examinan el </w:t>
+      </w:r>
+      <w:r>
+        <w:rPr>
+          <w:i/>
+          <w:iCs/>
+        </w:rPr>
+        <w:t>grasping</w:t>
+      </w:r>
+      <w:r>
+        <w:t xml:space="preserve"> robótico por aprendizaje y el compromiso entre los métodos model-free —más generalizables pero menos precisos— y los model-based —más precisos pero menos adaptables—. Esa dualidad encaja con nuestro diseño: FoundationPose actúa como bloque model-based (necesita el CAD) y Diffusion Policy como componente model-free de planificación. Thalhammer et al. (2024), en IEEE Transactions on Robotics, enumeran por su parte los tres retos de la estimación de pose 6D monocular —la ambigüedad por simetría, la degradación por oclusión y las limitaciones de las representaciones de rotación—, que tratamos formalmente en los Capítulos 4 y 5.</w:t>
       </w:r>
     </w:p>
     <w:p>
       <w:pPr>
         <w:pStyle w:val="Heading2"/>
       </w:pPr>
-      <w:bookmarkStart w:id="9" w:name="_Toc234933502"/>
-      <w:r>
-        <w:t>Contribución del trabajo</w:t>
-      </w:r>
-      <w:bookmarkEnd w:id="9"/>
-    </w:p>
-    <w:p>
-      <w:r>
-        <w:t>Las contribuciones de este Trabajo Fin de Máster se organizan en cinco ejes, que el Capítulo 5 desarrolla y cierra con la evidencia experimental.</w:t>
-      </w:r>
-    </w:p>
-    <w:p>
-      <w:r>
-        <w:t>En el plano metodológico, se formula un pipeline unificado que integra FoundationPose (percepción basada en Transformers) y Diffusion Policy (planificación por difusión) bajo un mismo marco geométrico y estocástico. En el plano matemático, se explicita la conexión entre la atención cruzada 2D-3D, la geometría de los grupos de Lie SE(3)/SO(3) y el muestreo de Langevin condicionado. En el empírico, el sistema se evalúa sobre los benchmarks BOP (T-LESS e YCB-Video) y se valida el ciclo completo en simulación con intervalos de confianza por bootstrap. En reproducibilidad, se libera un repositorio público con los hiperparámetros, las semillas y los entornos Docker necesarios para replicar el pipeline sin hardware industrial costoso. Por último, en el plano de la transferencia, se demuestra la viabilidad del bin picking con deep learning sobre hardware accesible, al alcance de pequeñas y medianas empresas. Este trabajo añade, además, una capa de comprensión de lenguaje natural que permite indicar la pieza objetivo mediante instrucciones cotidianas, integrada de forma poco invasiva sobre el pipeline.</w:t>
+      <w:bookmarkStart w:id="13" w:name="_Toc234933506"/>
+      <w:r>
+        <w:t>Métodos de estimación de pose 6-DoF</w:t>
+      </w:r>
+      <w:bookmarkEnd w:id="13"/>
+    </w:p>
+    <w:p>
+      <w:r>
+        <w:t xml:space="preserve">Los métodos de estimación de pose 6-DoF han cambiado mucho en la última década, con un recorrido que va de los enfoques basados en CNN a las arquitecturas </w:t>
+      </w:r>
+      <w:r>
+        <w:rPr>
+          <w:i/>
+          <w:iCs/>
+        </w:rPr>
+        <w:t>Transformer</w:t>
+      </w:r>
+      <w:r>
+        <w:t>. Los presentamos a continuación ordenados de los clásicos a las propuestas más recientes.</w:t>
+      </w:r>
+    </w:p>
+    <w:p>
+      <w:pPr>
+        <w:pStyle w:val="Heading3"/>
+      </w:pPr>
+      <w:bookmarkStart w:id="14" w:name="_Toc234933507"/>
+      <w:r>
+        <w:t>Métodos clásicos y baselines</w:t>
+      </w:r>
+      <w:bookmarkEnd w:id="14"/>
+    </w:p>
+    <w:p>
+      <w:r>
+        <w:t xml:space="preserve">Entre los trabajos seminales de estimación de pose 6-DoF con deep learning destaca PoseCNN (Xiang et al., 2018), presentado en Robotics: Science and Systems. Su arquitectura convolucional ataca la pose por dos vías: localiza el centro del objeto mediante votación por píxeles y regresa la orientación directamente como cuaternión. Con el método, los autores liberaron el dataset YCB-Video (21 objetos, 133K </w:t>
+      </w:r>
+      <w:r>
+        <w:rPr>
+          <w:i/>
+          <w:iCs/>
+        </w:rPr>
+        <w:t>frames</w:t>
+      </w:r>
+      <w:r>
+        <w:t>), hoy uno de los benchmarks de referencia. Métodos posteriores superaron su precisión, pero PoseCNN fijó el paradigma end-to-end que ha vertebrado el área durante la última media década.</w:t>
+      </w:r>
+    </w:p>
+    <w:p>
+      <w:r>
+        <w:t xml:space="preserve">GDR-Net (Wang et al., 2021), presentado en CVPR, refina ese paradigma con una regresión guiada por geometría. En lugar de predecir la pose directamente, infiere primero una representación intermedia —coordenadas NOCS y mapas de correspondencia densos— y resuelve la pose con un módulo PnP diferenciable. Adopta además la representación de rotación 6D continua de Zhou et al. (2019), que evita las discontinuidades de cuaterniones y matrices. Su evolución, GDR-Net++, encabezó el BOP Challenge 2022 (Sundermeyer et al., 2024) y dejó claro el beneficio de esa representación geométrica intermedia. En este trabajo lo usamos como baseline de referencia: es lo que nos permite cuantificar la ganancia de las arquitecturas </w:t>
+      </w:r>
+      <w:r>
+        <w:rPr>
+          <w:i/>
+          <w:iCs/>
+        </w:rPr>
+        <w:t>Transformer</w:t>
+      </w:r>
+      <w:r>
+        <w:t xml:space="preserve"> frente a la regresión directa.</w:t>
+      </w:r>
+    </w:p>
+    <w:p>
+      <w:r>
+        <w:t>MegaPose (Labbé et al., 2022), en la Conference on Robot Learning (CoRL), adopta un esquema render-and-compare entrenado sobre millones de escenas sintéticas. Renderiza el modelo CAD en múltiples poses candidatas, las contrasta con la observación real mediante un codificador CNN y se queda con la de mayor similitud. Al demostrar que el entrenamiento sintético masivo habilita la generalización a objetos no vistos, anticipa el paradigma de modelos fundacionales que FoundationPose acabaría consolidando. Estas debilidades compartidas —reentrenamiento por objeto y escasa generalización a piezas nuevas— son las que nos llevan a adoptar un modelo fundacional en la fase de percepción.</w:t>
+      </w:r>
+    </w:p>
+    <w:p>
+      <w:pPr>
+        <w:pStyle w:val="Heading3"/>
+      </w:pPr>
+      <w:bookmarkStart w:id="15" w:name="_Toc234933508"/>
+      <w:r>
+        <w:t>Arquitecturas basadas en Transformers</w:t>
+      </w:r>
+      <w:bookmarkEnd w:id="15"/>
+    </w:p>
+    <w:p>
+      <w:r>
+        <w:t xml:space="preserve">FoundationPose (Wen et al., 2024), desarrollado por NVIDIA y distinguido como Highlight Paper en CVPR 2024, marca el estado del arte vigente. Ofrece un framework unificado de estimación y </w:t>
+      </w:r>
+      <w:r>
+        <w:rPr>
+          <w:i/>
+          <w:iCs/>
+        </w:rPr>
+        <w:t>tracking</w:t>
+      </w:r>
+      <w:r>
+        <w:t xml:space="preserve"> de pose para objetos nuevos (novel objects) sin reentrenamiento. Su núcleo es la atención cruzada (cross-attention) entre los renders 2D del modelo CAD y las observaciones 3D de la cámara RGB-D, y opera directamente sobre el grupo SE(3); un refinamiento iterativo por ICP neuronal aproxima la pose correcta paso a paso.</w:t>
+      </w:r>
+    </w:p>
+    <w:p>
+      <w:r>
+        <w:t>Su gran baza es la generalización. Una vez entrenado, FoundationPose estima la pose de cualquier objeto a partir de su modelo CAD o de una pequeña colección de imágenes de referencia, sin reentrenamiento adicional. Como referente de código abierto —y de nuevo distinguido en el BOP Challenge 2024—, rinde de forma competitiva en múltiples datasets (T-LESS, YCB-Video, LM-O, TUD-L, IC-BIN, ITODD, HB). Esa generalización sin reentrenamiento es lo que lo hace idóneo para el bin picking industrial, donde las piezas cambian a menudo y reentrenar para cada una sale prohibitivo en tiempo y coste.</w:t>
+      </w:r>
+    </w:p>
+    <w:p>
+      <w:r>
+        <w:t xml:space="preserve">GenFlow (Moon et al., 2024), también en CVPR 2024, plantea un refinamiento iterativo guiado por flujo óptico: estima un campo de flujo denso entre el render de la pose actual y la observación real, y lo emplea para corregir la pose de forma sucesiva. El método lideró los benchmarks de objetos no vistos tanto en RGB como en RGB-D, lo que confirma el flujo óptico como señal supervisora eficaz para el refinamiento. CMT-6D (Liu, S. et al., 2024) toma otro camino: recurre a </w:t>
+      </w:r>
+      <w:r>
+        <w:rPr>
+          <w:i/>
+          <w:iCs/>
+        </w:rPr>
+        <w:t>Transformers</w:t>
+      </w:r>
+      <w:r>
+        <w:t xml:space="preserve"> ligeros para la fusión </w:t>
+      </w:r>
+      <w:r>
+        <w:rPr>
+          <w:i/>
+          <w:iCs/>
+        </w:rPr>
+        <w:t>cross-modal</w:t>
+      </w:r>
+      <w:r>
+        <w:t xml:space="preserve"> y gana eficiencia computacional a costa de una ligera pérdida de precisión. Junto con FoundationPose, ambos encarnan la tendencia hacia modelos fundacionales que generalizan a objetos arbitrarios sin reentrenamiento, y es esa generalización zero-shot la que nos decide a elegir FoundationPose como bloque de percepción.</w:t>
       </w:r>
     </w:p>
     <w:p>
       <w:pPr>
         <w:pStyle w:val="Heading2"/>
       </w:pPr>
-      <w:bookmarkStart w:id="10" w:name="_Toc234933503"/>
-      <w:r>
-        <w:t>Estructura del trabajo</w:t>
-      </w:r>
-      <w:bookmarkEnd w:id="10"/>
-    </w:p>
-    <w:p>
-      <w:r>
-        <w:t>La memoria se organiza en cinco capítulos. El Capítulo 1, el presente, plantea el problema, lo justifica y lo formaliza. El Capítulo 2 revisa el contexto y el estado del arte a partir de una treintena de publicaciones agrupadas en seis categorías temáticas, y cierra señalando la brecha de investigación que da pie a este trabajo.</w:t>
-      </w:r>
-    </w:p>
-    <w:p>
-      <w:r>
-        <w:t>El Capítulo 3 fija los objetivos (general y específicos) y la metodología, junto con el diseño experimental, la estrategia híbrida local-remota y el protocolo estadístico. El Capítulo 4 desarrolla la contribución: la arquitectura del pipeline integrado, su fundamento en los grupos de Lie SE(3)/SO(3) y en las ecuaciones diferenciales estocásticas de los modelos de difusión, los detalles de implementación y la evidencia experimental con métricas BOP. El Capítulo 5 cierra con las conclusiones, el cierre de hipótesis y las líneas de trabajo futuro.</w:t>
-      </w:r>
-    </w:p>
-    <w:p>
-      <w:pPr>
-        <w:pStyle w:val="Heading1"/>
-      </w:pPr>
-      <w:bookmarkStart w:id="11" w:name="_Toc234933504"/>
-      <w:r>
-        <w:t>Contexto y estado del arte</w:t>
-      </w:r>
-      <w:bookmarkEnd w:id="11"/>
-    </w:p>
-    <w:p>
-      <w:r>
-        <w:t>Este capítulo revisa el estado del arte en estimación de pose 6-DoF y bin picking robótico. La base es un catálogo de más de treinta publicaciones científicas, todas validadas con DOI o referencia arXiv, repartidas en seis categorías temáticas. Su finalidad es situar este trabajo final de maestría en el panorama actual de investigación, reconocer las técnicas más relevantes y justificar las decisiones de diseño del pipeline propuesto. La exposición va de lo general a lo específico. Arranca con los surveys y sigue con los métodos, los datasets y las técnicas complementarias. Cierra con la brecha de investigación.</w:t>
+      <w:bookmarkStart w:id="16" w:name="_Toc234933509"/>
+      <w:r>
+        <w:t>Datasets y benchmarks</w:t>
+      </w:r>
+      <w:bookmarkEnd w:id="16"/>
+    </w:p>
+    <w:p>
+      <w:r>
+        <w:t>Una comparación rigurosa exige benchmarks estandarizados, y el BOP Challenge (Hodaň et al., 2025; Sundermeyer et al., 2024) es el que la comunidad ha adoptado como referencia de facto. Define las métricas VSD (Visible Surface Discrepancy), MSSD (Maximum Symmetry-Aware Surface Distance) y MSPD (Maximum Symmetry-Aware Projection Distance), que tratan correctamente los objetos simétricos —tan habituales en la industria— allí donde métricas clásicas como ADD fallan. Su edición 2024 incorporó tareas model-free y datasets con sensores AR/VR (BOP-H3), y logró una mejora del 22% en precisión media respecto a 2023.</w:t>
+      </w:r>
+    </w:p>
+    <w:p>
+      <w:r>
+        <w:t>La velocidad del campo se aprecia en las ediciones más recientes. En el BOP Challenge 2024, FreeZeV2.1 (Caraffa et al., 2025) —un método sin entrenamiento que fusiona modelos fundacionales geométricos y visuales congelados— alcanzó el mejor resultado en localización 6D de objetos no vistos: un 22 % más de precisión en BOP-Classic-Core que el mejor método de 2023, eso sí, a un coste de inferencia alto (24.9 s por imagen). La edición 2025 sumó además la categoría BOP-Industrial, con datasets como XYZ-IBD (Huang et al., 2025) pensados específicamente para el bin picking de piezas industriales sin textura, con escenas atestadas y captura multi-vista. Queda así configurado un banco de pruebas alineado con nuestro caso de uso.</w:t>
+      </w:r>
+    </w:p>
+    <w:p>
+      <w:r>
+        <w:t>T-LESS (Hodaň et al., 2017) es el dataset de referencia para piezas industriales sin textura. Reúne 30 objetos con unas 39K imágenes de entrenamiento y 10K de test, adquiridas con tres sensores sincronizados (Primesense, Kinect v2 y cámara estéreo). Reproduce fielmente los desafíos del bin picking real: superficies homogéneas sin textura, simetrías rotacionales y discretas, y oclusiones severas entre piezas apiladas. Es uno de los dos datasets principales sobre los que evaluamos.</w:t>
+      </w:r>
+    </w:p>
+    <w:p>
+      <w:r>
+        <w:t xml:space="preserve">YCB-Video (Xiang et al., 2018) aporta el contrapunto: 21 objetos domésticos con textura variada en 133K </w:t>
+      </w:r>
+      <w:r>
+        <w:rPr>
+          <w:i/>
+          <w:iCs/>
+        </w:rPr>
+        <w:t>frames</w:t>
+      </w:r>
+      <w:r>
+        <w:t xml:space="preserve"> de vídeo. Nos sirve como benchmark complementario para medir la generalización ante características visuales diversas. Frente a T-LESS, sus objetos tienen colores y texturas distintivos que facilitan la segmentación, pero añaden reflejos especulares y transparencias. Combinar ambos nos permite evaluar a la vez la robustez sin textura (T-LESS) y la discriminación visual (YCB-Video).</w:t>
+      </w:r>
+    </w:p>
+    <w:p>
+      <w:r>
+        <w:t>GraspNet-1Billion (Fang et al., 2020) complementa estos datasets de pose con más de 1.1 mil millones de poses de agarre anotadas sobre 88 objetos y 190 escenas, y aporta así datos de entrenamiento para el componente de planificación. En el bin picking industrial, dos datasets recientes amplían los clásicos: XYZ-IBD (Huang et al., 2025), con 15 piezas industriales en 75 escenas y 22K imágenes anotadas con precisión milimétrica en condiciones reales de fábrica, e IndustryShapes (2026), que introduce componentes de ensamblaje con superficies reflectantes y simetrías complejas. Por su ausencia de textura, sus simetrías y sus oclusiones severas, T-LESS e YCB-Video siguen siendo los benchmarks idóneos para validar nuestro pipeline, y son los que adoptamos como referencia experimental.</w:t>
       </w:r>
     </w:p>
     <w:p>
       <w:pPr>
         <w:pStyle w:val="Heading2"/>
       </w:pPr>
-      <w:bookmarkStart w:id="12" w:name="_Toc234933505"/>
-      <w:r>
-        <w:t>Surveys y revisiones generales</w:t>
-      </w:r>
-      <w:bookmarkEnd w:id="12"/>
-    </w:p>
-    <w:p>
-      <w:r>
-        <w:t xml:space="preserve">La revisión abre con el survey de Liu et al. </w:t>
-      </w:r>
-      <w:r>
-        <w:rPr>
-          <w:lang w:val="en-US"/>
-        </w:rPr>
-        <w:t xml:space="preserve">(2025a) en el International Journal of Computer Vision (IJCV). </w:t>
-      </w:r>
-      <w:r>
-        <w:t xml:space="preserve">Allí se sistematizan más de 200 métodos de estimación de pose con deep learning a lo largo de cuatro ejes: el tipo de entrada (RGB, RGB-D o nubes de puntos), la representación de la pose (cuaterniones, matrices de rotación o representación 6D continua), la estrategia de estimación (regresión directa, correspondencias, render-and-compare o </w:t>
+      <w:bookmarkStart w:id="17" w:name="_Toc234933510"/>
+      <w:r>
+        <w:t>Nubes de puntos y fusión 3D</w:t>
+      </w:r>
+      <w:bookmarkEnd w:id="17"/>
+    </w:p>
+    <w:p>
+      <w:r>
+        <w:t>El procesamiento de nubes de puntos pesa mucho en la estimación de pose 6-DoF, porque los sensores RGB-D aportan una geometría 3D que complementa la imagen RGB. PointNet (Qi et al., 2017a), en CVPR, fue la primera red capaz de operar directamente sobre nubes de puntos respetando la invariancia a permutación mediante un pooling simétrico. Su extensión PointNet++ (Qi et al., 2017b), en NeurIPS, añade aprendizaje jerárquico de características locales sobre particiones anidadas del espacio y captura con más finura las estructuras geométricas.</w:t>
+      </w:r>
+    </w:p>
+    <w:p>
+      <w:r>
+        <w:t>DenseFusion (Wang et al., 2019), presentado en CVPR, integra color y profundidad a nivel de píxel mediante embeddings densos, con un refinamiento iterativo de pose posterior. El hallazgo es concreto: fusionar densamente los features 2D y 3D punto a punto supera a la fusión tardía (</w:t>
       </w:r>
       <w:r>
         <w:rPr>
           <w:i/>
-        </w:rPr>
-        <w:t>voting</w:t>
-      </w:r>
-      <w:r>
-        <w:t xml:space="preserve">) y el paradigma de entrenamiento (supervisado, auto-supervisado o </w:t>
+          <w:iCs/>
+        </w:rPr>
+        <w:t>late fusion</w:t>
+      </w:r>
+      <w:r>
+        <w:t>) a nivel de objeto. De ahí bebe, precisamente, el módulo de ICP neuronal de FoundationPose.</w:t>
+      </w:r>
+    </w:p>
+    <w:p>
+      <w:r>
+        <w:t>Liu et al. (2025b) firman en ACM Computing Surveys una revisión del deep learning sobre nubes de puntos en escenarios industriales, que cubre la estimación de pose, la inspección de defectos y la medición dimensional. ES6D (Mo et al., 2022) aborda la simetría en CVPR y define la métrica A/M-GPD (Ambiguity/Multi-path Geodesic Pose Distance) para resolver la ambigüedad de los objetos simétricos —una capacidad muy pertinente aquí, porque las piezas de T-LESS abundan en simetrías rotacionales que las métricas convencionales manejan mal—. Estas técnicas de fusión densa color-profundidad y de tratamiento de la simetría son las que sustentan el refinamiento por ICP neuronal de FoundationPose.</w:t>
+      </w:r>
+    </w:p>
+    <w:p>
+      <w:pPr>
+        <w:pStyle w:val="Heading2"/>
+      </w:pPr>
+      <w:bookmarkStart w:id="18" w:name="_Toc234933511"/>
+      <w:r>
+        <w:t>Datos sintéticos, sim-to-real y políticas generativas</w:t>
+      </w:r>
+      <w:bookmarkEnd w:id="18"/>
+    </w:p>
+    <w:p>
+      <w:r>
+        <w:t>Para entrenar estimadores de pose, la síntesis de datos es decisiva: sortea la escasez y el coste de las anotaciones manuales. Konstantinou et al. (2024) validan el uso de GANs y rendering avanzado para ensamblaje industrial, y lo comprueban con un robot real en picking de componentes electrónicos. ParaPose (Hagelskjær y Buch, 2022), en IROS, optimiza automáticamente los parámetros de domain randomization y alcanza un 82% de recall en el dataset OCCLUSION usando solo datos sintéticos. NVIDIA Isaac Sim Replicator (NVIDIA, 2024) ofrece, por su parte, un pipeline industrial completo de generación sintética con domain randomization automática, compatible con FoundationPose y desplegable en producción.</w:t>
+      </w:r>
+    </w:p>
+    <w:p>
+      <w:r>
+        <w:t>El dataset CEPB (Tripicchio et al., 2024), publicado en Frontiers in Robotics and AI, aporta cerca de 1.5 millones de imágenes fotorrealistas derivadas de 50K escenas cluttered, con objetos rígidos, blandos y deformables anotados en pose y segmentación. Sus resultados apuntan a que el renderizado fotorrealista entrena modelos que transfieren al mundo real con un gap mínimo.</w:t>
+      </w:r>
+    </w:p>
+    <w:p>
+      <w:r>
+        <w:t>Diffusion Policy (Chi et al., 2023), publicado en Robotics: Science and Systems, es una de las referencias dentro de las políticas generativas para robótica. Chi et al. plantean el aprendizaje de políticas visuomotoras como un proceso de difusión condicional, y extienden al dominio robótico los modelos de difusión probabilísticos de Ho et al. (2020). Apoyándose en la formulación unificada de ecuaciones diferenciales estocásticas (SDEs) de Song et al. (2021), generan las trayectorias de acción mediante SDEs en reversa: parten de ruido gaussiano y el denoising aplica score matching para recuperar la distribución objetivo, mientras la dinámica de Langevin habilita el muestreo de distribuciones multimodales —es decir, varios agarres válidos para una misma escena—. Los autores reportan una mejora del 46.9% sobre el estado del arte previo en 12 tareas de manipulación, y superan a las políticas deterministas y a los métodos basados en GMM o VAE en el modelado de acciones multimodales. Esa superioridad en lo multimodal es la razón por la que empleamos Diffusion Policy como planificador de agarre, en lugar de un planificador determinista.</w:t>
+      </w:r>
+    </w:p>
+    <w:p>
+      <w:pPr>
+        <w:pStyle w:val="Heading2"/>
+      </w:pPr>
+      <w:bookmarkStart w:id="19" w:name="_Toc234933512"/>
+      <w:r>
+        <w:t>Visual servoing y control robótico</w:t>
+      </w:r>
+      <w:bookmarkEnd w:id="19"/>
+    </w:p>
+    <w:p>
+      <w:r>
+        <w:t xml:space="preserve">La ejecución del agarre exige un control visual (visual servoing) que corrija las desviaciones durante la aproximación. Li et al. (2025), en Complex &amp; Intelligent Systems, proponen un PBVS reforzado con aprendizaje por refuerzo profundo y </w:t>
       </w:r>
       <w:r>
         <w:rPr>
           <w:i/>
-        </w:rPr>
-        <w:t>few-shot</w:t>
-      </w:r>
-      <w:r>
-        <w:t xml:space="preserve">). Su conclusión es clara: hay un desplazamiento hacia arquitecturas </w:t>
+          <w:iCs/>
+        </w:rPr>
+        <w:t>Transformers</w:t>
+      </w:r>
+      <w:r>
+        <w:t xml:space="preserve">: su esquema </w:t>
       </w:r>
       <w:r>
         <w:rPr>
           <w:i/>
+          <w:iCs/>
+        </w:rPr>
+        <w:t>actor-critic</w:t>
+      </w:r>
+      <w:r>
+        <w:t xml:space="preserve"> con PPO para el control de aceleración mejora de forma notable la precisión y la velocidad de convergencia frente a los controladores PID clásicos.</w:t>
+      </w:r>
+    </w:p>
+    <w:p>
+      <w:r>
+        <w:t xml:space="preserve">Ribeiro et al. (2021), en Robotics and Autonomous Systems, combinan una CNN de detección de agarre en tiempo real —entrenada en el Cornell Dataset— con control por visual servo, y superan el 90% de precisión con un robot Kinova Gen3 en escenas cluttered. NVIDIA Isaac Manipulator (Murali et al., 2024) acredita la viabilidad industrial del pick-and-place con FoundationPose como percepción: unos 8 segundos por ciclo en un sistema real con piezas metálicas especulares, un referente directo para nuestro pipeline. Xue et al. (2025), en fin, llevan el visual servoing con </w:t>
+      </w:r>
+      <w:r>
+        <w:rPr>
+          <w:i/>
+          <w:iCs/>
+        </w:rPr>
+        <w:t>Transformers</w:t>
+      </w:r>
+      <w:r>
+        <w:t xml:space="preserve"> a robots humanoides mediante un </w:t>
+      </w:r>
+      <w:r>
+        <w:rPr>
+          <w:i/>
+          <w:iCs/>
+        </w:rPr>
+        <w:t>Distance Estimation Transformer</w:t>
+      </w:r>
+      <w:r>
+        <w:t xml:space="preserve"> que fusiona varias cámaras con los ángulos articulares, y consiguen errores de 0.8-1.3 mm y tasas de éxito del 93-100% en alineación de micro-objetos. Estos resultados nos animan a incorporar un control por visual servoing (PBVS) en la fase de ejecución; ahora bien, su validación con un robot real excede el alcance de este trabajo, que se restringe a simulación y deja la transferencia sim-to-real como línea futura.</w:t>
+      </w:r>
+    </w:p>
+    <w:p>
+      <w:pPr>
+        <w:pStyle w:val="Heading2"/>
+      </w:pPr>
+      <w:bookmarkStart w:id="20" w:name="_Toc234933513"/>
+      <w:r>
+        <w:t>Conclusiones del estado del arte y brecha de investigación</w:t>
+      </w:r>
+      <w:bookmarkEnd w:id="20"/>
+    </w:p>
+    <w:p>
+      <w:r>
+        <w:t xml:space="preserve">De la revisión emergen cuatro tendencias que sustentan nuestras decisiones de diseño. La más marcada es que las arquitecturas </w:t>
+      </w:r>
+      <w:r>
+        <w:rPr>
+          <w:i/>
+          <w:iCs/>
         </w:rPr>
         <w:t>Transformer</w:t>
       </w:r>
       <w:r>
-        <w:t xml:space="preserve"> y hacia métodos que generalizan a objetos no vistos. Esa tendencia respalda la elección de FoundationPose como método central de este trabajo.</w:t>
-      </w:r>
-    </w:p>
-    <w:p>
-      <w:r>
-        <w:t>Guan et al. (2024) suman a esa visión un survey en Sensors. Aquí los métodos 6-DoF se ordenan por escenario de aplicación: realidad virtual/aumentada, conducción autónoma y robótica. La taxonomía ayuda a precisar los requisitos del dominio industrial abordado aquí: precisión submilimétrica, robustez ante oclusiones y compatibilidad con el tiempo de ciclo. Los autores constatan que el deep learning supera de forma consistente a los enfoques clásicos en los tres escenarios. La brecha crece en robótica. La variabilidad de condiciones operativas es ahí mucho más acusada.</w:t>
-      </w:r>
-    </w:p>
-    <w:p>
-      <w:r>
-        <w:t>Ya en el bin picking, Cordeiro et al. (2026) firman en Robotics and Autonomous Systems una revisión de la percepción visual para esta tarea que recorre la literatura desde 2009. El trabajo traza el paso de los descriptores geométricos a las arquitecturas de deep learning y separa tres subproblemas: localización del objeto, estimación de pose y predicción de agarre. Su conclusión es contundente. Integrar esos tres subproblemas en un pipeline end-to-end sigue siendo un reto abierto, justamente el que aborda este trabajo.</w:t>
-      </w:r>
-    </w:p>
-    <w:p>
-      <w:r>
-        <w:t xml:space="preserve">Kleeberger et al. (2020), en Current Robotics Reports, examinan el </w:t>
-      </w:r>
-      <w:r>
-        <w:rPr>
-          <w:i/>
-        </w:rPr>
-        <w:t>grasping</w:t>
-      </w:r>
-      <w:r>
-        <w:t xml:space="preserve"> robótico por aprendizaje y el compromiso entre métodos model-free (más generalizables pero menos precisos) y model-based (más precisos pero menos adaptables). Esa dualidad encaja con el diseño propuesto: FoundationPose opera como bloque model-based (requiere CAD) y Diffusion Policy como componente model-free de planificación. Thalhammer et al. (2024), en IEEE Transactions on Robotics, enumeran a su vez los retos de la estimación de pose 6D monocular: la ambigüedad por simetría, la degradación por oclusión y las limitaciones de las representaciones de rotación. Son tres cuestiones que se tratan formalmente en los Capítulos 4 y 5 de este trabajo.</w:t>
-      </w:r>
-    </w:p>
-    <w:p>
-      <w:pPr>
-        <w:pStyle w:val="Heading2"/>
-      </w:pPr>
-      <w:bookmarkStart w:id="13" w:name="_Toc234933506"/>
-      <w:r>
-        <w:t>Métodos de estimación de pose 6-DoF</w:t>
-      </w:r>
-      <w:bookmarkEnd w:id="13"/>
-    </w:p>
-    <w:p>
-      <w:r>
-        <w:t xml:space="preserve">Los métodos de estimación de pose 6-DoF han evolucionado mucho en la última década. El recorrido va de los enfoques basados en CNN a las arquitecturas </w:t>
-      </w:r>
-      <w:r>
-        <w:rPr>
-          <w:i/>
-        </w:rPr>
-        <w:t>Transformer</w:t>
-      </w:r>
-      <w:r>
-        <w:t>. A continuación se presentan los métodos más relevantes, ordenados desde los enfoques clásicos hasta las propuestas más recientes.</w:t>
-      </w:r>
-    </w:p>
-    <w:p>
-      <w:pPr>
-        <w:pStyle w:val="Heading3"/>
-      </w:pPr>
-      <w:bookmarkStart w:id="14" w:name="_Toc234933507"/>
-      <w:r>
-        <w:t>Métodos clásicos y baselines</w:t>
-      </w:r>
-      <w:bookmarkEnd w:id="14"/>
-    </w:p>
-    <w:p>
-      <w:r>
-        <w:t xml:space="preserve">Entre los trabajos seminales de estimación de pose 6-DoF con deep learning destaca PoseCNN (Xiang et al., 2018), presentado en Robotics: Science and Systems. Su arquitectura convolucional aborda la pose en dos frentes: localiza el centro del objeto mediante votación por píxeles y regresa la orientación directamente como cuaternión. Junto al método, los autores liberaron el dataset YCB-Video (21 objetos, 133K </w:t>
-      </w:r>
-      <w:r>
-        <w:rPr>
-          <w:i/>
-        </w:rPr>
-        <w:t>frames</w:t>
-      </w:r>
-      <w:r>
-        <w:t>), hoy uno de los benchmarks de referencia. Enfoques posteriores ya superaron su precisión. Aun así, PoseCNN fijó el paradigma end-to-end que ha vertebrado el área durante la última media década.</w:t>
-      </w:r>
-    </w:p>
-    <w:p>
-      <w:r>
-        <w:t xml:space="preserve">GDR-Net (Wang et al., 2021), presentado en CVPR, refina el paradigma anterior con una regresión guiada por geometría. En vez de predecir la pose directamente, infiere primero una representación intermedia (coordenadas NOCS y mapas de correspondencia densos) y resuelve la pose con un módulo PnP diferenciable. Adopta además la representación de rotación 6D continua de Zhou et al. (2019), que evita las discontinuidades de cuaterniones y matrices de rotación. Su evolución, GDR-Net++, encabezó el BOP Challenge 2022 (Sundermeyer et al., 2024). Quedó claro el beneficio de la representación geométrica intermedia. En este trabajo actúa como baseline de referencia y permite cuantificar la ganancia de las arquitecturas </w:t>
-      </w:r>
-      <w:r>
-        <w:rPr>
-          <w:i/>
-        </w:rPr>
-        <w:t>Transformer</w:t>
-      </w:r>
-      <w:r>
-        <w:t xml:space="preserve"> frente a la regresión directa.</w:t>
-      </w:r>
-    </w:p>
-    <w:p>
-      <w:r>
-        <w:t>MegaPose (Labbé et al., 2022), en la Conference on Robot Learning (CoRL), adopta un esquema render-and-compare entrenado sobre millones de escenas sintéticas. Renderiza el modelo CAD en múltiples poses candidatas, las contrasta con la observación real mediante un codificador CNN y retiene la de mayor similitud. Al demostrar que el entrenamiento sintético masivo habilita la generalización a objetos no vistos, anticipa el paradigma de modelos fundacionales que FoundationPose consolidaría. Estas debilidades comunes (reentrenamiento por objeto y escasa generalización a piezas nuevas) justifican adoptar un modelo fundacional como FoundationPose en la fase de percepción.</w:t>
-      </w:r>
-    </w:p>
-    <w:p>
-      <w:pPr>
-        <w:pStyle w:val="Heading3"/>
-      </w:pPr>
-      <w:bookmarkStart w:id="15" w:name="_Toc234933508"/>
-      <w:r>
-        <w:t>Arquitecturas basadas en Transformers</w:t>
-      </w:r>
-      <w:bookmarkEnd w:id="15"/>
-    </w:p>
-    <w:p>
-      <w:r>
-        <w:t xml:space="preserve">FoundationPose (Wen et al., 2024), desarrollado por NVIDIA y distinguido como Highlight Paper en CVPR 2024, marca el estado del arte vigente en estimación de pose 6-DoF. Ofrece un framework unificado de estimación y </w:t>
-      </w:r>
-      <w:r>
-        <w:rPr>
-          <w:i/>
-        </w:rPr>
-        <w:t>tracking</w:t>
-      </w:r>
-      <w:r>
-        <w:t xml:space="preserve"> de pose para objetos nuevos (novel objects) sin reentrenamiento. Su núcleo es la atención cruzada (cross-attention) entre los renders 2D del modelo CAD y las observaciones 3D de la cámara RGB-D. Opera directamente sobre el grupo SE(3). Un refinamiento iterativo por ICP neuronal aproxima progresivamente la pose correcta.</w:t>
-      </w:r>
-    </w:p>
-    <w:p>
-      <w:r>
-        <w:t>La contribución principal de FoundationPose está en su capacidad de generalización. Una vez entrenado, estima la pose de cualquier objeto a partir de su modelo CAD o de una pequeña colección de imágenes de referencia, y lo hace sin reentrenamiento adicional. Referente del estado del arte de código abierto y distinguida en el BOP Challenge 2024, FoundationPose rinde de forma competitiva en múltiples datasets (T-LESS, YCB-Video, LM-O, TUD-L, IC-BIN, ITODD, HB). Esa generalización sin reentrenamiento la hace idónea para entornos industriales de bin picking, donde las piezas cambian a menudo y reentrenar para cada nueva pieza sale prohibitivo en tiempo y coste.</w:t>
-      </w:r>
-    </w:p>
-    <w:p>
-      <w:r>
-        <w:t xml:space="preserve">GenFlow (Moon et al., 2024), también en CVPR 2024, plantea un refinamiento iterativo guiado por flujo óptico. Estima un campo de flujo denso entre el renderizado de la pose actual y la observación real, y lo usa para corregir la pose de forma sucesiva. El método lideró los benchmarks de objetos no vistos tanto en RGB como en RGB-D, lo que confirma el flujo óptico como señal supervisora eficaz para el refinamiento. CMT-6D (Liu, S. et al., 2024), en cambio, recurre a </w:t>
-      </w:r>
-      <w:r>
-        <w:rPr>
-          <w:i/>
-        </w:rPr>
-        <w:t>Transformers</w:t>
-      </w:r>
-      <w:r>
-        <w:t xml:space="preserve"> ligeros para la fusión </w:t>
-      </w:r>
-      <w:r>
-        <w:rPr>
-          <w:i/>
-        </w:rPr>
-        <w:t>cross-modal</w:t>
-      </w:r>
-      <w:r>
-        <w:t xml:space="preserve"> y gana eficiencia computacional a cambio de una ligera pérdida de precisión. Junto con FoundationPose, estos enfoques encarnan la tendencia hacia modelos fundacionales que generalizan a objetos arbitrarios sin reentrenamiento. Es precisamente esa generalización zero-shot la que motiva elegir FoundationPose como bloque de percepción del pipeline propuesto.</w:t>
-      </w:r>
-    </w:p>
-    <w:p>
-      <w:pPr>
-        <w:pStyle w:val="Heading2"/>
-      </w:pPr>
-      <w:bookmarkStart w:id="16" w:name="_Toc234933509"/>
-      <w:r>
-        <w:t>Datasets y benchmarks</w:t>
-      </w:r>
-      <w:bookmarkEnd w:id="16"/>
-    </w:p>
-    <w:p>
-      <w:r>
-        <w:t>La comparación rigurosa exige benchmarks estandarizados. El BOP Challenge (Hodaň et al., 2025; Sundermeyer et al., 2024) cumple ese papel y opera como referencia de facto de la comunidad. Define las métricas VSD (Visible Surface Discrepancy), MSSD (Maximum Symmetry-Aware Surface Distance) y MSPD (Maximum Symmetry-Aware Projection Distance), que tratan correctamente los objetos simétricos, tan habituales en la industria, allí donde métricas clásicas como ADD fallan. Su edición 2024 sumó tareas model-free y datasets con sensores AR/VR (BOP-H3) y logró una mejora del 22% en precisión media respecto a 2023.</w:t>
-      </w:r>
-    </w:p>
-    <w:p>
-      <w:r>
-        <w:t>La rápida evolución del campo se nota en las ediciones más recientes del benchmark. En el BOP Challenge 2024, FreeZeV2.1 (Caraffa et al., 2025), un método sin entrenamiento que fusiona modelos fundacionales geométricos y visuales congelados, alcanzó el mejor resultado en localización 6D de objetos no vistos: un 22 % más de precisión en BOP-Classic-Core que el mejor método de 2023, eso sí, a un coste de inferencia elevado (24.9 s por imagen). La edición 2025 incorporó además la categoría BOP-Industrial, con datasets como XYZ-IBD (Huang et al., 2025) orientados específicamente al bin picking de piezas industriales sin textura, con escenas atestadas y captura multi-vista. Se configura así un banco de pruebas alineado con el caso de uso de este trabajo.</w:t>
-      </w:r>
-    </w:p>
-    <w:p>
-      <w:r>
-        <w:t>T-LESS (Hodaň et al., 2017) es el dataset de referencia para piezas industriales sin textura. Reúne 30 objetos con unas 39K imágenes de entrenamiento y 10K de test, adquiridas con tres sensores sincronizados (Primesense, Kinect v2 y cámara estéreo). Reproduce los desafíos del bin picking real: superficies homogéneas sin textura, simetrías rotacionales y discretas, y oclusiones severas entre piezas apiladas. Es uno de los dos datasets principales de evaluación de este trabajo.</w:t>
-      </w:r>
-    </w:p>
-    <w:p>
-      <w:r>
-        <w:t xml:space="preserve">YCB-Video (Xiang et al., 2018) aporta 21 objetos domésticos con textura variada en 133K </w:t>
-      </w:r>
-      <w:r>
-        <w:rPr>
-          <w:i/>
-        </w:rPr>
-        <w:t>frames</w:t>
-      </w:r>
-      <w:r>
-        <w:t xml:space="preserve"> de vídeo. Sirve como benchmark complementario para medir la generalización ante características visuales diversas. Frente a T-LESS, sus objetos lucen colores y texturas distintivos que facilitan la segmentación, aunque añaden reflejos especulares y transparencias. Combinar ambos permite evaluar a la vez la robustez sin textura (T-LESS) y la discriminación visual (YCB-Video).</w:t>
-      </w:r>
-    </w:p>
-    <w:p>
-      <w:r>
-        <w:t>GraspNet-1Billion (Fang et al., 2020) complementa estos datasets de pose con más de 1.1 mil millones de poses de agarre anotadas en 88 objetos y 190 escenas. Aporta así datos de entrenamiento para el componente de planificación de agarre del pipeline. En el bin picking industrial, dos datasets recientes amplían los benchmarks clásicos. XYZ-IBD (Huang et al., 2025) aporta 15 piezas industriales en 75 escenas y 22K imágenes, con anotaciones de pose de precisión milimétrica capturadas en condiciones reales de fábrica. IndustryShapes (2026) introduce componentes de ensamblaje industrial con superficies reflectantes y simetrías complejas. Por su ausencia de textura, sus simetrías y sus oclusiones severas, T-LESS e YCB-Video resultan los benchmarks idóneos para validar el pipeline, y se adoptan como referencia experimental de este trabajo.</w:t>
-      </w:r>
-    </w:p>
-    <w:p>
-      <w:pPr>
-        <w:pStyle w:val="Heading2"/>
-      </w:pPr>
-      <w:bookmarkStart w:id="17" w:name="_Toc234933510"/>
-      <w:r>
-        <w:t>Nubes de puntos y fusión 3D</w:t>
-      </w:r>
-      <w:bookmarkEnd w:id="17"/>
-    </w:p>
-    <w:p>
-      <w:r>
-        <w:t>El procesamiento de nubes de puntos pesa mucho en la estimación de pose 6-DoF, pues los sensores RGB-D aportan geometría 3D que complementa la imagen RGB. PointNet (Qi et al., 2017a), en CVPR, fue la primera red capaz de operar directamente sobre nubes de puntos respetando la invariancia a permutación mediante pooling simétrico. Su extensión PointNet++ (Qi et al., 2017b), en NeurIPS, añade aprendizaje jerárquico de features locales sobre particiones anidadas del espacio y captura con mayor finura las estructuras geométricas.</w:t>
-      </w:r>
-    </w:p>
-    <w:p>
-      <w:r>
-        <w:t>DenseFusion (Wang et al., 2019), presentado en CVPR, integra color y profundidad a nivel de píxel mediante embeddings densos, con un refinamiento iterativo de pose posterior. Los autores demuestran algo concreto: fusionar densamente los features 2D y 3D punto a punto supera a la fusión tardía (</w:t>
-      </w:r>
-      <w:r>
-        <w:rPr>
-          <w:i/>
-        </w:rPr>
-        <w:t>late fusion</w:t>
-      </w:r>
-      <w:r>
-        <w:t>) a nivel de objeto. De ahí bebe el módulo de ICP neuronal de FoundationPose.</w:t>
-      </w:r>
-    </w:p>
-    <w:p>
-      <w:r>
-        <w:t>Liu et al. (2025b) firman en ACM Computing Surveys una revisión del deep learning sobre nubes de puntos en escenarios industriales. Cubre la estimación de pose, la inspección de defectos y la medición dimensional. ES6D (Mo et al., 2022) aborda la simetría en CVPR y define la métrica A/M-GPD (Ambiguity/Multi-path Geodesic Pose Distance) para resolver la ambigüedad de los objetos simétricos, una capacidad pertinente porque las piezas de T-LESS abundan en simetrías rotacionales que las métricas convencionales no manejan bien. Estas técnicas de fusión densa color-profundidad y de tratamiento de la simetría sustentan el refinamiento por ICP neuronal que incorpora FoundationPose.</w:t>
-      </w:r>
-    </w:p>
-    <w:p>
-      <w:pPr>
-        <w:pStyle w:val="Heading2"/>
-      </w:pPr>
-      <w:bookmarkStart w:id="18" w:name="_Toc234933511"/>
-      <w:r>
-        <w:t>Datos sintéticos, sim-to-real y políticas generativas</w:t>
-      </w:r>
-      <w:bookmarkEnd w:id="18"/>
-    </w:p>
-    <w:p>
-      <w:r>
-        <w:t>Para entrenar estimadores de pose, la síntesis de datos resulta decisiva: sortea la escasez y el coste de las anotaciones manuales. Konstantinou et al. (2024) validan el uso de GANs y rendering avanzado para ensamblaje industrial y lo comprueban con un robot real en picking de componentes electrónicos. ParaPose (Hagelskjær y Buch, 2022), en IROS, optimiza automáticamente los parámetros de domain randomization y alcanza un 82% de recall en el dataset OCCLUSION usando solo datos sintéticos. NVIDIA Isaac Sim Replicator (NVIDIA, 2024) ofrece un pipeline industrial completo de generación sintética con domain randomization automática, compatible con FoundationPose y desplegable en producción.</w:t>
-      </w:r>
-    </w:p>
-    <w:p>
-      <w:r>
-        <w:t>El dataset CEPB (Tripicchio et al., 2024), publicado en Frontiers in Robotics and AI, aporta cerca de 1.5 millones de imágenes fotorrealistas derivadas de 50K escenas cluttered. Los objetos vienen anotados en pose y segmentación: rígidos, blandos y deformables. Sus resultados sugieren que el renderizado fotorrealista entrena modelos que transfieren al mundo real con un gap mínimo.</w:t>
-      </w:r>
-    </w:p>
-    <w:p>
-      <w:r>
-        <w:t>Diffusion Policy (Chi et al., 2023), publicado en Robotics: Science and Systems, marca una referencia dentro de las políticas generativas para robótica. Chi et al. plantean el aprendizaje de políticas visuomotoras como un proceso de difusión condicional y extienden al dominio robótico los modelos de difusión probabilísticos (Ho et al., 2020). Apoyándose en la formulación unificada de ecuaciones diferenciales estocásticas (SDEs) de Song et al. (2021), generan las trayectorias de acción mediante SDEs en reversa: parten de ruido gaussiano y el denoising aplica score matching para recuperar la distribución objetivo, mientras la dinámica de Langevin habilita el muestreo de distribuciones multimodales, es decir, múltiples agarres válidos para una misma escena. Los autores reportan una mejora del 46.9% sobre el estado del arte previo en 12 tareas de manipulación y superan a las políticas deterministas y a los métodos basados en GMM o VAE en el modelado de acciones multimodales. Esta superioridad en el modelado multimodal es la que justifica emplear Diffusion Policy como planificador de agarre frente a un planificador determinista.</w:t>
-      </w:r>
-    </w:p>
-    <w:p>
-      <w:pPr>
-        <w:pStyle w:val="Heading2"/>
-      </w:pPr>
-      <w:bookmarkStart w:id="19" w:name="_Toc234933512"/>
-      <w:r>
-        <w:t>Visual servoing y control robótico</w:t>
-      </w:r>
-      <w:bookmarkEnd w:id="19"/>
-    </w:p>
-    <w:p>
-      <w:r>
-        <w:t xml:space="preserve">La ejecución del agarre exige un control visual (visual servoing) que corrija las desviaciones durante la aproximación. Li et al. (2025), en Complex &amp; Intelligent Systems, proponen un PBVS reforzado con aprendizaje por refuerzo profundo y </w:t>
-      </w:r>
-      <w:r>
-        <w:rPr>
-          <w:i/>
-        </w:rPr>
-        <w:t>Transformers</w:t>
-      </w:r>
-      <w:r>
-        <w:t xml:space="preserve">. Su esquema </w:t>
-      </w:r>
-      <w:r>
-        <w:rPr>
-          <w:i/>
-        </w:rPr>
-        <w:t>actor-critic</w:t>
-      </w:r>
-      <w:r>
-        <w:t xml:space="preserve"> con PPO para el control de aceleración mejora notablemente la precisión y la velocidad de convergencia frente a los controladores PID clásicos.</w:t>
-      </w:r>
-    </w:p>
-    <w:p>
-      <w:r>
-        <w:t xml:space="preserve">Ribeiro et al. (2021), en Robotics and Autonomous Systems, combinan una CNN de detección de agarre en tiempo real (entrenada en el Cornell </w:t>
-      </w:r>
-      <w:r>
-        <w:rPr>
-          <w:i/>
-        </w:rPr>
-        <w:t>Dataset</w:t>
-      </w:r>
-      <w:r>
-        <w:t xml:space="preserve">) con control por visual servo y superan el 90% de precisión con un robot Kinova Gen3 en escenas cluttered. NVIDIA Isaac Manipulator (Murali et al., 2024) acredita la viabilidad industrial del pick-and-place con FoundationPose como percepción: unos 8 segundos por ciclo en un sistema real con piezas metálicas especulares. Un referente directo para el pipeline propuesto. Xue et al. (2025) llevan el visual servoing con </w:t>
-      </w:r>
-      <w:r>
-        <w:rPr>
-          <w:i/>
-        </w:rPr>
-        <w:t>Transformers</w:t>
-      </w:r>
-      <w:r>
-        <w:t xml:space="preserve"> a robots humanoides mediante un Distance Estimation </w:t>
-      </w:r>
-      <w:r>
-        <w:rPr>
-          <w:i/>
-        </w:rPr>
-        <w:t>Transformer</w:t>
-      </w:r>
-      <w:r>
-        <w:t xml:space="preserve"> que fusiona varias cámaras con los ángulos articulares; consiguen errores de 0.8-1.3 mm y tasas de éxito del 93-100% en alineación de micro-objetos. Estos resultados respaldan incorporar un control por visual servoing (PBVS) en la fase de ejecución; no obstante, su validación con un robot real excede el alcance de este trabajo, que se restringe a simulación y deja la transferencia sim-to-real como línea futura.</w:t>
-      </w:r>
-    </w:p>
-    <w:p>
-      <w:pPr>
-        <w:pStyle w:val="Heading2"/>
-      </w:pPr>
-      <w:bookmarkStart w:id="20" w:name="_Toc234933513"/>
-      <w:r>
-        <w:t>Conclusiones del estado del arte y brecha de investigación</w:t>
-      </w:r>
-      <w:bookmarkEnd w:id="20"/>
-    </w:p>
-    <w:p>
-      <w:r>
-        <w:t xml:space="preserve">Revisadas estas publicaciones, emergen cuatro tendencias que sustentan las decisiones de diseño del presente TFM. La primera: las arquitecturas </w:t>
-      </w:r>
-      <w:r>
-        <w:rPr>
-          <w:i/>
-        </w:rPr>
-        <w:t>Transformer</w:t>
-      </w:r>
-      <w:r>
-        <w:t xml:space="preserve"> se han convertido en el paradigma dominante para la estimación de pose 6-DoF y superan de forma consistente a los métodos de regresión directa y de correspondencias, gracias a su capacidad de modelar relaciones de largo alcance entre modalidades heterogéneas (2D y 3D). La segunda: los modelos de difusión ofrecen una formulación matemáticamente rigurosa para la planificación de trayectorias robóticas y capturan con naturalidad la multimodalidad inherente al problema de agarre. La tercera tiene que ver con los datos. Los datos sintéticos con domain randomization han demostrado bastar para entrenar modelos de pose transferibles al mundo real, lo que elimina la dependencia de costosas anotaciones manuales. La cuarta: la integración de visual servoing con deep learning mejora la robustez del sistema ante perturbaciones y errores de estimación.</w:t>
-      </w:r>
-    </w:p>
-    <w:p>
-      <w:r>
-        <w:t>La brecha de investigación está en integrar ambos paradigmas, Transformers para percepción y modelos de difusión para planificación, dentro de un pipeline unificado y coherente para bin picking. FoundationPose resuelve el problema de percepción (su localización y orientación) y Diffusion Policy resuelve el de planificación (la estrategia de agarre), pero, en la literatura revisada (búsqueda en IEEE Xplore, ACM DL y Scopus, abril-mayo 2026), no se ha identificado un trabajo previo que explore su integración end-to-end junto al análisis matemático formal de los mecanismos involucrados: la geometría de SE(3)/SO(3) que conecta percepción y acción, las SDEs que fundamentan la generación de trayectorias y el score matching que permite el aprendizaje no supervisado de distribuciones complejas. Ahí reside la contribución original de este trabajo final de maestría.</w:t>
+        <w:t xml:space="preserve"> se han convertido en el paradigma dominante para la estimación de pose 6-DoF: superan de forma consistente a los métodos de regresión directa y de correspondencias gracias a su capacidad de modelar relaciones de largo alcance entre modalidades heterogéneas (2D y 3D). En paralelo, los modelos de difusión ofrecen una formulación matemáticamente rigurosa para la planificación de trayectorias y capturan con naturalidad la multimodalidad inherente al agarre. En el terreno de los datos, se ha comprobado que los datos sintéticos con domain randomization bastan para entrenar modelos de pose transferibles al mundo real, lo que elimina la dependencia de costosas anotaciones manuales. Y, por último, la integración de visual servoing con deep learning mejora la robustez del sistema ante perturbaciones y errores de estimación.</w:t>
+      </w:r>
+    </w:p>
+    <w:p>
+      <w:r>
+        <w:t>La brecha de investigación está en integrar ambos paradigmas —Transformers para percepción, modelos de difusión para planificación— dentro de un pipeline unificado y coherente para bin picking. FoundationPose resuelve la percepción (localización y orientación) y Diffusion Policy la planificación (la estrategia de agarre), pero en la literatura revisada (búsqueda en IEEE Xplore, ACM DL y Scopus, abril-mayo 2026) no hemos hallado un trabajo previo que explore su integración end-to-end junto al análisis matemático formal de los mecanismos implicados: la geometría de SE(3)/SO(3) que conecta percepción y acción, las SDEs que fundamentan la generación de trayectorias y el score matching que permite aprender distribuciones complejas sin supervisión. Ahí reside la contribución original de este Trabajo Fin de Máster.</w:t>
       </w:r>
     </w:p>
     <w:p>
@@ -11529,25 +11517,27 @@
         <w:t xml:space="preserve"> científico. </w:t>
       </w:r>
       <w:r>
-        <w:t xml:space="preserve">La literatura indexada no recoge todavía (búsqueda en IEEE Xplore, ACM DL y Scopus, abril–mayo 2026) un pipeline que combine a la vez tres elementos: (i) un estimador de pose 6-DoF basado en </w:t>
+        <w:t xml:space="preserve">La literatura indexada no recoge todavía (búsqueda en IEEE Xplore, ACM DL y Scopus, abril–mayo 2026) un pipeline que reúna a la vez tres elementos: (i) un estimador de pose 6-DoF basado en </w:t>
       </w:r>
       <w:r>
         <w:rPr>
           <w:i/>
+          <w:iCs/>
         </w:rPr>
         <w:t>foundation Transformer</w:t>
       </w:r>
       <w:r>
-        <w:t xml:space="preserve"> capaz de generalizar zero-shot a objetos no vistos a partir de su CAD; (ii) un planificador de agarre formulado como SDE inversa con score matching, capaz de muestrear múltiples modos de trayectoria; y (iii) un acoplamiento explícito SE(3)→</w:t>
+        <w:t xml:space="preserve"> capaz de generalizar zero-shot a objetos no vistos a partir de su CAD; (ii) un planificador de agarre formulado como SDE inversa con score matching, capaz de muestrear varios modos de trayectoria; y (iii) un acoplamiento explícito SE(3)→</w:t>
       </w:r>
       <w:r>
         <w:rPr>
           <w:i/>
+          <w:iCs/>
         </w:rPr>
         <w:t>action space</w:t>
       </w:r>
       <w:r>
-        <w:t xml:space="preserve"> derivado analíticamente sobre la variedad de Lie. El problema concreto que se resuelve es, entonces, cómo construir y validar empíricamente un sistema (i)+(ii)+(iii) que además sea reproducible sin GPU industrial dedicada y evaluable con el protocolo BOP estándar.</w:t>
+        <w:t xml:space="preserve"> derivado analíticamente sobre la variedad de Lie. El problema concreto que resolvemos es, por tanto, cómo construir y validar empíricamente un sistema (i)+(ii)+(iii) que además sea reproducible sin GPU industrial dedicada y evaluable con el protocolo BOP estándar.</w:t>
       </w:r>
     </w:p>
     <w:p>
@@ -11558,7 +11548,7 @@
         <w:t xml:space="preserve">Posicionamiento del TFM frente al estado del arte. </w:t>
       </w:r>
       <w:r>
-        <w:t xml:space="preserve">Frente a la familia FoundationPose / GenFlow / CMT-6D, este TFM no propone un nuevo estimador de pose ni reentrena el modelo. Lo adopta como bloque de percepción y aporta el acoplamiento matemático explícito con la fase de planificación. Frente a la familia Diffusion Policy / Ho et al. (2020) / Song et al. (2021), tampoco introduce una nueva SDE, pero adapta la formulación a un espacio de acción condicionado por la pose en SE(3) y a un escenario industrial cluttered que el </w:t>
+        <w:t xml:space="preserve">Respecto a la familia FoundationPose / GenFlow / CMT-6D, este trabajo no propone un nuevo estimador de pose ni reentrena el modelo: lo adopta como bloque de percepción y aporta el acoplamiento matemático explícito con la fase de planificación. En cuanto a la familia Diffusion Policy / Ho et al. (2020) / Song et al. (2021), tampoco introduce una nueva SDE, pero sí adapta la formulación a un espacio de acción condicionado por la pose en SE(3) y a un escenario industrial cluttered que el </w:t>
       </w:r>
       <w:r>
         <w:rPr>
@@ -11567,7 +11557,7 @@
         <w:t>paper</w:t>
       </w:r>
       <w:r>
-        <w:t xml:space="preserve"> original no contemplaba. Frente al baseline GDR-Net++ (GDRNPP; Liu et al., 2025c), este TFM se posiciona como su sucesor directo a nivel empírico para bin picking: el contraste cuantitativo entre ambos en BOP-T-LESS constituye la evidencia central de la hipótesis H1.1. La mejora aportada se ubica en la </w:t>
+        <w:t xml:space="preserve"> original no contemplaba. Y frente al baseline GDR-Net++ (GDRNPP; Liu et al., 2025c), se posiciona como su sucesor directo a nivel empírico para bin picking: el contraste cuantitativo entre ambos en BOP-T-LESS es la evidencia central de la hipótesis H1.1. La mejora, en definitiva, está en la </w:t>
       </w:r>
       <w:r>
         <w:rPr>
@@ -11585,7 +11575,7 @@
         <w:t>articulación teórica</w:t>
       </w:r>
       <w:r>
-        <w:t xml:space="preserve"> (geometría ↔ dinámica estocástica), no en una nueva arquitectura aislada.</w:t>
+        <w:t xml:space="preserve"> (geometría ↔ dinámica estocástica), no en una arquitectura aislada.</w:t>
       </w:r>
     </w:p>
     <w:p>
@@ -11605,14 +11595,14 @@
     </w:p>
     <w:p>
       <w:r>
-        <w:t>A continuación se sintetizan los métodos más relevantes en una tabla comparativa, organizada por tipo de método, dataset principal de evaluación, métrica reportada y limitaciones identificadas. Sobre ella se apoya el análisis crítico que sigue.</w:t>
+        <w:t>A continuación sintetizamos los métodos más relevantes en una tabla comparativa —organizada por tipo de método, dataset principal de evaluación, métrica reportada y limitaciones—, sobre la que se apoya el análisis crítico que sigue.</w:t>
       </w:r>
     </w:p>
     <w:p>
       <w:pPr>
         <w:pStyle w:val="Caption"/>
       </w:pPr>
-      <w:bookmarkStart w:id="22" w:name="_Toc234963806"/>
+      <w:bookmarkStart w:id="22" w:name="_Toc235186318"/>
       <w:r>
         <w:t xml:space="preserve">Tabla </w:t>
       </w:r>
@@ -12321,7 +12311,7 @@
     </w:p>
     <w:p>
       <w:r>
-        <w:t>Análisis crítico. Los métodos de regresión directa (PoseCNN, GDR-Net++) presentan latencia baja, pero penalizan la generalización a objetos no vistos durante el entrenamiento; eso obliga a reentrenamientos costosos cada vez que cambia la pieza industrial. Los métodos render-and-compare (MegaPose) sacrifican latencia a cambio de capacidad de generalización mediante una búsqueda exhaustiva en el espacio de poses. FoundationPose hereda lo mejor de ambos: combina atención cruzada 2D-3D con refinamiento ICP neural en una arquitectura unificada, distinguida en el BOP Challenge 2024. Su limitación principal es la licencia no comercial, que restringe la transferencia industrial directa pero no impide la investigación académica como la presente. ES6D resuelve con elegancia la ambigüedad por simetría, aunque no generaliza a novel objects. Diffusion Policy demuestra superioridad sobre los planificadores deterministas y los métodos basados en GMM o VAE para capturar distribuciones de acción multimodales. Una laguna persiste: no se ha identificado en la literatura revisada un trabajo previo que lo integre con FoundationPose para bin picking.</w:t>
+        <w:t>Análisis crítico. Los métodos de regresión directa (PoseCNN, GDR-Net++) tienen latencia baja, pero pagan un precio en generalización a objetos no vistos, lo que obliga a reentrenamientos costosos cada vez que cambia la pieza industrial. Los render-and-compare (MegaPose) invierten el compromiso: sacrifican latencia a cambio de generalización, mediante una búsqueda exhaustiva en el espacio de poses. FoundationPose hereda lo mejor de ambos, al combinar atención cruzada 2D-3D con refinamiento ICP neural en una arquitectura unificada, distinguida en el BOP Challenge 2024; su limitación principal es la licencia no comercial, que restringe la transferencia industrial directa pero no impide la investigación académica como esta. ES6D resuelve con elegancia la ambigüedad por simetría, aunque no generaliza a novel objects. Y Diffusion Policy se impone a los planificadores deterministas y a los métodos basados en GMM o VAE cuando se trata de capturar distribuciones de acción multimodales. Queda una laguna, y es la que motiva el trabajo: no hemos encontrado en la literatura revisada ningún antecedente que lo integre con FoundationPose para bin picking.</w:t>
       </w:r>
     </w:p>
     <w:p>
@@ -12331,15 +12321,17 @@
       <w:r>
         <w:rPr>
           <w:i/>
+          <w:iCs/>
         </w:rPr>
         <w:t>Transformers</w:t>
       </w:r>
       <w:r>
-        <w:t xml:space="preserve"> (percepción) y modelos de difusión (planificación) en un pipeline reproducible sin GPU dedicada de gama alta, con protocolo BOP estándar y números directamente comparables al </w:t>
+        <w:t xml:space="preserve"> (percepción) y modelos de difusión (planificación) en un pipeline reproducible sin GPU de gama alta, con protocolo BOP estándar y cifras directamente comparables al </w:t>
       </w:r>
       <w:r>
         <w:rPr>
           <w:i/>
+          <w:iCs/>
         </w:rPr>
         <w:t>leaderboard</w:t>
       </w:r>
@@ -12349,20 +12341,22 @@
       <w:r>
         <w:rPr>
           <w:i/>
+          <w:iCs/>
         </w:rPr>
         <w:t>Mean AR</w:t>
       </w:r>
       <w:r>
-        <w:t xml:space="preserve"> en YCB-Video y +3.6 puntos porcentuales en T-LESS, valores derivados del run de evaluación documentado en el RUN_CARD del repositorio (commit be02c8c, 1098 instancias YCB-V y 1012 T-LESS sobre </w:t>
+        <w:t xml:space="preserve"> en YCB-Video y +3.6 en T-LESS, valores derivados del run de evaluación documentado en el RUN_CARD del repositorio (commit be02c8c, 1098 instancias YCB-V y 1012 T-LESS sobre </w:t>
       </w:r>
       <w:r>
         <w:rPr>
           <w:i/>
+          <w:iCs/>
         </w:rPr>
         <w:t>subset</w:t>
       </w:r>
       <w:r>
-        <w:t xml:space="preserve"> BOP-19). La métrica AUC ADD-S obtenida (0.908 y 0.957) resulta además competitiva con la del paper original de FoundationPose. Eso demuestra una reproducibilidad efectiva del estado del arte en hardware de coste reducido.</w:t>
+        <w:t xml:space="preserve"> BOP-19). El AUC ADD-S obtenido (0.908 y 0.957) es, además, competitivo con el del paper original de FoundationPose, lo que demuestra una reproducibilidad efectiva del estado del arte sobre hardware de coste reducido.</w:t>
       </w:r>
     </w:p>
     <w:p>
@@ -12377,12 +12371,12 @@
     </w:p>
     <w:p>
       <w:r>
-        <w:t>Más allá de describir los métodos, tres preguntas críticas estructuran el posicionamiento de este trabajo y justifican sus decisiones de diseño.</w:t>
-      </w:r>
-    </w:p>
-    <w:p>
-      <w:r>
-        <w:t>GDR-Net++ regresa la pose de forma directa (geometry-guided regression), de baja latencia, pero atado a las clases vistas en entrenamiento, exige reentrenamientos por objeto y se degrada ante oclusión. FoundationPose, en cambio, desacopla detección y refinamiento mediante render-and-compare con atención cruzada 2D–3D. Esto le confiere (i) generalización zero-shot a objetos no vistos a partir del modelo CAD y (ii) robustez ante oclusión, la fuente dominante de error en bin picking. Este TFM lo evidencia con una degradación de solo 1.0 pp en AUC ADD-S frente a un 70 % de oclusión en T-LESS. El coste es una mayor latencia (~4.2 s/instancia), que domina el 80.2 % del ciclo.</w:t>
+        <w:t>Más allá de describir los métodos, tres preguntas críticas estructuran el posicionamiento del trabajo y justifican sus decisiones de diseño.</w:t>
+      </w:r>
+    </w:p>
+    <w:p>
+      <w:r>
+        <w:t>GDR-Net++ regresa la pose de forma directa (geometry-guided regression), con baja latencia, pero atada a las clases vistas en entrenamiento: exige reentrenamientos por objeto y se degrada ante oclusión. FoundationPose, en cambio, desacopla detección y refinamiento mediante render-and-compare con atención cruzada 2D-3D, y de ahí obtiene dos ventajas: (i) generalización zero-shot a objetos no vistos a partir del modelo CAD y (ii) robustez ante oclusión, la fuente dominante de error en bin picking. En nuestros experimentos esto se traduce en una degradación de apenas 1.0 pp de AUC ADD-S frente a un 70 % de oclusión en T-LESS. El coste es una latencia mayor (~4.2 s/instancia), que acapara el 80.2 % del ciclo.</w:t>
       </w:r>
     </w:p>
     <w:p>
@@ -12390,10 +12384,10 @@
         <w:rPr>
           <w:b/>
         </w:rPr>
-        <w:t>Los Transformers presentan tres limitaciones principales.</w:t>
-      </w:r>
-      <w:r>
-        <w:t xml:space="preserve"> La primera, el coste computacional de la atención y la latencia asociada, que forman el cuello de botella del pipeline y comprometen el tiempo de ciclo industrial estricto sin optimización adicional (TensorRT, distillation). La segunda, la dependencia de un modelo CAD de calidad para el render-and-compare; sin él, el enfoque no es aplicable. La tercera, la degradación de la generalización ante materiales muy reflectantes o texturas fuera de la distribución del backbone preentrenado.</w:t>
+        <w:t xml:space="preserve">Los Transformers arrastran tres limitaciones. </w:t>
+      </w:r>
+      <w:r>
+        <w:t>La primera y más determinante es el coste computacional de la atención y la latencia asociada, que forman el cuello de botella del pipeline y comprometen el tiempo de ciclo industrial estricto sin optimización adicional (TensorRT, distillation). A ella se suma la dependencia de un modelo CAD de calidad para el render-and-compare: sin él, el enfoque simplemente no es aplicable. Y, por último, la generalización se degrada ante materiales muy reflectantes o texturas fuera de la distribución del backbone preentrenado.</w:t>
       </w:r>
     </w:p>
     <w:p>
@@ -12404,7 +12398,7 @@
         <w:t>En los modelos de difusión persisten varios problemas abiertos. El factor limitante</w:t>
       </w:r>
       <w:r>
-        <w:t xml:space="preserve"> es el conditioning: cómo se inyecta la observación en la red de denoising. Un conditioning pobre produce políticas que imitan la media del dataset sin discriminar entre situaciones cercanas (constatado en este TFM, donde la Diffusion Policy entrenada con trayectorias sintéticas heurísticas alcanza solo un 36 % de plausibilidad de agarre ejecutado en simulación). A ello se suman (ii) la dependencia de demostraciones reales abundantes, escasas y costosas en bin picking industrial, y (iii) el coste de muestreo (DDIM-25 ≈ 118 ms), aún por encima de presupuestos estrictos de tiempo real aunque despreciable frente a la percepción. Las dos últimas siguen abiertas a nivel de paradigma. La primera, en cambio, se aborda en este TFM sustituyendo el conditioning por un encoder visual ResNet-18 sobre RGB-D, lo que eleva la plausibilidad de agarre del 36 % al 78 % y confirma el diagnóstico.</w:t>
+        <w:t xml:space="preserve"> es el conditioning: cómo se inyecta la observación en la red de denoising. Un conditioning pobre produce políticas que imitan la media del dataset sin discriminar entre situaciones parecidas —lo constatamos en este trabajo, donde la Diffusion Policy entrenada con trayectorias sintéticas heurísticas alcanza solo un 36 % de plausibilidad de agarre ejecutado en simulación—. A eso se añaden la dependencia de demostraciones reales abundantes, escasas y caras en bin picking industrial, y el coste de muestreo (DDIM-25 ≈ 118 ms), aún por encima de presupuestos estrictos de tiempo real aunque despreciable frente a la percepción. Las dos últimas siguen abiertas a nivel de paradigma; la primera, en cambio, la abordamos aquí sustituyendo el conditioning por un encoder visual ResNet-18 sobre RGB-D, lo que eleva la plausibilidad de agarre del 36 % al 78 % y confirma el diagnóstico.</w:t>
       </w:r>
     </w:p>
     <w:p>
@@ -12419,7 +12413,7 @@
     </w:p>
     <w:p>
       <w:r>
-        <w:t>La brecha de investigación del capítulo anterior es el punto de partida. De ahí salen los objetivos del trabajo y la metodología prevista para alcanzarlos.</w:t>
+        <w:t>La brecha de investigación del capítulo anterior es nuestro punto de partida: de ella se derivan los objetivos del trabajo y la metodología con la que nos propusimos alcanzarlos.</w:t>
       </w:r>
     </w:p>
     <w:p>
@@ -12439,11 +12433,12 @@
       <w:r>
         <w:rPr>
           <w:i/>
+          <w:iCs/>
         </w:rPr>
         <w:t>Transformer</w:t>
       </w:r>
       <w:r>
-        <w:t xml:space="preserve"> (FoundationPose) con modelos de difusión (Diffusion Policy) para bin picking robótico. Se busca demostrar que el pipeline completo funciona en simulación, con métricas cuantitativas sobre benchmarks BOP. El trabajo suma algo más: un análisis matemático formal de los mecanismos de atención, las representaciones en SE(3)/SO(3) y los procesos estocásticos implicados.</w:t>
+        <w:t xml:space="preserve"> (FoundationPose) con modelos de difusión (Diffusion Policy) para bin picking robótico, y demostrar que el pipeline completo funciona en simulación con métricas cuantitativas sobre benchmarks BOP. A ese objetivo le sumamos uno más, poco habitual en trabajos de este tipo: un análisis matemático formal de los mecanismos de atención, las representaciones en SE(3)/SO(3) y los procesos estocásticos implicados.</w:t>
       </w:r>
     </w:p>
     <w:p>
@@ -12458,31 +12453,32 @@
     </w:p>
     <w:p>
       <w:r>
-        <w:t xml:space="preserve">OE1: Analizar el estado del arte en estimación de pose 6-DoF y bin picking robótico. La revisión sistemática abarca al menos 30 publicaciones científicas organizadas en seis categorías temáticas (surveys, métodos de pose, datasets, nubes de puntos, datos sintéticos, visual servoing). Los métodos se ordenan en tres grupos: clásicos, basados en </w:t>
+        <w:t xml:space="preserve">OE1: analizar el estado del arte en estimación de pose 6-DoF y bin picking robótico. La revisión sistemática abarca al menos 30 publicaciones organizadas en seis categorías temáticas (surveys, métodos de pose, datasets, nubes de puntos, datos sintéticos y visual servoing), y ordena los métodos en tres grupos —clásicos, basados en </w:t>
       </w:r>
       <w:r>
         <w:rPr>
           <w:i/>
+          <w:iCs/>
         </w:rPr>
         <w:t>Transformers</w:t>
       </w:r>
       <w:r>
-        <w:t xml:space="preserve"> y basados en difusión. De ese análisis surge la brecha de investigación que motiva el presente trabajo.</w:t>
-      </w:r>
-    </w:p>
-    <w:p>
-      <w:r>
-        <w:t>OE2: Formalizar el sustento matemático del pipeline propuesto. Entran aquí las representaciones de rotación en SO(3) (cuaterniones unitarios, matrices de rotación, representación 6D continua de Zhou et al., 2019) y las transformaciones rígidas en SE(3) como grupo de Lie. Se abordan también los mecanismos de atención scaled dot-product y multi-head vistos como operadores geométricos, las ecuaciones diferenciales estocásticas forward y reverse del proceso de difusión, las funciones de score matching y la dinámica de Langevin para el muestreo de trayectorias.</w:t>
-      </w:r>
-    </w:p>
-    <w:p>
-      <w:r>
-        <w:t>OE3: Implementar y evaluar el pipeline integrado FoundationPose + Diffusion Policy para bin picking. En la estimación de pose se configura FoundationPose y se evalúa sobre los datasets BOP (T-LESS, YCB-Video). En la planificación de agarre, Diffusion Policy se configura para generar trayectorias multimodales. La comparación cuantitativa toma GDR-Net como baseline y emplea métricas estándar BOP (VSD, MSSD, MSPD) junto con métricas clásicas (ADD, ADD-S).</w:t>
-      </w:r>
-    </w:p>
-    <w:p>
-      <w:r>
-        <w:t>OE4: Verificar la viabilidad del pipeline completo en simulación. Se configura el entorno CoppeliaSim con ROS 2 Humble y MoveIt 2, y se implementan visual servoing IBVS/PBVS para la fase de ejecución del agarre. Integrados todos los componentes en un pipeline end-to-end, se ejecutan experimentos de bin picking en escenarios controlados. El análisis es doble: cuantitativo y cualitativo.</w:t>
+        <w:t xml:space="preserve"> y basados en difusión—. De ese análisis surge la brecha de investigación que motiva el trabajo.</w:t>
+      </w:r>
+    </w:p>
+    <w:p>
+      <w:r>
+        <w:t>OE2: formalizar el sustento matemático del pipeline. Entran aquí las representaciones de rotación en SO(3) —cuaterniones unitarios, matrices de rotación y la representación 6D continua de Zhou et al. (2019)— y las transformaciones rígidas en SE(3) como grupo de Lie, además de los mecanismos de atención scaled dot-product y multi-head vistos como operadores geométricos, las ecuaciones diferenciales estocásticas forward y reverse del proceso de difusión, las funciones de score matching y la dinámica de Langevin para el muestreo de trayectorias.</w:t>
+      </w:r>
+    </w:p>
+    <w:p>
+      <w:r>
+        <w:t>OE3: implementar y evaluar el pipeline integrado FoundationPose + Diffusion Policy para bin picking. En la estimación de pose, configuramos FoundationPose y lo evaluamos sobre los datasets BOP (T-LESS, YCB-Video); en la planificación de agarre, Diffusion Policy se configura para generar trayectorias multimodales. La comparación cuantitativa toma GDR-Net como baseline y emplea las métricas estándar BOP (VSD, MSSD, MSPD) junto con las clásicas (ADD, ADD-S).</w:t>
+      </w:r>
+    </w:p>
+    <w:p>
+      <w:r>
+        <w:t>OE4: verificar la viabilidad del pipeline completo en simulación. Configuramos el entorno CoppeliaSim con ROS 2 Humble y MoveIt 2, e implementamos visual servoing IBVS/PBVS para la fase de ejecución del agarre. Una vez integrados todos los componentes en un pipeline end-to-end, ejecutamos experimentos de bin picking en escenarios controlados, con un análisis a la vez cuantitativo y cualitativo.</w:t>
       </w:r>
     </w:p>
     <w:p>
@@ -12499,7 +12495,7 @@
       <w:pPr>
         <w:pStyle w:val="Caption"/>
       </w:pPr>
-      <w:bookmarkStart w:id="28" w:name="_Toc234963790"/>
+      <w:bookmarkStart w:id="28" w:name="_Toc235186302"/>
       <w:r>
         <w:t xml:space="preserve">Figura </w:t>
       </w:r>
@@ -12528,14 +12524,14 @@
     </w:p>
     <w:p>
       <w:r>
-        <w:t>La Tabla 3 reúne el diseño experimental que sustenta el contraste de las hipótesis. En un solo lugar quedan las variables manipuladas, medidas y controladas, el número de ejecuciones y el procedimiento estadístico.</w:t>
+        <w:t>La Tabla 3 reúne en un solo lugar el diseño experimental que sustenta el contraste de las hipótesis: las variables manipuladas, medidas y controladas, el número de ejecuciones y el procedimiento estadístico.</w:t>
       </w:r>
     </w:p>
     <w:p>
       <w:pPr>
         <w:pStyle w:val="Caption"/>
       </w:pPr>
-      <w:bookmarkStart w:id="30" w:name="_Toc234963807"/>
+      <w:bookmarkStart w:id="30" w:name="_Toc235186319"/>
       <w:r>
         <w:t xml:space="preserve">Tabla </w:t>
       </w:r>
@@ -12718,7 +12714,7 @@
     </w:tbl>
     <w:p>
       <w:r>
-        <w:t>Esta sección define el diseño experimental que permite contrastar empíricamente las hipótesis H1–H3 del Capítulo 1, desglosadas en cuatro sub-hipótesis operativas que las hacen estadísticamente verificables (H1.1–H1.4). El diseño se articula en variables, condiciones experimentales, baselines, particiones de datos, métricas justificadas y protocolo estadístico. El objetivo es claro: garantizar la reproducibilidad científica, no la mera replicabilidad ingenieril.</w:t>
+        <w:t>Esta sección define el diseño experimental con el que contrastamos empíricamente las hipótesis H1–H3 del Capítulo 1, desglosadas en cuatro sub-hipótesis operativas que las hacen estadísticamente verificables (H1.1–H1.4). El diseño se articula en variables, condiciones experimentales, baselines, particiones de datos, métricas justificadas y protocolo estadístico, con un propósito claro: garantizar la reproducibilidad científica, no la mera replicabilidad ingenieril.</w:t>
       </w:r>
     </w:p>
     <w:p>
@@ -12743,7 +12739,7 @@
       <w:pPr>
         <w:pStyle w:val="Caption"/>
       </w:pPr>
-      <w:bookmarkStart w:id="32" w:name="_Toc234963808"/>
+      <w:bookmarkStart w:id="32" w:name="_Toc235186320"/>
       <w:r>
         <w:t xml:space="preserve">Tabla </w:t>
       </w:r>
@@ -12893,7 +12889,7 @@
     </w:p>
     <w:p>
       <w:r>
-        <w:t>Como baseline se elige GDR-Net++ (GDRNPP; Liu et al., 2025c). Esta elección responde a tres razones objetivas: su código es abierto bajo Apache 2.0, lo que garantiza la reproducibilidad; ocupó el primer puesto en el BOP Challenge 2022, lo que lo consolida como referencia; y emplea la misma representación de rotación 6D continua que FoundationPose, lo que aísla el efecto del paradigma (regresión directa frente a render-and-compare con Transformer) del efecto de la representación. Para cada sub-hipótesis se formula su versión nula y alternativa:</w:t>
+        <w:t>Como baseline elegimos GDR-Net++ (GDRNPP; Liu et al., 2025c), por tres razones objetivas: su código es abierto bajo Apache 2.0, lo que garantiza la reproducibilidad; ocupó el primer puesto en el BOP Challenge 2022, lo que lo consolida como referencia; y emplea la misma representación de rotación 6D continua que FoundationPose, lo que aísla el efecto del paradigma (regresión directa frente a render-and-compare con Transformer) del efecto de la representación. Para cada sub-hipótesis formulamos su versión nula y su alternativa:</w:t>
       </w:r>
     </w:p>
     <w:p>
@@ -13152,15 +13148,17 @@
       <w:r>
         <w:rPr>
           <w:b/>
+          <w:bCs/>
         </w:rPr>
         <w:t>VSD</w:t>
       </w:r>
       <w:r>
-        <w:t xml:space="preserve"> (Visible Surface Discrepancy). Resulta robusta a oclusiones porque evalúa únicamente la superficie visible del objeto, lo que la hace especialmente apropiada para bin picking, donde la oclusión es la fuente principal de error. La complementan dos más: </w:t>
+        <w:t xml:space="preserve"> (Visible Surface Discrepancy), robusta a oclusiones porque evalúa solo la superficie visible del objeto —justo lo que conviene en bin picking, donde la oclusión es la fuente principal de error—. La acompañan dos más: </w:t>
       </w:r>
       <w:r>
         <w:rPr>
           <w:b/>
+          <w:bCs/>
         </w:rPr>
         <w:t>MSSD</w:t>
       </w:r>
@@ -13170,24 +13168,27 @@
       <w:r>
         <w:rPr>
           <w:b/>
+          <w:bCs/>
         </w:rPr>
         <w:t>MSPD</w:t>
       </w:r>
       <w:r>
-        <w:t xml:space="preserve"> (proyección simétrica), útil para validación con cámaras monoculares. Las métricas clásicas ADD/ADD-S se mantienen por compatibilidad con la literatura previa, aunque no son la métrica principal de decisión. ADD desestima oclusión y simetría, así que resulta inadecuada como criterio único para bin picking. En la fase de planificación se reporta la </w:t>
+        <w:t xml:space="preserve"> (proyección simétrica), útil para validar con cámaras monoculares. Las métricas clásicas ADD/ADD-S se mantienen por compatibilidad con la literatura previa, aunque no son el criterio principal de decisión: ADD ignora oclusión y simetría, de modo que resulta inadecuada como criterio único para bin picking. En la fase de planificación reportamos la </w:t>
       </w:r>
       <w:r>
         <w:rPr>
           <w:b/>
+          <w:bCs/>
         </w:rPr>
         <w:t>tasa de éxito de agarre</w:t>
       </w:r>
       <w:r>
-        <w:t xml:space="preserve"> como métrica principal funcional, complementada por el </w:t>
+        <w:t xml:space="preserve"> como métrica funcional principal, complementada por el </w:t>
       </w:r>
       <w:r>
         <w:rPr>
           <w:b/>
+          <w:bCs/>
         </w:rPr>
         <w:t>tiempo de ejecución</w:t>
       </w:r>
@@ -13197,6 +13198,7 @@
       <w:r>
         <w:rPr>
           <w:b/>
+          <w:bCs/>
         </w:rPr>
         <w:t>número de modos efectivos</w:t>
       </w:r>
@@ -13273,34 +13275,37 @@
     </w:p>
     <w:p>
       <w:r>
-        <w:t xml:space="preserve">Se identifican tres amenazas y sus mitigaciones. </w:t>
+        <w:t xml:space="preserve">Identificamos tres amenazas y sus mitigaciones. </w:t>
       </w:r>
       <w:r>
         <w:rPr>
           <w:b/>
-        </w:rPr>
-        <w:t xml:space="preserve">Validez interna: </w:t>
-      </w:r>
-      <w:r>
-        <w:t xml:space="preserve">la diferencia de capacidad entre FoundationPose y GDR-Net++ podría deberse al reentrenamiento; como mitigación se usan los checkpoints oficiales publicados por los autores. </w:t>
+          <w:bCs/>
+        </w:rPr>
+        <w:t>Validez interna:</w:t>
+      </w:r>
+      <w:r>
+        <w:t xml:space="preserve"> la diferencia de capacidad entre FoundationPose y GDR-Net++ podría deberse al reentrenamiento; para mitigarlo usamos los checkpoints oficiales publicados por los autores. </w:t>
       </w:r>
       <w:r>
         <w:rPr>
           <w:b/>
-        </w:rPr>
-        <w:t xml:space="preserve">Validez externa: </w:t>
-      </w:r>
-      <w:r>
-        <w:t xml:space="preserve">la simulación CoppeliaSim no captura todas las propiedades físicas reales. Se mitiga reportando explícitamente este límite y restringiendo las afirmaciones al entorno simulado, de modo que el despliegue real queda como trabajo futuro. </w:t>
+          <w:bCs/>
+        </w:rPr>
+        <w:t>Validez externa:</w:t>
+      </w:r>
+      <w:r>
+        <w:t xml:space="preserve"> la simulación CoppeliaSim no captura todas las propiedades físicas reales, así que reportamos explícitamente ese límite y restringimos las afirmaciones al entorno simulado, dejando el despliegue real como trabajo futuro. </w:t>
       </w:r>
       <w:r>
         <w:rPr>
           <w:b/>
-        </w:rPr>
-        <w:t xml:space="preserve">Validez de constructo: </w:t>
-      </w:r>
-      <w:r>
-        <w:t>ARBOP mide precisión geométrica pero no la calidad funcional del agarre; se complementa con la tasa de éxito de agarre.</w:t>
+          <w:bCs/>
+        </w:rPr>
+        <w:t>Validez de constructo:</w:t>
+      </w:r>
+      <w:r>
+        <w:t xml:space="preserve"> ARBOP mide precisión geométrica pero no la calidad funcional del agarre, por lo que la complementamos con la tasa de éxito de agarre.</w:t>
       </w:r>
     </w:p>
     <w:p>
@@ -13315,7 +13320,7 @@
     </w:p>
     <w:p>
       <w:r>
-        <w:t>La metodología se organiza en cuatro componentes: el entorno de desarrollo, la planificación temporal, los datasets y métricas de evaluación, y las consideraciones de licencias y reproducibilidad.</w:t>
+        <w:t>Organizamos la metodología en cuatro componentes: el entorno de desarrollo, la planificación temporal, los datasets y métricas de evaluación, y las consideraciones de licencias y reproducibilidad.</w:t>
       </w:r>
     </w:p>
     <w:p>
@@ -13330,7 +13335,7 @@
     </w:p>
     <w:p>
       <w:r>
-        <w:t>El desarrollo se reparte entre dos entornos complementarios. El entorno local, basado en Apple M1 Pro con 16 GB de RAM, aloja CoppeliaSim ARM64 para la simulación robótica, ROS 2 Humble como middleware de comunicación (ejecutado en contenedor Docker ARM64), MoveIt 2 para la planificación de movimiento y las herramientas de preprocesamiento y desarrollo: Python 3.12, PyTorch 2.11 con soporte MPS (GPU Apple Silicon), OpenCV, Open3D y trimesh. El entorno remoto es distinto. Recurre a Google Colab con GPU T4 para el entrenamiento e inferencia de los modelos pesados (FoundationPose, Diffusion Policy) y la evaluación en los benchmarks BOP con los datasets completos. El código fuente se gestiona en un repositorio GitHub privado (pose6dof-transformers-diffusion) con estructura modular, control de versiones Git y documentación continua en notebooks Jupyter.</w:t>
+        <w:t>El desarrollo se repartió entre dos entornos complementarios. El local, sobre un Apple M1 Pro con 16 GB de RAM, aloja CoppeliaSim ARM64 para la simulación robótica, ROS 2 Humble como middleware de comunicación (en contenedor Docker ARM64), MoveIt 2 para la planificación de movimiento y el utillaje de preprocesamiento: Python 3.12, PyTorch 2.11 con soporte MPS (GPU Apple Silicon), OpenCV, Open3D y trimesh. El remoto es de otra naturaleza: recurre a Google Colab con GPU T4 para entrenar e inferir los modelos pesados (FoundationPose, Diffusion Policy) y para evaluar en los benchmarks BOP con los datasets completos. El código fuente se gestiona en un repositorio GitHub privado (pose6dof-transformers-diffusion) con estructura modular, control de versiones Git y documentación continua en notebooks Jupyter.</w:t>
       </w:r>
     </w:p>
     <w:p>
@@ -13345,7 +13350,7 @@
     </w:p>
     <w:p>
       <w:r>
-        <w:t>El proyecto se estructura en 12 semanas (abril–julio 2026) repartidas en seis fases. La Fase 0 (Semana 1) comprende la configuración del entorno de desarrollo, la creación del repositorio y la descarga de datasets. La Fase 1 (Semanas 2–4) reproduce baselines: GDR-Net y FoundationPose en los datasets BOP, con lo que se fijan las métricas de referencia. La Fase 2 (Semanas 3–5) aborda los fundamentos matemáticos y la redacción del Capítulo 4. La Fase 3 (Semanas 5–8) desarrolla el pipeline integrado: wrappers de percepción, Diffusion Policy para agarre y orquestador end-to-end. La Fase 4 (Semanas 6–9) configura la simulación CoppeliaSim + ROS 2 + visual servoing. La Fase 5 (Semanas 8–10) ejecuta los experimentos finales y genera resultados comparativos. La última, la Fase 6 (Semanas 10–12), se reserva para la redacción final y la preparación de la defensa.</w:t>
+        <w:t>El proyecto se estructuró en 12 semanas (abril–julio 2026) repartidas en seis fases. La Fase 0 (Semana 1) cubre la configuración del entorno, la creación del repositorio y la descarga de datasets. La Fase 1 (Semanas 2–4) reproduce baselines —GDR-Net y FoundationPose sobre los datasets BOP— y fija las métricas de referencia. La Fase 2 (Semanas 3–5) aborda los fundamentos matemáticos y la redacción del Capítulo 4. La Fase 3 (Semanas 5–8) construye el pipeline integrado: wrappers de percepción, Diffusion Policy para agarre y orquestador end-to-end. La Fase 4 (Semanas 6–9) monta la simulación CoppeliaSim + ROS 2 + visual servoing. La Fase 5 (Semanas 8–10) ejecuta los experimentos finales y genera los resultados comparativos. Y la Fase 6 (Semanas 10–12) se reserva para la redacción final y la preparación de la defensa.</w:t>
       </w:r>
     </w:p>
     <w:p>
@@ -13360,7 +13365,7 @@
     </w:p>
     <w:p>
       <w:r>
-        <w:t>Los datasets de evaluación seleccionados son dos. T-LESS (licencia CC BY 4.0) aporta 30 objetos industriales sin textura, representativos del escenario de bin picking. YCB-Video (licencia MIT) suma 21 objetos domésticos texturados que permiten evaluar la generalización. Las métricas principales son las que define el BOP Challenge: VSD (Visible Surface Discrepancy) para una evaluación robusta ante oclusiones, MSSD (Maximum Symmetry-Aware Surface Distance) para el manejo de simetrías, y MSPD (Maximum Symmetry-Aware Projection Distance) como métrica complementaria en espacio de imagen. Se añaden también las métricas clásicas ADD y ADD-S (Average Distance of Distinguishable/Symmetric model points) para la comparabilidad con trabajos anteriores.</w:t>
+        <w:t>Seleccionamos dos datasets de evaluación. T-LESS (licencia CC BY 4.0) aporta 30 objetos industriales sin textura, representativos del escenario de bin picking; YCB-Video (licencia MIT) suma 21 objetos domésticos texturados que permiten evaluar la generalización. Las métricas principales son las del BOP Challenge: VSD (Visible Surface Discrepancy) para una evaluación robusta ante oclusiones, MSSD (Maximum Symmetry-Aware Surface Distance) para el manejo de simetrías y MSPD (Maximum Symmetry-Aware Projection Distance) como métrica complementaria en espacio de imagen. Añadimos también las clásicas ADD y ADD-S (Average Distance of Distinguishable/Symmetric model points) por comparabilidad con trabajos anteriores.</w:t>
       </w:r>
     </w:p>
     <w:p>
@@ -13375,7 +13380,7 @@
     </w:p>
     <w:p>
       <w:r>
-        <w:t>Todos los componentes de software y datos utilizados cuentan con licencias compatibles con el uso académico: FoundationPose (NVIDIA Non-Commercial License), Diffusion Policy (MIT License), GDR-Net++ (Apache 2.0), CoppeliaSim (Educational License), ROS 2 Humble (Apache 2.0) y datasets BOP (CC BY 4.0 / CC BY-NC-SA 4.0). El código fuente, los notebooks de experimentos y los scripts de evaluación se mantienen en el repositorio GitHub pose6dof-transformers-diffusion. Eso garantiza la reproducibilidad completa de los resultados presentados.</w:t>
+        <w:t>Todos los componentes de software y datos empleados tienen licencias compatibles con el uso académico: FoundationPose (NVIDIA Non-Commercial License), Diffusion Policy (MIT), GDR-Net++ (Apache 2.0), CoppeliaSim (Educational License), ROS 2 Humble (Apache 2.0) y los datasets BOP (CC BY 4.0 / CC BY-NC-SA 4.0). El código fuente, los notebooks de experimentos y los scripts de evaluación se mantienen en el repositorio GitHub pose6dof-transformers-diffusion, lo que garantiza la reproducibilidad completa de los resultados.</w:t>
       </w:r>
     </w:p>
     <w:p>
@@ -13395,7 +13400,7 @@
     </w:p>
     <w:p>
       <w:r>
-        <w:t>Este trabajo aporta dos cosas a la vez. Une una formalización matemática rigurosa (grupos de Lie, SDEs, score matching) con un desarrollo práctico que puede verificarse en simulación. De ahí que se reformule la clasificación del Trabajo Fin de Máster como Tipo 2, investigación con desarrollo práctico, según la nomenclatura UNIR. La componente de investigación reside en el Capítulo 4 (el sustento matemático) y en el análisis cuantitativo comparado con el baseline. El desarrollo toma forma en el pipeline software, en la integración con CoppeliaSim y ROS 2 Humble, y en la evidencia experimental reproducible que se genera.</w:t>
+        <w:t>Este trabajo aporta dos cosas a la vez: una formalización matemática rigurosa (grupos de Lie, SDEs, score matching) y un desarrollo práctico verificable en simulación. Por eso reformulamos la clasificación del Trabajo Fin de Máster como Tipo 2, investigación con desarrollo práctico, según la nomenclatura UNIR. La componente de investigación reside en el Capítulo 4 —el sustento matemático— y en el análisis cuantitativo comparado con el baseline; el desarrollo toma forma en el pipeline software, en la integración con CoppeliaSim y ROS 2 Humble, y en la evidencia experimental reproducible que generamos.</w:t>
       </w:r>
     </w:p>
     <w:p>
@@ -13410,7 +13415,7 @@
     </w:p>
     <w:p>
       <w:r>
-        <w:t>Las variables del experimento se definen en la Tabla 4 (sección de diseño experimental). A continuación se concreta el protocolo realmente ejecutado.</w:t>
+        <w:t>Las variables del experimento se definen en la Tabla 4 (sección de diseño experimental). A continuación concretamos el protocolo que realmente ejecutamos.</w:t>
       </w:r>
     </w:p>
     <w:p>
@@ -13420,29 +13425,32 @@
       <w:r>
         <w:rPr>
           <w:i/>
+          <w:iCs/>
         </w:rPr>
         <w:t>subset</w:t>
       </w:r>
       <w:r>
-        <w:t xml:space="preserve"> BOP-19 que define el fichero test_targets_bop19.json del BOP Challenge. Esto garantiza comparabilidad directa con los resultados del </w:t>
+        <w:t xml:space="preserve"> BOP-19 que define el fichero test_targets_bop19.json del BOP Challenge, lo que garantiza comparabilidad directa con el </w:t>
       </w:r>
       <w:r>
         <w:rPr>
           <w:i/>
+          <w:iCs/>
         </w:rPr>
         <w:t>leaderboard</w:t>
       </w:r>
       <w:r>
-        <w:t xml:space="preserve"> oficial. Para Diffusion Policy se usan 30 escenas por dataset, con la semilla del generador aleatorio fijada a 42, 64 candidatos de agarre por escena, horizonte de 16 pasos y 100 pasos de difusión.</w:t>
-      </w:r>
-    </w:p>
-    <w:p>
-      <w:r>
-        <w:t xml:space="preserve">Protocolo de evaluación. Cada configuración experimental se ejecuta con n = 3 semillas distintas {42, 123, 2026} para estimar la variabilidad, y se reporta media ± desviación estándar en cada métrica. La métrica principal es la AUC ADD-S. Se escogió por su robustez ante simetrías de objetos y porque es un estándar en YCB-Video y T-LESS. Como métricas secundarias se toman el </w:t>
+        <w:t xml:space="preserve"> oficial. Para Diffusion Policy usamos 30 escenas por dataset, con la semilla del generador aleatorio fijada en 42, 64 candidatos de agarre por escena, horizonte de 16 pasos y 100 pasos de difusión.</w:t>
+      </w:r>
+    </w:p>
+    <w:p>
+      <w:r>
+        <w:t xml:space="preserve">Protocolo de evaluación. Cada configuración experimental se ejecuta con n = 3 semillas distintas {42, 123, 2026} para estimar la variabilidad, y reportamos media ± desviación estándar en cada métrica. La métrica principal es la AUC ADD-S, escogida por su robustez ante simetrías y por ser un estándar en YCB-Video y T-LESS. Como métricas secundarias tomamos el </w:t>
       </w:r>
       <w:r>
         <w:rPr>
           <w:i/>
+          <w:iCs/>
         </w:rPr>
         <w:t>recall</w:t>
       </w:r>
@@ -13452,30 +13460,22 @@
     </w:p>
     <w:p>
       <w:r>
-        <w:t xml:space="preserve">Comparación con baseline. H1 se acepta cuando la diferencia </w:t>
+        <w:t xml:space="preserve">Comparación con baseline. Aceptamos H1 cuando la diferencia </w:t>
       </w:r>
       <w:r>
         <w:rPr>
           <w:i/>
+          <w:iCs/>
         </w:rPr>
         <w:t>Mean AR</w:t>
       </w:r>
       <w:r>
-        <w:t xml:space="preserve">(FoundationPose) − </w:t>
-      </w:r>
-      <w:r>
-        <w:rPr>
-          <w:i/>
-        </w:rPr>
-        <w:t>Mean AR</w:t>
-      </w:r>
-      <w:r>
-        <w:t>(GDR-Net++) supera 3 puntos porcentuales en ambos datasets a la vez. La significancia estadística se evalúa con bootstrap no paramétrico de 1000 resamples sobre el conjunto de instancias evaluadas, con intervalos de confianza al 95 %. H2 se acepta cuando el score medio de Diffusion Policy supera 0.95 y la latencia mediana se queda por debajo de 50 ms. H3 se acepta si el ciclo end-to-end, que incluye percepción, planificación y simulación, ejecuta en menos de 10 s por instancia sobre la arquitectura híbrida local-remota descrita.</w:t>
-      </w:r>
-    </w:p>
-    <w:p>
-      <w:r>
-        <w:t>Hardware y reproducibilidad. FoundationPose y Diffusion Policy se ejecutan en GPU NVIDIA Tesla T4 (Google Colab). La simulación CoppeliaSim y los scripts de planificación corren en local, sobre Apple M1 Pro con 16 GB RAM. Las dependencias quedan congeladas en el archivo requirements.colab.lock.txt para asegurar reproducibilidad bit-exacta. Cada run genera un RUN_CARD trazable hasta el commit del repositorio en el que se ejecutó.</w:t>
+        <w:t>(FoundationPose) − Mean AR(GDR-Net++) supera 3 puntos porcentuales en ambos datasets a la vez. La significancia se evalúa con bootstrap no paramétrico de 1000 resamples sobre el conjunto de instancias evaluadas, con intervalos de confianza al 95 %. H2 se acepta cuando el score medio de Diffusion Policy supera 0.95 y la latencia mediana queda por debajo de 50 ms; H3, si el ciclo end-to-end —percepción, planificación y simulación— se ejecuta en menos de 10 s por instancia sobre la arquitectura híbrida local-remota descrita.</w:t>
+      </w:r>
+    </w:p>
+    <w:p>
+      <w:r>
+        <w:t>Hardware y reproducibilidad. FoundationPose y Diffusion Policy se ejecutan en GPU NVIDIA Tesla T4 (Google Colab); la simulación CoppeliaSim y los scripts de planificación corren en local, sobre Apple M1 Pro con 16 GB de RAM. Las dependencias quedan congeladas en el archivo requirements.colab.lock.txt para asegurar reproducibilidad bit-exacta, y cada run genera un RUN_CARD trazable hasta el commit del repositorio en que se ejecutó.</w:t>
       </w:r>
     </w:p>
     <w:p>
@@ -13490,14 +13490,14 @@
     </w:p>
     <w:p>
       <w:r>
-        <w:t>Como evidencia complementaria a las hipótesis principales, se analizó la robustez del módulo de percepción FoundationPose. Para ello se simularon degradaciones realistas del entorno industrial: oclusión parcial del objeto y ruido aditivo sobre la traslación estimada. Sobre 300 instancias por dataset, extraídas del checkpoint del run de referencia, se computó la métrica AUC ADD-S a 50 mm para cuatro niveles de oclusión {0 %, 30 %, 50 %, 70 %} y cuatro niveles de ruido sigma {0, 2, 5, 10} mm, con bootstrap no paramétrico B = 200 en cada punto.</w:t>
+        <w:t>Como evidencia complementaria a las hipótesis principales, analizamos la robustez del módulo de percepción FoundationPose. Para ello simulamos degradaciones realistas del entorno industrial —oclusión parcial del objeto y ruido aditivo sobre la traslación estimada—. Sobre 300 instancias por dataset, extraídas del checkpoint del run de referencia, computamos la métrica AUC ADD-S a 50 mm para cuatro niveles de oclusión {0 %, 30 %, 50 %, 70 %} y cuatro de ruido sigma {0, 2, 5, 10} mm, con bootstrap no paramétrico B = 200 en cada punto.</w:t>
       </w:r>
     </w:p>
     <w:p>
       <w:pPr>
         <w:pStyle w:val="Caption"/>
       </w:pPr>
-      <w:bookmarkStart w:id="46" w:name="_Toc234963791"/>
+      <w:bookmarkStart w:id="46" w:name="_Toc235186303"/>
       <w:r>
         <w:t xml:space="preserve">Figura </w:t>
       </w:r>
@@ -13560,7 +13560,7 @@
       <w:pPr>
         <w:pStyle w:val="Caption"/>
       </w:pPr>
-      <w:bookmarkStart w:id="47" w:name="_Toc234963792"/>
+      <w:bookmarkStart w:id="47" w:name="_Toc235186304"/>
       <w:r>
         <w:t xml:space="preserve">Figura </w:t>
       </w:r>
@@ -13621,21 +13621,22 @@
     </w:p>
     <w:p>
       <w:r>
-        <w:t>Los resultados muestran un pipeline notablemente robusto. En T-LESS, una oclusión severa del 70 % de los puntos del modelo CAD provoca solo una degradación de 1.0 punto porcentual en AUC ADD-S (de 0.954 a 0.944 sobre el subconjunto de evaluación de robustez, cuyo valor base difiere ligeramente del 0.957 del conjunto completo); el matching cross-attention de FoundationPose aprovecha así con eficacia la información residual del objeto. En YCB-Video la caída es mayor, de 0.908 a 0.882, es decir −2.6 pp, pero sigue acotada. La robustez ante ruido del sensor resulta asimétrica. La métrica se mantiene estable hasta sigma = 5 mm y degrada con fuerza en sigma = 10 mm, en torno a −9 pp. Todo esto respalda la viabilidad industrial del pipeline cuando las condiciones de captura no son perfectas.</w:t>
-      </w:r>
-    </w:p>
-    <w:p>
-      <w:r>
-        <w:t xml:space="preserve">Resultados verificados localmente. Tras descargar los checkpoints de las predicciones desde Google Drive (script scripts/download_drive_assets.py), se recomputaron las métricas en local (script experiments/recompute_metrics_with_bootstrap.py). Los valores confirmados son: AUC ADD-S = 0.908 [IC 95 % 0.901–0.916] sobre 1098 instancias YCB-V, AUC ADD-S = 0.957 [IC 95 % 0.954–0.959] sobre 1012 instancias T-LESS, </w:t>
+        <w:t>Los resultados dibujan un pipeline notablemente robusto. En T-LESS, una oclusión severa del 70 % de los puntos del modelo CAD provoca apenas una degradación de 1.0 punto porcentual en AUC ADD-S (de 0.954 a 0.944 sobre el subconjunto de evaluación de robustez, cuyo valor base difiere ligeramente del 0.957 del conjunto completo): el matching cross-attention de FoundationPose aprovecha con eficacia la información residual del objeto. En YCB-Video la caída es mayor —de 0.908 a 0.882, es decir −2.6 pp—, pero sigue acotada. La robustez ante ruido del sensor resulta asimétrica: la métrica se mantiene estable hasta sigma = 5 mm y se degrada con fuerza en sigma = 10 mm, en torno a −9 pp. Todo ello respalda la viabilidad industrial del pipeline cuando las condiciones de captura no son perfectas.</w:t>
+      </w:r>
+    </w:p>
+    <w:p>
+      <w:r>
+        <w:t xml:space="preserve">Resultados verificados localmente. Tras descargar los checkpoints de las predicciones desde Google Drive (script scripts/download_drive_assets.py), recomputamos las métricas en local (script experiments/recompute_metrics_with_bootstrap.py). Los valores confirmados son: AUC ADD-S = 0.908 [IC 95 % 0.901–0.916] sobre 1098 instancias YCB-V; AUC ADD-S = 0.957 [IC 95 % 0.954–0.959] sobre 1012 instancias T-LESS; y </w:t>
       </w:r>
       <w:r>
         <w:rPr>
           <w:i/>
+          <w:iCs/>
         </w:rPr>
         <w:t>recall</w:t>
       </w:r>
       <w:r>
-        <w:t xml:space="preserve"> a 10 mm sobre ADD-S = 95.8 % [IC 95 % 94.6–96.9] y 99.7 % [IC 95 % 99.3–100] respectivamente. Estos resultados con intervalo de confianza superan con holgura los criterios de aceptación de H1. Se acepta, por tanto, la hipótesis con significancia estadística no paramétrica.</w:t>
+        <w:t xml:space="preserve"> a 10 mm sobre ADD-S de 95.8 % [IC 95 % 94.6–96.9] y 99.7 % [IC 95 % 99.3–100], respectivamente. Estos resultados, con su intervalo de confianza, superan con holgura los criterios de aceptación de H1, que queda por tanto aceptada con significancia estadística no paramétrica.</w:t>
       </w:r>
     </w:p>
     <w:p>
@@ -13643,7 +13644,7 @@
         <w:pStyle w:val="Caption"/>
         <w:keepNext/>
       </w:pPr>
-      <w:bookmarkStart w:id="48" w:name="_Toc234963809"/>
+      <w:bookmarkStart w:id="48" w:name="_Toc235186321"/>
       <w:r>
         <w:t xml:space="preserve">Tabla </w:t>
       </w:r>
@@ -14013,7 +14014,7 @@
     </w:tbl>
     <w:p>
       <w:r>
-        <w:t>Validación de H3, la viabilidad del ciclo end-to-end. Se hizo en dos fases. La primera agregó los componentes medidos por separado (FP del checkpoint real, Diffusion p95 del summary, CoppeliaSim del smoke test extrapolado a 50 pasos), y arrojó un cycle p95 de 5180 ms para YCB-V y 6049 ms para T-LESS. La segunda fue distinta: un experimento end-to-end ejecutado en vivo, con CoppeliaSim Edu V4.10 corriendo (escena pickAndPlaceDemo cargada, simulación stepped activa, pesos Diffusion Policy entrenados localmente y sampling DDIM con 25 pasos sobre MPS) sobre n = 30 instancias por dataset extraídas del checkpoint FP. Los resultados live confirman: YCB-V cycle total p95 = 6287 ms y T-LESS cycle total p95 = 6684 ms, con FoundationPose como componente dominante (~80 % del ciclo según el profiling exp10, frente a ~17 % de la simulación y ~2 % de la difusión). Ambos datasets superan con holgura el criterio de aceptación (p95 &lt; 10 000 ms), con margen superior a 3.32 segundos en T-LESS y 3.71 segundos en YCB-V. Se acepta H3.</w:t>
+        <w:t>Validación de H3, la viabilidad del ciclo end-to-end. La abordamos en dos fases. La primera agregó los componentes medidos por separado (FP del checkpoint real, Diffusion p95 del summary, CoppeliaSim del smoke test extrapolado a 50 pasos) y arrojó un cycle p95 de 5180 ms para YCB-V y 6049 ms para T-LESS. La segunda fue de otra naturaleza: un experimento end-to-end ejecutado en vivo, con CoppeliaSim Edu V4.10 corriendo (escena pickAndPlaceDemo cargada, simulación stepped activa, pesos de Diffusion Policy entrenados en local y sampling DDIM de 25 pasos sobre MPS), sobre n = 30 instancias por dataset extraídas del checkpoint FP. Los resultados live confirman: YCB-V cycle total p95 = 6287 ms y T-LESS cycle total p95 = 6684 ms, con FoundationPose como componente dominante (~80 % del ciclo según el profiling exp10, frente a ~17 % de la simulación y ~2 % de la difusión). Ambos datasets superan con holgura el criterio de aceptación (p95 &lt; 10 000 ms), con margen superior a 3.32 segundos en T-LESS y 3.71 en YCB-V. Se acepta H3.</w:t>
       </w:r>
     </w:p>
     <w:p>
@@ -14030,7 +14031,7 @@
       <w:pPr>
         <w:pStyle w:val="Caption"/>
       </w:pPr>
-      <w:bookmarkStart w:id="50" w:name="_Toc234963793"/>
+      <w:bookmarkStart w:id="50" w:name="_Toc235186305"/>
       <w:r>
         <w:t xml:space="preserve">Figura </w:t>
       </w:r>
@@ -14049,14 +14050,14 @@
     </w:p>
     <w:p>
       <w:r>
-        <w:t>Como evidencia complementaria del funcionamiento del pipeline integrado, se grabó un video del sistema ejecutándose en CoppeliaSim Edu V4.10 sobre la escena pickAndPlaceDemo. El video captura tres ciclos consecutivos de bin picking con poses 6-DoF reales extraídas del checkpoint de FoundationPose (objetos del dataset YCB-Video con identificadores obj_id ∈ {1, 6, 14}), trayectorias de agarre generadas por la red Diffusion Policy entrenada localmente sobre Apple M1 Pro / MPS, y la simulación física stepped del manipulador. Cada frame superpone los metadatos relevantes. Ahí aparecen el ciclo actual, el identificador de objeto, la fase del pipeline (PERCEPCION / PLANIFICACION / EJECUCION AGARRE), la latencia del muestreo Diffusion DDIM-25 y la traslación 6-DoF estimada en metros. La Figura 5 presenta una composición horizontal de tres frames-clave del primer ciclo, que ilustra el avance temporal de la pieza transportada en el conveyor de la escena.</w:t>
+        <w:t>Como evidencia complementaria del funcionamiento del pipeline integrado, grabamos un vídeo del sistema ejecutándose en CoppeliaSim Edu V4.10 sobre la escena pickAndPlaceDemo. El vídeo captura tres ciclos consecutivos de bin picking con poses 6-DoF reales extraídas del checkpoint de FoundationPose (objetos del dataset YCB-Video con identificadores obj_id ∈ {1, 6, 14}), trayectorias de agarre generadas por la red Diffusion Policy entrenada en local sobre Apple M1 Pro / MPS, y la simulación física stepped del manipulador. Cada frame superpone los metadatos relevantes: el ciclo actual, el identificador de objeto, la fase del pipeline (PERCEPCION / PLANIFICACION / EJECUCION AGARRE), la latencia del muestreo Diffusion DDIM-25 y la traslación 6-DoF estimada en metros. La Figura 5 presenta una composición horizontal de tres frames-clave del primer ciclo, que ilustra el avance temporal de la pieza transportada en el conveyor de la escena.</w:t>
       </w:r>
     </w:p>
     <w:p>
       <w:pPr>
         <w:pStyle w:val="Caption"/>
       </w:pPr>
-      <w:bookmarkStart w:id="51" w:name="_Toc234963794"/>
+      <w:bookmarkStart w:id="51" w:name="_Toc235186306"/>
       <w:r>
         <w:t xml:space="preserve">Figura </w:t>
       </w:r>
@@ -14131,16 +14132,17 @@
     </w:p>
     <w:p>
       <w:r>
-        <w:t xml:space="preserve">El video evidencia tres aspectos clave de la integración propuesta. El primero es la viabilidad de la conexión entre el componente de percepción (FoundationPose) y la simulación física, que operan ambos sobre la misma representación SE(3) de la pose 6-DoF. El segundo es la capacidad del modelo Diffusion Policy entrenado localmente para generar trayectorias coherentes en tiempo real, con latencia subsegundo en MPS. El tercero es la integridad temporal del ciclo completo. Se mantiene por debajo del umbral industrial de 10 segundos por instancia incluso con la simulación física activa. La integración </w:t>
+        <w:t xml:space="preserve">El vídeo evidencia tres aspectos clave de la integración propuesta. El primero, la viabilidad de la conexión entre el componente de percepción (FoundationPose) y la simulación física, que operan ambos sobre la misma representación SE(3) de la pose 6-DoF. El segundo, la capacidad del modelo Diffusion Policy entrenado en local para generar trayectorias coherentes en tiempo real, con latencia subsegundo en MPS. Y el tercero, la integridad temporal del ciclo completo, que se mantiene por debajo del umbral industrial de 10 segundos por instancia incluso con la simulación física activa. La integración </w:t>
       </w:r>
       <w:r>
         <w:rPr>
           <w:i/>
+          <w:iCs/>
         </w:rPr>
         <w:t>Transformer</w:t>
       </w:r>
       <w:r>
-        <w:t xml:space="preserve"> (atención cruzada 2D-3D) + Diffusion (SDE generativa para acción) demuestra ser efectiva no solo en métricas BOP estándar (H1), sino también en la planificación multimodal de agarre (H2, cuya latencia de muestreo de 118 ms queda reconocida como límite respecto al umbral estricto de 50 ms) y en la operación coordinada de ambos paradigmas dentro de un mismo bucle de control en simulación realista (H3). Todo ello valida la unión de las dos tecnologías como contribución original del Trabajo Fin de Máster.</w:t>
+        <w:t xml:space="preserve"> (atención cruzada 2D-3D) + Diffusion (SDE generativa para acción) demuestra ser efectiva no solo en métricas BOP estándar (H1), sino también en la planificación multimodal de agarre (H2, cuya latencia de muestreo de 118 ms queda reconocida como límite frente al umbral estricto de 50 ms) y en la operación coordinada de ambos paradigmas dentro de un mismo bucle de control en simulación realista (H3). Todo ello valida la unión de las dos tecnologías como contribución original del Trabajo Fin de Máster.</w:t>
       </w:r>
     </w:p>
     <w:p>
@@ -14155,14 +14157,14 @@
     </w:p>
     <w:p>
       <w:r>
-        <w:t>Para fundamentar la elección del número de pasos de muestreo de Diffusion Policy (parámetro n_diffusion_steps, que afecta directamente al ciclo end-to-end y a la suavidad de las trayectorias), se realizó una ablation. Compara los tres niveles canónicos (25, 50 y 100 pasos DDIM) sobre n = 30 poses condicionantes extraídas del checkpoint FoundationPose YCB-Video. La ejecución corrió en local sobre Apple M1 Pro / MPS con el modelo entrenado (data/models/diffusion_policy_grasp.pth). La calidad de trayectoria se mide mediante el RMS del jerk, la suavidad.</w:t>
+        <w:t>Para fundamentar la elección del número de pasos de muestreo de Diffusion Policy (el parámetro n_diffusion_steps, que afecta directamente al ciclo end-to-end y a la suavidad de las trayectorias), ejecutamos una ablation que compara los tres niveles canónicos (25, 50 y 100 pasos DDIM) sobre n = 30 poses condicionantes extraídas del checkpoint FoundationPose YCB-Video. La ejecución corrió en local sobre Apple M1 Pro / MPS con el modelo entrenado (data/models/diffusion_policy_grasp.pth), y la calidad de trayectoria se mide con el RMS del jerk, la suavidad.</w:t>
       </w:r>
     </w:p>
     <w:p>
       <w:pPr>
         <w:pStyle w:val="Caption"/>
       </w:pPr>
-      <w:bookmarkStart w:id="53" w:name="_Toc234963810"/>
+      <w:bookmarkStart w:id="53" w:name="_Toc235186322"/>
       <w:r>
         <w:t xml:space="preserve">Tabla </w:t>
       </w:r>
@@ -14476,7 +14478,7 @@
     </w:p>
     <w:p>
       <w:r>
-        <w:t>Análisis. La latencia escala de forma aproximadamente lineal con el número de pasos: 25→50→100 produce latencias de 133→228→419 ms, un factor 3.1× entre extremos. El jerk RMS, en cambio, no mejora de modo monótono. El nivel intermedio, 50 pasos, ofrece la mejor suavidad (0.698) frente a 25 pasos (0.712) y 100 pasos (0.824). Esto sugiere que el modelo entrenado con 30 épocas no aprovecha el scheduler completo y exhibe varianza adicional en el régimen de muchos pasos. La elección operacional adoptada para el pipeline E2E es n_diffusion_steps = 25, que reduce la latencia mediana en 68 % respecto al DDPM completo manteniendo una calidad de trayectoria comparable y deja margen amplio para H3 (cycle p95 &lt; 10 s).</w:t>
+        <w:t>Análisis. La latencia escala de forma aproximadamente lineal con el número de pasos: 25→50→100 produce latencias de 133→228→419 ms, un factor 3.1× entre extremos. El jerk RMS, en cambio, no mejora de modo monótono: el nivel intermedio, 50 pasos, ofrece la mejor suavidad (0.698) frente a 25 pasos (0.712) y 100 pasos (0.824), lo que sugiere que el modelo entrenado con 30 épocas no aprovecha el scheduler completo y exhibe varianza adicional en el régimen de muchos pasos. La elección operacional para el pipeline E2E es n_diffusion_steps = 25, que reduce la latencia mediana un 68 % respecto al DDPM completo manteniendo una calidad de trayectoria comparable y deja margen amplio para H3 (cycle p95 &lt; 10 s).</w:t>
       </w:r>
     </w:p>
     <w:p>
@@ -14491,7 +14493,7 @@
     </w:p>
     <w:p>
       <w:r>
-        <w:t>Este capítulo describe cómo se construyó el sistema de bin picking 6-DoF propuesto, dentro del marco de Investigación con Desarrollo Práctico (Tipo 2). Se exponen primero los requisitos. Sobre ellos se levanta la arquitectura del pipeline de percepción y planificación. Se trata además la implementación del modelo Diffusion Policy, entrenado localmente, y cómo se integra con CoppeliaSim Edu V4.10 sobre la escena pickAndPlaceDemo. Cierra el capítulo la estrategia de evaluación experimental, con bootstrap CI 95 % validada por experimento end-to-end en vivo.</w:t>
+        <w:t>Este capítulo describe cómo construimos el sistema de bin picking 6-DoF propuesto, dentro del marco de Investigación con Desarrollo Práctico (Tipo 2). Exponemos primero los requisitos y, sobre ellos, levantamos la arquitectura del pipeline de percepción y planificación. Tratamos después la implementación del modelo Diffusion Policy —entrenado en local— y su integración con CoppeliaSim Edu V4.10 sobre la escena pickAndPlaceDemo. El capítulo cierra con la estrategia de evaluación experimental, con bootstrap CI 95 % validada por un experimento end-to-end en vivo.</w:t>
       </w:r>
     </w:p>
     <w:p/>
@@ -14507,7 +14509,7 @@
     </w:p>
     <w:p>
       <w:r>
-        <w:t>El desarrollo práctico de este trabajo final de maestría es un pipeline de percepción y agarre robótico. Integra dos piezas. FoundationPose se ocupa de la estimación de pose 6-DoF; Diffusion Policy, de la planificación de trayectorias de agarre. Todo ello se valida en simulación mediante CoppeliaSim con ROS 2 Humble.</w:t>
+        <w:t>El desarrollo práctico de este Trabajo Fin de Máster es un pipeline de percepción y agarre robótico que integra dos piezas: FoundationPose se ocupa de la estimación de pose 6-DoF y Diffusion Policy de la planificación de trayectorias de agarre. Todo ello se valida en simulación mediante CoppeliaSim con ROS 2 Humble.</w:t>
       </w:r>
     </w:p>
     <w:p>
@@ -14522,7 +14524,7 @@
     </w:p>
     <w:p>
       <w:r>
-        <w:t>Antes de describir el sistema conviene delimitar qué se reutiliza y qué constituye desarrollo propio de este Trabajo Fin de Máster. FoundationPose (Wen et al., 2024) y Diffusion Policy (Chi et al., 2023) son modelos publicados y de código abierto: se emplean como bloques de percepción y de planificación sin modificar su arquitectura interna, y FoundationPose se usa con sus pesos congelados, sin reentrenamiento. La contribución propia reside en cuatro elementos: (i) el acoplamiento matemático explícito entre la pose estimada en SE(3) y el vector de condicionamiento del proceso de difusión; (ii) la implementación, desde cero y en local, del modelo Diffusion Policy de agarre (scheduler, red ConditionalUNet1D y planificador) entrenado sobre trayectorias sintéticas; (iii) la integración end-to-end de percepción, planificación y ejecución con visual servoing en CoppeliaSim; y (iv) el protocolo de evaluación reproducible con intervalos de confianza por bootstrap. Por coherencia, las cifras de precisión de pose de FoundationPose y GDR-Net++ que se comparan proceden de sus publicaciones y del leaderboard del BOP Challenge, mientras que los resultados de agarre, latencia, robustez y ciclo end-to-end son medición propia de este trabajo.</w:t>
+        <w:t>Antes de describir el sistema conviene delimitar qué reutilizamos y qué constituye desarrollo propio. FoundationPose (Wen et al., 2024) y Diffusion Policy (Chi et al., 2023) son modelos publicados y de código abierto: los empleamos como bloques de percepción y de planificación sin tocar su arquitectura interna, y a FoundationPose lo usamos con los pesos congelados, sin reentrenamiento. Nuestra contribución reside en cuatro elementos: (i) el acoplamiento matemático explícito entre la pose estimada en SE(3) y el vector de condicionamiento del proceso de difusión; (ii) la implementación, desde cero y en local, del modelo Diffusion Policy de agarre (scheduler, red ConditionalUNet1D y planificador) entrenado sobre trayectorias sintéticas; (iii) la integración end-to-end de percepción, planificación y ejecución con visual servoing en CoppeliaSim; y (iv) el protocolo de evaluación reproducible con intervalos de confianza por bootstrap. Por coherencia, las cifras de precisión de pose de FoundationPose y GDR-Net++ que comparamos proceden de sus publicaciones y del leaderboard del BOP Challenge, mientras que los resultados de agarre, latencia, robustez y ciclo end-to-end son medición propia de este trabajo.</w:t>
       </w:r>
     </w:p>
     <w:p>
@@ -14614,16 +14616,17 @@
     </w:p>
     <w:p>
       <w:r>
-        <w:t xml:space="preserve">Los requisitos del sistema salen del análisis del estado del arte y de las limitaciones que se detectaron en los métodos existentes. El sistema debe: (a) estimar la pose 6-DoF de objetos industriales con precisión submilimétrica a partir de imágenes RGB-D, (b) manejar oclusiones parciales y objetos sin textura (como en T-LESS), (c) generar trayectorias de agarre robustas ante la ambigüedad multimodal inherente al bin picking, y (d) ejecutarse en tiempo real compatible con ciclos industriales. Las tecnologías elegidas son varias. FoundationPose (NVIDIA, licencia NC) realiza la estimación de pose basada en </w:t>
+        <w:t xml:space="preserve">Los requisitos del sistema salen del análisis del estado del arte y de las limitaciones que detectamos en los métodos existentes. El sistema debe (a) estimar la pose 6-DoF de objetos industriales con precisión submilimétrica a partir de imágenes RGB-D, (b) manejar oclusiones parciales y objetos sin textura como los de T-LESS, (c) generar trayectorias de agarre robustas ante la ambigüedad multimodal inherente al bin picking, y (d) ejecutarse en un tiempo compatible con los ciclos industriales. Las tecnologías elegidas se reparten los papeles: FoundationPose (NVIDIA, licencia NC) realiza la estimación de pose basada en </w:t>
       </w:r>
       <w:r>
         <w:rPr>
           <w:i/>
+          <w:iCs/>
         </w:rPr>
         <w:t>Transformers</w:t>
       </w:r>
       <w:r>
-        <w:t>; Diffusion Policy (MIT) planifica el agarre; CoppeliaSim Edu se encarga de la simulación robótica; ROS 2 Humble funciona como middleware; MoveIt 2 cubre la planificación de movimiento; PyTorch da soporte a deep learning y Open3D al procesamiento de nubes de puntos.</w:t>
+        <w:t>; Diffusion Policy (MIT) planifica el agarre; CoppeliaSim Edu se encarga de la simulación robótica; ROS 2 Humble actúa de middleware; MoveIt 2 cubre la planificación de movimiento; y PyTorch y Open3D dan soporte al deep learning y al procesamiento de nubes de puntos, respectivamente.</w:t>
       </w:r>
     </w:p>
     <w:p/>
@@ -14639,7 +14642,7 @@
     </w:p>
     <w:p>
       <w:r>
-        <w:t>El pipeline propuesto se organiza en seis fases. (1) Adquisición: una cámara RGB-D simulada en CoppeliaSim genera imágenes de color y profundidad del contenedor con piezas. (2) Segmentación: detección y segmentación de instancias de objetos en la escena. (3) Estimación de pose: FoundationPose procesa las regiones segmentadas mediante atención cruzada entre features 2D (imagen) y 3D (nube de puntos/modelo CAD), y produce una estimación inicial de la pose en SE(3). (4) Refinamiento: ICP (Iterative Closest Point) afina esa estimación alineando la nube de puntos observada con el modelo 3D. (5) Planificación de agarre: Diffusion Policy genera una distribución multimodal de trayectorias de agarre candidatas y resuelve la SDE en reversa mediante score matching. (6) Ejecución: la trayectoria seleccionada se envía a MoveIt 2 para la planificación de movimiento y la ejecución con visual servoing IBVS/PBVS.</w:t>
+        <w:t>El pipeline se organiza en seis fases. (1) Adquisición: una cámara RGB-D simulada en CoppeliaSim genera las imágenes de color y profundidad del contenedor con piezas. (2) Segmentación: detección y segmentación de instancias de objetos en la escena. (3) Estimación de pose: FoundationPose procesa las regiones segmentadas mediante atención cruzada entre features 2D (imagen) y 3D (nube de puntos/modelo CAD) y produce una estimación inicial de la pose en SE(3). (4) Refinamiento: ICP (Iterative Closest Point) afina esa estimación alineando la nube observada con el modelo 3D. (5) Planificación de agarre: Diffusion Policy genera una distribución multimodal de trayectorias candidatas resolviendo la SDE en reversa mediante score matching. (6) Ejecución: la trayectoria seleccionada se envía a MoveIt 2 para la planificación de movimiento y la ejecución con visual servoing IBVS/PBVS.</w:t>
       </w:r>
     </w:p>
     <w:p/>
@@ -14655,11 +14658,12 @@
     </w:p>
     <w:p>
       <w:r>
-        <w:t xml:space="preserve">La evaluación del sistema se hace en tres niveles. (a) Precisión de pose: métricas BOP estándar (ADD, ADD-S, VSD, MSSD, MSPD) sobre los datasets T-LESS (objetos industriales sin textura), YCB-Video (objetos domésticos con textura) y XYZ-IBD (objetos industriales). (b) Calidad de agarre: tasa de éxito de agarre en escenarios de bin picking simulados en CoppeliaSim, que comparan Diffusion Policy con planificadores determinísticos. (c) Comparativa: análisis cuantitativo frente a métodos baseline (PVNet, GDR-Net) y ablation studies sobre los componentes </w:t>
+        <w:t xml:space="preserve">La evaluación se hace en tres niveles. (a) Precisión de pose, con métricas BOP estándar (ADD, ADD-S, VSD, MSSD, MSPD) sobre T-LESS (objetos industriales sin textura), YCB-Video (objetos domésticos con textura) y XYZ-IBD (objetos industriales). (b) Calidad de agarre, mediante la tasa de éxito en escenarios de bin picking simulados en CoppeliaSim, que enfrentan Diffusion Policy a planificadores deterministas. (c) Comparativa, con un análisis cuantitativo frente a métodos baseline (PVNet, GDR-Net) y estudios de ablation sobre los componentes </w:t>
       </w:r>
       <w:r>
         <w:rPr>
           <w:i/>
+          <w:iCs/>
         </w:rPr>
         <w:t>Transformer</w:t>
       </w:r>
@@ -14680,14 +14684,24 @@
     </w:p>
     <w:p>
       <w:r>
-        <w:t>La Figura 6 muestra el diagrama de arquitectura del pipeline TFM. Hay tres componentes funcionales. Sus bloques principales son percepción (FoundationPose con Transformer cross-attention), planificación (Diffusion Policy con SDE inversa) y ejecución (CoppeliaSim Edu V4.10 con el robot Ragnar). El bloque central, en rosado, representa la interfaz matemática SE(3) / SO(3). Ese bloque hace de pegamento semántico entre ambos paradigmas: la pose 6-DoF estimada (R en SO(3), t en R^3) se proyecta como vector de condicionamiento de 64 dimensiones para la red ConditionalUNet1D, que muestrea las trayectorias de difusión.</w:t>
+        <w:t xml:space="preserve">La Figura 6 muestra el diagrama de arquitectura del pipeline TFM, con tres componentes funcionales: percepción (FoundationPose con </w:t>
+      </w:r>
+      <w:r>
+        <w:rPr>
+          <w:i/>
+          <w:iCs/>
+        </w:rPr>
+        <w:t>Transformer</w:t>
+      </w:r>
+      <w:r>
+        <w:t xml:space="preserve"> cross-attention), planificación (Diffusion Policy con SDE inversa) y ejecución (CoppeliaSim Edu V4.10 con el robot Ragnar). El bloque central, en rosado, representa la interfaz matemática SE(3) / SO(3) y hace de pegamento semántico entre ambos paradigmas: la pose 6-DoF estimada (R en SO(3), t en R^3) se proyecta como vector de condicionamiento de 64 dimensiones para la red ConditionalUNet1D, que muestrea las trayectorias de difusión.</w:t>
       </w:r>
     </w:p>
     <w:p>
       <w:pPr>
         <w:pStyle w:val="Caption"/>
       </w:pPr>
-      <w:bookmarkStart w:id="62" w:name="_Toc234963795"/>
+      <w:bookmarkStart w:id="62" w:name="_Toc235186307"/>
       <w:r>
         <w:t xml:space="preserve">Figura </w:t>
       </w:r>
@@ -14772,7 +14786,7 @@
     </w:p>
     <w:p>
       <w:r>
-        <w:t>El pseudocódigo que sigue formaliza el ciclo end-to-end. Se ejecuta para cada instancia de bin picking. Los nombres de variables y constantes coinciden con los argumentos de los scripts del repositorio (experiments/run_e2e_live.py).</w:t>
+        <w:t>El pseudocódigo que sigue formaliza el ciclo end-to-end que se ejecuta para cada instancia de bin picking. Los nombres de variables y constantes coinciden con los argumentos de los scripts del repositorio (experiments/run_e2e_live.py).</w:t>
       </w:r>
     </w:p>
     <w:p>
@@ -15310,14 +15324,14 @@
     </w:p>
     <w:p>
       <w:r>
-        <w:t>La Tabla 7 reúne los hiperparámetros operacionales del pipeline. Sus valores nacen de dos sitios. Por un lado, la ablation realizada fijó n_diffusion_steps (véase la Tabla 6); por otro, los lockfiles de dependencias (requirements.colab.lock.txt) aseguran una reproducibilidad bit-exacta.</w:t>
+        <w:t>La Tabla 7 reúne los hiperparámetros operacionales del pipeline. Sus valores nacen de dos sitios: por un lado, la ablation fijó n_diffusion_steps (véase la Tabla 6); por otro, los lockfiles de dependencias (requirements.colab.lock.txt) aseguran una reproducibilidad bit-exacta.</w:t>
       </w:r>
     </w:p>
     <w:p>
       <w:pPr>
         <w:pStyle w:val="Caption"/>
       </w:pPr>
-      <w:bookmarkStart w:id="65" w:name="_Toc234963811"/>
+      <w:bookmarkStart w:id="65" w:name="_Toc235186323"/>
       <w:r>
         <w:t xml:space="preserve">Tabla </w:t>
       </w:r>
@@ -16458,17 +16472,17 @@
     </w:p>
     <w:p>
       <w:r>
-        <w:t>La implementación del pipeline se reparte en tres capas independientes y testables. La capa de percepción (src/perception/) envuelve FoundationPose con un wrapper. Este normaliza la entrada RGB-D al formato que el modelo espera (resize a 160x160, normalización por canal) y postprocesa la salida hacia un objeto Pose6DoF, que expone R, t y la matriz homogénea T en SE(3). Tres componentes viven dentro de la capa de planificación (src/planning/). SimpleDDPMScheduler es un scheduler beta-lineal con 100 timesteps; ConditionalUNet1D es una red en U de 4 niveles de profundidad, con embeddings sinusoidales para los timesteps; DiffusionGraspPlanner orquesta y combina ambos. Queda la capa de simulación (src/simulation/). Provee la interfaz ZMQ con CoppeliaSim Edu V4.10 vía coppeliasim_zmqremoteapi_client y asume la carga de escenas, la inicialización de robots y la captura del vision sensor.</w:t>
-      </w:r>
-    </w:p>
-    <w:p>
-      <w:r>
-        <w:t>La integración entre capas respeta el principio de responsabilidad única. Cada una ignora a las demás. La capa de percepción no sabe nada de planificación ni de simulación. La de planificación recibe poses 6-DoF abstractas como condicionamiento, y la de simulación opera sobre trayectorias 7-DoF, indiferente al método que las generó. Esta separación abrió la puerta a tests unitarios independientes (tests/) y, además, simplifica el reemplazo de componentes en futuras extensiones del trabajo (por ejemplo, cambiar FoundationPose por GenFlow o sustituir Diffusion Policy por una política determinista).</w:t>
-      </w:r>
-    </w:p>
-    <w:p>
-      <w:r>
-        <w:t>Conviene detallar algunas decisiones técnicas. Elegir DDIM-25 frente a DDPM-100 se apoya en la ablation de la Tabla 6, que arroja una reducción de 68 % de latencia con calidad de trayectoria comparable. Los pesos de FoundationPose siguen congelados, sin fine-tuning, por dos motivos: la licencia NC y que los datasets BOP caen dentro del dominio de entrenamiento original. Diffusion Policy, en cambio, se entrena desde cero en MPS sobre 2 000 trayectorias heurísticas sintéticas, ya que las demostraciones humanas reales del paper original no existen para bin picking industrial. Por último, antes de cada experimento se carga de forma explícita la escena pickAndPlaceDemo.ttt y se resetea el estado de simulación entre instancias, lo que asegura la independencia estadística.</w:t>
+        <w:t>La implementación se reparte en tres capas independientes y testables. La capa de percepción (src/perception/) envuelve FoundationPose en un wrapper que normaliza la entrada RGB-D al formato que el modelo espera (resize a 160x160, normalización por canal) y postprocesa la salida hacia un objeto Pose6DoF, que expone R, t y la matriz homogénea T en SE(3). Dentro de la capa de planificación (src/planning/) viven tres componentes: SimpleDDPMScheduler, un scheduler beta-lineal con 100 timesteps; ConditionalUNet1D, una red en U de 4 niveles de profundidad con embeddings sinusoidales para los timesteps; y DiffusionGraspPlanner, que orquesta y combina ambos. Por último, la capa de simulación (src/simulation/) provee la interfaz ZMQ con CoppeliaSim Edu V4.10 vía coppeliasim_zmqremoteapi_client, y asume la carga de escenas, la inicialización de robots y la captura del vision sensor.</w:t>
+      </w:r>
+    </w:p>
+    <w:p>
+      <w:r>
+        <w:t>La integración entre capas respeta el principio de responsabilidad única: cada una ignora a las demás. La de percepción no sabe nada de planificación ni de simulación; la de planificación recibe poses 6-DoF abstractas como condicionamiento; y la de simulación opera sobre trayectorias 7-DoF, indiferente al método que las generó. Esta separación nos permitió escribir tests unitarios independientes (tests/) y, además, simplifica el reemplazo de componentes en futuras extensiones —por ejemplo, cambiar FoundationPose por GenFlow o sustituir Diffusion Policy por una política determinista—.</w:t>
+      </w:r>
+    </w:p>
+    <w:p>
+      <w:r>
+        <w:t>Merece la pena detallar algunas decisiones técnicas. Elegir DDIM-25 frente a DDPM-100 se apoya en la ablation de la Tabla 6, que arroja una reducción del 68 % de latencia con calidad de trayectoria comparable. Los pesos de FoundationPose siguen congelados, sin fine-tuning, por dos motivos: la licencia NC y que los datasets BOP caen dentro de su dominio de entrenamiento original. Diffusion Policy, en cambio, se entrena desde cero en MPS sobre 2 000 trayectorias heurísticas sintéticas, ya que las demostraciones humanas reales del paper original no existen para bin picking industrial. Y, antes de cada experimento, cargamos explícitamente la escena pickAndPlaceDemo.ttt y reseteamos el estado de simulación entre instancias, lo que asegura la independencia estadística.</w:t>
       </w:r>
     </w:p>
     <w:p>
@@ -16495,7 +16509,7 @@
       <w:pPr>
         <w:pStyle w:val="Caption"/>
       </w:pPr>
-      <w:bookmarkStart w:id="68" w:name="_Toc234963796"/>
+      <w:bookmarkStart w:id="68" w:name="_Toc235186308"/>
       <w:r>
         <w:t xml:space="preserve">Figura </w:t>
       </w:r>
@@ -16556,7 +16570,7 @@
     </w:p>
     <w:p>
       <w:r>
-        <w:t>Con esta implementación se cierra el lazo de control sobre el pipeline percepción → planificación → ejecución, y demuestra que el aporte matemático de SE(3) no se queda en el plano teórico, sino que opera funcionalmente con poses reales.</w:t>
+        <w:t>Con esta implementación cerramos el lazo de control sobre el pipeline percepción → planificación → ejecución, y demostramos que el aporte matemático de SE(3) no se queda en el plano teórico, sino que opera funcionalmente con poses reales.</w:t>
       </w:r>
     </w:p>
     <w:p>
@@ -16571,19 +16585,19 @@
     </w:p>
     <w:p>
       <w:r>
-        <w:t>Frente a planificadores deterministas, la principal ventaja teórica de Diffusion Policy es capturar múltiples modos de la distribución de trayectorias. Para comprobar empíricamente esa propiedad se diseñó un experimento de diversidad. Se muestrearon 30 trayectorias por escena en cinco escenas distintas (n total = 150) y el resultado se comparó con un planificador heurístico determinista, que aporta una única solución por escena.</w:t>
-      </w:r>
-    </w:p>
-    <w:p>
-      <w:r>
-        <w:t>La métrica de diversidad es la distancia euclídea media entre los puntos finales (endpoints) de las trayectorias generadas para una misma pose objetivo. Se suma un análisis K-means sobre los endpoints agregados, con scoring por silhouette, para identificar el número efectivo de modos. La Figura 8 muestra la proyección PCA de las trayectorias por escena y la comparación del jerk RMS frente al planificador determinista.</w:t>
+        <w:t>Frente a los planificadores deterministas, la principal ventaja teórica de Diffusion Policy es capturar múltiples modos de la distribución de trayectorias. Para comprobar esa propiedad empíricamente diseñamos un experimento de diversidad: muestreamos 30 trayectorias por escena en cinco escenas distintas (n total = 150) y comparamos el resultado con un planificador heurístico determinista, que aporta una única solución por escena.</w:t>
+      </w:r>
+    </w:p>
+    <w:p>
+      <w:r>
+        <w:t>La métrica de diversidad es la distancia euclídea media entre los puntos finales (endpoints) de las trayectorias generadas para una misma pose objetivo. Le sumamos un análisis K-means sobre los endpoints agregados, con scoring por silhouette, para identificar el número efectivo de modos. La Figura 8 muestra la proyección PCA de las trayectorias por escena y la comparación del jerk RMS frente al planificador determinista.</w:t>
       </w:r>
     </w:p>
     <w:p>
       <w:pPr>
         <w:pStyle w:val="Caption"/>
       </w:pPr>
-      <w:bookmarkStart w:id="70" w:name="_Toc234963797"/>
+      <w:bookmarkStart w:id="70" w:name="_Toc235186309"/>
       <w:r>
         <w:t xml:space="preserve">Figura </w:t>
       </w:r>
@@ -16644,7 +16658,7 @@
     </w:p>
     <w:p>
       <w:r>
-        <w:t>Resultados. La distancia endpoint media entre trayectorias para una misma pose es de 58.6 cm (rango 53.7-64.1 cm por escena). El planificador heurístico, en cambio, devuelve siempre la misma solución: dispersión 0. El análisis silhouette identifica K = 2 como el número óptimo de modos (silhouette 0.476), de modo que el modelo entrenado captura de forma natural al menos dos estrategias de agarre alternativas para cada escena. El jerk RMS medio de Diffusion Policy es 0.766, suavidad finita pero variable entre muestras, frente a 0.000 del heurístico, lineal por construcción y perfectamente suave. La multimodalidad resulta así una propiedad emergente verificable, no asumida por construcción.</w:t>
+        <w:t>Resultados. La distancia endpoint media entre trayectorias para una misma pose es de 58.6 cm (rango 53.7-64.1 cm por escena); el planificador heurístico, en cambio, devuelve siempre la misma solución, con dispersión 0. El análisis silhouette identifica K = 2 como número óptimo de modos (silhouette 0.476), de modo que el modelo entrenado captura de forma natural al menos dos estrategias de agarre alternativas por escena. El jerk RMS medio de Diffusion Policy es 0.766 —suavidad finita pero variable entre muestras— frente al 0.000 del heurístico, lineal por construcción y perfectamente suave. La multimodalidad resulta, así, una propiedad emergente verificable, no asumida de antemano.</w:t>
       </w:r>
     </w:p>
     <w:p>
@@ -16659,14 +16673,14 @@
     </w:p>
     <w:p>
       <w:r>
-        <w:t>La Figura 9 complementa el análisis cuantitativo. Muestra la visualización 3D de 50 trayectorias muestreadas por Diffusion Policy para una misma pose objetivo (obj_id=1 del dataset YCB-Video). Sus tres vistas (perspectiva, superior y lateral) dejan apreciar tanto la dispersión espacial de los endpoints como la diferencia con la trayectoria heurística determinista, esa línea recta segmentada en naranja.</w:t>
+        <w:t>La Figura 9 complementa el análisis cuantitativo con la visualización 3D de 50 trayectorias muestreadas por Diffusion Policy para una misma pose objetivo (obj_id=1 del dataset YCB-Video). Sus tres vistas —perspectiva, superior y lateral— dejan apreciar tanto la dispersión espacial de los endpoints como la diferencia con la trayectoria heurística determinista, esa línea recta segmentada en naranja.</w:t>
       </w:r>
     </w:p>
     <w:p>
       <w:pPr>
         <w:pStyle w:val="Caption"/>
       </w:pPr>
-      <w:bookmarkStart w:id="72" w:name="_Toc234963798"/>
+      <w:bookmarkStart w:id="72" w:name="_Toc235186310"/>
       <w:r>
         <w:t xml:space="preserve">Figura </w:t>
       </w:r>
@@ -16727,7 +16741,7 @@
     </w:p>
     <w:p>
       <w:r>
-        <w:t>La dispersión std del endpoint es de 27.9 cm, con rangos de 35-45 cm en cada eje. Tal diversidad espacial encaja con la naturaleza estocástica del muestreo SDE inversa y demuestra de forma visual la propiedad multimodal de Diffusion Policy. El conjunto de trayectorias forma una nube de soluciones. El robot puede explorarla para evitar colisiones o adaptarse a restricciones del entorno, una capacidad que un planificador determinista no posee por construcción.</w:t>
+        <w:t>La dispersión std del endpoint es de 27.9 cm, con rangos de 35-45 cm en cada eje. Esa diversidad espacial encaja con la naturaleza estocástica del muestreo SDE inversa y demuestra visualmente la propiedad multimodal de Diffusion Policy: el conjunto de trayectorias forma una nube de soluciones que el robot puede explorar para evitar colisiones o adaptarse a restricciones del entorno, algo que un planificador determinista no permite por construcción.</w:t>
       </w:r>
     </w:p>
     <w:p>
@@ -16742,14 +16756,14 @@
     </w:p>
     <w:p>
       <w:r>
-        <w:t>Para localizar el cuello de botella del pipeline integrado y orientar futuras optimizaciones se realizó un profiling fino. Mide el tiempo de cada componente y desglosa la latencia DDIM en operaciones forward del modelo y overhead de scheduling. El análisis corre sobre Apple M1 Pro con torch 2.11 y MPS como backend de cómputo.</w:t>
+        <w:t>Para localizar el cuello de botella del pipeline integrado y orientar futuras optimizaciones hicimos un profiling fino, que mide el tiempo de cada componente y desglosa la latencia DDIM en operaciones forward del modelo y overhead de scheduling. El análisis corre sobre Apple M1 Pro con torch 2.11 y MPS como backend de cómputo.</w:t>
       </w:r>
     </w:p>
     <w:p>
       <w:pPr>
         <w:pStyle w:val="Caption"/>
       </w:pPr>
-      <w:bookmarkStart w:id="74" w:name="_Toc234963799"/>
+      <w:bookmarkStart w:id="74" w:name="_Toc235186311"/>
       <w:r>
         <w:t xml:space="preserve">Figura </w:t>
       </w:r>
@@ -16810,12 +16824,12 @@
     </w:p>
     <w:p>
       <w:r>
-        <w:t>Hallazgos clave. El componente dominante del ciclo es claramente FoundationPose: 4155 ms en YCB-Video (80.2 % del ciclo) y 4349 ms en T-LESS. La etapa de planificación con Diffusion Policy DDIM-25 supone apenas 118 ms (2.3 % del ciclo), prácticamente despreciable a nivel sistémico. La simulación física de CoppeliaSim consume 906 ms para 50 pasos (17.5 %). El forward pass del modelo Diffusion Policy ocupa el 86 % del tiempo, el overhead de scheduling solo el 14 %, con un coste por pase de 4.0-4.7 ms en MPS, independiente del número total de pasos.</w:t>
-      </w:r>
-    </w:p>
-    <w:p>
-      <w:r>
-        <w:t>Implicaciones para optimización futura. Cualquier esfuerzo de optimización debe priorizar FoundationPose: TensorRT con precisión FP16, batch inference, distillation a un modelo más compacto, o reducción de iteraciones del refinamiento ICP neural. Optimizar Diffusion Policy más allá rinde poco, ganancias cercanas al 2 % del ciclo total. La validación experimental muestra que elegir DDIM-25 frente a DDPM-100 reduce la latencia de Diffusion ~3.1× (133 ms vs 419 ms, según la ablación exp5) sin afectar significativamente al ciclo total, dado el dominio de FoundationPose.</w:t>
+        <w:t>Hallazgos clave. El componente dominante del ciclo es, con claridad, FoundationPose: 4155 ms en YCB-Video (80.2 % del ciclo) y 4349 ms en T-LESS. La etapa de planificación con Diffusion Policy DDIM-25 apenas supone 118 ms (2.3 % del ciclo), prácticamente despreciable a nivel sistémico, y la simulación física de CoppeliaSim consume 906 ms para 50 pasos (17.5 %). Dentro del modelo Diffusion Policy, el forward pass ocupa el 86 % del tiempo y el overhead de scheduling solo el 14 %, con un coste por pase de 4.0-4.7 ms en MPS, independiente del número total de pasos.</w:t>
+      </w:r>
+    </w:p>
+    <w:p>
+      <w:r>
+        <w:t>Implicaciones para optimización futura. Cualquier esfuerzo de optimización debe priorizar FoundationPose: TensorRT con precisión FP16, batch inference, distillation a un modelo más compacto o reducción de iteraciones del refinamiento ICP neural. Optimizar Diffusion Policy más allá rinde poco —ganancias cercanas al 2 % del ciclo total—. De hecho, elegir DDIM-25 frente a DDPM-100 reduce la latencia de Diffusion ~3.1× (133 ms frente a 419 ms, según la ablación exp5) sin afectar de forma significativa al ciclo total, dado el dominio de FoundationPose.</w:t>
       </w:r>
     </w:p>
     <w:p>
@@ -16830,14 +16844,14 @@
     </w:p>
     <w:p>
       <w:r>
-        <w:t>Quedaba por validar empíricamente que la integración Transformer + Diffusion Policy escala con recursos computacionales adicionales y no presenta un techo intrínseco de rendimiento. Para ello se llevó a cabo un re-entrenamiento progresivo del modelo Diffusion Policy. Se probaron tres configuraciones de capacidad y datos crecientes, todas ejecutadas en local sobre Apple M1 Pro / MPS:</w:t>
+        <w:t>Quedaba por validar empíricamente que la integración Transformer + Diffusion Policy escala con recursos computacionales adicionales y no presenta un techo intrínseco de rendimiento. Para comprobarlo re-entrenamos el modelo Diffusion Policy de forma progresiva, en tres configuraciones de capacidad y datos crecientes, todas ejecutadas en local sobre Apple M1 Pro / MPS:</w:t>
       </w:r>
     </w:p>
     <w:p>
       <w:pPr>
         <w:pStyle w:val="Caption"/>
       </w:pPr>
-      <w:bookmarkStart w:id="76" w:name="_Toc234963812"/>
+      <w:bookmarkStart w:id="76" w:name="_Toc235186324"/>
       <w:r>
         <w:t xml:space="preserve">Tabla </w:t>
       </w:r>
@@ -17373,7 +17387,7 @@
       <w:pPr>
         <w:pStyle w:val="Caption"/>
       </w:pPr>
-      <w:bookmarkStart w:id="77" w:name="_Toc234963800"/>
+      <w:bookmarkStart w:id="77" w:name="_Toc235186312"/>
       <w:r>
         <w:t xml:space="preserve">Figura </w:t>
       </w:r>
@@ -17434,17 +17448,17 @@
     </w:p>
     <w:p>
       <w:r>
-        <w:t>Hallazgos cuantitativos. El modelo Ultra (100 épocas, 10 000 trayectorias, hidden_dim = 256, ~1.4 M parámetros) reduce el MSE de validación en un 89 % respecto al modelo original (0.00221 frente a 0.02000). El jerk RMS de las trayectorias muestreadas baja un 93 %, de 0.797 a 0.053, y las trayectorias salen mucho más suaves. La latencia DDIM-25 sobre MPS apenas crece un 7 % (de 86.6 ms a 92.9 ms) pese a haberse duplicado la dimensión oculta, prueba de que el escalado es viable bajo los recursos operativos del pipeline. La diversidad espacial decrece, de 62.5 cm a 3.8 cm, porque el modelo Ultra converge de forma consistente a la solución óptima del agarre. Es un comportamiento deseable para bin picking industrial, donde la consistencia con el objetivo prima sobre la multimodalidad estocástica. Una precisión importa aquí: las latencias absolutas de muestreo difieren entre la Tabla 6 (ablación de pasos de difusión) y la Tabla 8 (comparativa de modelos) por corresponder a configuraciones de modelo y ejecuciones de medición distintas. En ambos casos el muestreo se mantiene muy por debajo del coste de percepción y representa una fracción mínima del ciclo end-to-end. La Figura 11 compara visualmente los tres modelos en MSE de validación, latencia de muestreo DDIM-25 y diversidad espacial endpoint.</w:t>
-      </w:r>
-    </w:p>
-    <w:p>
-      <w:r>
-        <w:t>Validación end-to-end con el modelo Ultra. El experimento E2E live en CoppeliaSim Edu V4.10 se re-ejecutó con los pesos del modelo Ultra sobre 30 instancias por dataset. YCB-Video alcanza un cycle p95 de 6 287 ms, con margen de 3.71 s frente al umbral industrial de 10 s; T-LESS marca un p95 de 6 684 ms, margen de 3.32 s. El modelo escalado conserva, por tanto, la viabilidad temporal del pipeline integrado. La hipótesis H3 sigue cumpliéndose con holgura.</w:t>
-      </w:r>
-    </w:p>
-    <w:p>
-      <w:r>
-        <w:t>Implicación para el aporte del TFM. El análisis demuestra empíricamente que la integración Transformer + Diffusion no constituye un techo intrínseco de rendimiento. Aún sobra margen. Escalar la capacidad del modelo, el volumen de datos y las épocas de entrenamiento abre una mejora significativa. La integración matemática que aquí se formaliza sirve, así, como base robusta para construir extensiones con más recursos, y no obliga a redibujar la arquitectura.</w:t>
+        <w:t>Hallazgos cuantitativos. El modelo Ultra (100 épocas, 10 000 trayectorias, hidden_dim = 256, ~1.4 M parámetros) reduce el MSE de validación un 89 % respecto al modelo original (0.00221 frente a 0.02000). El jerk RMS de las trayectorias muestreadas baja un 93 %, de 0.797 a 0.053, y las trayectorias salen mucho más suaves. La latencia DDIM-25 sobre MPS apenas crece un 7 % (de 86.6 ms a 92.9 ms) pese a haberse duplicado la dimensión oculta, prueba de que el escalado es viable con los recursos operativos del pipeline. La diversidad espacial, en cambio, decrece de 62.5 cm a 3.8 cm, porque el modelo Ultra converge de forma consistente a la solución óptima del agarre —un comportamiento deseable para bin picking industrial, donde la consistencia con el objetivo prima sobre la multimodalidad estocástica—. Una precisión importa aquí: las latencias absolutas de muestreo difieren entre la Tabla 6 (ablación de pasos de difusión) y la Tabla 8 (comparativa de modelos) por corresponder a configuraciones de modelo y ejecuciones de medición distintas; en ambos casos el muestreo se mantiene muy por debajo del coste de percepción y representa una fracción mínima del ciclo end-to-end. La Figura 11 compara visualmente los tres modelos en MSE de validación, latencia de muestreo DDIM-25 y diversidad espacial endpoint.</w:t>
+      </w:r>
+    </w:p>
+    <w:p>
+      <w:r>
+        <w:t>Validación end-to-end con el modelo Ultra. Re-ejecutamos el experimento E2E live en CoppeliaSim Edu V4.10 con los pesos del modelo Ultra sobre 30 instancias por dataset. YCB-Video alcanza un cycle p95 de 6 287 ms, con margen de 3.71 s frente al umbral industrial de 10 s; T-LESS marca un p95 de 6 684 ms, margen de 3.32 s. El modelo escalado conserva, por tanto, la viabilidad temporal del pipeline integrado, y H3 sigue cumpliéndose con holgura.</w:t>
+      </w:r>
+    </w:p>
+    <w:p>
+      <w:r>
+        <w:t>Implicación para el aporte del TFM. El análisis demuestra empíricamente que la integración Transformer + Diffusion no constituye un techo intrínseco de rendimiento: aún sobra margen, y escalar la capacidad del modelo, el volumen de datos y las épocas de entrenamiento abre una mejora significativa. La integración matemática que aquí formalizamos sirve, así, de base robusta para construir extensiones con más recursos, sin obligar a redibujar la arquitectura.</w:t>
       </w:r>
     </w:p>
     <w:p>
@@ -17459,7 +17473,7 @@
     </w:p>
     <w:p>
       <w:r>
-        <w:t>Esta sección no se limita a describir los componentes. Hace explícitas las decisiones de diseño que importan y las dificultades que aparecieron al implementar, las cuales condicionaron la forma final del pipeline.</w:t>
+        <w:t>Esta sección no se limita a describir los componentes: hace explícitas las decisiones de diseño que importan y las dificultades que aparecieron al implementar, que condicionaron la forma final del pipeline.</w:t>
       </w:r>
     </w:p>
     <w:p>
@@ -17470,19 +17484,18 @@
         <w:t xml:space="preserve">Muestreo DDIM-25 frente a DDPM-100. </w:t>
       </w:r>
       <w:r>
-        <w:t>Elegir DDIM con 25 pasos se apoya en la ablación (Tabla 6). Allí se observó una reducción de ~68 % de latencia con calidad de trayectoria comparable. La decisión prioriza el presupuesto de tiempo de ciclo y no sacrifica la forma de la trayectoria, bajo el supuesto de que el muestreo (≈118 ms) resulta despreciable frente a la percepción.</w:t>
+        <w:t>Elegir DDIM con 25 pasos se apoya en la ablación (Tabla 6), donde observamos una reducción de ~68 % de latencia con calidad de trayectoria comparable. La decisión prioriza el presupuesto de tiempo de ciclo sin sacrificar la forma de la trayectoria, bajo el supuesto de que el muestreo (≈118 ms) resulta despreciable frente a la percepción.</w:t>
       </w:r>
     </w:p>
     <w:p>
       <w:r>
         <w:rPr>
           <w:b/>
-          <w:lang w:val="en-US"/>
         </w:rPr>
         <w:t xml:space="preserve">FoundationPose congelado, sin fine-tuning. </w:t>
       </w:r>
       <w:r>
-        <w:t>Dos razones justifican usar los pesos publicados sin reentrenar. La licencia no comercial restringe su modificación y explotación; su valor está, además, en la generalización zero-shot como bloque de percepción. El esfuerzo de investigación se concentró entonces en el acoplamiento matemático percepción→planificación. Reproducir el entrenamiento del estimador quedó fuera.</w:t>
+        <w:t>Dos razones justifican usar los pesos publicados sin reentrenar: la licencia no comercial restringe su modificación y explotación, y su valor está en la generalización zero-shot como bloque de percepción. Por eso concentramos el esfuerzo de investigación en el acoplamiento matemático percepción→planificación, y dejamos fuera reproducir el entrenamiento del estimador.</w:t>
       </w:r>
     </w:p>
     <w:p>
@@ -17493,7 +17506,7 @@
         <w:t xml:space="preserve">Técnica de attach en la simulación del agarre. </w:t>
       </w:r>
       <w:r>
-        <w:t>La implementación reveló un problema concreto: con el modelado disponible, la geometría del gripper perturbaba lateralmente la pieza durante el descenso e impedía un agarre por fricción estable. Se adoptó la técnica de snap+attach, estándar en simuladores comerciales como Pickit, RoboDK o Isaac Sim. Esta valida la cadena percepción→planificación→ejecución e IK. No valida la mecánica del agarre por fricción. Conviene decirlo sin rodeos. La limitación se documenta con transparencia para no sobre-afirmar los resultados.</w:t>
+        <w:t>La implementación reveló un problema concreto: con el modelado disponible, la geometría del gripper perturbaba lateralmente la pieza durante el descenso e impedía un agarre por fricción estable. Adoptamos la técnica de snap+attach, estándar en simuladores comerciales como Pickit, RoboDK o Isaac Sim, que valida la cadena percepción→planificación→ejecución e IK pero no la mecánica del agarre por fricción. Conviene decirlo sin rodeos, y documentamos la limitación con transparencia para no sobre-afirmar los resultados.</w:t>
       </w:r>
     </w:p>
     <w:p>
@@ -17504,7 +17517,7 @@
         <w:t xml:space="preserve">Cuello de botella del conditioning y desarrollo iterativo. </w:t>
       </w:r>
       <w:r>
-        <w:t>La principal dificultad fue otra. La Diffusion Policy, entrenada sobre trayectorias sintéticas heurísticas, tendía a imitar la media del planificador (plausibilidad de agarre ≈36 % ejecutada en simulación). El diagnóstico atribuyó el límite al conditioning: solo 12 de 64 dimensiones del vector de observación portaban señal al codificar la pose aplanada con relleno de ceros. De ahí un desarrollo iterativo que abarcó el escalado del dataset, una pérdida ponderada en la fase de grasp y, como línea principal de mejora, un conditioning visual sobre la observación RGB-D mediante un encoder ResNet-18 congelado con un head entrenable de 27 k parámetros. Esta última iteración elevó la plausibilidad de agarre del 36 % al 78 % (proximidad media de 4.3 cm, n = 50). El conditioning era el verdadero cuello de botella. Y queda ilustrado cómo la evidencia experimental reorientó las decisiones de diseño.</w:t>
+        <w:t>La principal dificultad fue otra. La Diffusion Policy, entrenada sobre trayectorias sintéticas heurísticas, tendía a imitar la media del planificador (plausibilidad de agarre ≈36 % ejecutada en simulación). El diagnóstico atribuyó el límite al conditioning: solo 12 de las 64 dimensiones del vector de observación portaban señal, al codificar la pose aplanada con relleno de ceros. De ahí un desarrollo iterativo que abarcó el escalado del dataset, una pérdida ponderada en la fase de grasp y, como línea principal de mejora, un conditioning visual sobre la observación RGB-D mediante un encoder ResNet-18 congelado con un head entrenable de 27 k parámetros. Esa última iteración elevó la plausibilidad de agarre del 36 % al 78 % (proximidad media de 4.3 cm, n = 50): el conditioning era el verdadero cuello de botella, y el episodio ilustra cómo la evidencia experimental reorientó las decisiones de diseño.</w:t>
       </w:r>
     </w:p>
     <w:p>
@@ -17515,7 +17528,7 @@
         <w:t xml:space="preserve">Refinamiento por refuerzo y selección por percepción. </w:t>
       </w:r>
       <w:r>
-        <w:t>Una vez incorporada la fase de depósito (pick-and-place completo, 60 % de éxito end-to-end), se exploró un ajuste fino por aprendizaje por refuerzo (DPPO). Mejoró el depósito, pero degradó la precisión del agarre por olvido catastrófico. Un currículo en dos fases (agarre primero, depósito después, con anclaje KL a la política previa) recuperó parte del agarre y elevó la plausibilidad de depósito al 92 %. El diagnóstico mostró que el límite residual del agarre era deriva de precisión, no fallo de cinemática inversa. Así que se probó una selección best-of-N en inferencia, que muestrea ocho trayectorias y ejecuta la de mayor proximidad al objeto cuya pose proviene de FoundationPose; esta recuperó la plausibilidad de agarre hasta el 82 % y elevó el éxito end-to-end al 78 %, por encima del baseline supervisado (60 %), sin reentrenar y con coste de simulación equivalente (n = 50, seed = 2026). Restaba un factor por examinar: el análisis de la convergencia de cinemática inversa atribuyó los fallos residuales a una semilla divergente del solver en las transiciones amplias entre waypoints, y no a la inalcanzabilidad de los objetivos, verificados como alcanzables. Re-sembrar el solver desde la configuración de reposo al detectar un fallo elevó la convergencia de IK de la selección best-of-N del 76 % al 100 % (comparación pareada con idéntica semilla, n = 50) y el éxito end-to-end de pick-and-place del 78 % al 84 %, sin degradar la plausibilidad de agarre. La Figura 12 sintetiza esta progresión, desde el aprendizaje supervisado (Iter 5) hasta el refuerzo con currículo y la selección por percepción (Iter 7c).</w:t>
+        <w:t>Una vez incorporada la fase de depósito (pick-and-place completo, 60 % de éxito end-to-end), exploramos un ajuste fino por aprendizaje por refuerzo (DPPO). Mejoró el depósito, pero degradó la precisión del agarre por olvido catastrófico. Un currículo en dos fases —agarre primero, depósito después, con anclaje KL a la política previa— recuperó parte del agarre y elevó la plausibilidad de depósito al 92 %. El diagnóstico mostró que el límite residual del agarre era deriva de precisión, no fallo de cinemática inversa, así que probamos una selección best-of-N en inferencia: muestrea ocho trayectorias y ejecuta la de mayor proximidad al objeto cuya pose proviene de FoundationPose. Esto recuperó la plausibilidad de agarre hasta el 82 % y elevó el éxito end-to-end al 78 %, por encima del baseline supervisado (60 %), sin reentrenar y con coste de simulación equivalente (n = 50, seed = 2026). Restaba un factor por examinar: el análisis de la convergencia de cinemática inversa atribuyó los fallos residuales a una semilla divergente del solver en las transiciones amplias entre waypoints, no a la inalcanzabilidad de los objetivos, verificados como alcanzables. Re-sembrar el solver desde la configuración de reposo al detectar un fallo elevó la convergencia de IK de la selección best-of-N del 76 % al 100 % (comparación pareada con idéntica semilla, n = 50) y el éxito end-to-end de pick-and-place del 78 % al 84 %, sin degradar la plausibilidad de agarre. La Figura 12 sintetiza esta progresión, desde el aprendizaje supervisado (Iter 5) hasta el refuerzo con currículo y la selección por percepción (Iter 7c).</w:t>
       </w:r>
     </w:p>
     <w:p>
@@ -17526,7 +17539,7 @@
         <w:t xml:space="preserve">Generalidad arquitectónica e independencia del manipulador. </w:t>
       </w:r>
       <w:r>
-        <w:t>El pipeline exhibe, por construcción, una propiedad de diseño notable: la independencia respecto del robot concreto. La Diffusion Policy planifica en el espacio de la tarea. Genera waypoints de pose 6-DoF del efector final (posición y orientación) más el estado de la pinza, no ángulos articulares. La trayectoria es la misma con independencia de la cinemática del brazo. La conversión a movimiento se delega a un solver de cinemática inversa genérico (damped least squares sobre la cadena base→efector), mientras que los parámetros específicos del manipulador (número y nombres de articulaciones, configuración de reposo) se encapsulan en una estructura de configuración desacoplada del método. Portarlo a otro brazo serie, como un Franka Panda o un manipulador KUKA (ya contemplados en la implementación), requeriría ajustar dicha configuración y la escena de simulación, además de reentrenar la política sobre el espacio de trabajo del nuevo robot. No haría falta reescribir el método. Esta generalidad se sostiene como propiedad arquitectónica; su validación empírica con un manipulador distinto queda como trabajo futuro.</w:t>
+        <w:t>El pipeline exhibe, por construcción, una propiedad de diseño notable: es independiente del robot concreto. La Diffusion Policy planifica en el espacio de la tarea, generando waypoints de pose 6-DoF del efector final (posición y orientación) más el estado de la pinza, no ángulos articulares, de modo que la trayectoria es la misma con independencia de la cinemática del brazo. La conversión a movimiento se delega en un solver de cinemática inversa genérico (damped least squares sobre la cadena base→efector), mientras que los parámetros propios del manipulador (número y nombres de articulaciones, configuración de reposo) se encapsulan en una estructura de configuración desacoplada del método. Portarlo a otro brazo serie —un Franka Panda o un manipulador KUKA, ya contemplados en la implementación— requeriría ajustar esa configuración y la escena de simulación, además de reentrenar la política sobre el nuevo espacio de trabajo, pero no reescribir el método. Esta generalidad se sostiene como propiedad arquitectónica; su validación empírica con un manipulador distinto queda como trabajo futuro.</w:t>
       </w:r>
     </w:p>
     <w:p>
@@ -17578,7 +17591,7 @@
       <w:pPr>
         <w:pStyle w:val="Caption"/>
       </w:pPr>
-      <w:bookmarkStart w:id="79" w:name="_Toc234963801"/>
+      <w:bookmarkStart w:id="79" w:name="_Toc235186313"/>
       <w:r>
         <w:t xml:space="preserve">Figura </w:t>
       </w:r>
@@ -17617,7 +17630,7 @@
         <w:t xml:space="preserve">Restricciones de cómputo y arquitectura híbrida. </w:t>
       </w:r>
       <w:r>
-        <w:t>El profiling reveló que FoundationPose concentra el 80.2 % del ciclo. Eso, sumado a la cuota limitada de la GPU T4 en la nube y a los 16 GB de memoria del Apple M1 Pro, llevó a una arquitectura híbrida (T4 para la percepción intensiva y M1 Pro para planificación y simulación). El resultado sostiene un ciclo p95 por debajo de 10 s sin recurrir a hardware dedicado de alto coste.</w:t>
+        <w:t>El profiling reveló que FoundationPose concentra el 80.2 % del ciclo. Eso, sumado a la cuota limitada de la GPU T4 en la nube y a los 16 GB de memoria del Apple M1 Pro, nos llevó a una arquitectura híbrida: la T4 para la percepción intensiva y el M1 Pro para planificación y simulación. El resultado sostiene un ciclo p95 por debajo de 10 s sin recurrir a hardware dedicado de alto coste.</w:t>
       </w:r>
     </w:p>
     <w:p>
@@ -17632,12 +17645,12 @@
     </w:p>
     <w:p>
       <w:r>
-        <w:t>Hasta este punto el agarre se evaluó sobre una pieza aislada. Un escenario de bin picking realista es otra cosa: presenta varias piezas juntas. Por eso se añadió una prueba con dos distractores alrededor de la pieza objetivo (n = 25 escenas, semilla 2026). Se compararon dos políticas: v8, que no distingue cuál es la pieza objetivo, y v9, que la identifica antes de planificar el agarre. De cada una se evaluó además una variante verify-then-act, que descarta de antemano los candidatos de agarre sin holgura suficiente frente a los distractores.</w:t>
-      </w:r>
-    </w:p>
-    <w:p>
-      <w:r>
-        <w:t>Identificar la pieza objetivo marca la diferencia. La tasa de agarre correcto sube del 84–88 % de v8 al 96–100 % de v9, que elige la pieza indicada entre las tres presentes sin dejarse llevar por los distractores (Figura 13a). En ambas políticas la cinemática inversa converge en el 100 % de los casos. Donde más se nota la variante verify-then-act es en el cuidado de las piezas vecinas: descarta una media de 2.7 candidatos de agarre por intento y rebaja el desplazamiento máximo de los distractores desde unos 185 cm de media, cuando se planifica sin verificación y las piezas salen despedidas, hasta una mediana de 4.9 cm (Figura 13b). El detalle por condición está en la Tabla 9. La tasa de depósito se mantiene en el 36–40 %, en línea con el límite de colocación ya discutido. Una advertencia: esta prueba mide la selección y el agarre en clutter, no la precisión final del depósito.</w:t>
+        <w:t>Hasta este punto el agarre se evaluó sobre una pieza aislada, pero un escenario de bin picking realista presenta varias piezas juntas. Por eso añadimos una prueba con dos distractores alrededor de la pieza objetivo (n = 25 escenas, semilla 2026), en la que comparamos dos políticas: v8, que no distingue cuál es la pieza objetivo, y v9, que la identifica antes de planificar el agarre. De cada una evaluamos además una variante verify-then-act, que descarta de antemano los candidatos de agarre sin holgura suficiente frente a los distractores.</w:t>
+      </w:r>
+    </w:p>
+    <w:p>
+      <w:r>
+        <w:t>Identificar la pieza objetivo marca la diferencia. La tasa de agarre correcto sube del 84–88 % de v8 al 96–100 % de v9, que elige la pieza indicada entre las tres presentes sin dejarse llevar por los distractores (Figura 13a); en ambas políticas la cinemática inversa converge en el 100 % de los casos. Donde más se nota la variante verify-then-act es en el cuidado de las piezas vecinas: descarta una media de 2.7 candidatos de agarre por intento y rebaja el desplazamiento máximo de los distractores desde unos 185 cm de media —cuando se planifica sin verificación y las piezas salen despedidas— hasta una mediana de 4.9 cm (Figura 13b). El detalle por condición está en la Tabla 9. La tasa de depósito se mantiene en el 36–40 %, en línea con el límite de colocación ya discutido. Una advertencia: esta prueba mide la selección y el agarre en clutter, no la precisión final del depósito.</w:t>
       </w:r>
     </w:p>
     <w:p>
@@ -17689,7 +17702,7 @@
       <w:pPr>
         <w:pStyle w:val="Caption"/>
       </w:pPr>
-      <w:bookmarkStart w:id="81" w:name="_Toc234963802"/>
+      <w:bookmarkStart w:id="81" w:name="_Toc235186314"/>
       <w:r>
         <w:t xml:space="preserve">Figura </w:t>
       </w:r>
@@ -17710,7 +17723,7 @@
       <w:pPr>
         <w:pStyle w:val="Caption"/>
       </w:pPr>
-      <w:bookmarkStart w:id="82" w:name="_Toc234963813"/>
+      <w:bookmarkStart w:id="82" w:name="_Toc235186325"/>
       <w:r>
         <w:t xml:space="preserve">Tabla </w:t>
       </w:r>
@@ -18210,7 +18223,7 @@
     </w:p>
     <w:p>
       <w:r>
-        <w:t>El trabajo reporta resultados sólidos, pero la madurez del análisis exige documentar también dónde y por qué falla el sistema. En percepción, FoundationPose resiste bien la oclusión en T-LESS (−1.0 pp de AUC ADD-S al 70 % de oclusión) pero se degrada más en YCB-Video (−2.6 pp), y el ruido de traslación por encima de sigma = 5 mm produce caídas pronunciadas (≈ −9 pp a 10 mm): los objetos texturados y las medidas de profundidad muy ruidosas son las condiciones más adversas. En planificación, la Diffusion Policy entrenada sobre trayectorias heurísticas tendía a imitar la media del planificador (36 % de plausibilidad de agarre inicial); cuando el condicionamiento carece de señal discriminativa, el modelo generativo no supera a un planificador determinista, y solo el condicionamiento visual RGB-D revierte ese comportamiento. En ejecución, los fallos residuales de pick-and-place provenían de la semilla del solver de cinemática inversa en transiciones amplias entre waypoints, no de la inalcanzabilidad de los objetivos, verificados como alcanzables. Finalmente, CoppeliaSim impone un límite de constructo: el agarre se valida con la técnica snap+attach, de modo que no se modela la mecánica de fricción del contacto y la tasa de depósito queda acotada (36–40 % en clutter). Estos casos delimitan el alcance de las afirmaciones y orientan las líneas de trabajo futuro.</w:t>
+        <w:t>El trabajo reporta resultados sólidos, pero la madurez del análisis exige documentar también dónde y por qué falla el sistema. En percepción, FoundationPose resiste bien la oclusión en T-LESS (−1.0 pp de AUC ADD-S al 70 % de oclusión) pero se degrada más en YCB-Video (−2.6 pp), y el ruido de traslación por encima de sigma = 5 mm produce caídas pronunciadas (≈ −9 pp a 10 mm): los objetos texturados y las medidas de profundidad muy ruidosas son las condiciones más adversas. En planificación, la Diffusion Policy entrenada sobre trayectorias heurísticas tendía a imitar la media del planificador (36 % de plausibilidad de agarre inicial); cuando el condicionamiento carece de señal discriminativa, el modelo generativo no supera a uno determinista, y solo el condicionamiento visual RGB-D revierte ese comportamiento. En ejecución, los fallos residuales de pick-and-place provenían de la semilla del solver de cinemática inversa en transiciones amplias entre waypoints, no de la inalcanzabilidad de los objetivos, verificados como alcanzables. Y en el plano del simulador, CoppeliaSim impone un límite de constructo: el agarre se valida con la técnica snap+attach, de modo que no se modela la mecánica de fricción del contacto y la tasa de depósito queda acotada (36–40 % en clutter). Estos casos delimitan el alcance de las afirmaciones y orientan las líneas de trabajo futuro.</w:t>
       </w:r>
     </w:p>
     <w:p>
@@ -18262,7 +18275,7 @@
       <w:pPr>
         <w:pStyle w:val="Caption"/>
       </w:pPr>
-      <w:bookmarkStart w:id="87" w:name="_Toc234963814"/>
+      <w:bookmarkStart w:id="87" w:name="_Toc235186326"/>
       <w:r>
         <w:t xml:space="preserve">Tabla </w:t>
       </w:r>
@@ -18519,7 +18532,7 @@
       <w:pPr>
         <w:pStyle w:val="Caption"/>
       </w:pPr>
-      <w:bookmarkStart w:id="88" w:name="_Toc234963815"/>
+      <w:bookmarkStart w:id="88" w:name="_Toc235186327"/>
       <w:r>
         <w:t xml:space="preserve">Tabla </w:t>
       </w:r>
@@ -18789,7 +18802,7 @@
       <w:pPr>
         <w:pStyle w:val="Caption"/>
       </w:pPr>
-      <w:bookmarkStart w:id="89" w:name="_Toc234963803"/>
+      <w:bookmarkStart w:id="89" w:name="_Toc235186315"/>
       <w:r>
         <w:t xml:space="preserve">Figura </w:t>
       </w:r>
@@ -18848,10 +18861,7 @@
     </w:p>
     <w:p>
       <w:r>
-        <w:t>Para no depender de hardware ajeno, el refinamiento de la pose se resolvió también de forma local sobre la GPU integrada del equipo (Apple MPS) mediante descenso de gradiente con diferenciación automática, minimizando una distancia punto a plano entre la nube observada y el modelo. Sobre veinte hipótesis iniciales degradadas de forma aleatoria, con un error medio cercano a los tres centímetros, el procedimiento recuperó la pose por debajo del centímetro en el noventa y cinco por ciento de los casos. La cade</w:t>
-      </w:r>
-      <w:r>
-        <w:t>na completa de percepción, estimación de pose y agarre se ejecuta así en el propio portátil, sin unidad gráfica dedicada, en coherencia con la viabilidad reproducible que persigue este trabajo.</w:t>
+        <w:t>Para no depender de hardware ajeno, el refinamiento de la pose se resolvió también de forma local sobre la GPU integrada del equipo (Apple MPS) mediante descenso de gradiente con diferenciación automática, minimizando una distancia punto a plano entre la nube observada y el modelo. Sobre veinte hipótesis iniciales degradadas de forma aleatoria, con un error medio cercano a los tres centímetros, el procedimiento recuperó la pose por debajo del centímetro en el noventa y cinco por ciento de los casos. La cadena completa de percepción, estimación de pose y agarre se ejecuta así en el propio portátil, sin unidad gráfica dedicada, en coherencia con la viabilidad reproducible que persigue este trabajo.</w:t>
       </w:r>
     </w:p>
     <w:p>
@@ -18903,7 +18913,7 @@
       <w:pPr>
         <w:pStyle w:val="Caption"/>
       </w:pPr>
-      <w:bookmarkStart w:id="92" w:name="_Toc234963804"/>
+      <w:bookmarkStart w:id="92" w:name="_Toc235186316"/>
       <w:r>
         <w:t xml:space="preserve">Figura </w:t>
       </w:r>
@@ -18929,7 +18939,7 @@
           <w:szCs w:val="24"/>
         </w:rPr>
       </w:pPr>
-      <w:bookmarkStart w:id="93" w:name="_Toc234963816"/>
+      <w:bookmarkStart w:id="93" w:name="_Toc235186328"/>
       <w:r>
         <w:rPr>
           <w:sz w:val="24"/>
@@ -19183,14 +19193,14 @@
     </w:p>
     <w:p>
       <w:r>
-        <w:t>La Tabla 13 consolida los diez experimentos realizados en este TFM, sus hallazgos principales y el impacto sobre las hipótesis o conclusiones del trabajo. Todos son reproducibles. Bastan los scripts del repositorio bajo experiments/, y los resultados están commiteados como JSON + figuras PNG.</w:t>
+        <w:t>La Tabla 13 consolida los diez experimentos realizados en este TFM, sus hallazgos principales y su impacto sobre las hipótesis o conclusiones. Todos son reproducibles: bastan los scripts del repositorio bajo experiments/, y los resultados están commiteados como JSON y figuras PNG.</w:t>
       </w:r>
     </w:p>
     <w:p>
       <w:pPr>
         <w:pStyle w:val="Caption"/>
       </w:pPr>
-      <w:bookmarkStart w:id="95" w:name="_Toc234963817"/>
+      <w:bookmarkStart w:id="95" w:name="_Toc235186329"/>
       <w:r>
         <w:t xml:space="preserve">Tabla </w:t>
       </w:r>
@@ -19223,14 +19233,14 @@
     </w:p>
     <w:p>
       <w:r>
-        <w:t>La Tabla 14 traza, además, cada experimento clave hasta su objetivo específico, hipótesis asociada, métrica y conclusión, lo que explicita la lógica que vincula la evidencia con los objetivos del trabajo.</w:t>
+        <w:t>La Tabla 14 traza, además, cada experimento clave hasta su objetivo específico, su hipótesis asociada, su métrica y su conclusión, lo que explicita la lógica que vincula la evidencia con los objetivos del trabajo.</w:t>
       </w:r>
     </w:p>
     <w:p>
       <w:pPr>
         <w:pStyle w:val="Caption"/>
       </w:pPr>
-      <w:bookmarkStart w:id="96" w:name="_Toc234963818"/>
+      <w:bookmarkStart w:id="96" w:name="_Toc235186330"/>
       <w:r>
         <w:t xml:space="preserve">Tabla </w:t>
       </w:r>
@@ -20761,7 +20771,7 @@
     </w:p>
     <w:p>
       <w:r>
-        <w:t>Aquí se reúnen las conclusiones que se desprenden del trabajo realizado. También las líneas de investigación futura que fueron surgiendo mientras avanzaba el proyecto.</w:t>
+        <w:t>Este capítulo reúne las conclusiones que se desprenden del trabajo y las líneas de investigación futura que fueron apareciendo a medida que avanzaba el proyecto.</w:t>
       </w:r>
     </w:p>
     <w:p>
@@ -20776,7 +20786,7 @@
     </w:p>
     <w:p>
       <w:r>
-        <w:t>Este Trabajo Fin de Máster une por primera vez en la literatura de bin picking robótico dos paradigmas hasta ahora separados: FoundationPose (Transformer cross-attention para estimación de pose 6-DoF) y Diffusion Policy (modelos de difusión para planificación multimodal de agarre). Los une un marco matemático común de SE(3)/SO(3) y ecuaciones diferenciales estocásticas. Los cuatro objetivos específicos se cumplieron con evidencia experimental robusta. OE1 (revisión del estado del arte): se catalogaron y compararon una treintena de publicaciones repartidas en seis categorías temáticas. Ese mapa deja al descubierto una brecha concreta, la integración Transformer + difusión para bin picking, y sitúa el TFM frente al SOTA. OE2 (formalización matemática): se desarrolla el sustento de SO(3) (cuaterniones, representación 6D continua), SE(3) como grupo de Lie, los mecanismos de atención scaled dot-product y multi-head, el score matching y la dinámica de Langevin para SDEs inversas. OE3 (evaluación cuantitativa): sobre 1098 instancias YCB-Video y 1012 T-LESS del subset BOP-19 se obtienen AUC ADD-S de 0.908 [IC 95 % 0.901–0.916] y 0.957 [IC 95 % 0.954–0.959] respectivamente, con bootstrap no paramétrico B = 1000, recall a 10 mm sobre ADD-S de 95.8 % y 99.7 %. Se entrenan además tres modelos Diffusion Policy de forma progresiva en local sobre Apple M1 Pro / MPS (30, 50 y 100 épocas). Su MSE de validación final cae de 0.020 a 0.00221, un 89 % menos. El paradigma escala bien cuando se le añaden recursos de cómputo y no castiga la latencia operacional. Una ablation del parámetro n_diffusion_steps ∈ {25, 50, 100} sobre el modelo entrenado fundamenta la elección operacional n = 25 (latencia 133 ms con calidad de trayectoria comparable). OE4 (validación en simulación): el pipeline end-to-end se ejecuta en vivo en CoppeliaSim Edu V4.10 sobre la escena pickAndPlaceDemo con el robot delta Ragnar, durante 30 instancias por dataset, y alcanza un tiempo total de ciclo p95 de 6.29 segundos en YCB-Video y 6.68 segundos en T-LESS. Eso valida la hipótesis H3 (cycle &lt; 10 s) con margen superior a 3.32 segundos. Acompaña a la validación un video MP4 (720p, 24 fps) commiteado en el repositorio público como evidencia visual reproducible del pipeline operando. Las hipótesis se contrastan formalmente con intervalos de confianza al 95 %: H1 (precisión) y H3 (viabilidad sin GPU dedicada) se aceptan; H2 (planificación multimodal) se acepta parcialmente, ya que la latencia de muestreo (118 ms) supera el umbral estricto de 50 ms y se detectan K=2 modos diferenciables frente al objetivo de ≥3. La contribución principal no está en mejorar las métricas absolutas de los trabajos integrados, que ya son SOTA en CVPR 2024 y RSS 2023. Está en otro sitio: en la integración matemática y experimental de ambos paradigmas, la reproducibilidad cuantitativa del estado del arte en hardware accesible (1.9 k USD frente a los 15-150 k USD de un setup industrial), el rigor metodológico superior al estándar del área y la validación end-to-end con evidencia visual reproducible. Esa integración es un aporte original verificable y coherente con la titulación en Ingeniería Matemática y Computación.</w:t>
+        <w:t>Este Trabajo Fin de Máster une por primera vez en la literatura de bin picking robótico dos paradigmas que hasta ahora habían discurrido por separado: FoundationPose (cross-attention Transformer para estimación de pose 6-DoF) y Diffusion Policy (modelos de difusión para planificación multimodal de agarre), articulados sobre un marco matemático común de SE(3)/SO(3) y ecuaciones diferenciales estocásticas. Los cuatro objetivos específicos se cumplieron con evidencia experimental sólida. OE1 (revisión del estado del arte): catalogamos y comparamos una treintena de publicaciones repartidas en seis categorías temáticas; ese mapa deja al descubierto una brecha concreta —la integración Transformer + difusión para bin picking— y sitúa el TFM frente al SOTA. OE2 (formalización matemática): se desarrolla el sustento de SO(3) (cuaterniones, representación 6D continua), SE(3) como grupo de Lie, los mecanismos de atención scaled dot-product y multi-head, el score matching y la dinámica de Langevin para SDEs inversas. OE3 (evaluación cuantitativa): sobre 1098 instancias de YCB-Video y 1012 de T-LESS del subset BOP-19 se obtienen AUC ADD-S de 0.908 [IC 95 % 0.901–0.916] y 0.957 [IC 95 % 0.954–0.959], con bootstrap no paramétrico B = 1000 y recall a 10 mm sobre ADD-S de 95.8 % y 99.7 %. Entrenamos además tres modelos Diffusion Policy de forma progresiva en local sobre Apple M1 Pro / MPS (30, 50 y 100 épocas): su MSE de validación final cae de 0.020 a 0.00221, un 89 % menos, lo que muestra que el paradigma escala bien al añadir cómputo sin castigar la latencia operacional. Una ablation del parámetro n_diffusion_steps ∈ {25, 50, 100} sobre el modelo entrenado fundamenta la elección operacional n = 25 (latencia 133 ms con calidad de trayectoria comparable). OE4 (validación en simulación): el pipeline end-to-end se ejecuta en vivo en CoppeliaSim Edu V4.10, sobre la escena pickAndPlaceDemo con el robot delta Ragnar, durante 30 instancias por dataset, y alcanza un tiempo total de ciclo p95 de 6.29 segundos en YCB-Video y 6.68 en T-LESS; eso valida la hipótesis H3 (cycle &lt; 10 s) con un margen superior a 3.32 segundos. Acompaña a la validación un vídeo MP4 (720p, 24 fps) commiteado en el repositorio público como evidencia visual reproducible del pipeline en operación. Las hipótesis se contrastan formalmente con intervalos de confianza al 95 %: H1 (precisión) y H3 (viabilidad sin GPU dedicada) se aceptan; H2 (planificación multimodal) se acepta parcialmente, porque la latencia de muestreo (118 ms) supera el umbral estricto de 50 ms y se detectan K = 2 modos diferenciables frente al objetivo de ≥ 3. La contribución principal no está en mejorar las métricas absolutas de los trabajos integrados, que ya son SOTA en CVPR 2024 y RSS 2023, sino en otro sitio: en la integración matemática y experimental de ambos paradigmas, la reproducibilidad cuantitativa del estado del arte en hardware accesible (1.9 k USD frente a los 15-150 k USD de un setup industrial), el rigor metodológico por encima del estándar del área y la validación end-to-end con evidencia visual reproducible. Esa integración es un aporte original, verificable y coherente con la titulación en Ingeniería Matemática y Computación.</w:t>
       </w:r>
     </w:p>
     <w:p>
@@ -20791,14 +20801,14 @@
     </w:p>
     <w:p>
       <w:r>
-        <w:t>La evidencia experimental queda consolidada en la Tabla 13 y en los experimentos exp4–exp10. A partir de ahí se cierra cada hipótesis de investigación con su veredicto explícito y su justificación cuantitativa. Se declaran los umbrales que se satisfacen y también los que no. El veredicto de cada hipótesis se resume en la Tabla 15.</w:t>
+        <w:t>La evidencia experimental queda consolidada en la Tabla 13 y en los experimentos exp4–exp10. Sobre esa base cerramos cada hipótesis con un veredicto explícito y su justificación cuantitativa, declarando tanto los umbrales que se satisfacen como los que no. La Tabla 15 resume el veredicto de cada una.</w:t>
       </w:r>
     </w:p>
     <w:p>
       <w:pPr>
         <w:pStyle w:val="Caption"/>
       </w:pPr>
-      <w:bookmarkStart w:id="100" w:name="_Toc234963819"/>
+      <w:bookmarkStart w:id="100" w:name="_Toc235186331"/>
       <w:r>
         <w:t xml:space="preserve">Tabla </w:t>
       </w:r>
@@ -21069,7 +21079,7 @@
         <w:t>H1. Precisión de pose. Veredicto: aceptada</w:t>
       </w:r>
       <w:r>
-        <w:t xml:space="preserve"> (con el alcance declarado en L1). FoundationPose supera a GDR-Net++ en Mean AR (BOP) por encima del umbral de 3 puntos porcentuales en T-LESS y YCB-Video según el leaderboard oficial del BOP Challenge. La validación local complementaria recomputa un AUC ADD-S = 0.908 [IC 95 % 0.901–0.916], y el análisis de robustez muestra que una oclusión del 70 % degrada solo 1.0 punto porcentual (0.954 → 0.944) en T-LESS. Esta ventaja proviene del emparejamiento por cross-attention 2D-3D con render-and-compare, que da robustez ante la oclusión (la fuente dominante de error en bin picking) frente a la regresión directa de GDR-Net++. Dado su alcance (L1), H1 se acepta como reproducción y confirmación cuantitativa, no como un resultado de pose original.</w:t>
+        <w:t xml:space="preserve"> (con el alcance declarado en L1). FoundationPose supera a GDR-Net++ en Mean AR (BOP) por encima del umbral de 3 puntos porcentuales en T-LESS y YCB-Video según el leaderboard oficial del BOP Challenge. La validación local complementaria recomputa un AUC ADD-S = 0.908 [IC 95 % 0.901–0.916], y el análisis de robustez muestra que una oclusión del 70 % degrada apenas 1.0 punto porcentual (0.954 → 0.944) en T-LESS. Esa ventaja proviene del emparejamiento por cross-attention 2D-3D con render-and-compare, que aporta robustez ante la oclusión —la fuente dominante de error en bin picking— frente a la regresión directa de GDR-Net++. Dado su alcance (L1), H1 se acepta como reproducción y confirmación cuantitativa, no como un resultado de pose original.</w:t>
       </w:r>
     </w:p>
     <w:p>
@@ -21080,7 +21090,7 @@
         <w:t>H2. Planificación multimodal. Veredicto: parcialmente aceptada</w:t>
       </w:r>
       <w:r>
-        <w:t>. De los criterios estrictos de H2 fallan dos: ni el tiempo de muestreo ni el número de modos. La inferencia de Diffusion Policy con DDIM-25 es de 118 ms en el profiling del pipeline (exp10), por encima del umbral de 50 ms (la ablación dedicada exp5 mide una media de 133/228/419 ms para 25/50/100 pasos), y la multimodalidad detectada es de K=2 modos diferenciables (exp8), por debajo del objetivo de ≥3. Sí se satisface la viabilidad sistémica: la planificación ocupa solo el 2.3 % del tiempo de ciclo (Figura 10), algo despreciable frente a los 4155 ms de FoundationPose, de modo que el umbral de 50 ms acaba siendo más estricto que el requisito real de viabilidad del ciclo. La multimodalidad modesta tiene una causa clara. La política se entrenó sobre trayectorias heurísticas sintéticas deterministas (L2) y no sobre demostraciones reales, así que aprende a imitar el planificador antes que a explorar modos alternativos. La validación ejecutada en simulación (50 picks) lo cuantifica con un 90 % de convergencia de IK pero un 36 % de plausibilidad de agarre. Este límite, un conditioning con escasa señal discriminativa entre poses cercanas, motivó una iteración adicional que sustituyó dicho conditioning por un encoder visual ResNet-18 sobre la observación RGB-D (backbone congelado, head entrenable de 27 k parámetros): la plausibilidad de agarre ejecutada subió del 36 % al 78 % (proximidad media de 4.3 cm, n = 50, seed = 2026), lo que confirma que el conditioning era el verdadero cuello de botella. H2 se mantiene, por tanto, parcialmente aceptada en sus umbrales estrictos de muestreo y multimodalidad, aunque respaldada por una capacidad de planificación efectiva y robusta tras esa mejora. Un refinamiento posterior (currículo de refuerzo y selección best-of-N en inferencia) elevó el éxito de pick-and-place end-to-end al 78 %, por encima del baseline supervisado del 60 %, con una plausibilidad de agarre del 82 % y de depósito del 92 % (n = 50, seed = 2026). Refuerza la capacidad de planificación efectiva del sistema sin tocar los umbrales estrictos de muestreo y multimodalidad sobre los que H2 se mantiene parcialmente aceptada. Un diagnóstico posterior de la cinemática inversa, cuyos fallos residuales resultaron ser de semilla del solver y no de alcanzabilidad, llevó la convergencia de IK al 100 % (frente al 76 % de la configuración best-of-N en idéntica semilla; la diferencia respecto al 90 % de la validación inicial se debe a que las trayectorias best-of-N presentan transiciones más amplias entre waypoints) y el éxito end-to-end al 84 %, lo que descarta ese factor como cuello de botella.</w:t>
+        <w:t>. De los criterios estrictos de H2 fallan dos —ni el tiempo de muestreo ni el número de modos—. La inferencia de Diffusion Policy con DDIM-25 es de 118 ms en el profiling del pipeline (exp10), por encima del umbral de 50 ms (la ablación dedicada exp5 mide una media de 133/228/419 ms para 25/50/100 pasos), y la multimodalidad detectada es de K = 2 modos diferenciables (exp8), por debajo del objetivo de ≥ 3. Sí se satisface, en cambio, la viabilidad sistémica: la planificación ocupa solo el 2.3 % del tiempo de ciclo (Figura 10), algo despreciable frente a los 4155 ms de FoundationPose, de modo que el umbral de 50 ms termina siendo más estricto que el requisito real de viabilidad del ciclo. La multimodalidad modesta tiene una causa clara: la política se entrenó sobre trayectorias heurísticas sintéticas deterministas (L2), no sobre demostraciones reales, así que aprende a imitar el planificador antes que a explorar modos alternativos. La validación ejecutada en simulación (50 picks) lo cuantifica: un 90 % de convergencia de IK pero un 36 % de plausibilidad de agarre. Ese límite —un conditioning con escasa señal discriminativa entre poses cercanas— motivó una iteración adicional que sustituyó dicho conditioning por un encoder visual ResNet-18 sobre la observación RGB-D (backbone congelado, head entrenable de 27 k parámetros): la plausibilidad de agarre ejecutada subió del 36 % al 78 % (proximidad media de 4.3 cm, n = 50, seed = 2026), lo que confirma que el conditioning era el verdadero cuello de botella. H2 se mantiene, por tanto, parcialmente aceptada en sus umbrales estrictos de muestreo y multimodalidad, aunque respaldada por una capacidad de planificación efectiva y robusta tras esa mejora. Un refinamiento posterior (currículo de refuerzo y selección best-of-N en inferencia) elevó el éxito de pick-and-place end-to-end al 78 %, por encima del baseline supervisado del 60 %, con una plausibilidad de agarre del 82 % y de depósito del 92 % (n = 50, seed = 2026); refuerza la capacidad de planificación efectiva del sistema sin tocar los umbrales estrictos sobre los que H2 se mantiene parcialmente aceptada. Un diagnóstico posterior de la cinemática inversa —cuyos fallos residuales resultaron ser de semilla del solver y no de alcanzabilidad— llevó la convergencia de IK al 100 % (frente al 76 % de la configuración best-of-N en idéntica semilla; la diferencia respecto al 90 % de la validación inicial se debe a que las trayectorias best-of-N presentan transiciones más amplias entre waypoints) y el éxito end-to-end al 84 %, lo que descarta ese factor como cuello de botella.</w:t>
       </w:r>
     </w:p>
     <w:p>
@@ -21091,7 +21101,7 @@
         <w:t>H3. Viabilidad sin GPU dedicada. Veredicto: aceptada</w:t>
       </w:r>
       <w:r>
-        <w:t>. El ciclo end-to-end alcanza un p95 de 6.29 s en YCB-Video y 6.68 s en T-LESS (n = 30 por dataset), holgadamente por debajo del umbral de 10 s (margen superior a 3.32 s). El controlador PBVS converge en el 100 % de las muestras (50/50, mediana de 1.7 s). El profiling (exp10) reparte el ciclo así: 80.2 % a FoundationPose, 17.5 % a la simulación y 2.3 % a la difusión. La percepción es, pues, el único cuello de botella relevante. La viabilidad se logra sobre una arquitectura híbrida local (Apple M1 Pro) y remota (Google Colab T4), cuyo coste (~1 920 USD) queda de uno a dos órdenes de magnitud por debajo del de los setups industriales (15 000–150 000 USD, Tabla 16).</w:t>
+        <w:t>. El ciclo end-to-end alcanza un p95 de 6.29 s en YCB-Video y 6.68 s en T-LESS (n = 30 por dataset), holgadamente por debajo del umbral de 10 s (margen superior a 3.32 s). El controlador PBVS converge en el 100 % de las muestras (50/50, mediana de 1.7 s). El profiling (exp10) reparte el ciclo así: 80.2 % a FoundationPose, 17.5 % a la simulación y 2.3 % a la difusión; la percepción es, pues, el único cuello de botella relevante. La viabilidad se logra sobre una arquitectura híbrida local (Apple M1 Pro) y remota (Google Colab T4), cuyo coste (~1 920 USD) queda de uno a dos órdenes de magnitud por debajo del de los setups industriales (15 000–150 000 USD, Tabla 16).</w:t>
       </w:r>
     </w:p>
     <w:p>
@@ -21102,7 +21112,7 @@
         <w:t xml:space="preserve">Síntesis crítica y amenazas a la validez. </w:t>
       </w:r>
       <w:r>
-        <w:t>Los tres contrastes confirman la tesis central, una integración FoundationPose + Diffusion Policy viable y reproducible en hardware accesible, sin sobre-afirmar: H1 reproduce el estado del arte, H3 demuestra que puede hacerse a bajo coste y H2 expone con honestidad el límite real (el conditioning como cuello de botella), resuelto en una iteración posterior mediante un encoder visual RGB-D que elevó la plausibilidad de agarre del 36 % al 78 %. Hay tres amenazas principales a la validez. De constructo: la validación local emplea AUC ADD-S, métrica relacionada pero no idéntica al Mean AR del leaderboard (L1). Externa: la evaluación se circunscribe a simulación (CoppeliaSim) y no incluye un brazo robótico real (L3). Interna: la diferencia de capacidad entre estimadores se mitiga empleando los checkpoints oficiales publicados. Queda la transferencia industrial. La licencia no comercial de FoundationPose (L5) restringe su uso directo en producción, así que una variante de licencia permisiva sería requisito para su explotación industrial. Un refinamiento posterior mediante currículo de refuerzo y selección best-of-N llevó el éxito end-to-end de pick-and-place al 78 % y, tras corregir la convergencia de cinemática inversa, al 84 %, lo que supera al baseline supervisado (60 %).</w:t>
+        <w:t>Los tres contrastes confirman la tesis central —una integración FoundationPose + Diffusion Policy viable y reproducible en hardware accesible— sin sobre-afirmar: H1 reproduce el estado del arte, H3 demuestra que puede hacerse a bajo coste y H2 expone con honestidad el límite real (el conditioning como cuello de botella), resuelto en una iteración posterior mediante un encoder visual RGB-D que elevó la plausibilidad de agarre del 36 % al 78 %. Hay tres amenazas principales a la validez. De constructo: la validación local emplea AUC ADD-S, métrica relacionada pero no idéntica al Mean AR del leaderboard (L1). Externa: la evaluación se circunscribe a simulación (CoppeliaSim) y no incluye un brazo robótico real (L3). Interna: la diferencia de capacidad entre estimadores se mitiga empleando los checkpoints oficiales publicados. Queda la transferencia industrial: la licencia no comercial de FoundationPose (L5) restringe su uso directo en producción, así que una variante de licencia permisiva sería requisito para su explotación industrial. Un refinamiento posterior mediante currículo de refuerzo y selección best-of-N llevó el éxito end-to-end de pick-and-place al 78 % y, tras corregir la convergencia de cinemática inversa, al 84 %, superando al baseline supervisado (60 %).</w:t>
       </w:r>
     </w:p>
     <w:p>
@@ -21119,7 +21129,7 @@
     </w:p>
     <w:p>
       <w:r>
-        <w:t>Como trabajo futuro se plantean las siguientes líneas:</w:t>
+        <w:t>Como trabajo futuro planteamos las siguientes líneas:</w:t>
       </w:r>
     </w:p>
     <w:p>
@@ -21188,7 +21198,7 @@
     </w:p>
     <w:p>
       <w:r>
-        <w:t>Las configuraciones pick-only tempranas arrastraban una limitación de depósito (0 % de deposit_plausible). Incorporar la fase de depósito la resolvió: se alcanzó un 92 % de plausibilidad de depósito y un 84 % de éxito end-to-end de pick-and-place.</w:t>
+        <w:t>Las configuraciones pick-only tempranas arrastraban una limitación de depósito (0 % de deposit_plausible). Incorporar la fase de depósito la resolvió: alcanzamos un 92 % de plausibilidad de depósito y un 84 % de éxito end-to-end de pick-and-place.</w:t>
       </w:r>
     </w:p>
     <w:p>
@@ -21208,7 +21218,7 @@
     </w:p>
     <w:p>
       <w:r>
-        <w:t>Esta sección formaliza el aporte original del Trabajo Fin de Máster. Lo separa de forma explícita de las contribuciones de los trabajos integrados (FoundationPose, Diffusion Policy, GDR-Net++) y lo sitúa como un trabajo de Ingeniería Matemática y Computación centrado en integración, formalización y reproducibilidad.</w:t>
+        <w:t>Esta sección formaliza el aporte original del Trabajo Fin de Máster, lo separa de forma explícita de las contribuciones de los trabajos integrados (FoundationPose, Diffusion Policy, GDR-Net++) y lo sitúa donde corresponde: un trabajo de Ingeniería Matemática y Computación centrado en integración, formalización y reproducibilidad.</w:t>
       </w:r>
     </w:p>
     <w:p>
@@ -21223,7 +21233,7 @@
     </w:p>
     <w:p>
       <w:r>
-        <w:t>El núcleo novedoso es la conexión formal entre el grupo de Lie SE(3) que rige la pose 6-DoF estimada por FoundationPose y la ecuación diferencial estocástica que define el proceso de difusión inverso del módulo de planificación. La pose estimada R ∈ SO(3), t ∈ ℝ³ se proyecta a un vector de condicionamiento que alimenta la red ConditionalUNet1D del scheduler DDPM. La geometría diferencial de la percepción y la teoría de procesos estocásticos del muestreo de trayectorias comparten así un único formalismo. No se ha identificado en la literatura revisada una articulación previa de ambos formalismos para el dominio del bin picking.</w:t>
+        <w:t>El núcleo novedoso es la conexión formal entre el grupo de Lie SE(3) que rige la pose 6-DoF estimada por FoundationPose y la ecuación diferencial estocástica que define el proceso de difusión inverso del módulo de planificación. La pose estimada R ∈ SO(3), t ∈ ℝ³ se proyecta a un vector de condicionamiento que alimenta la red ConditionalUNet1D del scheduler DDPM. De este modo, la geometría diferencial de la percepción y la teoría de procesos estocásticos del muestreo de trayectorias comparten un único formalismo. No hemos identificado en la literatura revisada una articulación previa de ambos formalismos para el dominio del bin picking.</w:t>
       </w:r>
     </w:p>
     <w:p>
@@ -21238,7 +21248,7 @@
     </w:p>
     <w:p>
       <w:r>
-        <w:t>Los resultados publicados de FoundationPose y Diffusion Policy se obtuvieron en clusters GPU industriales, con costes de hardware que pueden superar los 10 000 USD por nodo. Aquí se demuestra lo contrario: sí cabe reproducir el estado del arte en pose estimation 6-DoF y entrenar un modelo de Diffusion Policy operativo usando solo Google Colab Free (GPU Tesla T4 compartida, 12 horas/día) y un MacBook Pro M1 Pro consumer. El coste total del entorno de cómputo queda por debajo de 2 000 USD, frente a las decenas de miles de un setup industrial. Esta democratización es un aporte verificable y útil para la comunidad investigadora de instituciones con presupuesto limitado.</w:t>
+        <w:t>Los resultados publicados de FoundationPose y Diffusion Policy se obtuvieron en clusters GPU industriales, con costes de hardware que pueden superar los 10 000 USD por nodo. Aquí demostramos lo contrario: sí cabe reproducir el estado del arte en pose estimation 6-DoF y entrenar un modelo de Diffusion Policy operativo usando solo Google Colab Free (GPU Tesla T4 compartida, 12 horas/día) y un MacBook Pro M1 Pro de consumo. El coste total del entorno de cómputo queda por debajo de 2 000 USD, frente a las decenas de miles de un setup industrial. Esta democratización es un aporte verificable y útil para la comunidad investigadora de instituciones con presupuesto limitado.</w:t>
       </w:r>
     </w:p>
     <w:p>
@@ -21253,7 +21263,7 @@
     </w:p>
     <w:p>
       <w:r>
-        <w:t xml:space="preserve">El protocolo experimental de este trabajo se documenta con un detalle que la mayoría de publicaciones recientes de pose estimation ni siquiera reporta. Se declaran las variables independientes y dependientes sin ambigüedad, se justifica la métrica principal (AUC ADD-S, elegida por su robustez ante simetrías) y se trabaja sobre las particiones BOP-19 oficiales. La ejecución se hace con n = 3 semillas distintas. Los intervalos de confianza al 95 % salen de un bootstrap no paramétrico con B = 1 000 resamples. El RUN_CARD se rastrea hasta el commit del repositorio, las dependencias Python quedan fijadas </w:t>
+        <w:t xml:space="preserve">El protocolo experimental de este trabajo se documenta con un detalle que la mayoría de publicaciones recientes de pose estimation ni siquiera reporta. Declaramos las variables independientes y dependientes sin ambigüedad, justificamos la métrica principal (AUC ADD-S, elegida por su robustez ante simetrías) y trabajamos sobre las particiones BOP-19 oficiales. La ejecución se hace con n = 3 semillas distintas y los intervalos de confianza al 95 % salen de un bootstrap no paramétrico con B = 1 000 resamples. El RUN_CARD se rastrea hasta el commit del repositorio, las dependencias de Python quedan fijadas por </w:t>
       </w:r>
       <w:r>
         <w:rPr>
@@ -21262,7 +21272,7 @@
         <w:t>lockfile</w:t>
       </w:r>
       <w:r>
-        <w:t xml:space="preserve"> de forma bit-exacta y el parámetro n_diffusion_steps pasa por una ablation formal con análisis del trade-off latencia/suavidad. Es un rigor propio de un trabajo de máster en Ingeniería Matemática y va más allá del estándar habitual en los papers de computer vision.</w:t>
+        <w:t xml:space="preserve"> de forma bit-exacta y el parámetro n_diffusion_steps pasa por una ablation formal con análisis del trade-off latencia/suavidad. Es un rigor propio de un trabajo de máster en Ingeniería Matemática, que va más allá del estándar habitual en los papers de computer vision.</w:t>
       </w:r>
     </w:p>
     <w:p>
@@ -21277,7 +21287,7 @@
     </w:p>
     <w:p>
       <w:r>
-        <w:t>La integración FoundationPose + Diffusion Policy no se queda en métricas offline. Se suma un experimento end-to-end ejecutado en CoppeliaSim Edu V4.10 con simulación física activa, sobre 30 instancias por dataset. El video MP4 resultante sirve como evidencia visual reproducible del pipeline en funcionamiento, y queda commiteado en el repositorio público junto a los scripts de grabación. Rara vez aparece este tipo de validación visual reproducible en la literatura del área. Lo normal es que los trabajos presenten únicamente métricas tabulares.</w:t>
+        <w:t>La integración FoundationPose + Diffusion Policy no se queda en métricas offline. Le sumamos un experimento end-to-end ejecutado en CoppeliaSim Edu V4.10 con simulación física activa, sobre 30 instancias por dataset. El vídeo MP4 resultante sirve como evidencia visual reproducible del pipeline en funcionamiento, y queda commiteado en el repositorio público junto a los scripts de grabación. Rara vez aparece este tipo de validación visual reproducible en la literatura del área, donde lo normal es presentar únicamente métricas tabulares.</w:t>
       </w:r>
     </w:p>
     <w:p>
@@ -21292,14 +21302,14 @@
     </w:p>
     <w:p>
       <w:r>
-        <w:t>Para sostener el aporte de democratización, se confronta el coste del entorno de cómputo de este TFM con el coste típico de los setups que producen los resultados publicados por los grupos industriales de NVIDIA o Stanford.</w:t>
+        <w:t>Para sostener el aporte de democratización, confrontamos el coste del entorno de cómputo de este TFM con el coste típico de los setups que producen los resultados publicados por los grupos industriales de NVIDIA o Stanford.</w:t>
       </w:r>
     </w:p>
     <w:p>
       <w:pPr>
         <w:pStyle w:val="Caption"/>
       </w:pPr>
-      <w:bookmarkStart w:id="109" w:name="_Toc234963820"/>
+      <w:bookmarkStart w:id="109" w:name="_Toc235186332"/>
       <w:r>
         <w:t xml:space="preserve">Tabla </w:t>
       </w:r>
@@ -21332,12 +21342,12 @@
     </w:p>
     <w:p>
       <w:r>
-        <w:t>El coste relativo del setup TFM resulta aproximadamente un orden de magnitud inferior al setup industrial mínimo, y unos dos órdenes de magnitud por debajo de un setup de laboratorio con GPU de gama alta (p. ej. NVIDIA DGX). Reproducir resultados de la primera línea de investigación con este presupuesto no es trivial. Constituye, de hecho, una contribución metodológica en sí misma.</w:t>
-      </w:r>
-    </w:p>
-    <w:p>
-      <w:r>
-        <w:t>El contexto de mercado refuerza la pertinencia de un pipeline de bajo coste, más allá del contraste puntual de hardware. Firmas independientes de análisis de mercado estiman el mercado de sistemas de bin picking en torno a los 2 000 millones de USD en 2025, con una proyección a 7 300 millones para 2036 (CAGR del 12.5 %; FactMR, 2025); el de visión 3D industrial, su tecnología sensora habilitante, se sitúa entre 5 000 y 7 000 millones de USD, con tasas de crecimiento del 12–14 % anual (Grand View Research, 2024). Los costes lo confirman. Una cámara 3D de gama de entrada se adquiere por alrededor de 1 000 USD, mientras que una celda industrial completa multiplica por aproximadamente tres el precio del robot. Eso ubica el presupuesto de este TFM (~1 920 USD) en el segmento de entrada. La adopción comercial es real y va a más: proveedores como Plus One Robotics superan los dos mil millones de operaciones de pick acumuladas (Plus One Robotics, 2026). Con todo, la barrera de madurez mejor documentada es que la autonomía total se considera todavía económicamente inviable y se recurre al esquema human-in-the-loop, lo que abre un nicho para pipelines reproducibles de bajo coste como prueba de concepto end-to-end. Conviene matizar el origen de estas cifras: proceden de informes de análisis de mercado, son estimaciones propietarias no revisadas por pares y divergen entre firmas, de modo que deben distinguirse del material de marketing de los fabricantes. Se citan como contexto orientativo, nunca como medición experimental propia.</w:t>
+        <w:t>El coste relativo del setup TFM resulta aproximadamente un orden de magnitud inferior al del setup industrial mínimo, y unos dos órdenes de magnitud por debajo de un setup de laboratorio con GPU de gama alta (por ejemplo, NVIDIA DGX). Reproducir resultados de primera línea con este presupuesto no es trivial; constituye, de hecho, una contribución metodológica en sí misma.</w:t>
+      </w:r>
+    </w:p>
+    <w:p>
+      <w:r>
+        <w:t>El contexto de mercado refuerza la pertinencia de un pipeline de bajo coste, más allá del contraste puntual de hardware. Firmas independientes de análisis de mercado estiman el mercado de sistemas de bin picking en torno a los 2 000 millones de USD en 2025, con una proyección a 7 300 millones para 2036 (CAGR del 12.5 %; FactMR, 2025); el de visión 3D industrial, su tecnología sensora habilitante, se sitúa entre 5 000 y 7 000 millones de USD, con tasas de crecimiento del 12–14 % anual (Grand View Research, 2024). Los costes lo confirman: una cámara 3D de gama de entrada se adquiere por alrededor de 1 000 USD, mientras que una celda industrial completa multiplica por unas tres veces el precio del robot, lo que ubica el presupuesto de este TFM (~1 920 USD) en el segmento de entrada. Y la adopción comercial es real y creciente: proveedores como Plus One Robotics superan los dos mil millones de operaciones de pick acumuladas (Plus One Robotics, 2026). Con todo, la barrera de madurez mejor documentada es que la autonomía total se considera aún económicamente inviable, y se recurre al esquema human-in-the-loop; ahí se abre un nicho para pipelines reproducibles de bajo coste como prueba de concepto end-to-end. Conviene matizar el origen de estas cifras: proceden de informes de análisis de mercado, son estimaciones propietarias no revisadas por pares y divergen entre firmas, de modo que deben distinguirse del material de marketing de los fabricantes. Las citamos como contexto orientativo, nunca como medición experimental propia.</w:t>
       </w:r>
     </w:p>
     <w:p>
@@ -21352,54 +21362,45 @@
     </w:p>
     <w:p>
       <w:r>
-        <w:t>Esta sección documenta el alcance y las limitaciones del trabajo presentado. La aportación se circunscribe a la integración matemática y experimental de los componentes utilizados. No sustituye las contribuciones originales de los trabajos referenciados ni constituye una participación oficial en los rankings absolutos de los benchmarks de la comunidad.</w:t>
-      </w:r>
-    </w:p>
-    <w:p>
-      <w:r>
-        <w:t xml:space="preserve">L1. Las métricas </w:t>
+        <w:t>Esta sección documenta el alcance y las limitaciones del trabajo. La aportación se circunscribe a la integración matemática y experimental de los componentes utilizados; no sustituye las contribuciones originales de los trabajos referenciados ni constituye una participación oficial en los rankings absolutos de los benchmarks de la comunidad.</w:t>
+      </w:r>
+    </w:p>
+    <w:p>
+      <w:r>
+        <w:t xml:space="preserve">L1. Las métricas Mean AR (BOP) reportadas para FoundationPose y GDR-Net++ son las publicadas por los autores originales en sus papers o en el </w:t>
       </w:r>
       <w:r>
         <w:rPr>
           <w:i/>
         </w:rPr>
-        <w:t>Mean AR</w:t>
-      </w:r>
-      <w:r>
-        <w:t xml:space="preserve"> (BOP) reportadas para FoundationPose y GDR-Net++ son las publicadas por los autores originales en sus papers o en el </w:t>
+        <w:t>leaderboard</w:t>
+      </w:r>
+      <w:r>
+        <w:t xml:space="preserve"> oficial del BOP Challenge. La evaluación local complementaria emplea AUC ADD-S sobre el </w:t>
       </w:r>
       <w:r>
         <w:rPr>
           <w:i/>
         </w:rPr>
-        <w:t>leaderboard</w:t>
-      </w:r>
-      <w:r>
-        <w:t xml:space="preserve"> oficial del BOP Challenge. La evaluación local complementaria emplea AUC ADD-S sobre el </w:t>
-      </w:r>
-      <w:r>
-        <w:rPr>
-          <w:i/>
-        </w:rPr>
         <w:t>subset</w:t>
       </w:r>
       <w:r>
-        <w:t xml:space="preserve"> BOP-19, una métrica relacionada pero no idéntica al protocolo oficial. La integración con el toolkit BOP oficial en C++ queda abierta. Su compilación exige dependencias específicas de Linux que no están disponibles en el entorno macOS / Apple Silicon utilizado.</w:t>
-      </w:r>
-    </w:p>
-    <w:p>
-      <w:r>
-        <w:t>L2. El modelo Diffusion Policy entrenado en local lo es sobre un dataset sintético de trayectorias heurísticas (n = 2 000 muestras generadas con un planificador determinista), y no sobre demostraciones humanas reales como en el paper original. De ahí que la cifra de mejora +46.9 % reportada por Chi et al. (2023) no se reproduzca ni se reclame. Lo que sí se demuestra es la viabilidad del entrenamiento end-to-end en MPS y la integración funcional con el resto del pipeline.</w:t>
-      </w:r>
-    </w:p>
-    <w:p>
-      <w:r>
-        <w:t>L3. La validación experimental se limita a simulación (CoppeliaSim Edu V4.10). No incluye experimentación con un brazo robótico real. La decisión es coherente con la titulación (máster en Ingeniería Matemática y Computación, no robótica aplicada) y con los recursos disponibles. La transferencia sim-to-real queda señalada como línea de trabajo futuro.</w:t>
-      </w:r>
-    </w:p>
-    <w:p>
-      <w:r>
-        <w:t>L4. La evaluación con n = 30 instancias por dataset en el experimento E2E live basta para validar H3 con holgura. Un estudio de variabilidad completo con múltiples semillas (123, 2026) y bootstrap requeriría, en cambio, además una GPU T4 disponible 24×7, que excede el régimen de cuota Colab Free.</w:t>
+        <w:t xml:space="preserve"> BOP-19, una métrica relacionada pero no idéntica al protocolo oficial. La integración con el toolkit BOP oficial en C++ queda abierta: su compilación exige dependencias específicas de Linux que no están disponibles en el entorno macOS / Apple Silicon utilizado.</w:t>
+      </w:r>
+    </w:p>
+    <w:p>
+      <w:r>
+        <w:t>L2. El modelo Diffusion Policy entrenado en local lo hacemos sobre un dataset sintético de trayectorias heurísticas (n = 2 000 muestras generadas con un planificador determinista), y no sobre demostraciones humanas reales como en el paper original. De ahí que la cifra de mejora +46.9 % reportada por Chi et al. (2023) no se reproduzca ni se reclame; lo que sí demostramos es la viabilidad del entrenamiento end-to-end en MPS y la integración funcional con el resto del pipeline.</w:t>
+      </w:r>
+    </w:p>
+    <w:p>
+      <w:r>
+        <w:t>L3. La validación experimental se limita a simulación (CoppeliaSim Edu V4.10) y no incluye experimentación con un brazo robótico real. La decisión es coherente con la titulación —máster en Ingeniería Matemática y Computación, no robótica aplicada— y con los recursos disponibles. La transferencia sim-to-real queda señalada como línea de trabajo futuro.</w:t>
+      </w:r>
+    </w:p>
+    <w:p>
+      <w:r>
+        <w:t>L4. La evaluación con n = 30 instancias por dataset en el experimento E2E live basta para validar H3 con holgura. Un estudio de variabilidad completo, con múltiples semillas (123, 2026) y bootstrap, exigiría en cambio una GPU T4 disponible 24×7, que excede el régimen de cuota de Colab Free.</w:t>
       </w:r>
     </w:p>
     <w:p>
@@ -21419,37 +21420,37 @@
     </w:p>
     <w:p>
       <w:r>
-        <w:t>Esta sección acota el alcance del trabajo y complementa la sección anterior de aportes:</w:t>
-      </w:r>
-    </w:p>
-    <w:p>
-      <w:r>
-        <w:t>El trabajo no busca mejorar las métricas absolutas reportadas por Wen et al. (2024) en YCB-Video, T-LESS, LM-O, TUD-L, IC-BIN, ITODD ni HB. Esas métricas corresponden a la publicación original de FoundationPose y se usan como referencia bibliográfica, no como resultado propio del Trabajo Fin de Máster.</w:t>
-      </w:r>
-    </w:p>
-    <w:p>
-      <w:r>
-        <w:t>El trabajo no participa en la edición oficial del BOP Challenge 2024. Se reproduce localmente parte del benchmark sobre el subset BOP-19 con métricas complementarias documentadas.</w:t>
-      </w:r>
-    </w:p>
-    <w:p>
-      <w:r>
-        <w:t>El trabajo no compara su rendimiento con la mejora del 46.9 % reportada por Chi et al. (2023, Tabla 5) sobre el estado del arte previo en RoboMimic. El entrenamiento del modelo Diffusion Policy en local se hace sobre datos sintéticos heurísticos. Es una demostración de viabilidad del entrenamiento end-to-end en hardware accesible, no un resultado comparativo con el paper original.</w:t>
-      </w:r>
-    </w:p>
-    <w:p>
-      <w:r>
-        <w:t>El trabajo no propone una arquitectura nueva de red neuronal. Integra arquitecturas ya existentes y publicadas (FoundationPose y Diffusion Policy) sin tocar su diseño interno.</w:t>
-      </w:r>
-    </w:p>
-    <w:p>
-      <w:r>
-        <w:t>El trabajo no aporta un dataset nuevo. La evaluación se apoya en datasets BOP estándar (T-LESS, YCB-Video) y en trayectorias sintéticas heurísticas para el entrenamiento de Diffusion Policy.</w:t>
-      </w:r>
-    </w:p>
-    <w:p>
-      <w:r>
-        <w:t>La frontera entre aporte original e integración de trabajos previos enmarca la contribución del Trabajo Fin de Máster. La novedad está en la integración matemática formalizada, el rigor metodológico aplicado, la reproducibilidad cuantitativa en hardware accesible y la validación end-to-end con evidencia experimental.</w:t>
+        <w:t>Esta sección acota el alcance del trabajo y complementa la anterior de aportes:</w:t>
+      </w:r>
+    </w:p>
+    <w:p>
+      <w:r>
+        <w:t>Este trabajo no busca mejorar las métricas absolutas reportadas por Wen et al. (2024) en YCB-Video, T-LESS, LM-O, TUD-L, IC-BIN, ITODD ni HB. Esas métricas corresponden a la publicación original de FoundationPose y las usamos como referencia bibliográfica, no como resultado propio del Trabajo Fin de Máster.</w:t>
+      </w:r>
+    </w:p>
+    <w:p>
+      <w:r>
+        <w:t>Tampoco participa en la edición oficial del BOP Challenge 2024: reproducimos localmente parte del benchmark sobre el subset BOP-19 con métricas complementarias documentadas.</w:t>
+      </w:r>
+    </w:p>
+    <w:p>
+      <w:r>
+        <w:t>No comparamos nuestro rendimiento con la mejora del 46.9 % reportada por Chi et al. (2023, Tabla 5) sobre el estado del arte previo en RoboMimic. El entrenamiento del modelo Diffusion Policy en local se hace sobre datos sintéticos heurísticos; es una demostración de viabilidad del entrenamiento end-to-end en hardware accesible, no un resultado comparativo con el paper original.</w:t>
+      </w:r>
+    </w:p>
+    <w:p>
+      <w:r>
+        <w:t>Este trabajo no propone una arquitectura nueva de red neuronal: integra arquitecturas ya existentes y publicadas (FoundationPose y Diffusion Policy) sin alterar su diseño interno.</w:t>
+      </w:r>
+    </w:p>
+    <w:p>
+      <w:r>
+        <w:t>Tampoco aporta un dataset nuevo. La evaluación se apoya en datasets BOP estándar (T-LESS, YCB-Video) y en trayectorias sintéticas heurísticas para el entrenamiento de Diffusion Policy.</w:t>
+      </w:r>
+    </w:p>
+    <w:p>
+      <w:r>
+        <w:t>La frontera entre aporte original e integración de trabajos previos enmarca la contribución del Trabajo Fin de Máster: la novedad está en la integración matemática formalizada, el rigor metodológico aplicado, la reproducibilidad cuantitativa en hardware accesible y la validación end-to-end con evidencia experimental.</w:t>
       </w:r>
     </w:p>
     <w:tbl>
@@ -21874,31 +21875,17 @@
         <w:pStyle w:val="Referenciasbibliogrficas"/>
       </w:pPr>
       <w:r>
-        <w:t>Caraffa, A., Boscaini, D., &amp; Poiesi, F. (2025). Accurate and efficient zero-shot 6D pose estimation with frozen foundation models [Preprint]. arXiv:2506.09784.</w:t>
-      </w:r>
-    </w:p>
-    <w:p>
-      <w:pPr>
-        <w:pStyle w:val="Referenciasbibliogrficas"/>
-      </w:pPr>
-      <w:r>
-        <w:rPr>
-          <w:lang w:val="pt-BR"/>
-        </w:rPr>
-        <w:t xml:space="preserve">Chi, C., Xu, Z., Feng, S., Cousineau, E., Du, Y., Burchfiel, B., Tedrake, R., &amp; Song, S. (2023). </w:t>
-      </w:r>
-      <w:r>
-        <w:t xml:space="preserve">Diffusion Policy: Visuomotor policy learning via action diffusion. En </w:t>
+        <w:t xml:space="preserve">Caraffa, A., Boscaini, D., &amp; Poiesi, F. (2025). </w:t>
       </w:r>
       <w:r>
         <w:rPr>
           <w:i/>
           <w:iCs/>
         </w:rPr>
-        <w:t>Robotics: Science and Systems (RSS)</w:t>
-      </w:r>
-      <w:r>
-        <w:t>. https://arxiv.org/abs/2303.04137</w:t>
+        <w:t>Accurate and efficient zero-shot 6D pose estimation with frozen foundation models</w:t>
+      </w:r>
+      <w:r>
+        <w:t xml:space="preserve"> [Preprint]. arXiv. https://arxiv.org/abs/2506.09784</w:t>
       </w:r>
     </w:p>
     <w:p>
@@ -21909,42 +21896,20 @@
         <w:rPr>
           <w:lang w:val="pt-BR"/>
         </w:rPr>
-        <w:t xml:space="preserve">Cordeiro, A., Rocha, L. F., Boaventura-Cunha, J., Figueiredo, D., &amp; Souza, J. P. (2026). A review of visual perception for robotic bin-picking. </w:t>
-      </w:r>
-      <w:r>
-        <w:rPr>
-          <w:i/>
-        </w:rPr>
-        <w:t>Robotics and Autonomous Systems, 196</w:t>
-      </w:r>
-      <w:r>
-        <w:t>, 105236. https://doi.org/10.1016/j.robot.2025.105236</w:t>
-      </w:r>
-    </w:p>
-    <w:p>
-      <w:pPr>
-        <w:pStyle w:val="Referenciasbibliogrficas"/>
-      </w:pPr>
-      <w:r>
-        <w:t>FactMR. (2025). Bin picking system market: Global industry analysis and forecast 2026–2036 [Informe de mercado]. https://www.factmr.com/report/bin-picking-system-market</w:t>
-      </w:r>
-    </w:p>
-    <w:p>
-      <w:pPr>
-        <w:pStyle w:val="Referenciasbibliogrficas"/>
-      </w:pPr>
-      <w:r>
-        <w:t xml:space="preserve">Fang, H.-S., Wang, C., Gou, M., &amp; Lu, C. (2020). GraspNet-1Billion: A large-scale benchmark for general object grasping. En </w:t>
+        <w:t xml:space="preserve">Chi, C., Xu, Z., Feng, S., Cousineau, E., Du, Y., Burchfiel, B., Tedrake, R., &amp; Song, S. (2023). </w:t>
+      </w:r>
+      <w:r>
+        <w:t xml:space="preserve">Diffusion Policy: Visuomotor policy learning via action diffusion. En </w:t>
       </w:r>
       <w:r>
         <w:rPr>
           <w:i/>
           <w:iCs/>
         </w:rPr>
-        <w:t>Proceedings of the IEEE/CVF Conference on Computer Vision and Pattern Recognition</w:t>
-      </w:r>
-      <w:r>
-        <w:t xml:space="preserve"> (CVPR). https://doi.org/10.1109/CVPR.2020.00733</w:t>
+        <w:t>Robotics: Science and Systems (RSS)</w:t>
+      </w:r>
+      <w:r>
+        <w:t>. https://arxiv.org/abs/2303.04137</w:t>
       </w:r>
     </w:p>
     <w:p>
@@ -21953,12 +21918,18 @@
       </w:pPr>
       <w:r>
         <w:rPr>
-          <w:lang w:val="es-ES"/>
-        </w:rPr>
-        <w:t xml:space="preserve">Godoy Bonillo, G., &amp; Carrasco, J. M. (2026). pose6dof-transformers-diffusion: Estimación de pose 6-DoF mediante Transformers y modelos de difusión para bin picking robótico (Versión 0.1.0) [Software]. </w:t>
-      </w:r>
-      <w:r>
-        <w:t>GitHub. https://github.com/Giocrisrai/pose6dof-transformers-diffusion</w:t>
+          <w:lang w:val="pt-BR"/>
+        </w:rPr>
+        <w:t xml:space="preserve">Cordeiro, A., Rocha, L. F., Boaventura-Cunha, J., Figueiredo, D., &amp; Souza, J. P. (2026). A review of visual perception for robotic bin-picking. </w:t>
+      </w:r>
+      <w:r>
+        <w:rPr>
+          <w:i/>
+        </w:rPr>
+        <w:t>Robotics and Autonomous Systems, 196</w:t>
+      </w:r>
+      <w:r>
+        <w:t>, 105236. https://doi.org/10.1016/j.robot.2025.105236</w:t>
       </w:r>
     </w:p>
     <w:p>
@@ -21966,31 +21937,17 @@
         <w:pStyle w:val="Referenciasbibliogrficas"/>
       </w:pPr>
       <w:r>
-        <w:t>Grand View Research. (2024). 3D machine vision market size, share &amp; trends analysis report [Informe de mercado]. https://www.grandviewresearch.com/industry-analysis/3d-machine-vision-market</w:t>
-      </w:r>
-    </w:p>
-    <w:p>
-      <w:pPr>
-        <w:pStyle w:val="Referenciasbibliogrficas"/>
-      </w:pPr>
-      <w:r>
-        <w:rPr>
-          <w:lang w:val="es-ES"/>
-        </w:rPr>
-        <w:t xml:space="preserve">Guan, B., Hao, Y., Wu, Q., Li, S., &amp; Fang, Y. (2024). </w:t>
-      </w:r>
-      <w:r>
-        <w:t xml:space="preserve">A survey of 6DoF object pose estimation methods for different application scenarios. </w:t>
+        <w:t xml:space="preserve">FactMR. (2025). </w:t>
       </w:r>
       <w:r>
         <w:rPr>
           <w:i/>
           <w:iCs/>
         </w:rPr>
-        <w:t>Sensors, 24</w:t>
-      </w:r>
-      <w:r>
-        <w:t>(4), 1076. https://doi.org/10.3390/s24041076</w:t>
+        <w:t>Bin picking system market: Global industry analysis and forecast 2026–2036</w:t>
+      </w:r>
+      <w:r>
+        <w:t xml:space="preserve"> [Informe de mercado]. https://www.factmr.com/report/bin-picking-system-market</w:t>
       </w:r>
     </w:p>
     <w:p>
@@ -21998,17 +21955,17 @@
         <w:pStyle w:val="Referenciasbibliogrficas"/>
       </w:pPr>
       <w:r>
-        <w:t xml:space="preserve">Hagelskjær, F., &amp; Buch, A. G. (2022). ParaPose: Parameter and domain randomization optimization for pose estimation using synthetic data. En </w:t>
+        <w:t xml:space="preserve">Fang, H.-S., Wang, C., Gou, M., &amp; Lu, C. (2020). GraspNet-1Billion: A large-scale benchmark for general object grasping. En </w:t>
       </w:r>
       <w:r>
         <w:rPr>
           <w:i/>
           <w:iCs/>
         </w:rPr>
-        <w:t>IEEE/RSJ International Conference on Intelligent Robots and Systems</w:t>
-      </w:r>
-      <w:r>
-        <w:t xml:space="preserve"> (IROS). https://arxiv.org/abs/2203.00945</w:t>
+        <w:t>Proceedings of the IEEE/CVF Conference on Computer Vision and Pattern Recognition</w:t>
+      </w:r>
+      <w:r>
+        <w:t xml:space="preserve"> (CVPR). https://doi.org/10.1109/CVPR42600.2020.01146</w:t>
       </w:r>
     </w:p>
     <w:p>
@@ -22016,17 +21973,27 @@
         <w:pStyle w:val="Referenciasbibliogrficas"/>
       </w:pPr>
       <w:r>
-        <w:t xml:space="preserve">Ho, J., Jain, A., &amp; Abbeel, P. (2020). Denoising diffusion probabilistic models. En </w:t>
+        <w:rPr>
+          <w:lang w:val="es-ES"/>
+        </w:rPr>
+        <w:t xml:space="preserve">Godoy Bonillo, G., &amp; Carrasco, J. M. (2026). </w:t>
       </w:r>
       <w:r>
         <w:rPr>
           <w:i/>
           <w:iCs/>
-        </w:rPr>
-        <w:t>Advances in Neural Information Processing Systems</w:t>
-      </w:r>
-      <w:r>
-        <w:t xml:space="preserve"> (NeurIPS).</w:t>
+          <w:lang w:val="es-ES"/>
+        </w:rPr>
+        <w:t>pose6dof-transformers-diffusion: Estimación de pose 6-DoF mediante Transformers y modelos de difusión para bin picking robótico</w:t>
+      </w:r>
+      <w:r>
+        <w:rPr>
+          <w:lang w:val="es-ES"/>
+        </w:rPr>
+        <w:t xml:space="preserve"> (Versión 0.1.0) [Software]. </w:t>
+      </w:r>
+      <w:r>
+        <w:t>GitHub. https://github.com/Giocrisrai/pose6dof-transformers-diffusion</w:t>
       </w:r>
     </w:p>
     <w:p>
@@ -22034,23 +22001,17 @@
         <w:pStyle w:val="Referenciasbibliogrficas"/>
       </w:pPr>
       <w:r>
-        <w:rPr>
-          <w:lang w:val="pt-BR"/>
-        </w:rPr>
-        <w:t xml:space="preserve">Hodaň, T., Haluza, P., Obdržálek, Š., Matas, J., Lourakis, M., &amp; Zabulis, X. (2017). </w:t>
-      </w:r>
-      <w:r>
-        <w:t xml:space="preserve">T-LESS: An RGB-D dataset for 6D pose estimation of texture-less objects. En </w:t>
+        <w:t xml:space="preserve">Grand View Research. (2024). </w:t>
       </w:r>
       <w:r>
         <w:rPr>
           <w:i/>
           <w:iCs/>
         </w:rPr>
-        <w:t>IEEE Winter Conference on Applications of Computer Vision</w:t>
-      </w:r>
-      <w:r>
-        <w:t xml:space="preserve"> (WACV). https://doi.org/10.1109/WACV.2017.103</w:t>
+        <w:t>3D machine vision market size, share &amp; trends analysis report</w:t>
+      </w:r>
+      <w:r>
+        <w:t xml:space="preserve"> [Informe de mercado]. https://www.grandviewresearch.com/industry-analysis/3d-machine-vision-market</w:t>
       </w:r>
     </w:p>
     <w:p>
@@ -22058,49 +22019,23 @@
         <w:pStyle w:val="Referenciasbibliogrficas"/>
       </w:pPr>
       <w:r>
-        <w:t>Hodaň, T., Van Nguyen, N., Tyree, S., Guo, A., Fourmy, M., Labbé, Y., Sundermeyer, M., Wen, B., He, Y., Lee, J., Haluza, P., &amp; Obdržálek, Š. (2025). BOP Challenge 2024 on model-based and model-free 6D object pose estimation [Preprint]. arXiv:2504.02812. https://arxiv.org/abs/2504.02812</w:t>
-      </w:r>
-    </w:p>
-    <w:p>
-      <w:pPr>
-        <w:pStyle w:val="Referenciasbibliogrficas"/>
-      </w:pPr>
-      <w:r>
-        <w:t>Huang, J., Liang, J., Hu, J., Sundermeyer, M., Yu, P. K. T., Navab, N., &amp; Busam, B. (2025). XYZ-IBD: A high-precision bin-picking dataset for object 6D pose estimation [Preprint]. arXiv:2506.00599. https://arxiv.org/abs/2506.00599</w:t>
-      </w:r>
-    </w:p>
-    <w:p>
-      <w:pPr>
-        <w:pStyle w:val="Referenciasbibliogrficas"/>
-      </w:pPr>
-      <w:r>
-        <w:t>IndustryShapes (2026). IndustryShapes: An RGB-D benchmark dataset for 6D object pose estimation of industrial assembly components [Preprint]. arXiv:2602.05555. https://arxiv.org/abs/2602.05555</w:t>
-      </w:r>
-    </w:p>
-    <w:p>
-      <w:pPr>
-        <w:pStyle w:val="Referenciasbibliogrficas"/>
-      </w:pPr>
-      <w:r>
-        <w:t>Kim, C. M., Danielczuk, M., Huang, I., &amp; Goldberg, K. (2022). IPC-GraspSim: Reducing the sim2real gap for parallel-jaw grasping with the incremental potential contact model. En IEEE International Conference on Robotics and Automation (ICRA).</w:t>
-      </w:r>
-    </w:p>
-    <w:p>
-      <w:pPr>
-        <w:pStyle w:val="Referenciasbibliogrficas"/>
-      </w:pPr>
-      <w:r>
-        <w:t xml:space="preserve">Kleeberger, K., Bormann, R., Kraus, W., &amp; Huber, M. F. (2020). A survey on learning-based robotic grasping. </w:t>
+        <w:rPr>
+          <w:lang w:val="es-ES"/>
+        </w:rPr>
+        <w:t xml:space="preserve">Guan, B., Hao, Y., Wu, Q., Li, S., &amp; Fang, Y. (2024). </w:t>
+      </w:r>
+      <w:r>
+        <w:t xml:space="preserve">A survey of 6DoF object pose estimation methods for different application scenarios. </w:t>
       </w:r>
       <w:r>
         <w:rPr>
           <w:i/>
           <w:iCs/>
         </w:rPr>
-        <w:t>Current Robotics Reports, 1</w:t>
-      </w:r>
-      <w:r>
-        <w:t>, 239–249. https://doi.org/10.1007/s43154-020-00021-6</w:t>
+        <w:t>Sensors, 24</w:t>
+      </w:r>
+      <w:r>
+        <w:t>(4), 1076. https://doi.org/10.3390/s24041076</w:t>
       </w:r>
     </w:p>
     <w:p>
@@ -22108,17 +22043,17 @@
         <w:pStyle w:val="Referenciasbibliogrficas"/>
       </w:pPr>
       <w:r>
-        <w:t xml:space="preserve">Konstantinou, C., Kampouroglou, N., Theodoris, N., Basamakis, F., Gkournelos, C., &amp; Makris, S. (2024). Leveraging generative AI for synthetic data generation: Improving 6-DOF pose estimation in assembly systems. En </w:t>
+        <w:t xml:space="preserve">Hagelskjær, F., &amp; Buch, A. G. (2022). ParaPose: Parameter and domain randomization optimization for pose estimation using synthetic data. En </w:t>
       </w:r>
       <w:r>
         <w:rPr>
           <w:i/>
           <w:iCs/>
         </w:rPr>
-        <w:t>Lecture Notes in Mechanical Engineering</w:t>
-      </w:r>
-      <w:r>
-        <w:t>. Springer. https://doi.org/10.1007/978-3-031-86489-6_8</w:t>
+        <w:t>IEEE/RSJ International Conference on Intelligent Robots and Systems</w:t>
+      </w:r>
+      <w:r>
+        <w:t xml:space="preserve"> (IROS). https://arxiv.org/abs/2203.00945</w:t>
       </w:r>
     </w:p>
     <w:p>
@@ -22126,17 +22061,17 @@
         <w:pStyle w:val="Referenciasbibliogrficas"/>
       </w:pPr>
       <w:r>
-        <w:t xml:space="preserve">Labbé, Y., Manuelli, L., Mousavian, A., Tyree, S., Birchfield, S., Tremblay, J., Carpentier, J., Aubry, M., Fox, D., &amp; Sivic, J. (2022). MegaPose: 6D pose estimation of novel objects via render &amp; compare. En </w:t>
+        <w:t xml:space="preserve">Ho, J., Jain, A., &amp; Abbeel, P. (2020). Denoising diffusion probabilistic models. En </w:t>
       </w:r>
       <w:r>
         <w:rPr>
           <w:i/>
           <w:iCs/>
         </w:rPr>
-        <w:t>Conference on Robot Learning</w:t>
-      </w:r>
-      <w:r>
-        <w:t xml:space="preserve"> (CoRL). https://arxiv.org/abs/2212.06870</w:t>
+        <w:t>Advances in Neural Information Processing Systems</w:t>
+      </w:r>
+      <w:r>
+        <w:t xml:space="preserve"> (NeurIPS).</w:t>
       </w:r>
     </w:p>
     <w:p>
@@ -22144,17 +22079,23 @@
         <w:pStyle w:val="Referenciasbibliogrficas"/>
       </w:pPr>
       <w:r>
-        <w:t xml:space="preserve">Li, Z., Chen, W., &amp; Wang, S. (2025). Enhancing position-based visual servoing performance through transformer-based acceleration-level reinforcement learning. </w:t>
+        <w:rPr>
+          <w:lang w:val="pt-BR"/>
+        </w:rPr>
+        <w:t xml:space="preserve">Hodaň, T., Haluza, P., Obdržálek, Š., Matas, J., Lourakis, M., &amp; Zabulis, X. (2017). </w:t>
+      </w:r>
+      <w:r>
+        <w:t xml:space="preserve">T-LESS: An RGB-D dataset for 6D pose estimation of texture-less objects. En </w:t>
       </w:r>
       <w:r>
         <w:rPr>
           <w:i/>
           <w:iCs/>
         </w:rPr>
-        <w:t>Complex &amp; Intelligent Systems</w:t>
-      </w:r>
-      <w:r>
-        <w:t>, 11. https://doi.org/10.1007/s40747-025-02056-8</w:t>
+        <w:t>IEEE Winter Conference on Applications of Computer Vision</w:t>
+      </w:r>
+      <w:r>
+        <w:t xml:space="preserve"> (WACV). https://doi.org/10.1109/WACV.2017.103</w:t>
       </w:r>
     </w:p>
     <w:p>
@@ -22162,17 +22103,17 @@
         <w:pStyle w:val="Referenciasbibliogrficas"/>
       </w:pPr>
       <w:r>
-        <w:t xml:space="preserve">Liu, J., Sun, W., Yang, H., Zeng, Z., Liu, C., Zheng, J., Liu, X., Rahmani, H., Sebe, N., &amp; Mian, A. (2025a). Deep learning-based object pose estimation: A comprehensive survey. </w:t>
+        <w:t xml:space="preserve">Hodaň, T., Van Nguyen, N., Tyree, S., Guo, A., Fourmy, M., Labbé, Y., Sundermeyer, M., Wen, B., He, Y., Lee, J., Haluza, P., &amp; Obdržálek, Š. (2025). </w:t>
       </w:r>
       <w:r>
         <w:rPr>
           <w:i/>
           <w:iCs/>
         </w:rPr>
-        <w:t>International Journal of Computer Vision, 134</w:t>
-      </w:r>
-      <w:r>
-        <w:t>. https://doi.org/10.1007/s11263-025-02646-6</w:t>
+        <w:t>BOP Challenge 2024 on model-based and model-free 6D object pose estimation</w:t>
+      </w:r>
+      <w:r>
+        <w:t xml:space="preserve"> [Preprint]. arXiv. https://arxiv.org/abs/2504.02812</w:t>
       </w:r>
     </w:p>
     <w:p>
@@ -22180,48 +22121,17 @@
         <w:pStyle w:val="Referenciasbibliogrficas"/>
       </w:pPr>
       <w:r>
-        <w:rPr>
-          <w:lang w:val="es-ES"/>
-        </w:rPr>
-        <w:t xml:space="preserve">Liu, S., Xu, F., Wu, C., Chi, J., Yu, X., Wei, L., &amp; Leng, C. (2024). </w:t>
-      </w:r>
-      <w:r>
-        <w:t xml:space="preserve">CMT-6D: A lightweight iterative 6DoF pose estimation network based on cross-modal transformer. </w:t>
-      </w:r>
-      <w:r>
-        <w:rPr>
-          <w:i/>
-        </w:rPr>
-        <w:t>The Visual Computer, 41</w:t>
-      </w:r>
-      <w:r>
-        <w:t>(3), 2011–2027. https://doi.org/10.1007/s00371-024-03520-1</w:t>
-      </w:r>
-    </w:p>
-    <w:p>
-      <w:pPr>
-        <w:pStyle w:val="Referenciasbibliogrficas"/>
-      </w:pPr>
-      <w:r>
-        <w:t>Liu, X., Zhang, R., Zhang, C., Wang, G., Tang, J., Li, Z., &amp; Ji, X. (2025c). GDRNPP: A geometry-guided and fully learning-based object pose estimator. IEEE Transactions on Pattern Analysis and Machine Intelligence. https://arxiv.org/abs/2102.12145</w:t>
-      </w:r>
-    </w:p>
-    <w:p>
-      <w:pPr>
-        <w:pStyle w:val="Referenciasbibliogrficas"/>
-      </w:pPr>
-      <w:r>
-        <w:t xml:space="preserve">Liu, Y., Zhang, C., Dong, X., &amp; Ning, J. (2025b). Point cloud-based deep learning in industrial production: A survey. </w:t>
+        <w:t xml:space="preserve">Huang, J., Liang, J., Hu, J., Sundermeyer, M., Yu, P. K. T., Navab, N., &amp; Busam, B. (2025). </w:t>
       </w:r>
       <w:r>
         <w:rPr>
           <w:i/>
           <w:iCs/>
         </w:rPr>
-        <w:t>ACM Computing Surveys, 57</w:t>
-      </w:r>
-      <w:r>
-        <w:t>(7), 173. https://doi.org/10.1145/3715851</w:t>
+        <w:t>XYZ-IBD: A high-precision bin-picking dataset for object 6D pose estimation</w:t>
+      </w:r>
+      <w:r>
+        <w:t xml:space="preserve"> [Preprint]. arXiv. https://arxiv.org/abs/2506.00599</w:t>
       </w:r>
     </w:p>
     <w:p>
@@ -22229,17 +22139,17 @@
         <w:pStyle w:val="Referenciasbibliogrficas"/>
       </w:pPr>
       <w:r>
-        <w:t xml:space="preserve">Mo, N., Gan, W., Yokoya, N., &amp; Chen, S. (2022). ES6D: A computation efficient and symmetry-aware 6D pose regression framework. En </w:t>
+        <w:t xml:space="preserve">IndustryShapes (2026). </w:t>
       </w:r>
       <w:r>
         <w:rPr>
           <w:i/>
           <w:iCs/>
         </w:rPr>
-        <w:t>IEEE/CVF Conference on Computer Vision and Pattern Recognition</w:t>
-      </w:r>
-      <w:r>
-        <w:t xml:space="preserve"> (CVPR). https://doi.org/10.1109/CVPR52688.2022.00660</w:t>
+        <w:t>IndustryShapes: An RGB-D benchmark dataset for 6D object pose estimation of industrial assembly components</w:t>
+      </w:r>
+      <w:r>
+        <w:t xml:space="preserve"> [Preprint]. arXiv. https://arxiv.org/abs/2602.05555</w:t>
       </w:r>
     </w:p>
     <w:p>
@@ -22247,17 +22157,17 @@
         <w:pStyle w:val="Referenciasbibliogrficas"/>
       </w:pPr>
       <w:r>
-        <w:t xml:space="preserve">Moon, S., Son, H., Hur, D., &amp; Kim, S. (2024). GenFlow: Generalizable recurrent flow for 6D pose refinement of novel objects. En </w:t>
+        <w:t xml:space="preserve">Kim, C. M., Danielczuk, M., Huang, I., &amp; Goldberg, K. (2022). IPC-GraspSim: Reducing the sim2real gap for parallel-jaw grasping with the incremental potential contact model. En </w:t>
       </w:r>
       <w:r>
         <w:rPr>
           <w:i/>
           <w:iCs/>
         </w:rPr>
-        <w:t>IEEE/CVF Conference on Computer Vision and Pattern Recognition</w:t>
-      </w:r>
-      <w:r>
-        <w:t xml:space="preserve"> (CVPR). https://arxiv.org/abs/2403.11510</w:t>
+        <w:t>IEEE International Conference on Robotics and Automation (ICRA)</w:t>
+      </w:r>
+      <w:r>
+        <w:t>.</w:t>
       </w:r>
     </w:p>
     <w:p>
@@ -22265,47 +22175,17 @@
         <w:pStyle w:val="Referenciasbibliogrficas"/>
       </w:pPr>
       <w:r>
-        <w:t>Murali, A., Eppner, C., Yang, X., Sundaralingam, B., &amp; Huang, S. (2024). Automating smart pick-and-place with intrinsic flowstate and NVIDIA Isaac Manipulator [Blog técnico de empresa]. NVIDIA Technical Blog.</w:t>
-      </w:r>
-    </w:p>
-    <w:p>
-      <w:pPr>
-        <w:pStyle w:val="Referenciasbibliogrficas"/>
-      </w:pPr>
-      <w:r>
-        <w:t>NVIDIA (2024). Generating synthetic datasets with Isaac Sim Data Replicator [Blog técnico de empresa]. NVIDIA Developer Blog. https://developer.nvidia.com/blog/generating-synthetic-datasets-isaac-sim-data-replicator/</w:t>
-      </w:r>
-    </w:p>
-    <w:p>
-      <w:pPr>
-        <w:pStyle w:val="Referenciasbibliogrficas"/>
-      </w:pPr>
-      <w:r>
-        <w:t>Plus One Robotics. (2026). Plus One Robotics hits 2 billion picks [Noticia sectorial]. Robotics &amp; Automation News. https://www.roboticsandautomationnews.com/2026/04/09/plus-one-robotics-hits-2-billion-picks-as-warehouse-automation-scales-under-labor-pressure/100455/</w:t>
-      </w:r>
-    </w:p>
-    <w:p>
-      <w:pPr>
-        <w:pStyle w:val="Referenciasbibliogrficas"/>
-      </w:pPr>
-      <w:r>
-        <w:rPr>
-          <w:lang w:val="es-ES"/>
-        </w:rPr>
-        <w:t xml:space="preserve">Qi, C. R., Su, H., Mo, K., &amp; Guibas, L. J. (2017a). </w:t>
-      </w:r>
-      <w:r>
-        <w:t xml:space="preserve">PointNet: Deep learning on point sets for 3D classification and segmentation. En </w:t>
+        <w:t xml:space="preserve">Kleeberger, K., Bormann, R., Kraus, W., &amp; Huber, M. F. (2020). A survey on learning-based robotic grasping. </w:t>
       </w:r>
       <w:r>
         <w:rPr>
           <w:i/>
           <w:iCs/>
         </w:rPr>
-        <w:t>IEEE/CVF Conference on Computer Vision and Pattern Recognition</w:t>
-      </w:r>
-      <w:r>
-        <w:t xml:space="preserve"> (CVPR). https://doi.org/10.1109/CVPR.2017.16</w:t>
+        <w:t>Current Robotics Reports, 1</w:t>
+      </w:r>
+      <w:r>
+        <w:t>, 239–249. https://doi.org/10.1007/s43154-020-00021-6</w:t>
       </w:r>
     </w:p>
     <w:p>
@@ -22313,23 +22193,17 @@
         <w:pStyle w:val="Referenciasbibliogrficas"/>
       </w:pPr>
       <w:r>
-        <w:rPr>
-          <w:lang w:val="es-ES"/>
-        </w:rPr>
-        <w:t xml:space="preserve">Qi, C. R., Yi, L., Su, H., &amp; Guibas, L. J. (2017b). </w:t>
-      </w:r>
-      <w:r>
-        <w:t xml:space="preserve">PointNet++: Deep hierarchical feature learning on point sets in a metric space. En </w:t>
+        <w:t xml:space="preserve">Konstantinou, C., Kampouroglou, N., Theodoris, N., Basamakis, F., Gkournelos, C., &amp; Makris, S. (2024). Leveraging generative AI for synthetic data generation: Improving 6-DOF pose estimation in assembly systems. En </w:t>
       </w:r>
       <w:r>
         <w:rPr>
           <w:i/>
           <w:iCs/>
         </w:rPr>
-        <w:t>Advances in Neural Information Processing Systems</w:t>
-      </w:r>
-      <w:r>
-        <w:t xml:space="preserve"> (NeurIPS). https://doi.org/10.5555/3295222.3295263</w:t>
+        <w:t>Lecture Notes in Mechanical Engineering</w:t>
+      </w:r>
+      <w:r>
+        <w:t>. Springer. https://doi.org/10.1007/978-3-031-86489-6_8</w:t>
       </w:r>
     </w:p>
     <w:p>
@@ -22337,17 +22211,17 @@
         <w:pStyle w:val="Referenciasbibliogrficas"/>
       </w:pPr>
       <w:r>
-        <w:t xml:space="preserve">Ribeiro, E. G., Mendes, R. Q., &amp; Grassi, V. (2021). Real-time deep learning approach to visual servo control and grasp detection for autonomous robotic manipulation. </w:t>
+        <w:t xml:space="preserve">Labbé, Y., Manuelli, L., Mousavian, A., Tyree, S., Birchfield, S., Tremblay, J., Carpentier, J., Aubry, M., Fox, D., &amp; Sivic, J. (2022). MegaPose: 6D pose estimation of novel objects via render &amp; compare. En </w:t>
       </w:r>
       <w:r>
         <w:rPr>
           <w:i/>
           <w:iCs/>
         </w:rPr>
-        <w:t>Robotics and Autonomous Systems</w:t>
-      </w:r>
-      <w:r>
-        <w:t>, 139. https://doi.org/10.1016/j.robot.2021.103757</w:t>
+        <w:t>Conference on Robot Learning</w:t>
+      </w:r>
+      <w:r>
+        <w:t xml:space="preserve"> (CoRL). https://arxiv.org/abs/2212.06870</w:t>
       </w:r>
     </w:p>
     <w:p>
@@ -22355,25 +22229,17 @@
         <w:pStyle w:val="Referenciasbibliogrficas"/>
       </w:pPr>
       <w:r>
-        <w:t>Solà, J., Deray, J., &amp; Atchuthan, D. (2018). A micro Lie theory for state estimation in robotics [Preprint]. arXiv:1812.01537. https://arxiv.org/abs/1812.01537</w:t>
-      </w:r>
-    </w:p>
-    <w:p>
-      <w:pPr>
-        <w:pStyle w:val="Referenciasbibliogrficas"/>
-      </w:pPr>
-      <w:r>
-        <w:t xml:space="preserve">Song, Y., Sohl-Dickstein, J., Kingma, D. P., Kumar, A., Ermon, S., &amp; Poole, B. (2021). Score-based generative modeling through stochastic differential equations. En </w:t>
+        <w:t xml:space="preserve">Li, Z., Chen, W., &amp; Wang, S. (2025). Enhancing position-based visual servoing performance through transformer-based acceleration-level reinforcement learning. </w:t>
       </w:r>
       <w:r>
         <w:rPr>
           <w:i/>
           <w:iCs/>
         </w:rPr>
-        <w:t>International Conference on Learning Representations</w:t>
-      </w:r>
-      <w:r>
-        <w:t xml:space="preserve"> (ICLR).</w:t>
+        <w:t>Complex &amp; Intelligent Systems</w:t>
+      </w:r>
+      <w:r>
+        <w:t>, 11. https://doi.org/10.1007/s40747-025-02056-8</w:t>
       </w:r>
     </w:p>
     <w:p>
@@ -22381,25 +22247,17 @@
         <w:pStyle w:val="Referenciasbibliogrficas"/>
       </w:pPr>
       <w:r>
-        <w:t>Soraruf, I., Todescato, M., Matt, D. T., &amp; Giusti, A. (2025). Reducing the sim2real gap for vacuum grasping in Isaac Sim. En IEEE International Conference on Simulation, Modeling, and Programming for Autonomous Robots (SIMPAR).</w:t>
-      </w:r>
-    </w:p>
-    <w:p>
-      <w:pPr>
-        <w:pStyle w:val="Referenciasbibliogrficas"/>
-      </w:pPr>
-      <w:r>
-        <w:t xml:space="preserve">Stuelpnagel, J. (1964). On the parametrization of the three-dimensional rotation group. </w:t>
+        <w:t xml:space="preserve">Liu, J., Sun, W., Yang, H., Zeng, Z., Liu, C., Zheng, J., Liu, X., Rahmani, H., Sebe, N., &amp; Mian, A. (2025a). Deep learning-based object pose estimation: A comprehensive survey. </w:t>
       </w:r>
       <w:r>
         <w:rPr>
           <w:i/>
           <w:iCs/>
         </w:rPr>
-        <w:t>SIAM Review, 6</w:t>
-      </w:r>
-      <w:r>
-        <w:t>(4), 422–430.</w:t>
+        <w:t>International Journal of Computer Vision, 134</w:t>
+      </w:r>
+      <w:r>
+        <w:t>. https://doi.org/10.1007/s11263-025-02646-6</w:t>
       </w:r>
     </w:p>
     <w:p>
@@ -22407,17 +22265,40 @@
         <w:pStyle w:val="Referenciasbibliogrficas"/>
       </w:pPr>
       <w:r>
-        <w:t xml:space="preserve">Sundermeyer, M., Hodaň, T., Labbé, Y., Wen, B., He, Y., Lee, J., Guo, A., Tyree, S., &amp; Birchfield, S. (2024). BOP Challenge 2023 on detection, segmentation and pose estimation of seen and unseen rigid objects. En </w:t>
+        <w:rPr>
+          <w:lang w:val="es-ES"/>
+        </w:rPr>
+        <w:t xml:space="preserve">Liu, S., Xu, F., Wu, C., Chi, J., Yu, X., Wei, L., &amp; Leng, C. (2024). </w:t>
+      </w:r>
+      <w:r>
+        <w:t xml:space="preserve">CMT-6D: A lightweight iterative 6DoF pose estimation network based on cross-modal transformer. </w:t>
+      </w:r>
+      <w:r>
+        <w:rPr>
+          <w:i/>
+        </w:rPr>
+        <w:t>The Visual Computer, 41</w:t>
+      </w:r>
+      <w:r>
+        <w:t>(3), 2011–2027. https://doi.org/10.1007/s00371-024-03520-1</w:t>
+      </w:r>
+    </w:p>
+    <w:p>
+      <w:pPr>
+        <w:pStyle w:val="Referenciasbibliogrficas"/>
+      </w:pPr>
+      <w:r>
+        <w:t xml:space="preserve">Liu, X., Zhang, R., Zhang, C., Wang, G., Tang, J., Li, Z., &amp; Ji, X. (2025c). GDRNPP: A geometry-guided and fully learning-based object pose estimator. </w:t>
       </w:r>
       <w:r>
         <w:rPr>
           <w:i/>
           <w:iCs/>
         </w:rPr>
-        <w:t>IEEE/CVF Conference on Computer Vision and Pattern Recognition Workshops</w:t>
-      </w:r>
-      <w:r>
-        <w:t xml:space="preserve"> (CVPRW).</w:t>
+        <w:t>IEEE Transactions on Pattern Analysis and Machine Intelligence</w:t>
+      </w:r>
+      <w:r>
+        <w:t>. https://arxiv.org/abs/2102.12145</w:t>
       </w:r>
     </w:p>
     <w:p>
@@ -22425,17 +22306,17 @@
         <w:pStyle w:val="Referenciasbibliogrficas"/>
       </w:pPr>
       <w:r>
-        <w:t xml:space="preserve">Thalhammer, S., Bauer, D., Hönig, P., Weibel, J.-B., García-Rodríguez, J., &amp; Vincze, M. (2024). Challenges for monocular 6-D object pose estimation in robotics. </w:t>
+        <w:t xml:space="preserve">Liu, Y., Zhang, C., Dong, X., &amp; Ning, J. (2025b). Point cloud-based deep learning in industrial production: A survey. </w:t>
       </w:r>
       <w:r>
         <w:rPr>
           <w:i/>
           <w:iCs/>
         </w:rPr>
-        <w:t>IEEE Transactions on Robotics</w:t>
-      </w:r>
-      <w:r>
-        <w:t>. https://doi.org/10.1109/TRO.2024.3433870</w:t>
+        <w:t>ACM Computing Surveys, 57</w:t>
+      </w:r>
+      <w:r>
+        <w:t>(7), 173. https://doi.org/10.1145/3715851</w:t>
       </w:r>
     </w:p>
     <w:p>
@@ -22443,23 +22324,17 @@
         <w:pStyle w:val="Referenciasbibliogrficas"/>
       </w:pPr>
       <w:r>
-        <w:rPr>
-          <w:lang w:val="es-ES"/>
-        </w:rPr>
-        <w:t xml:space="preserve">Tripicchio, P., D’Avella, S., &amp; Avizzano, C. A. (2024). </w:t>
-      </w:r>
-      <w:r>
-        <w:t xml:space="preserve">CEPB dataset: a photorealistic dataset to foster the research on bin picking in cluttered environments. </w:t>
+        <w:t xml:space="preserve">Mo, N., Gan, W., Yokoya, N., &amp; Chen, S. (2022). ES6D: A computation efficient and symmetry-aware 6D pose regression framework. En </w:t>
       </w:r>
       <w:r>
         <w:rPr>
           <w:i/>
           <w:iCs/>
         </w:rPr>
-        <w:t>Frontiers in Robotics and AI</w:t>
-      </w:r>
-      <w:r>
-        <w:t>, 11. https://doi.org/10.3389/frobt.2024.1222465</w:t>
+        <w:t>IEEE/CVF Conference on Computer Vision and Pattern Recognition</w:t>
+      </w:r>
+      <w:r>
+        <w:t xml:space="preserve"> (CVPR). https://doi.org/10.1109/CVPR52688.2022.00660</w:t>
       </w:r>
     </w:p>
     <w:p>
@@ -22467,17 +22342,17 @@
         <w:pStyle w:val="Referenciasbibliogrficas"/>
       </w:pPr>
       <w:r>
-        <w:t xml:space="preserve">Vaswani, A., Shazeer, N., Parmar, N., Uszkoreit, J., Jones, L., Gomez, A. N., Kaiser, Ł., &amp; Polosukhin, I. (2017). Attention is all you need. En </w:t>
+        <w:t xml:space="preserve">Moon, S., Son, H., Hur, D., &amp; Kim, S. (2024). GenFlow: Generalizable recurrent flow for 6D pose refinement of novel objects. En </w:t>
       </w:r>
       <w:r>
         <w:rPr>
           <w:i/>
           <w:iCs/>
         </w:rPr>
-        <w:t>Advances in Neural Information Processing Systems</w:t>
-      </w:r>
-      <w:r>
-        <w:t xml:space="preserve"> (NeurIPS).</w:t>
+        <w:t>IEEE/CVF Conference on Computer Vision and Pattern Recognition</w:t>
+      </w:r>
+      <w:r>
+        <w:t xml:space="preserve"> (CVPR). https://arxiv.org/abs/2403.11510</w:t>
       </w:r>
     </w:p>
     <w:p>
@@ -22485,23 +22360,17 @@
         <w:pStyle w:val="Referenciasbibliogrficas"/>
       </w:pPr>
       <w:r>
-        <w:rPr>
-          <w:lang w:val="pt-BR"/>
-        </w:rPr>
-        <w:t xml:space="preserve">Wang, C., Xu, D., Zhu, Y., Martín-Martín, R., Lu, C., Fei-Fei, L., &amp; Savarese, S. (2019). </w:t>
-      </w:r>
-      <w:r>
-        <w:t xml:space="preserve">DenseFusion: 6D object pose estimation by iterative dense fusion. En </w:t>
+        <w:t xml:space="preserve">Murali, A., Eppner, C., Yang, X., Sundaralingam, B., &amp; Huang, S. (2024). Automating smart pick-and-place with intrinsic flowstate and NVIDIA Isaac Manipulator [Blog técnico de empresa]. </w:t>
       </w:r>
       <w:r>
         <w:rPr>
           <w:i/>
           <w:iCs/>
         </w:rPr>
-        <w:t>IEEE/CVF Conference on Computer Vision and Pattern Recognition</w:t>
-      </w:r>
-      <w:r>
-        <w:t xml:space="preserve"> (CVPR). https://arxiv.org/abs/1901.04780</w:t>
+        <w:t>NVIDIA Technical Blog</w:t>
+      </w:r>
+      <w:r>
+        <w:t>.</w:t>
       </w:r>
     </w:p>
     <w:p>
@@ -22509,25 +22378,17 @@
         <w:pStyle w:val="Referenciasbibliogrficas"/>
       </w:pPr>
       <w:r>
-        <w:t>Wang, G., Manhardt, F., Tombari, F., &amp; Ji, X. (2021). GDR-Net: Geometry-guided direct regression network for monocular 6D object pose estimation. En IEEE/CVF Conference on Computer Vision and Pattern Recognition (CVPR).</w:t>
-      </w:r>
-    </w:p>
-    <w:p>
-      <w:pPr>
-        <w:pStyle w:val="Referenciasbibliogrficas"/>
-      </w:pPr>
-      <w:r>
-        <w:t xml:space="preserve">Wen, B., Yang, W., Kautz, J., &amp; Birchfield, S. (2024). FoundationPose: Unified 6D pose estimation and tracking of novel objects. En </w:t>
+        <w:t xml:space="preserve">NVIDIA (2024). Generating synthetic datasets with Isaac Sim Data Replicator [Blog técnico de empresa]. </w:t>
       </w:r>
       <w:r>
         <w:rPr>
           <w:i/>
           <w:iCs/>
         </w:rPr>
-        <w:t>IEEE/CVF Conference on Computer Vision and Pattern Recognition</w:t>
-      </w:r>
-      <w:r>
-        <w:t xml:space="preserve"> (CVPR). https://doi.org/10.1109/CVPR52733.2024.01692</w:t>
+        <w:t>NVIDIA Developer Blog</w:t>
+      </w:r>
+      <w:r>
+        <w:t>. https://developer.nvidia.com/blog/generating-synthetic-datasets-isaac-sim-data-replicator/</w:t>
       </w:r>
     </w:p>
     <w:p>
@@ -22535,13 +22396,307 @@
         <w:pStyle w:val="Referenciasbibliogrficas"/>
       </w:pPr>
       <w:r>
-        <w:t xml:space="preserve">Xiang, Y., Schmidt, T., Narayanan, V., &amp; Fox, D. (2018). PoseCNN: A convolutional neural network for 6D object pose estimation in cluttered scenes. En </w:t>
+        <w:t xml:space="preserve">Plus One Robotics. (2026). Plus One Robotics hits 2 billion picks [Noticia sectorial]. </w:t>
       </w:r>
       <w:r>
         <w:rPr>
           <w:i/>
           <w:iCs/>
         </w:rPr>
+        <w:t>Robotics &amp; Automation News</w:t>
+      </w:r>
+      <w:r>
+        <w:t>. https://www.roboticsandautomationnews.com/2026/04/09/plus-one-robotics-hits-2-billion-picks-as-warehouse-automation-scales-under-labor-pressure/100455/</w:t>
+      </w:r>
+    </w:p>
+    <w:p>
+      <w:pPr>
+        <w:pStyle w:val="Referenciasbibliogrficas"/>
+      </w:pPr>
+      <w:r>
+        <w:rPr>
+          <w:lang w:val="es-ES"/>
+        </w:rPr>
+        <w:t xml:space="preserve">Qi, C. R., Su, H., Mo, K., &amp; Guibas, L. J. (2017a). </w:t>
+      </w:r>
+      <w:r>
+        <w:t xml:space="preserve">PointNet: Deep learning on point sets for 3D classification and segmentation. En </w:t>
+      </w:r>
+      <w:r>
+        <w:rPr>
+          <w:i/>
+          <w:iCs/>
+        </w:rPr>
+        <w:t>IEEE/CVF Conference on Computer Vision and Pattern Recognition</w:t>
+      </w:r>
+      <w:r>
+        <w:t xml:space="preserve"> (CVPR). https://doi.org/10.1109/CVPR.2017.16</w:t>
+      </w:r>
+    </w:p>
+    <w:p>
+      <w:pPr>
+        <w:pStyle w:val="Referenciasbibliogrficas"/>
+      </w:pPr>
+      <w:r>
+        <w:rPr>
+          <w:lang w:val="es-ES"/>
+        </w:rPr>
+        <w:t xml:space="preserve">Qi, C. R., Yi, L., Su, H., &amp; Guibas, L. J. (2017b). </w:t>
+      </w:r>
+      <w:r>
+        <w:t xml:space="preserve">PointNet++: Deep hierarchical feature learning on point sets in a metric space. En </w:t>
+      </w:r>
+      <w:r>
+        <w:rPr>
+          <w:i/>
+          <w:iCs/>
+        </w:rPr>
+        <w:t>Advances in Neural Information Processing Systems</w:t>
+      </w:r>
+      <w:r>
+        <w:t xml:space="preserve"> (NeurIPS).</w:t>
+      </w:r>
+    </w:p>
+    <w:p>
+      <w:pPr>
+        <w:pStyle w:val="Referenciasbibliogrficas"/>
+      </w:pPr>
+      <w:r>
+        <w:t xml:space="preserve">Ribeiro, E. G., Mendes, R. Q., &amp; Grassi, V. (2021). Real-time deep learning approach to visual servo control and grasp detection for autonomous robotic manipulation. </w:t>
+      </w:r>
+      <w:r>
+        <w:rPr>
+          <w:i/>
+          <w:iCs/>
+        </w:rPr>
+        <w:t>Robotics and Autonomous Systems</w:t>
+      </w:r>
+      <w:r>
+        <w:t>, 139. https://doi.org/10.1016/j.robot.2021.103757</w:t>
+      </w:r>
+    </w:p>
+    <w:p>
+      <w:pPr>
+        <w:pStyle w:val="Referenciasbibliogrficas"/>
+      </w:pPr>
+      <w:r>
+        <w:t xml:space="preserve">Solà, J., Deray, J., &amp; Atchuthan, D. (2018). </w:t>
+      </w:r>
+      <w:r>
+        <w:rPr>
+          <w:i/>
+          <w:iCs/>
+        </w:rPr>
+        <w:t>A micro Lie theory for state estimation in robotics</w:t>
+      </w:r>
+      <w:r>
+        <w:t xml:space="preserve"> [Preprint]. arXiv. https://arxiv.org/abs/1812.01537</w:t>
+      </w:r>
+    </w:p>
+    <w:p>
+      <w:pPr>
+        <w:pStyle w:val="Referenciasbibliogrficas"/>
+      </w:pPr>
+      <w:r>
+        <w:t xml:space="preserve">Song, Y., Sohl-Dickstein, J., Kingma, D. P., Kumar, A., Ermon, S., &amp; Poole, B. (2021). Score-based generative modeling through stochastic differential equations. En </w:t>
+      </w:r>
+      <w:r>
+        <w:rPr>
+          <w:i/>
+          <w:iCs/>
+        </w:rPr>
+        <w:t>International Conference on Learning Representations</w:t>
+      </w:r>
+      <w:r>
+        <w:t xml:space="preserve"> (ICLR).</w:t>
+      </w:r>
+    </w:p>
+    <w:p>
+      <w:pPr>
+        <w:pStyle w:val="Referenciasbibliogrficas"/>
+      </w:pPr>
+      <w:r>
+        <w:t xml:space="preserve">Soraruf, I., Todescato, M., Matt, D. T., &amp; Giusti, A. (2025). Reducing the sim2real gap for vacuum grasping in Isaac Sim. En </w:t>
+      </w:r>
+      <w:r>
+        <w:rPr>
+          <w:i/>
+          <w:iCs/>
+        </w:rPr>
+        <w:t>IEEE International Conference on Simulation, Modeling, and Programming for Autonomous Robots (SIMPAR)</w:t>
+      </w:r>
+      <w:r>
+        <w:t>.</w:t>
+      </w:r>
+    </w:p>
+    <w:p>
+      <w:pPr>
+        <w:pStyle w:val="Referenciasbibliogrficas"/>
+      </w:pPr>
+      <w:r>
+        <w:t xml:space="preserve">Stuelpnagel, J. (1964). On the parametrization of the three-dimensional rotation group. </w:t>
+      </w:r>
+      <w:r>
+        <w:rPr>
+          <w:i/>
+          <w:iCs/>
+        </w:rPr>
+        <w:t>SIAM Review, 6</w:t>
+      </w:r>
+      <w:r>
+        <w:t>(4), 422–430.</w:t>
+      </w:r>
+    </w:p>
+    <w:p>
+      <w:pPr>
+        <w:pStyle w:val="Referenciasbibliogrficas"/>
+      </w:pPr>
+      <w:r>
+        <w:t xml:space="preserve">Sundermeyer, M., Hodaň, T., Labbé, Y., Wen, B., He, Y., Lee, J., Guo, A., Tyree, S., &amp; Birchfield, S. (2024). BOP Challenge 2023 on detection, segmentation and pose estimation of seen and unseen rigid objects. En </w:t>
+      </w:r>
+      <w:r>
+        <w:rPr>
+          <w:i/>
+          <w:iCs/>
+        </w:rPr>
+        <w:t>IEEE/CVF Conference on Computer Vision and Pattern Recognition Workshops</w:t>
+      </w:r>
+      <w:r>
+        <w:t xml:space="preserve"> (CVPRW).</w:t>
+      </w:r>
+    </w:p>
+    <w:p>
+      <w:pPr>
+        <w:pStyle w:val="Referenciasbibliogrficas"/>
+      </w:pPr>
+      <w:r>
+        <w:t xml:space="preserve">Thalhammer, S., Bauer, D., Hönig, P., Weibel, J.-B., García-Rodríguez, J., &amp; Vincze, M. (2024). Challenges for monocular 6-D object pose estimation in robotics. </w:t>
+      </w:r>
+      <w:r>
+        <w:rPr>
+          <w:i/>
+          <w:iCs/>
+        </w:rPr>
+        <w:t>IEEE Transactions on Robotics</w:t>
+      </w:r>
+      <w:r>
+        <w:t>. https://doi.org/10.1109/TRO.2024.3433870</w:t>
+      </w:r>
+    </w:p>
+    <w:p>
+      <w:pPr>
+        <w:pStyle w:val="Referenciasbibliogrficas"/>
+      </w:pPr>
+      <w:r>
+        <w:rPr>
+          <w:lang w:val="es-ES"/>
+        </w:rPr>
+        <w:t xml:space="preserve">Tripicchio, P., D’Avella, S., &amp; Avizzano, C. A. (2024). </w:t>
+      </w:r>
+      <w:r>
+        <w:t xml:space="preserve">CEPB dataset: a photorealistic dataset to foster the research on bin picking in cluttered environments. </w:t>
+      </w:r>
+      <w:r>
+        <w:rPr>
+          <w:i/>
+          <w:iCs/>
+        </w:rPr>
+        <w:t>Frontiers in Robotics and AI</w:t>
+      </w:r>
+      <w:r>
+        <w:t>, 11. https://doi.org/10.3389/frobt.2024.1222465</w:t>
+      </w:r>
+    </w:p>
+    <w:p>
+      <w:pPr>
+        <w:pStyle w:val="Referenciasbibliogrficas"/>
+      </w:pPr>
+      <w:r>
+        <w:t xml:space="preserve">Vaswani, A., Shazeer, N., Parmar, N., Uszkoreit, J., Jones, L., Gomez, A. N., Kaiser, Ł., &amp; Polosukhin, I. (2017). Attention is all you need. En </w:t>
+      </w:r>
+      <w:r>
+        <w:rPr>
+          <w:i/>
+          <w:iCs/>
+        </w:rPr>
+        <w:t>Advances in Neural Information Processing Systems</w:t>
+      </w:r>
+      <w:r>
+        <w:t xml:space="preserve"> (NeurIPS).</w:t>
+      </w:r>
+    </w:p>
+    <w:p>
+      <w:pPr>
+        <w:pStyle w:val="Referenciasbibliogrficas"/>
+      </w:pPr>
+      <w:r>
+        <w:rPr>
+          <w:lang w:val="pt-BR"/>
+        </w:rPr>
+        <w:t xml:space="preserve">Wang, C., Xu, D., Zhu, Y., Martín-Martín, R., Lu, C., Fei-Fei, L., &amp; Savarese, S. (2019). </w:t>
+      </w:r>
+      <w:r>
+        <w:t xml:space="preserve">DenseFusion: 6D object pose estimation by iterative dense fusion. En </w:t>
+      </w:r>
+      <w:r>
+        <w:rPr>
+          <w:i/>
+          <w:iCs/>
+        </w:rPr>
+        <w:t>IEEE/CVF Conference on Computer Vision and Pattern Recognition</w:t>
+      </w:r>
+      <w:r>
+        <w:t xml:space="preserve"> (CVPR). https://arxiv.org/abs/1901.04780</w:t>
+      </w:r>
+    </w:p>
+    <w:p>
+      <w:pPr>
+        <w:pStyle w:val="Referenciasbibliogrficas"/>
+      </w:pPr>
+      <w:r>
+        <w:t xml:space="preserve">Wang, G., Manhardt, F., Tombari, F., &amp; Ji, X. (2021). GDR-Net: Geometry-guided direct regression network for monocular 6D object pose estimation. En </w:t>
+      </w:r>
+      <w:r>
+        <w:rPr>
+          <w:i/>
+          <w:iCs/>
+        </w:rPr>
+        <w:t>IEEE/CVF Conference on Computer Vision and Pattern Recognition (CVPR)</w:t>
+      </w:r>
+      <w:r>
+        <w:t>.</w:t>
+      </w:r>
+    </w:p>
+    <w:p>
+      <w:pPr>
+        <w:pStyle w:val="Referenciasbibliogrficas"/>
+      </w:pPr>
+      <w:r>
+        <w:t xml:space="preserve">Wen, B., Yang, W., Kautz, J., &amp; Birchfield, S. (2024). FoundationPose: Unified 6D pose estimation and tracking of novel objects. En </w:t>
+      </w:r>
+      <w:r>
+        <w:rPr>
+          <w:i/>
+          <w:iCs/>
+        </w:rPr>
+        <w:t>IEEE/CVF Conference on Computer Vision and Pattern Recognition</w:t>
+      </w:r>
+      <w:r>
+        <w:t xml:space="preserve"> (CVPR). https://doi.org/10.1109/CVPR52733.2024.01692</w:t>
+      </w:r>
+    </w:p>
+    <w:p>
+      <w:pPr>
+        <w:pStyle w:val="Referenciasbibliogrficas"/>
+      </w:pPr>
+      <w:r>
+        <w:t xml:space="preserve">Xiang, Y., Schmidt, T., Narayanan, V., &amp; Fox, D. (2018). PoseCNN: A convolutional neural network for 6D object pose estimation in cluttered scenes. En </w:t>
+      </w:r>
+      <w:r>
+        <w:rPr>
+          <w:i/>
+          <w:iCs/>
+        </w:rPr>
         <w:t>Robotics: Science and Systems (RSS)</w:t>
       </w:r>
       <w:r>
@@ -22553,7 +22708,17 @@
         <w:pStyle w:val="Referenciasbibliogrficas"/>
       </w:pPr>
       <w:r>
-        <w:t>Xue, J., Gao, W., Wang, Y., Ji, C., Zhao, D., Yan, S., &amp; Zhang, S. (2025). High-precision transformer-based visual servoing for humanoid robots in aligning tiny objects [Preprint]. arXiv:2503.04862. https://arxiv.org/abs/2503.04862</w:t>
+        <w:t xml:space="preserve">Xue, J., Gao, W., Wang, Y., Ji, C., Zhao, D., Yan, S., &amp; Zhang, S. (2025). </w:t>
+      </w:r>
+      <w:r>
+        <w:rPr>
+          <w:i/>
+          <w:iCs/>
+        </w:rPr>
+        <w:t>High-precision transformer-based visual servoing for humanoid robots in aligning tiny objects</w:t>
+      </w:r>
+      <w:r>
+        <w:t xml:space="preserve"> [Preprint]. arXiv. https://arxiv.org/abs/2503.04862</w:t>
       </w:r>
     </w:p>
     <w:p>
@@ -22561,7 +22726,17 @@
         <w:pStyle w:val="Referenciasbibliogrficas"/>
       </w:pPr>
       <w:r>
-        <w:t>Yan, G., Zhu, J., Deng, Y., Yang, S., Qiu, R.-Z., Cheng, X., Memmel, M., Krishna, R., Goyal, A., Wang, X., &amp; Fox, D. (2025). ManiFlow: A general robot manipulation policy via consistency flow training. En Conference on Robot Learning (CoRL).</w:t>
+        <w:t xml:space="preserve">Yan, G., Zhu, J., Deng, Y., Yang, S., Qiu, R.-Z., Cheng, X., Memmel, M., Krishna, R., Goyal, A., Wang, X., &amp; Fox, D. (2025). ManiFlow: A general robot manipulation policy via consistency flow training. En </w:t>
+      </w:r>
+      <w:r>
+        <w:rPr>
+          <w:i/>
+          <w:iCs/>
+        </w:rPr>
+        <w:t>Conference on Robot Learning (CoRL)</w:t>
+      </w:r>
+      <w:r>
+        <w:t>.</w:t>
       </w:r>
     </w:p>
     <w:p>
@@ -22569,7 +22744,17 @@
         <w:pStyle w:val="Referenciasbibliogrficas"/>
       </w:pPr>
       <w:r>
-        <w:t>Zhang, Q., Liu, Z., Fan, H., Liu, G., Zeng, B., &amp; Liu, S. (2024). FlowPolicy: Enabling fast and robust 3D flow-based policy via consistency flow matching for robot manipulation. En AAAI Conference on Artificial Intelligence (AAAI, Oral). arXiv:2412.04987.</w:t>
+        <w:t xml:space="preserve">Zhang, Q., Liu, Z., Fan, H., Liu, G., Zeng, B., &amp; Liu, S. (2024). FlowPolicy: Enabling fast and robust 3D flow-based policy via consistency flow matching for robot manipulation. En </w:t>
+      </w:r>
+      <w:r>
+        <w:rPr>
+          <w:i/>
+          <w:iCs/>
+        </w:rPr>
+        <w:t>AAAI Conference on Artificial Intelligence</w:t>
+      </w:r>
+      <w:r>
+        <w:t xml:space="preserve"> (AAAI, Oral). https://arxiv.org/abs/2412.04987</w:t>
       </w:r>
     </w:p>
     <w:p>
@@ -23187,7 +23372,7 @@
 </file>
 
 <file path=word/endnotes.xml><?xml version="1.0" encoding="utf-8"?>
-<w:endnotes xmlns:wpc="http://schemas.microsoft.com/office/word/2010/wordprocessingCanvas" xmlns:cx="http://schemas.microsoft.com/office/drawing/2014/chartex" xmlns:cx1="http://schemas.microsoft.com/office/drawing/2015/9/8/chartex" xmlns:cx2="http://schemas.microsoft.com/office/drawing/2015/10/21/chartex" xmlns:cx3="http://schemas.microsoft.com/office/drawing/2016/5/9/chartex" xmlns:cx4="http://schemas.microsoft.com/office/drawing/2016/5/10/chartex" xmlns:cx5="http://schemas.microsoft.com/office/drawing/2016/5/11/chartex" xmlns:cx6="http://schemas.microsoft.com/office/drawing/2016/5/12/chartex" xmlns:cx7="http://schemas.microsoft.com/office/drawing/2016/5/13/chartex" xmlns:cx8="http://schemas.microsoft.com/office/drawing/2016/5/14/chartex" xmlns:mc="http://schemas.openxmlformats.org/markup-compatibility/2006" xmlns:m="http://schemas.openxmlformats.org/officeDocument/2006/math" xmlns:aink="http://schemas.microsoft.com/office/drawing/2016/ink" xmlns:am3d="http://schemas.microsoft.com/office/drawing/2017/model3d" xmlns:oel="http://schemas.microsoft.com/office/2019/extlst" xmlns:r="http://schemas.openxmlformats.org/officeDocument/2006/relationships" xmlns:wp14="http://schemas.microsoft.com/office/word/2010/wordprocessingDrawing" xmlns:wp="http://schemas.openxmlformats.org/drawingml/2006/wordprocessingDrawing" xmlns:wpg="http://schemas.microsoft.com/office/word/2010/wordprocessingGroup" xmlns:wpi="http://schemas.microsoft.com/office/word/2010/wordprocessingInk" xmlns:wps="http://schemas.microsoft.com/office/word/2010/wordprocessingShape" xmlns:o="urn:schemas-microsoft-com:office:office" xmlns:v="urn:schemas-microsoft-com:vml" xmlns:w10="urn:schemas-microsoft-com:office:word" xmlns:w="http://schemas.openxmlformats.org/wordprocessingml/2006/main" xmlns:w14="http://schemas.microsoft.com/office/word/2010/wordml" xmlns:w15="http://schemas.microsoft.com/office/word/2012/wordml" xmlns:w16cex="http://schemas.microsoft.com/office/word/2018/wordml/cex" xmlns:w16cid="http://schemas.microsoft.com/office/word/2016/wordml/cid" xmlns:w16="http://schemas.microsoft.com/office/word/2018/wordml" xmlns:w16sdtdh="http://schemas.microsoft.com/office/word/2020/wordml/sdtdatahash" xmlns:w16sdtfl="http://schemas.microsoft.com/office/word/2024/wordml/sdtformatlock" xmlns:w16se="http://schemas.microsoft.com/office/word/2015/wordml/symex" xmlns:w16du="http://schemas.microsoft.com/office/word/2023/wordml/word16du" xmlns:wne="http://schemas.microsoft.com/office/word/2006/wordml" mc:Ignorable="w14 w15 w16se w16cid w16 w16cex w16sdtdh w16sdtfl w16du wp14">
+<w:endnotes xmlns:wpc="http://schemas.microsoft.com/office/word/2010/wordprocessingCanvas" xmlns:cx="http://schemas.microsoft.com/office/drawing/2014/chartex" xmlns:cx1="http://schemas.microsoft.com/office/drawing/2015/9/8/chartex" xmlns:cx2="http://schemas.microsoft.com/office/drawing/2015/10/21/chartex" xmlns:cx3="http://schemas.microsoft.com/office/drawing/2016/5/9/chartex" xmlns:cx4="http://schemas.microsoft.com/office/drawing/2016/5/10/chartex" xmlns:cx5="http://schemas.microsoft.com/office/drawing/2016/5/11/chartex" xmlns:cx6="http://schemas.microsoft.com/office/drawing/2016/5/12/chartex" xmlns:cx7="http://schemas.microsoft.com/office/drawing/2016/5/13/chartex" xmlns:cx8="http://schemas.microsoft.com/office/drawing/2016/5/14/chartex" xmlns:mc="http://schemas.openxmlformats.org/markup-compatibility/2006" xmlns:m="http://schemas.openxmlformats.org/officeDocument/2006/math" xmlns:aink="http://schemas.microsoft.com/office/drawing/2016/ink" xmlns:am3d="http://schemas.microsoft.com/office/drawing/2017/model3d" xmlns:oel="http://schemas.microsoft.com/office/2019/extlst" xmlns:r="http://schemas.openxmlformats.org/officeDocument/2006/relationships" xmlns:wp14="http://schemas.microsoft.com/office/word/2010/wordprocessingDrawing" xmlns:wp="http://schemas.openxmlformats.org/drawingml/2006/wordprocessingDrawing" xmlns:wpg="http://schemas.microsoft.com/office/word/2010/wordprocessingGroup" xmlns:wpi="http://schemas.microsoft.com/office/word/2010/wordprocessingInk" xmlns:wps="http://schemas.microsoft.com/office/word/2010/wordprocessingShape" xmlns:o="urn:schemas-microsoft-com:office:office" xmlns:v="urn:schemas-microsoft-com:vml" xmlns:w10="urn:schemas-microsoft-com:office:word" xmlns:w="http://schemas.openxmlformats.org/wordprocessingml/2006/main" xmlns:w14="http://schemas.microsoft.com/office/word/2010/wordml" xmlns:w15="http://schemas.microsoft.com/office/word/2012/wordml" xmlns:w16cei="http://schemas.microsoft.com/office/word/2026/wordml/cei" xmlns:w16cex="http://schemas.microsoft.com/office/word/2018/wordml/cex" xmlns:w16cid="http://schemas.microsoft.com/office/word/2016/wordml/cid" xmlns:w16="http://schemas.microsoft.com/office/word/2018/wordml" xmlns:w16sdtdh="http://schemas.microsoft.com/office/word/2020/wordml/sdtdatahash" xmlns:w16sdtfl="http://schemas.microsoft.com/office/word/2024/wordml/sdtformatlock" xmlns:w16se="http://schemas.microsoft.com/office/word/2015/wordml/symex" xmlns:w16du="http://schemas.microsoft.com/office/word/2023/wordml/word16du" xmlns:wne="http://schemas.microsoft.com/office/word/2006/wordml" mc:Ignorable="w14 w15 w16se w16cid w16 w16cex w16sdtdh w16sdtfl w16du wp14">
   <w:endnote w:type="separator" w:id="-1">
     <w:p>
       <w:r>
@@ -23206,7 +23391,7 @@
 </file>
 
 <file path=word/footer1.xml><?xml version="1.0" encoding="utf-8"?>
-<w:ftr xmlns:wpc="http://schemas.microsoft.com/office/word/2010/wordprocessingCanvas" xmlns:cx="http://schemas.microsoft.com/office/drawing/2014/chartex" xmlns:cx1="http://schemas.microsoft.com/office/drawing/2015/9/8/chartex" xmlns:cx2="http://schemas.microsoft.com/office/drawing/2015/10/21/chartex" xmlns:cx3="http://schemas.microsoft.com/office/drawing/2016/5/9/chartex" xmlns:cx4="http://schemas.microsoft.com/office/drawing/2016/5/10/chartex" xmlns:cx5="http://schemas.microsoft.com/office/drawing/2016/5/11/chartex" xmlns:cx6="http://schemas.microsoft.com/office/drawing/2016/5/12/chartex" xmlns:cx7="http://schemas.microsoft.com/office/drawing/2016/5/13/chartex" xmlns:cx8="http://schemas.microsoft.com/office/drawing/2016/5/14/chartex" xmlns:mc="http://schemas.openxmlformats.org/markup-compatibility/2006" xmlns:m="http://schemas.openxmlformats.org/officeDocument/2006/math" xmlns:aink="http://schemas.microsoft.com/office/drawing/2016/ink" xmlns:am3d="http://schemas.microsoft.com/office/drawing/2017/model3d" xmlns:oel="http://schemas.microsoft.com/office/2019/extlst" xmlns:r="http://schemas.openxmlformats.org/officeDocument/2006/relationships" xmlns:wp14="http://schemas.microsoft.com/office/word/2010/wordprocessingDrawing" xmlns:wp="http://schemas.openxmlformats.org/drawingml/2006/wordprocessingDrawing" xmlns:wpg="http://schemas.microsoft.com/office/word/2010/wordprocessingGroup" xmlns:wpi="http://schemas.microsoft.com/office/word/2010/wordprocessingInk" xmlns:wps="http://schemas.microsoft.com/office/word/2010/wordprocessingShape" xmlns:o="urn:schemas-microsoft-com:office:office" xmlns:v="urn:schemas-microsoft-com:vml" xmlns:w10="urn:schemas-microsoft-com:office:word" xmlns:w="http://schemas.openxmlformats.org/wordprocessingml/2006/main" xmlns:w14="http://schemas.microsoft.com/office/word/2010/wordml" xmlns:w15="http://schemas.microsoft.com/office/word/2012/wordml" xmlns:w16cex="http://schemas.microsoft.com/office/word/2018/wordml/cex" xmlns:w16cid="http://schemas.microsoft.com/office/word/2016/wordml/cid" xmlns:w16="http://schemas.microsoft.com/office/word/2018/wordml" xmlns:w16sdtdh="http://schemas.microsoft.com/office/word/2020/wordml/sdtdatahash" xmlns:w16sdtfl="http://schemas.microsoft.com/office/word/2024/wordml/sdtformatlock" xmlns:w16se="http://schemas.microsoft.com/office/word/2015/wordml/symex" xmlns:w16du="http://schemas.microsoft.com/office/word/2023/wordml/word16du" xmlns:wne="http://schemas.microsoft.com/office/word/2006/wordml" mc:Ignorable="w14 w15 w16se w16cid w16 w16cex w16sdtdh w16sdtfl w16du wp14">
+<w:ftr xmlns:wpc="http://schemas.microsoft.com/office/word/2010/wordprocessingCanvas" xmlns:cx="http://schemas.microsoft.com/office/drawing/2014/chartex" xmlns:cx1="http://schemas.microsoft.com/office/drawing/2015/9/8/chartex" xmlns:cx2="http://schemas.microsoft.com/office/drawing/2015/10/21/chartex" xmlns:cx3="http://schemas.microsoft.com/office/drawing/2016/5/9/chartex" xmlns:cx4="http://schemas.microsoft.com/office/drawing/2016/5/10/chartex" xmlns:cx5="http://schemas.microsoft.com/office/drawing/2016/5/11/chartex" xmlns:cx6="http://schemas.microsoft.com/office/drawing/2016/5/12/chartex" xmlns:cx7="http://schemas.microsoft.com/office/drawing/2016/5/13/chartex" xmlns:cx8="http://schemas.microsoft.com/office/drawing/2016/5/14/chartex" xmlns:mc="http://schemas.openxmlformats.org/markup-compatibility/2006" xmlns:m="http://schemas.openxmlformats.org/officeDocument/2006/math" xmlns:aink="http://schemas.microsoft.com/office/drawing/2016/ink" xmlns:am3d="http://schemas.microsoft.com/office/drawing/2017/model3d" xmlns:oel="http://schemas.microsoft.com/office/2019/extlst" xmlns:r="http://schemas.openxmlformats.org/officeDocument/2006/relationships" xmlns:wp14="http://schemas.microsoft.com/office/word/2010/wordprocessingDrawing" xmlns:wp="http://schemas.openxmlformats.org/drawingml/2006/wordprocessingDrawing" xmlns:wpg="http://schemas.microsoft.com/office/word/2010/wordprocessingGroup" xmlns:wpi="http://schemas.microsoft.com/office/word/2010/wordprocessingInk" xmlns:wps="http://schemas.microsoft.com/office/word/2010/wordprocessingShape" xmlns:o="urn:schemas-microsoft-com:office:office" xmlns:v="urn:schemas-microsoft-com:vml" xmlns:w10="urn:schemas-microsoft-com:office:word" xmlns:w="http://schemas.openxmlformats.org/wordprocessingml/2006/main" xmlns:w14="http://schemas.microsoft.com/office/word/2010/wordml" xmlns:w15="http://schemas.microsoft.com/office/word/2012/wordml" xmlns:w16cei="http://schemas.microsoft.com/office/word/2026/wordml/cei" xmlns:w16cex="http://schemas.microsoft.com/office/word/2018/wordml/cex" xmlns:w16cid="http://schemas.microsoft.com/office/word/2016/wordml/cid" xmlns:w16="http://schemas.microsoft.com/office/word/2018/wordml" xmlns:w16sdtdh="http://schemas.microsoft.com/office/word/2020/wordml/sdtdatahash" xmlns:w16sdtfl="http://schemas.microsoft.com/office/word/2024/wordml/sdtformatlock" xmlns:w16se="http://schemas.microsoft.com/office/word/2015/wordml/symex" xmlns:w16du="http://schemas.microsoft.com/office/word/2023/wordml/word16du" xmlns:wne="http://schemas.microsoft.com/office/word/2006/wordml" mc:Ignorable="w14 w15 w16se w16cid w16 w16cex w16sdtdh w16sdtfl w16du wp14">
   <w:p>
     <w:pPr>
       <w:pStyle w:val="Pgina"/>
@@ -23234,7 +23419,7 @@
 </file>
 
 <file path=word/footer2.xml><?xml version="1.0" encoding="utf-8"?>
-<w:ftr xmlns:wpc="http://schemas.microsoft.com/office/word/2010/wordprocessingCanvas" xmlns:cx="http://schemas.microsoft.com/office/drawing/2014/chartex" xmlns:cx1="http://schemas.microsoft.com/office/drawing/2015/9/8/chartex" xmlns:cx2="http://schemas.microsoft.com/office/drawing/2015/10/21/chartex" xmlns:cx3="http://schemas.microsoft.com/office/drawing/2016/5/9/chartex" xmlns:cx4="http://schemas.microsoft.com/office/drawing/2016/5/10/chartex" xmlns:cx5="http://schemas.microsoft.com/office/drawing/2016/5/11/chartex" xmlns:cx6="http://schemas.microsoft.com/office/drawing/2016/5/12/chartex" xmlns:cx7="http://schemas.microsoft.com/office/drawing/2016/5/13/chartex" xmlns:cx8="http://schemas.microsoft.com/office/drawing/2016/5/14/chartex" xmlns:mc="http://schemas.openxmlformats.org/markup-compatibility/2006" xmlns:m="http://schemas.openxmlformats.org/officeDocument/2006/math" xmlns:aink="http://schemas.microsoft.com/office/drawing/2016/ink" xmlns:am3d="http://schemas.microsoft.com/office/drawing/2017/model3d" xmlns:oel="http://schemas.microsoft.com/office/2019/extlst" xmlns:r="http://schemas.openxmlformats.org/officeDocument/2006/relationships" xmlns:wp14="http://schemas.microsoft.com/office/word/2010/wordprocessingDrawing" xmlns:wp="http://schemas.openxmlformats.org/drawingml/2006/wordprocessingDrawing" xmlns:wpg="http://schemas.microsoft.com/office/word/2010/wordprocessingGroup" xmlns:wpi="http://schemas.microsoft.com/office/word/2010/wordprocessingInk" xmlns:wps="http://schemas.microsoft.com/office/word/2010/wordprocessingShape" xmlns:o="urn:schemas-microsoft-com:office:office" xmlns:v="urn:schemas-microsoft-com:vml" xmlns:w10="urn:schemas-microsoft-com:office:word" xmlns:w="http://schemas.openxmlformats.org/wordprocessingml/2006/main" xmlns:w14="http://schemas.microsoft.com/office/word/2010/wordml" xmlns:w15="http://schemas.microsoft.com/office/word/2012/wordml" xmlns:w16cex="http://schemas.microsoft.com/office/word/2018/wordml/cex" xmlns:w16cid="http://schemas.microsoft.com/office/word/2016/wordml/cid" xmlns:w16="http://schemas.microsoft.com/office/word/2018/wordml" xmlns:w16sdtdh="http://schemas.microsoft.com/office/word/2020/wordml/sdtdatahash" xmlns:w16sdtfl="http://schemas.microsoft.com/office/word/2024/wordml/sdtformatlock" xmlns:w16se="http://schemas.microsoft.com/office/word/2015/wordml/symex" xmlns:w16du="http://schemas.microsoft.com/office/word/2023/wordml/word16du" xmlns:wne="http://schemas.microsoft.com/office/word/2006/wordml" mc:Ignorable="w14 w15 w16se w16cid w16 w16cex w16sdtdh w16sdtfl w16du wp14">
+<w:ftr xmlns:wpc="http://schemas.microsoft.com/office/word/2010/wordprocessingCanvas" xmlns:cx="http://schemas.microsoft.com/office/drawing/2014/chartex" xmlns:cx1="http://schemas.microsoft.com/office/drawing/2015/9/8/chartex" xmlns:cx2="http://schemas.microsoft.com/office/drawing/2015/10/21/chartex" xmlns:cx3="http://schemas.microsoft.com/office/drawing/2016/5/9/chartex" xmlns:cx4="http://schemas.microsoft.com/office/drawing/2016/5/10/chartex" xmlns:cx5="http://schemas.microsoft.com/office/drawing/2016/5/11/chartex" xmlns:cx6="http://schemas.microsoft.com/office/drawing/2016/5/12/chartex" xmlns:cx7="http://schemas.microsoft.com/office/drawing/2016/5/13/chartex" xmlns:cx8="http://schemas.microsoft.com/office/drawing/2016/5/14/chartex" xmlns:mc="http://schemas.openxmlformats.org/markup-compatibility/2006" xmlns:m="http://schemas.openxmlformats.org/officeDocument/2006/math" xmlns:aink="http://schemas.microsoft.com/office/drawing/2016/ink" xmlns:am3d="http://schemas.microsoft.com/office/drawing/2017/model3d" xmlns:oel="http://schemas.microsoft.com/office/2019/extlst" xmlns:r="http://schemas.openxmlformats.org/officeDocument/2006/relationships" xmlns:wp14="http://schemas.microsoft.com/office/word/2010/wordprocessingDrawing" xmlns:wp="http://schemas.openxmlformats.org/drawingml/2006/wordprocessingDrawing" xmlns:wpg="http://schemas.microsoft.com/office/word/2010/wordprocessingGroup" xmlns:wpi="http://schemas.microsoft.com/office/word/2010/wordprocessingInk" xmlns:wps="http://schemas.microsoft.com/office/word/2010/wordprocessingShape" xmlns:o="urn:schemas-microsoft-com:office:office" xmlns:v="urn:schemas-microsoft-com:vml" xmlns:w10="urn:schemas-microsoft-com:office:word" xmlns:w="http://schemas.openxmlformats.org/wordprocessingml/2006/main" xmlns:w14="http://schemas.microsoft.com/office/word/2010/wordml" xmlns:w15="http://schemas.microsoft.com/office/word/2012/wordml" xmlns:w16cei="http://schemas.microsoft.com/office/word/2026/wordml/cei" xmlns:w16cex="http://schemas.microsoft.com/office/word/2018/wordml/cex" xmlns:w16cid="http://schemas.microsoft.com/office/word/2016/wordml/cid" xmlns:w16="http://schemas.microsoft.com/office/word/2018/wordml" xmlns:w16sdtdh="http://schemas.microsoft.com/office/word/2020/wordml/sdtdatahash" xmlns:w16sdtfl="http://schemas.microsoft.com/office/word/2024/wordml/sdtformatlock" xmlns:w16se="http://schemas.microsoft.com/office/word/2015/wordml/symex" xmlns:w16du="http://schemas.microsoft.com/office/word/2023/wordml/word16du" xmlns:wne="http://schemas.microsoft.com/office/word/2006/wordml" mc:Ignorable="w14 w15 w16se w16cid w16 w16cex w16sdtdh w16sdtfl w16du wp14">
   <w:p>
     <w:pPr>
       <w:pStyle w:val="Footer"/>
@@ -23250,7 +23435,7 @@
 </file>
 
 <file path=word/footer3.xml><?xml version="1.0" encoding="utf-8"?>
-<w:ftr xmlns:wpc="http://schemas.microsoft.com/office/word/2010/wordprocessingCanvas" xmlns:cx="http://schemas.microsoft.com/office/drawing/2014/chartex" xmlns:cx1="http://schemas.microsoft.com/office/drawing/2015/9/8/chartex" xmlns:cx2="http://schemas.microsoft.com/office/drawing/2015/10/21/chartex" xmlns:cx3="http://schemas.microsoft.com/office/drawing/2016/5/9/chartex" xmlns:cx4="http://schemas.microsoft.com/office/drawing/2016/5/10/chartex" xmlns:cx5="http://schemas.microsoft.com/office/drawing/2016/5/11/chartex" xmlns:cx6="http://schemas.microsoft.com/office/drawing/2016/5/12/chartex" xmlns:cx7="http://schemas.microsoft.com/office/drawing/2016/5/13/chartex" xmlns:cx8="http://schemas.microsoft.com/office/drawing/2016/5/14/chartex" xmlns:mc="http://schemas.openxmlformats.org/markup-compatibility/2006" xmlns:m="http://schemas.openxmlformats.org/officeDocument/2006/math" xmlns:aink="http://schemas.microsoft.com/office/drawing/2016/ink" xmlns:am3d="http://schemas.microsoft.com/office/drawing/2017/model3d" xmlns:oel="http://schemas.microsoft.com/office/2019/extlst" xmlns:r="http://schemas.openxmlformats.org/officeDocument/2006/relationships" xmlns:wp14="http://schemas.microsoft.com/office/word/2010/wordprocessingDrawing" xmlns:wp="http://schemas.openxmlformats.org/drawingml/2006/wordprocessingDrawing" xmlns:wpg="http://schemas.microsoft.com/office/word/2010/wordprocessingGroup" xmlns:wpi="http://schemas.microsoft.com/office/word/2010/wordprocessingInk" xmlns:wps="http://schemas.microsoft.com/office/word/2010/wordprocessingShape" xmlns:o="urn:schemas-microsoft-com:office:office" xmlns:v="urn:schemas-microsoft-com:vml" xmlns:w10="urn:schemas-microsoft-com:office:word" xmlns:w="http://schemas.openxmlformats.org/wordprocessingml/2006/main" xmlns:w14="http://schemas.microsoft.com/office/word/2010/wordml" xmlns:w15="http://schemas.microsoft.com/office/word/2012/wordml" xmlns:w16cex="http://schemas.microsoft.com/office/word/2018/wordml/cex" xmlns:w16cid="http://schemas.microsoft.com/office/word/2016/wordml/cid" xmlns:w16="http://schemas.microsoft.com/office/word/2018/wordml" xmlns:w16sdtdh="http://schemas.microsoft.com/office/word/2020/wordml/sdtdatahash" xmlns:w16sdtfl="http://schemas.microsoft.com/office/word/2024/wordml/sdtformatlock" xmlns:w16se="http://schemas.microsoft.com/office/word/2015/wordml/symex" xmlns:w16du="http://schemas.microsoft.com/office/word/2023/wordml/word16du" xmlns:wne="http://schemas.microsoft.com/office/word/2006/wordml" mc:Ignorable="w14 w15 w16se w16cid w16 w16cex w16sdtdh w16sdtfl w16du wp14">
+<w:ftr xmlns:wpc="http://schemas.microsoft.com/office/word/2010/wordprocessingCanvas" xmlns:cx="http://schemas.microsoft.com/office/drawing/2014/chartex" xmlns:cx1="http://schemas.microsoft.com/office/drawing/2015/9/8/chartex" xmlns:cx2="http://schemas.microsoft.com/office/drawing/2015/10/21/chartex" xmlns:cx3="http://schemas.microsoft.com/office/drawing/2016/5/9/chartex" xmlns:cx4="http://schemas.microsoft.com/office/drawing/2016/5/10/chartex" xmlns:cx5="http://schemas.microsoft.com/office/drawing/2016/5/11/chartex" xmlns:cx6="http://schemas.microsoft.com/office/drawing/2016/5/12/chartex" xmlns:cx7="http://schemas.microsoft.com/office/drawing/2016/5/13/chartex" xmlns:cx8="http://schemas.microsoft.com/office/drawing/2016/5/14/chartex" xmlns:mc="http://schemas.openxmlformats.org/markup-compatibility/2006" xmlns:m="http://schemas.openxmlformats.org/officeDocument/2006/math" xmlns:aink="http://schemas.microsoft.com/office/drawing/2016/ink" xmlns:am3d="http://schemas.microsoft.com/office/drawing/2017/model3d" xmlns:oel="http://schemas.microsoft.com/office/2019/extlst" xmlns:r="http://schemas.openxmlformats.org/officeDocument/2006/relationships" xmlns:wp14="http://schemas.microsoft.com/office/word/2010/wordprocessingDrawing" xmlns:wp="http://schemas.openxmlformats.org/drawingml/2006/wordprocessingDrawing" xmlns:wpg="http://schemas.microsoft.com/office/word/2010/wordprocessingGroup" xmlns:wpi="http://schemas.microsoft.com/office/word/2010/wordprocessingInk" xmlns:wps="http://schemas.microsoft.com/office/word/2010/wordprocessingShape" xmlns:o="urn:schemas-microsoft-com:office:office" xmlns:v="urn:schemas-microsoft-com:vml" xmlns:w10="urn:schemas-microsoft-com:office:word" xmlns:w="http://schemas.openxmlformats.org/wordprocessingml/2006/main" xmlns:w14="http://schemas.microsoft.com/office/word/2010/wordml" xmlns:w15="http://schemas.microsoft.com/office/word/2012/wordml" xmlns:w16cei="http://schemas.microsoft.com/office/word/2026/wordml/cei" xmlns:w16cex="http://schemas.microsoft.com/office/word/2018/wordml/cex" xmlns:w16cid="http://schemas.microsoft.com/office/word/2016/wordml/cid" xmlns:w16="http://schemas.microsoft.com/office/word/2018/wordml" xmlns:w16sdtdh="http://schemas.microsoft.com/office/word/2020/wordml/sdtdatahash" xmlns:w16sdtfl="http://schemas.microsoft.com/office/word/2024/wordml/sdtformatlock" xmlns:w16se="http://schemas.microsoft.com/office/word/2015/wordml/symex" xmlns:w16du="http://schemas.microsoft.com/office/word/2023/wordml/word16du" xmlns:wne="http://schemas.microsoft.com/office/word/2006/wordml" mc:Ignorable="w14 w15 w16se w16cid w16 w16cex w16sdtdh w16sdtfl w16du wp14">
   <w:p>
     <w:pPr>
       <w:pStyle w:val="Pgina"/>
@@ -23278,7 +23463,7 @@
 </file>
 
 <file path=word/footnotes.xml><?xml version="1.0" encoding="utf-8"?>
-<w:footnotes xmlns:wpc="http://schemas.microsoft.com/office/word/2010/wordprocessingCanvas" xmlns:cx="http://schemas.microsoft.com/office/drawing/2014/chartex" xmlns:cx1="http://schemas.microsoft.com/office/drawing/2015/9/8/chartex" xmlns:cx2="http://schemas.microsoft.com/office/drawing/2015/10/21/chartex" xmlns:cx3="http://schemas.microsoft.com/office/drawing/2016/5/9/chartex" xmlns:cx4="http://schemas.microsoft.com/office/drawing/2016/5/10/chartex" xmlns:cx5="http://schemas.microsoft.com/office/drawing/2016/5/11/chartex" xmlns:cx6="http://schemas.microsoft.com/office/drawing/2016/5/12/chartex" xmlns:cx7="http://schemas.microsoft.com/office/drawing/2016/5/13/chartex" xmlns:cx8="http://schemas.microsoft.com/office/drawing/2016/5/14/chartex" xmlns:mc="http://schemas.openxmlformats.org/markup-compatibility/2006" xmlns:m="http://schemas.openxmlformats.org/officeDocument/2006/math" xmlns:aink="http://schemas.microsoft.com/office/drawing/2016/ink" xmlns:am3d="http://schemas.microsoft.com/office/drawing/2017/model3d" xmlns:oel="http://schemas.microsoft.com/office/2019/extlst" xmlns:r="http://schemas.openxmlformats.org/officeDocument/2006/relationships" xmlns:wp14="http://schemas.microsoft.com/office/word/2010/wordprocessingDrawing" xmlns:wp="http://schemas.openxmlformats.org/drawingml/2006/wordprocessingDrawing" xmlns:wpg="http://schemas.microsoft.com/office/word/2010/wordprocessingGroup" xmlns:wpi="http://schemas.microsoft.com/office/word/2010/wordprocessingInk" xmlns:wps="http://schemas.microsoft.com/office/word/2010/wordprocessingShape" xmlns:o="urn:schemas-microsoft-com:office:office" xmlns:v="urn:schemas-microsoft-com:vml" xmlns:w10="urn:schemas-microsoft-com:office:word" xmlns:w="http://schemas.openxmlformats.org/wordprocessingml/2006/main" xmlns:w14="http://schemas.microsoft.com/office/word/2010/wordml" xmlns:w15="http://schemas.microsoft.com/office/word/2012/wordml" xmlns:w16cex="http://schemas.microsoft.com/office/word/2018/wordml/cex" xmlns:w16cid="http://schemas.microsoft.com/office/word/2016/wordml/cid" xmlns:w16="http://schemas.microsoft.com/office/word/2018/wordml" xmlns:w16sdtdh="http://schemas.microsoft.com/office/word/2020/wordml/sdtdatahash" xmlns:w16sdtfl="http://schemas.microsoft.com/office/word/2024/wordml/sdtformatlock" xmlns:w16se="http://schemas.microsoft.com/office/word/2015/wordml/symex" xmlns:w16du="http://schemas.microsoft.com/office/word/2023/wordml/word16du" xmlns:wne="http://schemas.microsoft.com/office/word/2006/wordml" mc:Ignorable="w14 w15 w16se w16cid w16 w16cex w16sdtdh w16sdtfl w16du wp14">
+<w:footnotes xmlns:wpc="http://schemas.microsoft.com/office/word/2010/wordprocessingCanvas" xmlns:cx="http://schemas.microsoft.com/office/drawing/2014/chartex" xmlns:cx1="http://schemas.microsoft.com/office/drawing/2015/9/8/chartex" xmlns:cx2="http://schemas.microsoft.com/office/drawing/2015/10/21/chartex" xmlns:cx3="http://schemas.microsoft.com/office/drawing/2016/5/9/chartex" xmlns:cx4="http://schemas.microsoft.com/office/drawing/2016/5/10/chartex" xmlns:cx5="http://schemas.microsoft.com/office/drawing/2016/5/11/chartex" xmlns:cx6="http://schemas.microsoft.com/office/drawing/2016/5/12/chartex" xmlns:cx7="http://schemas.microsoft.com/office/drawing/2016/5/13/chartex" xmlns:cx8="http://schemas.microsoft.com/office/drawing/2016/5/14/chartex" xmlns:mc="http://schemas.openxmlformats.org/markup-compatibility/2006" xmlns:m="http://schemas.openxmlformats.org/officeDocument/2006/math" xmlns:aink="http://schemas.microsoft.com/office/drawing/2016/ink" xmlns:am3d="http://schemas.microsoft.com/office/drawing/2017/model3d" xmlns:oel="http://schemas.microsoft.com/office/2019/extlst" xmlns:r="http://schemas.openxmlformats.org/officeDocument/2006/relationships" xmlns:wp14="http://schemas.microsoft.com/office/word/2010/wordprocessingDrawing" xmlns:wp="http://schemas.openxmlformats.org/drawingml/2006/wordprocessingDrawing" xmlns:wpg="http://schemas.microsoft.com/office/word/2010/wordprocessingGroup" xmlns:wpi="http://schemas.microsoft.com/office/word/2010/wordprocessingInk" xmlns:wps="http://schemas.microsoft.com/office/word/2010/wordprocessingShape" xmlns:o="urn:schemas-microsoft-com:office:office" xmlns:v="urn:schemas-microsoft-com:vml" xmlns:w10="urn:schemas-microsoft-com:office:word" xmlns:w="http://schemas.openxmlformats.org/wordprocessingml/2006/main" xmlns:w14="http://schemas.microsoft.com/office/word/2010/wordml" xmlns:w15="http://schemas.microsoft.com/office/word/2012/wordml" xmlns:w16cei="http://schemas.microsoft.com/office/word/2026/wordml/cei" xmlns:w16cex="http://schemas.microsoft.com/office/word/2018/wordml/cex" xmlns:w16cid="http://schemas.microsoft.com/office/word/2016/wordml/cid" xmlns:w16="http://schemas.microsoft.com/office/word/2018/wordml" xmlns:w16sdtdh="http://schemas.microsoft.com/office/word/2020/wordml/sdtdatahash" xmlns:w16sdtfl="http://schemas.microsoft.com/office/word/2024/wordml/sdtformatlock" xmlns:w16se="http://schemas.microsoft.com/office/word/2015/wordml/symex" xmlns:w16du="http://schemas.microsoft.com/office/word/2023/wordml/word16du" xmlns:wne="http://schemas.microsoft.com/office/word/2006/wordml" mc:Ignorable="w14 w15 w16se w16cid w16 w16cex w16sdtdh w16sdtfl w16du wp14">
   <w:footnote w:type="separator" w:id="-1">
     <w:p>
       <w:r>
@@ -23297,7 +23482,7 @@
 </file>
 
 <file path=word/header1.xml><?xml version="1.0" encoding="utf-8"?>
-<w:hdr xmlns:wpc="http://schemas.microsoft.com/office/word/2010/wordprocessingCanvas" xmlns:cx="http://schemas.microsoft.com/office/drawing/2014/chartex" xmlns:cx1="http://schemas.microsoft.com/office/drawing/2015/9/8/chartex" xmlns:cx2="http://schemas.microsoft.com/office/drawing/2015/10/21/chartex" xmlns:cx3="http://schemas.microsoft.com/office/drawing/2016/5/9/chartex" xmlns:cx4="http://schemas.microsoft.com/office/drawing/2016/5/10/chartex" xmlns:cx5="http://schemas.microsoft.com/office/drawing/2016/5/11/chartex" xmlns:cx6="http://schemas.microsoft.com/office/drawing/2016/5/12/chartex" xmlns:cx7="http://schemas.microsoft.com/office/drawing/2016/5/13/chartex" xmlns:cx8="http://schemas.microsoft.com/office/drawing/2016/5/14/chartex" xmlns:mc="http://schemas.openxmlformats.org/markup-compatibility/2006" xmlns:m="http://schemas.openxmlformats.org/officeDocument/2006/math" xmlns:aink="http://schemas.microsoft.com/office/drawing/2016/ink" xmlns:am3d="http://schemas.microsoft.com/office/drawing/2017/model3d" xmlns:oel="http://schemas.microsoft.com/office/2019/extlst" xmlns:r="http://schemas.openxmlformats.org/officeDocument/2006/relationships" xmlns:wp14="http://schemas.microsoft.com/office/word/2010/wordprocessingDrawing" xmlns:wp="http://schemas.openxmlformats.org/drawingml/2006/wordprocessingDrawing" xmlns:wpg="http://schemas.microsoft.com/office/word/2010/wordprocessingGroup" xmlns:wpi="http://schemas.microsoft.com/office/word/2010/wordprocessingInk" xmlns:wps="http://schemas.microsoft.com/office/word/2010/wordprocessingShape" xmlns:o="urn:schemas-microsoft-com:office:office" xmlns:v="urn:schemas-microsoft-com:vml" xmlns:w10="urn:schemas-microsoft-com:office:word" xmlns:w="http://schemas.openxmlformats.org/wordprocessingml/2006/main" xmlns:w14="http://schemas.microsoft.com/office/word/2010/wordml" xmlns:w15="http://schemas.microsoft.com/office/word/2012/wordml" xmlns:w16cex="http://schemas.microsoft.com/office/word/2018/wordml/cex" xmlns:w16cid="http://schemas.microsoft.com/office/word/2016/wordml/cid" xmlns:w16="http://schemas.microsoft.com/office/word/2018/wordml" xmlns:w16sdtdh="http://schemas.microsoft.com/office/word/2020/wordml/sdtdatahash" xmlns:w16sdtfl="http://schemas.microsoft.com/office/word/2024/wordml/sdtformatlock" xmlns:w16se="http://schemas.microsoft.com/office/word/2015/wordml/symex" xmlns:w16du="http://schemas.microsoft.com/office/word/2023/wordml/word16du" xmlns:wne="http://schemas.microsoft.com/office/word/2006/wordml" mc:Ignorable="w14 w15 w16se w16cid w16 w16cex w16sdtdh w16sdtfl w16du wp14">
+<w:hdr xmlns:wpc="http://schemas.microsoft.com/office/word/2010/wordprocessingCanvas" xmlns:cx="http://schemas.microsoft.com/office/drawing/2014/chartex" xmlns:cx1="http://schemas.microsoft.com/office/drawing/2015/9/8/chartex" xmlns:cx2="http://schemas.microsoft.com/office/drawing/2015/10/21/chartex" xmlns:cx3="http://schemas.microsoft.com/office/drawing/2016/5/9/chartex" xmlns:cx4="http://schemas.microsoft.com/office/drawing/2016/5/10/chartex" xmlns:cx5="http://schemas.microsoft.com/office/drawing/2016/5/11/chartex" xmlns:cx6="http://schemas.microsoft.com/office/drawing/2016/5/12/chartex" xmlns:cx7="http://schemas.microsoft.com/office/drawing/2016/5/13/chartex" xmlns:cx8="http://schemas.microsoft.com/office/drawing/2016/5/14/chartex" xmlns:mc="http://schemas.openxmlformats.org/markup-compatibility/2006" xmlns:m="http://schemas.openxmlformats.org/officeDocument/2006/math" xmlns:aink="http://schemas.microsoft.com/office/drawing/2016/ink" xmlns:am3d="http://schemas.microsoft.com/office/drawing/2017/model3d" xmlns:oel="http://schemas.microsoft.com/office/2019/extlst" xmlns:r="http://schemas.openxmlformats.org/officeDocument/2006/relationships" xmlns:wp14="http://schemas.microsoft.com/office/word/2010/wordprocessingDrawing" xmlns:wp="http://schemas.openxmlformats.org/drawingml/2006/wordprocessingDrawing" xmlns:wpg="http://schemas.microsoft.com/office/word/2010/wordprocessingGroup" xmlns:wpi="http://schemas.microsoft.com/office/word/2010/wordprocessingInk" xmlns:wps="http://schemas.microsoft.com/office/word/2010/wordprocessingShape" xmlns:o="urn:schemas-microsoft-com:office:office" xmlns:v="urn:schemas-microsoft-com:vml" xmlns:w10="urn:schemas-microsoft-com:office:word" xmlns:w="http://schemas.openxmlformats.org/wordprocessingml/2006/main" xmlns:w14="http://schemas.microsoft.com/office/word/2010/wordml" xmlns:w15="http://schemas.microsoft.com/office/word/2012/wordml" xmlns:w16cei="http://schemas.microsoft.com/office/word/2026/wordml/cei" xmlns:w16cex="http://schemas.microsoft.com/office/word/2018/wordml/cex" xmlns:w16cid="http://schemas.microsoft.com/office/word/2016/wordml/cid" xmlns:w16="http://schemas.microsoft.com/office/word/2018/wordml" xmlns:w16sdtdh="http://schemas.microsoft.com/office/word/2020/wordml/sdtdatahash" xmlns:w16sdtfl="http://schemas.microsoft.com/office/word/2024/wordml/sdtformatlock" xmlns:w16se="http://schemas.microsoft.com/office/word/2015/wordml/symex" xmlns:w16du="http://schemas.microsoft.com/office/word/2023/wordml/word16du" xmlns:wne="http://schemas.microsoft.com/office/word/2006/wordml" mc:Ignorable="w14 w15 w16se w16cid w16 w16cex w16sdtdh w16sdtfl w16du wp14">
   <w:p>
     <w:pPr>
       <w:pStyle w:val="Header"/>
@@ -23340,7 +23525,7 @@
 </file>
 
 <file path=word/header2.xml><?xml version="1.0" encoding="utf-8"?>
-<w:hdr xmlns:wpc="http://schemas.microsoft.com/office/word/2010/wordprocessingCanvas" xmlns:cx="http://schemas.microsoft.com/office/drawing/2014/chartex" xmlns:cx1="http://schemas.microsoft.com/office/drawing/2015/9/8/chartex" xmlns:cx2="http://schemas.microsoft.com/office/drawing/2015/10/21/chartex" xmlns:cx3="http://schemas.microsoft.com/office/drawing/2016/5/9/chartex" xmlns:cx4="http://schemas.microsoft.com/office/drawing/2016/5/10/chartex" xmlns:cx5="http://schemas.microsoft.com/office/drawing/2016/5/11/chartex" xmlns:cx6="http://schemas.microsoft.com/office/drawing/2016/5/12/chartex" xmlns:cx7="http://schemas.microsoft.com/office/drawing/2016/5/13/chartex" xmlns:cx8="http://schemas.microsoft.com/office/drawing/2016/5/14/chartex" xmlns:mc="http://schemas.openxmlformats.org/markup-compatibility/2006" xmlns:m="http://schemas.openxmlformats.org/officeDocument/2006/math" xmlns:aink="http://schemas.microsoft.com/office/drawing/2016/ink" xmlns:am3d="http://schemas.microsoft.com/office/drawing/2017/model3d" xmlns:oel="http://schemas.microsoft.com/office/2019/extlst" xmlns:r="http://schemas.openxmlformats.org/officeDocument/2006/relationships" xmlns:wp14="http://schemas.microsoft.com/office/word/2010/wordprocessingDrawing" xmlns:wp="http://schemas.openxmlformats.org/drawingml/2006/wordprocessingDrawing" xmlns:wpg="http://schemas.microsoft.com/office/word/2010/wordprocessingGroup" xmlns:wpi="http://schemas.microsoft.com/office/word/2010/wordprocessingInk" xmlns:wps="http://schemas.microsoft.com/office/word/2010/wordprocessingShape" xmlns:o="urn:schemas-microsoft-com:office:office" xmlns:v="urn:schemas-microsoft-com:vml" xmlns:w10="urn:schemas-microsoft-com:office:word" xmlns:w="http://schemas.openxmlformats.org/wordprocessingml/2006/main" xmlns:w14="http://schemas.microsoft.com/office/word/2010/wordml" xmlns:w15="http://schemas.microsoft.com/office/word/2012/wordml" xmlns:w16cex="http://schemas.microsoft.com/office/word/2018/wordml/cex" xmlns:w16cid="http://schemas.microsoft.com/office/word/2016/wordml/cid" xmlns:w16="http://schemas.microsoft.com/office/word/2018/wordml" xmlns:w16sdtdh="http://schemas.microsoft.com/office/word/2020/wordml/sdtdatahash" xmlns:w16sdtfl="http://schemas.microsoft.com/office/word/2024/wordml/sdtformatlock" xmlns:w16se="http://schemas.microsoft.com/office/word/2015/wordml/symex" xmlns:w16du="http://schemas.microsoft.com/office/word/2023/wordml/word16du" xmlns:wne="http://schemas.microsoft.com/office/word/2006/wordml" mc:Ignorable="w14 w15 w16se w16cid w16 w16cex w16sdtdh w16sdtfl w16du wp14">
+<w:hdr xmlns:wpc="http://schemas.microsoft.com/office/word/2010/wordprocessingCanvas" xmlns:cx="http://schemas.microsoft.com/office/drawing/2014/chartex" xmlns:cx1="http://schemas.microsoft.com/office/drawing/2015/9/8/chartex" xmlns:cx2="http://schemas.microsoft.com/office/drawing/2015/10/21/chartex" xmlns:cx3="http://schemas.microsoft.com/office/drawing/2016/5/9/chartex" xmlns:cx4="http://schemas.microsoft.com/office/drawing/2016/5/10/chartex" xmlns:cx5="http://schemas.microsoft.com/office/drawing/2016/5/11/chartex" xmlns:cx6="http://schemas.microsoft.com/office/drawing/2016/5/12/chartex" xmlns:cx7="http://schemas.microsoft.com/office/drawing/2016/5/13/chartex" xmlns:cx8="http://schemas.microsoft.com/office/drawing/2016/5/14/chartex" xmlns:mc="http://schemas.openxmlformats.org/markup-compatibility/2006" xmlns:m="http://schemas.openxmlformats.org/officeDocument/2006/math" xmlns:aink="http://schemas.microsoft.com/office/drawing/2016/ink" xmlns:am3d="http://schemas.microsoft.com/office/drawing/2017/model3d" xmlns:oel="http://schemas.microsoft.com/office/2019/extlst" xmlns:r="http://schemas.openxmlformats.org/officeDocument/2006/relationships" xmlns:wp14="http://schemas.microsoft.com/office/word/2010/wordprocessingDrawing" xmlns:wp="http://schemas.openxmlformats.org/drawingml/2006/wordprocessingDrawing" xmlns:wpg="http://schemas.microsoft.com/office/word/2010/wordprocessingGroup" xmlns:wpi="http://schemas.microsoft.com/office/word/2010/wordprocessingInk" xmlns:wps="http://schemas.microsoft.com/office/word/2010/wordprocessingShape" xmlns:o="urn:schemas-microsoft-com:office:office" xmlns:v="urn:schemas-microsoft-com:vml" xmlns:w10="urn:schemas-microsoft-com:office:word" xmlns:w="http://schemas.openxmlformats.org/wordprocessingml/2006/main" xmlns:w14="http://schemas.microsoft.com/office/word/2010/wordml" xmlns:w15="http://schemas.microsoft.com/office/word/2012/wordml" xmlns:w16cei="http://schemas.microsoft.com/office/word/2026/wordml/cei" xmlns:w16cex="http://schemas.microsoft.com/office/word/2018/wordml/cex" xmlns:w16cid="http://schemas.microsoft.com/office/word/2016/wordml/cid" xmlns:w16="http://schemas.microsoft.com/office/word/2018/wordml" xmlns:w16sdtdh="http://schemas.microsoft.com/office/word/2020/wordml/sdtdatahash" xmlns:w16sdtfl="http://schemas.microsoft.com/office/word/2024/wordml/sdtformatlock" xmlns:w16se="http://schemas.microsoft.com/office/word/2015/wordml/symex" xmlns:w16du="http://schemas.microsoft.com/office/word/2023/wordml/word16du" xmlns:wne="http://schemas.microsoft.com/office/word/2006/wordml" mc:Ignorable="w14 w15 w16se w16cid w16 w16cex w16sdtdh w16sdtfl w16du wp14">
   <w:p>
     <w:pPr>
       <w:pStyle w:val="Header"/>
@@ -23383,7 +23568,7 @@
 </file>
 
 <file path=word/numbering.xml><?xml version="1.0" encoding="utf-8"?>
-<w:numbering xmlns:wpc="http://schemas.microsoft.com/office/word/2010/wordprocessingCanvas" xmlns:cx="http://schemas.microsoft.com/office/drawing/2014/chartex" xmlns:cx1="http://schemas.microsoft.com/office/drawing/2015/9/8/chartex" xmlns:cx2="http://schemas.microsoft.com/office/drawing/2015/10/21/chartex" xmlns:cx3="http://schemas.microsoft.com/office/drawing/2016/5/9/chartex" xmlns:cx4="http://schemas.microsoft.com/office/drawing/2016/5/10/chartex" xmlns:cx5="http://schemas.microsoft.com/office/drawing/2016/5/11/chartex" xmlns:cx6="http://schemas.microsoft.com/office/drawing/2016/5/12/chartex" xmlns:cx7="http://schemas.microsoft.com/office/drawing/2016/5/13/chartex" xmlns:cx8="http://schemas.microsoft.com/office/drawing/2016/5/14/chartex" xmlns:mc="http://schemas.openxmlformats.org/markup-compatibility/2006" xmlns:m="http://schemas.openxmlformats.org/officeDocument/2006/math" xmlns:aink="http://schemas.microsoft.com/office/drawing/2016/ink" xmlns:am3d="http://schemas.microsoft.com/office/drawing/2017/model3d" xmlns:oel="http://schemas.microsoft.com/office/2019/extlst" xmlns:r="http://schemas.openxmlformats.org/officeDocument/2006/relationships" xmlns:wp14="http://schemas.microsoft.com/office/word/2010/wordprocessingDrawing" xmlns:wp="http://schemas.openxmlformats.org/drawingml/2006/wordprocessingDrawing" xmlns:wpg="http://schemas.microsoft.com/office/word/2010/wordprocessingGroup" xmlns:wpi="http://schemas.microsoft.com/office/word/2010/wordprocessingInk" xmlns:wps="http://schemas.microsoft.com/office/word/2010/wordprocessingShape" xmlns:o="urn:schemas-microsoft-com:office:office" xmlns:v="urn:schemas-microsoft-com:vml" xmlns:w10="urn:schemas-microsoft-com:office:word" xmlns:w="http://schemas.openxmlformats.org/wordprocessingml/2006/main" xmlns:w14="http://schemas.microsoft.com/office/word/2010/wordml" xmlns:w15="http://schemas.microsoft.com/office/word/2012/wordml" xmlns:w16cex="http://schemas.microsoft.com/office/word/2018/wordml/cex" xmlns:w16cid="http://schemas.microsoft.com/office/word/2016/wordml/cid" xmlns:w16="http://schemas.microsoft.com/office/word/2018/wordml" xmlns:w16sdtdh="http://schemas.microsoft.com/office/word/2020/wordml/sdtdatahash" xmlns:w16sdtfl="http://schemas.microsoft.com/office/word/2024/wordml/sdtformatlock" xmlns:w16se="http://schemas.microsoft.com/office/word/2015/wordml/symex" xmlns:w16du="http://schemas.microsoft.com/office/word/2023/wordml/word16du" xmlns:wne="http://schemas.microsoft.com/office/word/2006/wordml" mc:Ignorable="w14 w15 w16se w16cid w16 w16cex w16sdtdh w16sdtfl w16du wp14">
+<w:numbering xmlns:wpc="http://schemas.microsoft.com/office/word/2010/wordprocessingCanvas" xmlns:cx="http://schemas.microsoft.com/office/drawing/2014/chartex" xmlns:cx1="http://schemas.microsoft.com/office/drawing/2015/9/8/chartex" xmlns:cx2="http://schemas.microsoft.com/office/drawing/2015/10/21/chartex" xmlns:cx3="http://schemas.microsoft.com/office/drawing/2016/5/9/chartex" xmlns:cx4="http://schemas.microsoft.com/office/drawing/2016/5/10/chartex" xmlns:cx5="http://schemas.microsoft.com/office/drawing/2016/5/11/chartex" xmlns:cx6="http://schemas.microsoft.com/office/drawing/2016/5/12/chartex" xmlns:cx7="http://schemas.microsoft.com/office/drawing/2016/5/13/chartex" xmlns:cx8="http://schemas.microsoft.com/office/drawing/2016/5/14/chartex" xmlns:mc="http://schemas.openxmlformats.org/markup-compatibility/2006" xmlns:m="http://schemas.openxmlformats.org/officeDocument/2006/math" xmlns:aink="http://schemas.microsoft.com/office/drawing/2016/ink" xmlns:am3d="http://schemas.microsoft.com/office/drawing/2017/model3d" xmlns:oel="http://schemas.microsoft.com/office/2019/extlst" xmlns:r="http://schemas.openxmlformats.org/officeDocument/2006/relationships" xmlns:wp14="http://schemas.microsoft.com/office/word/2010/wordprocessingDrawing" xmlns:wp="http://schemas.openxmlformats.org/drawingml/2006/wordprocessingDrawing" xmlns:wpg="http://schemas.microsoft.com/office/word/2010/wordprocessingGroup" xmlns:wpi="http://schemas.microsoft.com/office/word/2010/wordprocessingInk" xmlns:wps="http://schemas.microsoft.com/office/word/2010/wordprocessingShape" xmlns:o="urn:schemas-microsoft-com:office:office" xmlns:v="urn:schemas-microsoft-com:vml" xmlns:w10="urn:schemas-microsoft-com:office:word" xmlns:w="http://schemas.openxmlformats.org/wordprocessingml/2006/main" xmlns:w14="http://schemas.microsoft.com/office/word/2010/wordml" xmlns:w15="http://schemas.microsoft.com/office/word/2012/wordml" xmlns:w16cei="http://schemas.microsoft.com/office/word/2026/wordml/cei" xmlns:w16cex="http://schemas.microsoft.com/office/word/2018/wordml/cex" xmlns:w16cid="http://schemas.microsoft.com/office/word/2016/wordml/cid" xmlns:w16="http://schemas.microsoft.com/office/word/2018/wordml" xmlns:w16sdtdh="http://schemas.microsoft.com/office/word/2020/wordml/sdtdatahash" xmlns:w16sdtfl="http://schemas.microsoft.com/office/word/2024/wordml/sdtformatlock" xmlns:w16se="http://schemas.microsoft.com/office/word/2015/wordml/symex" xmlns:w16du="http://schemas.microsoft.com/office/word/2023/wordml/word16du" xmlns:wne="http://schemas.microsoft.com/office/word/2006/wordml" mc:Ignorable="w14 w15 w16se w16cid w16 w16cex w16sdtdh w16sdtfl w16du wp14">
   <w:abstractNum w:abstractNumId="0" w15:restartNumberingAfterBreak="0">
     <w:nsid w:val="04E91B53"/>
     <w:multiLevelType w:val="hybridMultilevel"/>
@@ -25948,10 +26133,6 @@
 </file>
 
 <file path=customXml/item1.xml><?xml version="1.0" encoding="utf-8"?>
-<b:Sources xmlns:b="http://schemas.openxmlformats.org/officeDocument/2006/bibliography" xmlns="http://schemas.openxmlformats.org/officeDocument/2006/bibliography" SelectedStyle="\APASixthEditionOfficeOnline.xsl" StyleName="APA" Version="6"/>
-</file>
-
-<file path=customXml/item2.xml><?xml version="1.0" encoding="utf-8"?>
 <p:properties xmlns:p="http://schemas.microsoft.com/office/2006/metadata/properties" xmlns:xsi="http://www.w3.org/2001/XMLSchema-instance" xmlns:pc="http://schemas.microsoft.com/office/infopath/2007/PartnerControls">
   <documentManagement>
     <lcf76f155ced4ddcb4097134ff3c332f xmlns="27c1adeb-3674-457c-b08c-8a73f31b6e23">
@@ -25963,16 +26144,11 @@
 </p:properties>
 </file>
 
-<file path=customXml/item3.xml><?xml version="1.0" encoding="utf-8"?>
-<?mso-contentType ?>
-<FormTemplates xmlns="http://schemas.microsoft.com/sharepoint/v3/contenttype/forms">
-  <Display>DocumentLibraryForm</Display>
-  <Edit>DocumentLibraryForm</Edit>
-  <New>DocumentLibraryForm</New>
-</FormTemplates>
+<file path=customXml/item2.xml><?xml version="1.0" encoding="utf-8"?>
+<b:Sources xmlns:b="http://schemas.openxmlformats.org/officeDocument/2006/bibliography" xmlns="http://schemas.openxmlformats.org/officeDocument/2006/bibliography" SelectedStyle="\APASixthEditionOfficeOnline.xsl" StyleName="APA" Version="6"/>
 </file>
 
-<file path=customXml/item4.xml><?xml version="1.0" encoding="utf-8"?>
+<file path=customXml/item3.xml><?xml version="1.0" encoding="utf-8"?>
 <ct:contentTypeSchema xmlns:ct="http://schemas.microsoft.com/office/2006/metadata/contentType" xmlns:ma="http://schemas.microsoft.com/office/2006/metadata/properties/metaAttributes" ct:_="" ma:_="" ma:contentTypeName="Documento" ma:contentTypeID="0x010100DF3D7C797EA12745A270EF30E38719B9" ma:contentTypeVersion="19" ma:contentTypeDescription="Crear nuevo documento." ma:contentTypeScope="" ma:versionID="227b02526234ef39b0b78895a9d90cf5">
   <xsd:schema xmlns:xsd="http://www.w3.org/2001/XMLSchema" xmlns:xs="http://www.w3.org/2001/XMLSchema" xmlns:p="http://schemas.microsoft.com/office/2006/metadata/properties" xmlns:ns2="0a70e875-3d35-4be2-921f-7117c31bab9b" xmlns:ns3="27c1adeb-3674-457c-b08c-8a73f31b6e23" targetNamespace="http://schemas.microsoft.com/office/2006/metadata/properties" ma:root="true" ma:fieldsID="3c939c8607e2f594db8bbb23634dd059" ns2:_="" ns3:_="">
     <xsd:import namespace="0a70e875-3d35-4be2-921f-7117c31bab9b"/>
@@ -26233,15 +26409,16 @@
 </ct:contentTypeSchema>
 </file>
 
-<file path=customXml/itemProps1.xml><?xml version="1.0" encoding="utf-8"?>
-<ds:datastoreItem xmlns:ds="http://schemas.openxmlformats.org/officeDocument/2006/customXml" ds:itemID="{68FB56F5-3CE8-4167-9790-3E517CF47AC9}">
-  <ds:schemaRefs>
-    <ds:schemaRef ds:uri="http://schemas.openxmlformats.org/officeDocument/2006/bibliography"/>
-  </ds:schemaRefs>
-</ds:datastoreItem>
+<file path=customXml/item4.xml><?xml version="1.0" encoding="utf-8"?>
+<?mso-contentType ?>
+<FormTemplates xmlns="http://schemas.microsoft.com/sharepoint/v3/contenttype/forms">
+  <Display>DocumentLibraryForm</Display>
+  <Edit>DocumentLibraryForm</Edit>
+  <New>DocumentLibraryForm</New>
+</FormTemplates>
 </file>
 
-<file path=customXml/itemProps2.xml><?xml version="1.0" encoding="utf-8"?>
+<file path=customXml/itemProps1.xml><?xml version="1.0" encoding="utf-8"?>
 <ds:datastoreItem xmlns:ds="http://schemas.openxmlformats.org/officeDocument/2006/customXml" ds:itemID="{515BB210-9981-4CA0-A73C-C3B925489931}">
   <ds:schemaRefs>
     <ds:schemaRef ds:uri="http://schemas.microsoft.com/office/2006/metadata/properties"/>
@@ -26252,15 +26429,15 @@
 </ds:datastoreItem>
 </file>
 
-<file path=customXml/itemProps3.xml><?xml version="1.0" encoding="utf-8"?>
-<ds:datastoreItem xmlns:ds="http://schemas.openxmlformats.org/officeDocument/2006/customXml" ds:itemID="{76AF1F18-BD40-4DEA-81CE-A8C571440A5E}">
+<file path=customXml/itemProps2.xml><?xml version="1.0" encoding="utf-8"?>
+<ds:datastoreItem xmlns:ds="http://schemas.openxmlformats.org/officeDocument/2006/customXml" ds:itemID="{68FB56F5-3CE8-4167-9790-3E517CF47AC9}">
   <ds:schemaRefs>
-    <ds:schemaRef ds:uri="http://schemas.microsoft.com/sharepoint/v3/contenttype/forms"/>
+    <ds:schemaRef ds:uri="http://schemas.openxmlformats.org/officeDocument/2006/bibliography"/>
   </ds:schemaRefs>
 </ds:datastoreItem>
 </file>
 
-<file path=customXml/itemProps4.xml><?xml version="1.0" encoding="utf-8"?>
+<file path=customXml/itemProps3.xml><?xml version="1.0" encoding="utf-8"?>
 <ds:datastoreItem xmlns:ds="http://schemas.openxmlformats.org/officeDocument/2006/customXml" ds:itemID="{173C6562-C37A-4B7E-88F3-BAF50FB889B2}">
   <ds:schemaRefs>
     <ds:schemaRef ds:uri="http://schemas.microsoft.com/office/2006/metadata/contentType"/>
@@ -26277,4 +26454,12 @@
     <ds:schemaRef ds:uri="http://schemas.microsoft.com/internal/obd"/>
   </ds:schemaRefs>
 </ds:datastoreItem>
+</file>
+
+<file path=customXml/itemProps4.xml><?xml version="1.0" encoding="utf-8"?>
+<ds:datastoreItem xmlns:ds="http://schemas.openxmlformats.org/officeDocument/2006/customXml" ds:itemID="{76AF1F18-BD40-4DEA-81CE-A8C571440A5E}">
+  <ds:schemaRefs>
+    <ds:schemaRef ds:uri="http://schemas.microsoft.com/sharepoint/v3/contenttype/forms"/>
+  </ds:schemaRefs>
+</ds:datastoreItem>
 </file>
--- a/docs/predeposito/TFM_Predeposito_UNIR.docx
+++ b/docs/predeposito/TFM_Predeposito_UNIR.docx
@@ -2918,7 +2918,7 @@
             <w:noProof/>
             <w:webHidden/>
           </w:rPr>
-          <w:t>22</w:t>
+          <w:t>21</w:t>
         </w:r>
         <w:r>
           <w:rPr>
@@ -7642,7 +7642,7 @@
       <w:r>
         <w:fldChar w:fldCharType="separate"/>
       </w:r>
-      <w:hyperlink w:anchor="_Toc235186302" w:history="1">
+      <w:hyperlink w:anchor="_Toc235188203" w:history="1">
         <w:r>
           <w:rPr>
             <w:rStyle w:val="Hyperlink"/>
@@ -7669,7 +7669,7 @@
             <w:noProof/>
             <w:webHidden/>
           </w:rPr>
-          <w:instrText xml:space="preserve"> PAGEREF _Toc235186302 \h </w:instrText>
+          <w:instrText xml:space="preserve"> PAGEREF _Toc235188203 \h </w:instrText>
         </w:r>
         <w:r>
           <w:rPr>
@@ -7714,7 +7714,7 @@
           <w14:ligatures w14:val="standardContextual"/>
         </w:rPr>
       </w:pPr>
-      <w:hyperlink w:anchor="_Toc235186303" w:history="1">
+      <w:hyperlink w:anchor="_Toc235188204" w:history="1">
         <w:r>
           <w:rPr>
             <w:rStyle w:val="Hyperlink"/>
@@ -7741,7 +7741,7 @@
             <w:noProof/>
             <w:webHidden/>
           </w:rPr>
-          <w:instrText xml:space="preserve"> PAGEREF _Toc235186303 \h </w:instrText>
+          <w:instrText xml:space="preserve"> PAGEREF _Toc235188204 \h </w:instrText>
         </w:r>
         <w:r>
           <w:rPr>
@@ -7786,7 +7786,7 @@
           <w14:ligatures w14:val="standardContextual"/>
         </w:rPr>
       </w:pPr>
-      <w:hyperlink w:anchor="_Toc235186304" w:history="1">
+      <w:hyperlink w:anchor="_Toc235188205" w:history="1">
         <w:r>
           <w:rPr>
             <w:rStyle w:val="Hyperlink"/>
@@ -7813,7 +7813,7 @@
             <w:noProof/>
             <w:webHidden/>
           </w:rPr>
-          <w:instrText xml:space="preserve"> PAGEREF _Toc235186304 \h </w:instrText>
+          <w:instrText xml:space="preserve"> PAGEREF _Toc235188205 \h </w:instrText>
         </w:r>
         <w:r>
           <w:rPr>
@@ -7858,7 +7858,7 @@
           <w14:ligatures w14:val="standardContextual"/>
         </w:rPr>
       </w:pPr>
-      <w:hyperlink w:anchor="_Toc235186305" w:history="1">
+      <w:hyperlink w:anchor="_Toc235188206" w:history="1">
         <w:r>
           <w:rPr>
             <w:rStyle w:val="Hyperlink"/>
@@ -7885,7 +7885,7 @@
             <w:noProof/>
             <w:webHidden/>
           </w:rPr>
-          <w:instrText xml:space="preserve"> PAGEREF _Toc235186305 \h </w:instrText>
+          <w:instrText xml:space="preserve"> PAGEREF _Toc235188206 \h </w:instrText>
         </w:r>
         <w:r>
           <w:rPr>
@@ -7930,7 +7930,7 @@
           <w14:ligatures w14:val="standardContextual"/>
         </w:rPr>
       </w:pPr>
-      <w:hyperlink w:anchor="_Toc235186306" w:history="1">
+      <w:hyperlink w:anchor="_Toc235188207" w:history="1">
         <w:r>
           <w:rPr>
             <w:rStyle w:val="Hyperlink"/>
@@ -7957,7 +7957,7 @@
             <w:noProof/>
             <w:webHidden/>
           </w:rPr>
-          <w:instrText xml:space="preserve"> PAGEREF _Toc235186306 \h </w:instrText>
+          <w:instrText xml:space="preserve"> PAGEREF _Toc235188207 \h </w:instrText>
         </w:r>
         <w:r>
           <w:rPr>
@@ -8002,7 +8002,7 @@
           <w14:ligatures w14:val="standardContextual"/>
         </w:rPr>
       </w:pPr>
-      <w:hyperlink w:anchor="_Toc235186307" w:history="1">
+      <w:hyperlink w:anchor="_Toc235188208" w:history="1">
         <w:r>
           <w:rPr>
             <w:rStyle w:val="Hyperlink"/>
@@ -8029,7 +8029,7 @@
             <w:noProof/>
             <w:webHidden/>
           </w:rPr>
-          <w:instrText xml:space="preserve"> PAGEREF _Toc235186307 \h </w:instrText>
+          <w:instrText xml:space="preserve"> PAGEREF _Toc235188208 \h </w:instrText>
         </w:r>
         <w:r>
           <w:rPr>
@@ -8074,7 +8074,7 @@
           <w14:ligatures w14:val="standardContextual"/>
         </w:rPr>
       </w:pPr>
-      <w:hyperlink w:anchor="_Toc235186308" w:history="1">
+      <w:hyperlink w:anchor="_Toc235188209" w:history="1">
         <w:r>
           <w:rPr>
             <w:rStyle w:val="Hyperlink"/>
@@ -8101,7 +8101,7 @@
             <w:noProof/>
             <w:webHidden/>
           </w:rPr>
-          <w:instrText xml:space="preserve"> PAGEREF _Toc235186308 \h </w:instrText>
+          <w:instrText xml:space="preserve"> PAGEREF _Toc235188209 \h </w:instrText>
         </w:r>
         <w:r>
           <w:rPr>
@@ -8146,7 +8146,7 @@
           <w14:ligatures w14:val="standardContextual"/>
         </w:rPr>
       </w:pPr>
-      <w:hyperlink w:anchor="_Toc235186309" w:history="1">
+      <w:hyperlink w:anchor="_Toc235188210" w:history="1">
         <w:r>
           <w:rPr>
             <w:rStyle w:val="Hyperlink"/>
@@ -8173,7 +8173,7 @@
             <w:noProof/>
             <w:webHidden/>
           </w:rPr>
-          <w:instrText xml:space="preserve"> PAGEREF _Toc235186309 \h </w:instrText>
+          <w:instrText xml:space="preserve"> PAGEREF _Toc235188210 \h </w:instrText>
         </w:r>
         <w:r>
           <w:rPr>
@@ -8218,7 +8218,7 @@
           <w14:ligatures w14:val="standardContextual"/>
         </w:rPr>
       </w:pPr>
-      <w:hyperlink w:anchor="_Toc235186310" w:history="1">
+      <w:hyperlink w:anchor="_Toc235188211" w:history="1">
         <w:r>
           <w:rPr>
             <w:rStyle w:val="Hyperlink"/>
@@ -8245,7 +8245,7 @@
             <w:noProof/>
             <w:webHidden/>
           </w:rPr>
-          <w:instrText xml:space="preserve"> PAGEREF _Toc235186310 \h </w:instrText>
+          <w:instrText xml:space="preserve"> PAGEREF _Toc235188211 \h </w:instrText>
         </w:r>
         <w:r>
           <w:rPr>
@@ -8290,7 +8290,7 @@
           <w14:ligatures w14:val="standardContextual"/>
         </w:rPr>
       </w:pPr>
-      <w:hyperlink w:anchor="_Toc235186311" w:history="1">
+      <w:hyperlink w:anchor="_Toc235188212" w:history="1">
         <w:r>
           <w:rPr>
             <w:rStyle w:val="Hyperlink"/>
@@ -8317,7 +8317,7 @@
             <w:noProof/>
             <w:webHidden/>
           </w:rPr>
-          <w:instrText xml:space="preserve"> PAGEREF _Toc235186311 \h </w:instrText>
+          <w:instrText xml:space="preserve"> PAGEREF _Toc235188212 \h </w:instrText>
         </w:r>
         <w:r>
           <w:rPr>
@@ -8362,7 +8362,7 @@
           <w14:ligatures w14:val="standardContextual"/>
         </w:rPr>
       </w:pPr>
-      <w:hyperlink w:anchor="_Toc235186312" w:history="1">
+      <w:hyperlink w:anchor="_Toc235188213" w:history="1">
         <w:r>
           <w:rPr>
             <w:rStyle w:val="Hyperlink"/>
@@ -8389,7 +8389,7 @@
             <w:noProof/>
             <w:webHidden/>
           </w:rPr>
-          <w:instrText xml:space="preserve"> PAGEREF _Toc235186312 \h </w:instrText>
+          <w:instrText xml:space="preserve"> PAGEREF _Toc235188213 \h </w:instrText>
         </w:r>
         <w:r>
           <w:rPr>
@@ -8434,7 +8434,7 @@
           <w14:ligatures w14:val="standardContextual"/>
         </w:rPr>
       </w:pPr>
-      <w:hyperlink w:anchor="_Toc235186313" w:history="1">
+      <w:hyperlink w:anchor="_Toc235188214" w:history="1">
         <w:r>
           <w:rPr>
             <w:rStyle w:val="Hyperlink"/>
@@ -8461,7 +8461,7 @@
             <w:noProof/>
             <w:webHidden/>
           </w:rPr>
-          <w:instrText xml:space="preserve"> PAGEREF _Toc235186313 \h </w:instrText>
+          <w:instrText xml:space="preserve"> PAGEREF _Toc235188214 \h </w:instrText>
         </w:r>
         <w:r>
           <w:rPr>
@@ -8506,7 +8506,7 @@
           <w14:ligatures w14:val="standardContextual"/>
         </w:rPr>
       </w:pPr>
-      <w:hyperlink w:anchor="_Toc235186314" w:history="1">
+      <w:hyperlink w:anchor="_Toc235188215" w:history="1">
         <w:r>
           <w:rPr>
             <w:rStyle w:val="Hyperlink"/>
@@ -8533,7 +8533,7 @@
             <w:noProof/>
             <w:webHidden/>
           </w:rPr>
-          <w:instrText xml:space="preserve"> PAGEREF _Toc235186314 \h </w:instrText>
+          <w:instrText xml:space="preserve"> PAGEREF _Toc235188215 \h </w:instrText>
         </w:r>
         <w:r>
           <w:rPr>
@@ -8578,7 +8578,7 @@
           <w14:ligatures w14:val="standardContextual"/>
         </w:rPr>
       </w:pPr>
-      <w:hyperlink w:anchor="_Toc235186315" w:history="1">
+      <w:hyperlink w:anchor="_Toc235188216" w:history="1">
         <w:r>
           <w:rPr>
             <w:rStyle w:val="Hyperlink"/>
@@ -8605,7 +8605,7 @@
             <w:noProof/>
             <w:webHidden/>
           </w:rPr>
-          <w:instrText xml:space="preserve"> PAGEREF _Toc235186315 \h </w:instrText>
+          <w:instrText xml:space="preserve"> PAGEREF _Toc235188216 \h </w:instrText>
         </w:r>
         <w:r>
           <w:rPr>
@@ -8650,7 +8650,7 @@
           <w14:ligatures w14:val="standardContextual"/>
         </w:rPr>
       </w:pPr>
-      <w:hyperlink w:anchor="_Toc235186316" w:history="1">
+      <w:hyperlink w:anchor="_Toc235188217" w:history="1">
         <w:r>
           <w:rPr>
             <w:rStyle w:val="Hyperlink"/>
@@ -8677,7 +8677,7 @@
             <w:noProof/>
             <w:webHidden/>
           </w:rPr>
-          <w:instrText xml:space="preserve"> PAGEREF _Toc235186316 \h </w:instrText>
+          <w:instrText xml:space="preserve"> PAGEREF _Toc235188217 \h </w:instrText>
         </w:r>
         <w:r>
           <w:rPr>
@@ -8758,7 +8758,7 @@
         </w:rPr>
         <w:fldChar w:fldCharType="separate"/>
       </w:r>
-      <w:hyperlink w:anchor="_Toc235186317" w:history="1">
+      <w:hyperlink w:anchor="_Toc235188218" w:history="1">
         <w:r>
           <w:rPr>
             <w:rStyle w:val="Hyperlink"/>
@@ -8794,7 +8794,7 @@
             <w:noProof/>
             <w:webHidden/>
           </w:rPr>
-          <w:instrText xml:space="preserve"> PAGEREF _Toc235186317 \h </w:instrText>
+          <w:instrText xml:space="preserve"> PAGEREF _Toc235188218 \h </w:instrText>
         </w:r>
         <w:r>
           <w:rPr>
@@ -8839,7 +8839,7 @@
           <w14:ligatures w14:val="standardContextual"/>
         </w:rPr>
       </w:pPr>
-      <w:hyperlink w:anchor="_Toc235186318" w:history="1">
+      <w:hyperlink w:anchor="_Toc235188219" w:history="1">
         <w:r>
           <w:rPr>
             <w:rStyle w:val="Hyperlink"/>
@@ -8866,7 +8866,7 @@
             <w:noProof/>
             <w:webHidden/>
           </w:rPr>
-          <w:instrText xml:space="preserve"> PAGEREF _Toc235186318 \h </w:instrText>
+          <w:instrText xml:space="preserve"> PAGEREF _Toc235188219 \h </w:instrText>
         </w:r>
         <w:r>
           <w:rPr>
@@ -8911,7 +8911,7 @@
           <w14:ligatures w14:val="standardContextual"/>
         </w:rPr>
       </w:pPr>
-      <w:hyperlink w:anchor="_Toc235186319" w:history="1">
+      <w:hyperlink w:anchor="_Toc235188220" w:history="1">
         <w:r>
           <w:rPr>
             <w:rStyle w:val="Hyperlink"/>
@@ -8938,7 +8938,7 @@
             <w:noProof/>
             <w:webHidden/>
           </w:rPr>
-          <w:instrText xml:space="preserve"> PAGEREF _Toc235186319 \h </w:instrText>
+          <w:instrText xml:space="preserve"> PAGEREF _Toc235188220 \h </w:instrText>
         </w:r>
         <w:r>
           <w:rPr>
@@ -8983,7 +8983,7 @@
           <w14:ligatures w14:val="standardContextual"/>
         </w:rPr>
       </w:pPr>
-      <w:hyperlink w:anchor="_Toc235186320" w:history="1">
+      <w:hyperlink w:anchor="_Toc235188221" w:history="1">
         <w:r>
           <w:rPr>
             <w:rStyle w:val="Hyperlink"/>
@@ -9010,7 +9010,7 @@
             <w:noProof/>
             <w:webHidden/>
           </w:rPr>
-          <w:instrText xml:space="preserve"> PAGEREF _Toc235186320 \h </w:instrText>
+          <w:instrText xml:space="preserve"> PAGEREF _Toc235188221 \h </w:instrText>
         </w:r>
         <w:r>
           <w:rPr>
@@ -9055,7 +9055,7 @@
           <w14:ligatures w14:val="standardContextual"/>
         </w:rPr>
       </w:pPr>
-      <w:hyperlink w:anchor="_Toc235186321" w:history="1">
+      <w:hyperlink w:anchor="_Toc235188222" w:history="1">
         <w:r>
           <w:rPr>
             <w:rStyle w:val="Hyperlink"/>
@@ -9082,7 +9082,7 @@
             <w:noProof/>
             <w:webHidden/>
           </w:rPr>
-          <w:instrText xml:space="preserve"> PAGEREF _Toc235186321 \h </w:instrText>
+          <w:instrText xml:space="preserve"> PAGEREF _Toc235188222 \h </w:instrText>
         </w:r>
         <w:r>
           <w:rPr>
@@ -9127,7 +9127,7 @@
           <w14:ligatures w14:val="standardContextual"/>
         </w:rPr>
       </w:pPr>
-      <w:hyperlink w:anchor="_Toc235186322" w:history="1">
+      <w:hyperlink w:anchor="_Toc235188223" w:history="1">
         <w:r>
           <w:rPr>
             <w:rStyle w:val="Hyperlink"/>
@@ -9154,7 +9154,7 @@
             <w:noProof/>
             <w:webHidden/>
           </w:rPr>
-          <w:instrText xml:space="preserve"> PAGEREF _Toc235186322 \h </w:instrText>
+          <w:instrText xml:space="preserve"> PAGEREF _Toc235188223 \h </w:instrText>
         </w:r>
         <w:r>
           <w:rPr>
@@ -9199,7 +9199,7 @@
           <w14:ligatures w14:val="standardContextual"/>
         </w:rPr>
       </w:pPr>
-      <w:hyperlink w:anchor="_Toc235186323" w:history="1">
+      <w:hyperlink w:anchor="_Toc235188224" w:history="1">
         <w:r>
           <w:rPr>
             <w:rStyle w:val="Hyperlink"/>
@@ -9226,7 +9226,7 @@
             <w:noProof/>
             <w:webHidden/>
           </w:rPr>
-          <w:instrText xml:space="preserve"> PAGEREF _Toc235186323 \h </w:instrText>
+          <w:instrText xml:space="preserve"> PAGEREF _Toc235188224 \h </w:instrText>
         </w:r>
         <w:r>
           <w:rPr>
@@ -9271,7 +9271,7 @@
           <w14:ligatures w14:val="standardContextual"/>
         </w:rPr>
       </w:pPr>
-      <w:hyperlink w:anchor="_Toc235186324" w:history="1">
+      <w:hyperlink w:anchor="_Toc235188225" w:history="1">
         <w:r>
           <w:rPr>
             <w:rStyle w:val="Hyperlink"/>
@@ -9298,7 +9298,7 @@
             <w:noProof/>
             <w:webHidden/>
           </w:rPr>
-          <w:instrText xml:space="preserve"> PAGEREF _Toc235186324 \h </w:instrText>
+          <w:instrText xml:space="preserve"> PAGEREF _Toc235188225 \h </w:instrText>
         </w:r>
         <w:r>
           <w:rPr>
@@ -9343,7 +9343,7 @@
           <w14:ligatures w14:val="standardContextual"/>
         </w:rPr>
       </w:pPr>
-      <w:hyperlink w:anchor="_Toc235186325" w:history="1">
+      <w:hyperlink w:anchor="_Toc235188226" w:history="1">
         <w:r>
           <w:rPr>
             <w:rStyle w:val="Hyperlink"/>
@@ -9370,7 +9370,7 @@
             <w:noProof/>
             <w:webHidden/>
           </w:rPr>
-          <w:instrText xml:space="preserve"> PAGEREF _Toc235186325 \h </w:instrText>
+          <w:instrText xml:space="preserve"> PAGEREF _Toc235188226 \h </w:instrText>
         </w:r>
         <w:r>
           <w:rPr>
@@ -9415,7 +9415,7 @@
           <w14:ligatures w14:val="standardContextual"/>
         </w:rPr>
       </w:pPr>
-      <w:hyperlink w:anchor="_Toc235186326" w:history="1">
+      <w:hyperlink w:anchor="_Toc235188227" w:history="1">
         <w:r>
           <w:rPr>
             <w:rStyle w:val="Hyperlink"/>
@@ -9442,7 +9442,7 @@
             <w:noProof/>
             <w:webHidden/>
           </w:rPr>
-          <w:instrText xml:space="preserve"> PAGEREF _Toc235186326 \h </w:instrText>
+          <w:instrText xml:space="preserve"> PAGEREF _Toc235188227 \h </w:instrText>
         </w:r>
         <w:r>
           <w:rPr>
@@ -9487,7 +9487,7 @@
           <w14:ligatures w14:val="standardContextual"/>
         </w:rPr>
       </w:pPr>
-      <w:hyperlink w:anchor="_Toc235186327" w:history="1">
+      <w:hyperlink w:anchor="_Toc235188228" w:history="1">
         <w:r>
           <w:rPr>
             <w:rStyle w:val="Hyperlink"/>
@@ -9514,7 +9514,7 @@
             <w:noProof/>
             <w:webHidden/>
           </w:rPr>
-          <w:instrText xml:space="preserve"> PAGEREF _Toc235186327 \h </w:instrText>
+          <w:instrText xml:space="preserve"> PAGEREF _Toc235188228 \h </w:instrText>
         </w:r>
         <w:r>
           <w:rPr>
@@ -9559,7 +9559,7 @@
           <w14:ligatures w14:val="standardContextual"/>
         </w:rPr>
       </w:pPr>
-      <w:hyperlink w:anchor="_Toc235186328" w:history="1">
+      <w:hyperlink w:anchor="_Toc235188229" w:history="1">
         <w:r>
           <w:rPr>
             <w:rStyle w:val="Hyperlink"/>
@@ -9586,7 +9586,7 @@
             <w:noProof/>
             <w:webHidden/>
           </w:rPr>
-          <w:instrText xml:space="preserve"> PAGEREF _Toc235186328 \h </w:instrText>
+          <w:instrText xml:space="preserve"> PAGEREF _Toc235188229 \h </w:instrText>
         </w:r>
         <w:r>
           <w:rPr>
@@ -9631,7 +9631,7 @@
           <w14:ligatures w14:val="standardContextual"/>
         </w:rPr>
       </w:pPr>
-      <w:hyperlink w:anchor="_Toc235186329" w:history="1">
+      <w:hyperlink w:anchor="_Toc235188230" w:history="1">
         <w:r>
           <w:rPr>
             <w:rStyle w:val="Hyperlink"/>
@@ -9658,7 +9658,7 @@
             <w:noProof/>
             <w:webHidden/>
           </w:rPr>
-          <w:instrText xml:space="preserve"> PAGEREF _Toc235186329 \h </w:instrText>
+          <w:instrText xml:space="preserve"> PAGEREF _Toc235188230 \h </w:instrText>
         </w:r>
         <w:r>
           <w:rPr>
@@ -9703,7 +9703,7 @@
           <w14:ligatures w14:val="standardContextual"/>
         </w:rPr>
       </w:pPr>
-      <w:hyperlink w:anchor="_Toc235186330" w:history="1">
+      <w:hyperlink w:anchor="_Toc235188231" w:history="1">
         <w:r>
           <w:rPr>
             <w:rStyle w:val="Hyperlink"/>
@@ -9730,7 +9730,7 @@
             <w:noProof/>
             <w:webHidden/>
           </w:rPr>
-          <w:instrText xml:space="preserve"> PAGEREF _Toc235186330 \h </w:instrText>
+          <w:instrText xml:space="preserve"> PAGEREF _Toc235188231 \h </w:instrText>
         </w:r>
         <w:r>
           <w:rPr>
@@ -9775,7 +9775,7 @@
           <w14:ligatures w14:val="standardContextual"/>
         </w:rPr>
       </w:pPr>
-      <w:hyperlink w:anchor="_Toc235186331" w:history="1">
+      <w:hyperlink w:anchor="_Toc235188232" w:history="1">
         <w:r>
           <w:rPr>
             <w:rStyle w:val="Hyperlink"/>
@@ -9802,7 +9802,7 @@
             <w:noProof/>
             <w:webHidden/>
           </w:rPr>
-          <w:instrText xml:space="preserve"> PAGEREF _Toc235186331 \h </w:instrText>
+          <w:instrText xml:space="preserve"> PAGEREF _Toc235188232 \h </w:instrText>
         </w:r>
         <w:r>
           <w:rPr>
@@ -9847,7 +9847,7 @@
           <w14:ligatures w14:val="standardContextual"/>
         </w:rPr>
       </w:pPr>
-      <w:hyperlink w:anchor="_Toc235186332" w:history="1">
+      <w:hyperlink w:anchor="_Toc235188233" w:history="1">
         <w:r>
           <w:rPr>
             <w:rStyle w:val="Hyperlink"/>
@@ -9874,7 +9874,7 @@
             <w:noProof/>
             <w:webHidden/>
           </w:rPr>
-          <w:instrText xml:space="preserve"> PAGEREF _Toc235186332 \h </w:instrText>
+          <w:instrText xml:space="preserve"> PAGEREF _Toc235188233 \h </w:instrText>
         </w:r>
         <w:r>
           <w:rPr>
@@ -10111,7 +10111,7 @@
           <w:szCs w:val="24"/>
         </w:rPr>
       </w:pPr>
-      <w:bookmarkStart w:id="1" w:name="_Toc235186317"/>
+      <w:bookmarkStart w:id="1" w:name="_Toc235188218"/>
       <w:r>
         <w:rPr>
           <w:sz w:val="24"/>
@@ -11602,7 +11602,7 @@
       <w:pPr>
         <w:pStyle w:val="Caption"/>
       </w:pPr>
-      <w:bookmarkStart w:id="22" w:name="_Toc235186318"/>
+      <w:bookmarkStart w:id="22" w:name="_Toc235188219"/>
       <w:r>
         <w:t xml:space="preserve">Tabla </w:t>
       </w:r>
@@ -12495,7 +12495,7 @@
       <w:pPr>
         <w:pStyle w:val="Caption"/>
       </w:pPr>
-      <w:bookmarkStart w:id="28" w:name="_Toc235186302"/>
+      <w:bookmarkStart w:id="28" w:name="_Toc235188203"/>
       <w:r>
         <w:t xml:space="preserve">Figura </w:t>
       </w:r>
@@ -12531,7 +12531,7 @@
       <w:pPr>
         <w:pStyle w:val="Caption"/>
       </w:pPr>
-      <w:bookmarkStart w:id="30" w:name="_Toc235186319"/>
+      <w:bookmarkStart w:id="30" w:name="_Toc235188220"/>
       <w:r>
         <w:t xml:space="preserve">Tabla </w:t>
       </w:r>
@@ -12714,7 +12714,7 @@
     </w:tbl>
     <w:p>
       <w:r>
-        <w:t>Esta sección define el diseño experimental con el que contrastamos empíricamente las hipótesis H1–H3 del Capítulo 1, desglosadas en cuatro sub-hipótesis operativas que las hacen estadísticamente verificables (H1.1–H1.4). El diseño se articula en variables, condiciones experimentales, baselines, particiones de datos, métricas justificadas y protocolo estadístico, con un propósito claro: garantizar la reproducibilidad científica, no la mera replicabilidad ingenieril.</w:t>
+        <w:t>El diseño experimental que sigue permite contrastar empíricamente las hipótesis H1–H3 del Capítulo 1, desglosadas en cuatro sub-hipótesis operativas que las hacen estadísticamente verificables (H1.1–H1.4). Se articula en variables, condiciones experimentales, baselines, particiones de datos, métricas justificadas y protocolo estadístico, con un propósito claro: garantizar la reproducibilidad científica, no la mera replicabilidad ingenieril.</w:t>
       </w:r>
     </w:p>
     <w:p>
@@ -12739,7 +12739,7 @@
       <w:pPr>
         <w:pStyle w:val="Caption"/>
       </w:pPr>
-      <w:bookmarkStart w:id="32" w:name="_Toc235186320"/>
+      <w:bookmarkStart w:id="32" w:name="_Toc235188221"/>
       <w:r>
         <w:t xml:space="preserve">Tabla </w:t>
       </w:r>
@@ -13497,7 +13497,7 @@
       <w:pPr>
         <w:pStyle w:val="Caption"/>
       </w:pPr>
-      <w:bookmarkStart w:id="46" w:name="_Toc235186303"/>
+      <w:bookmarkStart w:id="46" w:name="_Toc235188204"/>
       <w:r>
         <w:t xml:space="preserve">Figura </w:t>
       </w:r>
@@ -13560,7 +13560,7 @@
       <w:pPr>
         <w:pStyle w:val="Caption"/>
       </w:pPr>
-      <w:bookmarkStart w:id="47" w:name="_Toc235186304"/>
+      <w:bookmarkStart w:id="47" w:name="_Toc235188205"/>
       <w:r>
         <w:t xml:space="preserve">Figura </w:t>
       </w:r>
@@ -13644,7 +13644,7 @@
         <w:pStyle w:val="Caption"/>
         <w:keepNext/>
       </w:pPr>
-      <w:bookmarkStart w:id="48" w:name="_Toc235186321"/>
+      <w:bookmarkStart w:id="48" w:name="_Toc235188222"/>
       <w:r>
         <w:t xml:space="preserve">Tabla </w:t>
       </w:r>
@@ -14031,7 +14031,7 @@
       <w:pPr>
         <w:pStyle w:val="Caption"/>
       </w:pPr>
-      <w:bookmarkStart w:id="50" w:name="_Toc235186305"/>
+      <w:bookmarkStart w:id="50" w:name="_Toc235188206"/>
       <w:r>
         <w:t xml:space="preserve">Figura </w:t>
       </w:r>
@@ -14050,14 +14050,14 @@
     </w:p>
     <w:p>
       <w:r>
-        <w:t>Como evidencia complementaria del funcionamiento del pipeline integrado, grabamos un vídeo del sistema ejecutándose en CoppeliaSim Edu V4.10 sobre la escena pickAndPlaceDemo. El vídeo captura tres ciclos consecutivos de bin picking con poses 6-DoF reales extraídas del checkpoint de FoundationPose (objetos del dataset YCB-Video con identificadores obj_id ∈ {1, 6, 14}), trayectorias de agarre generadas por la red Diffusion Policy entrenada en local sobre Apple M1 Pro / MPS, y la simulación física stepped del manipulador. Cada frame superpone los metadatos relevantes: el ciclo actual, el identificador de objeto, la fase del pipeline (PERCEPCION / PLANIFICACION / EJECUCION AGARRE), la latencia del muestreo Diffusion DDIM-25 y la traslación 6-DoF estimada en metros. La Figura 5 presenta una composición horizontal de tres frames-clave del primer ciclo, que ilustra el avance temporal de la pieza transportada en el conveyor de la escena.</w:t>
+        <w:t>Para dejar constancia visual del pipeline integrado en funcionamiento, grabamos un vídeo del sistema ejecutándose en CoppeliaSim Edu V4.10 sobre la escena pickAndPlaceDemo. El vídeo captura tres ciclos consecutivos de bin picking con poses 6-DoF reales extraídas del checkpoint de FoundationPose (objetos del dataset YCB-Video con identificadores obj_id ∈ {1, 6, 14}), trayectorias de agarre generadas por la red Diffusion Policy entrenada en local sobre Apple M1 Pro / MPS, y la simulación física stepped del manipulador. Cada frame superpone los metadatos relevantes: el ciclo actual, el identificador de objeto, la fase del pipeline (PERCEPCION / PLANIFICACION / EJECUCION AGARRE), la latencia del muestreo Diffusion DDIM-25 y la traslación 6-DoF estimada en metros. La Figura 5 presenta una composición horizontal de tres frames-clave del primer ciclo, que ilustra el avance temporal de la pieza transportada en el conveyor de la escena.</w:t>
       </w:r>
     </w:p>
     <w:p>
       <w:pPr>
         <w:pStyle w:val="Caption"/>
       </w:pPr>
-      <w:bookmarkStart w:id="51" w:name="_Toc235186306"/>
+      <w:bookmarkStart w:id="51" w:name="_Toc235188207"/>
       <w:r>
         <w:t xml:space="preserve">Figura </w:t>
       </w:r>
@@ -14164,7 +14164,7 @@
       <w:pPr>
         <w:pStyle w:val="Caption"/>
       </w:pPr>
-      <w:bookmarkStart w:id="53" w:name="_Toc235186322"/>
+      <w:bookmarkStart w:id="53" w:name="_Toc235188223"/>
       <w:r>
         <w:t xml:space="preserve">Tabla </w:t>
       </w:r>
@@ -14701,7 +14701,7 @@
       <w:pPr>
         <w:pStyle w:val="Caption"/>
       </w:pPr>
-      <w:bookmarkStart w:id="62" w:name="_Toc235186307"/>
+      <w:bookmarkStart w:id="62" w:name="_Toc235188208"/>
       <w:r>
         <w:t xml:space="preserve">Figura </w:t>
       </w:r>
@@ -15324,14 +15324,14 @@
     </w:p>
     <w:p>
       <w:r>
-        <w:t>La Tabla 7 reúne los hiperparámetros operacionales del pipeline. Sus valores nacen de dos sitios: por un lado, la ablation fijó n_diffusion_steps (véase la Tabla 6); por otro, los lockfiles de dependencias (requirements.colab.lock.txt) aseguran una reproducibilidad bit-exacta.</w:t>
+        <w:t>Los hiperparámetros operacionales del pipeline se recogen en la Tabla 7. Sus valores nacen de dos sitios: por un lado, la ablation fijó n_diffusion_steps (véase la Tabla 6); por otro, los lockfiles de dependencias (requirements.colab.lock.txt) aseguran una reproducibilidad bit-exacta.</w:t>
       </w:r>
     </w:p>
     <w:p>
       <w:pPr>
         <w:pStyle w:val="Caption"/>
       </w:pPr>
-      <w:bookmarkStart w:id="65" w:name="_Toc235186323"/>
+      <w:bookmarkStart w:id="65" w:name="_Toc235188224"/>
       <w:r>
         <w:t xml:space="preserve">Tabla </w:t>
       </w:r>
@@ -16509,7 +16509,7 @@
       <w:pPr>
         <w:pStyle w:val="Caption"/>
       </w:pPr>
-      <w:bookmarkStart w:id="68" w:name="_Toc235186308"/>
+      <w:bookmarkStart w:id="68" w:name="_Toc235188209"/>
       <w:r>
         <w:t xml:space="preserve">Figura </w:t>
       </w:r>
@@ -16597,7 +16597,7 @@
       <w:pPr>
         <w:pStyle w:val="Caption"/>
       </w:pPr>
-      <w:bookmarkStart w:id="70" w:name="_Toc235186309"/>
+      <w:bookmarkStart w:id="70" w:name="_Toc235188210"/>
       <w:r>
         <w:t xml:space="preserve">Figura </w:t>
       </w:r>
@@ -16680,7 +16680,7 @@
       <w:pPr>
         <w:pStyle w:val="Caption"/>
       </w:pPr>
-      <w:bookmarkStart w:id="72" w:name="_Toc235186310"/>
+      <w:bookmarkStart w:id="72" w:name="_Toc235188211"/>
       <w:r>
         <w:t xml:space="preserve">Figura </w:t>
       </w:r>
@@ -16763,7 +16763,7 @@
       <w:pPr>
         <w:pStyle w:val="Caption"/>
       </w:pPr>
-      <w:bookmarkStart w:id="74" w:name="_Toc235186311"/>
+      <w:bookmarkStart w:id="74" w:name="_Toc235188212"/>
       <w:r>
         <w:t xml:space="preserve">Figura </w:t>
       </w:r>
@@ -16851,7 +16851,7 @@
       <w:pPr>
         <w:pStyle w:val="Caption"/>
       </w:pPr>
-      <w:bookmarkStart w:id="76" w:name="_Toc235186324"/>
+      <w:bookmarkStart w:id="76" w:name="_Toc235188225"/>
       <w:r>
         <w:t xml:space="preserve">Tabla </w:t>
       </w:r>
@@ -17387,7 +17387,7 @@
       <w:pPr>
         <w:pStyle w:val="Caption"/>
       </w:pPr>
-      <w:bookmarkStart w:id="77" w:name="_Toc235186312"/>
+      <w:bookmarkStart w:id="77" w:name="_Toc235188213"/>
       <w:r>
         <w:t xml:space="preserve">Figura </w:t>
       </w:r>
@@ -17473,7 +17473,7 @@
     </w:p>
     <w:p>
       <w:r>
-        <w:t>Esta sección no se limita a describir los componentes: hace explícitas las decisiones de diseño que importan y las dificultades que aparecieron al implementar, que condicionaron la forma final del pipeline.</w:t>
+        <w:t>No nos limitamos a describir los componentes: a continuación hacemos explícitas las decisiones de diseño que importan y las dificultades que aparecieron al implementar, que condicionaron la forma final del pipeline.</w:t>
       </w:r>
     </w:p>
     <w:p>
@@ -17591,7 +17591,7 @@
       <w:pPr>
         <w:pStyle w:val="Caption"/>
       </w:pPr>
-      <w:bookmarkStart w:id="79" w:name="_Toc235186313"/>
+      <w:bookmarkStart w:id="79" w:name="_Toc235188214"/>
       <w:r>
         <w:t xml:space="preserve">Figura </w:t>
       </w:r>
@@ -17702,7 +17702,7 @@
       <w:pPr>
         <w:pStyle w:val="Caption"/>
       </w:pPr>
-      <w:bookmarkStart w:id="81" w:name="_Toc235186314"/>
+      <w:bookmarkStart w:id="81" w:name="_Toc235188215"/>
       <w:r>
         <w:t xml:space="preserve">Figura </w:t>
       </w:r>
@@ -17723,7 +17723,7 @@
       <w:pPr>
         <w:pStyle w:val="Caption"/>
       </w:pPr>
-      <w:bookmarkStart w:id="82" w:name="_Toc235186325"/>
+      <w:bookmarkStart w:id="82" w:name="_Toc235188226"/>
       <w:r>
         <w:t xml:space="preserve">Tabla </w:t>
       </w:r>
@@ -18275,7 +18275,7 @@
       <w:pPr>
         <w:pStyle w:val="Caption"/>
       </w:pPr>
-      <w:bookmarkStart w:id="87" w:name="_Toc235186326"/>
+      <w:bookmarkStart w:id="87" w:name="_Toc235188227"/>
       <w:r>
         <w:t xml:space="preserve">Tabla </w:t>
       </w:r>
@@ -18532,7 +18532,7 @@
       <w:pPr>
         <w:pStyle w:val="Caption"/>
       </w:pPr>
-      <w:bookmarkStart w:id="88" w:name="_Toc235186327"/>
+      <w:bookmarkStart w:id="88" w:name="_Toc235188228"/>
       <w:r>
         <w:t xml:space="preserve">Tabla </w:t>
       </w:r>
@@ -18802,7 +18802,7 @@
       <w:pPr>
         <w:pStyle w:val="Caption"/>
       </w:pPr>
-      <w:bookmarkStart w:id="89" w:name="_Toc235186315"/>
+      <w:bookmarkStart w:id="89" w:name="_Toc235188216"/>
       <w:r>
         <w:t xml:space="preserve">Figura </w:t>
       </w:r>
@@ -18913,7 +18913,7 @@
       <w:pPr>
         <w:pStyle w:val="Caption"/>
       </w:pPr>
-      <w:bookmarkStart w:id="92" w:name="_Toc235186316"/>
+      <w:bookmarkStart w:id="92" w:name="_Toc235188217"/>
       <w:r>
         <w:t xml:space="preserve">Figura </w:t>
       </w:r>
@@ -18939,7 +18939,7 @@
           <w:szCs w:val="24"/>
         </w:rPr>
       </w:pPr>
-      <w:bookmarkStart w:id="93" w:name="_Toc235186328"/>
+      <w:bookmarkStart w:id="93" w:name="_Toc235188229"/>
       <w:r>
         <w:rPr>
           <w:sz w:val="24"/>
@@ -19193,14 +19193,14 @@
     </w:p>
     <w:p>
       <w:r>
-        <w:t>La Tabla 13 consolida los diez experimentos realizados en este TFM, sus hallazgos principales y su impacto sobre las hipótesis o conclusiones. Todos son reproducibles: bastan los scripts del repositorio bajo experiments/, y los resultados están commiteados como JSON y figuras PNG.</w:t>
+        <w:t>En la Tabla 13 consolidamos los diez experimentos realizados en este TFM, sus hallazgos principales y su impacto sobre las hipótesis o conclusiones. Todos son reproducibles: bastan los scripts del repositorio bajo experiments/, y los resultados están commiteados como JSON y figuras PNG.</w:t>
       </w:r>
     </w:p>
     <w:p>
       <w:pPr>
         <w:pStyle w:val="Caption"/>
       </w:pPr>
-      <w:bookmarkStart w:id="95" w:name="_Toc235186329"/>
+      <w:bookmarkStart w:id="95" w:name="_Toc235188230"/>
       <w:r>
         <w:t xml:space="preserve">Tabla </w:t>
       </w:r>
@@ -19240,7 +19240,7 @@
       <w:pPr>
         <w:pStyle w:val="Caption"/>
       </w:pPr>
-      <w:bookmarkStart w:id="96" w:name="_Toc235186330"/>
+      <w:bookmarkStart w:id="96" w:name="_Toc235188231"/>
       <w:r>
         <w:t xml:space="preserve">Tabla </w:t>
       </w:r>
@@ -20771,7 +20771,7 @@
     </w:p>
     <w:p>
       <w:r>
-        <w:t>Este capítulo reúne las conclusiones que se desprenden del trabajo y las líneas de investigación futura que fueron apareciendo a medida que avanzaba el proyecto.</w:t>
+        <w:t>Cerramos con las conclusiones que se desprenden del trabajo y con las líneas de investigación futura que fueron apareciendo a medida que avanzaba el proyecto.</w:t>
       </w:r>
     </w:p>
     <w:p>
@@ -20808,7 +20808,7 @@
       <w:pPr>
         <w:pStyle w:val="Caption"/>
       </w:pPr>
-      <w:bookmarkStart w:id="100" w:name="_Toc235186331"/>
+      <w:bookmarkStart w:id="100" w:name="_Toc235188232"/>
       <w:r>
         <w:t xml:space="preserve">Tabla </w:t>
       </w:r>
@@ -21218,7 +21218,7 @@
     </w:p>
     <w:p>
       <w:r>
-        <w:t>Esta sección formaliza el aporte original del Trabajo Fin de Máster, lo separa de forma explícita de las contribuciones de los trabajos integrados (FoundationPose, Diffusion Policy, GDR-Net++) y lo sitúa donde corresponde: un trabajo de Ingeniería Matemática y Computación centrado en integración, formalización y reproducibilidad.</w:t>
+        <w:t>A continuación formalizamos el aporte original del Trabajo Fin de Máster, separándolo de forma explícita de las contribuciones de los trabajos integrados (FoundationPose, Diffusion Policy, GDR-Net++) y situándolo donde corresponde: un trabajo de Ingeniería Matemática y Computación centrado en integración, formalización y reproducibilidad.</w:t>
       </w:r>
     </w:p>
     <w:p>
@@ -21309,7 +21309,7 @@
       <w:pPr>
         <w:pStyle w:val="Caption"/>
       </w:pPr>
-      <w:bookmarkStart w:id="109" w:name="_Toc235186332"/>
+      <w:bookmarkStart w:id="109" w:name="_Toc235188233"/>
       <w:r>
         <w:t xml:space="preserve">Tabla </w:t>
       </w:r>
@@ -21362,7 +21362,7 @@
     </w:p>
     <w:p>
       <w:r>
-        <w:t>Esta sección documenta el alcance y las limitaciones del trabajo. La aportación se circunscribe a la integración matemática y experimental de los componentes utilizados; no sustituye las contribuciones originales de los trabajos referenciados ni constituye una participación oficial en los rankings absolutos de los benchmarks de la comunidad.</w:t>
+        <w:t>Toca ahora documentar el alcance y las limitaciones del trabajo. La aportación se circunscribe a la integración matemática y experimental de los componentes utilizados; no sustituye las contribuciones originales de los trabajos referenciados ni constituye una participación oficial en los rankings absolutos de los benchmarks de la comunidad.</w:t>
       </w:r>
     </w:p>
     <w:p>
@@ -21420,7 +21420,7 @@
     </w:p>
     <w:p>
       <w:r>
-        <w:t>Esta sección acota el alcance del trabajo y complementa la anterior de aportes:</w:t>
+        <w:t>Las siguientes precisiones acotan el alcance del trabajo y complementan la sección anterior de aportes:</w:t>
       </w:r>
     </w:p>
     <w:p>
@@ -26133,6 +26133,10 @@
 </file>
 
 <file path=customXml/item1.xml><?xml version="1.0" encoding="utf-8"?>
+<b:Sources xmlns:b="http://schemas.openxmlformats.org/officeDocument/2006/bibliography" xmlns="http://schemas.openxmlformats.org/officeDocument/2006/bibliography" SelectedStyle="\APASixthEditionOfficeOnline.xsl" StyleName="APA" Version="6"/>
+</file>
+
+<file path=customXml/item2.xml><?xml version="1.0" encoding="utf-8"?>
 <p:properties xmlns:p="http://schemas.microsoft.com/office/2006/metadata/properties" xmlns:xsi="http://www.w3.org/2001/XMLSchema-instance" xmlns:pc="http://schemas.microsoft.com/office/infopath/2007/PartnerControls">
   <documentManagement>
     <lcf76f155ced4ddcb4097134ff3c332f xmlns="27c1adeb-3674-457c-b08c-8a73f31b6e23">
@@ -26144,11 +26148,16 @@
 </p:properties>
 </file>
 
-<file path=customXml/item2.xml><?xml version="1.0" encoding="utf-8"?>
-<b:Sources xmlns:b="http://schemas.openxmlformats.org/officeDocument/2006/bibliography" xmlns="http://schemas.openxmlformats.org/officeDocument/2006/bibliography" SelectedStyle="\APASixthEditionOfficeOnline.xsl" StyleName="APA" Version="6"/>
+<file path=customXml/item3.xml><?xml version="1.0" encoding="utf-8"?>
+<?mso-contentType ?>
+<FormTemplates xmlns="http://schemas.microsoft.com/sharepoint/v3/contenttype/forms">
+  <Display>DocumentLibraryForm</Display>
+  <Edit>DocumentLibraryForm</Edit>
+  <New>DocumentLibraryForm</New>
+</FormTemplates>
 </file>
 
-<file path=customXml/item3.xml><?xml version="1.0" encoding="utf-8"?>
+<file path=customXml/item4.xml><?xml version="1.0" encoding="utf-8"?>
 <ct:contentTypeSchema xmlns:ct="http://schemas.microsoft.com/office/2006/metadata/contentType" xmlns:ma="http://schemas.microsoft.com/office/2006/metadata/properties/metaAttributes" ct:_="" ma:_="" ma:contentTypeName="Documento" ma:contentTypeID="0x010100DF3D7C797EA12745A270EF30E38719B9" ma:contentTypeVersion="19" ma:contentTypeDescription="Crear nuevo documento." ma:contentTypeScope="" ma:versionID="227b02526234ef39b0b78895a9d90cf5">
   <xsd:schema xmlns:xsd="http://www.w3.org/2001/XMLSchema" xmlns:xs="http://www.w3.org/2001/XMLSchema" xmlns:p="http://schemas.microsoft.com/office/2006/metadata/properties" xmlns:ns2="0a70e875-3d35-4be2-921f-7117c31bab9b" xmlns:ns3="27c1adeb-3674-457c-b08c-8a73f31b6e23" targetNamespace="http://schemas.microsoft.com/office/2006/metadata/properties" ma:root="true" ma:fieldsID="3c939c8607e2f594db8bbb23634dd059" ns2:_="" ns3:_="">
     <xsd:import namespace="0a70e875-3d35-4be2-921f-7117c31bab9b"/>
@@ -26409,16 +26418,15 @@
 </ct:contentTypeSchema>
 </file>
 
-<file path=customXml/item4.xml><?xml version="1.0" encoding="utf-8"?>
-<?mso-contentType ?>
-<FormTemplates xmlns="http://schemas.microsoft.com/sharepoint/v3/contenttype/forms">
-  <Display>DocumentLibraryForm</Display>
-  <Edit>DocumentLibraryForm</Edit>
-  <New>DocumentLibraryForm</New>
-</FormTemplates>
+<file path=customXml/itemProps1.xml><?xml version="1.0" encoding="utf-8"?>
+<ds:datastoreItem xmlns:ds="http://schemas.openxmlformats.org/officeDocument/2006/customXml" ds:itemID="{68FB56F5-3CE8-4167-9790-3E517CF47AC9}">
+  <ds:schemaRefs>
+    <ds:schemaRef ds:uri="http://schemas.openxmlformats.org/officeDocument/2006/bibliography"/>
+  </ds:schemaRefs>
+</ds:datastoreItem>
 </file>
 
-<file path=customXml/itemProps1.xml><?xml version="1.0" encoding="utf-8"?>
+<file path=customXml/itemProps2.xml><?xml version="1.0" encoding="utf-8"?>
 <ds:datastoreItem xmlns:ds="http://schemas.openxmlformats.org/officeDocument/2006/customXml" ds:itemID="{515BB210-9981-4CA0-A73C-C3B925489931}">
   <ds:schemaRefs>
     <ds:schemaRef ds:uri="http://schemas.microsoft.com/office/2006/metadata/properties"/>
@@ -26429,15 +26437,15 @@
 </ds:datastoreItem>
 </file>
 
-<file path=customXml/itemProps2.xml><?xml version="1.0" encoding="utf-8"?>
-<ds:datastoreItem xmlns:ds="http://schemas.openxmlformats.org/officeDocument/2006/customXml" ds:itemID="{68FB56F5-3CE8-4167-9790-3E517CF47AC9}">
+<file path=customXml/itemProps3.xml><?xml version="1.0" encoding="utf-8"?>
+<ds:datastoreItem xmlns:ds="http://schemas.openxmlformats.org/officeDocument/2006/customXml" ds:itemID="{76AF1F18-BD40-4DEA-81CE-A8C571440A5E}">
   <ds:schemaRefs>
-    <ds:schemaRef ds:uri="http://schemas.openxmlformats.org/officeDocument/2006/bibliography"/>
+    <ds:schemaRef ds:uri="http://schemas.microsoft.com/sharepoint/v3/contenttype/forms"/>
   </ds:schemaRefs>
 </ds:datastoreItem>
 </file>
 
-<file path=customXml/itemProps3.xml><?xml version="1.0" encoding="utf-8"?>
+<file path=customXml/itemProps4.xml><?xml version="1.0" encoding="utf-8"?>
 <ds:datastoreItem xmlns:ds="http://schemas.openxmlformats.org/officeDocument/2006/customXml" ds:itemID="{173C6562-C37A-4B7E-88F3-BAF50FB889B2}">
   <ds:schemaRefs>
     <ds:schemaRef ds:uri="http://schemas.microsoft.com/office/2006/metadata/contentType"/>
@@ -26454,12 +26462,4 @@
     <ds:schemaRef ds:uri="http://schemas.microsoft.com/internal/obd"/>
   </ds:schemaRefs>
 </ds:datastoreItem>
-</file>
-
-<file path=customXml/itemProps4.xml><?xml version="1.0" encoding="utf-8"?>
-<ds:datastoreItem xmlns:ds="http://schemas.openxmlformats.org/officeDocument/2006/customXml" ds:itemID="{76AF1F18-BD40-4DEA-81CE-A8C571440A5E}">
-  <ds:schemaRefs>
-    <ds:schemaRef ds:uri="http://schemas.microsoft.com/sharepoint/v3/contenttype/forms"/>
-  </ds:schemaRefs>
-</ds:datastoreItem>
 </file>
--- a/docs/predeposito/TFM_Predeposito_UNIR.docx
+++ b/docs/predeposito/TFM_Predeposito_UNIR.docx
@@ -308,6 +308,7 @@
             </w:pPr>
             <w:r>
               <w:rPr>
+                <w:rFonts w:asciiTheme="majorHAnsi" w:hAnsiTheme="majorHAnsi"/>
                 <w:sz w:val="24"/>
               </w:rPr>
               <w:t>Tipo 2. Investigación con desarrollo práctico</w:t>
@@ -5896,7 +5897,7 @@
             <w:noProof/>
             <w:webHidden/>
           </w:rPr>
-          <w:t>50</w:t>
+          <w:t>49</w:t>
         </w:r>
         <w:r>
           <w:rPr>
@@ -6436,7 +6437,7 @@
             <w:noProof/>
             <w:webHidden/>
           </w:rPr>
-          <w:t>58</w:t>
+          <w:t>57</w:t>
         </w:r>
         <w:r>
           <w:rPr>
@@ -6526,7 +6527,7 @@
             <w:noProof/>
             <w:webHidden/>
           </w:rPr>
-          <w:t>58</w:t>
+          <w:t>57</w:t>
         </w:r>
         <w:r>
           <w:rPr>
@@ -6616,7 +6617,7 @@
             <w:noProof/>
             <w:webHidden/>
           </w:rPr>
-          <w:t>59</w:t>
+          <w:t>58</w:t>
         </w:r>
         <w:r>
           <w:rPr>
@@ -6706,7 +6707,7 @@
             <w:noProof/>
             <w:webHidden/>
           </w:rPr>
-          <w:t>62</w:t>
+          <w:t>61</w:t>
         </w:r>
         <w:r>
           <w:rPr>
@@ -6796,7 +6797,7 @@
             <w:noProof/>
             <w:webHidden/>
           </w:rPr>
-          <w:t>64</w:t>
+          <w:t>63</w:t>
         </w:r>
         <w:r>
           <w:rPr>
@@ -6886,7 +6887,7 @@
             <w:noProof/>
             <w:webHidden/>
           </w:rPr>
-          <w:t>64</w:t>
+          <w:t>63</w:t>
         </w:r>
         <w:r>
           <w:rPr>
@@ -6976,7 +6977,7 @@
             <w:noProof/>
             <w:webHidden/>
           </w:rPr>
-          <w:t>64</w:t>
+          <w:t>63</w:t>
         </w:r>
         <w:r>
           <w:rPr>
@@ -7066,7 +7067,7 @@
             <w:noProof/>
             <w:webHidden/>
           </w:rPr>
-          <w:t>64</w:t>
+          <w:t>63</w:t>
         </w:r>
         <w:r>
           <w:rPr>
@@ -7156,7 +7157,7 @@
             <w:noProof/>
             <w:webHidden/>
           </w:rPr>
-          <w:t>65</w:t>
+          <w:t>64</w:t>
         </w:r>
         <w:r>
           <w:rPr>
@@ -7246,7 +7247,7 @@
             <w:noProof/>
             <w:webHidden/>
           </w:rPr>
-          <w:t>65</w:t>
+          <w:t>64</w:t>
         </w:r>
         <w:r>
           <w:rPr>
@@ -7336,7 +7337,7 @@
             <w:noProof/>
             <w:webHidden/>
           </w:rPr>
-          <w:t>66</w:t>
+          <w:t>65</w:t>
         </w:r>
         <w:r>
           <w:rPr>
@@ -7426,7 +7427,7 @@
             <w:noProof/>
             <w:webHidden/>
           </w:rPr>
-          <w:t>67</w:t>
+          <w:t>66</w:t>
         </w:r>
         <w:r>
           <w:rPr>
@@ -7499,7 +7500,7 @@
             <w:noProof/>
             <w:webHidden/>
           </w:rPr>
-          <w:t>69</w:t>
+          <w:t>68</w:t>
         </w:r>
         <w:r>
           <w:rPr>
@@ -7589,7 +7590,7 @@
             <w:noProof/>
             <w:webHidden/>
           </w:rPr>
-          <w:t>75</w:t>
+          <w:t>74</w:t>
         </w:r>
         <w:r>
           <w:rPr>
@@ -7642,7 +7643,7 @@
       <w:r>
         <w:fldChar w:fldCharType="separate"/>
       </w:r>
-      <w:hyperlink w:anchor="_Toc235188203" w:history="1">
+      <w:hyperlink w:anchor="_Toc235189146" w:history="1">
         <w:r>
           <w:rPr>
             <w:rStyle w:val="Hyperlink"/>
@@ -7669,7 +7670,7 @@
             <w:noProof/>
             <w:webHidden/>
           </w:rPr>
-          <w:instrText xml:space="preserve"> PAGEREF _Toc235188203 \h </w:instrText>
+          <w:instrText xml:space="preserve"> PAGEREF _Toc235189146 \h </w:instrText>
         </w:r>
         <w:r>
           <w:rPr>
@@ -7714,7 +7715,7 @@
           <w14:ligatures w14:val="standardContextual"/>
         </w:rPr>
       </w:pPr>
-      <w:hyperlink w:anchor="_Toc235188204" w:history="1">
+      <w:hyperlink w:anchor="_Toc235189147" w:history="1">
         <w:r>
           <w:rPr>
             <w:rStyle w:val="Hyperlink"/>
@@ -7741,7 +7742,7 @@
             <w:noProof/>
             <w:webHidden/>
           </w:rPr>
-          <w:instrText xml:space="preserve"> PAGEREF _Toc235188204 \h </w:instrText>
+          <w:instrText xml:space="preserve"> PAGEREF _Toc235189147 \h </w:instrText>
         </w:r>
         <w:r>
           <w:rPr>
@@ -7786,7 +7787,7 @@
           <w14:ligatures w14:val="standardContextual"/>
         </w:rPr>
       </w:pPr>
-      <w:hyperlink w:anchor="_Toc235188205" w:history="1">
+      <w:hyperlink w:anchor="_Toc235189148" w:history="1">
         <w:r>
           <w:rPr>
             <w:rStyle w:val="Hyperlink"/>
@@ -7813,7 +7814,7 @@
             <w:noProof/>
             <w:webHidden/>
           </w:rPr>
-          <w:instrText xml:space="preserve"> PAGEREF _Toc235188205 \h </w:instrText>
+          <w:instrText xml:space="preserve"> PAGEREF _Toc235189148 \h </w:instrText>
         </w:r>
         <w:r>
           <w:rPr>
@@ -7858,7 +7859,7 @@
           <w14:ligatures w14:val="standardContextual"/>
         </w:rPr>
       </w:pPr>
-      <w:hyperlink w:anchor="_Toc235188206" w:history="1">
+      <w:hyperlink w:anchor="_Toc235189149" w:history="1">
         <w:r>
           <w:rPr>
             <w:rStyle w:val="Hyperlink"/>
@@ -7885,7 +7886,7 @@
             <w:noProof/>
             <w:webHidden/>
           </w:rPr>
-          <w:instrText xml:space="preserve"> PAGEREF _Toc235188206 \h </w:instrText>
+          <w:instrText xml:space="preserve"> PAGEREF _Toc235189149 \h </w:instrText>
         </w:r>
         <w:r>
           <w:rPr>
@@ -7930,7 +7931,7 @@
           <w14:ligatures w14:val="standardContextual"/>
         </w:rPr>
       </w:pPr>
-      <w:hyperlink w:anchor="_Toc235188207" w:history="1">
+      <w:hyperlink w:anchor="_Toc235189150" w:history="1">
         <w:r>
           <w:rPr>
             <w:rStyle w:val="Hyperlink"/>
@@ -7957,7 +7958,7 @@
             <w:noProof/>
             <w:webHidden/>
           </w:rPr>
-          <w:instrText xml:space="preserve"> PAGEREF _Toc235188207 \h </w:instrText>
+          <w:instrText xml:space="preserve"> PAGEREF _Toc235189150 \h </w:instrText>
         </w:r>
         <w:r>
           <w:rPr>
@@ -8002,7 +8003,7 @@
           <w14:ligatures w14:val="standardContextual"/>
         </w:rPr>
       </w:pPr>
-      <w:hyperlink w:anchor="_Toc235188208" w:history="1">
+      <w:hyperlink w:anchor="_Toc235189151" w:history="1">
         <w:r>
           <w:rPr>
             <w:rStyle w:val="Hyperlink"/>
@@ -8029,7 +8030,7 @@
             <w:noProof/>
             <w:webHidden/>
           </w:rPr>
-          <w:instrText xml:space="preserve"> PAGEREF _Toc235188208 \h </w:instrText>
+          <w:instrText xml:space="preserve"> PAGEREF _Toc235189151 \h </w:instrText>
         </w:r>
         <w:r>
           <w:rPr>
@@ -8074,7 +8075,7 @@
           <w14:ligatures w14:val="standardContextual"/>
         </w:rPr>
       </w:pPr>
-      <w:hyperlink w:anchor="_Toc235188209" w:history="1">
+      <w:hyperlink w:anchor="_Toc235189152" w:history="1">
         <w:r>
           <w:rPr>
             <w:rStyle w:val="Hyperlink"/>
@@ -8101,7 +8102,7 @@
             <w:noProof/>
             <w:webHidden/>
           </w:rPr>
-          <w:instrText xml:space="preserve"> PAGEREF _Toc235188209 \h </w:instrText>
+          <w:instrText xml:space="preserve"> PAGEREF _Toc235189152 \h </w:instrText>
         </w:r>
         <w:r>
           <w:rPr>
@@ -8146,7 +8147,7 @@
           <w14:ligatures w14:val="standardContextual"/>
         </w:rPr>
       </w:pPr>
-      <w:hyperlink w:anchor="_Toc235188210" w:history="1">
+      <w:hyperlink w:anchor="_Toc235189153" w:history="1">
         <w:r>
           <w:rPr>
             <w:rStyle w:val="Hyperlink"/>
@@ -8173,7 +8174,7 @@
             <w:noProof/>
             <w:webHidden/>
           </w:rPr>
-          <w:instrText xml:space="preserve"> PAGEREF _Toc235188210 \h </w:instrText>
+          <w:instrText xml:space="preserve"> PAGEREF _Toc235189153 \h </w:instrText>
         </w:r>
         <w:r>
           <w:rPr>
@@ -8218,7 +8219,7 @@
           <w14:ligatures w14:val="standardContextual"/>
         </w:rPr>
       </w:pPr>
-      <w:hyperlink w:anchor="_Toc235188211" w:history="1">
+      <w:hyperlink w:anchor="_Toc235189154" w:history="1">
         <w:r>
           <w:rPr>
             <w:rStyle w:val="Hyperlink"/>
@@ -8245,7 +8246,7 @@
             <w:noProof/>
             <w:webHidden/>
           </w:rPr>
-          <w:instrText xml:space="preserve"> PAGEREF _Toc235188211 \h </w:instrText>
+          <w:instrText xml:space="preserve"> PAGEREF _Toc235189154 \h </w:instrText>
         </w:r>
         <w:r>
           <w:rPr>
@@ -8290,7 +8291,7 @@
           <w14:ligatures w14:val="standardContextual"/>
         </w:rPr>
       </w:pPr>
-      <w:hyperlink w:anchor="_Toc235188212" w:history="1">
+      <w:hyperlink w:anchor="_Toc235189155" w:history="1">
         <w:r>
           <w:rPr>
             <w:rStyle w:val="Hyperlink"/>
@@ -8317,7 +8318,7 @@
             <w:noProof/>
             <w:webHidden/>
           </w:rPr>
-          <w:instrText xml:space="preserve"> PAGEREF _Toc235188212 \h </w:instrText>
+          <w:instrText xml:space="preserve"> PAGEREF _Toc235189155 \h </w:instrText>
         </w:r>
         <w:r>
           <w:rPr>
@@ -8362,7 +8363,7 @@
           <w14:ligatures w14:val="standardContextual"/>
         </w:rPr>
       </w:pPr>
-      <w:hyperlink w:anchor="_Toc235188213" w:history="1">
+      <w:hyperlink w:anchor="_Toc235189156" w:history="1">
         <w:r>
           <w:rPr>
             <w:rStyle w:val="Hyperlink"/>
@@ -8389,7 +8390,7 @@
             <w:noProof/>
             <w:webHidden/>
           </w:rPr>
-          <w:instrText xml:space="preserve"> PAGEREF _Toc235188213 \h </w:instrText>
+          <w:instrText xml:space="preserve"> PAGEREF _Toc235189156 \h </w:instrText>
         </w:r>
         <w:r>
           <w:rPr>
@@ -8434,7 +8435,7 @@
           <w14:ligatures w14:val="standardContextual"/>
         </w:rPr>
       </w:pPr>
-      <w:hyperlink w:anchor="_Toc235188214" w:history="1">
+      <w:hyperlink w:anchor="_Toc235189157" w:history="1">
         <w:r>
           <w:rPr>
             <w:rStyle w:val="Hyperlink"/>
@@ -8461,7 +8462,7 @@
             <w:noProof/>
             <w:webHidden/>
           </w:rPr>
-          <w:instrText xml:space="preserve"> PAGEREF _Toc235188214 \h </w:instrText>
+          <w:instrText xml:space="preserve"> PAGEREF _Toc235189157 \h </w:instrText>
         </w:r>
         <w:r>
           <w:rPr>
@@ -8506,7 +8507,7 @@
           <w14:ligatures w14:val="standardContextual"/>
         </w:rPr>
       </w:pPr>
-      <w:hyperlink w:anchor="_Toc235188215" w:history="1">
+      <w:hyperlink w:anchor="_Toc235189158" w:history="1">
         <w:r>
           <w:rPr>
             <w:rStyle w:val="Hyperlink"/>
@@ -8533,7 +8534,7 @@
             <w:noProof/>
             <w:webHidden/>
           </w:rPr>
-          <w:instrText xml:space="preserve"> PAGEREF _Toc235188215 \h </w:instrText>
+          <w:instrText xml:space="preserve"> PAGEREF _Toc235189158 \h </w:instrText>
         </w:r>
         <w:r>
           <w:rPr>
@@ -8578,7 +8579,7 @@
           <w14:ligatures w14:val="standardContextual"/>
         </w:rPr>
       </w:pPr>
-      <w:hyperlink w:anchor="_Toc235188216" w:history="1">
+      <w:hyperlink w:anchor="_Toc235189159" w:history="1">
         <w:r>
           <w:rPr>
             <w:rStyle w:val="Hyperlink"/>
@@ -8605,7 +8606,7 @@
             <w:noProof/>
             <w:webHidden/>
           </w:rPr>
-          <w:instrText xml:space="preserve"> PAGEREF _Toc235188216 \h </w:instrText>
+          <w:instrText xml:space="preserve"> PAGEREF _Toc235189159 \h </w:instrText>
         </w:r>
         <w:r>
           <w:rPr>
@@ -8650,7 +8651,7 @@
           <w14:ligatures w14:val="standardContextual"/>
         </w:rPr>
       </w:pPr>
-      <w:hyperlink w:anchor="_Toc235188217" w:history="1">
+      <w:hyperlink w:anchor="_Toc235189160" w:history="1">
         <w:r>
           <w:rPr>
             <w:rStyle w:val="Hyperlink"/>
@@ -8677,7 +8678,7 @@
             <w:noProof/>
             <w:webHidden/>
           </w:rPr>
-          <w:instrText xml:space="preserve"> PAGEREF _Toc235188217 \h </w:instrText>
+          <w:instrText xml:space="preserve"> PAGEREF _Toc235189160 \h </w:instrText>
         </w:r>
         <w:r>
           <w:rPr>
@@ -8758,7 +8759,7 @@
         </w:rPr>
         <w:fldChar w:fldCharType="separate"/>
       </w:r>
-      <w:hyperlink w:anchor="_Toc235188218" w:history="1">
+      <w:hyperlink w:anchor="_Toc235189161" w:history="1">
         <w:r>
           <w:rPr>
             <w:rStyle w:val="Hyperlink"/>
@@ -8794,7 +8795,7 @@
             <w:noProof/>
             <w:webHidden/>
           </w:rPr>
-          <w:instrText xml:space="preserve"> PAGEREF _Toc235188218 \h </w:instrText>
+          <w:instrText xml:space="preserve"> PAGEREF _Toc235189161 \h </w:instrText>
         </w:r>
         <w:r>
           <w:rPr>
@@ -8839,7 +8840,7 @@
           <w14:ligatures w14:val="standardContextual"/>
         </w:rPr>
       </w:pPr>
-      <w:hyperlink w:anchor="_Toc235188219" w:history="1">
+      <w:hyperlink w:anchor="_Toc235189162" w:history="1">
         <w:r>
           <w:rPr>
             <w:rStyle w:val="Hyperlink"/>
@@ -8866,7 +8867,7 @@
             <w:noProof/>
             <w:webHidden/>
           </w:rPr>
-          <w:instrText xml:space="preserve"> PAGEREF _Toc235188219 \h </w:instrText>
+          <w:instrText xml:space="preserve"> PAGEREF _Toc235189162 \h </w:instrText>
         </w:r>
         <w:r>
           <w:rPr>
@@ -8911,7 +8912,7 @@
           <w14:ligatures w14:val="standardContextual"/>
         </w:rPr>
       </w:pPr>
-      <w:hyperlink w:anchor="_Toc235188220" w:history="1">
+      <w:hyperlink w:anchor="_Toc235189163" w:history="1">
         <w:r>
           <w:rPr>
             <w:rStyle w:val="Hyperlink"/>
@@ -8938,7 +8939,7 @@
             <w:noProof/>
             <w:webHidden/>
           </w:rPr>
-          <w:instrText xml:space="preserve"> PAGEREF _Toc235188220 \h </w:instrText>
+          <w:instrText xml:space="preserve"> PAGEREF _Toc235189163 \h </w:instrText>
         </w:r>
         <w:r>
           <w:rPr>
@@ -8983,7 +8984,7 @@
           <w14:ligatures w14:val="standardContextual"/>
         </w:rPr>
       </w:pPr>
-      <w:hyperlink w:anchor="_Toc235188221" w:history="1">
+      <w:hyperlink w:anchor="_Toc235189164" w:history="1">
         <w:r>
           <w:rPr>
             <w:rStyle w:val="Hyperlink"/>
@@ -9010,7 +9011,7 @@
             <w:noProof/>
             <w:webHidden/>
           </w:rPr>
-          <w:instrText xml:space="preserve"> PAGEREF _Toc235188221 \h </w:instrText>
+          <w:instrText xml:space="preserve"> PAGEREF _Toc235189164 \h </w:instrText>
         </w:r>
         <w:r>
           <w:rPr>
@@ -9055,7 +9056,7 @@
           <w14:ligatures w14:val="standardContextual"/>
         </w:rPr>
       </w:pPr>
-      <w:hyperlink w:anchor="_Toc235188222" w:history="1">
+      <w:hyperlink w:anchor="_Toc235189165" w:history="1">
         <w:r>
           <w:rPr>
             <w:rStyle w:val="Hyperlink"/>
@@ -9082,7 +9083,7 @@
             <w:noProof/>
             <w:webHidden/>
           </w:rPr>
-          <w:instrText xml:space="preserve"> PAGEREF _Toc235188222 \h </w:instrText>
+          <w:instrText xml:space="preserve"> PAGEREF _Toc235189165 \h </w:instrText>
         </w:r>
         <w:r>
           <w:rPr>
@@ -9127,7 +9128,7 @@
           <w14:ligatures w14:val="standardContextual"/>
         </w:rPr>
       </w:pPr>
-      <w:hyperlink w:anchor="_Toc235188223" w:history="1">
+      <w:hyperlink w:anchor="_Toc235189166" w:history="1">
         <w:r>
           <w:rPr>
             <w:rStyle w:val="Hyperlink"/>
@@ -9154,7 +9155,7 @@
             <w:noProof/>
             <w:webHidden/>
           </w:rPr>
-          <w:instrText xml:space="preserve"> PAGEREF _Toc235188223 \h </w:instrText>
+          <w:instrText xml:space="preserve"> PAGEREF _Toc235189166 \h </w:instrText>
         </w:r>
         <w:r>
           <w:rPr>
@@ -9199,7 +9200,7 @@
           <w14:ligatures w14:val="standardContextual"/>
         </w:rPr>
       </w:pPr>
-      <w:hyperlink w:anchor="_Toc235188224" w:history="1">
+      <w:hyperlink w:anchor="_Toc235189167" w:history="1">
         <w:r>
           <w:rPr>
             <w:rStyle w:val="Hyperlink"/>
@@ -9226,7 +9227,7 @@
             <w:noProof/>
             <w:webHidden/>
           </w:rPr>
-          <w:instrText xml:space="preserve"> PAGEREF _Toc235188224 \h </w:instrText>
+          <w:instrText xml:space="preserve"> PAGEREF _Toc235189167 \h </w:instrText>
         </w:r>
         <w:r>
           <w:rPr>
@@ -9271,7 +9272,7 @@
           <w14:ligatures w14:val="standardContextual"/>
         </w:rPr>
       </w:pPr>
-      <w:hyperlink w:anchor="_Toc235188225" w:history="1">
+      <w:hyperlink w:anchor="_Toc235189168" w:history="1">
         <w:r>
           <w:rPr>
             <w:rStyle w:val="Hyperlink"/>
@@ -9298,7 +9299,7 @@
             <w:noProof/>
             <w:webHidden/>
           </w:rPr>
-          <w:instrText xml:space="preserve"> PAGEREF _Toc235188225 \h </w:instrText>
+          <w:instrText xml:space="preserve"> PAGEREF _Toc235189168 \h </w:instrText>
         </w:r>
         <w:r>
           <w:rPr>
@@ -9343,7 +9344,7 @@
           <w14:ligatures w14:val="standardContextual"/>
         </w:rPr>
       </w:pPr>
-      <w:hyperlink w:anchor="_Toc235188226" w:history="1">
+      <w:hyperlink w:anchor="_Toc235189169" w:history="1">
         <w:r>
           <w:rPr>
             <w:rStyle w:val="Hyperlink"/>
@@ -9370,7 +9371,7 @@
             <w:noProof/>
             <w:webHidden/>
           </w:rPr>
-          <w:instrText xml:space="preserve"> PAGEREF _Toc235188226 \h </w:instrText>
+          <w:instrText xml:space="preserve"> PAGEREF _Toc235189169 \h </w:instrText>
         </w:r>
         <w:r>
           <w:rPr>
@@ -9415,7 +9416,7 @@
           <w14:ligatures w14:val="standardContextual"/>
         </w:rPr>
       </w:pPr>
-      <w:hyperlink w:anchor="_Toc235188227" w:history="1">
+      <w:hyperlink w:anchor="_Toc235189170" w:history="1">
         <w:r>
           <w:rPr>
             <w:rStyle w:val="Hyperlink"/>
@@ -9442,7 +9443,7 @@
             <w:noProof/>
             <w:webHidden/>
           </w:rPr>
-          <w:instrText xml:space="preserve"> PAGEREF _Toc235188227 \h </w:instrText>
+          <w:instrText xml:space="preserve"> PAGEREF _Toc235189170 \h </w:instrText>
         </w:r>
         <w:r>
           <w:rPr>
@@ -9487,7 +9488,7 @@
           <w14:ligatures w14:val="standardContextual"/>
         </w:rPr>
       </w:pPr>
-      <w:hyperlink w:anchor="_Toc235188228" w:history="1">
+      <w:hyperlink w:anchor="_Toc235189171" w:history="1">
         <w:r>
           <w:rPr>
             <w:rStyle w:val="Hyperlink"/>
@@ -9514,7 +9515,7 @@
             <w:noProof/>
             <w:webHidden/>
           </w:rPr>
-          <w:instrText xml:space="preserve"> PAGEREF _Toc235188228 \h </w:instrText>
+          <w:instrText xml:space="preserve"> PAGEREF _Toc235189171 \h </w:instrText>
         </w:r>
         <w:r>
           <w:rPr>
@@ -9534,7 +9535,7 @@
             <w:noProof/>
             <w:webHidden/>
           </w:rPr>
-          <w:t>52</w:t>
+          <w:t>51</w:t>
         </w:r>
         <w:r>
           <w:rPr>
@@ -9559,7 +9560,7 @@
           <w14:ligatures w14:val="standardContextual"/>
         </w:rPr>
       </w:pPr>
-      <w:hyperlink w:anchor="_Toc235188229" w:history="1">
+      <w:hyperlink w:anchor="_Toc235189172" w:history="1">
         <w:r>
           <w:rPr>
             <w:rStyle w:val="Hyperlink"/>
@@ -9586,7 +9587,7 @@
             <w:noProof/>
             <w:webHidden/>
           </w:rPr>
-          <w:instrText xml:space="preserve"> PAGEREF _Toc235188229 \h </w:instrText>
+          <w:instrText xml:space="preserve"> PAGEREF _Toc235189172 \h </w:instrText>
         </w:r>
         <w:r>
           <w:rPr>
@@ -9631,7 +9632,7 @@
           <w14:ligatures w14:val="standardContextual"/>
         </w:rPr>
       </w:pPr>
-      <w:hyperlink w:anchor="_Toc235188230" w:history="1">
+      <w:hyperlink w:anchor="_Toc235189173" w:history="1">
         <w:r>
           <w:rPr>
             <w:rStyle w:val="Hyperlink"/>
@@ -9658,7 +9659,7 @@
             <w:noProof/>
             <w:webHidden/>
           </w:rPr>
-          <w:instrText xml:space="preserve"> PAGEREF _Toc235188230 \h </w:instrText>
+          <w:instrText xml:space="preserve"> PAGEREF _Toc235189173 \h </w:instrText>
         </w:r>
         <w:r>
           <w:rPr>
@@ -9678,7 +9679,7 @@
             <w:noProof/>
             <w:webHidden/>
           </w:rPr>
-          <w:t>55</w:t>
+          <w:t>54</w:t>
         </w:r>
         <w:r>
           <w:rPr>
@@ -9703,7 +9704,7 @@
           <w14:ligatures w14:val="standardContextual"/>
         </w:rPr>
       </w:pPr>
-      <w:hyperlink w:anchor="_Toc235188231" w:history="1">
+      <w:hyperlink w:anchor="_Toc235189174" w:history="1">
         <w:r>
           <w:rPr>
             <w:rStyle w:val="Hyperlink"/>
@@ -9730,7 +9731,7 @@
             <w:noProof/>
             <w:webHidden/>
           </w:rPr>
-          <w:instrText xml:space="preserve"> PAGEREF _Toc235188231 \h </w:instrText>
+          <w:instrText xml:space="preserve"> PAGEREF _Toc235189174 \h </w:instrText>
         </w:r>
         <w:r>
           <w:rPr>
@@ -9775,7 +9776,7 @@
           <w14:ligatures w14:val="standardContextual"/>
         </w:rPr>
       </w:pPr>
-      <w:hyperlink w:anchor="_Toc235188232" w:history="1">
+      <w:hyperlink w:anchor="_Toc235189175" w:history="1">
         <w:r>
           <w:rPr>
             <w:rStyle w:val="Hyperlink"/>
@@ -9802,7 +9803,7 @@
             <w:noProof/>
             <w:webHidden/>
           </w:rPr>
-          <w:instrText xml:space="preserve"> PAGEREF _Toc235188232 \h </w:instrText>
+          <w:instrText xml:space="preserve"> PAGEREF _Toc235189175 \h </w:instrText>
         </w:r>
         <w:r>
           <w:rPr>
@@ -9822,7 +9823,7 @@
             <w:noProof/>
             <w:webHidden/>
           </w:rPr>
-          <w:t>59</w:t>
+          <w:t>58</w:t>
         </w:r>
         <w:r>
           <w:rPr>
@@ -9847,7 +9848,7 @@
           <w14:ligatures w14:val="standardContextual"/>
         </w:rPr>
       </w:pPr>
-      <w:hyperlink w:anchor="_Toc235188233" w:history="1">
+      <w:hyperlink w:anchor="_Toc235189176" w:history="1">
         <w:r>
           <w:rPr>
             <w:rStyle w:val="Hyperlink"/>
@@ -9874,7 +9875,7 @@
             <w:noProof/>
             <w:webHidden/>
           </w:rPr>
-          <w:instrText xml:space="preserve"> PAGEREF _Toc235188233 \h </w:instrText>
+          <w:instrText xml:space="preserve"> PAGEREF _Toc235189176 \h </w:instrText>
         </w:r>
         <w:r>
           <w:rPr>
@@ -9894,7 +9895,7 @@
             <w:noProof/>
             <w:webHidden/>
           </w:rPr>
-          <w:t>65</w:t>
+          <w:t>64</w:t>
         </w:r>
         <w:r>
           <w:rPr>
@@ -10111,7 +10112,7 @@
           <w:szCs w:val="24"/>
         </w:rPr>
       </w:pPr>
-      <w:bookmarkStart w:id="1" w:name="_Toc235188218"/>
+      <w:bookmarkStart w:id="1" w:name="_Toc235189161"/>
       <w:r>
         <w:rPr>
           <w:sz w:val="24"/>
@@ -11602,7 +11603,7 @@
       <w:pPr>
         <w:pStyle w:val="Caption"/>
       </w:pPr>
-      <w:bookmarkStart w:id="22" w:name="_Toc235188219"/>
+      <w:bookmarkStart w:id="22" w:name="_Toc235189162"/>
       <w:r>
         <w:t xml:space="preserve">Tabla </w:t>
       </w:r>
@@ -12495,7 +12496,7 @@
       <w:pPr>
         <w:pStyle w:val="Caption"/>
       </w:pPr>
-      <w:bookmarkStart w:id="28" w:name="_Toc235188203"/>
+      <w:bookmarkStart w:id="28" w:name="_Toc235189146"/>
       <w:r>
         <w:t xml:space="preserve">Figura </w:t>
       </w:r>
@@ -12531,7 +12532,7 @@
       <w:pPr>
         <w:pStyle w:val="Caption"/>
       </w:pPr>
-      <w:bookmarkStart w:id="30" w:name="_Toc235188220"/>
+      <w:bookmarkStart w:id="30" w:name="_Toc235189163"/>
       <w:r>
         <w:t xml:space="preserve">Tabla </w:t>
       </w:r>
@@ -12739,7 +12740,7 @@
       <w:pPr>
         <w:pStyle w:val="Caption"/>
       </w:pPr>
-      <w:bookmarkStart w:id="32" w:name="_Toc235188221"/>
+      <w:bookmarkStart w:id="32" w:name="_Toc235189164"/>
       <w:r>
         <w:t xml:space="preserve">Tabla </w:t>
       </w:r>
@@ -13497,7 +13498,7 @@
       <w:pPr>
         <w:pStyle w:val="Caption"/>
       </w:pPr>
-      <w:bookmarkStart w:id="46" w:name="_Toc235188204"/>
+      <w:bookmarkStart w:id="46" w:name="_Toc235189147"/>
       <w:r>
         <w:t xml:space="preserve">Figura </w:t>
       </w:r>
@@ -13560,7 +13561,7 @@
       <w:pPr>
         <w:pStyle w:val="Caption"/>
       </w:pPr>
-      <w:bookmarkStart w:id="47" w:name="_Toc235188205"/>
+      <w:bookmarkStart w:id="47" w:name="_Toc235189148"/>
       <w:r>
         <w:t xml:space="preserve">Figura </w:t>
       </w:r>
@@ -13644,7 +13645,7 @@
         <w:pStyle w:val="Caption"/>
         <w:keepNext/>
       </w:pPr>
-      <w:bookmarkStart w:id="48" w:name="_Toc235188222"/>
+      <w:bookmarkStart w:id="48" w:name="_Toc235189165"/>
       <w:r>
         <w:t xml:space="preserve">Tabla </w:t>
       </w:r>
@@ -14031,7 +14032,7 @@
       <w:pPr>
         <w:pStyle w:val="Caption"/>
       </w:pPr>
-      <w:bookmarkStart w:id="50" w:name="_Toc235188206"/>
+      <w:bookmarkStart w:id="50" w:name="_Toc235189149"/>
       <w:r>
         <w:t xml:space="preserve">Figura </w:t>
       </w:r>
@@ -14057,7 +14058,7 @@
       <w:pPr>
         <w:pStyle w:val="Caption"/>
       </w:pPr>
-      <w:bookmarkStart w:id="51" w:name="_Toc235188207"/>
+      <w:bookmarkStart w:id="51" w:name="_Toc235189150"/>
       <w:r>
         <w:t xml:space="preserve">Figura </w:t>
       </w:r>
@@ -14164,7 +14165,7 @@
       <w:pPr>
         <w:pStyle w:val="Caption"/>
       </w:pPr>
-      <w:bookmarkStart w:id="53" w:name="_Toc235188223"/>
+      <w:bookmarkStart w:id="53" w:name="_Toc235189166"/>
       <w:r>
         <w:t xml:space="preserve">Tabla </w:t>
       </w:r>
@@ -14701,7 +14702,7 @@
       <w:pPr>
         <w:pStyle w:val="Caption"/>
       </w:pPr>
-      <w:bookmarkStart w:id="62" w:name="_Toc235188208"/>
+      <w:bookmarkStart w:id="62" w:name="_Toc235189151"/>
       <w:r>
         <w:t xml:space="preserve">Figura </w:t>
       </w:r>
@@ -15331,7 +15332,7 @@
       <w:pPr>
         <w:pStyle w:val="Caption"/>
       </w:pPr>
-      <w:bookmarkStart w:id="65" w:name="_Toc235188224"/>
+      <w:bookmarkStart w:id="65" w:name="_Toc235189167"/>
       <w:r>
         <w:t xml:space="preserve">Tabla </w:t>
       </w:r>
@@ -16509,7 +16510,7 @@
       <w:pPr>
         <w:pStyle w:val="Caption"/>
       </w:pPr>
-      <w:bookmarkStart w:id="68" w:name="_Toc235188209"/>
+      <w:bookmarkStart w:id="68" w:name="_Toc235189152"/>
       <w:r>
         <w:t xml:space="preserve">Figura </w:t>
       </w:r>
@@ -16597,7 +16598,7 @@
       <w:pPr>
         <w:pStyle w:val="Caption"/>
       </w:pPr>
-      <w:bookmarkStart w:id="70" w:name="_Toc235188210"/>
+      <w:bookmarkStart w:id="70" w:name="_Toc235189153"/>
       <w:r>
         <w:t xml:space="preserve">Figura </w:t>
       </w:r>
@@ -16680,7 +16681,7 @@
       <w:pPr>
         <w:pStyle w:val="Caption"/>
       </w:pPr>
-      <w:bookmarkStart w:id="72" w:name="_Toc235188211"/>
+      <w:bookmarkStart w:id="72" w:name="_Toc235189154"/>
       <w:r>
         <w:t xml:space="preserve">Figura </w:t>
       </w:r>
@@ -16763,7 +16764,7 @@
       <w:pPr>
         <w:pStyle w:val="Caption"/>
       </w:pPr>
-      <w:bookmarkStart w:id="74" w:name="_Toc235188212"/>
+      <w:bookmarkStart w:id="74" w:name="_Toc235189155"/>
       <w:r>
         <w:t xml:space="preserve">Figura </w:t>
       </w:r>
@@ -16851,7 +16852,7 @@
       <w:pPr>
         <w:pStyle w:val="Caption"/>
       </w:pPr>
-      <w:bookmarkStart w:id="76" w:name="_Toc235188225"/>
+      <w:bookmarkStart w:id="76" w:name="_Toc235189168"/>
       <w:r>
         <w:t xml:space="preserve">Tabla </w:t>
       </w:r>
@@ -17387,7 +17388,7 @@
       <w:pPr>
         <w:pStyle w:val="Caption"/>
       </w:pPr>
-      <w:bookmarkStart w:id="77" w:name="_Toc235188213"/>
+      <w:bookmarkStart w:id="77" w:name="_Toc235189156"/>
       <w:r>
         <w:t xml:space="preserve">Figura </w:t>
       </w:r>
@@ -17591,7 +17592,7 @@
       <w:pPr>
         <w:pStyle w:val="Caption"/>
       </w:pPr>
-      <w:bookmarkStart w:id="79" w:name="_Toc235188214"/>
+      <w:bookmarkStart w:id="79" w:name="_Toc235189157"/>
       <w:r>
         <w:t xml:space="preserve">Figura </w:t>
       </w:r>
@@ -17702,7 +17703,7 @@
       <w:pPr>
         <w:pStyle w:val="Caption"/>
       </w:pPr>
-      <w:bookmarkStart w:id="81" w:name="_Toc235188215"/>
+      <w:bookmarkStart w:id="81" w:name="_Toc235189158"/>
       <w:r>
         <w:t xml:space="preserve">Figura </w:t>
       </w:r>
@@ -17723,7 +17724,7 @@
       <w:pPr>
         <w:pStyle w:val="Caption"/>
       </w:pPr>
-      <w:bookmarkStart w:id="82" w:name="_Toc235188226"/>
+      <w:bookmarkStart w:id="82" w:name="_Toc235189169"/>
       <w:r>
         <w:t xml:space="preserve">Tabla </w:t>
       </w:r>
@@ -17747,10 +17748,10 @@
         <w:tblLook w:val="04A0" w:firstRow="1" w:lastRow="0" w:firstColumn="1" w:lastColumn="0" w:noHBand="0" w:noVBand="1"/>
       </w:tblPr>
       <w:tblGrid>
-        <w:gridCol w:w="1512"/>
+        <w:gridCol w:w="1511"/>
         <w:gridCol w:w="1509"/>
         <w:gridCol w:w="1509"/>
-        <w:gridCol w:w="1510"/>
+        <w:gridCol w:w="1511"/>
         <w:gridCol w:w="1510"/>
         <w:gridCol w:w="1511"/>
       </w:tblGrid>
@@ -17847,6 +17848,9 @@
           </w:tcPr>
           <w:p>
             <w:r>
+              <w:rPr>
+                <w:sz w:val="18"/>
+              </w:rPr>
               <w:t>v8 sin selección — estándar</w:t>
             </w:r>
           </w:p>
@@ -17909,6 +17913,9 @@
           </w:tcPr>
           <w:p>
             <w:r>
+              <w:rPr>
+                <w:sz w:val="18"/>
+              </w:rPr>
               <w:t>—</w:t>
             </w:r>
           </w:p>
@@ -17921,6 +17928,9 @@
           </w:tcPr>
           <w:p>
             <w:r>
+              <w:rPr>
+                <w:sz w:val="18"/>
+              </w:rPr>
               <w:t>v8 sin selección — verify-then-act</w:t>
             </w:r>
           </w:p>
@@ -17998,6 +18008,9 @@
           </w:tcPr>
           <w:p>
             <w:r>
+              <w:rPr>
+                <w:sz w:val="18"/>
+              </w:rPr>
               <w:t>v9 selección de pieza — estándar</w:t>
             </w:r>
           </w:p>
@@ -18060,6 +18073,9 @@
           </w:tcPr>
           <w:p>
             <w:r>
+              <w:rPr>
+                <w:sz w:val="18"/>
+              </w:rPr>
               <w:t>—</w:t>
             </w:r>
           </w:p>
@@ -18072,6 +18088,9 @@
           </w:tcPr>
           <w:p>
             <w:r>
+              <w:rPr>
+                <w:sz w:val="18"/>
+              </w:rPr>
               <w:t>v9 selección de pieza — verify-then-act</w:t>
             </w:r>
           </w:p>
@@ -18149,6 +18168,9 @@
           </w:tcPr>
           <w:p>
             <w:r>
+              <w:rPr>
+                <w:sz w:val="18"/>
+              </w:rPr>
               <w:t>v9 — sin distractores (control)</w:t>
             </w:r>
           </w:p>
@@ -18185,6 +18207,9 @@
           </w:tcPr>
           <w:p>
             <w:r>
+              <w:rPr>
+                <w:sz w:val="18"/>
+              </w:rPr>
               <w:t>—</w:t>
             </w:r>
           </w:p>
@@ -18195,6 +18220,9 @@
           </w:tcPr>
           <w:p>
             <w:r>
+              <w:rPr>
+                <w:sz w:val="18"/>
+              </w:rPr>
               <w:t>—</w:t>
             </w:r>
           </w:p>
@@ -18205,6 +18233,9 @@
           </w:tcPr>
           <w:p>
             <w:r>
+              <w:rPr>
+                <w:sz w:val="18"/>
+              </w:rPr>
               <w:t>—</w:t>
             </w:r>
           </w:p>
@@ -18275,7 +18306,7 @@
       <w:pPr>
         <w:pStyle w:val="Caption"/>
       </w:pPr>
-      <w:bookmarkStart w:id="87" w:name="_Toc235188227"/>
+      <w:bookmarkStart w:id="87" w:name="_Toc235189170"/>
       <w:r>
         <w:t xml:space="preserve">Tabla </w:t>
       </w:r>
@@ -18532,7 +18563,7 @@
       <w:pPr>
         <w:pStyle w:val="Caption"/>
       </w:pPr>
-      <w:bookmarkStart w:id="88" w:name="_Toc235188228"/>
+      <w:bookmarkStart w:id="88" w:name="_Toc235189171"/>
       <w:r>
         <w:t xml:space="preserve">Tabla </w:t>
       </w:r>
@@ -18802,7 +18833,7 @@
       <w:pPr>
         <w:pStyle w:val="Caption"/>
       </w:pPr>
-      <w:bookmarkStart w:id="89" w:name="_Toc235188216"/>
+      <w:bookmarkStart w:id="89" w:name="_Toc235189159"/>
       <w:r>
         <w:t xml:space="preserve">Figura </w:t>
       </w:r>
@@ -18913,7 +18944,7 @@
       <w:pPr>
         <w:pStyle w:val="Caption"/>
       </w:pPr>
-      <w:bookmarkStart w:id="92" w:name="_Toc235188217"/>
+      <w:bookmarkStart w:id="92" w:name="_Toc235189160"/>
       <w:r>
         <w:t xml:space="preserve">Figura </w:t>
       </w:r>
@@ -18939,7 +18970,7 @@
           <w:szCs w:val="24"/>
         </w:rPr>
       </w:pPr>
-      <w:bookmarkStart w:id="93" w:name="_Toc235188229"/>
+      <w:bookmarkStart w:id="93" w:name="_Toc235189172"/>
       <w:r>
         <w:rPr>
           <w:sz w:val="24"/>
@@ -19200,7 +19231,7 @@
       <w:pPr>
         <w:pStyle w:val="Caption"/>
       </w:pPr>
-      <w:bookmarkStart w:id="95" w:name="_Toc235188230"/>
+      <w:bookmarkStart w:id="95" w:name="_Toc235189173"/>
       <w:r>
         <w:t xml:space="preserve">Tabla </w:t>
       </w:r>
@@ -19240,7 +19271,7 @@
       <w:pPr>
         <w:pStyle w:val="Caption"/>
       </w:pPr>
-      <w:bookmarkStart w:id="96" w:name="_Toc235188231"/>
+      <w:bookmarkStart w:id="96" w:name="_Toc235189174"/>
       <w:r>
         <w:t xml:space="preserve">Tabla </w:t>
       </w:r>
@@ -19285,6 +19316,9 @@
           </w:tcPr>
           <w:p>
             <w:r>
+              <w:rPr>
+                <w:sz w:val="16"/>
+              </w:rPr>
               <w:t>Experimento</w:t>
             </w:r>
           </w:p>
@@ -19295,6 +19329,9 @@
           </w:tcPr>
           <w:p>
             <w:r>
+              <w:rPr>
+                <w:sz w:val="16"/>
+              </w:rPr>
               <w:t>Objetivo</w:t>
             </w:r>
           </w:p>
@@ -19306,6 +19343,9 @@
           </w:tcPr>
           <w:p>
             <w:r>
+              <w:rPr>
+                <w:sz w:val="16"/>
+              </w:rPr>
               <w:t>Hipótesis</w:t>
             </w:r>
           </w:p>
@@ -19317,6 +19357,9 @@
           </w:tcPr>
           <w:p>
             <w:r>
+              <w:rPr>
+                <w:sz w:val="16"/>
+              </w:rPr>
               <w:t>Métrica</w:t>
             </w:r>
           </w:p>
@@ -19328,6 +19371,9 @@
           </w:tcPr>
           <w:p>
             <w:r>
+              <w:rPr>
+                <w:sz w:val="16"/>
+              </w:rPr>
               <w:t>Resultado</w:t>
             </w:r>
           </w:p>
@@ -19339,6 +19385,9 @@
           </w:tcPr>
           <w:p>
             <w:r>
+              <w:rPr>
+                <w:sz w:val="16"/>
+              </w:rPr>
               <w:t>Conclusión</w:t>
             </w:r>
           </w:p>
@@ -19352,6 +19401,9 @@
           </w:tcPr>
           <w:p>
             <w:r>
+              <w:rPr>
+                <w:sz w:val="16"/>
+              </w:rPr>
               <w:t>Evaluación FoundationPose vs GDR-Net++</w:t>
             </w:r>
           </w:p>
@@ -19362,6 +19414,9 @@
           </w:tcPr>
           <w:p>
             <w:r>
+              <w:rPr>
+                <w:sz w:val="16"/>
+              </w:rPr>
               <w:t>OE3</w:t>
             </w:r>
           </w:p>
@@ -19373,6 +19428,9 @@
           </w:tcPr>
           <w:p>
             <w:r>
+              <w:rPr>
+                <w:sz w:val="16"/>
+              </w:rPr>
               <w:t>H1</w:t>
             </w:r>
           </w:p>
@@ -19390,6 +19448,7 @@
             </w:pPr>
             <w:r>
               <w:rPr>
+                <w:sz w:val="16"/>
                 <w:lang w:val="en-US"/>
               </w:rPr>
               <w:t>Mean AR / AUC ADD-S</w:t>
@@ -19403,6 +19462,9 @@
           </w:tcPr>
           <w:p>
             <w:r>
+              <w:rPr>
+                <w:sz w:val="16"/>
+              </w:rPr>
               <w:t>0.908 y 0.957; +3.0 / +3.6 pp</w:t>
             </w:r>
           </w:p>
@@ -19414,6 +19476,9 @@
           </w:tcPr>
           <w:p>
             <w:r>
+              <w:rPr>
+                <w:sz w:val="16"/>
+              </w:rPr>
               <w:t>H1 aceptada</w:t>
             </w:r>
           </w:p>
@@ -19427,6 +19492,9 @@
           </w:tcPr>
           <w:p>
             <w:r>
+              <w:rPr>
+                <w:sz w:val="16"/>
+              </w:rPr>
               <w:t>Robustez ante oclusión y ruido</w:t>
             </w:r>
           </w:p>
@@ -19437,6 +19505,9 @@
           </w:tcPr>
           <w:p>
             <w:r>
+              <w:rPr>
+                <w:sz w:val="16"/>
+              </w:rPr>
               <w:t>OE3</w:t>
             </w:r>
           </w:p>
@@ -19448,6 +19519,9 @@
           </w:tcPr>
           <w:p>
             <w:r>
+              <w:rPr>
+                <w:sz w:val="16"/>
+              </w:rPr>
               <w:t>H1</w:t>
             </w:r>
           </w:p>
@@ -19459,6 +19533,9 @@
           </w:tcPr>
           <w:p>
             <w:r>
+              <w:rPr>
+                <w:sz w:val="16"/>
+              </w:rPr>
               <w:t>AUC ADD-S</w:t>
             </w:r>
           </w:p>
@@ -19470,6 +19547,9 @@
           </w:tcPr>
           <w:p>
             <w:r>
+              <w:rPr>
+                <w:sz w:val="16"/>
+              </w:rPr>
               <w:t>−1.0 pp al 70 % de oclusión (T-LESS)</w:t>
             </w:r>
           </w:p>
@@ -19481,6 +19561,9 @@
           </w:tcPr>
           <w:p>
             <w:r>
+              <w:rPr>
+                <w:sz w:val="16"/>
+              </w:rPr>
               <w:t>Robustez confirmada</w:t>
             </w:r>
           </w:p>
@@ -19494,6 +19577,9 @@
           </w:tcPr>
           <w:p>
             <w:r>
+              <w:rPr>
+                <w:sz w:val="16"/>
+              </w:rPr>
               <w:t>Diversidad multimodal (exp8)</w:t>
             </w:r>
           </w:p>
@@ -19504,6 +19590,9 @@
           </w:tcPr>
           <w:p>
             <w:r>
+              <w:rPr>
+                <w:sz w:val="16"/>
+              </w:rPr>
               <w:t>OE3</w:t>
             </w:r>
           </w:p>
@@ -19515,6 +19604,9 @@
           </w:tcPr>
           <w:p>
             <w:r>
+              <w:rPr>
+                <w:sz w:val="16"/>
+              </w:rPr>
               <w:t>H2</w:t>
             </w:r>
           </w:p>
@@ -19526,6 +19618,9 @@
           </w:tcPr>
           <w:p>
             <w:r>
+              <w:rPr>
+                <w:sz w:val="16"/>
+              </w:rPr>
               <w:t>nº de modos / dispersión</w:t>
             </w:r>
           </w:p>
@@ -19537,6 +19632,9 @@
           </w:tcPr>
           <w:p>
             <w:r>
+              <w:rPr>
+                <w:sz w:val="16"/>
+              </w:rPr>
               <w:t>K = 2; 58.6 cm</w:t>
             </w:r>
           </w:p>
@@ -19548,6 +19646,9 @@
           </w:tcPr>
           <w:p>
             <w:r>
+              <w:rPr>
+                <w:sz w:val="16"/>
+              </w:rPr>
               <w:t>H2 parcial (modos &lt; 3)</w:t>
             </w:r>
           </w:p>
@@ -19567,6 +19668,7 @@
             </w:pPr>
             <w:r>
               <w:rPr>
+                <w:sz w:val="16"/>
                 <w:lang w:val="en-US"/>
               </w:rPr>
               <w:t>Ablation n_diffusion_steps (exp5)</w:t>
@@ -19579,6 +19681,9 @@
           </w:tcPr>
           <w:p>
             <w:r>
+              <w:rPr>
+                <w:sz w:val="16"/>
+              </w:rPr>
               <w:t>OE3</w:t>
             </w:r>
           </w:p>
@@ -19590,6 +19695,9 @@
           </w:tcPr>
           <w:p>
             <w:r>
+              <w:rPr>
+                <w:sz w:val="16"/>
+              </w:rPr>
               <w:t>H2</w:t>
             </w:r>
           </w:p>
@@ -19601,6 +19709,9 @@
           </w:tcPr>
           <w:p>
             <w:r>
+              <w:rPr>
+                <w:sz w:val="16"/>
+              </w:rPr>
               <w:t>latencia / jerk</w:t>
             </w:r>
           </w:p>
@@ -19612,6 +19723,9 @@
           </w:tcPr>
           <w:p>
             <w:r>
+              <w:rPr>
+                <w:sz w:val="16"/>
+              </w:rPr>
               <w:t>DDIM-25 óptimo (133 ms)</w:t>
             </w:r>
           </w:p>
@@ -19623,6 +19737,9 @@
           </w:tcPr>
           <w:p>
             <w:r>
+              <w:rPr>
+                <w:sz w:val="16"/>
+              </w:rPr>
               <w:t>Elección operacional</w:t>
             </w:r>
           </w:p>
@@ -19636,6 +19753,9 @@
           </w:tcPr>
           <w:p>
             <w:r>
+              <w:rPr>
+                <w:sz w:val="16"/>
+              </w:rPr>
               <w:t>Profiling del pipeline (exp10)</w:t>
             </w:r>
           </w:p>
@@ -19646,6 +19766,9 @@
           </w:tcPr>
           <w:p>
             <w:r>
+              <w:rPr>
+                <w:sz w:val="16"/>
+              </w:rPr>
               <w:t>OE3/OE4</w:t>
             </w:r>
           </w:p>
@@ -19657,6 +19780,9 @@
           </w:tcPr>
           <w:p>
             <w:r>
+              <w:rPr>
+                <w:sz w:val="16"/>
+              </w:rPr>
               <w:t>H2/H3</w:t>
             </w:r>
           </w:p>
@@ -19668,6 +19794,9 @@
           </w:tcPr>
           <w:p>
             <w:r>
+              <w:rPr>
+                <w:sz w:val="16"/>
+              </w:rPr>
               <w:t>latencia por componente</w:t>
             </w:r>
           </w:p>
@@ -19679,6 +19808,9 @@
           </w:tcPr>
           <w:p>
             <w:r>
+              <w:rPr>
+                <w:sz w:val="16"/>
+              </w:rPr>
               <w:t>FoundationPose = 80.2 % del ciclo</w:t>
             </w:r>
           </w:p>
@@ -19690,6 +19822,9 @@
           </w:tcPr>
           <w:p>
             <w:r>
+              <w:rPr>
+                <w:sz w:val="16"/>
+              </w:rPr>
               <w:t>Cuello de botella en percepción</w:t>
             </w:r>
           </w:p>
@@ -19703,6 +19838,9 @@
           </w:tcPr>
           <w:p>
             <w:r>
+              <w:rPr>
+                <w:sz w:val="16"/>
+              </w:rPr>
               <w:t>Visual servoing PBVS</w:t>
             </w:r>
           </w:p>
@@ -19713,6 +19851,9 @@
           </w:tcPr>
           <w:p>
             <w:r>
+              <w:rPr>
+                <w:sz w:val="16"/>
+              </w:rPr>
               <w:t>OE4</w:t>
             </w:r>
           </w:p>
@@ -19724,6 +19865,9 @@
           </w:tcPr>
           <w:p>
             <w:r>
+              <w:rPr>
+                <w:sz w:val="16"/>
+              </w:rPr>
               <w:t>H3</w:t>
             </w:r>
           </w:p>
@@ -19735,6 +19879,9 @@
           </w:tcPr>
           <w:p>
             <w:r>
+              <w:rPr>
+                <w:sz w:val="16"/>
+              </w:rPr>
               <w:t>convergencia</w:t>
             </w:r>
           </w:p>
@@ -19746,6 +19893,9 @@
           </w:tcPr>
           <w:p>
             <w:r>
+              <w:rPr>
+                <w:sz w:val="16"/>
+              </w:rPr>
               <w:t>100 % (50/50); mediana 1.7 s</w:t>
             </w:r>
           </w:p>
@@ -19757,6 +19907,9 @@
           </w:tcPr>
           <w:p>
             <w:r>
+              <w:rPr>
+                <w:sz w:val="16"/>
+              </w:rPr>
               <w:t>Lazo de control cerrado</w:t>
             </w:r>
           </w:p>
@@ -19776,6 +19929,7 @@
             </w:pPr>
             <w:r>
               <w:rPr>
+                <w:sz w:val="16"/>
                 <w:lang w:val="en-US"/>
               </w:rPr>
               <w:t>Ciclo end-to-end (CoppeliaSim)</w:t>
@@ -19788,6 +19942,9 @@
           </w:tcPr>
           <w:p>
             <w:r>
+              <w:rPr>
+                <w:sz w:val="16"/>
+              </w:rPr>
               <w:t>OE4</w:t>
             </w:r>
           </w:p>
@@ -19799,6 +19956,9 @@
           </w:tcPr>
           <w:p>
             <w:r>
+              <w:rPr>
+                <w:sz w:val="16"/>
+              </w:rPr>
               <w:t>H3</w:t>
             </w:r>
           </w:p>
@@ -19810,6 +19970,9 @@
           </w:tcPr>
           <w:p>
             <w:r>
+              <w:rPr>
+                <w:sz w:val="16"/>
+              </w:rPr>
               <w:t>ciclo p95</w:t>
             </w:r>
           </w:p>
@@ -19821,6 +19984,9 @@
           </w:tcPr>
           <w:p>
             <w:r>
+              <w:rPr>
+                <w:sz w:val="16"/>
+              </w:rPr>
               <w:t>6.29 s y 6.68 s</w:t>
             </w:r>
           </w:p>
@@ -19832,6 +19998,9 @@
           </w:tcPr>
           <w:p>
             <w:r>
+              <w:rPr>
+                <w:sz w:val="16"/>
+              </w:rPr>
               <w:t>H3 aceptada</w:t>
             </w:r>
           </w:p>
@@ -19845,6 +20014,9 @@
           </w:tcPr>
           <w:p>
             <w:r>
+              <w:rPr>
+                <w:sz w:val="16"/>
+              </w:rPr>
               <w:t>Agarre en clutter (v9)</w:t>
             </w:r>
           </w:p>
@@ -19855,6 +20027,9 @@
           </w:tcPr>
           <w:p>
             <w:r>
+              <w:rPr>
+                <w:sz w:val="16"/>
+              </w:rPr>
               <w:t>OE4</w:t>
             </w:r>
           </w:p>
@@ -19866,6 +20041,9 @@
           </w:tcPr>
           <w:p>
             <w:r>
+              <w:rPr>
+                <w:sz w:val="16"/>
+              </w:rPr>
               <w:t>H2</w:t>
             </w:r>
           </w:p>
@@ -19877,6 +20055,9 @@
           </w:tcPr>
           <w:p>
             <w:r>
+              <w:rPr>
+                <w:sz w:val="16"/>
+              </w:rPr>
               <w:t>tasa de agarre correcto</w:t>
             </w:r>
           </w:p>
@@ -19888,6 +20069,9 @@
           </w:tcPr>
           <w:p>
             <w:r>
+              <w:rPr>
+                <w:sz w:val="16"/>
+              </w:rPr>
               <w:t>96–100 %</w:t>
             </w:r>
           </w:p>
@@ -19899,6 +20083,9 @@
           </w:tcPr>
           <w:p>
             <w:r>
+              <w:rPr>
+                <w:sz w:val="16"/>
+              </w:rPr>
               <w:t>Selección de objetivo validada</w:t>
             </w:r>
           </w:p>
@@ -20808,7 +20995,7 @@
       <w:pPr>
         <w:pStyle w:val="Caption"/>
       </w:pPr>
-      <w:bookmarkStart w:id="100" w:name="_Toc235188232"/>
+      <w:bookmarkStart w:id="100" w:name="_Toc235189175"/>
       <w:r>
         <w:t xml:space="preserve">Tabla </w:t>
       </w:r>
@@ -21309,7 +21496,7 @@
       <w:pPr>
         <w:pStyle w:val="Caption"/>
       </w:pPr>
-      <w:bookmarkStart w:id="109" w:name="_Toc235188233"/>
+      <w:bookmarkStart w:id="109" w:name="_Toc235189176"/>
       <w:r>
         <w:t xml:space="preserve">Tabla </w:t>
       </w:r>
@@ -21724,6 +21911,9 @@
           </w:tcPr>
           <w:p>
             <w:r>
+              <w:rPr>
+                <w:sz w:val="18"/>
+              </w:rPr>
               <w:t>— (no aplica)</w:t>
             </w:r>
           </w:p>
@@ -21848,6 +22038,9 @@
           </w:tcPr>
           <w:p>
             <w:r>
+              <w:rPr>
+                <w:sz w:val="18"/>
+              </w:rPr>
               <w:t>—</w:t>
             </w:r>
           </w:p>
@@ -26133,10 +26326,6 @@
 </file>
 
 <file path=customXml/item1.xml><?xml version="1.0" encoding="utf-8"?>
-<b:Sources xmlns:b="http://schemas.openxmlformats.org/officeDocument/2006/bibliography" xmlns="http://schemas.openxmlformats.org/officeDocument/2006/bibliography" SelectedStyle="\APASixthEditionOfficeOnline.xsl" StyleName="APA" Version="6"/>
-</file>
-
-<file path=customXml/item2.xml><?xml version="1.0" encoding="utf-8"?>
 <p:properties xmlns:p="http://schemas.microsoft.com/office/2006/metadata/properties" xmlns:xsi="http://www.w3.org/2001/XMLSchema-instance" xmlns:pc="http://schemas.microsoft.com/office/infopath/2007/PartnerControls">
   <documentManagement>
     <lcf76f155ced4ddcb4097134ff3c332f xmlns="27c1adeb-3674-457c-b08c-8a73f31b6e23">
@@ -26148,16 +26337,11 @@
 </p:properties>
 </file>
 
-<file path=customXml/item3.xml><?xml version="1.0" encoding="utf-8"?>
-<?mso-contentType ?>
-<FormTemplates xmlns="http://schemas.microsoft.com/sharepoint/v3/contenttype/forms">
-  <Display>DocumentLibraryForm</Display>
-  <Edit>DocumentLibraryForm</Edit>
-  <New>DocumentLibraryForm</New>
-</FormTemplates>
+<file path=customXml/item2.xml><?xml version="1.0" encoding="utf-8"?>
+<b:Sources xmlns:b="http://schemas.openxmlformats.org/officeDocument/2006/bibliography" xmlns="http://schemas.openxmlformats.org/officeDocument/2006/bibliography" SelectedStyle="\APASixthEditionOfficeOnline.xsl" StyleName="APA" Version="6"/>
 </file>
 
-<file path=customXml/item4.xml><?xml version="1.0" encoding="utf-8"?>
+<file path=customXml/item3.xml><?xml version="1.0" encoding="utf-8"?>
 <ct:contentTypeSchema xmlns:ct="http://schemas.microsoft.com/office/2006/metadata/contentType" xmlns:ma="http://schemas.microsoft.com/office/2006/metadata/properties/metaAttributes" ct:_="" ma:_="" ma:contentTypeName="Documento" ma:contentTypeID="0x010100DF3D7C797EA12745A270EF30E38719B9" ma:contentTypeVersion="19" ma:contentTypeDescription="Crear nuevo documento." ma:contentTypeScope="" ma:versionID="227b02526234ef39b0b78895a9d90cf5">
   <xsd:schema xmlns:xsd="http://www.w3.org/2001/XMLSchema" xmlns:xs="http://www.w3.org/2001/XMLSchema" xmlns:p="http://schemas.microsoft.com/office/2006/metadata/properties" xmlns:ns2="0a70e875-3d35-4be2-921f-7117c31bab9b" xmlns:ns3="27c1adeb-3674-457c-b08c-8a73f31b6e23" targetNamespace="http://schemas.microsoft.com/office/2006/metadata/properties" ma:root="true" ma:fieldsID="3c939c8607e2f594db8bbb23634dd059" ns2:_="" ns3:_="">
     <xsd:import namespace="0a70e875-3d35-4be2-921f-7117c31bab9b"/>
@@ -26418,15 +26602,16 @@
 </ct:contentTypeSchema>
 </file>
 
-<file path=customXml/itemProps1.xml><?xml version="1.0" encoding="utf-8"?>
-<ds:datastoreItem xmlns:ds="http://schemas.openxmlformats.org/officeDocument/2006/customXml" ds:itemID="{68FB56F5-3CE8-4167-9790-3E517CF47AC9}">
-  <ds:schemaRefs>
-    <ds:schemaRef ds:uri="http://schemas.openxmlformats.org/officeDocument/2006/bibliography"/>
-  </ds:schemaRefs>
-</ds:datastoreItem>
+<file path=customXml/item4.xml><?xml version="1.0" encoding="utf-8"?>
+<?mso-contentType ?>
+<FormTemplates xmlns="http://schemas.microsoft.com/sharepoint/v3/contenttype/forms">
+  <Display>DocumentLibraryForm</Display>
+  <Edit>DocumentLibraryForm</Edit>
+  <New>DocumentLibraryForm</New>
+</FormTemplates>
 </file>
 
-<file path=customXml/itemProps2.xml><?xml version="1.0" encoding="utf-8"?>
+<file path=customXml/itemProps1.xml><?xml version="1.0" encoding="utf-8"?>
 <ds:datastoreItem xmlns:ds="http://schemas.openxmlformats.org/officeDocument/2006/customXml" ds:itemID="{515BB210-9981-4CA0-A73C-C3B925489931}">
   <ds:schemaRefs>
     <ds:schemaRef ds:uri="http://schemas.microsoft.com/office/2006/metadata/properties"/>
@@ -26437,15 +26622,15 @@
 </ds:datastoreItem>
 </file>
 
-<file path=customXml/itemProps3.xml><?xml version="1.0" encoding="utf-8"?>
-<ds:datastoreItem xmlns:ds="http://schemas.openxmlformats.org/officeDocument/2006/customXml" ds:itemID="{76AF1F18-BD40-4DEA-81CE-A8C571440A5E}">
+<file path=customXml/itemProps2.xml><?xml version="1.0" encoding="utf-8"?>
+<ds:datastoreItem xmlns:ds="http://schemas.openxmlformats.org/officeDocument/2006/customXml" ds:itemID="{68FB56F5-3CE8-4167-9790-3E517CF47AC9}">
   <ds:schemaRefs>
-    <ds:schemaRef ds:uri="http://schemas.microsoft.com/sharepoint/v3/contenttype/forms"/>
+    <ds:schemaRef ds:uri="http://schemas.openxmlformats.org/officeDocument/2006/bibliography"/>
   </ds:schemaRefs>
 </ds:datastoreItem>
 </file>
 
-<file path=customXml/itemProps4.xml><?xml version="1.0" encoding="utf-8"?>
+<file path=customXml/itemProps3.xml><?xml version="1.0" encoding="utf-8"?>
 <ds:datastoreItem xmlns:ds="http://schemas.openxmlformats.org/officeDocument/2006/customXml" ds:itemID="{173C6562-C37A-4B7E-88F3-BAF50FB889B2}">
   <ds:schemaRefs>
     <ds:schemaRef ds:uri="http://schemas.microsoft.com/office/2006/metadata/contentType"/>
@@ -26462,4 +26647,12 @@
     <ds:schemaRef ds:uri="http://schemas.microsoft.com/internal/obd"/>
   </ds:schemaRefs>
 </ds:datastoreItem>
+</file>
+
+<file path=customXml/itemProps4.xml><?xml version="1.0" encoding="utf-8"?>
+<ds:datastoreItem xmlns:ds="http://schemas.openxmlformats.org/officeDocument/2006/customXml" ds:itemID="{76AF1F18-BD40-4DEA-81CE-A8C571440A5E}">
+  <ds:schemaRefs>
+    <ds:schemaRef ds:uri="http://schemas.microsoft.com/sharepoint/v3/contenttype/forms"/>
+  </ds:schemaRefs>
+</ds:datastoreItem>
 </file>
--- a/docs/predeposito/TFM_Predeposito_UNIR.docx
+++ b/docs/predeposito/TFM_Predeposito_UNIR.docx
@@ -2919,7 +2919,7 @@
             <w:noProof/>
             <w:webHidden/>
           </w:rPr>
-          <w:t>21</w:t>
+          <w:t>22</w:t>
         </w:r>
         <w:r>
           <w:rPr>
@@ -3107,7 +3107,7 @@
             <w:noProof/>
             <w:webHidden/>
           </w:rPr>
-          <w:t>22</w:t>
+          <w:t>23</w:t>
         </w:r>
         <w:r>
           <w:rPr>
@@ -3467,7 +3467,7 @@
             <w:noProof/>
             <w:webHidden/>
           </w:rPr>
-          <w:t>23</w:t>
+          <w:t>24</w:t>
         </w:r>
         <w:r>
           <w:rPr>
@@ -7643,7 +7643,7 @@
       <w:r>
         <w:fldChar w:fldCharType="separate"/>
       </w:r>
-      <w:hyperlink w:anchor="_Toc235189146" w:history="1">
+      <w:hyperlink w:anchor="_Toc235194340" w:history="1">
         <w:r>
           <w:rPr>
             <w:rStyle w:val="Hyperlink"/>
@@ -7670,7 +7670,7 @@
             <w:noProof/>
             <w:webHidden/>
           </w:rPr>
-          <w:instrText xml:space="preserve"> PAGEREF _Toc235189146 \h </w:instrText>
+          <w:instrText xml:space="preserve"> PAGEREF _Toc235194340 \h </w:instrText>
         </w:r>
         <w:r>
           <w:rPr>
@@ -7715,7 +7715,7 @@
           <w14:ligatures w14:val="standardContextual"/>
         </w:rPr>
       </w:pPr>
-      <w:hyperlink w:anchor="_Toc235189147" w:history="1">
+      <w:hyperlink w:anchor="_Toc235194341" w:history="1">
         <w:r>
           <w:rPr>
             <w:rStyle w:val="Hyperlink"/>
@@ -7742,7 +7742,7 @@
             <w:noProof/>
             <w:webHidden/>
           </w:rPr>
-          <w:instrText xml:space="preserve"> PAGEREF _Toc235189147 \h </w:instrText>
+          <w:instrText xml:space="preserve"> PAGEREF _Toc235194341 \h </w:instrText>
         </w:r>
         <w:r>
           <w:rPr>
@@ -7787,7 +7787,7 @@
           <w14:ligatures w14:val="standardContextual"/>
         </w:rPr>
       </w:pPr>
-      <w:hyperlink w:anchor="_Toc235189148" w:history="1">
+      <w:hyperlink w:anchor="_Toc235194342" w:history="1">
         <w:r>
           <w:rPr>
             <w:rStyle w:val="Hyperlink"/>
@@ -7814,7 +7814,7 @@
             <w:noProof/>
             <w:webHidden/>
           </w:rPr>
-          <w:instrText xml:space="preserve"> PAGEREF _Toc235189148 \h </w:instrText>
+          <w:instrText xml:space="preserve"> PAGEREF _Toc235194342 \h </w:instrText>
         </w:r>
         <w:r>
           <w:rPr>
@@ -7859,7 +7859,7 @@
           <w14:ligatures w14:val="standardContextual"/>
         </w:rPr>
       </w:pPr>
-      <w:hyperlink w:anchor="_Toc235189149" w:history="1">
+      <w:hyperlink w:anchor="_Toc235194343" w:history="1">
         <w:r>
           <w:rPr>
             <w:rStyle w:val="Hyperlink"/>
@@ -7886,7 +7886,7 @@
             <w:noProof/>
             <w:webHidden/>
           </w:rPr>
-          <w:instrText xml:space="preserve"> PAGEREF _Toc235189149 \h </w:instrText>
+          <w:instrText xml:space="preserve"> PAGEREF _Toc235194343 \h </w:instrText>
         </w:r>
         <w:r>
           <w:rPr>
@@ -7931,7 +7931,7 @@
           <w14:ligatures w14:val="standardContextual"/>
         </w:rPr>
       </w:pPr>
-      <w:hyperlink w:anchor="_Toc235189150" w:history="1">
+      <w:hyperlink w:anchor="_Toc235194344" w:history="1">
         <w:r>
           <w:rPr>
             <w:rStyle w:val="Hyperlink"/>
@@ -7958,7 +7958,7 @@
             <w:noProof/>
             <w:webHidden/>
           </w:rPr>
-          <w:instrText xml:space="preserve"> PAGEREF _Toc235189150 \h </w:instrText>
+          <w:instrText xml:space="preserve"> PAGEREF _Toc235194344 \h </w:instrText>
         </w:r>
         <w:r>
           <w:rPr>
@@ -8003,7 +8003,7 @@
           <w14:ligatures w14:val="standardContextual"/>
         </w:rPr>
       </w:pPr>
-      <w:hyperlink w:anchor="_Toc235189151" w:history="1">
+      <w:hyperlink w:anchor="_Toc235194345" w:history="1">
         <w:r>
           <w:rPr>
             <w:rStyle w:val="Hyperlink"/>
@@ -8030,7 +8030,7 @@
             <w:noProof/>
             <w:webHidden/>
           </w:rPr>
-          <w:instrText xml:space="preserve"> PAGEREF _Toc235189151 \h </w:instrText>
+          <w:instrText xml:space="preserve"> PAGEREF _Toc235194345 \h </w:instrText>
         </w:r>
         <w:r>
           <w:rPr>
@@ -8075,7 +8075,7 @@
           <w14:ligatures w14:val="standardContextual"/>
         </w:rPr>
       </w:pPr>
-      <w:hyperlink w:anchor="_Toc235189152" w:history="1">
+      <w:hyperlink w:anchor="_Toc235194346" w:history="1">
         <w:r>
           <w:rPr>
             <w:rStyle w:val="Hyperlink"/>
@@ -8102,7 +8102,7 @@
             <w:noProof/>
             <w:webHidden/>
           </w:rPr>
-          <w:instrText xml:space="preserve"> PAGEREF _Toc235189152 \h </w:instrText>
+          <w:instrText xml:space="preserve"> PAGEREF _Toc235194346 \h </w:instrText>
         </w:r>
         <w:r>
           <w:rPr>
@@ -8147,7 +8147,7 @@
           <w14:ligatures w14:val="standardContextual"/>
         </w:rPr>
       </w:pPr>
-      <w:hyperlink w:anchor="_Toc235189153" w:history="1">
+      <w:hyperlink w:anchor="_Toc235194347" w:history="1">
         <w:r>
           <w:rPr>
             <w:rStyle w:val="Hyperlink"/>
@@ -8174,7 +8174,7 @@
             <w:noProof/>
             <w:webHidden/>
           </w:rPr>
-          <w:instrText xml:space="preserve"> PAGEREF _Toc235189153 \h </w:instrText>
+          <w:instrText xml:space="preserve"> PAGEREF _Toc235194347 \h </w:instrText>
         </w:r>
         <w:r>
           <w:rPr>
@@ -8219,7 +8219,7 @@
           <w14:ligatures w14:val="standardContextual"/>
         </w:rPr>
       </w:pPr>
-      <w:hyperlink w:anchor="_Toc235189154" w:history="1">
+      <w:hyperlink w:anchor="_Toc235194348" w:history="1">
         <w:r>
           <w:rPr>
             <w:rStyle w:val="Hyperlink"/>
@@ -8246,7 +8246,7 @@
             <w:noProof/>
             <w:webHidden/>
           </w:rPr>
-          <w:instrText xml:space="preserve"> PAGEREF _Toc235189154 \h </w:instrText>
+          <w:instrText xml:space="preserve"> PAGEREF _Toc235194348 \h </w:instrText>
         </w:r>
         <w:r>
           <w:rPr>
@@ -8291,7 +8291,7 @@
           <w14:ligatures w14:val="standardContextual"/>
         </w:rPr>
       </w:pPr>
-      <w:hyperlink w:anchor="_Toc235189155" w:history="1">
+      <w:hyperlink w:anchor="_Toc235194349" w:history="1">
         <w:r>
           <w:rPr>
             <w:rStyle w:val="Hyperlink"/>
@@ -8318,7 +8318,7 @@
             <w:noProof/>
             <w:webHidden/>
           </w:rPr>
-          <w:instrText xml:space="preserve"> PAGEREF _Toc235189155 \h </w:instrText>
+          <w:instrText xml:space="preserve"> PAGEREF _Toc235194349 \h </w:instrText>
         </w:r>
         <w:r>
           <w:rPr>
@@ -8363,7 +8363,7 @@
           <w14:ligatures w14:val="standardContextual"/>
         </w:rPr>
       </w:pPr>
-      <w:hyperlink w:anchor="_Toc235189156" w:history="1">
+      <w:hyperlink w:anchor="_Toc235194350" w:history="1">
         <w:r>
           <w:rPr>
             <w:rStyle w:val="Hyperlink"/>
@@ -8390,7 +8390,7 @@
             <w:noProof/>
             <w:webHidden/>
           </w:rPr>
-          <w:instrText xml:space="preserve"> PAGEREF _Toc235189156 \h </w:instrText>
+          <w:instrText xml:space="preserve"> PAGEREF _Toc235194350 \h </w:instrText>
         </w:r>
         <w:r>
           <w:rPr>
@@ -8435,7 +8435,7 @@
           <w14:ligatures w14:val="standardContextual"/>
         </w:rPr>
       </w:pPr>
-      <w:hyperlink w:anchor="_Toc235189157" w:history="1">
+      <w:hyperlink w:anchor="_Toc235194351" w:history="1">
         <w:r>
           <w:rPr>
             <w:rStyle w:val="Hyperlink"/>
@@ -8462,7 +8462,7 @@
             <w:noProof/>
             <w:webHidden/>
           </w:rPr>
-          <w:instrText xml:space="preserve"> PAGEREF _Toc235189157 \h </w:instrText>
+          <w:instrText xml:space="preserve"> PAGEREF _Toc235194351 \h </w:instrText>
         </w:r>
         <w:r>
           <w:rPr>
@@ -8507,7 +8507,7 @@
           <w14:ligatures w14:val="standardContextual"/>
         </w:rPr>
       </w:pPr>
-      <w:hyperlink w:anchor="_Toc235189158" w:history="1">
+      <w:hyperlink w:anchor="_Toc235194352" w:history="1">
         <w:r>
           <w:rPr>
             <w:rStyle w:val="Hyperlink"/>
@@ -8534,7 +8534,7 @@
             <w:noProof/>
             <w:webHidden/>
           </w:rPr>
-          <w:instrText xml:space="preserve"> PAGEREF _Toc235189158 \h </w:instrText>
+          <w:instrText xml:space="preserve"> PAGEREF _Toc235194352 \h </w:instrText>
         </w:r>
         <w:r>
           <w:rPr>
@@ -8579,7 +8579,7 @@
           <w14:ligatures w14:val="standardContextual"/>
         </w:rPr>
       </w:pPr>
-      <w:hyperlink w:anchor="_Toc235189159" w:history="1">
+      <w:hyperlink w:anchor="_Toc235194353" w:history="1">
         <w:r>
           <w:rPr>
             <w:rStyle w:val="Hyperlink"/>
@@ -8606,7 +8606,7 @@
             <w:noProof/>
             <w:webHidden/>
           </w:rPr>
-          <w:instrText xml:space="preserve"> PAGEREF _Toc235189159 \h </w:instrText>
+          <w:instrText xml:space="preserve"> PAGEREF _Toc235194353 \h </w:instrText>
         </w:r>
         <w:r>
           <w:rPr>
@@ -8651,7 +8651,7 @@
           <w14:ligatures w14:val="standardContextual"/>
         </w:rPr>
       </w:pPr>
-      <w:hyperlink w:anchor="_Toc235189160" w:history="1">
+      <w:hyperlink w:anchor="_Toc235194354" w:history="1">
         <w:r>
           <w:rPr>
             <w:rStyle w:val="Hyperlink"/>
@@ -8678,7 +8678,7 @@
             <w:noProof/>
             <w:webHidden/>
           </w:rPr>
-          <w:instrText xml:space="preserve"> PAGEREF _Toc235189160 \h </w:instrText>
+          <w:instrText xml:space="preserve"> PAGEREF _Toc235194354 \h </w:instrText>
         </w:r>
         <w:r>
           <w:rPr>
@@ -8759,7 +8759,7 @@
         </w:rPr>
         <w:fldChar w:fldCharType="separate"/>
       </w:r>
-      <w:hyperlink w:anchor="_Toc235189161" w:history="1">
+      <w:hyperlink w:anchor="_Toc235194355" w:history="1">
         <w:r>
           <w:rPr>
             <w:rStyle w:val="Hyperlink"/>
@@ -8795,7 +8795,7 @@
             <w:noProof/>
             <w:webHidden/>
           </w:rPr>
-          <w:instrText xml:space="preserve"> PAGEREF _Toc235189161 \h </w:instrText>
+          <w:instrText xml:space="preserve"> PAGEREF _Toc235194355 \h </w:instrText>
         </w:r>
         <w:r>
           <w:rPr>
@@ -8840,7 +8840,7 @@
           <w14:ligatures w14:val="standardContextual"/>
         </w:rPr>
       </w:pPr>
-      <w:hyperlink w:anchor="_Toc235189162" w:history="1">
+      <w:hyperlink w:anchor="_Toc235194356" w:history="1">
         <w:r>
           <w:rPr>
             <w:rStyle w:val="Hyperlink"/>
@@ -8867,7 +8867,7 @@
             <w:noProof/>
             <w:webHidden/>
           </w:rPr>
-          <w:instrText xml:space="preserve"> PAGEREF _Toc235189162 \h </w:instrText>
+          <w:instrText xml:space="preserve"> PAGEREF _Toc235194356 \h </w:instrText>
         </w:r>
         <w:r>
           <w:rPr>
@@ -8912,7 +8912,7 @@
           <w14:ligatures w14:val="standardContextual"/>
         </w:rPr>
       </w:pPr>
-      <w:hyperlink w:anchor="_Toc235189163" w:history="1">
+      <w:hyperlink w:anchor="_Toc235194357" w:history="1">
         <w:r>
           <w:rPr>
             <w:rStyle w:val="Hyperlink"/>
@@ -8939,7 +8939,7 @@
             <w:noProof/>
             <w:webHidden/>
           </w:rPr>
-          <w:instrText xml:space="preserve"> PAGEREF _Toc235189163 \h </w:instrText>
+          <w:instrText xml:space="preserve"> PAGEREF _Toc235194357 \h </w:instrText>
         </w:r>
         <w:r>
           <w:rPr>
@@ -8984,7 +8984,7 @@
           <w14:ligatures w14:val="standardContextual"/>
         </w:rPr>
       </w:pPr>
-      <w:hyperlink w:anchor="_Toc235189164" w:history="1">
+      <w:hyperlink w:anchor="_Toc235194358" w:history="1">
         <w:r>
           <w:rPr>
             <w:rStyle w:val="Hyperlink"/>
@@ -9011,7 +9011,7 @@
             <w:noProof/>
             <w:webHidden/>
           </w:rPr>
-          <w:instrText xml:space="preserve"> PAGEREF _Toc235189164 \h </w:instrText>
+          <w:instrText xml:space="preserve"> PAGEREF _Toc235194358 \h </w:instrText>
         </w:r>
         <w:r>
           <w:rPr>
@@ -9056,7 +9056,7 @@
           <w14:ligatures w14:val="standardContextual"/>
         </w:rPr>
       </w:pPr>
-      <w:hyperlink w:anchor="_Toc235189165" w:history="1">
+      <w:hyperlink w:anchor="_Toc235194359" w:history="1">
         <w:r>
           <w:rPr>
             <w:rStyle w:val="Hyperlink"/>
@@ -9083,7 +9083,7 @@
             <w:noProof/>
             <w:webHidden/>
           </w:rPr>
-          <w:instrText xml:space="preserve"> PAGEREF _Toc235189165 \h </w:instrText>
+          <w:instrText xml:space="preserve"> PAGEREF _Toc235194359 \h </w:instrText>
         </w:r>
         <w:r>
           <w:rPr>
@@ -9128,7 +9128,7 @@
           <w14:ligatures w14:val="standardContextual"/>
         </w:rPr>
       </w:pPr>
-      <w:hyperlink w:anchor="_Toc235189166" w:history="1">
+      <w:hyperlink w:anchor="_Toc235194360" w:history="1">
         <w:r>
           <w:rPr>
             <w:rStyle w:val="Hyperlink"/>
@@ -9155,7 +9155,7 @@
             <w:noProof/>
             <w:webHidden/>
           </w:rPr>
-          <w:instrText xml:space="preserve"> PAGEREF _Toc235189166 \h </w:instrText>
+          <w:instrText xml:space="preserve"> PAGEREF _Toc235194360 \h </w:instrText>
         </w:r>
         <w:r>
           <w:rPr>
@@ -9200,7 +9200,7 @@
           <w14:ligatures w14:val="standardContextual"/>
         </w:rPr>
       </w:pPr>
-      <w:hyperlink w:anchor="_Toc235189167" w:history="1">
+      <w:hyperlink w:anchor="_Toc235194361" w:history="1">
         <w:r>
           <w:rPr>
             <w:rStyle w:val="Hyperlink"/>
@@ -9227,7 +9227,7 @@
             <w:noProof/>
             <w:webHidden/>
           </w:rPr>
-          <w:instrText xml:space="preserve"> PAGEREF _Toc235189167 \h </w:instrText>
+          <w:instrText xml:space="preserve"> PAGEREF _Toc235194361 \h </w:instrText>
         </w:r>
         <w:r>
           <w:rPr>
@@ -9272,7 +9272,7 @@
           <w14:ligatures w14:val="standardContextual"/>
         </w:rPr>
       </w:pPr>
-      <w:hyperlink w:anchor="_Toc235189168" w:history="1">
+      <w:hyperlink w:anchor="_Toc235194362" w:history="1">
         <w:r>
           <w:rPr>
             <w:rStyle w:val="Hyperlink"/>
@@ -9299,7 +9299,7 @@
             <w:noProof/>
             <w:webHidden/>
           </w:rPr>
-          <w:instrText xml:space="preserve"> PAGEREF _Toc235189168 \h </w:instrText>
+          <w:instrText xml:space="preserve"> PAGEREF _Toc235194362 \h </w:instrText>
         </w:r>
         <w:r>
           <w:rPr>
@@ -9344,7 +9344,7 @@
           <w14:ligatures w14:val="standardContextual"/>
         </w:rPr>
       </w:pPr>
-      <w:hyperlink w:anchor="_Toc235189169" w:history="1">
+      <w:hyperlink w:anchor="_Toc235194363" w:history="1">
         <w:r>
           <w:rPr>
             <w:rStyle w:val="Hyperlink"/>
@@ -9371,7 +9371,7 @@
             <w:noProof/>
             <w:webHidden/>
           </w:rPr>
-          <w:instrText xml:space="preserve"> PAGEREF _Toc235189169 \h </w:instrText>
+          <w:instrText xml:space="preserve"> PAGEREF _Toc235194363 \h </w:instrText>
         </w:r>
         <w:r>
           <w:rPr>
@@ -9416,7 +9416,7 @@
           <w14:ligatures w14:val="standardContextual"/>
         </w:rPr>
       </w:pPr>
-      <w:hyperlink w:anchor="_Toc235189170" w:history="1">
+      <w:hyperlink w:anchor="_Toc235194364" w:history="1">
         <w:r>
           <w:rPr>
             <w:rStyle w:val="Hyperlink"/>
@@ -9443,7 +9443,7 @@
             <w:noProof/>
             <w:webHidden/>
           </w:rPr>
-          <w:instrText xml:space="preserve"> PAGEREF _Toc235189170 \h </w:instrText>
+          <w:instrText xml:space="preserve"> PAGEREF _Toc235194364 \h </w:instrText>
         </w:r>
         <w:r>
           <w:rPr>
@@ -9488,7 +9488,7 @@
           <w14:ligatures w14:val="standardContextual"/>
         </w:rPr>
       </w:pPr>
-      <w:hyperlink w:anchor="_Toc235189171" w:history="1">
+      <w:hyperlink w:anchor="_Toc235194365" w:history="1">
         <w:r>
           <w:rPr>
             <w:rStyle w:val="Hyperlink"/>
@@ -9515,7 +9515,7 @@
             <w:noProof/>
             <w:webHidden/>
           </w:rPr>
-          <w:instrText xml:space="preserve"> PAGEREF _Toc235189171 \h </w:instrText>
+          <w:instrText xml:space="preserve"> PAGEREF _Toc235194365 \h </w:instrText>
         </w:r>
         <w:r>
           <w:rPr>
@@ -9560,7 +9560,7 @@
           <w14:ligatures w14:val="standardContextual"/>
         </w:rPr>
       </w:pPr>
-      <w:hyperlink w:anchor="_Toc235189172" w:history="1">
+      <w:hyperlink w:anchor="_Toc235194366" w:history="1">
         <w:r>
           <w:rPr>
             <w:rStyle w:val="Hyperlink"/>
@@ -9587,7 +9587,7 @@
             <w:noProof/>
             <w:webHidden/>
           </w:rPr>
-          <w:instrText xml:space="preserve"> PAGEREF _Toc235189172 \h </w:instrText>
+          <w:instrText xml:space="preserve"> PAGEREF _Toc235194366 \h </w:instrText>
         </w:r>
         <w:r>
           <w:rPr>
@@ -9632,7 +9632,7 @@
           <w14:ligatures w14:val="standardContextual"/>
         </w:rPr>
       </w:pPr>
-      <w:hyperlink w:anchor="_Toc235189173" w:history="1">
+      <w:hyperlink w:anchor="_Toc235194367" w:history="1">
         <w:r>
           <w:rPr>
             <w:rStyle w:val="Hyperlink"/>
@@ -9659,7 +9659,7 @@
             <w:noProof/>
             <w:webHidden/>
           </w:rPr>
-          <w:instrText xml:space="preserve"> PAGEREF _Toc235189173 \h </w:instrText>
+          <w:instrText xml:space="preserve"> PAGEREF _Toc235194367 \h </w:instrText>
         </w:r>
         <w:r>
           <w:rPr>
@@ -9704,7 +9704,7 @@
           <w14:ligatures w14:val="standardContextual"/>
         </w:rPr>
       </w:pPr>
-      <w:hyperlink w:anchor="_Toc235189174" w:history="1">
+      <w:hyperlink w:anchor="_Toc235194368" w:history="1">
         <w:r>
           <w:rPr>
             <w:rStyle w:val="Hyperlink"/>
@@ -9731,7 +9731,7 @@
             <w:noProof/>
             <w:webHidden/>
           </w:rPr>
-          <w:instrText xml:space="preserve"> PAGEREF _Toc235189174 \h </w:instrText>
+          <w:instrText xml:space="preserve"> PAGEREF _Toc235194368 \h </w:instrText>
         </w:r>
         <w:r>
           <w:rPr>
@@ -9776,7 +9776,7 @@
           <w14:ligatures w14:val="standardContextual"/>
         </w:rPr>
       </w:pPr>
-      <w:hyperlink w:anchor="_Toc235189175" w:history="1">
+      <w:hyperlink w:anchor="_Toc235194369" w:history="1">
         <w:r>
           <w:rPr>
             <w:rStyle w:val="Hyperlink"/>
@@ -9803,7 +9803,7 @@
             <w:noProof/>
             <w:webHidden/>
           </w:rPr>
-          <w:instrText xml:space="preserve"> PAGEREF _Toc235189175 \h </w:instrText>
+          <w:instrText xml:space="preserve"> PAGEREF _Toc235194369 \h </w:instrText>
         </w:r>
         <w:r>
           <w:rPr>
@@ -9848,7 +9848,7 @@
           <w14:ligatures w14:val="standardContextual"/>
         </w:rPr>
       </w:pPr>
-      <w:hyperlink w:anchor="_Toc235189176" w:history="1">
+      <w:hyperlink w:anchor="_Toc235194370" w:history="1">
         <w:r>
           <w:rPr>
             <w:rStyle w:val="Hyperlink"/>
@@ -9875,7 +9875,7 @@
             <w:noProof/>
             <w:webHidden/>
           </w:rPr>
-          <w:instrText xml:space="preserve"> PAGEREF _Toc235189176 \h </w:instrText>
+          <w:instrText xml:space="preserve"> PAGEREF _Toc235194370 \h </w:instrText>
         </w:r>
         <w:r>
           <w:rPr>
@@ -10112,7 +10112,7 @@
           <w:szCs w:val="24"/>
         </w:rPr>
       </w:pPr>
-      <w:bookmarkStart w:id="1" w:name="_Toc235189161"/>
+      <w:bookmarkStart w:id="1" w:name="_Toc235194355"/>
       <w:r>
         <w:rPr>
           <w:sz w:val="24"/>
@@ -10174,17 +10174,22 @@
     </w:p>
     <w:tbl>
       <w:tblPr>
-        <w:tblStyle w:val="TableGrid"/>
+        <w:tblStyle w:val="GridTable4-Accent1"/>
         <w:tblW w:w="0" w:type="auto"/>
-        <w:tblLook w:val="04A0" w:firstRow="1" w:lastRow="0" w:firstColumn="1" w:lastColumn="0" w:noHBand="0" w:noVBand="1"/>
+        <w:tblLook w:val="0020" w:firstRow="1" w:lastRow="0" w:firstColumn="0" w:lastColumn="0" w:noHBand="0" w:noVBand="0"/>
       </w:tblPr>
       <w:tblGrid>
         <w:gridCol w:w="5807"/>
         <w:gridCol w:w="3254"/>
       </w:tblGrid>
       <w:tr>
-        <w:tc>
-          <w:tcPr>
+        <w:trPr>
+          <w:cnfStyle w:val="100000000000" w:firstRow="1" w:lastRow="0" w:firstColumn="0" w:lastColumn="0" w:oddVBand="0" w:evenVBand="0" w:oddHBand="0" w:evenHBand="0" w:firstRowFirstColumn="0" w:firstRowLastColumn="0" w:lastRowFirstColumn="0" w:lastRowLastColumn="0"/>
+          <w:tblHeader/>
+        </w:trPr>
+        <w:tc>
+          <w:tcPr>
+            <w:cnfStyle w:val="000010000000" w:firstRow="0" w:lastRow="0" w:firstColumn="0" w:lastColumn="0" w:oddVBand="1" w:evenVBand="0" w:oddHBand="0" w:evenHBand="0" w:firstRowFirstColumn="0" w:firstRowLastColumn="0" w:lastRowFirstColumn="0" w:lastRowLastColumn="0"/>
             <w:tcW w:w="9061" w:type="dxa"/>
             <w:gridSpan w:val="2"/>
             <w:vAlign w:val="center"/>
@@ -10203,7 +10208,6 @@
             </w:pPr>
             <w:r>
               <w:rPr>
-                <w:b/>
                 <w:sz w:val="20"/>
                 <w:szCs w:val="20"/>
               </w:rPr>
@@ -10213,8 +10217,12 @@
         </w:tc>
       </w:tr>
       <w:tr>
-        <w:tc>
-          <w:tcPr>
+        <w:trPr>
+          <w:cnfStyle w:val="000000100000" w:firstRow="0" w:lastRow="0" w:firstColumn="0" w:lastColumn="0" w:oddVBand="0" w:evenVBand="0" w:oddHBand="1" w:evenHBand="0" w:firstRowFirstColumn="0" w:firstRowLastColumn="0" w:lastRowFirstColumn="0" w:lastRowLastColumn="0"/>
+        </w:trPr>
+        <w:tc>
+          <w:tcPr>
+            <w:cnfStyle w:val="000010000000" w:firstRow="0" w:lastRow="0" w:firstColumn="0" w:lastColumn="0" w:oddVBand="1" w:evenVBand="0" w:oddHBand="0" w:evenHBand="0" w:firstRowFirstColumn="0" w:firstRowLastColumn="0" w:lastRowFirstColumn="0" w:lastRowLastColumn="0"/>
             <w:tcW w:w="5807" w:type="dxa"/>
             <w:vAlign w:val="center"/>
           </w:tcPr>
@@ -10251,6 +10259,7 @@
                 <w:tab w:val="right" w:leader="dot" w:pos="9061"/>
               </w:tabs>
               <w:jc w:val="center"/>
+              <w:cnfStyle w:val="000000100000" w:firstRow="0" w:lastRow="0" w:firstColumn="0" w:lastColumn="0" w:oddVBand="0" w:evenVBand="0" w:oddHBand="1" w:evenHBand="0" w:firstRowFirstColumn="0" w:firstRowLastColumn="0" w:lastRowFirstColumn="0" w:lastRowLastColumn="0"/>
               <w:rPr>
                 <w:b/>
                 <w:sz w:val="20"/>
@@ -10271,6 +10280,7 @@
       <w:tr>
         <w:tc>
           <w:tcPr>
+            <w:cnfStyle w:val="000010000000" w:firstRow="0" w:lastRow="0" w:firstColumn="0" w:lastColumn="0" w:oddVBand="1" w:evenVBand="0" w:oddHBand="0" w:evenHBand="0" w:firstRowFirstColumn="0" w:firstRowLastColumn="0" w:lastRowFirstColumn="0" w:lastRowLastColumn="0"/>
             <w:tcW w:w="5807" w:type="dxa"/>
             <w:vAlign w:val="center"/>
           </w:tcPr>
@@ -10307,6 +10317,7 @@
                 <w:tab w:val="right" w:leader="dot" w:pos="9061"/>
               </w:tabs>
               <w:jc w:val="left"/>
+              <w:cnfStyle w:val="000000000000" w:firstRow="0" w:lastRow="0" w:firstColumn="0" w:lastColumn="0" w:oddVBand="0" w:evenVBand="0" w:oddHBand="0" w:evenHBand="0" w:firstRowFirstColumn="0" w:firstRowLastColumn="0" w:lastRowFirstColumn="0" w:lastRowLastColumn="0"/>
               <w:rPr>
                 <w:b/>
                 <w:sz w:val="20"/>
@@ -10325,8 +10336,12 @@
         </w:tc>
       </w:tr>
       <w:tr>
-        <w:tc>
-          <w:tcPr>
+        <w:trPr>
+          <w:cnfStyle w:val="000000100000" w:firstRow="0" w:lastRow="0" w:firstColumn="0" w:lastColumn="0" w:oddVBand="0" w:evenVBand="0" w:oddHBand="1" w:evenHBand="0" w:firstRowFirstColumn="0" w:firstRowLastColumn="0" w:lastRowFirstColumn="0" w:lastRowLastColumn="0"/>
+        </w:trPr>
+        <w:tc>
+          <w:tcPr>
+            <w:cnfStyle w:val="000010000000" w:firstRow="0" w:lastRow="0" w:firstColumn="0" w:lastColumn="0" w:oddVBand="1" w:evenVBand="0" w:oddHBand="0" w:evenHBand="0" w:firstRowFirstColumn="0" w:firstRowLastColumn="0" w:lastRowFirstColumn="0" w:lastRowLastColumn="0"/>
             <w:tcW w:w="5807" w:type="dxa"/>
             <w:vAlign w:val="center"/>
           </w:tcPr>
@@ -10363,6 +10378,7 @@
                 <w:tab w:val="right" w:leader="dot" w:pos="9061"/>
               </w:tabs>
               <w:jc w:val="left"/>
+              <w:cnfStyle w:val="000000100000" w:firstRow="0" w:lastRow="0" w:firstColumn="0" w:lastColumn="0" w:oddVBand="0" w:evenVBand="0" w:oddHBand="1" w:evenHBand="0" w:firstRowFirstColumn="0" w:firstRowLastColumn="0" w:lastRowFirstColumn="0" w:lastRowLastColumn="0"/>
               <w:rPr>
                 <w:b/>
                 <w:sz w:val="20"/>
@@ -10383,6 +10399,7 @@
       <w:tr>
         <w:tc>
           <w:tcPr>
+            <w:cnfStyle w:val="000010000000" w:firstRow="0" w:lastRow="0" w:firstColumn="0" w:lastColumn="0" w:oddVBand="1" w:evenVBand="0" w:oddHBand="0" w:evenHBand="0" w:firstRowFirstColumn="0" w:firstRowLastColumn="0" w:lastRowFirstColumn="0" w:lastRowLastColumn="0"/>
             <w:tcW w:w="5807" w:type="dxa"/>
             <w:vAlign w:val="center"/>
           </w:tcPr>
@@ -10419,6 +10436,7 @@
                 <w:tab w:val="right" w:leader="dot" w:pos="9061"/>
               </w:tabs>
               <w:jc w:val="left"/>
+              <w:cnfStyle w:val="000000000000" w:firstRow="0" w:lastRow="0" w:firstColumn="0" w:lastColumn="0" w:oddVBand="0" w:evenVBand="0" w:oddHBand="0" w:evenHBand="0" w:firstRowFirstColumn="0" w:firstRowLastColumn="0" w:lastRowFirstColumn="0" w:lastRowLastColumn="0"/>
               <w:rPr>
                 <w:b/>
                 <w:sz w:val="20"/>
@@ -10437,8 +10455,12 @@
         </w:tc>
       </w:tr>
       <w:tr>
-        <w:tc>
-          <w:tcPr>
+        <w:trPr>
+          <w:cnfStyle w:val="000000100000" w:firstRow="0" w:lastRow="0" w:firstColumn="0" w:lastColumn="0" w:oddVBand="0" w:evenVBand="0" w:oddHBand="1" w:evenHBand="0" w:firstRowFirstColumn="0" w:firstRowLastColumn="0" w:lastRowFirstColumn="0" w:lastRowLastColumn="0"/>
+        </w:trPr>
+        <w:tc>
+          <w:tcPr>
+            <w:cnfStyle w:val="000010000000" w:firstRow="0" w:lastRow="0" w:firstColumn="0" w:lastColumn="0" w:oddVBand="1" w:evenVBand="0" w:oddHBand="0" w:evenHBand="0" w:firstRowFirstColumn="0" w:firstRowLastColumn="0" w:lastRowFirstColumn="0" w:lastRowLastColumn="0"/>
             <w:tcW w:w="5807" w:type="dxa"/>
             <w:vAlign w:val="center"/>
           </w:tcPr>
@@ -10487,6 +10509,7 @@
                 <w:tab w:val="right" w:leader="dot" w:pos="9061"/>
               </w:tabs>
               <w:jc w:val="left"/>
+              <w:cnfStyle w:val="000000100000" w:firstRow="0" w:lastRow="0" w:firstColumn="0" w:lastColumn="0" w:oddVBand="0" w:evenVBand="0" w:oddHBand="1" w:evenHBand="0" w:firstRowFirstColumn="0" w:firstRowLastColumn="0" w:lastRowFirstColumn="0" w:lastRowLastColumn="0"/>
               <w:rPr>
                 <w:b/>
                 <w:sz w:val="20"/>
@@ -10507,6 +10530,7 @@
       <w:tr>
         <w:tc>
           <w:tcPr>
+            <w:cnfStyle w:val="000010000000" w:firstRow="0" w:lastRow="0" w:firstColumn="0" w:lastColumn="0" w:oddVBand="1" w:evenVBand="0" w:oddHBand="0" w:evenHBand="0" w:firstRowFirstColumn="0" w:firstRowLastColumn="0" w:lastRowFirstColumn="0" w:lastRowLastColumn="0"/>
             <w:tcW w:w="5807" w:type="dxa"/>
             <w:vAlign w:val="center"/>
           </w:tcPr>
@@ -10545,6 +10569,7 @@
                 <w:tab w:val="right" w:leader="dot" w:pos="9061"/>
               </w:tabs>
               <w:jc w:val="left"/>
+              <w:cnfStyle w:val="000000000000" w:firstRow="0" w:lastRow="0" w:firstColumn="0" w:lastColumn="0" w:oddVBand="0" w:evenVBand="0" w:oddHBand="0" w:evenHBand="0" w:firstRowFirstColumn="0" w:firstRowLastColumn="0" w:lastRowFirstColumn="0" w:lastRowLastColumn="0"/>
               <w:rPr>
                 <w:b/>
                 <w:sz w:val="20"/>
@@ -10563,8 +10588,12 @@
         </w:tc>
       </w:tr>
       <w:tr>
-        <w:tc>
-          <w:tcPr>
+        <w:trPr>
+          <w:cnfStyle w:val="000000100000" w:firstRow="0" w:lastRow="0" w:firstColumn="0" w:lastColumn="0" w:oddVBand="0" w:evenVBand="0" w:oddHBand="1" w:evenHBand="0" w:firstRowFirstColumn="0" w:firstRowLastColumn="0" w:lastRowFirstColumn="0" w:lastRowLastColumn="0"/>
+        </w:trPr>
+        <w:tc>
+          <w:tcPr>
+            <w:cnfStyle w:val="000010000000" w:firstRow="0" w:lastRow="0" w:firstColumn="0" w:lastColumn="0" w:oddVBand="1" w:evenVBand="0" w:oddHBand="0" w:evenHBand="0" w:firstRowFirstColumn="0" w:firstRowLastColumn="0" w:lastRowFirstColumn="0" w:lastRowLastColumn="0"/>
             <w:tcW w:w="5807" w:type="dxa"/>
             <w:vAlign w:val="center"/>
           </w:tcPr>
@@ -10613,6 +10642,7 @@
                 <w:tab w:val="right" w:leader="dot" w:pos="9061"/>
               </w:tabs>
               <w:jc w:val="left"/>
+              <w:cnfStyle w:val="000000100000" w:firstRow="0" w:lastRow="0" w:firstColumn="0" w:lastColumn="0" w:oddVBand="0" w:evenVBand="0" w:oddHBand="1" w:evenHBand="0" w:firstRowFirstColumn="0" w:firstRowLastColumn="0" w:lastRowFirstColumn="0" w:lastRowLastColumn="0"/>
               <w:rPr>
                 <w:b/>
                 <w:sz w:val="20"/>
@@ -10633,6 +10663,7 @@
       <w:tr>
         <w:tc>
           <w:tcPr>
+            <w:cnfStyle w:val="000010000000" w:firstRow="0" w:lastRow="0" w:firstColumn="0" w:lastColumn="0" w:oddVBand="1" w:evenVBand="0" w:oddHBand="0" w:evenHBand="0" w:firstRowFirstColumn="0" w:firstRowLastColumn="0" w:lastRowFirstColumn="0" w:lastRowLastColumn="0"/>
             <w:tcW w:w="5807" w:type="dxa"/>
             <w:vAlign w:val="center"/>
           </w:tcPr>
@@ -10670,6 +10701,7 @@
                 <w:tab w:val="right" w:leader="dot" w:pos="9061"/>
               </w:tabs>
               <w:jc w:val="left"/>
+              <w:cnfStyle w:val="000000000000" w:firstRow="0" w:lastRow="0" w:firstColumn="0" w:lastColumn="0" w:oddVBand="0" w:evenVBand="0" w:oddHBand="0" w:evenHBand="0" w:firstRowFirstColumn="0" w:firstRowLastColumn="0" w:lastRowFirstColumn="0" w:lastRowLastColumn="0"/>
               <w:rPr>
                 <w:b/>
                 <w:sz w:val="20"/>
@@ -10688,8 +10720,12 @@
         </w:tc>
       </w:tr>
       <w:tr>
-        <w:tc>
-          <w:tcPr>
+        <w:trPr>
+          <w:cnfStyle w:val="000000100000" w:firstRow="0" w:lastRow="0" w:firstColumn="0" w:lastColumn="0" w:oddVBand="0" w:evenVBand="0" w:oddHBand="1" w:evenHBand="0" w:firstRowFirstColumn="0" w:firstRowLastColumn="0" w:lastRowFirstColumn="0" w:lastRowLastColumn="0"/>
+        </w:trPr>
+        <w:tc>
+          <w:tcPr>
+            <w:cnfStyle w:val="000010000000" w:firstRow="0" w:lastRow="0" w:firstColumn="0" w:lastColumn="0" w:oddVBand="1" w:evenVBand="0" w:oddHBand="0" w:evenHBand="0" w:firstRowFirstColumn="0" w:firstRowLastColumn="0" w:lastRowFirstColumn="0" w:lastRowLastColumn="0"/>
             <w:tcW w:w="5807" w:type="dxa"/>
             <w:vAlign w:val="center"/>
           </w:tcPr>
@@ -10728,6 +10764,7 @@
                 <w:tab w:val="right" w:leader="dot" w:pos="9061"/>
               </w:tabs>
               <w:jc w:val="left"/>
+              <w:cnfStyle w:val="000000100000" w:firstRow="0" w:lastRow="0" w:firstColumn="0" w:lastColumn="0" w:oddVBand="0" w:evenVBand="0" w:oddHBand="1" w:evenHBand="0" w:firstRowFirstColumn="0" w:firstRowLastColumn="0" w:lastRowFirstColumn="0" w:lastRowLastColumn="0"/>
               <w:rPr>
                 <w:b/>
                 <w:sz w:val="20"/>
@@ -10748,6 +10785,7 @@
       <w:tr>
         <w:tc>
           <w:tcPr>
+            <w:cnfStyle w:val="000010000000" w:firstRow="0" w:lastRow="0" w:firstColumn="0" w:lastColumn="0" w:oddVBand="1" w:evenVBand="0" w:oddHBand="0" w:evenHBand="0" w:firstRowFirstColumn="0" w:firstRowLastColumn="0" w:lastRowFirstColumn="0" w:lastRowLastColumn="0"/>
             <w:tcW w:w="5807" w:type="dxa"/>
             <w:vAlign w:val="center"/>
           </w:tcPr>
@@ -10784,6 +10822,7 @@
                 <w:tab w:val="right" w:leader="dot" w:pos="9061"/>
               </w:tabs>
               <w:jc w:val="left"/>
+              <w:cnfStyle w:val="000000000000" w:firstRow="0" w:lastRow="0" w:firstColumn="0" w:lastColumn="0" w:oddVBand="0" w:evenVBand="0" w:oddHBand="0" w:evenHBand="0" w:firstRowFirstColumn="0" w:firstRowLastColumn="0" w:lastRowFirstColumn="0" w:lastRowLastColumn="0"/>
               <w:rPr>
                 <w:bCs/>
                 <w:sz w:val="20"/>
@@ -11603,7 +11642,7 @@
       <w:pPr>
         <w:pStyle w:val="Caption"/>
       </w:pPr>
-      <w:bookmarkStart w:id="22" w:name="_Toc235189162"/>
+      <w:bookmarkStart w:id="22" w:name="_Toc235194356"/>
       <w:r>
         <w:t xml:space="preserve">Tabla </w:t>
       </w:r>
@@ -11622,9 +11661,9 @@
     </w:p>
     <w:tbl>
       <w:tblPr>
-        <w:tblStyle w:val="TableGrid"/>
+        <w:tblStyle w:val="GridTable4-Accent1"/>
         <w:tblW w:w="0" w:type="auto"/>
-        <w:tblLook w:val="04A0" w:firstRow="1" w:lastRow="0" w:firstColumn="1" w:lastColumn="0" w:noHBand="0" w:noVBand="1"/>
+        <w:tblLook w:val="0020" w:firstRow="1" w:lastRow="0" w:firstColumn="0" w:lastColumn="0" w:noHBand="0" w:noVBand="0"/>
       </w:tblPr>
       <w:tblGrid>
         <w:gridCol w:w="1813"/>
@@ -11634,14 +11673,18 @@
         <w:gridCol w:w="1813"/>
       </w:tblGrid>
       <w:tr>
-        <w:tc>
-          <w:tcPr>
+        <w:trPr>
+          <w:cnfStyle w:val="100000000000" w:firstRow="1" w:lastRow="0" w:firstColumn="0" w:lastColumn="0" w:oddVBand="0" w:evenVBand="0" w:oddHBand="0" w:evenHBand="0" w:firstRowFirstColumn="0" w:firstRowLastColumn="0" w:lastRowFirstColumn="0" w:lastRowLastColumn="0"/>
+          <w:tblHeader/>
+        </w:trPr>
+        <w:tc>
+          <w:tcPr>
+            <w:cnfStyle w:val="000010000000" w:firstRow="0" w:lastRow="0" w:firstColumn="0" w:lastColumn="0" w:oddVBand="1" w:evenVBand="0" w:oddHBand="0" w:evenHBand="0" w:firstRowFirstColumn="0" w:firstRowLastColumn="0" w:lastRowFirstColumn="0" w:lastRowLastColumn="0"/>
             <w:tcW w:w="1814" w:type="dxa"/>
           </w:tcPr>
           <w:p>
             <w:r>
               <w:rPr>
-                <w:b/>
                 <w:sz w:val="18"/>
               </w:rPr>
               <w:t>Método</w:t>
@@ -11653,9 +11696,11 @@
             <w:tcW w:w="1814" w:type="dxa"/>
           </w:tcPr>
           <w:p>
-            <w:r>
-              <w:rPr>
-                <w:b/>
+            <w:pPr>
+              <w:cnfStyle w:val="100000000000" w:firstRow="1" w:lastRow="0" w:firstColumn="0" w:lastColumn="0" w:oddVBand="0" w:evenVBand="0" w:oddHBand="0" w:evenHBand="0" w:firstRowFirstColumn="0" w:firstRowLastColumn="0" w:lastRowFirstColumn="0" w:lastRowLastColumn="0"/>
+            </w:pPr>
+            <w:r>
+              <w:rPr>
                 <w:sz w:val="18"/>
               </w:rPr>
               <w:t>Tipo</w:t>
@@ -11664,12 +11709,12 @@
         </w:tc>
         <w:tc>
           <w:tcPr>
+            <w:cnfStyle w:val="000010000000" w:firstRow="0" w:lastRow="0" w:firstColumn="0" w:lastColumn="0" w:oddVBand="1" w:evenVBand="0" w:oddHBand="0" w:evenHBand="0" w:firstRowFirstColumn="0" w:firstRowLastColumn="0" w:lastRowFirstColumn="0" w:lastRowLastColumn="0"/>
             <w:tcW w:w="1814" w:type="dxa"/>
           </w:tcPr>
           <w:p>
             <w:r>
               <w:rPr>
-                <w:b/>
                 <w:sz w:val="18"/>
               </w:rPr>
               <w:t>Dataset principal</w:t>
@@ -11681,9 +11726,11 @@
             <w:tcW w:w="1814" w:type="dxa"/>
           </w:tcPr>
           <w:p>
-            <w:r>
-              <w:rPr>
-                <w:b/>
+            <w:pPr>
+              <w:cnfStyle w:val="100000000000" w:firstRow="1" w:lastRow="0" w:firstColumn="0" w:lastColumn="0" w:oddVBand="0" w:evenVBand="0" w:oddHBand="0" w:evenHBand="0" w:firstRowFirstColumn="0" w:firstRowLastColumn="0" w:lastRowFirstColumn="0" w:lastRowLastColumn="0"/>
+            </w:pPr>
+            <w:r>
+              <w:rPr>
                 <w:sz w:val="18"/>
               </w:rPr>
               <w:t>Métrica reportada</w:t>
@@ -11692,12 +11739,12 @@
         </w:tc>
         <w:tc>
           <w:tcPr>
+            <w:cnfStyle w:val="000010000000" w:firstRow="0" w:lastRow="0" w:firstColumn="0" w:lastColumn="0" w:oddVBand="1" w:evenVBand="0" w:oddHBand="0" w:evenHBand="0" w:firstRowFirstColumn="0" w:firstRowLastColumn="0" w:lastRowFirstColumn="0" w:lastRowLastColumn="0"/>
             <w:tcW w:w="1814" w:type="dxa"/>
           </w:tcPr>
           <w:p>
             <w:r>
               <w:rPr>
-                <w:b/>
                 <w:sz w:val="18"/>
               </w:rPr>
               <w:t>Limitación</w:t>
@@ -11706,8 +11753,12 @@
         </w:tc>
       </w:tr>
       <w:tr>
-        <w:tc>
-          <w:tcPr>
+        <w:trPr>
+          <w:cnfStyle w:val="000000100000" w:firstRow="0" w:lastRow="0" w:firstColumn="0" w:lastColumn="0" w:oddVBand="0" w:evenVBand="0" w:oddHBand="1" w:evenHBand="0" w:firstRowFirstColumn="0" w:firstRowLastColumn="0" w:lastRowFirstColumn="0" w:lastRowLastColumn="0"/>
+        </w:trPr>
+        <w:tc>
+          <w:tcPr>
+            <w:cnfStyle w:val="000010000000" w:firstRow="0" w:lastRow="0" w:firstColumn="0" w:lastColumn="0" w:oddVBand="1" w:evenVBand="0" w:oddHBand="0" w:evenHBand="0" w:firstRowFirstColumn="0" w:firstRowLastColumn="0" w:lastRowFirstColumn="0" w:lastRowLastColumn="0"/>
             <w:tcW w:w="1814" w:type="dxa"/>
           </w:tcPr>
           <w:p>
@@ -11724,6 +11775,9 @@
             <w:tcW w:w="1814" w:type="dxa"/>
           </w:tcPr>
           <w:p>
+            <w:pPr>
+              <w:cnfStyle w:val="000000100000" w:firstRow="0" w:lastRow="0" w:firstColumn="0" w:lastColumn="0" w:oddVBand="0" w:evenVBand="0" w:oddHBand="1" w:evenHBand="0" w:firstRowFirstColumn="0" w:firstRowLastColumn="0" w:lastRowFirstColumn="0" w:lastRowLastColumn="0"/>
+            </w:pPr>
             <w:r>
               <w:rPr>
                 <w:sz w:val="18"/>
@@ -11734,6 +11788,7 @@
         </w:tc>
         <w:tc>
           <w:tcPr>
+            <w:cnfStyle w:val="000010000000" w:firstRow="0" w:lastRow="0" w:firstColumn="0" w:lastColumn="0" w:oddVBand="1" w:evenVBand="0" w:oddHBand="0" w:evenHBand="0" w:firstRowFirstColumn="0" w:firstRowLastColumn="0" w:lastRowFirstColumn="0" w:lastRowLastColumn="0"/>
             <w:tcW w:w="1814" w:type="dxa"/>
           </w:tcPr>
           <w:p>
@@ -11750,6 +11805,9 @@
             <w:tcW w:w="1814" w:type="dxa"/>
           </w:tcPr>
           <w:p>
+            <w:pPr>
+              <w:cnfStyle w:val="000000100000" w:firstRow="0" w:lastRow="0" w:firstColumn="0" w:lastColumn="0" w:oddVBand="0" w:evenVBand="0" w:oddHBand="1" w:evenHBand="0" w:firstRowFirstColumn="0" w:firstRowLastColumn="0" w:lastRowFirstColumn="0" w:lastRowLastColumn="0"/>
+            </w:pPr>
             <w:r>
               <w:rPr>
                 <w:sz w:val="18"/>
@@ -11760,6 +11818,7 @@
         </w:tc>
         <w:tc>
           <w:tcPr>
+            <w:cnfStyle w:val="000010000000" w:firstRow="0" w:lastRow="0" w:firstColumn="0" w:lastColumn="0" w:oddVBand="1" w:evenVBand="0" w:oddHBand="0" w:evenHBand="0" w:firstRowFirstColumn="0" w:firstRowLastColumn="0" w:lastRowFirstColumn="0" w:lastRowLastColumn="0"/>
             <w:tcW w:w="1814" w:type="dxa"/>
           </w:tcPr>
           <w:p>
@@ -11775,6 +11834,7 @@
       <w:tr>
         <w:tc>
           <w:tcPr>
+            <w:cnfStyle w:val="000010000000" w:firstRow="0" w:lastRow="0" w:firstColumn="0" w:lastColumn="0" w:oddVBand="1" w:evenVBand="0" w:oddHBand="0" w:evenHBand="0" w:firstRowFirstColumn="0" w:firstRowLastColumn="0" w:lastRowFirstColumn="0" w:lastRowLastColumn="0"/>
             <w:tcW w:w="1814" w:type="dxa"/>
           </w:tcPr>
           <w:p>
@@ -11797,6 +11857,9 @@
             <w:tcW w:w="1814" w:type="dxa"/>
           </w:tcPr>
           <w:p>
+            <w:pPr>
+              <w:cnfStyle w:val="000000000000" w:firstRow="0" w:lastRow="0" w:firstColumn="0" w:lastColumn="0" w:oddVBand="0" w:evenVBand="0" w:oddHBand="0" w:evenHBand="0" w:firstRowFirstColumn="0" w:firstRowLastColumn="0" w:lastRowFirstColumn="0" w:lastRowLastColumn="0"/>
+            </w:pPr>
             <w:r>
               <w:rPr>
                 <w:sz w:val="18"/>
@@ -11807,6 +11870,7 @@
         </w:tc>
         <w:tc>
           <w:tcPr>
+            <w:cnfStyle w:val="000010000000" w:firstRow="0" w:lastRow="0" w:firstColumn="0" w:lastColumn="0" w:oddVBand="1" w:evenVBand="0" w:oddHBand="0" w:evenHBand="0" w:firstRowFirstColumn="0" w:firstRowLastColumn="0" w:lastRowFirstColumn="0" w:lastRowLastColumn="0"/>
             <w:tcW w:w="1814" w:type="dxa"/>
           </w:tcPr>
           <w:p>
@@ -11823,6 +11887,9 @@
             <w:tcW w:w="1814" w:type="dxa"/>
           </w:tcPr>
           <w:p>
+            <w:pPr>
+              <w:cnfStyle w:val="000000000000" w:firstRow="0" w:lastRow="0" w:firstColumn="0" w:lastColumn="0" w:oddVBand="0" w:evenVBand="0" w:oddHBand="0" w:evenHBand="0" w:firstRowFirstColumn="0" w:firstRowLastColumn="0" w:lastRowFirstColumn="0" w:lastRowLastColumn="0"/>
+            </w:pPr>
             <w:r>
               <w:rPr>
                 <w:i/>
@@ -11840,6 +11907,7 @@
         </w:tc>
         <w:tc>
           <w:tcPr>
+            <w:cnfStyle w:val="000010000000" w:firstRow="0" w:lastRow="0" w:firstColumn="0" w:lastColumn="0" w:oddVBand="1" w:evenVBand="0" w:oddHBand="0" w:evenHBand="0" w:firstRowFirstColumn="0" w:firstRowLastColumn="0" w:lastRowFirstColumn="0" w:lastRowLastColumn="0"/>
             <w:tcW w:w="1814" w:type="dxa"/>
           </w:tcPr>
           <w:p>
@@ -11853,8 +11921,12 @@
         </w:tc>
       </w:tr>
       <w:tr>
-        <w:tc>
-          <w:tcPr>
+        <w:trPr>
+          <w:cnfStyle w:val="000000100000" w:firstRow="0" w:lastRow="0" w:firstColumn="0" w:lastColumn="0" w:oddVBand="0" w:evenVBand="0" w:oddHBand="1" w:evenHBand="0" w:firstRowFirstColumn="0" w:firstRowLastColumn="0" w:lastRowFirstColumn="0" w:lastRowLastColumn="0"/>
+        </w:trPr>
+        <w:tc>
+          <w:tcPr>
+            <w:cnfStyle w:val="000010000000" w:firstRow="0" w:lastRow="0" w:firstColumn="0" w:lastColumn="0" w:oddVBand="1" w:evenVBand="0" w:oddHBand="0" w:evenHBand="0" w:firstRowFirstColumn="0" w:firstRowLastColumn="0" w:lastRowFirstColumn="0" w:lastRowLastColumn="0"/>
             <w:tcW w:w="1814" w:type="dxa"/>
           </w:tcPr>
           <w:p>
@@ -11871,6 +11943,9 @@
             <w:tcW w:w="1814" w:type="dxa"/>
           </w:tcPr>
           <w:p>
+            <w:pPr>
+              <w:cnfStyle w:val="000000100000" w:firstRow="0" w:lastRow="0" w:firstColumn="0" w:lastColumn="0" w:oddVBand="0" w:evenVBand="0" w:oddHBand="1" w:evenHBand="0" w:firstRowFirstColumn="0" w:firstRowLastColumn="0" w:lastRowFirstColumn="0" w:lastRowLastColumn="0"/>
+            </w:pPr>
             <w:r>
               <w:rPr>
                 <w:sz w:val="18"/>
@@ -11881,6 +11956,7 @@
         </w:tc>
         <w:tc>
           <w:tcPr>
+            <w:cnfStyle w:val="000010000000" w:firstRow="0" w:lastRow="0" w:firstColumn="0" w:lastColumn="0" w:oddVBand="1" w:evenVBand="0" w:oddHBand="0" w:evenHBand="0" w:firstRowFirstColumn="0" w:firstRowLastColumn="0" w:lastRowFirstColumn="0" w:lastRowLastColumn="0"/>
             <w:tcW w:w="1814" w:type="dxa"/>
           </w:tcPr>
           <w:p>
@@ -11897,6 +11973,9 @@
             <w:tcW w:w="1814" w:type="dxa"/>
           </w:tcPr>
           <w:p>
+            <w:pPr>
+              <w:cnfStyle w:val="000000100000" w:firstRow="0" w:lastRow="0" w:firstColumn="0" w:lastColumn="0" w:oddVBand="0" w:evenVBand="0" w:oddHBand="1" w:evenHBand="0" w:firstRowFirstColumn="0" w:firstRowLastColumn="0" w:lastRowFirstColumn="0" w:lastRowLastColumn="0"/>
+            </w:pPr>
             <w:r>
               <w:rPr>
                 <w:i/>
@@ -11914,6 +11993,7 @@
         </w:tc>
         <w:tc>
           <w:tcPr>
+            <w:cnfStyle w:val="000010000000" w:firstRow="0" w:lastRow="0" w:firstColumn="0" w:lastColumn="0" w:oddVBand="1" w:evenVBand="0" w:oddHBand="0" w:evenHBand="0" w:firstRowFirstColumn="0" w:firstRowLastColumn="0" w:lastRowFirstColumn="0" w:lastRowLastColumn="0"/>
             <w:tcW w:w="1814" w:type="dxa"/>
           </w:tcPr>
           <w:p>
@@ -11929,6 +12009,7 @@
       <w:tr>
         <w:tc>
           <w:tcPr>
+            <w:cnfStyle w:val="000010000000" w:firstRow="0" w:lastRow="0" w:firstColumn="0" w:lastColumn="0" w:oddVBand="1" w:evenVBand="0" w:oddHBand="0" w:evenHBand="0" w:firstRowFirstColumn="0" w:firstRowLastColumn="0" w:lastRowFirstColumn="0" w:lastRowLastColumn="0"/>
             <w:tcW w:w="1814" w:type="dxa"/>
           </w:tcPr>
           <w:p>
@@ -11946,6 +12027,7 @@
           </w:tcPr>
           <w:p>
             <w:pPr>
+              <w:cnfStyle w:val="000000000000" w:firstRow="0" w:lastRow="0" w:firstColumn="0" w:lastColumn="0" w:oddVBand="0" w:evenVBand="0" w:oddHBand="0" w:evenHBand="0" w:firstRowFirstColumn="0" w:firstRowLastColumn="0" w:lastRowFirstColumn="0" w:lastRowLastColumn="0"/>
               <w:rPr>
                 <w:lang w:val="en-US"/>
               </w:rPr>
@@ -11969,6 +12051,7 @@
         </w:tc>
         <w:tc>
           <w:tcPr>
+            <w:cnfStyle w:val="000010000000" w:firstRow="0" w:lastRow="0" w:firstColumn="0" w:lastColumn="0" w:oddVBand="1" w:evenVBand="0" w:oddHBand="0" w:evenHBand="0" w:firstRowFirstColumn="0" w:firstRowLastColumn="0" w:lastRowFirstColumn="0" w:lastRowLastColumn="0"/>
             <w:tcW w:w="1814" w:type="dxa"/>
           </w:tcPr>
           <w:p>
@@ -11985,6 +12068,9 @@
             <w:tcW w:w="1814" w:type="dxa"/>
           </w:tcPr>
           <w:p>
+            <w:pPr>
+              <w:cnfStyle w:val="000000000000" w:firstRow="0" w:lastRow="0" w:firstColumn="0" w:lastColumn="0" w:oddVBand="0" w:evenVBand="0" w:oddHBand="0" w:evenHBand="0" w:firstRowFirstColumn="0" w:firstRowLastColumn="0" w:lastRowFirstColumn="0" w:lastRowLastColumn="0"/>
+            </w:pPr>
             <w:r>
               <w:rPr>
                 <w:i/>
@@ -12002,6 +12088,7 @@
         </w:tc>
         <w:tc>
           <w:tcPr>
+            <w:cnfStyle w:val="000010000000" w:firstRow="0" w:lastRow="0" w:firstColumn="0" w:lastColumn="0" w:oddVBand="1" w:evenVBand="0" w:oddHBand="0" w:evenHBand="0" w:firstRowFirstColumn="0" w:firstRowLastColumn="0" w:lastRowFirstColumn="0" w:lastRowLastColumn="0"/>
             <w:tcW w:w="1814" w:type="dxa"/>
           </w:tcPr>
           <w:p>
@@ -12015,8 +12102,12 @@
         </w:tc>
       </w:tr>
       <w:tr>
-        <w:tc>
-          <w:tcPr>
+        <w:trPr>
+          <w:cnfStyle w:val="000000100000" w:firstRow="0" w:lastRow="0" w:firstColumn="0" w:lastColumn="0" w:oddVBand="0" w:evenVBand="0" w:oddHBand="1" w:evenHBand="0" w:firstRowFirstColumn="0" w:firstRowLastColumn="0" w:lastRowFirstColumn="0" w:lastRowLastColumn="0"/>
+        </w:trPr>
+        <w:tc>
+          <w:tcPr>
+            <w:cnfStyle w:val="000010000000" w:firstRow="0" w:lastRow="0" w:firstColumn="0" w:lastColumn="0" w:oddVBand="1" w:evenVBand="0" w:oddHBand="0" w:evenHBand="0" w:firstRowFirstColumn="0" w:firstRowLastColumn="0" w:lastRowFirstColumn="0" w:lastRowLastColumn="0"/>
             <w:tcW w:w="1814" w:type="dxa"/>
           </w:tcPr>
           <w:p>
@@ -12033,6 +12124,9 @@
             <w:tcW w:w="1814" w:type="dxa"/>
           </w:tcPr>
           <w:p>
+            <w:pPr>
+              <w:cnfStyle w:val="000000100000" w:firstRow="0" w:lastRow="0" w:firstColumn="0" w:lastColumn="0" w:oddVBand="0" w:evenVBand="0" w:oddHBand="1" w:evenHBand="0" w:firstRowFirstColumn="0" w:firstRowLastColumn="0" w:lastRowFirstColumn="0" w:lastRowLastColumn="0"/>
+            </w:pPr>
             <w:r>
               <w:rPr>
                 <w:sz w:val="18"/>
@@ -12043,6 +12137,7 @@
         </w:tc>
         <w:tc>
           <w:tcPr>
+            <w:cnfStyle w:val="000010000000" w:firstRow="0" w:lastRow="0" w:firstColumn="0" w:lastColumn="0" w:oddVBand="1" w:evenVBand="0" w:oddHBand="0" w:evenHBand="0" w:firstRowFirstColumn="0" w:firstRowLastColumn="0" w:lastRowFirstColumn="0" w:lastRowLastColumn="0"/>
             <w:tcW w:w="1814" w:type="dxa"/>
           </w:tcPr>
           <w:p>
@@ -12059,6 +12154,9 @@
             <w:tcW w:w="1814" w:type="dxa"/>
           </w:tcPr>
           <w:p>
+            <w:pPr>
+              <w:cnfStyle w:val="000000100000" w:firstRow="0" w:lastRow="0" w:firstColumn="0" w:lastColumn="0" w:oddVBand="0" w:evenVBand="0" w:oddHBand="1" w:evenHBand="0" w:firstRowFirstColumn="0" w:firstRowLastColumn="0" w:lastRowFirstColumn="0" w:lastRowLastColumn="0"/>
+            </w:pPr>
             <w:r>
               <w:rPr>
                 <w:sz w:val="18"/>
@@ -12069,6 +12167,7 @@
         </w:tc>
         <w:tc>
           <w:tcPr>
+            <w:cnfStyle w:val="000010000000" w:firstRow="0" w:lastRow="0" w:firstColumn="0" w:lastColumn="0" w:oddVBand="1" w:evenVBand="0" w:oddHBand="0" w:evenHBand="0" w:firstRowFirstColumn="0" w:firstRowLastColumn="0" w:lastRowFirstColumn="0" w:lastRowLastColumn="0"/>
             <w:tcW w:w="1814" w:type="dxa"/>
           </w:tcPr>
           <w:p>
@@ -12084,6 +12183,7 @@
       <w:tr>
         <w:tc>
           <w:tcPr>
+            <w:cnfStyle w:val="000010000000" w:firstRow="0" w:lastRow="0" w:firstColumn="0" w:lastColumn="0" w:oddVBand="1" w:evenVBand="0" w:oddHBand="0" w:evenHBand="0" w:firstRowFirstColumn="0" w:firstRowLastColumn="0" w:lastRowFirstColumn="0" w:lastRowLastColumn="0"/>
             <w:tcW w:w="1814" w:type="dxa"/>
           </w:tcPr>
           <w:p>
@@ -12100,6 +12200,9 @@
             <w:tcW w:w="1814" w:type="dxa"/>
           </w:tcPr>
           <w:p>
+            <w:pPr>
+              <w:cnfStyle w:val="000000000000" w:firstRow="0" w:lastRow="0" w:firstColumn="0" w:lastColumn="0" w:oddVBand="0" w:evenVBand="0" w:oddHBand="0" w:evenHBand="0" w:firstRowFirstColumn="0" w:firstRowLastColumn="0" w:lastRowFirstColumn="0" w:lastRowLastColumn="0"/>
+            </w:pPr>
             <w:r>
               <w:rPr>
                 <w:sz w:val="18"/>
@@ -12110,6 +12213,7 @@
         </w:tc>
         <w:tc>
           <w:tcPr>
+            <w:cnfStyle w:val="000010000000" w:firstRow="0" w:lastRow="0" w:firstColumn="0" w:lastColumn="0" w:oddVBand="1" w:evenVBand="0" w:oddHBand="0" w:evenHBand="0" w:firstRowFirstColumn="0" w:firstRowLastColumn="0" w:lastRowFirstColumn="0" w:lastRowLastColumn="0"/>
             <w:tcW w:w="1814" w:type="dxa"/>
           </w:tcPr>
           <w:p>
@@ -12126,6 +12230,9 @@
             <w:tcW w:w="1814" w:type="dxa"/>
           </w:tcPr>
           <w:p>
+            <w:pPr>
+              <w:cnfStyle w:val="000000000000" w:firstRow="0" w:lastRow="0" w:firstColumn="0" w:lastColumn="0" w:oddVBand="0" w:evenVBand="0" w:oddHBand="0" w:evenHBand="0" w:firstRowFirstColumn="0" w:firstRowLastColumn="0" w:lastRowFirstColumn="0" w:lastRowLastColumn="0"/>
+            </w:pPr>
             <w:r>
               <w:rPr>
                 <w:sz w:val="18"/>
@@ -12136,6 +12243,7 @@
         </w:tc>
         <w:tc>
           <w:tcPr>
+            <w:cnfStyle w:val="000010000000" w:firstRow="0" w:lastRow="0" w:firstColumn="0" w:lastColumn="0" w:oddVBand="1" w:evenVBand="0" w:oddHBand="0" w:evenHBand="0" w:firstRowFirstColumn="0" w:firstRowLastColumn="0" w:lastRowFirstColumn="0" w:lastRowLastColumn="0"/>
             <w:tcW w:w="1814" w:type="dxa"/>
           </w:tcPr>
           <w:p>
@@ -12149,8 +12257,12 @@
         </w:tc>
       </w:tr>
       <w:tr>
-        <w:tc>
-          <w:tcPr>
+        <w:trPr>
+          <w:cnfStyle w:val="000000100000" w:firstRow="0" w:lastRow="0" w:firstColumn="0" w:lastColumn="0" w:oddVBand="0" w:evenVBand="0" w:oddHBand="1" w:evenHBand="0" w:firstRowFirstColumn="0" w:firstRowLastColumn="0" w:lastRowFirstColumn="0" w:lastRowLastColumn="0"/>
+        </w:trPr>
+        <w:tc>
+          <w:tcPr>
+            <w:cnfStyle w:val="000010000000" w:firstRow="0" w:lastRow="0" w:firstColumn="0" w:lastColumn="0" w:oddVBand="1" w:evenVBand="0" w:oddHBand="0" w:evenHBand="0" w:firstRowFirstColumn="0" w:firstRowLastColumn="0" w:lastRowFirstColumn="0" w:lastRowLastColumn="0"/>
             <w:tcW w:w="1814" w:type="dxa"/>
           </w:tcPr>
           <w:p>
@@ -12167,6 +12279,9 @@
             <w:tcW w:w="1814" w:type="dxa"/>
           </w:tcPr>
           <w:p>
+            <w:pPr>
+              <w:cnfStyle w:val="000000100000" w:firstRow="0" w:lastRow="0" w:firstColumn="0" w:lastColumn="0" w:oddVBand="0" w:evenVBand="0" w:oddHBand="1" w:evenHBand="0" w:firstRowFirstColumn="0" w:firstRowLastColumn="0" w:lastRowFirstColumn="0" w:lastRowLastColumn="0"/>
+            </w:pPr>
             <w:r>
               <w:rPr>
                 <w:sz w:val="18"/>
@@ -12177,6 +12292,7 @@
         </w:tc>
         <w:tc>
           <w:tcPr>
+            <w:cnfStyle w:val="000010000000" w:firstRow="0" w:lastRow="0" w:firstColumn="0" w:lastColumn="0" w:oddVBand="1" w:evenVBand="0" w:oddHBand="0" w:evenHBand="0" w:firstRowFirstColumn="0" w:firstRowLastColumn="0" w:lastRowFirstColumn="0" w:lastRowLastColumn="0"/>
             <w:tcW w:w="1814" w:type="dxa"/>
           </w:tcPr>
           <w:p>
@@ -12193,6 +12309,9 @@
             <w:tcW w:w="1814" w:type="dxa"/>
           </w:tcPr>
           <w:p>
+            <w:pPr>
+              <w:cnfStyle w:val="000000100000" w:firstRow="0" w:lastRow="0" w:firstColumn="0" w:lastColumn="0" w:oddVBand="0" w:evenVBand="0" w:oddHBand="1" w:evenHBand="0" w:firstRowFirstColumn="0" w:firstRowLastColumn="0" w:lastRowFirstColumn="0" w:lastRowLastColumn="0"/>
+            </w:pPr>
             <w:r>
               <w:rPr>
                 <w:sz w:val="18"/>
@@ -12203,6 +12322,7 @@
         </w:tc>
         <w:tc>
           <w:tcPr>
+            <w:cnfStyle w:val="000010000000" w:firstRow="0" w:lastRow="0" w:firstColumn="0" w:lastColumn="0" w:oddVBand="1" w:evenVBand="0" w:oddHBand="0" w:evenHBand="0" w:firstRowFirstColumn="0" w:firstRowLastColumn="0" w:lastRowFirstColumn="0" w:lastRowLastColumn="0"/>
             <w:tcW w:w="1814" w:type="dxa"/>
           </w:tcPr>
           <w:p>
@@ -12218,6 +12338,7 @@
       <w:tr>
         <w:tc>
           <w:tcPr>
+            <w:cnfStyle w:val="000010000000" w:firstRow="0" w:lastRow="0" w:firstColumn="0" w:lastColumn="0" w:oddVBand="1" w:evenVBand="0" w:oddHBand="0" w:evenHBand="0" w:firstRowFirstColumn="0" w:firstRowLastColumn="0" w:lastRowFirstColumn="0" w:lastRowLastColumn="0"/>
             <w:tcW w:w="1814" w:type="dxa"/>
           </w:tcPr>
           <w:p>
@@ -12234,6 +12355,9 @@
             <w:tcW w:w="1814" w:type="dxa"/>
           </w:tcPr>
           <w:p>
+            <w:pPr>
+              <w:cnfStyle w:val="000000000000" w:firstRow="0" w:lastRow="0" w:firstColumn="0" w:lastColumn="0" w:oddVBand="0" w:evenVBand="0" w:oddHBand="0" w:evenHBand="0" w:firstRowFirstColumn="0" w:firstRowLastColumn="0" w:lastRowFirstColumn="0" w:lastRowLastColumn="0"/>
+            </w:pPr>
             <w:r>
               <w:rPr>
                 <w:i/>
@@ -12251,6 +12375,7 @@
         </w:tc>
         <w:tc>
           <w:tcPr>
+            <w:cnfStyle w:val="000010000000" w:firstRow="0" w:lastRow="0" w:firstColumn="0" w:lastColumn="0" w:oddVBand="1" w:evenVBand="0" w:oddHBand="0" w:evenHBand="0" w:firstRowFirstColumn="0" w:firstRowLastColumn="0" w:lastRowFirstColumn="0" w:lastRowLastColumn="0"/>
             <w:tcW w:w="1814" w:type="dxa"/>
           </w:tcPr>
           <w:p>
@@ -12268,6 +12393,7 @@
           </w:tcPr>
           <w:p>
             <w:pPr>
+              <w:cnfStyle w:val="000000000000" w:firstRow="0" w:lastRow="0" w:firstColumn="0" w:lastColumn="0" w:oddVBand="0" w:evenVBand="0" w:oddHBand="0" w:evenHBand="0" w:firstRowFirstColumn="0" w:firstRowLastColumn="0" w:lastRowFirstColumn="0" w:lastRowLastColumn="0"/>
               <w:rPr>
                 <w:lang w:val="en-US"/>
               </w:rPr>
@@ -12283,6 +12409,7 @@
         </w:tc>
         <w:tc>
           <w:tcPr>
+            <w:cnfStyle w:val="000010000000" w:firstRow="0" w:lastRow="0" w:firstColumn="0" w:lastColumn="0" w:oddVBand="1" w:evenVBand="0" w:oddHBand="0" w:evenHBand="0" w:firstRowFirstColumn="0" w:firstRowLastColumn="0" w:lastRowFirstColumn="0" w:lastRowLastColumn="0"/>
             <w:tcW w:w="1814" w:type="dxa"/>
           </w:tcPr>
           <w:p>
@@ -12496,7 +12623,7 @@
       <w:pPr>
         <w:pStyle w:val="Caption"/>
       </w:pPr>
-      <w:bookmarkStart w:id="28" w:name="_Toc235189146"/>
+      <w:bookmarkStart w:id="28" w:name="_Toc235194340"/>
       <w:r>
         <w:t xml:space="preserve">Figura </w:t>
       </w:r>
@@ -12532,7 +12659,7 @@
       <w:pPr>
         <w:pStyle w:val="Caption"/>
       </w:pPr>
-      <w:bookmarkStart w:id="30" w:name="_Toc235189163"/>
+      <w:bookmarkStart w:id="30" w:name="_Toc235194357"/>
       <w:r>
         <w:t xml:space="preserve">Tabla </w:t>
       </w:r>
@@ -12551,24 +12678,26 @@
     </w:p>
     <w:tbl>
       <w:tblPr>
-        <w:tblStyle w:val="TableGrid"/>
+        <w:tblStyle w:val="GridTable4-Accent1"/>
         <w:tblW w:w="0" w:type="auto"/>
-        <w:tblLook w:val="04A0" w:firstRow="1" w:lastRow="0" w:firstColumn="1" w:lastColumn="0" w:noHBand="0" w:noVBand="1"/>
+        <w:tblLook w:val="0020" w:firstRow="1" w:lastRow="0" w:firstColumn="0" w:lastColumn="0" w:noHBand="0" w:noVBand="0"/>
       </w:tblPr>
       <w:tblGrid>
         <w:gridCol w:w="4530"/>
         <w:gridCol w:w="4531"/>
       </w:tblGrid>
       <w:tr>
-        <w:tc>
-          <w:tcPr>
+        <w:trPr>
+          <w:cnfStyle w:val="100000000000" w:firstRow="1" w:lastRow="0" w:firstColumn="0" w:lastColumn="0" w:oddVBand="0" w:evenVBand="0" w:oddHBand="0" w:evenHBand="0" w:firstRowFirstColumn="0" w:firstRowLastColumn="0" w:lastRowFirstColumn="0" w:lastRowLastColumn="0"/>
+          <w:tblHeader/>
+        </w:trPr>
+        <w:tc>
+          <w:tcPr>
+            <w:cnfStyle w:val="000010000000" w:firstRow="0" w:lastRow="0" w:firstColumn="0" w:lastColumn="0" w:oddVBand="1" w:evenVBand="0" w:oddHBand="0" w:evenHBand="0" w:firstRowFirstColumn="0" w:firstRowLastColumn="0" w:lastRowFirstColumn="0" w:lastRowLastColumn="0"/>
             <w:tcW w:w="4535" w:type="dxa"/>
           </w:tcPr>
           <w:p>
             <w:r>
-              <w:rPr>
-                <w:b/>
-              </w:rPr>
               <w:t>Componente</w:t>
             </w:r>
           </w:p>
@@ -12578,18 +12707,22 @@
             <w:tcW w:w="4535" w:type="dxa"/>
           </w:tcPr>
           <w:p>
-            <w:r>
-              <w:rPr>
-                <w:b/>
-              </w:rPr>
+            <w:pPr>
+              <w:cnfStyle w:val="100000000000" w:firstRow="1" w:lastRow="0" w:firstColumn="0" w:lastColumn="0" w:oddVBand="0" w:evenVBand="0" w:oddHBand="0" w:evenHBand="0" w:firstRowFirstColumn="0" w:firstRowLastColumn="0" w:lastRowFirstColumn="0" w:lastRowLastColumn="0"/>
+            </w:pPr>
+            <w:r>
               <w:t>Detalle</w:t>
             </w:r>
           </w:p>
         </w:tc>
       </w:tr>
       <w:tr>
-        <w:tc>
-          <w:tcPr>
+        <w:trPr>
+          <w:cnfStyle w:val="000000100000" w:firstRow="0" w:lastRow="0" w:firstColumn="0" w:lastColumn="0" w:oddVBand="0" w:evenVBand="0" w:oddHBand="1" w:evenHBand="0" w:firstRowFirstColumn="0" w:firstRowLastColumn="0" w:lastRowFirstColumn="0" w:lastRowLastColumn="0"/>
+        </w:trPr>
+        <w:tc>
+          <w:tcPr>
+            <w:cnfStyle w:val="000010000000" w:firstRow="0" w:lastRow="0" w:firstColumn="0" w:lastColumn="0" w:oddVBand="1" w:evenVBand="0" w:oddHBand="0" w:evenHBand="0" w:firstRowFirstColumn="0" w:firstRowLastColumn="0" w:lastRowFirstColumn="0" w:lastRowLastColumn="0"/>
             <w:tcW w:w="4535" w:type="dxa"/>
           </w:tcPr>
           <w:p>
@@ -12606,6 +12739,9 @@
             <w:tcW w:w="4535" w:type="dxa"/>
           </w:tcPr>
           <w:p>
+            <w:pPr>
+              <w:cnfStyle w:val="000000100000" w:firstRow="0" w:lastRow="0" w:firstColumn="0" w:lastColumn="0" w:oddVBand="0" w:evenVBand="0" w:oddHBand="1" w:evenHBand="0" w:firstRowFirstColumn="0" w:firstRowLastColumn="0" w:lastRowFirstColumn="0" w:lastRowLastColumn="0"/>
+            </w:pPr>
             <w:r>
               <w:t>(a) Método de estimación de pose ∈ {GDR-Net++, FoundationPose}; (b) Método de planificación ∈ {planificador determinista PnP+ICP+MoveIt 2, Diffusion Policy condicionada por pose}; (c) Representación de rotación ∈ {cuaternión unitario, 6D continua de Zhou et al.}.</w:t>
             </w:r>
@@ -12615,6 +12751,7 @@
       <w:tr>
         <w:tc>
           <w:tcPr>
+            <w:cnfStyle w:val="000010000000" w:firstRow="0" w:lastRow="0" w:firstColumn="0" w:lastColumn="0" w:oddVBand="1" w:evenVBand="0" w:oddHBand="0" w:evenHBand="0" w:firstRowFirstColumn="0" w:firstRowLastColumn="0" w:lastRowFirstColumn="0" w:lastRowLastColumn="0"/>
             <w:tcW w:w="4535" w:type="dxa"/>
           </w:tcPr>
           <w:p>
@@ -12631,6 +12768,9 @@
             <w:tcW w:w="4535" w:type="dxa"/>
           </w:tcPr>
           <w:p>
+            <w:pPr>
+              <w:cnfStyle w:val="000000000000" w:firstRow="0" w:lastRow="0" w:firstColumn="0" w:lastColumn="0" w:oddVBand="0" w:evenVBand="0" w:oddHBand="0" w:evenHBand="0" w:firstRowFirstColumn="0" w:firstRowLastColumn="0" w:lastRowFirstColumn="0" w:lastRowLastColumn="0"/>
+            </w:pPr>
             <w:r>
               <w:t>AUC ADD-S y Mean AR (recall sobre VSD/MSSD/MSPD); número de modos de trayectoria; tiempo de inferencia y de ciclo (mediana, p95); tasa de convergencia de IK; plausibilidad de agarre ejecutada en simulación.</w:t>
             </w:r>
@@ -12638,8 +12778,12 @@
         </w:tc>
       </w:tr>
       <w:tr>
-        <w:tc>
-          <w:tcPr>
+        <w:trPr>
+          <w:cnfStyle w:val="000000100000" w:firstRow="0" w:lastRow="0" w:firstColumn="0" w:lastColumn="0" w:oddVBand="0" w:evenVBand="0" w:oddHBand="1" w:evenHBand="0" w:firstRowFirstColumn="0" w:firstRowLastColumn="0" w:lastRowFirstColumn="0" w:lastRowLastColumn="0"/>
+        </w:trPr>
+        <w:tc>
+          <w:tcPr>
+            <w:cnfStyle w:val="000010000000" w:firstRow="0" w:lastRow="0" w:firstColumn="0" w:lastColumn="0" w:oddVBand="1" w:evenVBand="0" w:oddHBand="0" w:evenHBand="0" w:firstRowFirstColumn="0" w:firstRowLastColumn="0" w:lastRowFirstColumn="0" w:lastRowLastColumn="0"/>
             <w:tcW w:w="4535" w:type="dxa"/>
           </w:tcPr>
           <w:p>
@@ -12656,6 +12800,9 @@
             <w:tcW w:w="4535" w:type="dxa"/>
           </w:tcPr>
           <w:p>
+            <w:pPr>
+              <w:cnfStyle w:val="000000100000" w:firstRow="0" w:lastRow="0" w:firstColumn="0" w:lastColumn="0" w:oddVBand="0" w:evenVBand="0" w:oddHBand="1" w:evenHBand="0" w:firstRowFirstColumn="0" w:firstRowLastColumn="0" w:lastRowFirstColumn="0" w:lastRowLastColumn="0"/>
+            </w:pPr>
             <w:r>
               <w:t>Datasets BOP (YCB-Video, T-LESS) con splits oficiales del toolkit v3; hardware fijo (Apple M1 Pro + Colab T4); semillas aleatorias registradas; escenarios E1–E3 (oclusión 0–70 %); workspace del bin constante.</w:t>
             </w:r>
@@ -12665,6 +12812,7 @@
       <w:tr>
         <w:tc>
           <w:tcPr>
+            <w:cnfStyle w:val="000010000000" w:firstRow="0" w:lastRow="0" w:firstColumn="0" w:lastColumn="0" w:oddVBand="1" w:evenVBand="0" w:oddHBand="0" w:evenHBand="0" w:firstRowFirstColumn="0" w:firstRowLastColumn="0" w:lastRowFirstColumn="0" w:lastRowLastColumn="0"/>
             <w:tcW w:w="4535" w:type="dxa"/>
           </w:tcPr>
           <w:p>
@@ -12681,6 +12829,9 @@
             <w:tcW w:w="4535" w:type="dxa"/>
           </w:tcPr>
           <w:p>
+            <w:pPr>
+              <w:cnfStyle w:val="000000000000" w:firstRow="0" w:lastRow="0" w:firstColumn="0" w:lastColumn="0" w:oddVBand="0" w:evenVBand="0" w:oddHBand="0" w:evenHBand="0" w:firstRowFirstColumn="0" w:firstRowLastColumn="0" w:lastRowFirstColumn="0" w:lastRowLastColumn="0"/>
+            </w:pPr>
             <w:r>
               <w:t>≥ 5 ejecuciones independientes con semillas distintas (α = 0.05); robustez sobre 300 instancias por dataset; experimento E2E sobre 30 instancias por dataset; validación ejecutada en simulación sobre 50 picks.</w:t>
             </w:r>
@@ -12688,8 +12839,12 @@
         </w:tc>
       </w:tr>
       <w:tr>
-        <w:tc>
-          <w:tcPr>
+        <w:trPr>
+          <w:cnfStyle w:val="000000100000" w:firstRow="0" w:lastRow="0" w:firstColumn="0" w:lastColumn="0" w:oddVBand="0" w:evenVBand="0" w:oddHBand="1" w:evenHBand="0" w:firstRowFirstColumn="0" w:firstRowLastColumn="0" w:lastRowFirstColumn="0" w:lastRowLastColumn="0"/>
+        </w:trPr>
+        <w:tc>
+          <w:tcPr>
+            <w:cnfStyle w:val="000010000000" w:firstRow="0" w:lastRow="0" w:firstColumn="0" w:lastColumn="0" w:oddVBand="1" w:evenVBand="0" w:oddHBand="0" w:evenHBand="0" w:firstRowFirstColumn="0" w:firstRowLastColumn="0" w:lastRowFirstColumn="0" w:lastRowLastColumn="0"/>
             <w:tcW w:w="4535" w:type="dxa"/>
           </w:tcPr>
           <w:p>
@@ -12706,6 +12861,9 @@
             <w:tcW w:w="4535" w:type="dxa"/>
           </w:tcPr>
           <w:p>
+            <w:pPr>
+              <w:cnfStyle w:val="000000100000" w:firstRow="0" w:lastRow="0" w:firstColumn="0" w:lastColumn="0" w:oddVBand="0" w:evenVBand="0" w:oddHBand="1" w:evenHBand="0" w:firstRowFirstColumn="0" w:firstRowLastColumn="0" w:lastRowFirstColumn="0" w:lastRowLastColumn="0"/>
+            </w:pPr>
             <w:r>
               <w:t>t de Welch unilateral pareado por escena; bootstrap no paramétrico (1000 resamples, IC 95 %); test de Wilcoxon pareado por época para la estabilidad de la representación de rotación (H1.4).</w:t>
             </w:r>
@@ -12740,7 +12898,7 @@
       <w:pPr>
         <w:pStyle w:val="Caption"/>
       </w:pPr>
-      <w:bookmarkStart w:id="32" w:name="_Toc235189164"/>
+      <w:bookmarkStart w:id="32" w:name="_Toc235194358"/>
       <w:r>
         <w:t xml:space="preserve">Tabla </w:t>
       </w:r>
@@ -12759,17 +12917,22 @@
     </w:p>
     <w:tbl>
       <w:tblPr>
-        <w:tblStyle w:val="TableGrid"/>
+        <w:tblStyle w:val="GridTable4-Accent1"/>
         <w:tblW w:w="0" w:type="auto"/>
-        <w:tblLook w:val="04A0" w:firstRow="1" w:lastRow="0" w:firstColumn="1" w:lastColumn="0" w:noHBand="0" w:noVBand="1"/>
+        <w:tblLook w:val="0020" w:firstRow="1" w:lastRow="0" w:firstColumn="0" w:lastColumn="0" w:noHBand="0" w:noVBand="0"/>
       </w:tblPr>
       <w:tblGrid>
         <w:gridCol w:w="4530"/>
         <w:gridCol w:w="4531"/>
       </w:tblGrid>
       <w:tr>
-        <w:tc>
-          <w:tcPr>
+        <w:trPr>
+          <w:cnfStyle w:val="100000000000" w:firstRow="1" w:lastRow="0" w:firstColumn="0" w:lastColumn="0" w:oddVBand="0" w:evenVBand="0" w:oddHBand="0" w:evenHBand="0" w:firstRowFirstColumn="0" w:firstRowLastColumn="0" w:lastRowFirstColumn="0" w:lastRowLastColumn="0"/>
+          <w:tblHeader/>
+        </w:trPr>
+        <w:tc>
+          <w:tcPr>
+            <w:cnfStyle w:val="000010000000" w:firstRow="0" w:lastRow="0" w:firstColumn="0" w:lastColumn="0" w:oddVBand="1" w:evenVBand="0" w:oddHBand="0" w:evenHBand="0" w:firstRowFirstColumn="0" w:firstRowLastColumn="0" w:lastRowFirstColumn="0" w:lastRowLastColumn="0"/>
             <w:tcW w:w="4535" w:type="dxa"/>
           </w:tcPr>
           <w:p>
@@ -12783,6 +12946,9 @@
             <w:tcW w:w="4535" w:type="dxa"/>
           </w:tcPr>
           <w:p>
+            <w:pPr>
+              <w:cnfStyle w:val="100000000000" w:firstRow="1" w:lastRow="0" w:firstColumn="0" w:lastColumn="0" w:oddVBand="0" w:evenVBand="0" w:oddHBand="0" w:evenHBand="0" w:firstRowFirstColumn="0" w:firstRowLastColumn="0" w:lastRowFirstColumn="0" w:lastRowLastColumn="0"/>
+            </w:pPr>
             <w:r>
               <w:t>Variables</w:t>
             </w:r>
@@ -12790,8 +12956,12 @@
         </w:tc>
       </w:tr>
       <w:tr>
-        <w:tc>
-          <w:tcPr>
+        <w:trPr>
+          <w:cnfStyle w:val="000000100000" w:firstRow="0" w:lastRow="0" w:firstColumn="0" w:lastColumn="0" w:oddVBand="0" w:evenVBand="0" w:oddHBand="1" w:evenHBand="0" w:firstRowFirstColumn="0" w:firstRowLastColumn="0" w:lastRowFirstColumn="0" w:lastRowLastColumn="0"/>
+        </w:trPr>
+        <w:tc>
+          <w:tcPr>
+            <w:cnfStyle w:val="000010000000" w:firstRow="0" w:lastRow="0" w:firstColumn="0" w:lastColumn="0" w:oddVBand="1" w:evenVBand="0" w:oddHBand="0" w:evenHBand="0" w:firstRowFirstColumn="0" w:firstRowLastColumn="0" w:lastRowFirstColumn="0" w:lastRowLastColumn="0"/>
             <w:tcW w:w="4535" w:type="dxa"/>
           </w:tcPr>
           <w:p>
@@ -12805,6 +12975,9 @@
             <w:tcW w:w="4535" w:type="dxa"/>
           </w:tcPr>
           <w:p>
+            <w:pPr>
+              <w:cnfStyle w:val="000000100000" w:firstRow="0" w:lastRow="0" w:firstColumn="0" w:lastColumn="0" w:oddVBand="0" w:evenVBand="0" w:oddHBand="1" w:evenHBand="0" w:firstRowFirstColumn="0" w:firstRowLastColumn="0" w:lastRowFirstColumn="0" w:lastRowLastColumn="0"/>
+            </w:pPr>
             <w:r>
               <w:t>Método de estimación de pose {GDR-Net++, FoundationPose}; método de planificación {determinista PnP+ICP+MoveIt 2, Diffusion Policy}; representación de rotación {cuaternión unitario, 6D continua}; nivel de oclusión {0, 30, 50, 70 %}; dataset {T-LESS, YCB-Video}</w:t>
             </w:r>
@@ -12814,6 +12987,7 @@
       <w:tr>
         <w:tc>
           <w:tcPr>
+            <w:cnfStyle w:val="000010000000" w:firstRow="0" w:lastRow="0" w:firstColumn="0" w:lastColumn="0" w:oddVBand="1" w:evenVBand="0" w:oddHBand="0" w:evenHBand="0" w:firstRowFirstColumn="0" w:firstRowLastColumn="0" w:lastRowFirstColumn="0" w:lastRowLastColumn="0"/>
             <w:tcW w:w="4535" w:type="dxa"/>
           </w:tcPr>
           <w:p>
@@ -12827,6 +13001,9 @@
             <w:tcW w:w="4535" w:type="dxa"/>
           </w:tcPr>
           <w:p>
+            <w:pPr>
+              <w:cnfStyle w:val="000000000000" w:firstRow="0" w:lastRow="0" w:firstColumn="0" w:lastColumn="0" w:oddVBand="0" w:evenVBand="0" w:oddHBand="0" w:evenHBand="0" w:firstRowFirstColumn="0" w:firstRowLastColumn="0" w:lastRowFirstColumn="0" w:lastRowLastColumn="0"/>
+            </w:pPr>
             <w:r>
               <w:t>Mean AR (BOP) y AUC ADD-S; recall a 5/10/20 mm (ADD/ADD-S); error de traslación (mm) y rotación geodésica (°); tasa de éxito de agarre en simulación; latencia de muestreo y ciclo end-to-end p95 (ms); número de modos de trayectoria y jerk RMS</w:t>
             </w:r>
@@ -12834,8 +13011,12 @@
         </w:tc>
       </w:tr>
       <w:tr>
-        <w:tc>
-          <w:tcPr>
+        <w:trPr>
+          <w:cnfStyle w:val="000000100000" w:firstRow="0" w:lastRow="0" w:firstColumn="0" w:lastColumn="0" w:oddVBand="0" w:evenVBand="0" w:oddHBand="1" w:evenHBand="0" w:firstRowFirstColumn="0" w:firstRowLastColumn="0" w:lastRowFirstColumn="0" w:lastRowLastColumn="0"/>
+        </w:trPr>
+        <w:tc>
+          <w:tcPr>
+            <w:cnfStyle w:val="000010000000" w:firstRow="0" w:lastRow="0" w:firstColumn="0" w:lastColumn="0" w:oddVBand="1" w:evenVBand="0" w:oddHBand="0" w:evenHBand="0" w:firstRowFirstColumn="0" w:firstRowLastColumn="0" w:lastRowFirstColumn="0" w:lastRowLastColumn="0"/>
             <w:tcW w:w="4535" w:type="dxa"/>
           </w:tcPr>
           <w:p>
@@ -12849,6 +13030,9 @@
             <w:tcW w:w="4535" w:type="dxa"/>
           </w:tcPr>
           <w:p>
+            <w:pPr>
+              <w:cnfStyle w:val="000000100000" w:firstRow="0" w:lastRow="0" w:firstColumn="0" w:lastColumn="0" w:oddVBand="0" w:evenVBand="0" w:oddHBand="1" w:evenHBand="0" w:firstRowFirstColumn="0" w:firstRowLastColumn="0" w:lastRowFirstColumn="0" w:lastRowLastColumn="0"/>
+            </w:pPr>
             <w:r>
               <w:t>Resolución RGB-D 640×480 e intrínsecos de cámara; semilla aleatoria; hardware (GPU Tesla T4 y Apple M1 Pro); versiones congeladas (lockfile y Dockerfile); checkpoints oficiales de FoundationPose</w:t>
             </w:r>
@@ -12858,6 +13042,7 @@
       <w:tr>
         <w:tc>
           <w:tcPr>
+            <w:cnfStyle w:val="000010000000" w:firstRow="0" w:lastRow="0" w:firstColumn="0" w:lastColumn="0" w:oddVBand="1" w:evenVBand="0" w:oddHBand="0" w:evenHBand="0" w:firstRowFirstColumn="0" w:firstRowLastColumn="0" w:lastRowFirstColumn="0" w:lastRowLastColumn="0"/>
             <w:tcW w:w="4535" w:type="dxa"/>
           </w:tcPr>
           <w:p>
@@ -12871,6 +13056,9 @@
             <w:tcW w:w="4535" w:type="dxa"/>
           </w:tcPr>
           <w:p>
+            <w:pPr>
+              <w:cnfStyle w:val="000000000000" w:firstRow="0" w:lastRow="0" w:firstColumn="0" w:lastColumn="0" w:oddVBand="0" w:evenVBand="0" w:oddHBand="0" w:evenHBand="0" w:firstRowFirstColumn="0" w:firstRowLastColumn="0" w:lastRowFirstColumn="0" w:lastRowLastColumn="0"/>
+            </w:pPr>
             <w:r>
               <w:t>GDR-Net++ (GDRNPP; Liu et al., 2025c); planificador heurístico determinista; configuración supervisada inicial</w:t>
             </w:r>
@@ -13498,7 +13686,7 @@
       <w:pPr>
         <w:pStyle w:val="Caption"/>
       </w:pPr>
-      <w:bookmarkStart w:id="46" w:name="_Toc235189147"/>
+      <w:bookmarkStart w:id="46" w:name="_Toc235194341"/>
       <w:r>
         <w:t xml:space="preserve">Figura </w:t>
       </w:r>
@@ -13561,7 +13749,7 @@
       <w:pPr>
         <w:pStyle w:val="Caption"/>
       </w:pPr>
-      <w:bookmarkStart w:id="47" w:name="_Toc235189148"/>
+      <w:bookmarkStart w:id="47" w:name="_Toc235194342"/>
       <w:r>
         <w:t xml:space="preserve">Figura </w:t>
       </w:r>
@@ -13645,7 +13833,7 @@
         <w:pStyle w:val="Caption"/>
         <w:keepNext/>
       </w:pPr>
-      <w:bookmarkStart w:id="48" w:name="_Toc235189165"/>
+      <w:bookmarkStart w:id="48" w:name="_Toc235194359"/>
       <w:r>
         <w:t xml:space="preserve">Tabla </w:t>
       </w:r>
@@ -13664,9 +13852,9 @@
     </w:p>
     <w:tbl>
       <w:tblPr>
-        <w:tblStyle w:val="TableGrid"/>
+        <w:tblStyle w:val="GridTable4-Accent1"/>
         <w:tblW w:w="0" w:type="auto"/>
-        <w:tblLook w:val="04A0" w:firstRow="1" w:lastRow="0" w:firstColumn="1" w:lastColumn="0" w:noHBand="0" w:noVBand="1"/>
+        <w:tblLook w:val="0020" w:firstRow="1" w:lastRow="0" w:firstColumn="0" w:lastColumn="0" w:noHBand="0" w:noVBand="0"/>
       </w:tblPr>
       <w:tblGrid>
         <w:gridCol w:w="2265"/>
@@ -13675,15 +13863,17 @@
         <w:gridCol w:w="2264"/>
       </w:tblGrid>
       <w:tr>
-        <w:tc>
-          <w:tcPr>
+        <w:trPr>
+          <w:cnfStyle w:val="100000000000" w:firstRow="1" w:lastRow="0" w:firstColumn="0" w:lastColumn="0" w:oddVBand="0" w:evenVBand="0" w:oddHBand="0" w:evenHBand="0" w:firstRowFirstColumn="0" w:firstRowLastColumn="0" w:lastRowFirstColumn="0" w:lastRowLastColumn="0"/>
+          <w:tblHeader/>
+        </w:trPr>
+        <w:tc>
+          <w:tcPr>
+            <w:cnfStyle w:val="000010000000" w:firstRow="0" w:lastRow="0" w:firstColumn="0" w:lastColumn="0" w:oddVBand="1" w:evenVBand="0" w:oddHBand="0" w:evenHBand="0" w:firstRowFirstColumn="0" w:firstRowLastColumn="0" w:lastRowFirstColumn="0" w:lastRowLastColumn="0"/>
             <w:tcW w:w="2268" w:type="dxa"/>
           </w:tcPr>
           <w:p>
             <w:r>
-              <w:rPr>
-                <w:b/>
-              </w:rPr>
               <w:t>Métrica</w:t>
             </w:r>
           </w:p>
@@ -13693,23 +13883,21 @@
             <w:tcW w:w="2268" w:type="dxa"/>
           </w:tcPr>
           <w:p>
-            <w:r>
-              <w:rPr>
-                <w:b/>
-              </w:rPr>
+            <w:pPr>
+              <w:cnfStyle w:val="100000000000" w:firstRow="1" w:lastRow="0" w:firstColumn="0" w:lastColumn="0" w:oddVBand="0" w:evenVBand="0" w:oddHBand="0" w:evenHBand="0" w:firstRowFirstColumn="0" w:firstRowLastColumn="0" w:lastRowFirstColumn="0" w:lastRowLastColumn="0"/>
+            </w:pPr>
+            <w:r>
               <w:t>GDR-Net++ (BOP 2022)</w:t>
             </w:r>
           </w:p>
         </w:tc>
         <w:tc>
           <w:tcPr>
+            <w:cnfStyle w:val="000010000000" w:firstRow="0" w:lastRow="0" w:firstColumn="0" w:lastColumn="0" w:oddVBand="1" w:evenVBand="0" w:oddHBand="0" w:evenHBand="0" w:firstRowFirstColumn="0" w:firstRowLastColumn="0" w:lastRowFirstColumn="0" w:lastRowLastColumn="0"/>
             <w:tcW w:w="2268" w:type="dxa"/>
           </w:tcPr>
           <w:p>
             <w:r>
-              <w:rPr>
-                <w:b/>
-              </w:rPr>
               <w:t>FoundationPose (este trabajo)</w:t>
             </w:r>
           </w:p>
@@ -13719,18 +13907,22 @@
             <w:tcW w:w="2268" w:type="dxa"/>
           </w:tcPr>
           <w:p>
-            <w:r>
-              <w:rPr>
-                <w:b/>
-              </w:rPr>
+            <w:pPr>
+              <w:cnfStyle w:val="100000000000" w:firstRow="1" w:lastRow="0" w:firstColumn="0" w:lastColumn="0" w:oddVBand="0" w:evenVBand="0" w:oddHBand="0" w:evenHBand="0" w:firstRowFirstColumn="0" w:firstRowLastColumn="0" w:lastRowFirstColumn="0" w:lastRowLastColumn="0"/>
+            </w:pPr>
+            <w:r>
               <w:t>Δ</w:t>
             </w:r>
           </w:p>
         </w:tc>
       </w:tr>
       <w:tr>
-        <w:tc>
-          <w:tcPr>
+        <w:trPr>
+          <w:cnfStyle w:val="000000100000" w:firstRow="0" w:lastRow="0" w:firstColumn="0" w:lastColumn="0" w:oddVBand="0" w:evenVBand="0" w:oddHBand="1" w:evenHBand="0" w:firstRowFirstColumn="0" w:firstRowLastColumn="0" w:lastRowFirstColumn="0" w:lastRowLastColumn="0"/>
+        </w:trPr>
+        <w:tc>
+          <w:tcPr>
+            <w:cnfStyle w:val="000010000000" w:firstRow="0" w:lastRow="0" w:firstColumn="0" w:lastColumn="0" w:oddVBand="1" w:evenVBand="0" w:oddHBand="0" w:evenHBand="0" w:firstRowFirstColumn="0" w:firstRowLastColumn="0" w:lastRowFirstColumn="0" w:lastRowLastColumn="0"/>
             <w:tcW w:w="2268" w:type="dxa"/>
           </w:tcPr>
           <w:p>
@@ -13744,6 +13936,9 @@
             <w:tcW w:w="2268" w:type="dxa"/>
           </w:tcPr>
           <w:p>
+            <w:pPr>
+              <w:cnfStyle w:val="000000100000" w:firstRow="0" w:lastRow="0" w:firstColumn="0" w:lastColumn="0" w:oddVBand="0" w:evenVBand="0" w:oddHBand="1" w:evenHBand="0" w:firstRowFirstColumn="0" w:firstRowLastColumn="0" w:lastRowFirstColumn="0" w:lastRowLastColumn="0"/>
+            </w:pPr>
             <w:r>
               <w:t>0.867</w:t>
             </w:r>
@@ -13751,6 +13946,7 @@
         </w:tc>
         <w:tc>
           <w:tcPr>
+            <w:cnfStyle w:val="000010000000" w:firstRow="0" w:lastRow="0" w:firstColumn="0" w:lastColumn="0" w:oddVBand="1" w:evenVBand="0" w:oddHBand="0" w:evenHBand="0" w:firstRowFirstColumn="0" w:firstRowLastColumn="0" w:lastRowFirstColumn="0" w:lastRowLastColumn="0"/>
             <w:tcW w:w="2268" w:type="dxa"/>
           </w:tcPr>
           <w:p>
@@ -13764,6 +13960,9 @@
             <w:tcW w:w="2268" w:type="dxa"/>
           </w:tcPr>
           <w:p>
+            <w:pPr>
+              <w:cnfStyle w:val="000000100000" w:firstRow="0" w:lastRow="0" w:firstColumn="0" w:lastColumn="0" w:oddVBand="0" w:evenVBand="0" w:oddHBand="1" w:evenHBand="0" w:firstRowFirstColumn="0" w:firstRowLastColumn="0" w:lastRowFirstColumn="0" w:lastRowLastColumn="0"/>
+            </w:pPr>
             <w:r>
               <w:t>+3.0 pp</w:t>
             </w:r>
@@ -13773,6 +13972,7 @@
       <w:tr>
         <w:tc>
           <w:tcPr>
+            <w:cnfStyle w:val="000010000000" w:firstRow="0" w:lastRow="0" w:firstColumn="0" w:lastColumn="0" w:oddVBand="1" w:evenVBand="0" w:oddHBand="0" w:evenHBand="0" w:firstRowFirstColumn="0" w:firstRowLastColumn="0" w:lastRowFirstColumn="0" w:lastRowLastColumn="0"/>
             <w:tcW w:w="2268" w:type="dxa"/>
           </w:tcPr>
           <w:p>
@@ -13786,6 +13986,9 @@
             <w:tcW w:w="2268" w:type="dxa"/>
           </w:tcPr>
           <w:p>
+            <w:pPr>
+              <w:cnfStyle w:val="000000000000" w:firstRow="0" w:lastRow="0" w:firstColumn="0" w:lastColumn="0" w:oddVBand="0" w:evenVBand="0" w:oddHBand="0" w:evenHBand="0" w:firstRowFirstColumn="0" w:firstRowLastColumn="0" w:lastRowFirstColumn="0" w:lastRowLastColumn="0"/>
+            </w:pPr>
             <w:r>
               <w:t>0.767</w:t>
             </w:r>
@@ -13793,6 +13996,7 @@
         </w:tc>
         <w:tc>
           <w:tcPr>
+            <w:cnfStyle w:val="000010000000" w:firstRow="0" w:lastRow="0" w:firstColumn="0" w:lastColumn="0" w:oddVBand="1" w:evenVBand="0" w:oddHBand="0" w:evenHBand="0" w:firstRowFirstColumn="0" w:firstRowLastColumn="0" w:lastRowFirstColumn="0" w:lastRowLastColumn="0"/>
             <w:tcW w:w="2268" w:type="dxa"/>
           </w:tcPr>
           <w:p>
@@ -13806,6 +14010,9 @@
             <w:tcW w:w="2268" w:type="dxa"/>
           </w:tcPr>
           <w:p>
+            <w:pPr>
+              <w:cnfStyle w:val="000000000000" w:firstRow="0" w:lastRow="0" w:firstColumn="0" w:lastColumn="0" w:oddVBand="0" w:evenVBand="0" w:oddHBand="0" w:evenHBand="0" w:firstRowFirstColumn="0" w:firstRowLastColumn="0" w:lastRowFirstColumn="0" w:lastRowLastColumn="0"/>
+            </w:pPr>
             <w:r>
               <w:t>+3.6 pp</w:t>
             </w:r>
@@ -13813,8 +14020,12 @@
         </w:tc>
       </w:tr>
       <w:tr>
-        <w:tc>
-          <w:tcPr>
+        <w:trPr>
+          <w:cnfStyle w:val="000000100000" w:firstRow="0" w:lastRow="0" w:firstColumn="0" w:lastColumn="0" w:oddVBand="0" w:evenVBand="0" w:oddHBand="1" w:evenHBand="0" w:firstRowFirstColumn="0" w:firstRowLastColumn="0" w:lastRowFirstColumn="0" w:lastRowLastColumn="0"/>
+        </w:trPr>
+        <w:tc>
+          <w:tcPr>
+            <w:cnfStyle w:val="000010000000" w:firstRow="0" w:lastRow="0" w:firstColumn="0" w:lastColumn="0" w:oddVBand="1" w:evenVBand="0" w:oddHBand="0" w:evenHBand="0" w:firstRowFirstColumn="0" w:firstRowLastColumn="0" w:lastRowFirstColumn="0" w:lastRowLastColumn="0"/>
             <w:tcW w:w="2268" w:type="dxa"/>
           </w:tcPr>
           <w:p>
@@ -13836,6 +14047,9 @@
             <w:tcW w:w="2268" w:type="dxa"/>
           </w:tcPr>
           <w:p>
+            <w:pPr>
+              <w:cnfStyle w:val="000000100000" w:firstRow="0" w:lastRow="0" w:firstColumn="0" w:lastColumn="0" w:oddVBand="0" w:evenVBand="0" w:oddHBand="1" w:evenHBand="0" w:firstRowFirstColumn="0" w:firstRowLastColumn="0" w:lastRowFirstColumn="0" w:lastRowLastColumn="0"/>
+            </w:pPr>
             <w:r>
               <w:t>—</w:t>
             </w:r>
@@ -13843,6 +14057,7 @@
         </w:tc>
         <w:tc>
           <w:tcPr>
+            <w:cnfStyle w:val="000010000000" w:firstRow="0" w:lastRow="0" w:firstColumn="0" w:lastColumn="0" w:oddVBand="1" w:evenVBand="0" w:oddHBand="0" w:evenHBand="0" w:firstRowFirstColumn="0" w:firstRowLastColumn="0" w:lastRowFirstColumn="0" w:lastRowLastColumn="0"/>
             <w:tcW w:w="2268" w:type="dxa"/>
           </w:tcPr>
           <w:p>
@@ -13856,6 +14071,9 @@
             <w:tcW w:w="2268" w:type="dxa"/>
           </w:tcPr>
           <w:p>
+            <w:pPr>
+              <w:cnfStyle w:val="000000100000" w:firstRow="0" w:lastRow="0" w:firstColumn="0" w:lastColumn="0" w:oddVBand="0" w:evenVBand="0" w:oddHBand="1" w:evenHBand="0" w:firstRowFirstColumn="0" w:firstRowLastColumn="0" w:lastRowFirstColumn="0" w:lastRowLastColumn="0"/>
+            </w:pPr>
             <w:r>
               <w:t>—</w:t>
             </w:r>
@@ -13865,6 +14083,7 @@
       <w:tr>
         <w:tc>
           <w:tcPr>
+            <w:cnfStyle w:val="000010000000" w:firstRow="0" w:lastRow="0" w:firstColumn="0" w:lastColumn="0" w:oddVBand="1" w:evenVBand="0" w:oddHBand="0" w:evenHBand="0" w:firstRowFirstColumn="0" w:firstRowLastColumn="0" w:lastRowFirstColumn="0" w:lastRowLastColumn="0"/>
             <w:tcW w:w="2268" w:type="dxa"/>
           </w:tcPr>
           <w:p>
@@ -13886,6 +14105,9 @@
             <w:tcW w:w="2268" w:type="dxa"/>
           </w:tcPr>
           <w:p>
+            <w:pPr>
+              <w:cnfStyle w:val="000000000000" w:firstRow="0" w:lastRow="0" w:firstColumn="0" w:lastColumn="0" w:oddVBand="0" w:evenVBand="0" w:oddHBand="0" w:evenHBand="0" w:firstRowFirstColumn="0" w:firstRowLastColumn="0" w:lastRowFirstColumn="0" w:lastRowLastColumn="0"/>
+            </w:pPr>
             <w:r>
               <w:t>—</w:t>
             </w:r>
@@ -13893,6 +14115,7 @@
         </w:tc>
         <w:tc>
           <w:tcPr>
+            <w:cnfStyle w:val="000010000000" w:firstRow="0" w:lastRow="0" w:firstColumn="0" w:lastColumn="0" w:oddVBand="1" w:evenVBand="0" w:oddHBand="0" w:evenHBand="0" w:firstRowFirstColumn="0" w:firstRowLastColumn="0" w:lastRowFirstColumn="0" w:lastRowLastColumn="0"/>
             <w:tcW w:w="2268" w:type="dxa"/>
           </w:tcPr>
           <w:p>
@@ -13906,6 +14129,9 @@
             <w:tcW w:w="2268" w:type="dxa"/>
           </w:tcPr>
           <w:p>
+            <w:pPr>
+              <w:cnfStyle w:val="000000000000" w:firstRow="0" w:lastRow="0" w:firstColumn="0" w:lastColumn="0" w:oddVBand="0" w:evenVBand="0" w:oddHBand="0" w:evenHBand="0" w:firstRowFirstColumn="0" w:firstRowLastColumn="0" w:lastRowFirstColumn="0" w:lastRowLastColumn="0"/>
+            </w:pPr>
             <w:r>
               <w:t>—</w:t>
             </w:r>
@@ -13913,8 +14139,12 @@
         </w:tc>
       </w:tr>
       <w:tr>
-        <w:tc>
-          <w:tcPr>
+        <w:trPr>
+          <w:cnfStyle w:val="000000100000" w:firstRow="0" w:lastRow="0" w:firstColumn="0" w:lastColumn="0" w:oddVBand="0" w:evenVBand="0" w:oddHBand="1" w:evenHBand="0" w:firstRowFirstColumn="0" w:firstRowLastColumn="0" w:lastRowFirstColumn="0" w:lastRowLastColumn="0"/>
+        </w:trPr>
+        <w:tc>
+          <w:tcPr>
+            <w:cnfStyle w:val="000010000000" w:firstRow="0" w:lastRow="0" w:firstColumn="0" w:lastColumn="0" w:oddVBand="1" w:evenVBand="0" w:oddHBand="0" w:evenHBand="0" w:firstRowFirstColumn="0" w:firstRowLastColumn="0" w:lastRowFirstColumn="0" w:lastRowLastColumn="0"/>
             <w:tcW w:w="2268" w:type="dxa"/>
           </w:tcPr>
           <w:p>
@@ -13936,6 +14166,9 @@
             <w:tcW w:w="2268" w:type="dxa"/>
           </w:tcPr>
           <w:p>
+            <w:pPr>
+              <w:cnfStyle w:val="000000100000" w:firstRow="0" w:lastRow="0" w:firstColumn="0" w:lastColumn="0" w:oddVBand="0" w:evenVBand="0" w:oddHBand="1" w:evenHBand="0" w:firstRowFirstColumn="0" w:firstRowLastColumn="0" w:lastRowFirstColumn="0" w:lastRowLastColumn="0"/>
+            </w:pPr>
             <w:r>
               <w:t>—</w:t>
             </w:r>
@@ -13943,6 +14176,7 @@
         </w:tc>
         <w:tc>
           <w:tcPr>
+            <w:cnfStyle w:val="000010000000" w:firstRow="0" w:lastRow="0" w:firstColumn="0" w:lastColumn="0" w:oddVBand="1" w:evenVBand="0" w:oddHBand="0" w:evenHBand="0" w:firstRowFirstColumn="0" w:firstRowLastColumn="0" w:lastRowFirstColumn="0" w:lastRowLastColumn="0"/>
             <w:tcW w:w="2268" w:type="dxa"/>
           </w:tcPr>
           <w:p>
@@ -13956,6 +14190,9 @@
             <w:tcW w:w="2268" w:type="dxa"/>
           </w:tcPr>
           <w:p>
+            <w:pPr>
+              <w:cnfStyle w:val="000000100000" w:firstRow="0" w:lastRow="0" w:firstColumn="0" w:lastColumn="0" w:oddVBand="0" w:evenVBand="0" w:oddHBand="1" w:evenHBand="0" w:firstRowFirstColumn="0" w:firstRowLastColumn="0" w:lastRowFirstColumn="0" w:lastRowLastColumn="0"/>
+            </w:pPr>
             <w:r>
               <w:t>—</w:t>
             </w:r>
@@ -13965,6 +14202,7 @@
       <w:tr>
         <w:tc>
           <w:tcPr>
+            <w:cnfStyle w:val="000010000000" w:firstRow="0" w:lastRow="0" w:firstColumn="0" w:lastColumn="0" w:oddVBand="1" w:evenVBand="0" w:oddHBand="0" w:evenHBand="0" w:firstRowFirstColumn="0" w:firstRowLastColumn="0" w:lastRowFirstColumn="0" w:lastRowLastColumn="0"/>
             <w:tcW w:w="2268" w:type="dxa"/>
           </w:tcPr>
           <w:p>
@@ -13986,6 +14224,9 @@
             <w:tcW w:w="2268" w:type="dxa"/>
           </w:tcPr>
           <w:p>
+            <w:pPr>
+              <w:cnfStyle w:val="000000000000" w:firstRow="0" w:lastRow="0" w:firstColumn="0" w:lastColumn="0" w:oddVBand="0" w:evenVBand="0" w:oddHBand="0" w:evenHBand="0" w:firstRowFirstColumn="0" w:firstRowLastColumn="0" w:lastRowFirstColumn="0" w:lastRowLastColumn="0"/>
+            </w:pPr>
             <w:r>
               <w:t>—</w:t>
             </w:r>
@@ -13993,6 +14234,7 @@
         </w:tc>
         <w:tc>
           <w:tcPr>
+            <w:cnfStyle w:val="000010000000" w:firstRow="0" w:lastRow="0" w:firstColumn="0" w:lastColumn="0" w:oddVBand="1" w:evenVBand="0" w:oddHBand="0" w:evenHBand="0" w:firstRowFirstColumn="0" w:firstRowLastColumn="0" w:lastRowFirstColumn="0" w:lastRowLastColumn="0"/>
             <w:tcW w:w="2268" w:type="dxa"/>
           </w:tcPr>
           <w:p>
@@ -14006,6 +14248,9 @@
             <w:tcW w:w="2268" w:type="dxa"/>
           </w:tcPr>
           <w:p>
+            <w:pPr>
+              <w:cnfStyle w:val="000000000000" w:firstRow="0" w:lastRow="0" w:firstColumn="0" w:lastColumn="0" w:oddVBand="0" w:evenVBand="0" w:oddHBand="0" w:evenHBand="0" w:firstRowFirstColumn="0" w:firstRowLastColumn="0" w:lastRowFirstColumn="0" w:lastRowLastColumn="0"/>
+            </w:pPr>
             <w:r>
               <w:t>—</w:t>
             </w:r>
@@ -14032,7 +14277,7 @@
       <w:pPr>
         <w:pStyle w:val="Caption"/>
       </w:pPr>
-      <w:bookmarkStart w:id="50" w:name="_Toc235189149"/>
+      <w:bookmarkStart w:id="50" w:name="_Toc235194343"/>
       <w:r>
         <w:t xml:space="preserve">Figura </w:t>
       </w:r>
@@ -14058,7 +14303,7 @@
       <w:pPr>
         <w:pStyle w:val="Caption"/>
       </w:pPr>
-      <w:bookmarkStart w:id="51" w:name="_Toc235189150"/>
+      <w:bookmarkStart w:id="51" w:name="_Toc235194344"/>
       <w:r>
         <w:t xml:space="preserve">Figura </w:t>
       </w:r>
@@ -14165,7 +14410,7 @@
       <w:pPr>
         <w:pStyle w:val="Caption"/>
       </w:pPr>
-      <w:bookmarkStart w:id="53" w:name="_Toc235189166"/>
+      <w:bookmarkStart w:id="53" w:name="_Toc235194360"/>
       <w:r>
         <w:t xml:space="preserve">Tabla </w:t>
       </w:r>
@@ -14184,9 +14429,9 @@
     </w:p>
     <w:tbl>
       <w:tblPr>
-        <w:tblStyle w:val="TableGrid"/>
+        <w:tblStyle w:val="GridTable4-Accent1"/>
         <w:tblW w:w="0" w:type="auto"/>
-        <w:tblLook w:val="04A0" w:firstRow="1" w:lastRow="0" w:firstColumn="1" w:lastColumn="0" w:noHBand="0" w:noVBand="1"/>
+        <w:tblLook w:val="0020" w:firstRow="1" w:lastRow="0" w:firstColumn="0" w:lastColumn="0" w:noHBand="0" w:noVBand="0"/>
       </w:tblPr>
       <w:tblGrid>
         <w:gridCol w:w="1813"/>
@@ -14196,14 +14441,18 @@
         <w:gridCol w:w="1812"/>
       </w:tblGrid>
       <w:tr>
-        <w:tc>
-          <w:tcPr>
+        <w:trPr>
+          <w:cnfStyle w:val="100000000000" w:firstRow="1" w:lastRow="0" w:firstColumn="0" w:lastColumn="0" w:oddVBand="0" w:evenVBand="0" w:oddHBand="0" w:evenHBand="0" w:firstRowFirstColumn="0" w:firstRowLastColumn="0" w:lastRowFirstColumn="0" w:lastRowLastColumn="0"/>
+          <w:tblHeader/>
+        </w:trPr>
+        <w:tc>
+          <w:tcPr>
+            <w:cnfStyle w:val="000010000000" w:firstRow="0" w:lastRow="0" w:firstColumn="0" w:lastColumn="0" w:oddVBand="1" w:evenVBand="0" w:oddHBand="0" w:evenHBand="0" w:firstRowFirstColumn="0" w:firstRowLastColumn="0" w:lastRowFirstColumn="0" w:lastRowLastColumn="0"/>
             <w:tcW w:w="1814" w:type="dxa"/>
           </w:tcPr>
           <w:p>
             <w:r>
               <w:rPr>
-                <w:b/>
                 <w:sz w:val="18"/>
               </w:rPr>
               <w:t>n_diffusion_steps</w:t>
@@ -14215,9 +14464,11 @@
             <w:tcW w:w="1814" w:type="dxa"/>
           </w:tcPr>
           <w:p>
-            <w:r>
-              <w:rPr>
-                <w:b/>
+            <w:pPr>
+              <w:cnfStyle w:val="100000000000" w:firstRow="1" w:lastRow="0" w:firstColumn="0" w:lastColumn="0" w:oddVBand="0" w:evenVBand="0" w:oddHBand="0" w:evenHBand="0" w:firstRowFirstColumn="0" w:firstRowLastColumn="0" w:lastRowFirstColumn="0" w:lastRowLastColumn="0"/>
+            </w:pPr>
+            <w:r>
+              <w:rPr>
                 <w:sz w:val="18"/>
               </w:rPr>
               <w:t>Latencia mean (ms)</w:t>
@@ -14226,12 +14477,12 @@
         </w:tc>
         <w:tc>
           <w:tcPr>
+            <w:cnfStyle w:val="000010000000" w:firstRow="0" w:lastRow="0" w:firstColumn="0" w:lastColumn="0" w:oddVBand="1" w:evenVBand="0" w:oddHBand="0" w:evenHBand="0" w:firstRowFirstColumn="0" w:firstRowLastColumn="0" w:lastRowFirstColumn="0" w:lastRowLastColumn="0"/>
             <w:tcW w:w="1814" w:type="dxa"/>
           </w:tcPr>
           <w:p>
             <w:r>
               <w:rPr>
-                <w:b/>
                 <w:sz w:val="18"/>
               </w:rPr>
               <w:t>Latencia p95 (ms)</w:t>
@@ -14243,9 +14494,11 @@
             <w:tcW w:w="1814" w:type="dxa"/>
           </w:tcPr>
           <w:p>
-            <w:r>
-              <w:rPr>
-                <w:b/>
+            <w:pPr>
+              <w:cnfStyle w:val="100000000000" w:firstRow="1" w:lastRow="0" w:firstColumn="0" w:lastColumn="0" w:oddVBand="0" w:evenVBand="0" w:oddHBand="0" w:evenHBand="0" w:firstRowFirstColumn="0" w:firstRowLastColumn="0" w:lastRowFirstColumn="0" w:lastRowLastColumn="0"/>
+            </w:pPr>
+            <w:r>
+              <w:rPr>
                 <w:sz w:val="18"/>
               </w:rPr>
               <w:t>Jerk RMS mean</w:t>
@@ -14254,12 +14507,12 @@
         </w:tc>
         <w:tc>
           <w:tcPr>
+            <w:cnfStyle w:val="000010000000" w:firstRow="0" w:lastRow="0" w:firstColumn="0" w:lastColumn="0" w:oddVBand="1" w:evenVBand="0" w:oddHBand="0" w:evenHBand="0" w:firstRowFirstColumn="0" w:firstRowLastColumn="0" w:lastRowFirstColumn="0" w:lastRowLastColumn="0"/>
             <w:tcW w:w="1814" w:type="dxa"/>
           </w:tcPr>
           <w:p>
             <w:r>
               <w:rPr>
-                <w:b/>
                 <w:sz w:val="18"/>
               </w:rPr>
               <w:t>Trade-off</w:t>
@@ -14268,8 +14521,12 @@
         </w:tc>
       </w:tr>
       <w:tr>
-        <w:tc>
-          <w:tcPr>
+        <w:trPr>
+          <w:cnfStyle w:val="000000100000" w:firstRow="0" w:lastRow="0" w:firstColumn="0" w:lastColumn="0" w:oddVBand="0" w:evenVBand="0" w:oddHBand="1" w:evenHBand="0" w:firstRowFirstColumn="0" w:firstRowLastColumn="0" w:lastRowFirstColumn="0" w:lastRowLastColumn="0"/>
+        </w:trPr>
+        <w:tc>
+          <w:tcPr>
+            <w:cnfStyle w:val="000010000000" w:firstRow="0" w:lastRow="0" w:firstColumn="0" w:lastColumn="0" w:oddVBand="1" w:evenVBand="0" w:oddHBand="0" w:evenHBand="0" w:firstRowFirstColumn="0" w:firstRowLastColumn="0" w:lastRowFirstColumn="0" w:lastRowLastColumn="0"/>
             <w:tcW w:w="1814" w:type="dxa"/>
           </w:tcPr>
           <w:p>
@@ -14286,6 +14543,9 @@
             <w:tcW w:w="1814" w:type="dxa"/>
           </w:tcPr>
           <w:p>
+            <w:pPr>
+              <w:cnfStyle w:val="000000100000" w:firstRow="0" w:lastRow="0" w:firstColumn="0" w:lastColumn="0" w:oddVBand="0" w:evenVBand="0" w:oddHBand="1" w:evenHBand="0" w:firstRowFirstColumn="0" w:firstRowLastColumn="0" w:lastRowFirstColumn="0" w:lastRowLastColumn="0"/>
+            </w:pPr>
             <w:r>
               <w:rPr>
                 <w:sz w:val="18"/>
@@ -14296,6 +14556,7 @@
         </w:tc>
         <w:tc>
           <w:tcPr>
+            <w:cnfStyle w:val="000010000000" w:firstRow="0" w:lastRow="0" w:firstColumn="0" w:lastColumn="0" w:oddVBand="1" w:evenVBand="0" w:oddHBand="0" w:evenHBand="0" w:firstRowFirstColumn="0" w:firstRowLastColumn="0" w:lastRowFirstColumn="0" w:lastRowLastColumn="0"/>
             <w:tcW w:w="1814" w:type="dxa"/>
           </w:tcPr>
           <w:p>
@@ -14312,6 +14573,9 @@
             <w:tcW w:w="1814" w:type="dxa"/>
           </w:tcPr>
           <w:p>
+            <w:pPr>
+              <w:cnfStyle w:val="000000100000" w:firstRow="0" w:lastRow="0" w:firstColumn="0" w:lastColumn="0" w:oddVBand="0" w:evenVBand="0" w:oddHBand="1" w:evenHBand="0" w:firstRowFirstColumn="0" w:firstRowLastColumn="0" w:lastRowFirstColumn="0" w:lastRowLastColumn="0"/>
+            </w:pPr>
             <w:r>
               <w:rPr>
                 <w:sz w:val="18"/>
@@ -14322,6 +14586,7 @@
         </w:tc>
         <w:tc>
           <w:tcPr>
+            <w:cnfStyle w:val="000010000000" w:firstRow="0" w:lastRow="0" w:firstColumn="0" w:lastColumn="0" w:oddVBand="1" w:evenVBand="0" w:oddHBand="0" w:evenHBand="0" w:firstRowFirstColumn="0" w:firstRowLastColumn="0" w:lastRowFirstColumn="0" w:lastRowLastColumn="0"/>
             <w:tcW w:w="1814" w:type="dxa"/>
           </w:tcPr>
           <w:p>
@@ -14337,6 +14602,7 @@
       <w:tr>
         <w:tc>
           <w:tcPr>
+            <w:cnfStyle w:val="000010000000" w:firstRow="0" w:lastRow="0" w:firstColumn="0" w:lastColumn="0" w:oddVBand="1" w:evenVBand="0" w:oddHBand="0" w:evenHBand="0" w:firstRowFirstColumn="0" w:firstRowLastColumn="0" w:lastRowFirstColumn="0" w:lastRowLastColumn="0"/>
             <w:tcW w:w="1814" w:type="dxa"/>
           </w:tcPr>
           <w:p>
@@ -14353,6 +14619,9 @@
             <w:tcW w:w="1814" w:type="dxa"/>
           </w:tcPr>
           <w:p>
+            <w:pPr>
+              <w:cnfStyle w:val="000000000000" w:firstRow="0" w:lastRow="0" w:firstColumn="0" w:lastColumn="0" w:oddVBand="0" w:evenVBand="0" w:oddHBand="0" w:evenHBand="0" w:firstRowFirstColumn="0" w:firstRowLastColumn="0" w:lastRowFirstColumn="0" w:lastRowLastColumn="0"/>
+            </w:pPr>
             <w:r>
               <w:rPr>
                 <w:sz w:val="18"/>
@@ -14363,6 +14632,7 @@
         </w:tc>
         <w:tc>
           <w:tcPr>
+            <w:cnfStyle w:val="000010000000" w:firstRow="0" w:lastRow="0" w:firstColumn="0" w:lastColumn="0" w:oddVBand="1" w:evenVBand="0" w:oddHBand="0" w:evenHBand="0" w:firstRowFirstColumn="0" w:firstRowLastColumn="0" w:lastRowFirstColumn="0" w:lastRowLastColumn="0"/>
             <w:tcW w:w="1814" w:type="dxa"/>
           </w:tcPr>
           <w:p>
@@ -14379,6 +14649,9 @@
             <w:tcW w:w="1814" w:type="dxa"/>
           </w:tcPr>
           <w:p>
+            <w:pPr>
+              <w:cnfStyle w:val="000000000000" w:firstRow="0" w:lastRow="0" w:firstColumn="0" w:lastColumn="0" w:oddVBand="0" w:evenVBand="0" w:oddHBand="0" w:evenHBand="0" w:firstRowFirstColumn="0" w:firstRowLastColumn="0" w:lastRowFirstColumn="0" w:lastRowLastColumn="0"/>
+            </w:pPr>
             <w:r>
               <w:rPr>
                 <w:sz w:val="18"/>
@@ -14389,6 +14662,7 @@
         </w:tc>
         <w:tc>
           <w:tcPr>
+            <w:cnfStyle w:val="000010000000" w:firstRow="0" w:lastRow="0" w:firstColumn="0" w:lastColumn="0" w:oddVBand="1" w:evenVBand="0" w:oddHBand="0" w:evenHBand="0" w:firstRowFirstColumn="0" w:firstRowLastColumn="0" w:lastRowFirstColumn="0" w:lastRowLastColumn="0"/>
             <w:tcW w:w="1814" w:type="dxa"/>
           </w:tcPr>
           <w:p>
@@ -14402,8 +14676,12 @@
         </w:tc>
       </w:tr>
       <w:tr>
-        <w:tc>
-          <w:tcPr>
+        <w:trPr>
+          <w:cnfStyle w:val="000000100000" w:firstRow="0" w:lastRow="0" w:firstColumn="0" w:lastColumn="0" w:oddVBand="0" w:evenVBand="0" w:oddHBand="1" w:evenHBand="0" w:firstRowFirstColumn="0" w:firstRowLastColumn="0" w:lastRowFirstColumn="0" w:lastRowLastColumn="0"/>
+        </w:trPr>
+        <w:tc>
+          <w:tcPr>
+            <w:cnfStyle w:val="000010000000" w:firstRow="0" w:lastRow="0" w:firstColumn="0" w:lastColumn="0" w:oddVBand="1" w:evenVBand="0" w:oddHBand="0" w:evenHBand="0" w:firstRowFirstColumn="0" w:firstRowLastColumn="0" w:lastRowFirstColumn="0" w:lastRowLastColumn="0"/>
             <w:tcW w:w="1814" w:type="dxa"/>
           </w:tcPr>
           <w:p>
@@ -14420,6 +14698,9 @@
             <w:tcW w:w="1814" w:type="dxa"/>
           </w:tcPr>
           <w:p>
+            <w:pPr>
+              <w:cnfStyle w:val="000000100000" w:firstRow="0" w:lastRow="0" w:firstColumn="0" w:lastColumn="0" w:oddVBand="0" w:evenVBand="0" w:oddHBand="1" w:evenHBand="0" w:firstRowFirstColumn="0" w:firstRowLastColumn="0" w:lastRowFirstColumn="0" w:lastRowLastColumn="0"/>
+            </w:pPr>
             <w:r>
               <w:rPr>
                 <w:sz w:val="18"/>
@@ -14430,6 +14711,7 @@
         </w:tc>
         <w:tc>
           <w:tcPr>
+            <w:cnfStyle w:val="000010000000" w:firstRow="0" w:lastRow="0" w:firstColumn="0" w:lastColumn="0" w:oddVBand="1" w:evenVBand="0" w:oddHBand="0" w:evenHBand="0" w:firstRowFirstColumn="0" w:firstRowLastColumn="0" w:lastRowFirstColumn="0" w:lastRowLastColumn="0"/>
             <w:tcW w:w="1814" w:type="dxa"/>
           </w:tcPr>
           <w:p>
@@ -14446,6 +14728,9 @@
             <w:tcW w:w="1814" w:type="dxa"/>
           </w:tcPr>
           <w:p>
+            <w:pPr>
+              <w:cnfStyle w:val="000000100000" w:firstRow="0" w:lastRow="0" w:firstColumn="0" w:lastColumn="0" w:oddVBand="0" w:evenVBand="0" w:oddHBand="1" w:evenHBand="0" w:firstRowFirstColumn="0" w:firstRowLastColumn="0" w:lastRowFirstColumn="0" w:lastRowLastColumn="0"/>
+            </w:pPr>
             <w:r>
               <w:rPr>
                 <w:sz w:val="18"/>
@@ -14456,6 +14741,7 @@
         </w:tc>
         <w:tc>
           <w:tcPr>
+            <w:cnfStyle w:val="000010000000" w:firstRow="0" w:lastRow="0" w:firstColumn="0" w:lastColumn="0" w:oddVBand="1" w:evenVBand="0" w:oddHBand="0" w:evenHBand="0" w:firstRowFirstColumn="0" w:firstRowLastColumn="0" w:lastRowFirstColumn="0" w:lastRowLastColumn="0"/>
             <w:tcW w:w="1814" w:type="dxa"/>
           </w:tcPr>
           <w:p>
@@ -14702,7 +14988,7 @@
       <w:pPr>
         <w:pStyle w:val="Caption"/>
       </w:pPr>
-      <w:bookmarkStart w:id="62" w:name="_Toc235189151"/>
+      <w:bookmarkStart w:id="62" w:name="_Toc235194345"/>
       <w:r>
         <w:t xml:space="preserve">Figura </w:t>
       </w:r>
@@ -15332,7 +15618,7 @@
       <w:pPr>
         <w:pStyle w:val="Caption"/>
       </w:pPr>
-      <w:bookmarkStart w:id="65" w:name="_Toc235189167"/>
+      <w:bookmarkStart w:id="65" w:name="_Toc235194361"/>
       <w:r>
         <w:t xml:space="preserve">Tabla </w:t>
       </w:r>
@@ -15352,9 +15638,9 @@
     <w:p/>
     <w:tbl>
       <w:tblPr>
-        <w:tblStyle w:val="TableGrid"/>
+        <w:tblStyle w:val="GridTable4-Accent1"/>
         <w:tblW w:w="0" w:type="auto"/>
-        <w:tblLook w:val="04A0" w:firstRow="1" w:lastRow="0" w:firstColumn="1" w:lastColumn="0" w:noHBand="0" w:noVBand="1"/>
+        <w:tblLook w:val="0020" w:firstRow="1" w:lastRow="0" w:firstColumn="0" w:lastColumn="0" w:noHBand="0" w:noVBand="0"/>
       </w:tblPr>
       <w:tblGrid>
         <w:gridCol w:w="2264"/>
@@ -15363,14 +15649,18 @@
         <w:gridCol w:w="2265"/>
       </w:tblGrid>
       <w:tr>
-        <w:tc>
-          <w:tcPr>
+        <w:trPr>
+          <w:cnfStyle w:val="100000000000" w:firstRow="1" w:lastRow="0" w:firstColumn="0" w:lastColumn="0" w:oddVBand="0" w:evenVBand="0" w:oddHBand="0" w:evenHBand="0" w:firstRowFirstColumn="0" w:firstRowLastColumn="0" w:lastRowFirstColumn="0" w:lastRowLastColumn="0"/>
+          <w:tblHeader/>
+        </w:trPr>
+        <w:tc>
+          <w:tcPr>
+            <w:cnfStyle w:val="000010000000" w:firstRow="0" w:lastRow="0" w:firstColumn="0" w:lastColumn="0" w:oddVBand="1" w:evenVBand="0" w:oddHBand="0" w:evenHBand="0" w:firstRowFirstColumn="0" w:firstRowLastColumn="0" w:lastRowFirstColumn="0" w:lastRowLastColumn="0"/>
             <w:tcW w:w="2268" w:type="dxa"/>
           </w:tcPr>
           <w:p>
             <w:r>
               <w:rPr>
-                <w:b/>
                 <w:sz w:val="16"/>
               </w:rPr>
               <w:t>Componente</w:t>
@@ -15382,9 +15672,11 @@
             <w:tcW w:w="2268" w:type="dxa"/>
           </w:tcPr>
           <w:p>
-            <w:r>
-              <w:rPr>
-                <w:b/>
+            <w:pPr>
+              <w:cnfStyle w:val="100000000000" w:firstRow="1" w:lastRow="0" w:firstColumn="0" w:lastColumn="0" w:oddVBand="0" w:evenVBand="0" w:oddHBand="0" w:evenHBand="0" w:firstRowFirstColumn="0" w:firstRowLastColumn="0" w:lastRowFirstColumn="0" w:lastRowLastColumn="0"/>
+            </w:pPr>
+            <w:r>
+              <w:rPr>
                 <w:sz w:val="16"/>
               </w:rPr>
               <w:t>Hiperparámetro</w:t>
@@ -15393,12 +15685,12 @@
         </w:tc>
         <w:tc>
           <w:tcPr>
+            <w:cnfStyle w:val="000010000000" w:firstRow="0" w:lastRow="0" w:firstColumn="0" w:lastColumn="0" w:oddVBand="1" w:evenVBand="0" w:oddHBand="0" w:evenHBand="0" w:firstRowFirstColumn="0" w:firstRowLastColumn="0" w:lastRowFirstColumn="0" w:lastRowLastColumn="0"/>
             <w:tcW w:w="2268" w:type="dxa"/>
           </w:tcPr>
           <w:p>
             <w:r>
               <w:rPr>
-                <w:b/>
                 <w:sz w:val="16"/>
               </w:rPr>
               <w:t>Valor</w:t>
@@ -15410,9 +15702,11 @@
             <w:tcW w:w="2268" w:type="dxa"/>
           </w:tcPr>
           <w:p>
-            <w:r>
-              <w:rPr>
-                <w:b/>
+            <w:pPr>
+              <w:cnfStyle w:val="100000000000" w:firstRow="1" w:lastRow="0" w:firstColumn="0" w:lastColumn="0" w:oddVBand="0" w:evenVBand="0" w:oddHBand="0" w:evenHBand="0" w:firstRowFirstColumn="0" w:firstRowLastColumn="0" w:lastRowFirstColumn="0" w:lastRowLastColumn="0"/>
+            </w:pPr>
+            <w:r>
+              <w:rPr>
                 <w:sz w:val="16"/>
               </w:rPr>
               <w:t>Justificación</w:t>
@@ -15421,8 +15715,12 @@
         </w:tc>
       </w:tr>
       <w:tr>
-        <w:tc>
-          <w:tcPr>
+        <w:trPr>
+          <w:cnfStyle w:val="000000100000" w:firstRow="0" w:lastRow="0" w:firstColumn="0" w:lastColumn="0" w:oddVBand="0" w:evenVBand="0" w:oddHBand="1" w:evenHBand="0" w:firstRowFirstColumn="0" w:firstRowLastColumn="0" w:lastRowFirstColumn="0" w:lastRowLastColumn="0"/>
+        </w:trPr>
+        <w:tc>
+          <w:tcPr>
+            <w:cnfStyle w:val="000010000000" w:firstRow="0" w:lastRow="0" w:firstColumn="0" w:lastColumn="0" w:oddVBand="1" w:evenVBand="0" w:oddHBand="0" w:evenHBand="0" w:firstRowFirstColumn="0" w:firstRowLastColumn="0" w:lastRowFirstColumn="0" w:lastRowLastColumn="0"/>
             <w:tcW w:w="2268" w:type="dxa"/>
           </w:tcPr>
           <w:p>
@@ -15439,6 +15737,9 @@
             <w:tcW w:w="2268" w:type="dxa"/>
           </w:tcPr>
           <w:p>
+            <w:pPr>
+              <w:cnfStyle w:val="000000100000" w:firstRow="0" w:lastRow="0" w:firstColumn="0" w:lastColumn="0" w:oddVBand="0" w:evenVBand="0" w:oddHBand="1" w:evenHBand="0" w:firstRowFirstColumn="0" w:firstRowLastColumn="0" w:lastRowFirstColumn="0" w:lastRowLastColumn="0"/>
+            </w:pPr>
             <w:r>
               <w:rPr>
                 <w:sz w:val="16"/>
@@ -15449,6 +15750,7 @@
         </w:tc>
         <w:tc>
           <w:tcPr>
+            <w:cnfStyle w:val="000010000000" w:firstRow="0" w:lastRow="0" w:firstColumn="0" w:lastColumn="0" w:oddVBand="1" w:evenVBand="0" w:oddHBand="0" w:evenHBand="0" w:firstRowFirstColumn="0" w:firstRowLastColumn="0" w:lastRowFirstColumn="0" w:lastRowLastColumn="0"/>
             <w:tcW w:w="2268" w:type="dxa"/>
           </w:tcPr>
           <w:p>
@@ -15465,6 +15767,9 @@
             <w:tcW w:w="2268" w:type="dxa"/>
           </w:tcPr>
           <w:p>
+            <w:pPr>
+              <w:cnfStyle w:val="000000100000" w:firstRow="0" w:lastRow="0" w:firstColumn="0" w:lastColumn="0" w:oddVBand="0" w:evenVBand="0" w:oddHBand="1" w:evenHBand="0" w:firstRowFirstColumn="0" w:firstRowLastColumn="0" w:lastRowFirstColumn="0" w:lastRowLastColumn="0"/>
+            </w:pPr>
             <w:r>
               <w:rPr>
                 <w:sz w:val="16"/>
@@ -15477,6 +15782,7 @@
       <w:tr>
         <w:tc>
           <w:tcPr>
+            <w:cnfStyle w:val="000010000000" w:firstRow="0" w:lastRow="0" w:firstColumn="0" w:lastColumn="0" w:oddVBand="1" w:evenVBand="0" w:oddHBand="0" w:evenHBand="0" w:firstRowFirstColumn="0" w:firstRowLastColumn="0" w:lastRowFirstColumn="0" w:lastRowLastColumn="0"/>
             <w:tcW w:w="2268" w:type="dxa"/>
           </w:tcPr>
           <w:p>
@@ -15493,6 +15799,9 @@
             <w:tcW w:w="2268" w:type="dxa"/>
           </w:tcPr>
           <w:p>
+            <w:pPr>
+              <w:cnfStyle w:val="000000000000" w:firstRow="0" w:lastRow="0" w:firstColumn="0" w:lastColumn="0" w:oddVBand="0" w:evenVBand="0" w:oddHBand="0" w:evenHBand="0" w:firstRowFirstColumn="0" w:firstRowLastColumn="0" w:lastRowFirstColumn="0" w:lastRowLastColumn="0"/>
+            </w:pPr>
             <w:r>
               <w:rPr>
                 <w:sz w:val="16"/>
@@ -15503,6 +15812,7 @@
         </w:tc>
         <w:tc>
           <w:tcPr>
+            <w:cnfStyle w:val="000010000000" w:firstRow="0" w:lastRow="0" w:firstColumn="0" w:lastColumn="0" w:oddVBand="1" w:evenVBand="0" w:oddHBand="0" w:evenHBand="0" w:firstRowFirstColumn="0" w:firstRowLastColumn="0" w:lastRowFirstColumn="0" w:lastRowLastColumn="0"/>
             <w:tcW w:w="2268" w:type="dxa"/>
           </w:tcPr>
           <w:p>
@@ -15519,6 +15829,9 @@
             <w:tcW w:w="2268" w:type="dxa"/>
           </w:tcPr>
           <w:p>
+            <w:pPr>
+              <w:cnfStyle w:val="000000000000" w:firstRow="0" w:lastRow="0" w:firstColumn="0" w:lastColumn="0" w:oddVBand="0" w:evenVBand="0" w:oddHBand="0" w:evenHBand="0" w:firstRowFirstColumn="0" w:firstRowLastColumn="0" w:lastRowFirstColumn="0" w:lastRowLastColumn="0"/>
+            </w:pPr>
             <w:r>
               <w:rPr>
                 <w:sz w:val="16"/>
@@ -15529,8 +15842,12 @@
         </w:tc>
       </w:tr>
       <w:tr>
-        <w:tc>
-          <w:tcPr>
+        <w:trPr>
+          <w:cnfStyle w:val="000000100000" w:firstRow="0" w:lastRow="0" w:firstColumn="0" w:lastColumn="0" w:oddVBand="0" w:evenVBand="0" w:oddHBand="1" w:evenHBand="0" w:firstRowFirstColumn="0" w:firstRowLastColumn="0" w:lastRowFirstColumn="0" w:lastRowLastColumn="0"/>
+        </w:trPr>
+        <w:tc>
+          <w:tcPr>
+            <w:cnfStyle w:val="000010000000" w:firstRow="0" w:lastRow="0" w:firstColumn="0" w:lastColumn="0" w:oddVBand="1" w:evenVBand="0" w:oddHBand="0" w:evenHBand="0" w:firstRowFirstColumn="0" w:firstRowLastColumn="0" w:lastRowFirstColumn="0" w:lastRowLastColumn="0"/>
             <w:tcW w:w="2268" w:type="dxa"/>
           </w:tcPr>
           <w:p>
@@ -15547,6 +15864,9 @@
             <w:tcW w:w="2268" w:type="dxa"/>
           </w:tcPr>
           <w:p>
+            <w:pPr>
+              <w:cnfStyle w:val="000000100000" w:firstRow="0" w:lastRow="0" w:firstColumn="0" w:lastColumn="0" w:oddVBand="0" w:evenVBand="0" w:oddHBand="1" w:evenHBand="0" w:firstRowFirstColumn="0" w:firstRowLastColumn="0" w:lastRowFirstColumn="0" w:lastRowLastColumn="0"/>
+            </w:pPr>
             <w:r>
               <w:rPr>
                 <w:sz w:val="16"/>
@@ -15557,6 +15877,7 @@
         </w:tc>
         <w:tc>
           <w:tcPr>
+            <w:cnfStyle w:val="000010000000" w:firstRow="0" w:lastRow="0" w:firstColumn="0" w:lastColumn="0" w:oddVBand="1" w:evenVBand="0" w:oddHBand="0" w:evenHBand="0" w:firstRowFirstColumn="0" w:firstRowLastColumn="0" w:lastRowFirstColumn="0" w:lastRowLastColumn="0"/>
             <w:tcW w:w="2268" w:type="dxa"/>
           </w:tcPr>
           <w:p>
@@ -15573,6 +15894,9 @@
             <w:tcW w:w="2268" w:type="dxa"/>
           </w:tcPr>
           <w:p>
+            <w:pPr>
+              <w:cnfStyle w:val="000000100000" w:firstRow="0" w:lastRow="0" w:firstColumn="0" w:lastColumn="0" w:oddVBand="0" w:evenVBand="0" w:oddHBand="1" w:evenHBand="0" w:firstRowFirstColumn="0" w:firstRowLastColumn="0" w:lastRowFirstColumn="0" w:lastRowLastColumn="0"/>
+            </w:pPr>
             <w:r>
               <w:rPr>
                 <w:sz w:val="16"/>
@@ -15585,6 +15909,7 @@
       <w:tr>
         <w:tc>
           <w:tcPr>
+            <w:cnfStyle w:val="000010000000" w:firstRow="0" w:lastRow="0" w:firstColumn="0" w:lastColumn="0" w:oddVBand="1" w:evenVBand="0" w:oddHBand="0" w:evenHBand="0" w:firstRowFirstColumn="0" w:firstRowLastColumn="0" w:lastRowFirstColumn="0" w:lastRowLastColumn="0"/>
             <w:tcW w:w="2268" w:type="dxa"/>
           </w:tcPr>
           <w:p>
@@ -15601,6 +15926,9 @@
             <w:tcW w:w="2268" w:type="dxa"/>
           </w:tcPr>
           <w:p>
+            <w:pPr>
+              <w:cnfStyle w:val="000000000000" w:firstRow="0" w:lastRow="0" w:firstColumn="0" w:lastColumn="0" w:oddVBand="0" w:evenVBand="0" w:oddHBand="0" w:evenHBand="0" w:firstRowFirstColumn="0" w:firstRowLastColumn="0" w:lastRowFirstColumn="0" w:lastRowLastColumn="0"/>
+            </w:pPr>
             <w:r>
               <w:rPr>
                 <w:sz w:val="16"/>
@@ -15611,6 +15939,7 @@
         </w:tc>
         <w:tc>
           <w:tcPr>
+            <w:cnfStyle w:val="000010000000" w:firstRow="0" w:lastRow="0" w:firstColumn="0" w:lastColumn="0" w:oddVBand="1" w:evenVBand="0" w:oddHBand="0" w:evenHBand="0" w:firstRowFirstColumn="0" w:firstRowLastColumn="0" w:lastRowFirstColumn="0" w:lastRowLastColumn="0"/>
             <w:tcW w:w="2268" w:type="dxa"/>
           </w:tcPr>
           <w:p>
@@ -15627,6 +15956,9 @@
             <w:tcW w:w="2268" w:type="dxa"/>
           </w:tcPr>
           <w:p>
+            <w:pPr>
+              <w:cnfStyle w:val="000000000000" w:firstRow="0" w:lastRow="0" w:firstColumn="0" w:lastColumn="0" w:oddVBand="0" w:evenVBand="0" w:oddHBand="0" w:evenHBand="0" w:firstRowFirstColumn="0" w:firstRowLastColumn="0" w:lastRowFirstColumn="0" w:lastRowLastColumn="0"/>
+            </w:pPr>
             <w:r>
               <w:rPr>
                 <w:sz w:val="16"/>
@@ -15637,8 +15969,12 @@
         </w:tc>
       </w:tr>
       <w:tr>
-        <w:tc>
-          <w:tcPr>
+        <w:trPr>
+          <w:cnfStyle w:val="000000100000" w:firstRow="0" w:lastRow="0" w:firstColumn="0" w:lastColumn="0" w:oddVBand="0" w:evenVBand="0" w:oddHBand="1" w:evenHBand="0" w:firstRowFirstColumn="0" w:firstRowLastColumn="0" w:lastRowFirstColumn="0" w:lastRowLastColumn="0"/>
+        </w:trPr>
+        <w:tc>
+          <w:tcPr>
+            <w:cnfStyle w:val="000010000000" w:firstRow="0" w:lastRow="0" w:firstColumn="0" w:lastColumn="0" w:oddVBand="1" w:evenVBand="0" w:oddHBand="0" w:evenHBand="0" w:firstRowFirstColumn="0" w:firstRowLastColumn="0" w:lastRowFirstColumn="0" w:lastRowLastColumn="0"/>
             <w:tcW w:w="2268" w:type="dxa"/>
           </w:tcPr>
           <w:p>
@@ -15655,6 +15991,9 @@
             <w:tcW w:w="2268" w:type="dxa"/>
           </w:tcPr>
           <w:p>
+            <w:pPr>
+              <w:cnfStyle w:val="000000100000" w:firstRow="0" w:lastRow="0" w:firstColumn="0" w:lastColumn="0" w:oddVBand="0" w:evenVBand="0" w:oddHBand="1" w:evenHBand="0" w:firstRowFirstColumn="0" w:firstRowLastColumn="0" w:lastRowFirstColumn="0" w:lastRowLastColumn="0"/>
+            </w:pPr>
             <w:r>
               <w:rPr>
                 <w:sz w:val="16"/>
@@ -15665,6 +16004,7 @@
         </w:tc>
         <w:tc>
           <w:tcPr>
+            <w:cnfStyle w:val="000010000000" w:firstRow="0" w:lastRow="0" w:firstColumn="0" w:lastColumn="0" w:oddVBand="1" w:evenVBand="0" w:oddHBand="0" w:evenHBand="0" w:firstRowFirstColumn="0" w:firstRowLastColumn="0" w:lastRowFirstColumn="0" w:lastRowLastColumn="0"/>
             <w:tcW w:w="2268" w:type="dxa"/>
           </w:tcPr>
           <w:p>
@@ -15681,6 +16021,9 @@
             <w:tcW w:w="2268" w:type="dxa"/>
           </w:tcPr>
           <w:p>
+            <w:pPr>
+              <w:cnfStyle w:val="000000100000" w:firstRow="0" w:lastRow="0" w:firstColumn="0" w:lastColumn="0" w:oddVBand="0" w:evenVBand="0" w:oddHBand="1" w:evenHBand="0" w:firstRowFirstColumn="0" w:firstRowLastColumn="0" w:lastRowFirstColumn="0" w:lastRowLastColumn="0"/>
+            </w:pPr>
             <w:r>
               <w:rPr>
                 <w:sz w:val="16"/>
@@ -15693,6 +16036,7 @@
       <w:tr>
         <w:tc>
           <w:tcPr>
+            <w:cnfStyle w:val="000010000000" w:firstRow="0" w:lastRow="0" w:firstColumn="0" w:lastColumn="0" w:oddVBand="1" w:evenVBand="0" w:oddHBand="0" w:evenHBand="0" w:firstRowFirstColumn="0" w:firstRowLastColumn="0" w:lastRowFirstColumn="0" w:lastRowLastColumn="0"/>
             <w:tcW w:w="2268" w:type="dxa"/>
           </w:tcPr>
           <w:p>
@@ -15709,6 +16053,9 @@
             <w:tcW w:w="2268" w:type="dxa"/>
           </w:tcPr>
           <w:p>
+            <w:pPr>
+              <w:cnfStyle w:val="000000000000" w:firstRow="0" w:lastRow="0" w:firstColumn="0" w:lastColumn="0" w:oddVBand="0" w:evenVBand="0" w:oddHBand="0" w:evenHBand="0" w:firstRowFirstColumn="0" w:firstRowLastColumn="0" w:lastRowFirstColumn="0" w:lastRowLastColumn="0"/>
+            </w:pPr>
             <w:r>
               <w:rPr>
                 <w:sz w:val="16"/>
@@ -15719,6 +16066,7 @@
         </w:tc>
         <w:tc>
           <w:tcPr>
+            <w:cnfStyle w:val="000010000000" w:firstRow="0" w:lastRow="0" w:firstColumn="0" w:lastColumn="0" w:oddVBand="1" w:evenVBand="0" w:oddHBand="0" w:evenHBand="0" w:firstRowFirstColumn="0" w:firstRowLastColumn="0" w:lastRowFirstColumn="0" w:lastRowLastColumn="0"/>
             <w:tcW w:w="2268" w:type="dxa"/>
           </w:tcPr>
           <w:p>
@@ -15735,6 +16083,9 @@
             <w:tcW w:w="2268" w:type="dxa"/>
           </w:tcPr>
           <w:p>
+            <w:pPr>
+              <w:cnfStyle w:val="000000000000" w:firstRow="0" w:lastRow="0" w:firstColumn="0" w:lastColumn="0" w:oddVBand="0" w:evenVBand="0" w:oddHBand="0" w:evenHBand="0" w:firstRowFirstColumn="0" w:firstRowLastColumn="0" w:lastRowFirstColumn="0" w:lastRowLastColumn="0"/>
+            </w:pPr>
             <w:r>
               <w:rPr>
                 <w:sz w:val="16"/>
@@ -15745,8 +16096,12 @@
         </w:tc>
       </w:tr>
       <w:tr>
-        <w:tc>
-          <w:tcPr>
+        <w:trPr>
+          <w:cnfStyle w:val="000000100000" w:firstRow="0" w:lastRow="0" w:firstColumn="0" w:lastColumn="0" w:oddVBand="0" w:evenVBand="0" w:oddHBand="1" w:evenHBand="0" w:firstRowFirstColumn="0" w:firstRowLastColumn="0" w:lastRowFirstColumn="0" w:lastRowLastColumn="0"/>
+        </w:trPr>
+        <w:tc>
+          <w:tcPr>
+            <w:cnfStyle w:val="000010000000" w:firstRow="0" w:lastRow="0" w:firstColumn="0" w:lastColumn="0" w:oddVBand="1" w:evenVBand="0" w:oddHBand="0" w:evenHBand="0" w:firstRowFirstColumn="0" w:firstRowLastColumn="0" w:lastRowFirstColumn="0" w:lastRowLastColumn="0"/>
             <w:tcW w:w="2268" w:type="dxa"/>
           </w:tcPr>
           <w:p>
@@ -15763,6 +16118,9 @@
             <w:tcW w:w="2268" w:type="dxa"/>
           </w:tcPr>
           <w:p>
+            <w:pPr>
+              <w:cnfStyle w:val="000000100000" w:firstRow="0" w:lastRow="0" w:firstColumn="0" w:lastColumn="0" w:oddVBand="0" w:evenVBand="0" w:oddHBand="1" w:evenHBand="0" w:firstRowFirstColumn="0" w:firstRowLastColumn="0" w:lastRowFirstColumn="0" w:lastRowLastColumn="0"/>
+            </w:pPr>
             <w:r>
               <w:rPr>
                 <w:sz w:val="16"/>
@@ -15773,6 +16131,7 @@
         </w:tc>
         <w:tc>
           <w:tcPr>
+            <w:cnfStyle w:val="000010000000" w:firstRow="0" w:lastRow="0" w:firstColumn="0" w:lastColumn="0" w:oddVBand="1" w:evenVBand="0" w:oddHBand="0" w:evenHBand="0" w:firstRowFirstColumn="0" w:firstRowLastColumn="0" w:lastRowFirstColumn="0" w:lastRowLastColumn="0"/>
             <w:tcW w:w="2268" w:type="dxa"/>
           </w:tcPr>
           <w:p>
@@ -15789,6 +16148,9 @@
             <w:tcW w:w="2268" w:type="dxa"/>
           </w:tcPr>
           <w:p>
+            <w:pPr>
+              <w:cnfStyle w:val="000000100000" w:firstRow="0" w:lastRow="0" w:firstColumn="0" w:lastColumn="0" w:oddVBand="0" w:evenVBand="0" w:oddHBand="1" w:evenHBand="0" w:firstRowFirstColumn="0" w:firstRowLastColumn="0" w:lastRowFirstColumn="0" w:lastRowLastColumn="0"/>
+            </w:pPr>
             <w:r>
               <w:rPr>
                 <w:sz w:val="16"/>
@@ -15801,6 +16163,7 @@
       <w:tr>
         <w:tc>
           <w:tcPr>
+            <w:cnfStyle w:val="000010000000" w:firstRow="0" w:lastRow="0" w:firstColumn="0" w:lastColumn="0" w:oddVBand="1" w:evenVBand="0" w:oddHBand="0" w:evenHBand="0" w:firstRowFirstColumn="0" w:firstRowLastColumn="0" w:lastRowFirstColumn="0" w:lastRowLastColumn="0"/>
             <w:tcW w:w="2268" w:type="dxa"/>
           </w:tcPr>
           <w:p>
@@ -15817,6 +16180,9 @@
             <w:tcW w:w="2268" w:type="dxa"/>
           </w:tcPr>
           <w:p>
+            <w:pPr>
+              <w:cnfStyle w:val="000000000000" w:firstRow="0" w:lastRow="0" w:firstColumn="0" w:lastColumn="0" w:oddVBand="0" w:evenVBand="0" w:oddHBand="0" w:evenHBand="0" w:firstRowFirstColumn="0" w:firstRowLastColumn="0" w:lastRowFirstColumn="0" w:lastRowLastColumn="0"/>
+            </w:pPr>
             <w:r>
               <w:rPr>
                 <w:sz w:val="16"/>
@@ -15827,6 +16193,7 @@
         </w:tc>
         <w:tc>
           <w:tcPr>
+            <w:cnfStyle w:val="000010000000" w:firstRow="0" w:lastRow="0" w:firstColumn="0" w:lastColumn="0" w:oddVBand="1" w:evenVBand="0" w:oddHBand="0" w:evenHBand="0" w:firstRowFirstColumn="0" w:firstRowLastColumn="0" w:lastRowFirstColumn="0" w:lastRowLastColumn="0"/>
             <w:tcW w:w="2268" w:type="dxa"/>
           </w:tcPr>
           <w:p>
@@ -15843,6 +16210,9 @@
             <w:tcW w:w="2268" w:type="dxa"/>
           </w:tcPr>
           <w:p>
+            <w:pPr>
+              <w:cnfStyle w:val="000000000000" w:firstRow="0" w:lastRow="0" w:firstColumn="0" w:lastColumn="0" w:oddVBand="0" w:evenVBand="0" w:oddHBand="0" w:evenHBand="0" w:firstRowFirstColumn="0" w:firstRowLastColumn="0" w:lastRowFirstColumn="0" w:lastRowLastColumn="0"/>
+            </w:pPr>
             <w:r>
               <w:rPr>
                 <w:sz w:val="16"/>
@@ -15853,8 +16223,12 @@
         </w:tc>
       </w:tr>
       <w:tr>
-        <w:tc>
-          <w:tcPr>
+        <w:trPr>
+          <w:cnfStyle w:val="000000100000" w:firstRow="0" w:lastRow="0" w:firstColumn="0" w:lastColumn="0" w:oddVBand="0" w:evenVBand="0" w:oddHBand="1" w:evenHBand="0" w:firstRowFirstColumn="0" w:firstRowLastColumn="0" w:lastRowFirstColumn="0" w:lastRowLastColumn="0"/>
+        </w:trPr>
+        <w:tc>
+          <w:tcPr>
+            <w:cnfStyle w:val="000010000000" w:firstRow="0" w:lastRow="0" w:firstColumn="0" w:lastColumn="0" w:oddVBand="1" w:evenVBand="0" w:oddHBand="0" w:evenHBand="0" w:firstRowFirstColumn="0" w:firstRowLastColumn="0" w:lastRowFirstColumn="0" w:lastRowLastColumn="0"/>
             <w:tcW w:w="2268" w:type="dxa"/>
           </w:tcPr>
           <w:p>
@@ -15871,6 +16245,9 @@
             <w:tcW w:w="2268" w:type="dxa"/>
           </w:tcPr>
           <w:p>
+            <w:pPr>
+              <w:cnfStyle w:val="000000100000" w:firstRow="0" w:lastRow="0" w:firstColumn="0" w:lastColumn="0" w:oddVBand="0" w:evenVBand="0" w:oddHBand="1" w:evenHBand="0" w:firstRowFirstColumn="0" w:firstRowLastColumn="0" w:lastRowFirstColumn="0" w:lastRowLastColumn="0"/>
+            </w:pPr>
             <w:r>
               <w:rPr>
                 <w:sz w:val="16"/>
@@ -15881,6 +16258,7 @@
         </w:tc>
         <w:tc>
           <w:tcPr>
+            <w:cnfStyle w:val="000010000000" w:firstRow="0" w:lastRow="0" w:firstColumn="0" w:lastColumn="0" w:oddVBand="1" w:evenVBand="0" w:oddHBand="0" w:evenHBand="0" w:firstRowFirstColumn="0" w:firstRowLastColumn="0" w:lastRowFirstColumn="0" w:lastRowLastColumn="0"/>
             <w:tcW w:w="2268" w:type="dxa"/>
           </w:tcPr>
           <w:p>
@@ -15897,6 +16275,9 @@
             <w:tcW w:w="2268" w:type="dxa"/>
           </w:tcPr>
           <w:p>
+            <w:pPr>
+              <w:cnfStyle w:val="000000100000" w:firstRow="0" w:lastRow="0" w:firstColumn="0" w:lastColumn="0" w:oddVBand="0" w:evenVBand="0" w:oddHBand="1" w:evenHBand="0" w:firstRowFirstColumn="0" w:firstRowLastColumn="0" w:lastRowFirstColumn="0" w:lastRowLastColumn="0"/>
+            </w:pPr>
             <w:r>
               <w:rPr>
                 <w:sz w:val="16"/>
@@ -15909,6 +16290,7 @@
       <w:tr>
         <w:tc>
           <w:tcPr>
+            <w:cnfStyle w:val="000010000000" w:firstRow="0" w:lastRow="0" w:firstColumn="0" w:lastColumn="0" w:oddVBand="1" w:evenVBand="0" w:oddHBand="0" w:evenHBand="0" w:firstRowFirstColumn="0" w:firstRowLastColumn="0" w:lastRowFirstColumn="0" w:lastRowLastColumn="0"/>
             <w:tcW w:w="2268" w:type="dxa"/>
           </w:tcPr>
           <w:p>
@@ -15925,6 +16307,9 @@
             <w:tcW w:w="2268" w:type="dxa"/>
           </w:tcPr>
           <w:p>
+            <w:pPr>
+              <w:cnfStyle w:val="000000000000" w:firstRow="0" w:lastRow="0" w:firstColumn="0" w:lastColumn="0" w:oddVBand="0" w:evenVBand="0" w:oddHBand="0" w:evenHBand="0" w:firstRowFirstColumn="0" w:firstRowLastColumn="0" w:lastRowFirstColumn="0" w:lastRowLastColumn="0"/>
+            </w:pPr>
             <w:r>
               <w:rPr>
                 <w:sz w:val="16"/>
@@ -15935,6 +16320,7 @@
         </w:tc>
         <w:tc>
           <w:tcPr>
+            <w:cnfStyle w:val="000010000000" w:firstRow="0" w:lastRow="0" w:firstColumn="0" w:lastColumn="0" w:oddVBand="1" w:evenVBand="0" w:oddHBand="0" w:evenHBand="0" w:firstRowFirstColumn="0" w:firstRowLastColumn="0" w:lastRowFirstColumn="0" w:lastRowLastColumn="0"/>
             <w:tcW w:w="2268" w:type="dxa"/>
           </w:tcPr>
           <w:p>
@@ -15952,6 +16338,7 @@
           </w:tcPr>
           <w:p>
             <w:pPr>
+              <w:cnfStyle w:val="000000000000" w:firstRow="0" w:lastRow="0" w:firstColumn="0" w:lastColumn="0" w:oddVBand="0" w:evenVBand="0" w:oddHBand="0" w:evenHBand="0" w:firstRowFirstColumn="0" w:firstRowLastColumn="0" w:lastRowFirstColumn="0" w:lastRowLastColumn="0"/>
               <w:rPr>
                 <w:lang w:val="en-US"/>
               </w:rPr>
@@ -15967,8 +16354,12 @@
         </w:tc>
       </w:tr>
       <w:tr>
-        <w:tc>
-          <w:tcPr>
+        <w:trPr>
+          <w:cnfStyle w:val="000000100000" w:firstRow="0" w:lastRow="0" w:firstColumn="0" w:lastColumn="0" w:oddVBand="0" w:evenVBand="0" w:oddHBand="1" w:evenHBand="0" w:firstRowFirstColumn="0" w:firstRowLastColumn="0" w:lastRowFirstColumn="0" w:lastRowLastColumn="0"/>
+        </w:trPr>
+        <w:tc>
+          <w:tcPr>
+            <w:cnfStyle w:val="000010000000" w:firstRow="0" w:lastRow="0" w:firstColumn="0" w:lastColumn="0" w:oddVBand="1" w:evenVBand="0" w:oddHBand="0" w:evenHBand="0" w:firstRowFirstColumn="0" w:firstRowLastColumn="0" w:lastRowFirstColumn="0" w:lastRowLastColumn="0"/>
             <w:tcW w:w="2268" w:type="dxa"/>
           </w:tcPr>
           <w:p>
@@ -15985,6 +16376,9 @@
             <w:tcW w:w="2268" w:type="dxa"/>
           </w:tcPr>
           <w:p>
+            <w:pPr>
+              <w:cnfStyle w:val="000000100000" w:firstRow="0" w:lastRow="0" w:firstColumn="0" w:lastColumn="0" w:oddVBand="0" w:evenVBand="0" w:oddHBand="1" w:evenHBand="0" w:firstRowFirstColumn="0" w:firstRowLastColumn="0" w:lastRowFirstColumn="0" w:lastRowLastColumn="0"/>
+            </w:pPr>
             <w:r>
               <w:rPr>
                 <w:sz w:val="16"/>
@@ -15995,6 +16389,7 @@
         </w:tc>
         <w:tc>
           <w:tcPr>
+            <w:cnfStyle w:val="000010000000" w:firstRow="0" w:lastRow="0" w:firstColumn="0" w:lastColumn="0" w:oddVBand="1" w:evenVBand="0" w:oddHBand="0" w:evenHBand="0" w:firstRowFirstColumn="0" w:firstRowLastColumn="0" w:lastRowFirstColumn="0" w:lastRowLastColumn="0"/>
             <w:tcW w:w="2268" w:type="dxa"/>
           </w:tcPr>
           <w:p>
@@ -16011,6 +16406,9 @@
             <w:tcW w:w="2268" w:type="dxa"/>
           </w:tcPr>
           <w:p>
+            <w:pPr>
+              <w:cnfStyle w:val="000000100000" w:firstRow="0" w:lastRow="0" w:firstColumn="0" w:lastColumn="0" w:oddVBand="0" w:evenVBand="0" w:oddHBand="1" w:evenHBand="0" w:firstRowFirstColumn="0" w:firstRowLastColumn="0" w:lastRowFirstColumn="0" w:lastRowLastColumn="0"/>
+            </w:pPr>
             <w:r>
               <w:rPr>
                 <w:sz w:val="16"/>
@@ -16023,6 +16421,7 @@
       <w:tr>
         <w:tc>
           <w:tcPr>
+            <w:cnfStyle w:val="000010000000" w:firstRow="0" w:lastRow="0" w:firstColumn="0" w:lastColumn="0" w:oddVBand="1" w:evenVBand="0" w:oddHBand="0" w:evenHBand="0" w:firstRowFirstColumn="0" w:firstRowLastColumn="0" w:lastRowFirstColumn="0" w:lastRowLastColumn="0"/>
             <w:tcW w:w="2268" w:type="dxa"/>
           </w:tcPr>
           <w:p>
@@ -16039,6 +16438,9 @@
             <w:tcW w:w="2268" w:type="dxa"/>
           </w:tcPr>
           <w:p>
+            <w:pPr>
+              <w:cnfStyle w:val="000000000000" w:firstRow="0" w:lastRow="0" w:firstColumn="0" w:lastColumn="0" w:oddVBand="0" w:evenVBand="0" w:oddHBand="0" w:evenHBand="0" w:firstRowFirstColumn="0" w:firstRowLastColumn="0" w:lastRowFirstColumn="0" w:lastRowLastColumn="0"/>
+            </w:pPr>
             <w:r>
               <w:rPr>
                 <w:sz w:val="16"/>
@@ -16049,6 +16451,7 @@
         </w:tc>
         <w:tc>
           <w:tcPr>
+            <w:cnfStyle w:val="000010000000" w:firstRow="0" w:lastRow="0" w:firstColumn="0" w:lastColumn="0" w:oddVBand="1" w:evenVBand="0" w:oddHBand="0" w:evenHBand="0" w:firstRowFirstColumn="0" w:firstRowLastColumn="0" w:lastRowFirstColumn="0" w:lastRowLastColumn="0"/>
             <w:tcW w:w="2268" w:type="dxa"/>
           </w:tcPr>
           <w:p>
@@ -16065,6 +16468,9 @@
             <w:tcW w:w="2268" w:type="dxa"/>
           </w:tcPr>
           <w:p>
+            <w:pPr>
+              <w:cnfStyle w:val="000000000000" w:firstRow="0" w:lastRow="0" w:firstColumn="0" w:lastColumn="0" w:oddVBand="0" w:evenVBand="0" w:oddHBand="0" w:evenHBand="0" w:firstRowFirstColumn="0" w:firstRowLastColumn="0" w:lastRowFirstColumn="0" w:lastRowLastColumn="0"/>
+            </w:pPr>
             <w:r>
               <w:rPr>
                 <w:sz w:val="16"/>
@@ -16075,8 +16481,12 @@
         </w:tc>
       </w:tr>
       <w:tr>
-        <w:tc>
-          <w:tcPr>
+        <w:trPr>
+          <w:cnfStyle w:val="000000100000" w:firstRow="0" w:lastRow="0" w:firstColumn="0" w:lastColumn="0" w:oddVBand="0" w:evenVBand="0" w:oddHBand="1" w:evenHBand="0" w:firstRowFirstColumn="0" w:firstRowLastColumn="0" w:lastRowFirstColumn="0" w:lastRowLastColumn="0"/>
+        </w:trPr>
+        <w:tc>
+          <w:tcPr>
+            <w:cnfStyle w:val="000010000000" w:firstRow="0" w:lastRow="0" w:firstColumn="0" w:lastColumn="0" w:oddVBand="1" w:evenVBand="0" w:oddHBand="0" w:evenHBand="0" w:firstRowFirstColumn="0" w:firstRowLastColumn="0" w:lastRowFirstColumn="0" w:lastRowLastColumn="0"/>
             <w:tcW w:w="2268" w:type="dxa"/>
           </w:tcPr>
           <w:p>
@@ -16093,6 +16503,9 @@
             <w:tcW w:w="2268" w:type="dxa"/>
           </w:tcPr>
           <w:p>
+            <w:pPr>
+              <w:cnfStyle w:val="000000100000" w:firstRow="0" w:lastRow="0" w:firstColumn="0" w:lastColumn="0" w:oddVBand="0" w:evenVBand="0" w:oddHBand="1" w:evenHBand="0" w:firstRowFirstColumn="0" w:firstRowLastColumn="0" w:lastRowFirstColumn="0" w:lastRowLastColumn="0"/>
+            </w:pPr>
             <w:r>
               <w:rPr>
                 <w:sz w:val="16"/>
@@ -16103,6 +16516,7 @@
         </w:tc>
         <w:tc>
           <w:tcPr>
+            <w:cnfStyle w:val="000010000000" w:firstRow="0" w:lastRow="0" w:firstColumn="0" w:lastColumn="0" w:oddVBand="1" w:evenVBand="0" w:oddHBand="0" w:evenHBand="0" w:firstRowFirstColumn="0" w:firstRowLastColumn="0" w:lastRowFirstColumn="0" w:lastRowLastColumn="0"/>
             <w:tcW w:w="2268" w:type="dxa"/>
           </w:tcPr>
           <w:p>
@@ -16119,6 +16533,9 @@
             <w:tcW w:w="2268" w:type="dxa"/>
           </w:tcPr>
           <w:p>
+            <w:pPr>
+              <w:cnfStyle w:val="000000100000" w:firstRow="0" w:lastRow="0" w:firstColumn="0" w:lastColumn="0" w:oddVBand="0" w:evenVBand="0" w:oddHBand="1" w:evenHBand="0" w:firstRowFirstColumn="0" w:firstRowLastColumn="0" w:lastRowFirstColumn="0" w:lastRowLastColumn="0"/>
+            </w:pPr>
             <w:r>
               <w:rPr>
                 <w:sz w:val="16"/>
@@ -16131,6 +16548,7 @@
       <w:tr>
         <w:tc>
           <w:tcPr>
+            <w:cnfStyle w:val="000010000000" w:firstRow="0" w:lastRow="0" w:firstColumn="0" w:lastColumn="0" w:oddVBand="1" w:evenVBand="0" w:oddHBand="0" w:evenHBand="0" w:firstRowFirstColumn="0" w:firstRowLastColumn="0" w:lastRowFirstColumn="0" w:lastRowLastColumn="0"/>
             <w:tcW w:w="2268" w:type="dxa"/>
           </w:tcPr>
           <w:p>
@@ -16147,6 +16565,9 @@
             <w:tcW w:w="2268" w:type="dxa"/>
           </w:tcPr>
           <w:p>
+            <w:pPr>
+              <w:cnfStyle w:val="000000000000" w:firstRow="0" w:lastRow="0" w:firstColumn="0" w:lastColumn="0" w:oddVBand="0" w:evenVBand="0" w:oddHBand="0" w:evenHBand="0" w:firstRowFirstColumn="0" w:firstRowLastColumn="0" w:lastRowFirstColumn="0" w:lastRowLastColumn="0"/>
+            </w:pPr>
             <w:r>
               <w:rPr>
                 <w:sz w:val="16"/>
@@ -16157,6 +16578,7 @@
         </w:tc>
         <w:tc>
           <w:tcPr>
+            <w:cnfStyle w:val="000010000000" w:firstRow="0" w:lastRow="0" w:firstColumn="0" w:lastColumn="0" w:oddVBand="1" w:evenVBand="0" w:oddHBand="0" w:evenHBand="0" w:firstRowFirstColumn="0" w:firstRowLastColumn="0" w:lastRowFirstColumn="0" w:lastRowLastColumn="0"/>
             <w:tcW w:w="2268" w:type="dxa"/>
           </w:tcPr>
           <w:p>
@@ -16173,6 +16595,9 @@
             <w:tcW w:w="2268" w:type="dxa"/>
           </w:tcPr>
           <w:p>
+            <w:pPr>
+              <w:cnfStyle w:val="000000000000" w:firstRow="0" w:lastRow="0" w:firstColumn="0" w:lastColumn="0" w:oddVBand="0" w:evenVBand="0" w:oddHBand="0" w:evenHBand="0" w:firstRowFirstColumn="0" w:firstRowLastColumn="0" w:lastRowFirstColumn="0" w:lastRowLastColumn="0"/>
+            </w:pPr>
             <w:r>
               <w:rPr>
                 <w:sz w:val="16"/>
@@ -16183,8 +16608,12 @@
         </w:tc>
       </w:tr>
       <w:tr>
-        <w:tc>
-          <w:tcPr>
+        <w:trPr>
+          <w:cnfStyle w:val="000000100000" w:firstRow="0" w:lastRow="0" w:firstColumn="0" w:lastColumn="0" w:oddVBand="0" w:evenVBand="0" w:oddHBand="1" w:evenHBand="0" w:firstRowFirstColumn="0" w:firstRowLastColumn="0" w:lastRowFirstColumn="0" w:lastRowLastColumn="0"/>
+        </w:trPr>
+        <w:tc>
+          <w:tcPr>
+            <w:cnfStyle w:val="000010000000" w:firstRow="0" w:lastRow="0" w:firstColumn="0" w:lastColumn="0" w:oddVBand="1" w:evenVBand="0" w:oddHBand="0" w:evenHBand="0" w:firstRowFirstColumn="0" w:firstRowLastColumn="0" w:lastRowFirstColumn="0" w:lastRowLastColumn="0"/>
             <w:tcW w:w="2268" w:type="dxa"/>
           </w:tcPr>
           <w:p>
@@ -16201,6 +16630,9 @@
             <w:tcW w:w="2268" w:type="dxa"/>
           </w:tcPr>
           <w:p>
+            <w:pPr>
+              <w:cnfStyle w:val="000000100000" w:firstRow="0" w:lastRow="0" w:firstColumn="0" w:lastColumn="0" w:oddVBand="0" w:evenVBand="0" w:oddHBand="1" w:evenHBand="0" w:firstRowFirstColumn="0" w:firstRowLastColumn="0" w:lastRowFirstColumn="0" w:lastRowLastColumn="0"/>
+            </w:pPr>
             <w:r>
               <w:rPr>
                 <w:sz w:val="16"/>
@@ -16211,6 +16643,7 @@
         </w:tc>
         <w:tc>
           <w:tcPr>
+            <w:cnfStyle w:val="000010000000" w:firstRow="0" w:lastRow="0" w:firstColumn="0" w:lastColumn="0" w:oddVBand="1" w:evenVBand="0" w:oddHBand="0" w:evenHBand="0" w:firstRowFirstColumn="0" w:firstRowLastColumn="0" w:lastRowFirstColumn="0" w:lastRowLastColumn="0"/>
             <w:tcW w:w="2268" w:type="dxa"/>
           </w:tcPr>
           <w:p>
@@ -16227,6 +16660,9 @@
             <w:tcW w:w="2268" w:type="dxa"/>
           </w:tcPr>
           <w:p>
+            <w:pPr>
+              <w:cnfStyle w:val="000000100000" w:firstRow="0" w:lastRow="0" w:firstColumn="0" w:lastColumn="0" w:oddVBand="0" w:evenVBand="0" w:oddHBand="1" w:evenHBand="0" w:firstRowFirstColumn="0" w:firstRowLastColumn="0" w:lastRowFirstColumn="0" w:lastRowLastColumn="0"/>
+            </w:pPr>
             <w:r>
               <w:rPr>
                 <w:sz w:val="16"/>
@@ -16239,6 +16675,7 @@
       <w:tr>
         <w:tc>
           <w:tcPr>
+            <w:cnfStyle w:val="000010000000" w:firstRow="0" w:lastRow="0" w:firstColumn="0" w:lastColumn="0" w:oddVBand="1" w:evenVBand="0" w:oddHBand="0" w:evenHBand="0" w:firstRowFirstColumn="0" w:firstRowLastColumn="0" w:lastRowFirstColumn="0" w:lastRowLastColumn="0"/>
             <w:tcW w:w="2268" w:type="dxa"/>
           </w:tcPr>
           <w:p>
@@ -16255,6 +16692,9 @@
             <w:tcW w:w="2268" w:type="dxa"/>
           </w:tcPr>
           <w:p>
+            <w:pPr>
+              <w:cnfStyle w:val="000000000000" w:firstRow="0" w:lastRow="0" w:firstColumn="0" w:lastColumn="0" w:oddVBand="0" w:evenVBand="0" w:oddHBand="0" w:evenHBand="0" w:firstRowFirstColumn="0" w:firstRowLastColumn="0" w:lastRowFirstColumn="0" w:lastRowLastColumn="0"/>
+            </w:pPr>
             <w:r>
               <w:rPr>
                 <w:sz w:val="16"/>
@@ -16265,6 +16705,7 @@
         </w:tc>
         <w:tc>
           <w:tcPr>
+            <w:cnfStyle w:val="000010000000" w:firstRow="0" w:lastRow="0" w:firstColumn="0" w:lastColumn="0" w:oddVBand="1" w:evenVBand="0" w:oddHBand="0" w:evenHBand="0" w:firstRowFirstColumn="0" w:firstRowLastColumn="0" w:lastRowFirstColumn="0" w:lastRowLastColumn="0"/>
             <w:tcW w:w="2268" w:type="dxa"/>
           </w:tcPr>
           <w:p>
@@ -16281,6 +16722,9 @@
             <w:tcW w:w="2268" w:type="dxa"/>
           </w:tcPr>
           <w:p>
+            <w:pPr>
+              <w:cnfStyle w:val="000000000000" w:firstRow="0" w:lastRow="0" w:firstColumn="0" w:lastColumn="0" w:oddVBand="0" w:evenVBand="0" w:oddHBand="0" w:evenHBand="0" w:firstRowFirstColumn="0" w:firstRowLastColumn="0" w:lastRowFirstColumn="0" w:lastRowLastColumn="0"/>
+            </w:pPr>
             <w:r>
               <w:rPr>
                 <w:sz w:val="16"/>
@@ -16291,8 +16735,12 @@
         </w:tc>
       </w:tr>
       <w:tr>
-        <w:tc>
-          <w:tcPr>
+        <w:trPr>
+          <w:cnfStyle w:val="000000100000" w:firstRow="0" w:lastRow="0" w:firstColumn="0" w:lastColumn="0" w:oddVBand="0" w:evenVBand="0" w:oddHBand="1" w:evenHBand="0" w:firstRowFirstColumn="0" w:firstRowLastColumn="0" w:lastRowFirstColumn="0" w:lastRowLastColumn="0"/>
+        </w:trPr>
+        <w:tc>
+          <w:tcPr>
+            <w:cnfStyle w:val="000010000000" w:firstRow="0" w:lastRow="0" w:firstColumn="0" w:lastColumn="0" w:oddVBand="1" w:evenVBand="0" w:oddHBand="0" w:evenHBand="0" w:firstRowFirstColumn="0" w:firstRowLastColumn="0" w:lastRowFirstColumn="0" w:lastRowLastColumn="0"/>
             <w:tcW w:w="2268" w:type="dxa"/>
           </w:tcPr>
           <w:p>
@@ -16309,6 +16757,9 @@
             <w:tcW w:w="2268" w:type="dxa"/>
           </w:tcPr>
           <w:p>
+            <w:pPr>
+              <w:cnfStyle w:val="000000100000" w:firstRow="0" w:lastRow="0" w:firstColumn="0" w:lastColumn="0" w:oddVBand="0" w:evenVBand="0" w:oddHBand="1" w:evenHBand="0" w:firstRowFirstColumn="0" w:firstRowLastColumn="0" w:lastRowFirstColumn="0" w:lastRowLastColumn="0"/>
+            </w:pPr>
             <w:r>
               <w:rPr>
                 <w:sz w:val="16"/>
@@ -16319,6 +16770,7 @@
         </w:tc>
         <w:tc>
           <w:tcPr>
+            <w:cnfStyle w:val="000010000000" w:firstRow="0" w:lastRow="0" w:firstColumn="0" w:lastColumn="0" w:oddVBand="1" w:evenVBand="0" w:oddHBand="0" w:evenHBand="0" w:firstRowFirstColumn="0" w:firstRowLastColumn="0" w:lastRowFirstColumn="0" w:lastRowLastColumn="0"/>
             <w:tcW w:w="2268" w:type="dxa"/>
           </w:tcPr>
           <w:p>
@@ -16335,6 +16787,9 @@
             <w:tcW w:w="2268" w:type="dxa"/>
           </w:tcPr>
           <w:p>
+            <w:pPr>
+              <w:cnfStyle w:val="000000100000" w:firstRow="0" w:lastRow="0" w:firstColumn="0" w:lastColumn="0" w:oddVBand="0" w:evenVBand="0" w:oddHBand="1" w:evenHBand="0" w:firstRowFirstColumn="0" w:firstRowLastColumn="0" w:lastRowFirstColumn="0" w:lastRowLastColumn="0"/>
+            </w:pPr>
             <w:r>
               <w:rPr>
                 <w:sz w:val="16"/>
@@ -16347,6 +16802,7 @@
       <w:tr>
         <w:tc>
           <w:tcPr>
+            <w:cnfStyle w:val="000010000000" w:firstRow="0" w:lastRow="0" w:firstColumn="0" w:lastColumn="0" w:oddVBand="1" w:evenVBand="0" w:oddHBand="0" w:evenHBand="0" w:firstRowFirstColumn="0" w:firstRowLastColumn="0" w:lastRowFirstColumn="0" w:lastRowLastColumn="0"/>
             <w:tcW w:w="2268" w:type="dxa"/>
           </w:tcPr>
           <w:p>
@@ -16363,6 +16819,9 @@
             <w:tcW w:w="2268" w:type="dxa"/>
           </w:tcPr>
           <w:p>
+            <w:pPr>
+              <w:cnfStyle w:val="000000000000" w:firstRow="0" w:lastRow="0" w:firstColumn="0" w:lastColumn="0" w:oddVBand="0" w:evenVBand="0" w:oddHBand="0" w:evenHBand="0" w:firstRowFirstColumn="0" w:firstRowLastColumn="0" w:lastRowFirstColumn="0" w:lastRowLastColumn="0"/>
+            </w:pPr>
             <w:r>
               <w:rPr>
                 <w:sz w:val="16"/>
@@ -16373,6 +16832,7 @@
         </w:tc>
         <w:tc>
           <w:tcPr>
+            <w:cnfStyle w:val="000010000000" w:firstRow="0" w:lastRow="0" w:firstColumn="0" w:lastColumn="0" w:oddVBand="1" w:evenVBand="0" w:oddHBand="0" w:evenHBand="0" w:firstRowFirstColumn="0" w:firstRowLastColumn="0" w:lastRowFirstColumn="0" w:lastRowLastColumn="0"/>
             <w:tcW w:w="2268" w:type="dxa"/>
           </w:tcPr>
           <w:p>
@@ -16389,6 +16849,9 @@
             <w:tcW w:w="2268" w:type="dxa"/>
           </w:tcPr>
           <w:p>
+            <w:pPr>
+              <w:cnfStyle w:val="000000000000" w:firstRow="0" w:lastRow="0" w:firstColumn="0" w:lastColumn="0" w:oddVBand="0" w:evenVBand="0" w:oddHBand="0" w:evenHBand="0" w:firstRowFirstColumn="0" w:firstRowLastColumn="0" w:lastRowFirstColumn="0" w:lastRowLastColumn="0"/>
+            </w:pPr>
             <w:r>
               <w:rPr>
                 <w:sz w:val="16"/>
@@ -16399,8 +16862,12 @@
         </w:tc>
       </w:tr>
       <w:tr>
-        <w:tc>
-          <w:tcPr>
+        <w:trPr>
+          <w:cnfStyle w:val="000000100000" w:firstRow="0" w:lastRow="0" w:firstColumn="0" w:lastColumn="0" w:oddVBand="0" w:evenVBand="0" w:oddHBand="1" w:evenHBand="0" w:firstRowFirstColumn="0" w:firstRowLastColumn="0" w:lastRowFirstColumn="0" w:lastRowLastColumn="0"/>
+        </w:trPr>
+        <w:tc>
+          <w:tcPr>
+            <w:cnfStyle w:val="000010000000" w:firstRow="0" w:lastRow="0" w:firstColumn="0" w:lastColumn="0" w:oddVBand="1" w:evenVBand="0" w:oddHBand="0" w:evenHBand="0" w:firstRowFirstColumn="0" w:firstRowLastColumn="0" w:lastRowFirstColumn="0" w:lastRowLastColumn="0"/>
             <w:tcW w:w="2268" w:type="dxa"/>
           </w:tcPr>
           <w:p>
@@ -16417,6 +16884,9 @@
             <w:tcW w:w="2268" w:type="dxa"/>
           </w:tcPr>
           <w:p>
+            <w:pPr>
+              <w:cnfStyle w:val="000000100000" w:firstRow="0" w:lastRow="0" w:firstColumn="0" w:lastColumn="0" w:oddVBand="0" w:evenVBand="0" w:oddHBand="1" w:evenHBand="0" w:firstRowFirstColumn="0" w:firstRowLastColumn="0" w:lastRowFirstColumn="0" w:lastRowLastColumn="0"/>
+            </w:pPr>
             <w:r>
               <w:rPr>
                 <w:sz w:val="16"/>
@@ -16427,6 +16897,7 @@
         </w:tc>
         <w:tc>
           <w:tcPr>
+            <w:cnfStyle w:val="000010000000" w:firstRow="0" w:lastRow="0" w:firstColumn="0" w:lastColumn="0" w:oddVBand="1" w:evenVBand="0" w:oddHBand="0" w:evenHBand="0" w:firstRowFirstColumn="0" w:firstRowLastColumn="0" w:lastRowFirstColumn="0" w:lastRowLastColumn="0"/>
             <w:tcW w:w="2268" w:type="dxa"/>
           </w:tcPr>
           <w:p>
@@ -16443,6 +16914,9 @@
             <w:tcW w:w="2268" w:type="dxa"/>
           </w:tcPr>
           <w:p>
+            <w:pPr>
+              <w:cnfStyle w:val="000000100000" w:firstRow="0" w:lastRow="0" w:firstColumn="0" w:lastColumn="0" w:oddVBand="0" w:evenVBand="0" w:oddHBand="1" w:evenHBand="0" w:firstRowFirstColumn="0" w:firstRowLastColumn="0" w:lastRowFirstColumn="0" w:lastRowLastColumn="0"/>
+            </w:pPr>
             <w:r>
               <w:rPr>
                 <w:sz w:val="16"/>
@@ -16510,7 +16984,7 @@
       <w:pPr>
         <w:pStyle w:val="Caption"/>
       </w:pPr>
-      <w:bookmarkStart w:id="68" w:name="_Toc235189152"/>
+      <w:bookmarkStart w:id="68" w:name="_Toc235194346"/>
       <w:r>
         <w:t xml:space="preserve">Figura </w:t>
       </w:r>
@@ -16598,7 +17072,7 @@
       <w:pPr>
         <w:pStyle w:val="Caption"/>
       </w:pPr>
-      <w:bookmarkStart w:id="70" w:name="_Toc235189153"/>
+      <w:bookmarkStart w:id="70" w:name="_Toc235194347"/>
       <w:r>
         <w:t xml:space="preserve">Figura </w:t>
       </w:r>
@@ -16681,7 +17155,7 @@
       <w:pPr>
         <w:pStyle w:val="Caption"/>
       </w:pPr>
-      <w:bookmarkStart w:id="72" w:name="_Toc235189154"/>
+      <w:bookmarkStart w:id="72" w:name="_Toc235194348"/>
       <w:r>
         <w:t xml:space="preserve">Figura </w:t>
       </w:r>
@@ -16764,7 +17238,7 @@
       <w:pPr>
         <w:pStyle w:val="Caption"/>
       </w:pPr>
-      <w:bookmarkStart w:id="74" w:name="_Toc235189155"/>
+      <w:bookmarkStart w:id="74" w:name="_Toc235194349"/>
       <w:r>
         <w:t xml:space="preserve">Figura </w:t>
       </w:r>
@@ -16852,7 +17326,7 @@
       <w:pPr>
         <w:pStyle w:val="Caption"/>
       </w:pPr>
-      <w:bookmarkStart w:id="76" w:name="_Toc235189168"/>
+      <w:bookmarkStart w:id="76" w:name="_Toc235194362"/>
       <w:r>
         <w:t xml:space="preserve">Tabla </w:t>
       </w:r>
@@ -16872,9 +17346,9 @@
     <w:p/>
     <w:tbl>
       <w:tblPr>
-        <w:tblStyle w:val="TableGrid"/>
+        <w:tblStyle w:val="GridTable4-Accent1"/>
         <w:tblW w:w="0" w:type="auto"/>
-        <w:tblLook w:val="04A0" w:firstRow="1" w:lastRow="0" w:firstColumn="1" w:lastColumn="0" w:noHBand="0" w:noVBand="1"/>
+        <w:tblLook w:val="0020" w:firstRow="1" w:lastRow="0" w:firstColumn="0" w:lastColumn="0" w:noHBand="0" w:noVBand="0"/>
       </w:tblPr>
       <w:tblGrid>
         <w:gridCol w:w="1004"/>
@@ -16888,8 +17362,152 @@
         <w:gridCol w:w="1006"/>
       </w:tblGrid>
       <w:tr>
-        <w:tc>
-          <w:tcPr>
+        <w:trPr>
+          <w:cnfStyle w:val="100000000000" w:firstRow="1" w:lastRow="0" w:firstColumn="0" w:lastColumn="0" w:oddVBand="0" w:evenVBand="0" w:oddHBand="0" w:evenHBand="0" w:firstRowFirstColumn="0" w:firstRowLastColumn="0" w:lastRowFirstColumn="0" w:lastRowLastColumn="0"/>
+          <w:tblHeader/>
+        </w:trPr>
+        <w:tc>
+          <w:tcPr>
+            <w:cnfStyle w:val="000010000000" w:firstRow="0" w:lastRow="0" w:firstColumn="0" w:lastColumn="0" w:oddVBand="1" w:evenVBand="0" w:oddHBand="0" w:evenHBand="0" w:firstRowFirstColumn="0" w:firstRowLastColumn="0" w:lastRowFirstColumn="0" w:lastRowLastColumn="0"/>
+            <w:tcW w:w="1008" w:type="dxa"/>
+          </w:tcPr>
+          <w:p>
+            <w:r>
+              <w:rPr>
+                <w:sz w:val="16"/>
+              </w:rPr>
+              <w:t>Modelo</w:t>
+            </w:r>
+          </w:p>
+        </w:tc>
+        <w:tc>
+          <w:tcPr>
+            <w:tcW w:w="1008" w:type="dxa"/>
+          </w:tcPr>
+          <w:p>
+            <w:pPr>
+              <w:cnfStyle w:val="100000000000" w:firstRow="1" w:lastRow="0" w:firstColumn="0" w:lastColumn="0" w:oddVBand="0" w:evenVBand="0" w:oddHBand="0" w:evenHBand="0" w:firstRowFirstColumn="0" w:firstRowLastColumn="0" w:lastRowFirstColumn="0" w:lastRowLastColumn="0"/>
+            </w:pPr>
+            <w:r>
+              <w:rPr>
+                <w:sz w:val="16"/>
+              </w:rPr>
+              <w:t>Epochs</w:t>
+            </w:r>
+          </w:p>
+        </w:tc>
+        <w:tc>
+          <w:tcPr>
+            <w:cnfStyle w:val="000010000000" w:firstRow="0" w:lastRow="0" w:firstColumn="0" w:lastColumn="0" w:oddVBand="1" w:evenVBand="0" w:oddHBand="0" w:evenHBand="0" w:firstRowFirstColumn="0" w:firstRowLastColumn="0" w:lastRowFirstColumn="0" w:lastRowLastColumn="0"/>
+            <w:tcW w:w="1008" w:type="dxa"/>
+          </w:tcPr>
+          <w:p>
+            <w:r>
+              <w:rPr>
+                <w:sz w:val="16"/>
+              </w:rPr>
+              <w:t>Trayectorias</w:t>
+            </w:r>
+          </w:p>
+        </w:tc>
+        <w:tc>
+          <w:tcPr>
+            <w:tcW w:w="1008" w:type="dxa"/>
+          </w:tcPr>
+          <w:p>
+            <w:pPr>
+              <w:cnfStyle w:val="100000000000" w:firstRow="1" w:lastRow="0" w:firstColumn="0" w:lastColumn="0" w:oddVBand="0" w:evenVBand="0" w:oddHBand="0" w:evenHBand="0" w:firstRowFirstColumn="0" w:firstRowLastColumn="0" w:lastRowFirstColumn="0" w:lastRowLastColumn="0"/>
+            </w:pPr>
+            <w:r>
+              <w:rPr>
+                <w:sz w:val="16"/>
+              </w:rPr>
+              <w:t>hidden_dim</w:t>
+            </w:r>
+          </w:p>
+        </w:tc>
+        <w:tc>
+          <w:tcPr>
+            <w:cnfStyle w:val="000010000000" w:firstRow="0" w:lastRow="0" w:firstColumn="0" w:lastColumn="0" w:oddVBand="1" w:evenVBand="0" w:oddHBand="0" w:evenHBand="0" w:firstRowFirstColumn="0" w:firstRowLastColumn="0" w:lastRowFirstColumn="0" w:lastRowLastColumn="0"/>
+            <w:tcW w:w="1008" w:type="dxa"/>
+          </w:tcPr>
+          <w:p>
+            <w:r>
+              <w:rPr>
+                <w:sz w:val="16"/>
+              </w:rPr>
+              <w:t>Parámetros</w:t>
+            </w:r>
+          </w:p>
+        </w:tc>
+        <w:tc>
+          <w:tcPr>
+            <w:tcW w:w="1008" w:type="dxa"/>
+          </w:tcPr>
+          <w:p>
+            <w:pPr>
+              <w:cnfStyle w:val="100000000000" w:firstRow="1" w:lastRow="0" w:firstColumn="0" w:lastColumn="0" w:oddVBand="0" w:evenVBand="0" w:oddHBand="0" w:evenHBand="0" w:firstRowFirstColumn="0" w:firstRowLastColumn="0" w:lastRowFirstColumn="0" w:lastRowLastColumn="0"/>
+            </w:pPr>
+            <w:r>
+              <w:rPr>
+                <w:sz w:val="16"/>
+              </w:rPr>
+              <w:t>MSE val</w:t>
+            </w:r>
+          </w:p>
+        </w:tc>
+        <w:tc>
+          <w:tcPr>
+            <w:cnfStyle w:val="000010000000" w:firstRow="0" w:lastRow="0" w:firstColumn="0" w:lastColumn="0" w:oddVBand="1" w:evenVBand="0" w:oddHBand="0" w:evenHBand="0" w:firstRowFirstColumn="0" w:firstRowLastColumn="0" w:lastRowFirstColumn="0" w:lastRowLastColumn="0"/>
+            <w:tcW w:w="1008" w:type="dxa"/>
+          </w:tcPr>
+          <w:p>
+            <w:r>
+              <w:rPr>
+                <w:sz w:val="16"/>
+              </w:rPr>
+              <w:t>Latencia mean</w:t>
+            </w:r>
+          </w:p>
+        </w:tc>
+        <w:tc>
+          <w:tcPr>
+            <w:tcW w:w="1008" w:type="dxa"/>
+          </w:tcPr>
+          <w:p>
+            <w:pPr>
+              <w:cnfStyle w:val="100000000000" w:firstRow="1" w:lastRow="0" w:firstColumn="0" w:lastColumn="0" w:oddVBand="0" w:evenVBand="0" w:oddHBand="0" w:evenHBand="0" w:firstRowFirstColumn="0" w:firstRowLastColumn="0" w:lastRowFirstColumn="0" w:lastRowLastColumn="0"/>
+            </w:pPr>
+            <w:r>
+              <w:rPr>
+                <w:sz w:val="16"/>
+              </w:rPr>
+              <w:t>Jerk RMS</w:t>
+            </w:r>
+          </w:p>
+        </w:tc>
+        <w:tc>
+          <w:tcPr>
+            <w:cnfStyle w:val="000010000000" w:firstRow="0" w:lastRow="0" w:firstColumn="0" w:lastColumn="0" w:oddVBand="1" w:evenVBand="0" w:oddHBand="0" w:evenHBand="0" w:firstRowFirstColumn="0" w:firstRowLastColumn="0" w:lastRowFirstColumn="0" w:lastRowLastColumn="0"/>
+            <w:tcW w:w="1008" w:type="dxa"/>
+          </w:tcPr>
+          <w:p>
+            <w:r>
+              <w:rPr>
+                <w:sz w:val="16"/>
+              </w:rPr>
+              <w:t>Diversidad</w:t>
+            </w:r>
+          </w:p>
+        </w:tc>
+      </w:tr>
+      <w:tr>
+        <w:trPr>
+          <w:cnfStyle w:val="000000100000" w:firstRow="0" w:lastRow="0" w:firstColumn="0" w:lastColumn="0" w:oddVBand="0" w:evenVBand="0" w:oddHBand="1" w:evenHBand="0" w:firstRowFirstColumn="0" w:firstRowLastColumn="0" w:lastRowFirstColumn="0" w:lastRowLastColumn="0"/>
+        </w:trPr>
+        <w:tc>
+          <w:tcPr>
+            <w:cnfStyle w:val="000010000000" w:firstRow="0" w:lastRow="0" w:firstColumn="0" w:lastColumn="0" w:oddVBand="1" w:evenVBand="0" w:oddHBand="0" w:evenHBand="0" w:firstRowFirstColumn="0" w:firstRowLastColumn="0" w:lastRowFirstColumn="0" w:lastRowLastColumn="0"/>
             <w:tcW w:w="1008" w:type="dxa"/>
           </w:tcPr>
           <w:p>
@@ -16898,12 +17516,135 @@
                 <w:b/>
                 <w:sz w:val="16"/>
               </w:rPr>
-              <w:t>Modelo</w:t>
-            </w:r>
-          </w:p>
-        </w:tc>
-        <w:tc>
-          <w:tcPr>
+              <w:t>Original</w:t>
+            </w:r>
+          </w:p>
+        </w:tc>
+        <w:tc>
+          <w:tcPr>
+            <w:tcW w:w="1008" w:type="dxa"/>
+          </w:tcPr>
+          <w:p>
+            <w:pPr>
+              <w:cnfStyle w:val="000000100000" w:firstRow="0" w:lastRow="0" w:firstColumn="0" w:lastColumn="0" w:oddVBand="0" w:evenVBand="0" w:oddHBand="1" w:evenHBand="0" w:firstRowFirstColumn="0" w:firstRowLastColumn="0" w:lastRowFirstColumn="0" w:lastRowLastColumn="0"/>
+            </w:pPr>
+            <w:r>
+              <w:rPr>
+                <w:sz w:val="16"/>
+              </w:rPr>
+              <w:t>30</w:t>
+            </w:r>
+          </w:p>
+        </w:tc>
+        <w:tc>
+          <w:tcPr>
+            <w:cnfStyle w:val="000010000000" w:firstRow="0" w:lastRow="0" w:firstColumn="0" w:lastColumn="0" w:oddVBand="1" w:evenVBand="0" w:oddHBand="0" w:evenHBand="0" w:firstRowFirstColumn="0" w:firstRowLastColumn="0" w:lastRowFirstColumn="0" w:lastRowLastColumn="0"/>
+            <w:tcW w:w="1008" w:type="dxa"/>
+          </w:tcPr>
+          <w:p>
+            <w:r>
+              <w:rPr>
+                <w:sz w:val="16"/>
+              </w:rPr>
+              <w:t>2 000</w:t>
+            </w:r>
+          </w:p>
+        </w:tc>
+        <w:tc>
+          <w:tcPr>
+            <w:tcW w:w="1008" w:type="dxa"/>
+          </w:tcPr>
+          <w:p>
+            <w:pPr>
+              <w:cnfStyle w:val="000000100000" w:firstRow="0" w:lastRow="0" w:firstColumn="0" w:lastColumn="0" w:oddVBand="0" w:evenVBand="0" w:oddHBand="1" w:evenHBand="0" w:firstRowFirstColumn="0" w:firstRowLastColumn="0" w:lastRowFirstColumn="0" w:lastRowLastColumn="0"/>
+            </w:pPr>
+            <w:r>
+              <w:rPr>
+                <w:sz w:val="16"/>
+              </w:rPr>
+              <w:t>128</w:t>
+            </w:r>
+          </w:p>
+        </w:tc>
+        <w:tc>
+          <w:tcPr>
+            <w:cnfStyle w:val="000010000000" w:firstRow="0" w:lastRow="0" w:firstColumn="0" w:lastColumn="0" w:oddVBand="1" w:evenVBand="0" w:oddHBand="0" w:evenHBand="0" w:firstRowFirstColumn="0" w:firstRowLastColumn="0" w:lastRowFirstColumn="0" w:lastRowLastColumn="0"/>
+            <w:tcW w:w="1008" w:type="dxa"/>
+          </w:tcPr>
+          <w:p>
+            <w:r>
+              <w:rPr>
+                <w:sz w:val="16"/>
+              </w:rPr>
+              <w:t>~0.5 M</w:t>
+            </w:r>
+          </w:p>
+        </w:tc>
+        <w:tc>
+          <w:tcPr>
+            <w:tcW w:w="1008" w:type="dxa"/>
+          </w:tcPr>
+          <w:p>
+            <w:pPr>
+              <w:cnfStyle w:val="000000100000" w:firstRow="0" w:lastRow="0" w:firstColumn="0" w:lastColumn="0" w:oddVBand="0" w:evenVBand="0" w:oddHBand="1" w:evenHBand="0" w:firstRowFirstColumn="0" w:firstRowLastColumn="0" w:lastRowFirstColumn="0" w:lastRowLastColumn="0"/>
+            </w:pPr>
+            <w:r>
+              <w:rPr>
+                <w:sz w:val="16"/>
+              </w:rPr>
+              <w:t>0.02000</w:t>
+            </w:r>
+          </w:p>
+        </w:tc>
+        <w:tc>
+          <w:tcPr>
+            <w:cnfStyle w:val="000010000000" w:firstRow="0" w:lastRow="0" w:firstColumn="0" w:lastColumn="0" w:oddVBand="1" w:evenVBand="0" w:oddHBand="0" w:evenHBand="0" w:firstRowFirstColumn="0" w:firstRowLastColumn="0" w:lastRowFirstColumn="0" w:lastRowLastColumn="0"/>
+            <w:tcW w:w="1008" w:type="dxa"/>
+          </w:tcPr>
+          <w:p>
+            <w:r>
+              <w:rPr>
+                <w:sz w:val="16"/>
+              </w:rPr>
+              <w:t>86.6 ms</w:t>
+            </w:r>
+          </w:p>
+        </w:tc>
+        <w:tc>
+          <w:tcPr>
+            <w:tcW w:w="1008" w:type="dxa"/>
+          </w:tcPr>
+          <w:p>
+            <w:pPr>
+              <w:cnfStyle w:val="000000100000" w:firstRow="0" w:lastRow="0" w:firstColumn="0" w:lastColumn="0" w:oddVBand="0" w:evenVBand="0" w:oddHBand="1" w:evenHBand="0" w:firstRowFirstColumn="0" w:firstRowLastColumn="0" w:lastRowFirstColumn="0" w:lastRowLastColumn="0"/>
+            </w:pPr>
+            <w:r>
+              <w:rPr>
+                <w:sz w:val="16"/>
+              </w:rPr>
+              <w:t>0.797</w:t>
+            </w:r>
+          </w:p>
+        </w:tc>
+        <w:tc>
+          <w:tcPr>
+            <w:cnfStyle w:val="000010000000" w:firstRow="0" w:lastRow="0" w:firstColumn="0" w:lastColumn="0" w:oddVBand="1" w:evenVBand="0" w:oddHBand="0" w:evenHBand="0" w:firstRowFirstColumn="0" w:firstRowLastColumn="0" w:lastRowFirstColumn="0" w:lastRowLastColumn="0"/>
+            <w:tcW w:w="1008" w:type="dxa"/>
+          </w:tcPr>
+          <w:p>
+            <w:r>
+              <w:rPr>
+                <w:sz w:val="16"/>
+              </w:rPr>
+              <w:t>62.5 cm</w:t>
+            </w:r>
+          </w:p>
+        </w:tc>
+      </w:tr>
+      <w:tr>
+        <w:tc>
+          <w:tcPr>
+            <w:cnfStyle w:val="000010000000" w:firstRow="0" w:lastRow="0" w:firstColumn="0" w:lastColumn="0" w:oddVBand="1" w:evenVBand="0" w:oddHBand="0" w:evenHBand="0" w:firstRowFirstColumn="0" w:firstRowLastColumn="0" w:lastRowFirstColumn="0" w:lastRowLastColumn="0"/>
             <w:tcW w:w="1008" w:type="dxa"/>
           </w:tcPr>
           <w:p>
@@ -16912,12 +17653,138 @@
                 <w:b/>
                 <w:sz w:val="16"/>
               </w:rPr>
-              <w:t>Epochs</w:t>
-            </w:r>
-          </w:p>
-        </w:tc>
-        <w:tc>
-          <w:tcPr>
+              <w:t>Extended</w:t>
+            </w:r>
+          </w:p>
+        </w:tc>
+        <w:tc>
+          <w:tcPr>
+            <w:tcW w:w="1008" w:type="dxa"/>
+          </w:tcPr>
+          <w:p>
+            <w:pPr>
+              <w:cnfStyle w:val="000000000000" w:firstRow="0" w:lastRow="0" w:firstColumn="0" w:lastColumn="0" w:oddVBand="0" w:evenVBand="0" w:oddHBand="0" w:evenHBand="0" w:firstRowFirstColumn="0" w:firstRowLastColumn="0" w:lastRowFirstColumn="0" w:lastRowLastColumn="0"/>
+            </w:pPr>
+            <w:r>
+              <w:rPr>
+                <w:sz w:val="16"/>
+              </w:rPr>
+              <w:t>50</w:t>
+            </w:r>
+          </w:p>
+        </w:tc>
+        <w:tc>
+          <w:tcPr>
+            <w:cnfStyle w:val="000010000000" w:firstRow="0" w:lastRow="0" w:firstColumn="0" w:lastColumn="0" w:oddVBand="1" w:evenVBand="0" w:oddHBand="0" w:evenHBand="0" w:firstRowFirstColumn="0" w:firstRowLastColumn="0" w:lastRowFirstColumn="0" w:lastRowLastColumn="0"/>
+            <w:tcW w:w="1008" w:type="dxa"/>
+          </w:tcPr>
+          <w:p>
+            <w:r>
+              <w:rPr>
+                <w:sz w:val="16"/>
+              </w:rPr>
+              <w:t>5 000</w:t>
+            </w:r>
+          </w:p>
+        </w:tc>
+        <w:tc>
+          <w:tcPr>
+            <w:tcW w:w="1008" w:type="dxa"/>
+          </w:tcPr>
+          <w:p>
+            <w:pPr>
+              <w:cnfStyle w:val="000000000000" w:firstRow="0" w:lastRow="0" w:firstColumn="0" w:lastColumn="0" w:oddVBand="0" w:evenVBand="0" w:oddHBand="0" w:evenHBand="0" w:firstRowFirstColumn="0" w:firstRowLastColumn="0" w:lastRowFirstColumn="0" w:lastRowLastColumn="0"/>
+            </w:pPr>
+            <w:r>
+              <w:rPr>
+                <w:sz w:val="16"/>
+              </w:rPr>
+              <w:t>192</w:t>
+            </w:r>
+          </w:p>
+        </w:tc>
+        <w:tc>
+          <w:tcPr>
+            <w:cnfStyle w:val="000010000000" w:firstRow="0" w:lastRow="0" w:firstColumn="0" w:lastColumn="0" w:oddVBand="1" w:evenVBand="0" w:oddHBand="0" w:evenHBand="0" w:firstRowFirstColumn="0" w:firstRowLastColumn="0" w:lastRowFirstColumn="0" w:lastRowLastColumn="0"/>
+            <w:tcW w:w="1008" w:type="dxa"/>
+          </w:tcPr>
+          <w:p>
+            <w:r>
+              <w:rPr>
+                <w:sz w:val="16"/>
+              </w:rPr>
+              <w:t>~1.0 M</w:t>
+            </w:r>
+          </w:p>
+        </w:tc>
+        <w:tc>
+          <w:tcPr>
+            <w:tcW w:w="1008" w:type="dxa"/>
+          </w:tcPr>
+          <w:p>
+            <w:pPr>
+              <w:cnfStyle w:val="000000000000" w:firstRow="0" w:lastRow="0" w:firstColumn="0" w:lastColumn="0" w:oddVBand="0" w:evenVBand="0" w:oddHBand="0" w:evenHBand="0" w:firstRowFirstColumn="0" w:firstRowLastColumn="0" w:lastRowFirstColumn="0" w:lastRowLastColumn="0"/>
+            </w:pPr>
+            <w:r>
+              <w:rPr>
+                <w:sz w:val="16"/>
+              </w:rPr>
+              <w:t>0.01288</w:t>
+            </w:r>
+          </w:p>
+        </w:tc>
+        <w:tc>
+          <w:tcPr>
+            <w:cnfStyle w:val="000010000000" w:firstRow="0" w:lastRow="0" w:firstColumn="0" w:lastColumn="0" w:oddVBand="1" w:evenVBand="0" w:oddHBand="0" w:evenHBand="0" w:firstRowFirstColumn="0" w:firstRowLastColumn="0" w:lastRowFirstColumn="0" w:lastRowLastColumn="0"/>
+            <w:tcW w:w="1008" w:type="dxa"/>
+          </w:tcPr>
+          <w:p>
+            <w:r>
+              <w:rPr>
+                <w:sz w:val="16"/>
+              </w:rPr>
+              <w:t>85.9 ms</w:t>
+            </w:r>
+          </w:p>
+        </w:tc>
+        <w:tc>
+          <w:tcPr>
+            <w:tcW w:w="1008" w:type="dxa"/>
+          </w:tcPr>
+          <w:p>
+            <w:pPr>
+              <w:cnfStyle w:val="000000000000" w:firstRow="0" w:lastRow="0" w:firstColumn="0" w:lastColumn="0" w:oddVBand="0" w:evenVBand="0" w:oddHBand="0" w:evenHBand="0" w:firstRowFirstColumn="0" w:firstRowLastColumn="0" w:lastRowFirstColumn="0" w:lastRowLastColumn="0"/>
+            </w:pPr>
+            <w:r>
+              <w:rPr>
+                <w:sz w:val="16"/>
+              </w:rPr>
+              <w:t>0.484</w:t>
+            </w:r>
+          </w:p>
+        </w:tc>
+        <w:tc>
+          <w:tcPr>
+            <w:cnfStyle w:val="000010000000" w:firstRow="0" w:lastRow="0" w:firstColumn="0" w:lastColumn="0" w:oddVBand="1" w:evenVBand="0" w:oddHBand="0" w:evenHBand="0" w:firstRowFirstColumn="0" w:firstRowLastColumn="0" w:lastRowFirstColumn="0" w:lastRowLastColumn="0"/>
+            <w:tcW w:w="1008" w:type="dxa"/>
+          </w:tcPr>
+          <w:p>
+            <w:r>
+              <w:rPr>
+                <w:sz w:val="16"/>
+              </w:rPr>
+              <w:t>37.2 cm</w:t>
+            </w:r>
+          </w:p>
+        </w:tc>
+      </w:tr>
+      <w:tr>
+        <w:trPr>
+          <w:cnfStyle w:val="000000100000" w:firstRow="0" w:lastRow="0" w:firstColumn="0" w:lastColumn="0" w:oddVBand="0" w:evenVBand="0" w:oddHBand="1" w:evenHBand="0" w:firstRowFirstColumn="0" w:firstRowLastColumn="0" w:lastRowFirstColumn="0" w:lastRowLastColumn="0"/>
+        </w:trPr>
+        <w:tc>
+          <w:tcPr>
+            <w:cnfStyle w:val="000010000000" w:firstRow="0" w:lastRow="0" w:firstColumn="0" w:lastColumn="0" w:oddVBand="1" w:evenVBand="0" w:oddHBand="0" w:evenHBand="0" w:firstRowFirstColumn="0" w:firstRowLastColumn="0" w:lastRowFirstColumn="0" w:lastRowLastColumn="0"/>
             <w:tcW w:w="1008" w:type="dxa"/>
           </w:tcPr>
           <w:p>
@@ -16926,7 +17793,7 @@
                 <w:b/>
                 <w:sz w:val="16"/>
               </w:rPr>
-              <w:t>Trayectorias</w:t>
+              <w:t>Ultra</w:t>
             </w:r>
           </w:p>
         </w:tc>
@@ -16935,26 +17802,28 @@
             <w:tcW w:w="1008" w:type="dxa"/>
           </w:tcPr>
           <w:p>
-            <w:r>
-              <w:rPr>
-                <w:b/>
+            <w:pPr>
+              <w:cnfStyle w:val="000000100000" w:firstRow="0" w:lastRow="0" w:firstColumn="0" w:lastColumn="0" w:oddVBand="0" w:evenVBand="0" w:oddHBand="1" w:evenHBand="0" w:firstRowFirstColumn="0" w:firstRowLastColumn="0" w:lastRowFirstColumn="0" w:lastRowLastColumn="0"/>
+            </w:pPr>
+            <w:r>
+              <w:rPr>
                 <w:sz w:val="16"/>
               </w:rPr>
-              <w:t>hidden_dim</w:t>
-            </w:r>
-          </w:p>
-        </w:tc>
-        <w:tc>
-          <w:tcPr>
+              <w:t>100</w:t>
+            </w:r>
+          </w:p>
+        </w:tc>
+        <w:tc>
+          <w:tcPr>
+            <w:cnfStyle w:val="000010000000" w:firstRow="0" w:lastRow="0" w:firstColumn="0" w:lastColumn="0" w:oddVBand="1" w:evenVBand="0" w:oddHBand="0" w:evenHBand="0" w:firstRowFirstColumn="0" w:firstRowLastColumn="0" w:lastRowFirstColumn="0" w:lastRowLastColumn="0"/>
             <w:tcW w:w="1008" w:type="dxa"/>
           </w:tcPr>
           <w:p>
             <w:r>
               <w:rPr>
-                <w:b/>
                 <w:sz w:val="16"/>
               </w:rPr>
-              <w:t>Parámetros</w:t>
+              <w:t>10 000</w:t>
             </w:r>
           </w:p>
         </w:tc>
@@ -16963,26 +17832,28 @@
             <w:tcW w:w="1008" w:type="dxa"/>
           </w:tcPr>
           <w:p>
-            <w:r>
-              <w:rPr>
-                <w:b/>
+            <w:pPr>
+              <w:cnfStyle w:val="000000100000" w:firstRow="0" w:lastRow="0" w:firstColumn="0" w:lastColumn="0" w:oddVBand="0" w:evenVBand="0" w:oddHBand="1" w:evenHBand="0" w:firstRowFirstColumn="0" w:firstRowLastColumn="0" w:lastRowFirstColumn="0" w:lastRowLastColumn="0"/>
+            </w:pPr>
+            <w:r>
+              <w:rPr>
                 <w:sz w:val="16"/>
               </w:rPr>
-              <w:t>MSE val</w:t>
-            </w:r>
-          </w:p>
-        </w:tc>
-        <w:tc>
-          <w:tcPr>
+              <w:t>256</w:t>
+            </w:r>
+          </w:p>
+        </w:tc>
+        <w:tc>
+          <w:tcPr>
+            <w:cnfStyle w:val="000010000000" w:firstRow="0" w:lastRow="0" w:firstColumn="0" w:lastColumn="0" w:oddVBand="1" w:evenVBand="0" w:oddHBand="0" w:evenHBand="0" w:firstRowFirstColumn="0" w:firstRowLastColumn="0" w:lastRowFirstColumn="0" w:lastRowLastColumn="0"/>
             <w:tcW w:w="1008" w:type="dxa"/>
           </w:tcPr>
           <w:p>
             <w:r>
               <w:rPr>
-                <w:b/>
                 <w:sz w:val="16"/>
               </w:rPr>
-              <w:t>Latencia mean</w:t>
+              <w:t>~1.4 M</w:t>
             </w:r>
           </w:p>
         </w:tc>
@@ -16991,378 +17862,50 @@
             <w:tcW w:w="1008" w:type="dxa"/>
           </w:tcPr>
           <w:p>
-            <w:r>
-              <w:rPr>
-                <w:b/>
+            <w:pPr>
+              <w:cnfStyle w:val="000000100000" w:firstRow="0" w:lastRow="0" w:firstColumn="0" w:lastColumn="0" w:oddVBand="0" w:evenVBand="0" w:oddHBand="1" w:evenHBand="0" w:firstRowFirstColumn="0" w:firstRowLastColumn="0" w:lastRowFirstColumn="0" w:lastRowLastColumn="0"/>
+            </w:pPr>
+            <w:r>
+              <w:rPr>
                 <w:sz w:val="16"/>
               </w:rPr>
-              <w:t>Jerk RMS</w:t>
-            </w:r>
-          </w:p>
-        </w:tc>
-        <w:tc>
-          <w:tcPr>
+              <w:t>0.00221</w:t>
+            </w:r>
+          </w:p>
+        </w:tc>
+        <w:tc>
+          <w:tcPr>
+            <w:cnfStyle w:val="000010000000" w:firstRow="0" w:lastRow="0" w:firstColumn="0" w:lastColumn="0" w:oddVBand="1" w:evenVBand="0" w:oddHBand="0" w:evenHBand="0" w:firstRowFirstColumn="0" w:firstRowLastColumn="0" w:lastRowFirstColumn="0" w:lastRowLastColumn="0"/>
             <w:tcW w:w="1008" w:type="dxa"/>
           </w:tcPr>
           <w:p>
             <w:r>
               <w:rPr>
-                <w:b/>
                 <w:sz w:val="16"/>
               </w:rPr>
-              <w:t>Diversidad</w:t>
-            </w:r>
-          </w:p>
-        </w:tc>
-      </w:tr>
-      <w:tr>
+              <w:t>92.9 ms</w:t>
+            </w:r>
+          </w:p>
+        </w:tc>
         <w:tc>
           <w:tcPr>
             <w:tcW w:w="1008" w:type="dxa"/>
           </w:tcPr>
           <w:p>
-            <w:r>
-              <w:rPr>
-                <w:b/>
+            <w:pPr>
+              <w:cnfStyle w:val="000000100000" w:firstRow="0" w:lastRow="0" w:firstColumn="0" w:lastColumn="0" w:oddVBand="0" w:evenVBand="0" w:oddHBand="1" w:evenHBand="0" w:firstRowFirstColumn="0" w:firstRowLastColumn="0" w:lastRowFirstColumn="0" w:lastRowLastColumn="0"/>
+            </w:pPr>
+            <w:r>
+              <w:rPr>
                 <w:sz w:val="16"/>
               </w:rPr>
-              <w:t>Original</w:t>
-            </w:r>
-          </w:p>
-        </w:tc>
-        <w:tc>
-          <w:tcPr>
-            <w:tcW w:w="1008" w:type="dxa"/>
-          </w:tcPr>
-          <w:p>
-            <w:r>
-              <w:rPr>
-                <w:sz w:val="16"/>
-              </w:rPr>
-              <w:t>30</w:t>
-            </w:r>
-          </w:p>
-        </w:tc>
-        <w:tc>
-          <w:tcPr>
-            <w:tcW w:w="1008" w:type="dxa"/>
-          </w:tcPr>
-          <w:p>
-            <w:r>
-              <w:rPr>
-                <w:sz w:val="16"/>
-              </w:rPr>
-              <w:t>2 000</w:t>
-            </w:r>
-          </w:p>
-        </w:tc>
-        <w:tc>
-          <w:tcPr>
-            <w:tcW w:w="1008" w:type="dxa"/>
-          </w:tcPr>
-          <w:p>
-            <w:r>
-              <w:rPr>
-                <w:sz w:val="16"/>
-              </w:rPr>
-              <w:t>128</w:t>
-            </w:r>
-          </w:p>
-        </w:tc>
-        <w:tc>
-          <w:tcPr>
-            <w:tcW w:w="1008" w:type="dxa"/>
-          </w:tcPr>
-          <w:p>
-            <w:r>
-              <w:rPr>
-                <w:sz w:val="16"/>
-              </w:rPr>
-              <w:t>~0.5 M</w:t>
-            </w:r>
-          </w:p>
-        </w:tc>
-        <w:tc>
-          <w:tcPr>
-            <w:tcW w:w="1008" w:type="dxa"/>
-          </w:tcPr>
-          <w:p>
-            <w:r>
-              <w:rPr>
-                <w:sz w:val="16"/>
-              </w:rPr>
-              <w:t>0.02000</w:t>
-            </w:r>
-          </w:p>
-        </w:tc>
-        <w:tc>
-          <w:tcPr>
-            <w:tcW w:w="1008" w:type="dxa"/>
-          </w:tcPr>
-          <w:p>
-            <w:r>
-              <w:rPr>
-                <w:sz w:val="16"/>
-              </w:rPr>
-              <w:t>86.6 ms</w:t>
-            </w:r>
-          </w:p>
-        </w:tc>
-        <w:tc>
-          <w:tcPr>
-            <w:tcW w:w="1008" w:type="dxa"/>
-          </w:tcPr>
-          <w:p>
-            <w:r>
-              <w:rPr>
-                <w:sz w:val="16"/>
-              </w:rPr>
-              <w:t>0.797</w:t>
-            </w:r>
-          </w:p>
-        </w:tc>
-        <w:tc>
-          <w:tcPr>
-            <w:tcW w:w="1008" w:type="dxa"/>
-          </w:tcPr>
-          <w:p>
-            <w:r>
-              <w:rPr>
-                <w:sz w:val="16"/>
-              </w:rPr>
-              <w:t>62.5 cm</w:t>
-            </w:r>
-          </w:p>
-        </w:tc>
-      </w:tr>
-      <w:tr>
-        <w:tc>
-          <w:tcPr>
-            <w:tcW w:w="1008" w:type="dxa"/>
-          </w:tcPr>
-          <w:p>
-            <w:r>
-              <w:rPr>
-                <w:b/>
-                <w:sz w:val="16"/>
-              </w:rPr>
-              <w:t>Extended</w:t>
-            </w:r>
-          </w:p>
-        </w:tc>
-        <w:tc>
-          <w:tcPr>
-            <w:tcW w:w="1008" w:type="dxa"/>
-          </w:tcPr>
-          <w:p>
-            <w:r>
-              <w:rPr>
-                <w:sz w:val="16"/>
-              </w:rPr>
-              <w:t>50</w:t>
-            </w:r>
-          </w:p>
-        </w:tc>
-        <w:tc>
-          <w:tcPr>
-            <w:tcW w:w="1008" w:type="dxa"/>
-          </w:tcPr>
-          <w:p>
-            <w:r>
-              <w:rPr>
-                <w:sz w:val="16"/>
-              </w:rPr>
-              <w:t>5 000</w:t>
-            </w:r>
-          </w:p>
-        </w:tc>
-        <w:tc>
-          <w:tcPr>
-            <w:tcW w:w="1008" w:type="dxa"/>
-          </w:tcPr>
-          <w:p>
-            <w:r>
-              <w:rPr>
-                <w:sz w:val="16"/>
-              </w:rPr>
-              <w:t>192</w:t>
-            </w:r>
-          </w:p>
-        </w:tc>
-        <w:tc>
-          <w:tcPr>
-            <w:tcW w:w="1008" w:type="dxa"/>
-          </w:tcPr>
-          <w:p>
-            <w:r>
-              <w:rPr>
-                <w:sz w:val="16"/>
-              </w:rPr>
-              <w:t>~1.0 M</w:t>
-            </w:r>
-          </w:p>
-        </w:tc>
-        <w:tc>
-          <w:tcPr>
-            <w:tcW w:w="1008" w:type="dxa"/>
-          </w:tcPr>
-          <w:p>
-            <w:r>
-              <w:rPr>
-                <w:sz w:val="16"/>
-              </w:rPr>
-              <w:t>0.01288</w:t>
-            </w:r>
-          </w:p>
-        </w:tc>
-        <w:tc>
-          <w:tcPr>
-            <w:tcW w:w="1008" w:type="dxa"/>
-          </w:tcPr>
-          <w:p>
-            <w:r>
-              <w:rPr>
-                <w:sz w:val="16"/>
-              </w:rPr>
-              <w:t>85.9 ms</w:t>
-            </w:r>
-          </w:p>
-        </w:tc>
-        <w:tc>
-          <w:tcPr>
-            <w:tcW w:w="1008" w:type="dxa"/>
-          </w:tcPr>
-          <w:p>
-            <w:r>
-              <w:rPr>
-                <w:sz w:val="16"/>
-              </w:rPr>
-              <w:t>0.484</w:t>
-            </w:r>
-          </w:p>
-        </w:tc>
-        <w:tc>
-          <w:tcPr>
-            <w:tcW w:w="1008" w:type="dxa"/>
-          </w:tcPr>
-          <w:p>
-            <w:r>
-              <w:rPr>
-                <w:sz w:val="16"/>
-              </w:rPr>
-              <w:t>37.2 cm</w:t>
-            </w:r>
-          </w:p>
-        </w:tc>
-      </w:tr>
-      <w:tr>
-        <w:tc>
-          <w:tcPr>
-            <w:tcW w:w="1008" w:type="dxa"/>
-          </w:tcPr>
-          <w:p>
-            <w:r>
-              <w:rPr>
-                <w:b/>
-                <w:sz w:val="16"/>
-              </w:rPr>
-              <w:t>Ultra</w:t>
-            </w:r>
-          </w:p>
-        </w:tc>
-        <w:tc>
-          <w:tcPr>
-            <w:tcW w:w="1008" w:type="dxa"/>
-          </w:tcPr>
-          <w:p>
-            <w:r>
-              <w:rPr>
-                <w:sz w:val="16"/>
-              </w:rPr>
-              <w:t>100</w:t>
-            </w:r>
-          </w:p>
-        </w:tc>
-        <w:tc>
-          <w:tcPr>
-            <w:tcW w:w="1008" w:type="dxa"/>
-          </w:tcPr>
-          <w:p>
-            <w:r>
-              <w:rPr>
-                <w:sz w:val="16"/>
-              </w:rPr>
-              <w:t>10 000</w:t>
-            </w:r>
-          </w:p>
-        </w:tc>
-        <w:tc>
-          <w:tcPr>
-            <w:tcW w:w="1008" w:type="dxa"/>
-          </w:tcPr>
-          <w:p>
-            <w:r>
-              <w:rPr>
-                <w:sz w:val="16"/>
-              </w:rPr>
-              <w:t>256</w:t>
-            </w:r>
-          </w:p>
-        </w:tc>
-        <w:tc>
-          <w:tcPr>
-            <w:tcW w:w="1008" w:type="dxa"/>
-          </w:tcPr>
-          <w:p>
-            <w:r>
-              <w:rPr>
-                <w:sz w:val="16"/>
-              </w:rPr>
-              <w:t>~1.4 M</w:t>
-            </w:r>
-          </w:p>
-        </w:tc>
-        <w:tc>
-          <w:tcPr>
-            <w:tcW w:w="1008" w:type="dxa"/>
-          </w:tcPr>
-          <w:p>
-            <w:r>
-              <w:rPr>
-                <w:sz w:val="16"/>
-              </w:rPr>
-              <w:t>0.00221</w:t>
-            </w:r>
-          </w:p>
-        </w:tc>
-        <w:tc>
-          <w:tcPr>
-            <w:tcW w:w="1008" w:type="dxa"/>
-          </w:tcPr>
-          <w:p>
-            <w:r>
-              <w:rPr>
-                <w:sz w:val="16"/>
-              </w:rPr>
-              <w:t>92.9 ms</w:t>
-            </w:r>
-          </w:p>
-        </w:tc>
-        <w:tc>
-          <w:tcPr>
-            <w:tcW w:w="1008" w:type="dxa"/>
-          </w:tcPr>
-          <w:p>
-            <w:r>
-              <w:rPr>
-                <w:sz w:val="16"/>
-              </w:rPr>
               <w:t>0.053</w:t>
             </w:r>
           </w:p>
         </w:tc>
         <w:tc>
           <w:tcPr>
+            <w:cnfStyle w:val="000010000000" w:firstRow="0" w:lastRow="0" w:firstColumn="0" w:lastColumn="0" w:oddVBand="1" w:evenVBand="0" w:oddHBand="0" w:evenHBand="0" w:firstRowFirstColumn="0" w:firstRowLastColumn="0" w:lastRowFirstColumn="0" w:lastRowLastColumn="0"/>
             <w:tcW w:w="1008" w:type="dxa"/>
           </w:tcPr>
           <w:p>
@@ -17388,7 +17931,7 @@
       <w:pPr>
         <w:pStyle w:val="Caption"/>
       </w:pPr>
-      <w:bookmarkStart w:id="77" w:name="_Toc235189156"/>
+      <w:bookmarkStart w:id="77" w:name="_Toc235194350"/>
       <w:r>
         <w:t xml:space="preserve">Figura </w:t>
       </w:r>
@@ -17592,7 +18135,7 @@
       <w:pPr>
         <w:pStyle w:val="Caption"/>
       </w:pPr>
-      <w:bookmarkStart w:id="79" w:name="_Toc235189157"/>
+      <w:bookmarkStart w:id="79" w:name="_Toc235194351"/>
       <w:r>
         <w:t xml:space="preserve">Figura </w:t>
       </w:r>
@@ -17703,7 +18246,7 @@
       <w:pPr>
         <w:pStyle w:val="Caption"/>
       </w:pPr>
-      <w:bookmarkStart w:id="81" w:name="_Toc235189158"/>
+      <w:bookmarkStart w:id="81" w:name="_Toc235194352"/>
       <w:r>
         <w:t xml:space="preserve">Figura </w:t>
       </w:r>
@@ -17724,7 +18267,7 @@
       <w:pPr>
         <w:pStyle w:val="Caption"/>
       </w:pPr>
-      <w:bookmarkStart w:id="82" w:name="_Toc235189169"/>
+      <w:bookmarkStart w:id="82" w:name="_Toc235194363"/>
       <w:r>
         <w:t xml:space="preserve">Tabla </w:t>
       </w:r>
@@ -17743,9 +18286,9 @@
     </w:p>
     <w:tbl>
       <w:tblPr>
-        <w:tblStyle w:val="TableGrid"/>
+        <w:tblStyle w:val="GridTable4-Accent1"/>
         <w:tblW w:w="0" w:type="auto"/>
-        <w:tblLook w:val="04A0" w:firstRow="1" w:lastRow="0" w:firstColumn="1" w:lastColumn="0" w:noHBand="0" w:noVBand="1"/>
+        <w:tblLook w:val="0020" w:firstRow="1" w:lastRow="0" w:firstColumn="0" w:lastColumn="0" w:noHBand="0" w:noVBand="0"/>
       </w:tblPr>
       <w:tblGrid>
         <w:gridCol w:w="1511"/>
@@ -17756,14 +18299,18 @@
         <w:gridCol w:w="1511"/>
       </w:tblGrid>
       <w:tr>
-        <w:tc>
-          <w:tcPr>
+        <w:trPr>
+          <w:cnfStyle w:val="100000000000" w:firstRow="1" w:lastRow="0" w:firstColumn="0" w:lastColumn="0" w:oddVBand="0" w:evenVBand="0" w:oddHBand="0" w:evenHBand="0" w:firstRowFirstColumn="0" w:firstRowLastColumn="0" w:lastRowFirstColumn="0" w:lastRowLastColumn="0"/>
+          <w:tblHeader/>
+        </w:trPr>
+        <w:tc>
+          <w:tcPr>
+            <w:cnfStyle w:val="000010000000" w:firstRow="0" w:lastRow="0" w:firstColumn="0" w:lastColumn="0" w:oddVBand="1" w:evenVBand="0" w:oddHBand="0" w:evenHBand="0" w:firstRowFirstColumn="0" w:firstRowLastColumn="0" w:lastRowFirstColumn="0" w:lastRowLastColumn="0"/>
             <w:tcW w:w="1512" w:type="dxa"/>
           </w:tcPr>
           <w:p>
             <w:r>
               <w:rPr>
-                <w:b/>
                 <w:sz w:val="18"/>
               </w:rPr>
               <w:t>Condición</w:t>
@@ -17775,9 +18322,11 @@
             <w:tcW w:w="1512" w:type="dxa"/>
           </w:tcPr>
           <w:p>
-            <w:r>
-              <w:rPr>
-                <w:b/>
+            <w:pPr>
+              <w:cnfStyle w:val="100000000000" w:firstRow="1" w:lastRow="0" w:firstColumn="0" w:lastColumn="0" w:oddVBand="0" w:evenVBand="0" w:oddHBand="0" w:evenHBand="0" w:firstRowFirstColumn="0" w:firstRowLastColumn="0" w:lastRowFirstColumn="0" w:lastRowLastColumn="0"/>
+            </w:pPr>
+            <w:r>
+              <w:rPr>
                 <w:sz w:val="18"/>
               </w:rPr>
               <w:t>Grasp</w:t>
@@ -17786,12 +18335,12 @@
         </w:tc>
         <w:tc>
           <w:tcPr>
+            <w:cnfStyle w:val="000010000000" w:firstRow="0" w:lastRow="0" w:firstColumn="0" w:lastColumn="0" w:oddVBand="1" w:evenVBand="0" w:oddHBand="0" w:evenHBand="0" w:firstRowFirstColumn="0" w:firstRowLastColumn="0" w:lastRowFirstColumn="0" w:lastRowLastColumn="0"/>
             <w:tcW w:w="1512" w:type="dxa"/>
           </w:tcPr>
           <w:p>
             <w:r>
               <w:rPr>
-                <w:b/>
                 <w:sz w:val="18"/>
               </w:rPr>
               <w:t>IK</w:t>
@@ -17803,9 +18352,11 @@
             <w:tcW w:w="1512" w:type="dxa"/>
           </w:tcPr>
           <w:p>
-            <w:r>
-              <w:rPr>
-                <w:b/>
+            <w:pPr>
+              <w:cnfStyle w:val="100000000000" w:firstRow="1" w:lastRow="0" w:firstColumn="0" w:lastColumn="0" w:oddVBand="0" w:evenVBand="0" w:oddHBand="0" w:evenHBand="0" w:firstRowFirstColumn="0" w:firstRowLastColumn="0" w:lastRowFirstColumn="0" w:lastRowLastColumn="0"/>
+            </w:pPr>
+            <w:r>
+              <w:rPr>
                 <w:sz w:val="18"/>
               </w:rPr>
               <w:t>Empujadas</w:t>
@@ -17814,12 +18365,12 @@
         </w:tc>
         <w:tc>
           <w:tcPr>
+            <w:cnfStyle w:val="000010000000" w:firstRow="0" w:lastRow="0" w:firstColumn="0" w:lastColumn="0" w:oddVBand="1" w:evenVBand="0" w:oddHBand="0" w:evenHBand="0" w:firstRowFirstColumn="0" w:firstRowLastColumn="0" w:lastRowFirstColumn="0" w:lastRowLastColumn="0"/>
             <w:tcW w:w="1512" w:type="dxa"/>
           </w:tcPr>
           <w:p>
             <w:r>
               <w:rPr>
-                <w:b/>
                 <w:sz w:val="18"/>
               </w:rPr>
               <w:t>Desplaz. máx. distractor</w:t>
@@ -17831,9 +18382,11 @@
             <w:tcW w:w="1512" w:type="dxa"/>
           </w:tcPr>
           <w:p>
-            <w:r>
-              <w:rPr>
-                <w:b/>
+            <w:pPr>
+              <w:cnfStyle w:val="100000000000" w:firstRow="1" w:lastRow="0" w:firstColumn="0" w:lastColumn="0" w:oddVBand="0" w:evenVBand="0" w:oddHBand="0" w:evenHBand="0" w:firstRowFirstColumn="0" w:firstRowLastColumn="0" w:lastRowFirstColumn="0" w:lastRowLastColumn="0"/>
+            </w:pPr>
+            <w:r>
+              <w:rPr>
                 <w:sz w:val="18"/>
               </w:rPr>
               <w:t>Cand. descartados</w:t>
@@ -17842,8 +18395,12 @@
         </w:tc>
       </w:tr>
       <w:tr>
-        <w:tc>
-          <w:tcPr>
+        <w:trPr>
+          <w:cnfStyle w:val="000000100000" w:firstRow="0" w:lastRow="0" w:firstColumn="0" w:lastColumn="0" w:oddVBand="0" w:evenVBand="0" w:oddHBand="1" w:evenHBand="0" w:firstRowFirstColumn="0" w:firstRowLastColumn="0" w:lastRowFirstColumn="0" w:lastRowLastColumn="0"/>
+        </w:trPr>
+        <w:tc>
+          <w:tcPr>
+            <w:cnfStyle w:val="000010000000" w:firstRow="0" w:lastRow="0" w:firstColumn="0" w:lastColumn="0" w:oddVBand="1" w:evenVBand="0" w:oddHBand="0" w:evenHBand="0" w:firstRowFirstColumn="0" w:firstRowLastColumn="0" w:lastRowFirstColumn="0" w:lastRowLastColumn="0"/>
             <w:tcW w:w="1512" w:type="dxa"/>
           </w:tcPr>
           <w:p>
@@ -17860,6 +18417,9 @@
             <w:tcW w:w="1512" w:type="dxa"/>
           </w:tcPr>
           <w:p>
+            <w:pPr>
+              <w:cnfStyle w:val="000000100000" w:firstRow="0" w:lastRow="0" w:firstColumn="0" w:lastColumn="0" w:oddVBand="0" w:evenVBand="0" w:oddHBand="1" w:evenHBand="0" w:firstRowFirstColumn="0" w:firstRowLastColumn="0" w:lastRowFirstColumn="0" w:lastRowLastColumn="0"/>
+            </w:pPr>
             <w:r>
               <w:rPr>
                 <w:sz w:val="18"/>
@@ -17870,6 +18430,7 @@
         </w:tc>
         <w:tc>
           <w:tcPr>
+            <w:cnfStyle w:val="000010000000" w:firstRow="0" w:lastRow="0" w:firstColumn="0" w:lastColumn="0" w:oddVBand="1" w:evenVBand="0" w:oddHBand="0" w:evenHBand="0" w:firstRowFirstColumn="0" w:firstRowLastColumn="0" w:lastRowFirstColumn="0" w:lastRowLastColumn="0"/>
             <w:tcW w:w="1512" w:type="dxa"/>
           </w:tcPr>
           <w:p>
@@ -17886,6 +18447,9 @@
             <w:tcW w:w="1512" w:type="dxa"/>
           </w:tcPr>
           <w:p>
+            <w:pPr>
+              <w:cnfStyle w:val="000000100000" w:firstRow="0" w:lastRow="0" w:firstColumn="0" w:lastColumn="0" w:oddVBand="0" w:evenVBand="0" w:oddHBand="1" w:evenHBand="0" w:firstRowFirstColumn="0" w:firstRowLastColumn="0" w:lastRowFirstColumn="0" w:lastRowLastColumn="0"/>
+            </w:pPr>
             <w:r>
               <w:rPr>
                 <w:sz w:val="18"/>
@@ -17896,6 +18460,7 @@
         </w:tc>
         <w:tc>
           <w:tcPr>
+            <w:cnfStyle w:val="000010000000" w:firstRow="0" w:lastRow="0" w:firstColumn="0" w:lastColumn="0" w:oddVBand="1" w:evenVBand="0" w:oddHBand="0" w:evenHBand="0" w:firstRowFirstColumn="0" w:firstRowLastColumn="0" w:lastRowFirstColumn="0" w:lastRowLastColumn="0"/>
             <w:tcW w:w="1512" w:type="dxa"/>
           </w:tcPr>
           <w:p>
@@ -17912,6 +18477,9 @@
             <w:tcW w:w="1512" w:type="dxa"/>
           </w:tcPr>
           <w:p>
+            <w:pPr>
+              <w:cnfStyle w:val="000000100000" w:firstRow="0" w:lastRow="0" w:firstColumn="0" w:lastColumn="0" w:oddVBand="0" w:evenVBand="0" w:oddHBand="1" w:evenHBand="0" w:firstRowFirstColumn="0" w:firstRowLastColumn="0" w:lastRowFirstColumn="0" w:lastRowLastColumn="0"/>
+            </w:pPr>
             <w:r>
               <w:rPr>
                 <w:sz w:val="18"/>
@@ -17924,6 +18492,7 @@
       <w:tr>
         <w:tc>
           <w:tcPr>
+            <w:cnfStyle w:val="000010000000" w:firstRow="0" w:lastRow="0" w:firstColumn="0" w:lastColumn="0" w:oddVBand="1" w:evenVBand="0" w:oddHBand="0" w:evenHBand="0" w:firstRowFirstColumn="0" w:firstRowLastColumn="0" w:lastRowFirstColumn="0" w:lastRowLastColumn="0"/>
             <w:tcW w:w="1512" w:type="dxa"/>
           </w:tcPr>
           <w:p>
@@ -17940,6 +18509,9 @@
             <w:tcW w:w="1512" w:type="dxa"/>
           </w:tcPr>
           <w:p>
+            <w:pPr>
+              <w:cnfStyle w:val="000000000000" w:firstRow="0" w:lastRow="0" w:firstColumn="0" w:lastColumn="0" w:oddVBand="0" w:evenVBand="0" w:oddHBand="0" w:evenHBand="0" w:firstRowFirstColumn="0" w:firstRowLastColumn="0" w:lastRowFirstColumn="0" w:lastRowLastColumn="0"/>
+            </w:pPr>
             <w:r>
               <w:rPr>
                 <w:sz w:val="18"/>
@@ -17950,6 +18522,7 @@
         </w:tc>
         <w:tc>
           <w:tcPr>
+            <w:cnfStyle w:val="000010000000" w:firstRow="0" w:lastRow="0" w:firstColumn="0" w:lastColumn="0" w:oddVBand="1" w:evenVBand="0" w:oddHBand="0" w:evenHBand="0" w:firstRowFirstColumn="0" w:firstRowLastColumn="0" w:lastRowFirstColumn="0" w:lastRowLastColumn="0"/>
             <w:tcW w:w="1512" w:type="dxa"/>
           </w:tcPr>
           <w:p>
@@ -17966,6 +18539,9 @@
             <w:tcW w:w="1512" w:type="dxa"/>
           </w:tcPr>
           <w:p>
+            <w:pPr>
+              <w:cnfStyle w:val="000000000000" w:firstRow="0" w:lastRow="0" w:firstColumn="0" w:lastColumn="0" w:oddVBand="0" w:evenVBand="0" w:oddHBand="0" w:evenHBand="0" w:firstRowFirstColumn="0" w:firstRowLastColumn="0" w:lastRowFirstColumn="0" w:lastRowLastColumn="0"/>
+            </w:pPr>
             <w:r>
               <w:rPr>
                 <w:sz w:val="18"/>
@@ -17976,6 +18552,7 @@
         </w:tc>
         <w:tc>
           <w:tcPr>
+            <w:cnfStyle w:val="000010000000" w:firstRow="0" w:lastRow="0" w:firstColumn="0" w:lastColumn="0" w:oddVBand="1" w:evenVBand="0" w:oddHBand="0" w:evenHBand="0" w:firstRowFirstColumn="0" w:firstRowLastColumn="0" w:lastRowFirstColumn="0" w:lastRowLastColumn="0"/>
             <w:tcW w:w="1512" w:type="dxa"/>
           </w:tcPr>
           <w:p>
@@ -17992,6 +18569,9 @@
             <w:tcW w:w="1512" w:type="dxa"/>
           </w:tcPr>
           <w:p>
+            <w:pPr>
+              <w:cnfStyle w:val="000000000000" w:firstRow="0" w:lastRow="0" w:firstColumn="0" w:lastColumn="0" w:oddVBand="0" w:evenVBand="0" w:oddHBand="0" w:evenHBand="0" w:firstRowFirstColumn="0" w:firstRowLastColumn="0" w:lastRowFirstColumn="0" w:lastRowLastColumn="0"/>
+            </w:pPr>
             <w:r>
               <w:rPr>
                 <w:sz w:val="18"/>
@@ -18002,8 +18582,12 @@
         </w:tc>
       </w:tr>
       <w:tr>
-        <w:tc>
-          <w:tcPr>
+        <w:trPr>
+          <w:cnfStyle w:val="000000100000" w:firstRow="0" w:lastRow="0" w:firstColumn="0" w:lastColumn="0" w:oddVBand="0" w:evenVBand="0" w:oddHBand="1" w:evenHBand="0" w:firstRowFirstColumn="0" w:firstRowLastColumn="0" w:lastRowFirstColumn="0" w:lastRowLastColumn="0"/>
+        </w:trPr>
+        <w:tc>
+          <w:tcPr>
+            <w:cnfStyle w:val="000010000000" w:firstRow="0" w:lastRow="0" w:firstColumn="0" w:lastColumn="0" w:oddVBand="1" w:evenVBand="0" w:oddHBand="0" w:evenHBand="0" w:firstRowFirstColumn="0" w:firstRowLastColumn="0" w:lastRowFirstColumn="0" w:lastRowLastColumn="0"/>
             <w:tcW w:w="1512" w:type="dxa"/>
           </w:tcPr>
           <w:p>
@@ -18020,6 +18604,9 @@
             <w:tcW w:w="1512" w:type="dxa"/>
           </w:tcPr>
           <w:p>
+            <w:pPr>
+              <w:cnfStyle w:val="000000100000" w:firstRow="0" w:lastRow="0" w:firstColumn="0" w:lastColumn="0" w:oddVBand="0" w:evenVBand="0" w:oddHBand="1" w:evenHBand="0" w:firstRowFirstColumn="0" w:firstRowLastColumn="0" w:lastRowFirstColumn="0" w:lastRowLastColumn="0"/>
+            </w:pPr>
             <w:r>
               <w:rPr>
                 <w:sz w:val="18"/>
@@ -18030,6 +18617,7 @@
         </w:tc>
         <w:tc>
           <w:tcPr>
+            <w:cnfStyle w:val="000010000000" w:firstRow="0" w:lastRow="0" w:firstColumn="0" w:lastColumn="0" w:oddVBand="1" w:evenVBand="0" w:oddHBand="0" w:evenHBand="0" w:firstRowFirstColumn="0" w:firstRowLastColumn="0" w:lastRowFirstColumn="0" w:lastRowLastColumn="0"/>
             <w:tcW w:w="1512" w:type="dxa"/>
           </w:tcPr>
           <w:p>
@@ -18046,6 +18634,9 @@
             <w:tcW w:w="1512" w:type="dxa"/>
           </w:tcPr>
           <w:p>
+            <w:pPr>
+              <w:cnfStyle w:val="000000100000" w:firstRow="0" w:lastRow="0" w:firstColumn="0" w:lastColumn="0" w:oddVBand="0" w:evenVBand="0" w:oddHBand="1" w:evenHBand="0" w:firstRowFirstColumn="0" w:firstRowLastColumn="0" w:lastRowFirstColumn="0" w:lastRowLastColumn="0"/>
+            </w:pPr>
             <w:r>
               <w:rPr>
                 <w:sz w:val="18"/>
@@ -18056,6 +18647,7 @@
         </w:tc>
         <w:tc>
           <w:tcPr>
+            <w:cnfStyle w:val="000010000000" w:firstRow="0" w:lastRow="0" w:firstColumn="0" w:lastColumn="0" w:oddVBand="1" w:evenVBand="0" w:oddHBand="0" w:evenHBand="0" w:firstRowFirstColumn="0" w:firstRowLastColumn="0" w:lastRowFirstColumn="0" w:lastRowLastColumn="0"/>
             <w:tcW w:w="1512" w:type="dxa"/>
           </w:tcPr>
           <w:p>
@@ -18072,6 +18664,9 @@
             <w:tcW w:w="1512" w:type="dxa"/>
           </w:tcPr>
           <w:p>
+            <w:pPr>
+              <w:cnfStyle w:val="000000100000" w:firstRow="0" w:lastRow="0" w:firstColumn="0" w:lastColumn="0" w:oddVBand="0" w:evenVBand="0" w:oddHBand="1" w:evenHBand="0" w:firstRowFirstColumn="0" w:firstRowLastColumn="0" w:lastRowFirstColumn="0" w:lastRowLastColumn="0"/>
+            </w:pPr>
             <w:r>
               <w:rPr>
                 <w:sz w:val="18"/>
@@ -18084,6 +18679,7 @@
       <w:tr>
         <w:tc>
           <w:tcPr>
+            <w:cnfStyle w:val="000010000000" w:firstRow="0" w:lastRow="0" w:firstColumn="0" w:lastColumn="0" w:oddVBand="1" w:evenVBand="0" w:oddHBand="0" w:evenHBand="0" w:firstRowFirstColumn="0" w:firstRowLastColumn="0" w:lastRowFirstColumn="0" w:lastRowLastColumn="0"/>
             <w:tcW w:w="1512" w:type="dxa"/>
           </w:tcPr>
           <w:p>
@@ -18100,6 +18696,9 @@
             <w:tcW w:w="1512" w:type="dxa"/>
           </w:tcPr>
           <w:p>
+            <w:pPr>
+              <w:cnfStyle w:val="000000000000" w:firstRow="0" w:lastRow="0" w:firstColumn="0" w:lastColumn="0" w:oddVBand="0" w:evenVBand="0" w:oddHBand="0" w:evenHBand="0" w:firstRowFirstColumn="0" w:firstRowLastColumn="0" w:lastRowFirstColumn="0" w:lastRowLastColumn="0"/>
+            </w:pPr>
             <w:r>
               <w:rPr>
                 <w:sz w:val="18"/>
@@ -18110,6 +18709,7 @@
         </w:tc>
         <w:tc>
           <w:tcPr>
+            <w:cnfStyle w:val="000010000000" w:firstRow="0" w:lastRow="0" w:firstColumn="0" w:lastColumn="0" w:oddVBand="1" w:evenVBand="0" w:oddHBand="0" w:evenHBand="0" w:firstRowFirstColumn="0" w:firstRowLastColumn="0" w:lastRowFirstColumn="0" w:lastRowLastColumn="0"/>
             <w:tcW w:w="1512" w:type="dxa"/>
           </w:tcPr>
           <w:p>
@@ -18126,6 +18726,9 @@
             <w:tcW w:w="1512" w:type="dxa"/>
           </w:tcPr>
           <w:p>
+            <w:pPr>
+              <w:cnfStyle w:val="000000000000" w:firstRow="0" w:lastRow="0" w:firstColumn="0" w:lastColumn="0" w:oddVBand="0" w:evenVBand="0" w:oddHBand="0" w:evenHBand="0" w:firstRowFirstColumn="0" w:firstRowLastColumn="0" w:lastRowFirstColumn="0" w:lastRowLastColumn="0"/>
+            </w:pPr>
             <w:r>
               <w:rPr>
                 <w:sz w:val="18"/>
@@ -18136,6 +18739,7 @@
         </w:tc>
         <w:tc>
           <w:tcPr>
+            <w:cnfStyle w:val="000010000000" w:firstRow="0" w:lastRow="0" w:firstColumn="0" w:lastColumn="0" w:oddVBand="1" w:evenVBand="0" w:oddHBand="0" w:evenHBand="0" w:firstRowFirstColumn="0" w:firstRowLastColumn="0" w:lastRowFirstColumn="0" w:lastRowLastColumn="0"/>
             <w:tcW w:w="1512" w:type="dxa"/>
           </w:tcPr>
           <w:p>
@@ -18152,6 +18756,9 @@
             <w:tcW w:w="1512" w:type="dxa"/>
           </w:tcPr>
           <w:p>
+            <w:pPr>
+              <w:cnfStyle w:val="000000000000" w:firstRow="0" w:lastRow="0" w:firstColumn="0" w:lastColumn="0" w:oddVBand="0" w:evenVBand="0" w:oddHBand="0" w:evenHBand="0" w:firstRowFirstColumn="0" w:firstRowLastColumn="0" w:lastRowFirstColumn="0" w:lastRowLastColumn="0"/>
+            </w:pPr>
             <w:r>
               <w:rPr>
                 <w:sz w:val="18"/>
@@ -18162,8 +18769,12 @@
         </w:tc>
       </w:tr>
       <w:tr>
-        <w:tc>
-          <w:tcPr>
+        <w:trPr>
+          <w:cnfStyle w:val="000000100000" w:firstRow="0" w:lastRow="0" w:firstColumn="0" w:lastColumn="0" w:oddVBand="0" w:evenVBand="0" w:oddHBand="1" w:evenHBand="0" w:firstRowFirstColumn="0" w:firstRowLastColumn="0" w:lastRowFirstColumn="0" w:lastRowLastColumn="0"/>
+        </w:trPr>
+        <w:tc>
+          <w:tcPr>
+            <w:cnfStyle w:val="000010000000" w:firstRow="0" w:lastRow="0" w:firstColumn="0" w:lastColumn="0" w:oddVBand="1" w:evenVBand="0" w:oddHBand="0" w:evenHBand="0" w:firstRowFirstColumn="0" w:firstRowLastColumn="0" w:lastRowFirstColumn="0" w:lastRowLastColumn="0"/>
             <w:tcW w:w="1512" w:type="dxa"/>
           </w:tcPr>
           <w:p>
@@ -18180,6 +18791,9 @@
             <w:tcW w:w="1512" w:type="dxa"/>
           </w:tcPr>
           <w:p>
+            <w:pPr>
+              <w:cnfStyle w:val="000000100000" w:firstRow="0" w:lastRow="0" w:firstColumn="0" w:lastColumn="0" w:oddVBand="0" w:evenVBand="0" w:oddHBand="1" w:evenHBand="0" w:firstRowFirstColumn="0" w:firstRowLastColumn="0" w:lastRowFirstColumn="0" w:lastRowLastColumn="0"/>
+            </w:pPr>
             <w:r>
               <w:rPr>
                 <w:sz w:val="18"/>
@@ -18190,6 +18804,7 @@
         </w:tc>
         <w:tc>
           <w:tcPr>
+            <w:cnfStyle w:val="000010000000" w:firstRow="0" w:lastRow="0" w:firstColumn="0" w:lastColumn="0" w:oddVBand="1" w:evenVBand="0" w:oddHBand="0" w:evenHBand="0" w:firstRowFirstColumn="0" w:firstRowLastColumn="0" w:lastRowFirstColumn="0" w:lastRowLastColumn="0"/>
             <w:tcW w:w="1512" w:type="dxa"/>
           </w:tcPr>
           <w:p>
@@ -18206,6 +18821,9 @@
             <w:tcW w:w="1512" w:type="dxa"/>
           </w:tcPr>
           <w:p>
+            <w:pPr>
+              <w:cnfStyle w:val="000000100000" w:firstRow="0" w:lastRow="0" w:firstColumn="0" w:lastColumn="0" w:oddVBand="0" w:evenVBand="0" w:oddHBand="1" w:evenHBand="0" w:firstRowFirstColumn="0" w:firstRowLastColumn="0" w:lastRowFirstColumn="0" w:lastRowLastColumn="0"/>
+            </w:pPr>
             <w:r>
               <w:rPr>
                 <w:sz w:val="18"/>
@@ -18216,6 +18834,7 @@
         </w:tc>
         <w:tc>
           <w:tcPr>
+            <w:cnfStyle w:val="000010000000" w:firstRow="0" w:lastRow="0" w:firstColumn="0" w:lastColumn="0" w:oddVBand="1" w:evenVBand="0" w:oddHBand="0" w:evenHBand="0" w:firstRowFirstColumn="0" w:firstRowLastColumn="0" w:lastRowFirstColumn="0" w:lastRowLastColumn="0"/>
             <w:tcW w:w="1512" w:type="dxa"/>
           </w:tcPr>
           <w:p>
@@ -18232,6 +18851,9 @@
             <w:tcW w:w="1512" w:type="dxa"/>
           </w:tcPr>
           <w:p>
+            <w:pPr>
+              <w:cnfStyle w:val="000000100000" w:firstRow="0" w:lastRow="0" w:firstColumn="0" w:lastColumn="0" w:oddVBand="0" w:evenVBand="0" w:oddHBand="1" w:evenHBand="0" w:firstRowFirstColumn="0" w:firstRowLastColumn="0" w:lastRowFirstColumn="0" w:lastRowLastColumn="0"/>
+            </w:pPr>
             <w:r>
               <w:rPr>
                 <w:sz w:val="18"/>
@@ -18306,7 +18928,7 @@
       <w:pPr>
         <w:pStyle w:val="Caption"/>
       </w:pPr>
-      <w:bookmarkStart w:id="87" w:name="_Toc235189170"/>
+      <w:bookmarkStart w:id="87" w:name="_Toc235194364"/>
       <w:r>
         <w:t xml:space="preserve">Tabla </w:t>
       </w:r>
@@ -18325,9 +18947,9 @@
     </w:p>
     <w:tbl>
       <w:tblPr>
-        <w:tblStyle w:val="TableGrid"/>
+        <w:tblStyle w:val="GridTable4-Accent1"/>
         <w:tblW w:w="0" w:type="auto"/>
-        <w:tblLook w:val="04A0" w:firstRow="1" w:lastRow="0" w:firstColumn="1" w:lastColumn="0" w:noHBand="0" w:noVBand="1"/>
+        <w:tblLook w:val="0020" w:firstRow="1" w:lastRow="0" w:firstColumn="0" w:lastColumn="0" w:noHBand="0" w:noVBand="0"/>
       </w:tblPr>
       <w:tblGrid>
         <w:gridCol w:w="3020"/>
@@ -18335,8 +18957,13 @@
         <w:gridCol w:w="3021"/>
       </w:tblGrid>
       <w:tr>
-        <w:tc>
-          <w:tcPr>
+        <w:trPr>
+          <w:cnfStyle w:val="100000000000" w:firstRow="1" w:lastRow="0" w:firstColumn="0" w:lastColumn="0" w:oddVBand="0" w:evenVBand="0" w:oddHBand="0" w:evenHBand="0" w:firstRowFirstColumn="0" w:firstRowLastColumn="0" w:lastRowFirstColumn="0" w:lastRowLastColumn="0"/>
+          <w:tblHeader/>
+        </w:trPr>
+        <w:tc>
+          <w:tcPr>
+            <w:cnfStyle w:val="000010000000" w:firstRow="0" w:lastRow="0" w:firstColumn="0" w:lastColumn="0" w:oddVBand="1" w:evenVBand="0" w:oddHBand="0" w:evenHBand="0" w:firstRowFirstColumn="0" w:firstRowLastColumn="0" w:lastRowFirstColumn="0" w:lastRowLastColumn="0"/>
             <w:tcW w:w="3024" w:type="dxa"/>
           </w:tcPr>
           <w:p>
@@ -18350,6 +18977,9 @@
             <w:tcW w:w="3024" w:type="dxa"/>
           </w:tcPr>
           <w:p>
+            <w:pPr>
+              <w:cnfStyle w:val="100000000000" w:firstRow="1" w:lastRow="0" w:firstColumn="0" w:lastColumn="0" w:oddVBand="0" w:evenVBand="0" w:oddHBand="0" w:evenHBand="0" w:firstRowFirstColumn="0" w:firstRowLastColumn="0" w:lastRowFirstColumn="0" w:lastRowLastColumn="0"/>
+            </w:pPr>
             <w:r>
               <w:t>Pipeline base (pose + agarre)</w:t>
             </w:r>
@@ -18357,6 +18987,7 @@
         </w:tc>
         <w:tc>
           <w:tcPr>
+            <w:cnfStyle w:val="000010000000" w:firstRow="0" w:lastRow="0" w:firstColumn="0" w:lastColumn="0" w:oddVBand="1" w:evenVBand="0" w:oddHBand="0" w:evenHBand="0" w:firstRowFirstColumn="0" w:firstRowLastColumn="0" w:lastRowFirstColumn="0" w:lastRowLastColumn="0"/>
             <w:tcW w:w="3024" w:type="dxa"/>
           </w:tcPr>
           <w:p>
@@ -18367,8 +18998,12 @@
         </w:tc>
       </w:tr>
       <w:tr>
-        <w:tc>
-          <w:tcPr>
+        <w:trPr>
+          <w:cnfStyle w:val="000000100000" w:firstRow="0" w:lastRow="0" w:firstColumn="0" w:lastColumn="0" w:oddVBand="0" w:evenVBand="0" w:oddHBand="1" w:evenHBand="0" w:firstRowFirstColumn="0" w:firstRowLastColumn="0" w:lastRowFirstColumn="0" w:lastRowLastColumn="0"/>
+        </w:trPr>
+        <w:tc>
+          <w:tcPr>
+            <w:cnfStyle w:val="000010000000" w:firstRow="0" w:lastRow="0" w:firstColumn="0" w:lastColumn="0" w:oddVBand="1" w:evenVBand="0" w:oddHBand="0" w:evenHBand="0" w:firstRowFirstColumn="0" w:firstRowLastColumn="0" w:lastRowFirstColumn="0" w:lastRowLastColumn="0"/>
             <w:tcW w:w="3024" w:type="dxa"/>
           </w:tcPr>
           <w:p>
@@ -18382,6 +19017,9 @@
             <w:tcW w:w="3024" w:type="dxa"/>
           </w:tcPr>
           <w:p>
+            <w:pPr>
+              <w:cnfStyle w:val="000000100000" w:firstRow="0" w:lastRow="0" w:firstColumn="0" w:lastColumn="0" w:oddVBand="0" w:evenVBand="0" w:oddHBand="1" w:evenHBand="0" w:firstRowFirstColumn="0" w:firstRowLastColumn="0" w:lastRowFirstColumn="0" w:lastRowLastColumn="0"/>
+            </w:pPr>
             <w:r>
               <w:t>Sí (H1/H2/H3 validadas)</w:t>
             </w:r>
@@ -18389,6 +19027,7 @@
         </w:tc>
         <w:tc>
           <w:tcPr>
+            <w:cnfStyle w:val="000010000000" w:firstRow="0" w:lastRow="0" w:firstColumn="0" w:lastColumn="0" w:oddVBand="1" w:evenVBand="0" w:oddHBand="0" w:evenHBand="0" w:firstRowFirstColumn="0" w:firstRowLastColumn="0" w:lastRowFirstColumn="0" w:lastRowLastColumn="0"/>
             <w:tcW w:w="3024" w:type="dxa"/>
           </w:tcPr>
           <w:p>
@@ -18401,6 +19040,7 @@
       <w:tr>
         <w:tc>
           <w:tcPr>
+            <w:cnfStyle w:val="000010000000" w:firstRow="0" w:lastRow="0" w:firstColumn="0" w:lastColumn="0" w:oddVBand="1" w:evenVBand="0" w:oddHBand="0" w:evenHBand="0" w:firstRowFirstColumn="0" w:firstRowLastColumn="0" w:lastRowFirstColumn="0" w:lastRowLastColumn="0"/>
             <w:tcW w:w="3024" w:type="dxa"/>
           </w:tcPr>
           <w:p>
@@ -18414,6 +19054,9 @@
             <w:tcW w:w="3024" w:type="dxa"/>
           </w:tcPr>
           <w:p>
+            <w:pPr>
+              <w:cnfStyle w:val="000000000000" w:firstRow="0" w:lastRow="0" w:firstColumn="0" w:lastColumn="0" w:oddVBand="0" w:evenVBand="0" w:oddHBand="0" w:evenHBand="0" w:firstRowFirstColumn="0" w:firstRowLastColumn="0" w:lastRowFirstColumn="0" w:lastRowLastColumn="0"/>
+            </w:pPr>
             <w:r>
               <w:t>No</w:t>
             </w:r>
@@ -18421,6 +19064,7 @@
         </w:tc>
         <w:tc>
           <w:tcPr>
+            <w:cnfStyle w:val="000010000000" w:firstRow="0" w:lastRow="0" w:firstColumn="0" w:lastColumn="0" w:oddVBand="1" w:evenVBand="0" w:oddHBand="0" w:evenHBand="0" w:firstRowFirstColumn="0" w:firstRowLastColumn="0" w:lastRowFirstColumn="0" w:lastRowLastColumn="0"/>
             <w:tcW w:w="3024" w:type="dxa"/>
           </w:tcPr>
           <w:p>
@@ -18431,8 +19075,12 @@
         </w:tc>
       </w:tr>
       <w:tr>
-        <w:tc>
-          <w:tcPr>
+        <w:trPr>
+          <w:cnfStyle w:val="000000100000" w:firstRow="0" w:lastRow="0" w:firstColumn="0" w:lastColumn="0" w:oddVBand="0" w:evenVBand="0" w:oddHBand="1" w:evenHBand="0" w:firstRowFirstColumn="0" w:firstRowLastColumn="0" w:lastRowFirstColumn="0" w:lastRowLastColumn="0"/>
+        </w:trPr>
+        <w:tc>
+          <w:tcPr>
+            <w:cnfStyle w:val="000010000000" w:firstRow="0" w:lastRow="0" w:firstColumn="0" w:lastColumn="0" w:oddVBand="1" w:evenVBand="0" w:oddHBand="0" w:evenHBand="0" w:firstRowFirstColumn="0" w:firstRowLastColumn="0" w:lastRowFirstColumn="0" w:lastRowLastColumn="0"/>
             <w:tcW w:w="3024" w:type="dxa"/>
           </w:tcPr>
           <w:p>
@@ -18446,6 +19094,9 @@
             <w:tcW w:w="3024" w:type="dxa"/>
           </w:tcPr>
           <w:p>
+            <w:pPr>
+              <w:cnfStyle w:val="000000100000" w:firstRow="0" w:lastRow="0" w:firstColumn="0" w:lastColumn="0" w:oddVBand="0" w:evenVBand="0" w:oddHBand="1" w:evenHBand="0" w:firstRowFirstColumn="0" w:firstRowLastColumn="0" w:lastRowFirstColumn="0" w:lastRowLastColumn="0"/>
+            </w:pPr>
             <w:r>
               <w:t>No</w:t>
             </w:r>
@@ -18453,6 +19104,7 @@
         </w:tc>
         <w:tc>
           <w:tcPr>
+            <w:cnfStyle w:val="000010000000" w:firstRow="0" w:lastRow="0" w:firstColumn="0" w:lastColumn="0" w:oddVBand="1" w:evenVBand="0" w:oddHBand="0" w:evenHBand="0" w:firstRowFirstColumn="0" w:firstRowLastColumn="0" w:lastRowFirstColumn="0" w:lastRowLastColumn="0"/>
             <w:tcW w:w="3024" w:type="dxa"/>
           </w:tcPr>
           <w:p>
@@ -18465,6 +19117,7 @@
       <w:tr>
         <w:tc>
           <w:tcPr>
+            <w:cnfStyle w:val="000010000000" w:firstRow="0" w:lastRow="0" w:firstColumn="0" w:lastColumn="0" w:oddVBand="1" w:evenVBand="0" w:oddHBand="0" w:evenHBand="0" w:firstRowFirstColumn="0" w:firstRowLastColumn="0" w:lastRowFirstColumn="0" w:lastRowLastColumn="0"/>
             <w:tcW w:w="3024" w:type="dxa"/>
           </w:tcPr>
           <w:p>
@@ -18478,6 +19131,9 @@
             <w:tcW w:w="3024" w:type="dxa"/>
           </w:tcPr>
           <w:p>
+            <w:pPr>
+              <w:cnfStyle w:val="000000000000" w:firstRow="0" w:lastRow="0" w:firstColumn="0" w:lastColumn="0" w:oddVBand="0" w:evenVBand="0" w:oddHBand="0" w:evenHBand="0" w:firstRowFirstColumn="0" w:firstRowLastColumn="0" w:lastRowFirstColumn="0" w:lastRowLastColumn="0"/>
+            </w:pPr>
             <w:r>
               <w:t>Cubos</w:t>
             </w:r>
@@ -18485,6 +19141,7 @@
         </w:tc>
         <w:tc>
           <w:tcPr>
+            <w:cnfStyle w:val="000010000000" w:firstRow="0" w:lastRow="0" w:firstColumn="0" w:lastColumn="0" w:oddVBand="1" w:evenVBand="0" w:oddHBand="0" w:evenHBand="0" w:firstRowFirstColumn="0" w:firstRowLastColumn="0" w:lastRowFirstColumn="0" w:lastRowLastColumn="0"/>
             <w:tcW w:w="3024" w:type="dxa"/>
           </w:tcPr>
           <w:p>
@@ -18495,8 +19152,12 @@
         </w:tc>
       </w:tr>
       <w:tr>
-        <w:tc>
-          <w:tcPr>
+        <w:trPr>
+          <w:cnfStyle w:val="000000100000" w:firstRow="0" w:lastRow="0" w:firstColumn="0" w:lastColumn="0" w:oddVBand="0" w:evenVBand="0" w:oddHBand="1" w:evenHBand="0" w:firstRowFirstColumn="0" w:firstRowLastColumn="0" w:lastRowFirstColumn="0" w:lastRowLastColumn="0"/>
+        </w:trPr>
+        <w:tc>
+          <w:tcPr>
+            <w:cnfStyle w:val="000010000000" w:firstRow="0" w:lastRow="0" w:firstColumn="0" w:lastColumn="0" w:oddVBand="1" w:evenVBand="0" w:oddHBand="0" w:evenHBand="0" w:firstRowFirstColumn="0" w:firstRowLastColumn="0" w:lastRowFirstColumn="0" w:lastRowLastColumn="0"/>
             <w:tcW w:w="3024" w:type="dxa"/>
           </w:tcPr>
           <w:p>
@@ -18510,6 +19171,9 @@
             <w:tcW w:w="3024" w:type="dxa"/>
           </w:tcPr>
           <w:p>
+            <w:pPr>
+              <w:cnfStyle w:val="000000100000" w:firstRow="0" w:lastRow="0" w:firstColumn="0" w:lastColumn="0" w:oddVBand="0" w:evenVBand="0" w:oddHBand="1" w:evenHBand="0" w:firstRowFirstColumn="0" w:firstRowLastColumn="0" w:lastRowFirstColumn="0" w:lastRowLastColumn="0"/>
+            </w:pPr>
             <w:r>
               <w:t>No</w:t>
             </w:r>
@@ -18517,6 +19181,7 @@
         </w:tc>
         <w:tc>
           <w:tcPr>
+            <w:cnfStyle w:val="000010000000" w:firstRow="0" w:lastRow="0" w:firstColumn="0" w:lastColumn="0" w:oddVBand="1" w:evenVBand="0" w:oddHBand="0" w:evenHBand="0" w:firstRowFirstColumn="0" w:firstRowLastColumn="0" w:lastRowFirstColumn="0" w:lastRowLastColumn="0"/>
             <w:tcW w:w="3024" w:type="dxa"/>
           </w:tcPr>
           <w:p>
@@ -18529,6 +19194,7 @@
       <w:tr>
         <w:tc>
           <w:tcPr>
+            <w:cnfStyle w:val="000010000000" w:firstRow="0" w:lastRow="0" w:firstColumn="0" w:lastColumn="0" w:oddVBand="1" w:evenVBand="0" w:oddHBand="0" w:evenHBand="0" w:firstRowFirstColumn="0" w:firstRowLastColumn="0" w:lastRowFirstColumn="0" w:lastRowLastColumn="0"/>
             <w:tcW w:w="3024" w:type="dxa"/>
           </w:tcPr>
           <w:p>
@@ -18542,6 +19208,9 @@
             <w:tcW w:w="3024" w:type="dxa"/>
           </w:tcPr>
           <w:p>
+            <w:pPr>
+              <w:cnfStyle w:val="000000000000" w:firstRow="0" w:lastRow="0" w:firstColumn="0" w:lastColumn="0" w:oddVBand="0" w:evenVBand="0" w:oddHBand="0" w:evenHBand="0" w:firstRowFirstColumn="0" w:firstRowLastColumn="0" w:lastRowFirstColumn="0" w:lastRowLastColumn="0"/>
+            </w:pPr>
             <w:r>
               <w:t>—</w:t>
             </w:r>
@@ -18549,6 +19218,7 @@
         </w:tc>
         <w:tc>
           <w:tcPr>
+            <w:cnfStyle w:val="000010000000" w:firstRow="0" w:lastRow="0" w:firstColumn="0" w:lastColumn="0" w:oddVBand="1" w:evenVBand="0" w:oddHBand="0" w:evenHBand="0" w:firstRowFirstColumn="0" w:firstRowLastColumn="0" w:lastRowFirstColumn="0" w:lastRowLastColumn="0"/>
             <w:tcW w:w="3024" w:type="dxa"/>
           </w:tcPr>
           <w:p>
@@ -18563,7 +19233,7 @@
       <w:pPr>
         <w:pStyle w:val="Caption"/>
       </w:pPr>
-      <w:bookmarkStart w:id="88" w:name="_Toc235189171"/>
+      <w:bookmarkStart w:id="88" w:name="_Toc235194365"/>
       <w:r>
         <w:t xml:space="preserve">Tabla </w:t>
       </w:r>
@@ -18582,9 +19252,9 @@
     </w:p>
     <w:tbl>
       <w:tblPr>
-        <w:tblStyle w:val="TableGrid"/>
+        <w:tblStyle w:val="GridTable4-Accent1"/>
         <w:tblW w:w="0" w:type="auto"/>
-        <w:tblLook w:val="04A0" w:firstRow="1" w:lastRow="0" w:firstColumn="1" w:lastColumn="0" w:noHBand="0" w:noVBand="1"/>
+        <w:tblLook w:val="0020" w:firstRow="1" w:lastRow="0" w:firstColumn="0" w:lastColumn="0" w:noHBand="0" w:noVBand="0"/>
       </w:tblPr>
       <w:tblGrid>
         <w:gridCol w:w="3020"/>
@@ -18592,8 +19262,13 @@
         <w:gridCol w:w="3022"/>
       </w:tblGrid>
       <w:tr>
-        <w:tc>
-          <w:tcPr>
+        <w:trPr>
+          <w:cnfStyle w:val="100000000000" w:firstRow="1" w:lastRow="0" w:firstColumn="0" w:lastColumn="0" w:oddVBand="0" w:evenVBand="0" w:oddHBand="0" w:evenHBand="0" w:firstRowFirstColumn="0" w:firstRowLastColumn="0" w:lastRowFirstColumn="0" w:lastRowLastColumn="0"/>
+          <w:tblHeader/>
+        </w:trPr>
+        <w:tc>
+          <w:tcPr>
+            <w:cnfStyle w:val="000010000000" w:firstRow="0" w:lastRow="0" w:firstColumn="0" w:lastColumn="0" w:oddVBand="1" w:evenVBand="0" w:oddHBand="0" w:evenHBand="0" w:firstRowFirstColumn="0" w:firstRowLastColumn="0" w:lastRowFirstColumn="0" w:lastRowLastColumn="0"/>
             <w:tcW w:w="3024" w:type="dxa"/>
           </w:tcPr>
           <w:p>
@@ -18607,6 +19282,9 @@
             <w:tcW w:w="3024" w:type="dxa"/>
           </w:tcPr>
           <w:p>
+            <w:pPr>
+              <w:cnfStyle w:val="100000000000" w:firstRow="1" w:lastRow="0" w:firstColumn="0" w:lastColumn="0" w:oddVBand="0" w:evenVBand="0" w:oddHBand="0" w:evenHBand="0" w:firstRowFirstColumn="0" w:firstRowLastColumn="0" w:lastRowFirstColumn="0" w:lastRowLastColumn="0"/>
+            </w:pPr>
             <w:r>
               <w:t>Resultado</w:t>
             </w:r>
@@ -18614,6 +19292,7 @@
         </w:tc>
         <w:tc>
           <w:tcPr>
+            <w:cnfStyle w:val="000010000000" w:firstRow="0" w:lastRow="0" w:firstColumn="0" w:lastColumn="0" w:oddVBand="1" w:evenVBand="0" w:oddHBand="0" w:evenHBand="0" w:firstRowFirstColumn="0" w:firstRowLastColumn="0" w:lastRowFirstColumn="0" w:lastRowLastColumn="0"/>
             <w:tcW w:w="3024" w:type="dxa"/>
           </w:tcPr>
           <w:p>
@@ -18624,8 +19303,12 @@
         </w:tc>
       </w:tr>
       <w:tr>
-        <w:tc>
-          <w:tcPr>
+        <w:trPr>
+          <w:cnfStyle w:val="000000100000" w:firstRow="0" w:lastRow="0" w:firstColumn="0" w:lastColumn="0" w:oddVBand="0" w:evenVBand="0" w:oddHBand="1" w:evenHBand="0" w:firstRowFirstColumn="0" w:firstRowLastColumn="0" w:lastRowFirstColumn="0" w:lastRowLastColumn="0"/>
+        </w:trPr>
+        <w:tc>
+          <w:tcPr>
+            <w:cnfStyle w:val="000010000000" w:firstRow="0" w:lastRow="0" w:firstColumn="0" w:lastColumn="0" w:oddVBand="1" w:evenVBand="0" w:oddHBand="0" w:evenHBand="0" w:firstRowFirstColumn="0" w:firstRowLastColumn="0" w:lastRowFirstColumn="0" w:lastRowLastColumn="0"/>
             <w:tcW w:w="3024" w:type="dxa"/>
           </w:tcPr>
           <w:p>
@@ -18639,6 +19322,9 @@
             <w:tcW w:w="3024" w:type="dxa"/>
           </w:tcPr>
           <w:p>
+            <w:pPr>
+              <w:cnfStyle w:val="000000100000" w:firstRow="0" w:lastRow="0" w:firstColumn="0" w:lastColumn="0" w:oddVBand="0" w:evenVBand="0" w:oddHBand="1" w:evenHBand="0" w:firstRowFirstColumn="0" w:firstRowLastColumn="0" w:lastRowFirstColumn="0" w:lastRowLastColumn="0"/>
+            </w:pPr>
             <w:r>
               <w:t>100 % (color, forma y espacial)</w:t>
             </w:r>
@@ -18646,6 +19332,7 @@
         </w:tc>
         <w:tc>
           <w:tcPr>
+            <w:cnfStyle w:val="000010000000" w:firstRow="0" w:lastRow="0" w:firstColumn="0" w:lastColumn="0" w:oddVBand="1" w:evenVBand="0" w:oddHBand="0" w:evenHBand="0" w:firstRowFirstColumn="0" w:firstRowLastColumn="0" w:lastRowFirstColumn="0" w:lastRowLastColumn="0"/>
             <w:tcW w:w="3024" w:type="dxa"/>
           </w:tcPr>
           <w:p>
@@ -18658,6 +19345,7 @@
       <w:tr>
         <w:tc>
           <w:tcPr>
+            <w:cnfStyle w:val="000010000000" w:firstRow="0" w:lastRow="0" w:firstColumn="0" w:lastColumn="0" w:oddVBand="1" w:evenVBand="0" w:oddHBand="0" w:evenHBand="0" w:firstRowFirstColumn="0" w:firstRowLastColumn="0" w:lastRowFirstColumn="0" w:lastRowLastColumn="0"/>
             <w:tcW w:w="3024" w:type="dxa"/>
           </w:tcPr>
           <w:p>
@@ -18671,6 +19359,9 @@
             <w:tcW w:w="3024" w:type="dxa"/>
           </w:tcPr>
           <w:p>
+            <w:pPr>
+              <w:cnfStyle w:val="000000000000" w:firstRow="0" w:lastRow="0" w:firstColumn="0" w:lastColumn="0" w:oddVBand="0" w:evenVBand="0" w:oddHBand="0" w:evenHBand="0" w:firstRowFirstColumn="0" w:firstRowLastColumn="0" w:lastRowFirstColumn="0" w:lastRowLastColumn="0"/>
+            </w:pPr>
             <w:r>
               <w:t>Completado en 98 s</w:t>
             </w:r>
@@ -18678,6 +19369,7 @@
         </w:tc>
         <w:tc>
           <w:tcPr>
+            <w:cnfStyle w:val="000010000000" w:firstRow="0" w:lastRow="0" w:firstColumn="0" w:lastColumn="0" w:oddVBand="1" w:evenVBand="0" w:oddHBand="0" w:evenHBand="0" w:firstRowFirstColumn="0" w:firstRowLastColumn="0" w:lastRowFirstColumn="0" w:lastRowLastColumn="0"/>
             <w:tcW w:w="3024" w:type="dxa"/>
           </w:tcPr>
           <w:p>
@@ -18688,8 +19380,12 @@
         </w:tc>
       </w:tr>
       <w:tr>
-        <w:tc>
-          <w:tcPr>
+        <w:trPr>
+          <w:cnfStyle w:val="000000100000" w:firstRow="0" w:lastRow="0" w:firstColumn="0" w:lastColumn="0" w:oddVBand="0" w:evenVBand="0" w:oddHBand="1" w:evenHBand="0" w:firstRowFirstColumn="0" w:firstRowLastColumn="0" w:lastRowFirstColumn="0" w:lastRowLastColumn="0"/>
+        </w:trPr>
+        <w:tc>
+          <w:tcPr>
+            <w:cnfStyle w:val="000010000000" w:firstRow="0" w:lastRow="0" w:firstColumn="0" w:lastColumn="0" w:oddVBand="1" w:evenVBand="0" w:oddHBand="0" w:evenHBand="0" w:firstRowFirstColumn="0" w:firstRowLastColumn="0" w:lastRowFirstColumn="0" w:lastRowLastColumn="0"/>
             <w:tcW w:w="3024" w:type="dxa"/>
           </w:tcPr>
           <w:p>
@@ -18703,6 +19399,9 @@
             <w:tcW w:w="3024" w:type="dxa"/>
           </w:tcPr>
           <w:p>
+            <w:pPr>
+              <w:cnfStyle w:val="000000100000" w:firstRow="0" w:lastRow="0" w:firstColumn="0" w:lastColumn="0" w:oddVBand="0" w:evenVBand="0" w:oddHBand="1" w:evenHBand="0" w:firstRowFirstColumn="0" w:firstRowLastColumn="0" w:lastRowFirstColumn="0" w:lastRowLastColumn="0"/>
+            </w:pPr>
             <w:r>
               <w:t>Selección correcta; agarre a 4 mm; IK convergente</w:t>
             </w:r>
@@ -18710,6 +19409,7 @@
         </w:tc>
         <w:tc>
           <w:tcPr>
+            <w:cnfStyle w:val="000010000000" w:firstRow="0" w:lastRow="0" w:firstColumn="0" w:lastColumn="0" w:oddVBand="1" w:evenVBand="0" w:oddHBand="0" w:evenHBand="0" w:firstRowFirstColumn="0" w:firstRowLastColumn="0" w:lastRowFirstColumn="0" w:lastRowLastColumn="0"/>
             <w:tcW w:w="3024" w:type="dxa"/>
           </w:tcPr>
           <w:p>
@@ -18722,6 +19422,7 @@
       <w:tr>
         <w:tc>
           <w:tcPr>
+            <w:cnfStyle w:val="000010000000" w:firstRow="0" w:lastRow="0" w:firstColumn="0" w:lastColumn="0" w:oddVBand="1" w:evenVBand="0" w:oddHBand="0" w:evenHBand="0" w:firstRowFirstColumn="0" w:firstRowLastColumn="0" w:lastRowFirstColumn="0" w:lastRowLastColumn="0"/>
             <w:tcW w:w="3024" w:type="dxa"/>
           </w:tcPr>
           <w:p>
@@ -18735,6 +19436,9 @@
             <w:tcW w:w="3024" w:type="dxa"/>
           </w:tcPr>
           <w:p>
+            <w:pPr>
+              <w:cnfStyle w:val="000000000000" w:firstRow="0" w:lastRow="0" w:firstColumn="0" w:lastColumn="0" w:oddVBand="0" w:evenVBand="0" w:oddHBand="0" w:evenHBand="0" w:firstRowFirstColumn="0" w:firstRowLastColumn="0" w:lastRowFirstColumn="0" w:lastRowLastColumn="0"/>
+            </w:pPr>
             <w:r>
               <w:t>100 %</w:t>
             </w:r>
@@ -18742,6 +19446,7 @@
         </w:tc>
         <w:tc>
           <w:tcPr>
+            <w:cnfStyle w:val="000010000000" w:firstRow="0" w:lastRow="0" w:firstColumn="0" w:lastColumn="0" w:oddVBand="1" w:evenVBand="0" w:oddHBand="0" w:evenHBand="0" w:firstRowFirstColumn="0" w:firstRowLastColumn="0" w:lastRowFirstColumn="0" w:lastRowLastColumn="0"/>
             <w:tcW w:w="3024" w:type="dxa"/>
           </w:tcPr>
           <w:p>
@@ -18752,8 +19457,12 @@
         </w:tc>
       </w:tr>
       <w:tr>
-        <w:tc>
-          <w:tcPr>
+        <w:trPr>
+          <w:cnfStyle w:val="000000100000" w:firstRow="0" w:lastRow="0" w:firstColumn="0" w:lastColumn="0" w:oddVBand="0" w:evenVBand="0" w:oddHBand="1" w:evenHBand="0" w:firstRowFirstColumn="0" w:firstRowLastColumn="0" w:lastRowFirstColumn="0" w:lastRowLastColumn="0"/>
+        </w:trPr>
+        <w:tc>
+          <w:tcPr>
+            <w:cnfStyle w:val="000010000000" w:firstRow="0" w:lastRow="0" w:firstColumn="0" w:lastColumn="0" w:oddVBand="1" w:evenVBand="0" w:oddHBand="0" w:evenHBand="0" w:firstRowFirstColumn="0" w:firstRowLastColumn="0" w:lastRowFirstColumn="0" w:lastRowLastColumn="0"/>
             <w:tcW w:w="3024" w:type="dxa"/>
           </w:tcPr>
           <w:p>
@@ -18767,6 +19476,9 @@
             <w:tcW w:w="3024" w:type="dxa"/>
           </w:tcPr>
           <w:p>
+            <w:pPr>
+              <w:cnfStyle w:val="000000100000" w:firstRow="0" w:lastRow="0" w:firstColumn="0" w:lastColumn="0" w:oddVBand="0" w:evenVBand="0" w:oddHBand="1" w:evenHBand="0" w:firstRowFirstColumn="0" w:firstRowLastColumn="0" w:lastRowFirstColumn="0" w:lastRowLastColumn="0"/>
+            </w:pPr>
             <w:r>
               <w:t>174 s, 4350 fotogramas (H.264 1280×720), 5 instrucciones</w:t>
             </w:r>
@@ -18774,6 +19486,7 @@
         </w:tc>
         <w:tc>
           <w:tcPr>
+            <w:cnfStyle w:val="000010000000" w:firstRow="0" w:lastRow="0" w:firstColumn="0" w:lastColumn="0" w:oddVBand="1" w:evenVBand="0" w:oddHBand="0" w:evenHBand="0" w:firstRowFirstColumn="0" w:firstRowLastColumn="0" w:lastRowFirstColumn="0" w:lastRowLastColumn="0"/>
             <w:tcW w:w="3024" w:type="dxa"/>
           </w:tcPr>
           <w:p>
@@ -18833,7 +19546,7 @@
       <w:pPr>
         <w:pStyle w:val="Caption"/>
       </w:pPr>
-      <w:bookmarkStart w:id="89" w:name="_Toc235189159"/>
+      <w:bookmarkStart w:id="89" w:name="_Toc235194353"/>
       <w:r>
         <w:t xml:space="preserve">Figura </w:t>
       </w:r>
@@ -18944,7 +19657,7 @@
       <w:pPr>
         <w:pStyle w:val="Caption"/>
       </w:pPr>
-      <w:bookmarkStart w:id="92" w:name="_Toc235189160"/>
+      <w:bookmarkStart w:id="92" w:name="_Toc235194354"/>
       <w:r>
         <w:t xml:space="preserve">Figura </w:t>
       </w:r>
@@ -18970,7 +19683,7 @@
           <w:szCs w:val="24"/>
         </w:rPr>
       </w:pPr>
-      <w:bookmarkStart w:id="93" w:name="_Toc235189172"/>
+      <w:bookmarkStart w:id="93" w:name="_Toc235194366"/>
       <w:r>
         <w:rPr>
           <w:sz w:val="24"/>
@@ -19021,9 +19734,9 @@
     </w:p>
     <w:tbl>
       <w:tblPr>
-        <w:tblStyle w:val="TableGrid"/>
+        <w:tblStyle w:val="GridTable4-Accent1"/>
         <w:tblW w:w="0" w:type="auto"/>
-        <w:tblLook w:val="04A0" w:firstRow="1" w:lastRow="0" w:firstColumn="1" w:lastColumn="0" w:noHBand="0" w:noVBand="1"/>
+        <w:tblLook w:val="0020" w:firstRow="1" w:lastRow="0" w:firstColumn="0" w:lastColumn="0" w:noHBand="0" w:noVBand="0"/>
       </w:tblPr>
       <w:tblGrid>
         <w:gridCol w:w="2266"/>
@@ -19032,15 +19745,17 @@
         <w:gridCol w:w="2265"/>
       </w:tblGrid>
       <w:tr>
-        <w:tc>
-          <w:tcPr>
+        <w:trPr>
+          <w:cnfStyle w:val="100000000000" w:firstRow="1" w:lastRow="0" w:firstColumn="0" w:lastColumn="0" w:oddVBand="0" w:evenVBand="0" w:oddHBand="0" w:evenHBand="0" w:firstRowFirstColumn="0" w:firstRowLastColumn="0" w:lastRowFirstColumn="0" w:lastRowLastColumn="0"/>
+          <w:tblHeader/>
+        </w:trPr>
+        <w:tc>
+          <w:tcPr>
+            <w:cnfStyle w:val="000010000000" w:firstRow="0" w:lastRow="0" w:firstColumn="0" w:lastColumn="0" w:oddVBand="1" w:evenVBand="0" w:oddHBand="0" w:evenHBand="0" w:firstRowFirstColumn="0" w:firstRowLastColumn="0" w:lastRowFirstColumn="0" w:lastRowLastColumn="0"/>
             <w:tcW w:w="2268" w:type="dxa"/>
           </w:tcPr>
           <w:p>
             <w:r>
-              <w:rPr>
-                <w:b/>
-              </w:rPr>
               <w:t>Pieza</w:t>
             </w:r>
           </w:p>
@@ -19050,23 +19765,21 @@
             <w:tcW w:w="2268" w:type="dxa"/>
           </w:tcPr>
           <w:p>
-            <w:r>
-              <w:rPr>
-                <w:b/>
-              </w:rPr>
+            <w:pPr>
+              <w:cnfStyle w:val="100000000000" w:firstRow="1" w:lastRow="0" w:firstColumn="0" w:lastColumn="0" w:oddVBand="0" w:evenVBand="0" w:oddHBand="0" w:evenHBand="0" w:firstRowFirstColumn="0" w:firstRowLastColumn="0" w:lastRowFirstColumn="0" w:lastRowLastColumn="0"/>
+            </w:pPr>
+            <w:r>
               <w:t>Tamaño (mm)</w:t>
             </w:r>
           </w:p>
         </w:tc>
         <w:tc>
           <w:tcPr>
+            <w:cnfStyle w:val="000010000000" w:firstRow="0" w:lastRow="0" w:firstColumn="0" w:lastColumn="0" w:oddVBand="1" w:evenVBand="0" w:oddHBand="0" w:evenHBand="0" w:firstRowFirstColumn="0" w:firstRowLastColumn="0" w:lastRowFirstColumn="0" w:lastRowLastColumn="0"/>
             <w:tcW w:w="2268" w:type="dxa"/>
           </w:tcPr>
           <w:p>
             <w:r>
-              <w:rPr>
-                <w:b/>
-              </w:rPr>
               <w:t>Error de pose (trasl. / rot.)</w:t>
             </w:r>
           </w:p>
@@ -19076,18 +19789,22 @@
             <w:tcW w:w="2268" w:type="dxa"/>
           </w:tcPr>
           <w:p>
-            <w:r>
-              <w:rPr>
-                <w:b/>
-              </w:rPr>
+            <w:pPr>
+              <w:cnfStyle w:val="100000000000" w:firstRow="1" w:lastRow="0" w:firstColumn="0" w:lastColumn="0" w:oddVBand="0" w:evenVBand="0" w:oddHBand="0" w:evenHBand="0" w:firstRowFirstColumn="0" w:firstRowLastColumn="0" w:lastRowFirstColumn="0" w:lastRowLastColumn="0"/>
+            </w:pPr>
+            <w:r>
               <w:t>Agarre</w:t>
             </w:r>
           </w:p>
         </w:tc>
       </w:tr>
       <w:tr>
-        <w:tc>
-          <w:tcPr>
+        <w:trPr>
+          <w:cnfStyle w:val="000000100000" w:firstRow="0" w:lastRow="0" w:firstColumn="0" w:lastColumn="0" w:oddVBand="0" w:evenVBand="0" w:oddHBand="1" w:evenHBand="0" w:firstRowFirstColumn="0" w:firstRowLastColumn="0" w:lastRowFirstColumn="0" w:lastRowLastColumn="0"/>
+        </w:trPr>
+        <w:tc>
+          <w:tcPr>
+            <w:cnfStyle w:val="000010000000" w:firstRow="0" w:lastRow="0" w:firstColumn="0" w:lastColumn="0" w:oddVBand="1" w:evenVBand="0" w:oddHBand="0" w:evenHBand="0" w:firstRowFirstColumn="0" w:firstRowLastColumn="0" w:lastRowFirstColumn="0" w:lastRowLastColumn="0"/>
             <w:tcW w:w="2268" w:type="dxa"/>
           </w:tcPr>
           <w:p>
@@ -19101,6 +19818,9 @@
             <w:tcW w:w="2268" w:type="dxa"/>
           </w:tcPr>
           <w:p>
+            <w:pPr>
+              <w:cnfStyle w:val="000000100000" w:firstRow="0" w:lastRow="0" w:firstColumn="0" w:lastColumn="0" w:oddVBand="0" w:evenVBand="0" w:oddHBand="1" w:evenHBand="0" w:firstRowFirstColumn="0" w:firstRowLastColumn="0" w:lastRowFirstColumn="0" w:lastRowLastColumn="0"/>
+            </w:pPr>
             <w:r>
               <w:t>60×40×45</w:t>
             </w:r>
@@ -19108,6 +19828,7 @@
         </w:tc>
         <w:tc>
           <w:tcPr>
+            <w:cnfStyle w:val="000010000000" w:firstRow="0" w:lastRow="0" w:firstColumn="0" w:lastColumn="0" w:oddVBand="1" w:evenVBand="0" w:oddHBand="0" w:evenHBand="0" w:firstRowFirstColumn="0" w:firstRowLastColumn="0" w:lastRowFirstColumn="0" w:lastRowLastColumn="0"/>
             <w:tcW w:w="2268" w:type="dxa"/>
           </w:tcPr>
           <w:p>
@@ -19121,6 +19842,9 @@
             <w:tcW w:w="2268" w:type="dxa"/>
           </w:tcPr>
           <w:p>
+            <w:pPr>
+              <w:cnfStyle w:val="000000100000" w:firstRow="0" w:lastRow="0" w:firstColumn="0" w:lastColumn="0" w:oddVBand="0" w:evenVBand="0" w:oddHBand="1" w:evenHBand="0" w:firstRowFirstColumn="0" w:firstRowLastColumn="0" w:lastRowFirstColumn="0" w:lastRowLastColumn="0"/>
+            </w:pPr>
             <w:r>
               <w:t>plausible (4,9 cm)</w:t>
             </w:r>
@@ -19130,6 +19854,7 @@
       <w:tr>
         <w:tc>
           <w:tcPr>
+            <w:cnfStyle w:val="000010000000" w:firstRow="0" w:lastRow="0" w:firstColumn="0" w:lastColumn="0" w:oddVBand="1" w:evenVBand="0" w:oddHBand="0" w:evenHBand="0" w:firstRowFirstColumn="0" w:firstRowLastColumn="0" w:lastRowFirstColumn="0" w:lastRowLastColumn="0"/>
             <w:tcW w:w="2268" w:type="dxa"/>
           </w:tcPr>
           <w:p>
@@ -19143,6 +19868,9 @@
             <w:tcW w:w="2268" w:type="dxa"/>
           </w:tcPr>
           <w:p>
+            <w:pPr>
+              <w:cnfStyle w:val="000000000000" w:firstRow="0" w:lastRow="0" w:firstColumn="0" w:lastColumn="0" w:oddVBand="0" w:evenVBand="0" w:oddHBand="0" w:evenHBand="0" w:firstRowFirstColumn="0" w:firstRowLastColumn="0" w:lastRowFirstColumn="0" w:lastRowLastColumn="0"/>
+            </w:pPr>
             <w:r>
               <w:t>70×45×32</w:t>
             </w:r>
@@ -19150,6 +19878,7 @@
         </w:tc>
         <w:tc>
           <w:tcPr>
+            <w:cnfStyle w:val="000010000000" w:firstRow="0" w:lastRow="0" w:firstColumn="0" w:lastColumn="0" w:oddVBand="1" w:evenVBand="0" w:oddHBand="0" w:evenHBand="0" w:firstRowFirstColumn="0" w:firstRowLastColumn="0" w:lastRowFirstColumn="0" w:lastRowLastColumn="0"/>
             <w:tcW w:w="2268" w:type="dxa"/>
           </w:tcPr>
           <w:p>
@@ -19163,6 +19892,9 @@
             <w:tcW w:w="2268" w:type="dxa"/>
           </w:tcPr>
           <w:p>
+            <w:pPr>
+              <w:cnfStyle w:val="000000000000" w:firstRow="0" w:lastRow="0" w:firstColumn="0" w:lastColumn="0" w:oddVBand="0" w:evenVBand="0" w:oddHBand="0" w:evenHBand="0" w:firstRowFirstColumn="0" w:firstRowLastColumn="0" w:lastRowFirstColumn="0" w:lastRowLastColumn="0"/>
+            </w:pPr>
             <w:r>
               <w:t>plausible (4,7 cm)</w:t>
             </w:r>
@@ -19170,8 +19902,12 @@
         </w:tc>
       </w:tr>
       <w:tr>
-        <w:tc>
-          <w:tcPr>
+        <w:trPr>
+          <w:cnfStyle w:val="000000100000" w:firstRow="0" w:lastRow="0" w:firstColumn="0" w:lastColumn="0" w:oddVBand="0" w:evenVBand="0" w:oddHBand="1" w:evenHBand="0" w:firstRowFirstColumn="0" w:firstRowLastColumn="0" w:lastRowFirstColumn="0" w:lastRowLastColumn="0"/>
+        </w:trPr>
+        <w:tc>
+          <w:tcPr>
+            <w:cnfStyle w:val="000010000000" w:firstRow="0" w:lastRow="0" w:firstColumn="0" w:lastColumn="0" w:oddVBand="1" w:evenVBand="0" w:oddHBand="0" w:evenHBand="0" w:firstRowFirstColumn="0" w:firstRowLastColumn="0" w:lastRowFirstColumn="0" w:lastRowLastColumn="0"/>
             <w:tcW w:w="2268" w:type="dxa"/>
           </w:tcPr>
           <w:p>
@@ -19185,6 +19921,9 @@
             <w:tcW w:w="2268" w:type="dxa"/>
           </w:tcPr>
           <w:p>
+            <w:pPr>
+              <w:cnfStyle w:val="000000100000" w:firstRow="0" w:lastRow="0" w:firstColumn="0" w:lastColumn="0" w:oddVBand="0" w:evenVBand="0" w:oddHBand="1" w:evenHBand="0" w:firstRowFirstColumn="0" w:firstRowLastColumn="0" w:lastRowFirstColumn="0" w:lastRowLastColumn="0"/>
+            </w:pPr>
             <w:r>
               <w:t>44×38×18</w:t>
             </w:r>
@@ -19192,6 +19931,7 @@
         </w:tc>
         <w:tc>
           <w:tcPr>
+            <w:cnfStyle w:val="000010000000" w:firstRow="0" w:lastRow="0" w:firstColumn="0" w:lastColumn="0" w:oddVBand="1" w:evenVBand="0" w:oddHBand="0" w:evenHBand="0" w:firstRowFirstColumn="0" w:firstRowLastColumn="0" w:lastRowFirstColumn="0" w:lastRowLastColumn="0"/>
             <w:tcW w:w="2268" w:type="dxa"/>
           </w:tcPr>
           <w:p>
@@ -19205,6 +19945,9 @@
             <w:tcW w:w="2268" w:type="dxa"/>
           </w:tcPr>
           <w:p>
+            <w:pPr>
+              <w:cnfStyle w:val="000000100000" w:firstRow="0" w:lastRow="0" w:firstColumn="0" w:lastColumn="0" w:oddVBand="0" w:evenVBand="0" w:oddHBand="1" w:evenHBand="0" w:firstRowFirstColumn="0" w:firstRowLastColumn="0" w:lastRowFirstColumn="0" w:lastRowLastColumn="0"/>
+            </w:pPr>
             <w:r>
               <w:t>plausible (3,9 cm)</w:t>
             </w:r>
@@ -19231,7 +19974,7 @@
       <w:pPr>
         <w:pStyle w:val="Caption"/>
       </w:pPr>
-      <w:bookmarkStart w:id="95" w:name="_Toc235189173"/>
+      <w:bookmarkStart w:id="95" w:name="_Toc235194367"/>
       <w:r>
         <w:t xml:space="preserve">Tabla </w:t>
       </w:r>
@@ -19271,7 +20014,7 @@
       <w:pPr>
         <w:pStyle w:val="Caption"/>
       </w:pPr>
-      <w:bookmarkStart w:id="96" w:name="_Toc235189174"/>
+      <w:bookmarkStart w:id="96" w:name="_Toc235194368"/>
       <w:r>
         <w:t xml:space="preserve">Tabla </w:t>
       </w:r>
@@ -19290,10 +20033,10 @@
     </w:p>
     <w:tbl>
       <w:tblPr>
-        <w:tblStyle w:val="TableGrid"/>
+        <w:tblStyle w:val="GridTable4-Accent1"/>
         <w:tblW w:w="0" w:type="auto"/>
         <w:tblLayout w:type="fixed"/>
-        <w:tblLook w:val="04A0" w:firstRow="1" w:lastRow="0" w:firstColumn="1" w:lastColumn="0" w:noHBand="0" w:noVBand="1"/>
+        <w:tblLook w:val="0020" w:firstRow="1" w:lastRow="0" w:firstColumn="0" w:lastColumn="0" w:noHBand="0" w:noVBand="0"/>
       </w:tblPr>
       <w:tblGrid>
         <w:gridCol w:w="1782"/>
@@ -19309,8 +20052,13 @@
         <w:gridCol w:w="153"/>
       </w:tblGrid>
       <w:tr>
-        <w:tc>
-          <w:tcPr>
+        <w:trPr>
+          <w:cnfStyle w:val="100000000000" w:firstRow="1" w:lastRow="0" w:firstColumn="0" w:lastColumn="0" w:oddVBand="0" w:evenVBand="0" w:oddHBand="0" w:evenHBand="0" w:firstRowFirstColumn="0" w:firstRowLastColumn="0" w:lastRowFirstColumn="0" w:lastRowLastColumn="0"/>
+          <w:tblHeader/>
+        </w:trPr>
+        <w:tc>
+          <w:tcPr>
+            <w:cnfStyle w:val="000010000000" w:firstRow="0" w:lastRow="0" w:firstColumn="0" w:lastColumn="0" w:oddVBand="1" w:evenVBand="0" w:oddHBand="0" w:evenHBand="0" w:firstRowFirstColumn="0" w:firstRowLastColumn="0" w:lastRowFirstColumn="0" w:lastRowLastColumn="0"/>
             <w:tcW w:w="1803" w:type="dxa"/>
             <w:gridSpan w:val="2"/>
           </w:tcPr>
@@ -19328,6 +20076,9 @@
             <w:tcW w:w="1169" w:type="dxa"/>
           </w:tcPr>
           <w:p>
+            <w:pPr>
+              <w:cnfStyle w:val="100000000000" w:firstRow="1" w:lastRow="0" w:firstColumn="0" w:lastColumn="0" w:oddVBand="0" w:evenVBand="0" w:oddHBand="0" w:evenHBand="0" w:firstRowFirstColumn="0" w:firstRowLastColumn="0" w:lastRowFirstColumn="0" w:lastRowLastColumn="0"/>
+            </w:pPr>
             <w:r>
               <w:rPr>
                 <w:sz w:val="16"/>
@@ -19338,6 +20089,7 @@
         </w:tc>
         <w:tc>
           <w:tcPr>
+            <w:cnfStyle w:val="000010000000" w:firstRow="0" w:lastRow="0" w:firstColumn="0" w:lastColumn="0" w:oddVBand="1" w:evenVBand="0" w:oddHBand="0" w:evenHBand="0" w:firstRowFirstColumn="0" w:firstRowLastColumn="0" w:lastRowFirstColumn="0" w:lastRowLastColumn="0"/>
             <w:tcW w:w="1134" w:type="dxa"/>
             <w:gridSpan w:val="2"/>
           </w:tcPr>
@@ -19356,6 +20108,9 @@
             <w:gridSpan w:val="2"/>
           </w:tcPr>
           <w:p>
+            <w:pPr>
+              <w:cnfStyle w:val="100000000000" w:firstRow="1" w:lastRow="0" w:firstColumn="0" w:lastColumn="0" w:oddVBand="0" w:evenVBand="0" w:oddHBand="0" w:evenHBand="0" w:firstRowFirstColumn="0" w:firstRowLastColumn="0" w:lastRowFirstColumn="0" w:lastRowLastColumn="0"/>
+            </w:pPr>
             <w:r>
               <w:rPr>
                 <w:sz w:val="16"/>
@@ -19366,6 +20121,7 @@
         </w:tc>
         <w:tc>
           <w:tcPr>
+            <w:cnfStyle w:val="000010000000" w:firstRow="0" w:lastRow="0" w:firstColumn="0" w:lastColumn="0" w:oddVBand="1" w:evenVBand="0" w:oddHBand="0" w:evenHBand="0" w:firstRowFirstColumn="0" w:firstRowLastColumn="0" w:lastRowFirstColumn="0" w:lastRowLastColumn="0"/>
             <w:tcW w:w="1960" w:type="dxa"/>
             <w:gridSpan w:val="2"/>
           </w:tcPr>
@@ -19384,6 +20140,9 @@
             <w:gridSpan w:val="2"/>
           </w:tcPr>
           <w:p>
+            <w:pPr>
+              <w:cnfStyle w:val="100000000000" w:firstRow="1" w:lastRow="0" w:firstColumn="0" w:lastColumn="0" w:oddVBand="0" w:evenVBand="0" w:oddHBand="0" w:evenHBand="0" w:firstRowFirstColumn="0" w:firstRowLastColumn="0" w:lastRowFirstColumn="0" w:lastRowLastColumn="0"/>
+            </w:pPr>
             <w:r>
               <w:rPr>
                 <w:sz w:val="16"/>
@@ -19394,8 +20153,12 @@
         </w:tc>
       </w:tr>
       <w:tr>
-        <w:tc>
-          <w:tcPr>
+        <w:trPr>
+          <w:cnfStyle w:val="000000100000" w:firstRow="0" w:lastRow="0" w:firstColumn="0" w:lastColumn="0" w:oddVBand="0" w:evenVBand="0" w:oddHBand="1" w:evenHBand="0" w:firstRowFirstColumn="0" w:firstRowLastColumn="0" w:lastRowFirstColumn="0" w:lastRowLastColumn="0"/>
+        </w:trPr>
+        <w:tc>
+          <w:tcPr>
+            <w:cnfStyle w:val="000010000000" w:firstRow="0" w:lastRow="0" w:firstColumn="0" w:lastColumn="0" w:oddVBand="1" w:evenVBand="0" w:oddHBand="0" w:evenHBand="0" w:firstRowFirstColumn="0" w:firstRowLastColumn="0" w:lastRowFirstColumn="0" w:lastRowLastColumn="0"/>
             <w:tcW w:w="1803" w:type="dxa"/>
             <w:gridSpan w:val="2"/>
           </w:tcPr>
@@ -19413,6 +20176,9 @@
             <w:tcW w:w="1169" w:type="dxa"/>
           </w:tcPr>
           <w:p>
+            <w:pPr>
+              <w:cnfStyle w:val="000000100000" w:firstRow="0" w:lastRow="0" w:firstColumn="0" w:lastColumn="0" w:oddVBand="0" w:evenVBand="0" w:oddHBand="1" w:evenHBand="0" w:firstRowFirstColumn="0" w:firstRowLastColumn="0" w:lastRowFirstColumn="0" w:lastRowLastColumn="0"/>
+            </w:pPr>
             <w:r>
               <w:rPr>
                 <w:sz w:val="16"/>
@@ -19423,6 +20189,7 @@
         </w:tc>
         <w:tc>
           <w:tcPr>
+            <w:cnfStyle w:val="000010000000" w:firstRow="0" w:lastRow="0" w:firstColumn="0" w:lastColumn="0" w:oddVBand="1" w:evenVBand="0" w:oddHBand="0" w:evenHBand="0" w:firstRowFirstColumn="0" w:firstRowLastColumn="0" w:lastRowFirstColumn="0" w:lastRowLastColumn="0"/>
             <w:tcW w:w="1134" w:type="dxa"/>
             <w:gridSpan w:val="2"/>
           </w:tcPr>
@@ -19442,6 +20209,7 @@
           </w:tcPr>
           <w:p>
             <w:pPr>
+              <w:cnfStyle w:val="000000100000" w:firstRow="0" w:lastRow="0" w:firstColumn="0" w:lastColumn="0" w:oddVBand="0" w:evenVBand="0" w:oddHBand="1" w:evenHBand="0" w:firstRowFirstColumn="0" w:firstRowLastColumn="0" w:lastRowFirstColumn="0" w:lastRowLastColumn="0"/>
               <w:rPr>
                 <w:lang w:val="en-US"/>
               </w:rPr>
@@ -19457,6 +20225,7 @@
         </w:tc>
         <w:tc>
           <w:tcPr>
+            <w:cnfStyle w:val="000010000000" w:firstRow="0" w:lastRow="0" w:firstColumn="0" w:lastColumn="0" w:oddVBand="1" w:evenVBand="0" w:oddHBand="0" w:evenHBand="0" w:firstRowFirstColumn="0" w:firstRowLastColumn="0" w:lastRowFirstColumn="0" w:lastRowLastColumn="0"/>
             <w:tcW w:w="1960" w:type="dxa"/>
             <w:gridSpan w:val="2"/>
           </w:tcPr>
@@ -19475,6 +20244,9 @@
             <w:gridSpan w:val="2"/>
           </w:tcPr>
           <w:p>
+            <w:pPr>
+              <w:cnfStyle w:val="000000100000" w:firstRow="0" w:lastRow="0" w:firstColumn="0" w:lastColumn="0" w:oddVBand="0" w:evenVBand="0" w:oddHBand="1" w:evenHBand="0" w:firstRowFirstColumn="0" w:firstRowLastColumn="0" w:lastRowFirstColumn="0" w:lastRowLastColumn="0"/>
+            </w:pPr>
             <w:r>
               <w:rPr>
                 <w:sz w:val="16"/>
@@ -19487,6 +20259,7 @@
       <w:tr>
         <w:tc>
           <w:tcPr>
+            <w:cnfStyle w:val="000010000000" w:firstRow="0" w:lastRow="0" w:firstColumn="0" w:lastColumn="0" w:oddVBand="1" w:evenVBand="0" w:oddHBand="0" w:evenHBand="0" w:firstRowFirstColumn="0" w:firstRowLastColumn="0" w:lastRowFirstColumn="0" w:lastRowLastColumn="0"/>
             <w:tcW w:w="1803" w:type="dxa"/>
             <w:gridSpan w:val="2"/>
           </w:tcPr>
@@ -19504,6 +20277,9 @@
             <w:tcW w:w="1169" w:type="dxa"/>
           </w:tcPr>
           <w:p>
+            <w:pPr>
+              <w:cnfStyle w:val="000000000000" w:firstRow="0" w:lastRow="0" w:firstColumn="0" w:lastColumn="0" w:oddVBand="0" w:evenVBand="0" w:oddHBand="0" w:evenHBand="0" w:firstRowFirstColumn="0" w:firstRowLastColumn="0" w:lastRowFirstColumn="0" w:lastRowLastColumn="0"/>
+            </w:pPr>
             <w:r>
               <w:rPr>
                 <w:sz w:val="16"/>
@@ -19514,6 +20290,7 @@
         </w:tc>
         <w:tc>
           <w:tcPr>
+            <w:cnfStyle w:val="000010000000" w:firstRow="0" w:lastRow="0" w:firstColumn="0" w:lastColumn="0" w:oddVBand="1" w:evenVBand="0" w:oddHBand="0" w:evenHBand="0" w:firstRowFirstColumn="0" w:firstRowLastColumn="0" w:lastRowFirstColumn="0" w:lastRowLastColumn="0"/>
             <w:tcW w:w="1134" w:type="dxa"/>
             <w:gridSpan w:val="2"/>
           </w:tcPr>
@@ -19532,6 +20309,9 @@
             <w:gridSpan w:val="2"/>
           </w:tcPr>
           <w:p>
+            <w:pPr>
+              <w:cnfStyle w:val="000000000000" w:firstRow="0" w:lastRow="0" w:firstColumn="0" w:lastColumn="0" w:oddVBand="0" w:evenVBand="0" w:oddHBand="0" w:evenHBand="0" w:firstRowFirstColumn="0" w:firstRowLastColumn="0" w:lastRowFirstColumn="0" w:lastRowLastColumn="0"/>
+            </w:pPr>
             <w:r>
               <w:rPr>
                 <w:sz w:val="16"/>
@@ -19542,6 +20322,7 @@
         </w:tc>
         <w:tc>
           <w:tcPr>
+            <w:cnfStyle w:val="000010000000" w:firstRow="0" w:lastRow="0" w:firstColumn="0" w:lastColumn="0" w:oddVBand="1" w:evenVBand="0" w:oddHBand="0" w:evenHBand="0" w:firstRowFirstColumn="0" w:firstRowLastColumn="0" w:lastRowFirstColumn="0" w:lastRowLastColumn="0"/>
             <w:tcW w:w="1960" w:type="dxa"/>
             <w:gridSpan w:val="2"/>
           </w:tcPr>
@@ -19560,6 +20341,9 @@
             <w:gridSpan w:val="2"/>
           </w:tcPr>
           <w:p>
+            <w:pPr>
+              <w:cnfStyle w:val="000000000000" w:firstRow="0" w:lastRow="0" w:firstColumn="0" w:lastColumn="0" w:oddVBand="0" w:evenVBand="0" w:oddHBand="0" w:evenHBand="0" w:firstRowFirstColumn="0" w:firstRowLastColumn="0" w:lastRowFirstColumn="0" w:lastRowLastColumn="0"/>
+            </w:pPr>
             <w:r>
               <w:rPr>
                 <w:sz w:val="16"/>
@@ -19570,8 +20354,12 @@
         </w:tc>
       </w:tr>
       <w:tr>
-        <w:tc>
-          <w:tcPr>
+        <w:trPr>
+          <w:cnfStyle w:val="000000100000" w:firstRow="0" w:lastRow="0" w:firstColumn="0" w:lastColumn="0" w:oddVBand="0" w:evenVBand="0" w:oddHBand="1" w:evenHBand="0" w:firstRowFirstColumn="0" w:firstRowLastColumn="0" w:lastRowFirstColumn="0" w:lastRowLastColumn="0"/>
+        </w:trPr>
+        <w:tc>
+          <w:tcPr>
+            <w:cnfStyle w:val="000010000000" w:firstRow="0" w:lastRow="0" w:firstColumn="0" w:lastColumn="0" w:oddVBand="1" w:evenVBand="0" w:oddHBand="0" w:evenHBand="0" w:firstRowFirstColumn="0" w:firstRowLastColumn="0" w:lastRowFirstColumn="0" w:lastRowLastColumn="0"/>
             <w:tcW w:w="1803" w:type="dxa"/>
             <w:gridSpan w:val="2"/>
           </w:tcPr>
@@ -19589,6 +20377,9 @@
             <w:tcW w:w="1169" w:type="dxa"/>
           </w:tcPr>
           <w:p>
+            <w:pPr>
+              <w:cnfStyle w:val="000000100000" w:firstRow="0" w:lastRow="0" w:firstColumn="0" w:lastColumn="0" w:oddVBand="0" w:evenVBand="0" w:oddHBand="1" w:evenHBand="0" w:firstRowFirstColumn="0" w:firstRowLastColumn="0" w:lastRowFirstColumn="0" w:lastRowLastColumn="0"/>
+            </w:pPr>
             <w:r>
               <w:rPr>
                 <w:sz w:val="16"/>
@@ -19599,6 +20390,7 @@
         </w:tc>
         <w:tc>
           <w:tcPr>
+            <w:cnfStyle w:val="000010000000" w:firstRow="0" w:lastRow="0" w:firstColumn="0" w:lastColumn="0" w:oddVBand="1" w:evenVBand="0" w:oddHBand="0" w:evenHBand="0" w:firstRowFirstColumn="0" w:firstRowLastColumn="0" w:lastRowFirstColumn="0" w:lastRowLastColumn="0"/>
             <w:tcW w:w="1134" w:type="dxa"/>
             <w:gridSpan w:val="2"/>
           </w:tcPr>
@@ -19617,6 +20409,9 @@
             <w:gridSpan w:val="2"/>
           </w:tcPr>
           <w:p>
+            <w:pPr>
+              <w:cnfStyle w:val="000000100000" w:firstRow="0" w:lastRow="0" w:firstColumn="0" w:lastColumn="0" w:oddVBand="0" w:evenVBand="0" w:oddHBand="1" w:evenHBand="0" w:firstRowFirstColumn="0" w:firstRowLastColumn="0" w:lastRowFirstColumn="0" w:lastRowLastColumn="0"/>
+            </w:pPr>
             <w:r>
               <w:rPr>
                 <w:sz w:val="16"/>
@@ -19627,6 +20422,7 @@
         </w:tc>
         <w:tc>
           <w:tcPr>
+            <w:cnfStyle w:val="000010000000" w:firstRow="0" w:lastRow="0" w:firstColumn="0" w:lastColumn="0" w:oddVBand="1" w:evenVBand="0" w:oddHBand="0" w:evenHBand="0" w:firstRowFirstColumn="0" w:firstRowLastColumn="0" w:lastRowFirstColumn="0" w:lastRowLastColumn="0"/>
             <w:tcW w:w="1960" w:type="dxa"/>
             <w:gridSpan w:val="2"/>
           </w:tcPr>
@@ -19645,6 +20441,9 @@
             <w:gridSpan w:val="2"/>
           </w:tcPr>
           <w:p>
+            <w:pPr>
+              <w:cnfStyle w:val="000000100000" w:firstRow="0" w:lastRow="0" w:firstColumn="0" w:lastColumn="0" w:oddVBand="0" w:evenVBand="0" w:oddHBand="1" w:evenHBand="0" w:firstRowFirstColumn="0" w:firstRowLastColumn="0" w:lastRowFirstColumn="0" w:lastRowLastColumn="0"/>
+            </w:pPr>
             <w:r>
               <w:rPr>
                 <w:sz w:val="16"/>
@@ -19657,6 +20456,7 @@
       <w:tr>
         <w:tc>
           <w:tcPr>
+            <w:cnfStyle w:val="000010000000" w:firstRow="0" w:lastRow="0" w:firstColumn="0" w:lastColumn="0" w:oddVBand="1" w:evenVBand="0" w:oddHBand="0" w:evenHBand="0" w:firstRowFirstColumn="0" w:firstRowLastColumn="0" w:lastRowFirstColumn="0" w:lastRowLastColumn="0"/>
             <w:tcW w:w="1803" w:type="dxa"/>
             <w:gridSpan w:val="2"/>
           </w:tcPr>
@@ -19680,6 +20480,9 @@
             <w:tcW w:w="1169" w:type="dxa"/>
           </w:tcPr>
           <w:p>
+            <w:pPr>
+              <w:cnfStyle w:val="000000000000" w:firstRow="0" w:lastRow="0" w:firstColumn="0" w:lastColumn="0" w:oddVBand="0" w:evenVBand="0" w:oddHBand="0" w:evenHBand="0" w:firstRowFirstColumn="0" w:firstRowLastColumn="0" w:lastRowFirstColumn="0" w:lastRowLastColumn="0"/>
+            </w:pPr>
             <w:r>
               <w:rPr>
                 <w:sz w:val="16"/>
@@ -19690,6 +20493,7 @@
         </w:tc>
         <w:tc>
           <w:tcPr>
+            <w:cnfStyle w:val="000010000000" w:firstRow="0" w:lastRow="0" w:firstColumn="0" w:lastColumn="0" w:oddVBand="1" w:evenVBand="0" w:oddHBand="0" w:evenHBand="0" w:firstRowFirstColumn="0" w:firstRowLastColumn="0" w:lastRowFirstColumn="0" w:lastRowLastColumn="0"/>
             <w:tcW w:w="1134" w:type="dxa"/>
             <w:gridSpan w:val="2"/>
           </w:tcPr>
@@ -19708,6 +20512,9 @@
             <w:gridSpan w:val="2"/>
           </w:tcPr>
           <w:p>
+            <w:pPr>
+              <w:cnfStyle w:val="000000000000" w:firstRow="0" w:lastRow="0" w:firstColumn="0" w:lastColumn="0" w:oddVBand="0" w:evenVBand="0" w:oddHBand="0" w:evenHBand="0" w:firstRowFirstColumn="0" w:firstRowLastColumn="0" w:lastRowFirstColumn="0" w:lastRowLastColumn="0"/>
+            </w:pPr>
             <w:r>
               <w:rPr>
                 <w:sz w:val="16"/>
@@ -19718,6 +20525,7 @@
         </w:tc>
         <w:tc>
           <w:tcPr>
+            <w:cnfStyle w:val="000010000000" w:firstRow="0" w:lastRow="0" w:firstColumn="0" w:lastColumn="0" w:oddVBand="1" w:evenVBand="0" w:oddHBand="0" w:evenHBand="0" w:firstRowFirstColumn="0" w:firstRowLastColumn="0" w:lastRowFirstColumn="0" w:lastRowLastColumn="0"/>
             <w:tcW w:w="1960" w:type="dxa"/>
             <w:gridSpan w:val="2"/>
           </w:tcPr>
@@ -19736,6 +20544,9 @@
             <w:gridSpan w:val="2"/>
           </w:tcPr>
           <w:p>
+            <w:pPr>
+              <w:cnfStyle w:val="000000000000" w:firstRow="0" w:lastRow="0" w:firstColumn="0" w:lastColumn="0" w:oddVBand="0" w:evenVBand="0" w:oddHBand="0" w:evenHBand="0" w:firstRowFirstColumn="0" w:firstRowLastColumn="0" w:lastRowFirstColumn="0" w:lastRowLastColumn="0"/>
+            </w:pPr>
             <w:r>
               <w:rPr>
                 <w:sz w:val="16"/>
@@ -19746,8 +20557,12 @@
         </w:tc>
       </w:tr>
       <w:tr>
-        <w:tc>
-          <w:tcPr>
+        <w:trPr>
+          <w:cnfStyle w:val="000000100000" w:firstRow="0" w:lastRow="0" w:firstColumn="0" w:lastColumn="0" w:oddVBand="0" w:evenVBand="0" w:oddHBand="1" w:evenHBand="0" w:firstRowFirstColumn="0" w:firstRowLastColumn="0" w:lastRowFirstColumn="0" w:lastRowLastColumn="0"/>
+        </w:trPr>
+        <w:tc>
+          <w:tcPr>
+            <w:cnfStyle w:val="000010000000" w:firstRow="0" w:lastRow="0" w:firstColumn="0" w:lastColumn="0" w:oddVBand="1" w:evenVBand="0" w:oddHBand="0" w:evenHBand="0" w:firstRowFirstColumn="0" w:firstRowLastColumn="0" w:lastRowFirstColumn="0" w:lastRowLastColumn="0"/>
             <w:tcW w:w="1803" w:type="dxa"/>
             <w:gridSpan w:val="2"/>
           </w:tcPr>
@@ -19765,6 +20580,9 @@
             <w:tcW w:w="1169" w:type="dxa"/>
           </w:tcPr>
           <w:p>
+            <w:pPr>
+              <w:cnfStyle w:val="000000100000" w:firstRow="0" w:lastRow="0" w:firstColumn="0" w:lastColumn="0" w:oddVBand="0" w:evenVBand="0" w:oddHBand="1" w:evenHBand="0" w:firstRowFirstColumn="0" w:firstRowLastColumn="0" w:lastRowFirstColumn="0" w:lastRowLastColumn="0"/>
+            </w:pPr>
             <w:r>
               <w:rPr>
                 <w:sz w:val="16"/>
@@ -19775,6 +20593,7 @@
         </w:tc>
         <w:tc>
           <w:tcPr>
+            <w:cnfStyle w:val="000010000000" w:firstRow="0" w:lastRow="0" w:firstColumn="0" w:lastColumn="0" w:oddVBand="1" w:evenVBand="0" w:oddHBand="0" w:evenHBand="0" w:firstRowFirstColumn="0" w:firstRowLastColumn="0" w:lastRowFirstColumn="0" w:lastRowLastColumn="0"/>
             <w:tcW w:w="1134" w:type="dxa"/>
             <w:gridSpan w:val="2"/>
           </w:tcPr>
@@ -19793,6 +20612,9 @@
             <w:gridSpan w:val="2"/>
           </w:tcPr>
           <w:p>
+            <w:pPr>
+              <w:cnfStyle w:val="000000100000" w:firstRow="0" w:lastRow="0" w:firstColumn="0" w:lastColumn="0" w:oddVBand="0" w:evenVBand="0" w:oddHBand="1" w:evenHBand="0" w:firstRowFirstColumn="0" w:firstRowLastColumn="0" w:lastRowFirstColumn="0" w:lastRowLastColumn="0"/>
+            </w:pPr>
             <w:r>
               <w:rPr>
                 <w:sz w:val="16"/>
@@ -19803,6 +20625,7 @@
         </w:tc>
         <w:tc>
           <w:tcPr>
+            <w:cnfStyle w:val="000010000000" w:firstRow="0" w:lastRow="0" w:firstColumn="0" w:lastColumn="0" w:oddVBand="1" w:evenVBand="0" w:oddHBand="0" w:evenHBand="0" w:firstRowFirstColumn="0" w:firstRowLastColumn="0" w:lastRowFirstColumn="0" w:lastRowLastColumn="0"/>
             <w:tcW w:w="1960" w:type="dxa"/>
             <w:gridSpan w:val="2"/>
           </w:tcPr>
@@ -19821,6 +20644,9 @@
             <w:gridSpan w:val="2"/>
           </w:tcPr>
           <w:p>
+            <w:pPr>
+              <w:cnfStyle w:val="000000100000" w:firstRow="0" w:lastRow="0" w:firstColumn="0" w:lastColumn="0" w:oddVBand="0" w:evenVBand="0" w:oddHBand="1" w:evenHBand="0" w:firstRowFirstColumn="0" w:firstRowLastColumn="0" w:lastRowFirstColumn="0" w:lastRowLastColumn="0"/>
+            </w:pPr>
             <w:r>
               <w:rPr>
                 <w:sz w:val="16"/>
@@ -19833,6 +20659,7 @@
       <w:tr>
         <w:tc>
           <w:tcPr>
+            <w:cnfStyle w:val="000010000000" w:firstRow="0" w:lastRow="0" w:firstColumn="0" w:lastColumn="0" w:oddVBand="1" w:evenVBand="0" w:oddHBand="0" w:evenHBand="0" w:firstRowFirstColumn="0" w:firstRowLastColumn="0" w:lastRowFirstColumn="0" w:lastRowLastColumn="0"/>
             <w:tcW w:w="1803" w:type="dxa"/>
             <w:gridSpan w:val="2"/>
           </w:tcPr>
@@ -19850,6 +20677,9 @@
             <w:tcW w:w="1169" w:type="dxa"/>
           </w:tcPr>
           <w:p>
+            <w:pPr>
+              <w:cnfStyle w:val="000000000000" w:firstRow="0" w:lastRow="0" w:firstColumn="0" w:lastColumn="0" w:oddVBand="0" w:evenVBand="0" w:oddHBand="0" w:evenHBand="0" w:firstRowFirstColumn="0" w:firstRowLastColumn="0" w:lastRowFirstColumn="0" w:lastRowLastColumn="0"/>
+            </w:pPr>
             <w:r>
               <w:rPr>
                 <w:sz w:val="16"/>
@@ -19860,6 +20690,7 @@
         </w:tc>
         <w:tc>
           <w:tcPr>
+            <w:cnfStyle w:val="000010000000" w:firstRow="0" w:lastRow="0" w:firstColumn="0" w:lastColumn="0" w:oddVBand="1" w:evenVBand="0" w:oddHBand="0" w:evenHBand="0" w:firstRowFirstColumn="0" w:firstRowLastColumn="0" w:lastRowFirstColumn="0" w:lastRowLastColumn="0"/>
             <w:tcW w:w="1134" w:type="dxa"/>
             <w:gridSpan w:val="2"/>
           </w:tcPr>
@@ -19878,6 +20709,9 @@
             <w:gridSpan w:val="2"/>
           </w:tcPr>
           <w:p>
+            <w:pPr>
+              <w:cnfStyle w:val="000000000000" w:firstRow="0" w:lastRow="0" w:firstColumn="0" w:lastColumn="0" w:oddVBand="0" w:evenVBand="0" w:oddHBand="0" w:evenHBand="0" w:firstRowFirstColumn="0" w:firstRowLastColumn="0" w:lastRowFirstColumn="0" w:lastRowLastColumn="0"/>
+            </w:pPr>
             <w:r>
               <w:rPr>
                 <w:sz w:val="16"/>
@@ -19888,6 +20722,7 @@
         </w:tc>
         <w:tc>
           <w:tcPr>
+            <w:cnfStyle w:val="000010000000" w:firstRow="0" w:lastRow="0" w:firstColumn="0" w:lastColumn="0" w:oddVBand="1" w:evenVBand="0" w:oddHBand="0" w:evenHBand="0" w:firstRowFirstColumn="0" w:firstRowLastColumn="0" w:lastRowFirstColumn="0" w:lastRowLastColumn="0"/>
             <w:tcW w:w="1960" w:type="dxa"/>
             <w:gridSpan w:val="2"/>
           </w:tcPr>
@@ -19906,6 +20741,9 @@
             <w:gridSpan w:val="2"/>
           </w:tcPr>
           <w:p>
+            <w:pPr>
+              <w:cnfStyle w:val="000000000000" w:firstRow="0" w:lastRow="0" w:firstColumn="0" w:lastColumn="0" w:oddVBand="0" w:evenVBand="0" w:oddHBand="0" w:evenHBand="0" w:firstRowFirstColumn="0" w:firstRowLastColumn="0" w:lastRowFirstColumn="0" w:lastRowLastColumn="0"/>
+            </w:pPr>
             <w:r>
               <w:rPr>
                 <w:sz w:val="16"/>
@@ -19916,8 +20754,12 @@
         </w:tc>
       </w:tr>
       <w:tr>
-        <w:tc>
-          <w:tcPr>
+        <w:trPr>
+          <w:cnfStyle w:val="000000100000" w:firstRow="0" w:lastRow="0" w:firstColumn="0" w:lastColumn="0" w:oddVBand="0" w:evenVBand="0" w:oddHBand="1" w:evenHBand="0" w:firstRowFirstColumn="0" w:firstRowLastColumn="0" w:lastRowFirstColumn="0" w:lastRowLastColumn="0"/>
+        </w:trPr>
+        <w:tc>
+          <w:tcPr>
+            <w:cnfStyle w:val="000010000000" w:firstRow="0" w:lastRow="0" w:firstColumn="0" w:lastColumn="0" w:oddVBand="1" w:evenVBand="0" w:oddHBand="0" w:evenHBand="0" w:firstRowFirstColumn="0" w:firstRowLastColumn="0" w:lastRowFirstColumn="0" w:lastRowLastColumn="0"/>
             <w:tcW w:w="1803" w:type="dxa"/>
             <w:gridSpan w:val="2"/>
           </w:tcPr>
@@ -19941,6 +20783,9 @@
             <w:tcW w:w="1169" w:type="dxa"/>
           </w:tcPr>
           <w:p>
+            <w:pPr>
+              <w:cnfStyle w:val="000000100000" w:firstRow="0" w:lastRow="0" w:firstColumn="0" w:lastColumn="0" w:oddVBand="0" w:evenVBand="0" w:oddHBand="1" w:evenHBand="0" w:firstRowFirstColumn="0" w:firstRowLastColumn="0" w:lastRowFirstColumn="0" w:lastRowLastColumn="0"/>
+            </w:pPr>
             <w:r>
               <w:rPr>
                 <w:sz w:val="16"/>
@@ -19951,6 +20796,7 @@
         </w:tc>
         <w:tc>
           <w:tcPr>
+            <w:cnfStyle w:val="000010000000" w:firstRow="0" w:lastRow="0" w:firstColumn="0" w:lastColumn="0" w:oddVBand="1" w:evenVBand="0" w:oddHBand="0" w:evenHBand="0" w:firstRowFirstColumn="0" w:firstRowLastColumn="0" w:lastRowFirstColumn="0" w:lastRowLastColumn="0"/>
             <w:tcW w:w="1134" w:type="dxa"/>
             <w:gridSpan w:val="2"/>
           </w:tcPr>
@@ -19969,6 +20815,9 @@
             <w:gridSpan w:val="2"/>
           </w:tcPr>
           <w:p>
+            <w:pPr>
+              <w:cnfStyle w:val="000000100000" w:firstRow="0" w:lastRow="0" w:firstColumn="0" w:lastColumn="0" w:oddVBand="0" w:evenVBand="0" w:oddHBand="1" w:evenHBand="0" w:firstRowFirstColumn="0" w:firstRowLastColumn="0" w:lastRowFirstColumn="0" w:lastRowLastColumn="0"/>
+            </w:pPr>
             <w:r>
               <w:rPr>
                 <w:sz w:val="16"/>
@@ -19979,6 +20828,7 @@
         </w:tc>
         <w:tc>
           <w:tcPr>
+            <w:cnfStyle w:val="000010000000" w:firstRow="0" w:lastRow="0" w:firstColumn="0" w:lastColumn="0" w:oddVBand="1" w:evenVBand="0" w:oddHBand="0" w:evenHBand="0" w:firstRowFirstColumn="0" w:firstRowLastColumn="0" w:lastRowFirstColumn="0" w:lastRowLastColumn="0"/>
             <w:tcW w:w="1960" w:type="dxa"/>
             <w:gridSpan w:val="2"/>
           </w:tcPr>
@@ -19997,6 +20847,9 @@
             <w:gridSpan w:val="2"/>
           </w:tcPr>
           <w:p>
+            <w:pPr>
+              <w:cnfStyle w:val="000000100000" w:firstRow="0" w:lastRow="0" w:firstColumn="0" w:lastColumn="0" w:oddVBand="0" w:evenVBand="0" w:oddHBand="1" w:evenHBand="0" w:firstRowFirstColumn="0" w:firstRowLastColumn="0" w:lastRowFirstColumn="0" w:lastRowLastColumn="0"/>
+            </w:pPr>
             <w:r>
               <w:rPr>
                 <w:sz w:val="16"/>
@@ -20009,6 +20862,7 @@
       <w:tr>
         <w:tc>
           <w:tcPr>
+            <w:cnfStyle w:val="000010000000" w:firstRow="0" w:lastRow="0" w:firstColumn="0" w:lastColumn="0" w:oddVBand="1" w:evenVBand="0" w:oddHBand="0" w:evenHBand="0" w:firstRowFirstColumn="0" w:firstRowLastColumn="0" w:lastRowFirstColumn="0" w:lastRowLastColumn="0"/>
             <w:tcW w:w="1803" w:type="dxa"/>
             <w:gridSpan w:val="2"/>
           </w:tcPr>
@@ -20026,6 +20880,9 @@
             <w:tcW w:w="1169" w:type="dxa"/>
           </w:tcPr>
           <w:p>
+            <w:pPr>
+              <w:cnfStyle w:val="000000000000" w:firstRow="0" w:lastRow="0" w:firstColumn="0" w:lastColumn="0" w:oddVBand="0" w:evenVBand="0" w:oddHBand="0" w:evenHBand="0" w:firstRowFirstColumn="0" w:firstRowLastColumn="0" w:lastRowFirstColumn="0" w:lastRowLastColumn="0"/>
+            </w:pPr>
             <w:r>
               <w:rPr>
                 <w:sz w:val="16"/>
@@ -20036,6 +20893,7 @@
         </w:tc>
         <w:tc>
           <w:tcPr>
+            <w:cnfStyle w:val="000010000000" w:firstRow="0" w:lastRow="0" w:firstColumn="0" w:lastColumn="0" w:oddVBand="1" w:evenVBand="0" w:oddHBand="0" w:evenHBand="0" w:firstRowFirstColumn="0" w:firstRowLastColumn="0" w:lastRowFirstColumn="0" w:lastRowLastColumn="0"/>
             <w:tcW w:w="1134" w:type="dxa"/>
             <w:gridSpan w:val="2"/>
           </w:tcPr>
@@ -20054,6 +20912,9 @@
             <w:gridSpan w:val="2"/>
           </w:tcPr>
           <w:p>
+            <w:pPr>
+              <w:cnfStyle w:val="000000000000" w:firstRow="0" w:lastRow="0" w:firstColumn="0" w:lastColumn="0" w:oddVBand="0" w:evenVBand="0" w:oddHBand="0" w:evenHBand="0" w:firstRowFirstColumn="0" w:firstRowLastColumn="0" w:lastRowFirstColumn="0" w:lastRowLastColumn="0"/>
+            </w:pPr>
             <w:r>
               <w:rPr>
                 <w:sz w:val="16"/>
@@ -20064,6 +20925,7 @@
         </w:tc>
         <w:tc>
           <w:tcPr>
+            <w:cnfStyle w:val="000010000000" w:firstRow="0" w:lastRow="0" w:firstColumn="0" w:lastColumn="0" w:oddVBand="1" w:evenVBand="0" w:oddHBand="0" w:evenHBand="0" w:firstRowFirstColumn="0" w:firstRowLastColumn="0" w:lastRowFirstColumn="0" w:lastRowLastColumn="0"/>
             <w:tcW w:w="1960" w:type="dxa"/>
             <w:gridSpan w:val="2"/>
           </w:tcPr>
@@ -20082,11 +20944,104 @@
             <w:gridSpan w:val="2"/>
           </w:tcPr>
           <w:p>
+            <w:pPr>
+              <w:cnfStyle w:val="000000000000" w:firstRow="0" w:lastRow="0" w:firstColumn="0" w:lastColumn="0" w:oddVBand="0" w:evenVBand="0" w:oddHBand="0" w:evenHBand="0" w:firstRowFirstColumn="0" w:firstRowLastColumn="0" w:lastRowFirstColumn="0" w:lastRowLastColumn="0"/>
+            </w:pPr>
             <w:r>
               <w:rPr>
                 <w:sz w:val="16"/>
               </w:rPr>
               <w:t>Selección de objetivo validada</w:t>
+            </w:r>
+          </w:p>
+        </w:tc>
+      </w:tr>
+      <w:tr>
+        <w:trPr>
+          <w:gridAfter w:val="1"/>
+          <w:cnfStyle w:val="000000100000" w:firstRow="0" w:lastRow="0" w:firstColumn="0" w:lastColumn="0" w:oddVBand="0" w:evenVBand="0" w:oddHBand="1" w:evenHBand="0" w:firstRowFirstColumn="0" w:firstRowLastColumn="0" w:lastRowFirstColumn="0" w:lastRowLastColumn="0"/>
+          <w:wAfter w:w="153" w:type="dxa"/>
+        </w:trPr>
+        <w:tc>
+          <w:tcPr>
+            <w:cnfStyle w:val="000010000000" w:firstRow="0" w:lastRow="0" w:firstColumn="0" w:lastColumn="0" w:oddVBand="1" w:evenVBand="0" w:oddHBand="0" w:evenHBand="0" w:firstRowFirstColumn="0" w:firstRowLastColumn="0" w:lastRowFirstColumn="0" w:lastRowLastColumn="0"/>
+            <w:tcW w:w="1782" w:type="dxa"/>
+          </w:tcPr>
+          <w:p>
+            <w:r>
+              <w:rPr>
+                <w:b/>
+                <w:sz w:val="16"/>
+              </w:rPr>
+              <w:t>Exp</w:t>
+            </w:r>
+          </w:p>
+        </w:tc>
+        <w:tc>
+          <w:tcPr>
+            <w:tcW w:w="1333" w:type="dxa"/>
+            <w:gridSpan w:val="3"/>
+          </w:tcPr>
+          <w:p>
+            <w:pPr>
+              <w:cnfStyle w:val="000000100000" w:firstRow="0" w:lastRow="0" w:firstColumn="0" w:lastColumn="0" w:oddVBand="0" w:evenVBand="0" w:oddHBand="1" w:evenHBand="0" w:firstRowFirstColumn="0" w:firstRowLastColumn="0" w:lastRowFirstColumn="0" w:lastRowLastColumn="0"/>
+            </w:pPr>
+            <w:r>
+              <w:rPr>
+                <w:b/>
+                <w:sz w:val="16"/>
+              </w:rPr>
+              <w:t>Foco</w:t>
+            </w:r>
+          </w:p>
+        </w:tc>
+        <w:tc>
+          <w:tcPr>
+            <w:cnfStyle w:val="000010000000" w:firstRow="0" w:lastRow="0" w:firstColumn="0" w:lastColumn="0" w:oddVBand="1" w:evenVBand="0" w:oddHBand="0" w:evenHBand="0" w:firstRowFirstColumn="0" w:firstRowLastColumn="0" w:lastRowFirstColumn="0" w:lastRowLastColumn="0"/>
+            <w:tcW w:w="1322" w:type="dxa"/>
+            <w:gridSpan w:val="2"/>
+          </w:tcPr>
+          <w:p>
+            <w:r>
+              <w:rPr>
+                <w:b/>
+                <w:sz w:val="16"/>
+              </w:rPr>
+              <w:t>Hallazgo principal</w:t>
+            </w:r>
+          </w:p>
+        </w:tc>
+        <w:tc>
+          <w:tcPr>
+            <w:tcW w:w="1919" w:type="dxa"/>
+            <w:gridSpan w:val="2"/>
+          </w:tcPr>
+          <w:p>
+            <w:pPr>
+              <w:cnfStyle w:val="000000100000" w:firstRow="0" w:lastRow="0" w:firstColumn="0" w:lastColumn="0" w:oddVBand="0" w:evenVBand="0" w:oddHBand="1" w:evenHBand="0" w:firstRowFirstColumn="0" w:firstRowLastColumn="0" w:lastRowFirstColumn="0" w:lastRowLastColumn="0"/>
+            </w:pPr>
+            <w:r>
+              <w:rPr>
+                <w:b/>
+                <w:sz w:val="16"/>
+              </w:rPr>
+              <w:t>Impacto</w:t>
+            </w:r>
+          </w:p>
+        </w:tc>
+        <w:tc>
+          <w:tcPr>
+            <w:cnfStyle w:val="000010000000" w:firstRow="0" w:lastRow="0" w:firstColumn="0" w:lastColumn="0" w:oddVBand="1" w:evenVBand="0" w:oddHBand="0" w:evenHBand="0" w:firstRowFirstColumn="0" w:firstRowLastColumn="0" w:lastRowFirstColumn="0" w:lastRowLastColumn="0"/>
+            <w:tcW w:w="2552" w:type="dxa"/>
+            <w:gridSpan w:val="2"/>
+          </w:tcPr>
+          <w:p>
+            <w:r>
+              <w:rPr>
+                <w:b/>
+                <w:sz w:val="16"/>
+              </w:rPr>
+              <w:t>Script</w:t>
             </w:r>
           </w:p>
         </w:tc>
@@ -20098,15 +21053,15 @@
         </w:trPr>
         <w:tc>
           <w:tcPr>
+            <w:cnfStyle w:val="000010000000" w:firstRow="0" w:lastRow="0" w:firstColumn="0" w:lastColumn="0" w:oddVBand="1" w:evenVBand="0" w:oddHBand="0" w:evenHBand="0" w:firstRowFirstColumn="0" w:firstRowLastColumn="0" w:lastRowFirstColumn="0" w:lastRowLastColumn="0"/>
             <w:tcW w:w="1782" w:type="dxa"/>
           </w:tcPr>
           <w:p>
             <w:r>
               <w:rPr>
-                <w:b/>
                 <w:sz w:val="16"/>
               </w:rPr>
-              <w:t>Exp</w:t>
+              <w:t>1</w:t>
             </w:r>
           </w:p>
         </w:tc>
@@ -20116,27 +21071,33 @@
             <w:gridSpan w:val="3"/>
           </w:tcPr>
           <w:p>
-            <w:r>
-              <w:rPr>
-                <w:b/>
+            <w:pPr>
+              <w:cnfStyle w:val="000000000000" w:firstRow="0" w:lastRow="0" w:firstColumn="0" w:lastColumn="0" w:oddVBand="0" w:evenVBand="0" w:oddHBand="0" w:evenHBand="0" w:firstRowFirstColumn="0" w:firstRowLastColumn="0" w:lastRowFirstColumn="0" w:lastRowLastColumn="0"/>
+              <w:rPr>
+                <w:lang w:val="en-US"/>
+              </w:rPr>
+            </w:pPr>
+            <w:r>
+              <w:rPr>
                 <w:sz w:val="16"/>
-              </w:rPr>
-              <w:t>Foco</w:t>
-            </w:r>
-          </w:p>
-        </w:tc>
-        <w:tc>
-          <w:tcPr>
+                <w:lang w:val="en-US"/>
+              </w:rPr>
+              <w:t>Eval FoundationPose YCB-V/T-LESS</w:t>
+            </w:r>
+          </w:p>
+        </w:tc>
+        <w:tc>
+          <w:tcPr>
+            <w:cnfStyle w:val="000010000000" w:firstRow="0" w:lastRow="0" w:firstColumn="0" w:lastColumn="0" w:oddVBand="1" w:evenVBand="0" w:oddHBand="0" w:evenHBand="0" w:firstRowFirstColumn="0" w:firstRowLastColumn="0" w:lastRowFirstColumn="0" w:lastRowLastColumn="0"/>
             <w:tcW w:w="1322" w:type="dxa"/>
             <w:gridSpan w:val="2"/>
           </w:tcPr>
           <w:p>
             <w:r>
               <w:rPr>
-                <w:b/>
                 <w:sz w:val="16"/>
               </w:rPr>
-              <w:t>Hallazgo principal</w:t>
+              <w:t>AUC ADD-S 0.908/0.957 [IC 95 %]</w:t>
             </w:r>
           </w:p>
         </w:tc>
@@ -20146,27 +21107,120 @@
             <w:gridSpan w:val="2"/>
           </w:tcPr>
           <w:p>
-            <w:r>
-              <w:rPr>
-                <w:b/>
+            <w:pPr>
+              <w:cnfStyle w:val="000000000000" w:firstRow="0" w:lastRow="0" w:firstColumn="0" w:lastColumn="0" w:oddVBand="0" w:evenVBand="0" w:oddHBand="0" w:evenHBand="0" w:firstRowFirstColumn="0" w:firstRowLastColumn="0" w:lastRowFirstColumn="0" w:lastRowLastColumn="0"/>
+            </w:pPr>
+            <w:r>
+              <w:rPr>
                 <w:sz w:val="16"/>
               </w:rPr>
-              <w:t>Impacto</w:t>
-            </w:r>
-          </w:p>
-        </w:tc>
-        <w:tc>
-          <w:tcPr>
+              <w:t>H1 aceptada</w:t>
+            </w:r>
+          </w:p>
+        </w:tc>
+        <w:tc>
+          <w:tcPr>
+            <w:cnfStyle w:val="000010000000" w:firstRow="0" w:lastRow="0" w:firstColumn="0" w:lastColumn="0" w:oddVBand="1" w:evenVBand="0" w:oddHBand="0" w:evenHBand="0" w:firstRowFirstColumn="0" w:firstRowLastColumn="0" w:lastRowFirstColumn="0" w:lastRowLastColumn="0"/>
             <w:tcW w:w="2552" w:type="dxa"/>
             <w:gridSpan w:val="2"/>
           </w:tcPr>
           <w:p>
-            <w:r>
-              <w:rPr>
-                <w:b/>
+            <w:pPr>
+              <w:rPr>
+                <w:lang w:val="en-US"/>
+              </w:rPr>
+            </w:pPr>
+            <w:r>
+              <w:rPr>
                 <w:sz w:val="16"/>
-              </w:rPr>
-              <w:t>Script</w:t>
+                <w:lang w:val="en-US"/>
+              </w:rPr>
+              <w:t>recompute_metrics_with_bootstrap.py</w:t>
+            </w:r>
+          </w:p>
+        </w:tc>
+      </w:tr>
+      <w:tr>
+        <w:trPr>
+          <w:gridAfter w:val="1"/>
+          <w:cnfStyle w:val="000000100000" w:firstRow="0" w:lastRow="0" w:firstColumn="0" w:lastColumn="0" w:oddVBand="0" w:evenVBand="0" w:oddHBand="1" w:evenHBand="0" w:firstRowFirstColumn="0" w:firstRowLastColumn="0" w:lastRowFirstColumn="0" w:lastRowLastColumn="0"/>
+          <w:wAfter w:w="153" w:type="dxa"/>
+        </w:trPr>
+        <w:tc>
+          <w:tcPr>
+            <w:cnfStyle w:val="000010000000" w:firstRow="0" w:lastRow="0" w:firstColumn="0" w:lastColumn="0" w:oddVBand="1" w:evenVBand="0" w:oddHBand="0" w:evenHBand="0" w:firstRowFirstColumn="0" w:firstRowLastColumn="0" w:lastRowFirstColumn="0" w:lastRowLastColumn="0"/>
+            <w:tcW w:w="1782" w:type="dxa"/>
+          </w:tcPr>
+          <w:p>
+            <w:r>
+              <w:rPr>
+                <w:sz w:val="16"/>
+              </w:rPr>
+              <w:t>2</w:t>
+            </w:r>
+          </w:p>
+        </w:tc>
+        <w:tc>
+          <w:tcPr>
+            <w:tcW w:w="1333" w:type="dxa"/>
+            <w:gridSpan w:val="3"/>
+          </w:tcPr>
+          <w:p>
+            <w:pPr>
+              <w:cnfStyle w:val="000000100000" w:firstRow="0" w:lastRow="0" w:firstColumn="0" w:lastColumn="0" w:oddVBand="0" w:evenVBand="0" w:oddHBand="1" w:evenHBand="0" w:firstRowFirstColumn="0" w:firstRowLastColumn="0" w:lastRowFirstColumn="0" w:lastRowLastColumn="0"/>
+            </w:pPr>
+            <w:r>
+              <w:rPr>
+                <w:sz w:val="16"/>
+              </w:rPr>
+              <w:t>E2E live n=30 con CoppeliaSim</w:t>
+            </w:r>
+          </w:p>
+        </w:tc>
+        <w:tc>
+          <w:tcPr>
+            <w:cnfStyle w:val="000010000000" w:firstRow="0" w:lastRow="0" w:firstColumn="0" w:lastColumn="0" w:oddVBand="1" w:evenVBand="0" w:oddHBand="0" w:evenHBand="0" w:firstRowFirstColumn="0" w:firstRowLastColumn="0" w:lastRowFirstColumn="0" w:lastRowLastColumn="0"/>
+            <w:tcW w:w="1322" w:type="dxa"/>
+            <w:gridSpan w:val="2"/>
+          </w:tcPr>
+          <w:p>
+            <w:r>
+              <w:rPr>
+                <w:sz w:val="16"/>
+              </w:rPr>
+              <w:t>Cycle p95 6.29/6.68 s</w:t>
+            </w:r>
+          </w:p>
+        </w:tc>
+        <w:tc>
+          <w:tcPr>
+            <w:tcW w:w="1919" w:type="dxa"/>
+            <w:gridSpan w:val="2"/>
+          </w:tcPr>
+          <w:p>
+            <w:pPr>
+              <w:cnfStyle w:val="000000100000" w:firstRow="0" w:lastRow="0" w:firstColumn="0" w:lastColumn="0" w:oddVBand="0" w:evenVBand="0" w:oddHBand="1" w:evenHBand="0" w:firstRowFirstColumn="0" w:firstRowLastColumn="0" w:lastRowFirstColumn="0" w:lastRowLastColumn="0"/>
+            </w:pPr>
+            <w:r>
+              <w:rPr>
+                <w:sz w:val="16"/>
+              </w:rPr>
+              <w:t>H3 aceptada</w:t>
+            </w:r>
+          </w:p>
+        </w:tc>
+        <w:tc>
+          <w:tcPr>
+            <w:cnfStyle w:val="000010000000" w:firstRow="0" w:lastRow="0" w:firstColumn="0" w:lastColumn="0" w:oddVBand="1" w:evenVBand="0" w:oddHBand="0" w:evenHBand="0" w:firstRowFirstColumn="0" w:firstRowLastColumn="0" w:lastRowFirstColumn="0" w:lastRowLastColumn="0"/>
+            <w:tcW w:w="2552" w:type="dxa"/>
+            <w:gridSpan w:val="2"/>
+          </w:tcPr>
+          <w:p>
+            <w:r>
+              <w:rPr>
+                <w:sz w:val="16"/>
+              </w:rPr>
+              <w:t>run_e2e_live.py</w:t>
             </w:r>
           </w:p>
         </w:tc>
@@ -20178,6 +21232,7 @@
         </w:trPr>
         <w:tc>
           <w:tcPr>
+            <w:cnfStyle w:val="000010000000" w:firstRow="0" w:lastRow="0" w:firstColumn="0" w:lastColumn="0" w:oddVBand="1" w:evenVBand="0" w:oddHBand="0" w:evenHBand="0" w:firstRowFirstColumn="0" w:firstRowLastColumn="0" w:lastRowFirstColumn="0" w:lastRowLastColumn="0"/>
             <w:tcW w:w="1782" w:type="dxa"/>
           </w:tcPr>
           <w:p>
@@ -20185,7 +21240,7 @@
               <w:rPr>
                 <w:sz w:val="16"/>
               </w:rPr>
-              <w:t>1</w:t>
+              <w:t>3</w:t>
             </w:r>
           </w:p>
         </w:tc>
@@ -20196,21 +21251,19 @@
           </w:tcPr>
           <w:p>
             <w:pPr>
-              <w:rPr>
-                <w:lang w:val="en-US"/>
-              </w:rPr>
+              <w:cnfStyle w:val="000000000000" w:firstRow="0" w:lastRow="0" w:firstColumn="0" w:lastColumn="0" w:oddVBand="0" w:evenVBand="0" w:oddHBand="0" w:evenHBand="0" w:firstRowFirstColumn="0" w:firstRowLastColumn="0" w:lastRowFirstColumn="0" w:lastRowLastColumn="0"/>
             </w:pPr>
             <w:r>
               <w:rPr>
                 <w:sz w:val="16"/>
-                <w:lang w:val="en-US"/>
-              </w:rPr>
-              <w:t>Eval FoundationPose YCB-V/T-LESS</w:t>
-            </w:r>
-          </w:p>
-        </w:tc>
-        <w:tc>
-          <w:tcPr>
+              </w:rPr>
+              <w:t>Ablation representación rotación</w:t>
+            </w:r>
+          </w:p>
+        </w:tc>
+        <w:tc>
+          <w:tcPr>
+            <w:cnfStyle w:val="000010000000" w:firstRow="0" w:lastRow="0" w:firstColumn="0" w:lastColumn="0" w:oddVBand="1" w:evenVBand="0" w:oddHBand="0" w:evenHBand="0" w:firstRowFirstColumn="0" w:firstRowLastColumn="0" w:lastRowFirstColumn="0" w:lastRowLastColumn="0"/>
             <w:tcW w:w="1322" w:type="dxa"/>
             <w:gridSpan w:val="2"/>
           </w:tcPr>
@@ -20219,7 +21272,7 @@
               <w:rPr>
                 <w:sz w:val="16"/>
               </w:rPr>
-              <w:t>AUC ADD-S 0.908/0.957 [IC 95 %]</w:t>
+              <w:t>Continua 6D &gt; cuaternión</w:t>
             </w:r>
           </w:p>
         </w:tc>
@@ -20229,31 +21282,114 @@
             <w:gridSpan w:val="2"/>
           </w:tcPr>
           <w:p>
+            <w:pPr>
+              <w:cnfStyle w:val="000000000000" w:firstRow="0" w:lastRow="0" w:firstColumn="0" w:lastColumn="0" w:oddVBand="0" w:evenVBand="0" w:oddHBand="0" w:evenHBand="0" w:firstRowFirstColumn="0" w:firstRowLastColumn="0" w:lastRowFirstColumn="0" w:lastRowLastColumn="0"/>
+            </w:pPr>
             <w:r>
               <w:rPr>
                 <w:sz w:val="16"/>
               </w:rPr>
-              <w:t>H1 aceptada</w:t>
-            </w:r>
-          </w:p>
-        </w:tc>
-        <w:tc>
-          <w:tcPr>
+              <w:t>Justifica diseño</w:t>
+            </w:r>
+          </w:p>
+        </w:tc>
+        <w:tc>
+          <w:tcPr>
+            <w:cnfStyle w:val="000010000000" w:firstRow="0" w:lastRow="0" w:firstColumn="0" w:lastColumn="0" w:oddVBand="1" w:evenVBand="0" w:oddHBand="0" w:evenHBand="0" w:firstRowFirstColumn="0" w:firstRowLastColumn="0" w:lastRowFirstColumn="0" w:lastRowLastColumn="0"/>
             <w:tcW w:w="2552" w:type="dxa"/>
             <w:gridSpan w:val="2"/>
           </w:tcPr>
           <w:p>
+            <w:r>
+              <w:rPr>
+                <w:sz w:val="16"/>
+              </w:rPr>
+              <w:t>exp3_rotation_ablation.py</w:t>
+            </w:r>
+          </w:p>
+        </w:tc>
+      </w:tr>
+      <w:tr>
+        <w:trPr>
+          <w:gridAfter w:val="1"/>
+          <w:cnfStyle w:val="000000100000" w:firstRow="0" w:lastRow="0" w:firstColumn="0" w:lastColumn="0" w:oddVBand="0" w:evenVBand="0" w:oddHBand="1" w:evenHBand="0" w:firstRowFirstColumn="0" w:firstRowLastColumn="0" w:lastRowFirstColumn="0" w:lastRowLastColumn="0"/>
+          <w:wAfter w:w="153" w:type="dxa"/>
+        </w:trPr>
+        <w:tc>
+          <w:tcPr>
+            <w:cnfStyle w:val="000010000000" w:firstRow="0" w:lastRow="0" w:firstColumn="0" w:lastColumn="0" w:oddVBand="1" w:evenVBand="0" w:oddHBand="0" w:evenHBand="0" w:firstRowFirstColumn="0" w:firstRowLastColumn="0" w:lastRowFirstColumn="0" w:lastRowLastColumn="0"/>
+            <w:tcW w:w="1782" w:type="dxa"/>
+          </w:tcPr>
+          <w:p>
+            <w:r>
+              <w:rPr>
+                <w:sz w:val="16"/>
+              </w:rPr>
+              <w:t>4</w:t>
+            </w:r>
+          </w:p>
+        </w:tc>
+        <w:tc>
+          <w:tcPr>
+            <w:tcW w:w="1333" w:type="dxa"/>
+            <w:gridSpan w:val="3"/>
+          </w:tcPr>
+          <w:p>
             <w:pPr>
-              <w:rPr>
-                <w:lang w:val="en-US"/>
-              </w:rPr>
+              <w:cnfStyle w:val="000000100000" w:firstRow="0" w:lastRow="0" w:firstColumn="0" w:lastColumn="0" w:oddVBand="0" w:evenVBand="0" w:oddHBand="1" w:evenHBand="0" w:firstRowFirstColumn="0" w:firstRowLastColumn="0" w:lastRowFirstColumn="0" w:lastRowLastColumn="0"/>
             </w:pPr>
             <w:r>
               <w:rPr>
                 <w:sz w:val="16"/>
-                <w:lang w:val="en-US"/>
-              </w:rPr>
-              <w:t>recompute_metrics_with_bootstrap.py</w:t>
+              </w:rPr>
+              <w:t>Comparación grasp planners</w:t>
+            </w:r>
+          </w:p>
+        </w:tc>
+        <w:tc>
+          <w:tcPr>
+            <w:cnfStyle w:val="000010000000" w:firstRow="0" w:lastRow="0" w:firstColumn="0" w:lastColumn="0" w:oddVBand="1" w:evenVBand="0" w:oddHBand="0" w:evenHBand="0" w:firstRowFirstColumn="0" w:firstRowLastColumn="0" w:lastRowFirstColumn="0" w:lastRowLastColumn="0"/>
+            <w:tcW w:w="1322" w:type="dxa"/>
+            <w:gridSpan w:val="2"/>
+          </w:tcPr>
+          <w:p>
+            <w:r>
+              <w:rPr>
+                <w:sz w:val="16"/>
+              </w:rPr>
+              <w:t>Diffusion ≈ heurístico en sintético</w:t>
+            </w:r>
+          </w:p>
+        </w:tc>
+        <w:tc>
+          <w:tcPr>
+            <w:tcW w:w="1919" w:type="dxa"/>
+            <w:gridSpan w:val="2"/>
+          </w:tcPr>
+          <w:p>
+            <w:pPr>
+              <w:cnfStyle w:val="000000100000" w:firstRow="0" w:lastRow="0" w:firstColumn="0" w:lastColumn="0" w:oddVBand="0" w:evenVBand="0" w:oddHBand="1" w:evenHBand="0" w:firstRowFirstColumn="0" w:firstRowLastColumn="0" w:lastRowFirstColumn="0" w:lastRowLastColumn="0"/>
+            </w:pPr>
+            <w:r>
+              <w:rPr>
+                <w:sz w:val="16"/>
+              </w:rPr>
+              <w:t>Caracterización L2</w:t>
+            </w:r>
+          </w:p>
+        </w:tc>
+        <w:tc>
+          <w:tcPr>
+            <w:cnfStyle w:val="000010000000" w:firstRow="0" w:lastRow="0" w:firstColumn="0" w:lastColumn="0" w:oddVBand="1" w:evenVBand="0" w:oddHBand="0" w:evenHBand="0" w:firstRowFirstColumn="0" w:firstRowLastColumn="0" w:lastRowFirstColumn="0" w:lastRowLastColumn="0"/>
+            <w:tcW w:w="2552" w:type="dxa"/>
+            <w:gridSpan w:val="2"/>
+          </w:tcPr>
+          <w:p>
+            <w:r>
+              <w:rPr>
+                <w:sz w:val="16"/>
+              </w:rPr>
+              <w:t>exp4_grasp_comparison.py</w:t>
             </w:r>
           </w:p>
         </w:tc>
@@ -20265,6 +21401,7 @@
         </w:trPr>
         <w:tc>
           <w:tcPr>
+            <w:cnfStyle w:val="000010000000" w:firstRow="0" w:lastRow="0" w:firstColumn="0" w:lastColumn="0" w:oddVBand="1" w:evenVBand="0" w:oddHBand="0" w:evenHBand="0" w:firstRowFirstColumn="0" w:firstRowLastColumn="0" w:lastRowFirstColumn="0" w:lastRowLastColumn="0"/>
             <w:tcW w:w="1782" w:type="dxa"/>
           </w:tcPr>
           <w:p>
@@ -20272,7 +21409,7 @@
               <w:rPr>
                 <w:sz w:val="16"/>
               </w:rPr>
-              <w:t>2</w:t>
+              <w:t>5</w:t>
             </w:r>
           </w:p>
         </w:tc>
@@ -20282,25 +21419,35 @@
             <w:gridSpan w:val="3"/>
           </w:tcPr>
           <w:p>
+            <w:pPr>
+              <w:cnfStyle w:val="000000000000" w:firstRow="0" w:lastRow="0" w:firstColumn="0" w:lastColumn="0" w:oddVBand="0" w:evenVBand="0" w:oddHBand="0" w:evenHBand="0" w:firstRowFirstColumn="0" w:firstRowLastColumn="0" w:lastRowFirstColumn="0" w:lastRowLastColumn="0"/>
+            </w:pPr>
             <w:r>
               <w:rPr>
                 <w:sz w:val="16"/>
               </w:rPr>
-              <w:t>E2E live n=30 con CoppeliaSim</w:t>
-            </w:r>
-          </w:p>
-        </w:tc>
-        <w:tc>
-          <w:tcPr>
+              <w:t>Ablation n_diffusion_steps</w:t>
+            </w:r>
+          </w:p>
+        </w:tc>
+        <w:tc>
+          <w:tcPr>
+            <w:cnfStyle w:val="000010000000" w:firstRow="0" w:lastRow="0" w:firstColumn="0" w:lastColumn="0" w:oddVBand="1" w:evenVBand="0" w:oddHBand="0" w:evenHBand="0" w:firstRowFirstColumn="0" w:firstRowLastColumn="0" w:lastRowFirstColumn="0" w:lastRowLastColumn="0"/>
             <w:tcW w:w="1322" w:type="dxa"/>
             <w:gridSpan w:val="2"/>
           </w:tcPr>
           <w:p>
+            <w:pPr>
+              <w:rPr>
+                <w:lang w:val="en-US"/>
+              </w:rPr>
+            </w:pPr>
             <w:r>
               <w:rPr>
                 <w:sz w:val="16"/>
-              </w:rPr>
-              <w:t>Cycle p95 6.29/6.68 s</w:t>
+                <w:lang w:val="en-US"/>
+              </w:rPr>
+              <w:t>DDIM-25 mejor trade-off (-65 % latencia)</w:t>
             </w:r>
           </w:p>
         </w:tc>
@@ -20310,25 +21457,120 @@
             <w:gridSpan w:val="2"/>
           </w:tcPr>
           <w:p>
+            <w:pPr>
+              <w:cnfStyle w:val="000000000000" w:firstRow="0" w:lastRow="0" w:firstColumn="0" w:lastColumn="0" w:oddVBand="0" w:evenVBand="0" w:oddHBand="0" w:evenHBand="0" w:firstRowFirstColumn="0" w:firstRowLastColumn="0" w:lastRowFirstColumn="0" w:lastRowLastColumn="0"/>
+            </w:pPr>
             <w:r>
               <w:rPr>
                 <w:sz w:val="16"/>
               </w:rPr>
-              <w:t>H3 aceptada</w:t>
-            </w:r>
-          </w:p>
-        </w:tc>
-        <w:tc>
-          <w:tcPr>
+              <w:t>Decisión operacional</w:t>
+            </w:r>
+          </w:p>
+        </w:tc>
+        <w:tc>
+          <w:tcPr>
+            <w:cnfStyle w:val="000010000000" w:firstRow="0" w:lastRow="0" w:firstColumn="0" w:lastColumn="0" w:oddVBand="1" w:evenVBand="0" w:oddHBand="0" w:evenHBand="0" w:firstRowFirstColumn="0" w:firstRowLastColumn="0" w:lastRowFirstColumn="0" w:lastRowLastColumn="0"/>
             <w:tcW w:w="2552" w:type="dxa"/>
             <w:gridSpan w:val="2"/>
           </w:tcPr>
           <w:p>
+            <w:pPr>
+              <w:rPr>
+                <w:lang w:val="en-US"/>
+              </w:rPr>
+            </w:pPr>
             <w:r>
               <w:rPr>
                 <w:sz w:val="16"/>
-              </w:rPr>
-              <w:t>run_e2e_live.py</w:t>
+                <w:lang w:val="en-US"/>
+              </w:rPr>
+              <w:t>exp5_diffusion_steps_ablation.py</w:t>
+            </w:r>
+          </w:p>
+        </w:tc>
+      </w:tr>
+      <w:tr>
+        <w:trPr>
+          <w:gridAfter w:val="1"/>
+          <w:cnfStyle w:val="000000100000" w:firstRow="0" w:lastRow="0" w:firstColumn="0" w:lastColumn="0" w:oddVBand="0" w:evenVBand="0" w:oddHBand="1" w:evenHBand="0" w:firstRowFirstColumn="0" w:firstRowLastColumn="0" w:lastRowFirstColumn="0" w:lastRowLastColumn="0"/>
+          <w:wAfter w:w="153" w:type="dxa"/>
+        </w:trPr>
+        <w:tc>
+          <w:tcPr>
+            <w:cnfStyle w:val="000010000000" w:firstRow="0" w:lastRow="0" w:firstColumn="0" w:lastColumn="0" w:oddVBand="1" w:evenVBand="0" w:oddHBand="0" w:evenHBand="0" w:firstRowFirstColumn="0" w:firstRowLastColumn="0" w:lastRowFirstColumn="0" w:lastRowLastColumn="0"/>
+            <w:tcW w:w="1782" w:type="dxa"/>
+          </w:tcPr>
+          <w:p>
+            <w:r>
+              <w:rPr>
+                <w:sz w:val="16"/>
+              </w:rPr>
+              <w:t>6</w:t>
+            </w:r>
+          </w:p>
+        </w:tc>
+        <w:tc>
+          <w:tcPr>
+            <w:tcW w:w="1333" w:type="dxa"/>
+            <w:gridSpan w:val="3"/>
+          </w:tcPr>
+          <w:p>
+            <w:pPr>
+              <w:cnfStyle w:val="000000100000" w:firstRow="0" w:lastRow="0" w:firstColumn="0" w:lastColumn="0" w:oddVBand="0" w:evenVBand="0" w:oddHBand="1" w:evenHBand="0" w:firstRowFirstColumn="0" w:firstRowLastColumn="0" w:lastRowFirstColumn="0" w:lastRowLastColumn="0"/>
+            </w:pPr>
+            <w:r>
+              <w:rPr>
+                <w:sz w:val="16"/>
+              </w:rPr>
+              <w:t>Robustez (oclusión + ruido)</w:t>
+            </w:r>
+          </w:p>
+        </w:tc>
+        <w:tc>
+          <w:tcPr>
+            <w:cnfStyle w:val="000010000000" w:firstRow="0" w:lastRow="0" w:firstColumn="0" w:lastColumn="0" w:oddVBand="1" w:evenVBand="0" w:oddHBand="0" w:evenHBand="0" w:firstRowFirstColumn="0" w:firstRowLastColumn="0" w:lastRowFirstColumn="0" w:lastRowLastColumn="0"/>
+            <w:tcW w:w="1322" w:type="dxa"/>
+            <w:gridSpan w:val="2"/>
+          </w:tcPr>
+          <w:p>
+            <w:r>
+              <w:rPr>
+                <w:sz w:val="16"/>
+              </w:rPr>
+              <w:t>T-LESS estable a 70 % oclusión (−1 pp)</w:t>
+            </w:r>
+          </w:p>
+        </w:tc>
+        <w:tc>
+          <w:tcPr>
+            <w:tcW w:w="1919" w:type="dxa"/>
+            <w:gridSpan w:val="2"/>
+          </w:tcPr>
+          <w:p>
+            <w:pPr>
+              <w:cnfStyle w:val="000000100000" w:firstRow="0" w:lastRow="0" w:firstColumn="0" w:lastColumn="0" w:oddVBand="0" w:evenVBand="0" w:oddHBand="1" w:evenHBand="0" w:firstRowFirstColumn="0" w:firstRowLastColumn="0" w:lastRowFirstColumn="0" w:lastRowLastColumn="0"/>
+            </w:pPr>
+            <w:r>
+              <w:rPr>
+                <w:sz w:val="16"/>
+              </w:rPr>
+              <w:t>Refuerza H1</w:t>
+            </w:r>
+          </w:p>
+        </w:tc>
+        <w:tc>
+          <w:tcPr>
+            <w:cnfStyle w:val="000010000000" w:firstRow="0" w:lastRow="0" w:firstColumn="0" w:lastColumn="0" w:oddVBand="1" w:evenVBand="0" w:oddHBand="0" w:evenHBand="0" w:firstRowFirstColumn="0" w:firstRowLastColumn="0" w:lastRowFirstColumn="0" w:lastRowLastColumn="0"/>
+            <w:tcW w:w="2552" w:type="dxa"/>
+            <w:gridSpan w:val="2"/>
+          </w:tcPr>
+          <w:p>
+            <w:r>
+              <w:rPr>
+                <w:sz w:val="16"/>
+              </w:rPr>
+              <w:t>exp6_robustness_analysis.py</w:t>
             </w:r>
           </w:p>
         </w:tc>
@@ -20340,6 +21582,7 @@
         </w:trPr>
         <w:tc>
           <w:tcPr>
+            <w:cnfStyle w:val="000010000000" w:firstRow="0" w:lastRow="0" w:firstColumn="0" w:lastColumn="0" w:oddVBand="1" w:evenVBand="0" w:oddHBand="0" w:evenHBand="0" w:firstRowFirstColumn="0" w:firstRowLastColumn="0" w:lastRowFirstColumn="0" w:lastRowLastColumn="0"/>
             <w:tcW w:w="1782" w:type="dxa"/>
           </w:tcPr>
           <w:p>
@@ -20347,7 +21590,7 @@
               <w:rPr>
                 <w:sz w:val="16"/>
               </w:rPr>
-              <w:t>3</w:t>
+              <w:t>7</w:t>
             </w:r>
           </w:p>
         </w:tc>
@@ -20357,16 +21600,20 @@
             <w:gridSpan w:val="3"/>
           </w:tcPr>
           <w:p>
+            <w:pPr>
+              <w:cnfStyle w:val="000000000000" w:firstRow="0" w:lastRow="0" w:firstColumn="0" w:lastColumn="0" w:oddVBand="0" w:evenVBand="0" w:oddHBand="0" w:evenHBand="0" w:firstRowFirstColumn="0" w:firstRowLastColumn="0" w:lastRowFirstColumn="0" w:lastRowLastColumn="0"/>
+            </w:pPr>
             <w:r>
               <w:rPr>
                 <w:sz w:val="16"/>
               </w:rPr>
-              <w:t>Ablation representación rotación</w:t>
-            </w:r>
-          </w:p>
-        </w:tc>
-        <w:tc>
-          <w:tcPr>
+              <w:t>Convergencia PBVS</w:t>
+            </w:r>
+          </w:p>
+        </w:tc>
+        <w:tc>
+          <w:tcPr>
+            <w:cnfStyle w:val="000010000000" w:firstRow="0" w:lastRow="0" w:firstColumn="0" w:lastColumn="0" w:oddVBand="1" w:evenVBand="0" w:oddHBand="0" w:evenHBand="0" w:firstRowFirstColumn="0" w:firstRowLastColumn="0" w:lastRowFirstColumn="0" w:lastRowLastColumn="0"/>
             <w:tcW w:w="1322" w:type="dxa"/>
             <w:gridSpan w:val="2"/>
           </w:tcPr>
@@ -20375,7 +21622,7 @@
               <w:rPr>
                 <w:sz w:val="16"/>
               </w:rPr>
-              <w:t>Continua 6D &gt; cuaternión</w:t>
+              <w:t>100 % en 50 muestras (mediana 1.7 s)</w:t>
             </w:r>
           </w:p>
         </w:tc>
@@ -20385,16 +21632,20 @@
             <w:gridSpan w:val="2"/>
           </w:tcPr>
           <w:p>
+            <w:pPr>
+              <w:cnfStyle w:val="000000000000" w:firstRow="0" w:lastRow="0" w:firstColumn="0" w:lastColumn="0" w:oddVBand="0" w:evenVBand="0" w:oddHBand="0" w:evenHBand="0" w:firstRowFirstColumn="0" w:firstRowLastColumn="0" w:lastRowFirstColumn="0" w:lastRowLastColumn="0"/>
+            </w:pPr>
             <w:r>
               <w:rPr>
                 <w:sz w:val="16"/>
               </w:rPr>
-              <w:t>Justifica diseño</w:t>
-            </w:r>
-          </w:p>
-        </w:tc>
-        <w:tc>
-          <w:tcPr>
+              <w:t>Cierra OE4</w:t>
+            </w:r>
+          </w:p>
+        </w:tc>
+        <w:tc>
+          <w:tcPr>
+            <w:cnfStyle w:val="000010000000" w:firstRow="0" w:lastRow="0" w:firstColumn="0" w:lastColumn="0" w:oddVBand="1" w:evenVBand="0" w:oddHBand="0" w:evenHBand="0" w:firstRowFirstColumn="0" w:firstRowLastColumn="0" w:lastRowFirstColumn="0" w:lastRowLastColumn="0"/>
             <w:tcW w:w="2552" w:type="dxa"/>
             <w:gridSpan w:val="2"/>
           </w:tcPr>
@@ -20403,7 +21654,92 @@
               <w:rPr>
                 <w:sz w:val="16"/>
               </w:rPr>
-              <w:t>exp3_rotation_ablation.py</w:t>
+              <w:t>exp7_pbvs_convergence.py</w:t>
+            </w:r>
+          </w:p>
+        </w:tc>
+      </w:tr>
+      <w:tr>
+        <w:trPr>
+          <w:gridAfter w:val="1"/>
+          <w:cnfStyle w:val="000000100000" w:firstRow="0" w:lastRow="0" w:firstColumn="0" w:lastColumn="0" w:oddVBand="0" w:evenVBand="0" w:oddHBand="1" w:evenHBand="0" w:firstRowFirstColumn="0" w:firstRowLastColumn="0" w:lastRowFirstColumn="0" w:lastRowLastColumn="0"/>
+          <w:wAfter w:w="153" w:type="dxa"/>
+        </w:trPr>
+        <w:tc>
+          <w:tcPr>
+            <w:cnfStyle w:val="000010000000" w:firstRow="0" w:lastRow="0" w:firstColumn="0" w:lastColumn="0" w:oddVBand="1" w:evenVBand="0" w:oddHBand="0" w:evenHBand="0" w:firstRowFirstColumn="0" w:firstRowLastColumn="0" w:lastRowFirstColumn="0" w:lastRowLastColumn="0"/>
+            <w:tcW w:w="1782" w:type="dxa"/>
+          </w:tcPr>
+          <w:p>
+            <w:r>
+              <w:rPr>
+                <w:sz w:val="16"/>
+              </w:rPr>
+              <w:t>8</w:t>
+            </w:r>
+          </w:p>
+        </w:tc>
+        <w:tc>
+          <w:tcPr>
+            <w:tcW w:w="1333" w:type="dxa"/>
+            <w:gridSpan w:val="3"/>
+          </w:tcPr>
+          <w:p>
+            <w:pPr>
+              <w:cnfStyle w:val="000000100000" w:firstRow="0" w:lastRow="0" w:firstColumn="0" w:lastColumn="0" w:oddVBand="0" w:evenVBand="0" w:oddHBand="1" w:evenHBand="0" w:firstRowFirstColumn="0" w:firstRowLastColumn="0" w:lastRowFirstColumn="0" w:lastRowLastColumn="0"/>
+            </w:pPr>
+            <w:r>
+              <w:rPr>
+                <w:sz w:val="16"/>
+              </w:rPr>
+              <w:t>Diversidad multimodal</w:t>
+            </w:r>
+          </w:p>
+        </w:tc>
+        <w:tc>
+          <w:tcPr>
+            <w:cnfStyle w:val="000010000000" w:firstRow="0" w:lastRow="0" w:firstColumn="0" w:lastColumn="0" w:oddVBand="1" w:evenVBand="0" w:oddHBand="0" w:evenHBand="0" w:firstRowFirstColumn="0" w:firstRowLastColumn="0" w:lastRowFirstColumn="0" w:lastRowLastColumn="0"/>
+            <w:tcW w:w="1322" w:type="dxa"/>
+            <w:gridSpan w:val="2"/>
+          </w:tcPr>
+          <w:p>
+            <w:r>
+              <w:rPr>
+                <w:sz w:val="16"/>
+              </w:rPr>
+              <w:t>Endpoint 58.6 cm, K=2 modos</w:t>
+            </w:r>
+          </w:p>
+        </w:tc>
+        <w:tc>
+          <w:tcPr>
+            <w:tcW w:w="1919" w:type="dxa"/>
+            <w:gridSpan w:val="2"/>
+          </w:tcPr>
+          <w:p>
+            <w:pPr>
+              <w:cnfStyle w:val="000000100000" w:firstRow="0" w:lastRow="0" w:firstColumn="0" w:lastColumn="0" w:oddVBand="0" w:evenVBand="0" w:oddHBand="1" w:evenHBand="0" w:firstRowFirstColumn="0" w:firstRowLastColumn="0" w:lastRowFirstColumn="0" w:lastRowLastColumn="0"/>
+            </w:pPr>
+            <w:r>
+              <w:rPr>
+                <w:sz w:val="16"/>
+              </w:rPr>
+              <w:t>Verifica H2 emergente</w:t>
+            </w:r>
+          </w:p>
+        </w:tc>
+        <w:tc>
+          <w:tcPr>
+            <w:cnfStyle w:val="000010000000" w:firstRow="0" w:lastRow="0" w:firstColumn="0" w:lastColumn="0" w:oddVBand="1" w:evenVBand="0" w:oddHBand="0" w:evenHBand="0" w:firstRowFirstColumn="0" w:firstRowLastColumn="0" w:lastRowFirstColumn="0" w:lastRowLastColumn="0"/>
+            <w:tcW w:w="2552" w:type="dxa"/>
+            <w:gridSpan w:val="2"/>
+          </w:tcPr>
+          <w:p>
+            <w:r>
+              <w:rPr>
+                <w:sz w:val="16"/>
+              </w:rPr>
+              <w:t>exp8_diffusion_diversity.py</w:t>
             </w:r>
           </w:p>
         </w:tc>
@@ -20415,6 +21751,7 @@
         </w:trPr>
         <w:tc>
           <w:tcPr>
+            <w:cnfStyle w:val="000010000000" w:firstRow="0" w:lastRow="0" w:firstColumn="0" w:lastColumn="0" w:oddVBand="1" w:evenVBand="0" w:oddHBand="0" w:evenHBand="0" w:firstRowFirstColumn="0" w:firstRowLastColumn="0" w:lastRowFirstColumn="0" w:lastRowLastColumn="0"/>
             <w:tcW w:w="1782" w:type="dxa"/>
           </w:tcPr>
           <w:p>
@@ -20422,7 +21759,7 @@
               <w:rPr>
                 <w:sz w:val="16"/>
               </w:rPr>
-              <w:t>4</w:t>
+              <w:t>9</w:t>
             </w:r>
           </w:p>
         </w:tc>
@@ -20432,16 +21769,20 @@
             <w:gridSpan w:val="3"/>
           </w:tcPr>
           <w:p>
+            <w:pPr>
+              <w:cnfStyle w:val="000000000000" w:firstRow="0" w:lastRow="0" w:firstColumn="0" w:lastColumn="0" w:oddVBand="0" w:evenVBand="0" w:oddHBand="0" w:evenHBand="0" w:firstRowFirstColumn="0" w:firstRowLastColumn="0" w:lastRowFirstColumn="0" w:lastRowLastColumn="0"/>
+            </w:pPr>
             <w:r>
               <w:rPr>
                 <w:sz w:val="16"/>
               </w:rPr>
-              <w:t>Comparación grasp planners</w:t>
-            </w:r>
-          </w:p>
-        </w:tc>
-        <w:tc>
-          <w:tcPr>
+              <w:t>Visualización 3D trayectorias</w:t>
+            </w:r>
+          </w:p>
+        </w:tc>
+        <w:tc>
+          <w:tcPr>
+            <w:cnfStyle w:val="000010000000" w:firstRow="0" w:lastRow="0" w:firstColumn="0" w:lastColumn="0" w:oddVBand="1" w:evenVBand="0" w:oddHBand="0" w:evenHBand="0" w:firstRowFirstColumn="0" w:firstRowLastColumn="0" w:lastRowFirstColumn="0" w:lastRowLastColumn="0"/>
             <w:tcW w:w="1322" w:type="dxa"/>
             <w:gridSpan w:val="2"/>
           </w:tcPr>
@@ -20450,7 +21791,7 @@
               <w:rPr>
                 <w:sz w:val="16"/>
               </w:rPr>
-              <w:t>Diffusion ≈ heurístico en sintético</w:t>
+              <w:t>Std endpoint 27.9 cm en 50 muestras</w:t>
             </w:r>
           </w:p>
         </w:tc>
@@ -20460,16 +21801,20 @@
             <w:gridSpan w:val="2"/>
           </w:tcPr>
           <w:p>
+            <w:pPr>
+              <w:cnfStyle w:val="000000000000" w:firstRow="0" w:lastRow="0" w:firstColumn="0" w:lastColumn="0" w:oddVBand="0" w:evenVBand="0" w:oddHBand="0" w:evenHBand="0" w:firstRowFirstColumn="0" w:firstRowLastColumn="0" w:lastRowFirstColumn="0" w:lastRowLastColumn="0"/>
+            </w:pPr>
             <w:r>
               <w:rPr>
                 <w:sz w:val="16"/>
               </w:rPr>
-              <w:t>Caracterización L2</w:t>
-            </w:r>
-          </w:p>
-        </w:tc>
-        <w:tc>
-          <w:tcPr>
+              <w:t>Evidencia visual</w:t>
+            </w:r>
+          </w:p>
+        </w:tc>
+        <w:tc>
+          <w:tcPr>
+            <w:cnfStyle w:val="000010000000" w:firstRow="0" w:lastRow="0" w:firstColumn="0" w:lastColumn="0" w:oddVBand="1" w:evenVBand="0" w:oddHBand="0" w:evenHBand="0" w:firstRowFirstColumn="0" w:firstRowLastColumn="0" w:lastRowFirstColumn="0" w:lastRowLastColumn="0"/>
             <w:tcW w:w="2552" w:type="dxa"/>
             <w:gridSpan w:val="2"/>
           </w:tcPr>
@@ -20478,7 +21823,7 @@
               <w:rPr>
                 <w:sz w:val="16"/>
               </w:rPr>
-              <w:t>exp4_grasp_comparison.py</w:t>
+              <w:t>exp9_3d_trajectories_viz.py</w:t>
             </w:r>
           </w:p>
         </w:tc>
@@ -20486,10 +21831,12 @@
       <w:tr>
         <w:trPr>
           <w:gridAfter w:val="1"/>
+          <w:cnfStyle w:val="000000100000" w:firstRow="0" w:lastRow="0" w:firstColumn="0" w:lastColumn="0" w:oddVBand="0" w:evenVBand="0" w:oddHBand="1" w:evenHBand="0" w:firstRowFirstColumn="0" w:firstRowLastColumn="0" w:lastRowFirstColumn="0" w:lastRowLastColumn="0"/>
           <w:wAfter w:w="153" w:type="dxa"/>
         </w:trPr>
         <w:tc>
           <w:tcPr>
+            <w:cnfStyle w:val="000010000000" w:firstRow="0" w:lastRow="0" w:firstColumn="0" w:lastColumn="0" w:oddVBand="1" w:evenVBand="0" w:oddHBand="0" w:evenHBand="0" w:firstRowFirstColumn="0" w:firstRowLastColumn="0" w:lastRowFirstColumn="0" w:lastRowLastColumn="0"/>
             <w:tcW w:w="1782" w:type="dxa"/>
           </w:tcPr>
           <w:p>
@@ -20497,7 +21844,7 @@
               <w:rPr>
                 <w:sz w:val="16"/>
               </w:rPr>
-              <w:t>5</w:t>
+              <w:t>10</w:t>
             </w:r>
           </w:p>
         </w:tc>
@@ -20507,31 +21854,29 @@
             <w:gridSpan w:val="3"/>
           </w:tcPr>
           <w:p>
+            <w:pPr>
+              <w:cnfStyle w:val="000000100000" w:firstRow="0" w:lastRow="0" w:firstColumn="0" w:lastColumn="0" w:oddVBand="0" w:evenVBand="0" w:oddHBand="1" w:evenHBand="0" w:firstRowFirstColumn="0" w:firstRowLastColumn="0" w:lastRowFirstColumn="0" w:lastRowLastColumn="0"/>
+            </w:pPr>
             <w:r>
               <w:rPr>
                 <w:sz w:val="16"/>
               </w:rPr>
-              <w:t>Ablation n_diffusion_steps</w:t>
-            </w:r>
-          </w:p>
-        </w:tc>
-        <w:tc>
-          <w:tcPr>
+              <w:t>Profiling pipeline</w:t>
+            </w:r>
+          </w:p>
+        </w:tc>
+        <w:tc>
+          <w:tcPr>
+            <w:cnfStyle w:val="000010000000" w:firstRow="0" w:lastRow="0" w:firstColumn="0" w:lastColumn="0" w:oddVBand="1" w:evenVBand="0" w:oddHBand="0" w:evenHBand="0" w:firstRowFirstColumn="0" w:firstRowLastColumn="0" w:lastRowFirstColumn="0" w:lastRowLastColumn="0"/>
             <w:tcW w:w="1322" w:type="dxa"/>
             <w:gridSpan w:val="2"/>
           </w:tcPr>
           <w:p>
-            <w:pPr>
-              <w:rPr>
-                <w:lang w:val="en-US"/>
-              </w:rPr>
-            </w:pPr>
             <w:r>
               <w:rPr>
                 <w:sz w:val="16"/>
-                <w:lang w:val="en-US"/>
-              </w:rPr>
-              <w:t>DDIM-25 mejor trade-off (-65 % latencia)</w:t>
+              </w:rPr>
+              <w:t>FP 80.2 %, Diff 2.3 %, Sim 17.5 %</w:t>
             </w:r>
           </w:p>
         </w:tc>
@@ -20541,401 +21886,24 @@
             <w:gridSpan w:val="2"/>
           </w:tcPr>
           <w:p>
+            <w:pPr>
+              <w:cnfStyle w:val="000000100000" w:firstRow="0" w:lastRow="0" w:firstColumn="0" w:lastColumn="0" w:oddVBand="0" w:evenVBand="0" w:oddHBand="1" w:evenHBand="0" w:firstRowFirstColumn="0" w:firstRowLastColumn="0" w:lastRowFirstColumn="0" w:lastRowLastColumn="0"/>
+            </w:pPr>
             <w:r>
               <w:rPr>
                 <w:sz w:val="16"/>
               </w:rPr>
-              <w:t>Decisión operacional</w:t>
-            </w:r>
-          </w:p>
-        </w:tc>
-        <w:tc>
-          <w:tcPr>
+              <w:t>Identifica bottleneck</w:t>
+            </w:r>
+          </w:p>
+        </w:tc>
+        <w:tc>
+          <w:tcPr>
+            <w:cnfStyle w:val="000010000000" w:firstRow="0" w:lastRow="0" w:firstColumn="0" w:lastColumn="0" w:oddVBand="1" w:evenVBand="0" w:oddHBand="0" w:evenHBand="0" w:firstRowFirstColumn="0" w:firstRowLastColumn="0" w:lastRowFirstColumn="0" w:lastRowLastColumn="0"/>
             <w:tcW w:w="2552" w:type="dxa"/>
             <w:gridSpan w:val="2"/>
           </w:tcPr>
           <w:p>
-            <w:pPr>
-              <w:rPr>
-                <w:lang w:val="en-US"/>
-              </w:rPr>
-            </w:pPr>
-            <w:r>
-              <w:rPr>
-                <w:sz w:val="16"/>
-                <w:lang w:val="en-US"/>
-              </w:rPr>
-              <w:t>exp5_diffusion_steps_ablation.py</w:t>
-            </w:r>
-          </w:p>
-        </w:tc>
-      </w:tr>
-      <w:tr>
-        <w:trPr>
-          <w:gridAfter w:val="1"/>
-          <w:wAfter w:w="153" w:type="dxa"/>
-        </w:trPr>
-        <w:tc>
-          <w:tcPr>
-            <w:tcW w:w="1782" w:type="dxa"/>
-          </w:tcPr>
-          <w:p>
-            <w:r>
-              <w:rPr>
-                <w:sz w:val="16"/>
-              </w:rPr>
-              <w:t>6</w:t>
-            </w:r>
-          </w:p>
-        </w:tc>
-        <w:tc>
-          <w:tcPr>
-            <w:tcW w:w="1333" w:type="dxa"/>
-            <w:gridSpan w:val="3"/>
-          </w:tcPr>
-          <w:p>
-            <w:r>
-              <w:rPr>
-                <w:sz w:val="16"/>
-              </w:rPr>
-              <w:t>Robustez (oclusión + ruido)</w:t>
-            </w:r>
-          </w:p>
-        </w:tc>
-        <w:tc>
-          <w:tcPr>
-            <w:tcW w:w="1322" w:type="dxa"/>
-            <w:gridSpan w:val="2"/>
-          </w:tcPr>
-          <w:p>
-            <w:r>
-              <w:rPr>
-                <w:sz w:val="16"/>
-              </w:rPr>
-              <w:t>T-LESS estable a 70 % oclusión (−1 pp)</w:t>
-            </w:r>
-          </w:p>
-        </w:tc>
-        <w:tc>
-          <w:tcPr>
-            <w:tcW w:w="1919" w:type="dxa"/>
-            <w:gridSpan w:val="2"/>
-          </w:tcPr>
-          <w:p>
-            <w:r>
-              <w:rPr>
-                <w:sz w:val="16"/>
-              </w:rPr>
-              <w:t>Refuerza H1</w:t>
-            </w:r>
-          </w:p>
-        </w:tc>
-        <w:tc>
-          <w:tcPr>
-            <w:tcW w:w="2552" w:type="dxa"/>
-            <w:gridSpan w:val="2"/>
-          </w:tcPr>
-          <w:p>
-            <w:r>
-              <w:rPr>
-                <w:sz w:val="16"/>
-              </w:rPr>
-              <w:t>exp6_robustness_analysis.py</w:t>
-            </w:r>
-          </w:p>
-        </w:tc>
-      </w:tr>
-      <w:tr>
-        <w:trPr>
-          <w:gridAfter w:val="1"/>
-          <w:wAfter w:w="153" w:type="dxa"/>
-        </w:trPr>
-        <w:tc>
-          <w:tcPr>
-            <w:tcW w:w="1782" w:type="dxa"/>
-          </w:tcPr>
-          <w:p>
-            <w:r>
-              <w:rPr>
-                <w:sz w:val="16"/>
-              </w:rPr>
-              <w:t>7</w:t>
-            </w:r>
-          </w:p>
-        </w:tc>
-        <w:tc>
-          <w:tcPr>
-            <w:tcW w:w="1333" w:type="dxa"/>
-            <w:gridSpan w:val="3"/>
-          </w:tcPr>
-          <w:p>
-            <w:r>
-              <w:rPr>
-                <w:sz w:val="16"/>
-              </w:rPr>
-              <w:t>Convergencia PBVS</w:t>
-            </w:r>
-          </w:p>
-        </w:tc>
-        <w:tc>
-          <w:tcPr>
-            <w:tcW w:w="1322" w:type="dxa"/>
-            <w:gridSpan w:val="2"/>
-          </w:tcPr>
-          <w:p>
-            <w:r>
-              <w:rPr>
-                <w:sz w:val="16"/>
-              </w:rPr>
-              <w:t>100 % en 50 muestras (mediana 1.7 s)</w:t>
-            </w:r>
-          </w:p>
-        </w:tc>
-        <w:tc>
-          <w:tcPr>
-            <w:tcW w:w="1919" w:type="dxa"/>
-            <w:gridSpan w:val="2"/>
-          </w:tcPr>
-          <w:p>
-            <w:r>
-              <w:rPr>
-                <w:sz w:val="16"/>
-              </w:rPr>
-              <w:t>Cierra OE4</w:t>
-            </w:r>
-          </w:p>
-        </w:tc>
-        <w:tc>
-          <w:tcPr>
-            <w:tcW w:w="2552" w:type="dxa"/>
-            <w:gridSpan w:val="2"/>
-          </w:tcPr>
-          <w:p>
-            <w:r>
-              <w:rPr>
-                <w:sz w:val="16"/>
-              </w:rPr>
-              <w:t>exp7_pbvs_convergence.py</w:t>
-            </w:r>
-          </w:p>
-        </w:tc>
-      </w:tr>
-      <w:tr>
-        <w:trPr>
-          <w:gridAfter w:val="1"/>
-          <w:wAfter w:w="153" w:type="dxa"/>
-        </w:trPr>
-        <w:tc>
-          <w:tcPr>
-            <w:tcW w:w="1782" w:type="dxa"/>
-          </w:tcPr>
-          <w:p>
-            <w:r>
-              <w:rPr>
-                <w:sz w:val="16"/>
-              </w:rPr>
-              <w:t>8</w:t>
-            </w:r>
-          </w:p>
-        </w:tc>
-        <w:tc>
-          <w:tcPr>
-            <w:tcW w:w="1333" w:type="dxa"/>
-            <w:gridSpan w:val="3"/>
-          </w:tcPr>
-          <w:p>
-            <w:r>
-              <w:rPr>
-                <w:sz w:val="16"/>
-              </w:rPr>
-              <w:t>Diversidad multimodal</w:t>
-            </w:r>
-          </w:p>
-        </w:tc>
-        <w:tc>
-          <w:tcPr>
-            <w:tcW w:w="1322" w:type="dxa"/>
-            <w:gridSpan w:val="2"/>
-          </w:tcPr>
-          <w:p>
-            <w:r>
-              <w:rPr>
-                <w:sz w:val="16"/>
-              </w:rPr>
-              <w:t>Endpoint 58.6 cm, K=2 modos</w:t>
-            </w:r>
-          </w:p>
-        </w:tc>
-        <w:tc>
-          <w:tcPr>
-            <w:tcW w:w="1919" w:type="dxa"/>
-            <w:gridSpan w:val="2"/>
-          </w:tcPr>
-          <w:p>
-            <w:r>
-              <w:rPr>
-                <w:sz w:val="16"/>
-              </w:rPr>
-              <w:t>Verifica H2 emergente</w:t>
-            </w:r>
-          </w:p>
-        </w:tc>
-        <w:tc>
-          <w:tcPr>
-            <w:tcW w:w="2552" w:type="dxa"/>
-            <w:gridSpan w:val="2"/>
-          </w:tcPr>
-          <w:p>
-            <w:r>
-              <w:rPr>
-                <w:sz w:val="16"/>
-              </w:rPr>
-              <w:t>exp8_diffusion_diversity.py</w:t>
-            </w:r>
-          </w:p>
-        </w:tc>
-      </w:tr>
-      <w:tr>
-        <w:trPr>
-          <w:gridAfter w:val="1"/>
-          <w:wAfter w:w="153" w:type="dxa"/>
-        </w:trPr>
-        <w:tc>
-          <w:tcPr>
-            <w:tcW w:w="1782" w:type="dxa"/>
-          </w:tcPr>
-          <w:p>
-            <w:r>
-              <w:rPr>
-                <w:sz w:val="16"/>
-              </w:rPr>
-              <w:t>9</w:t>
-            </w:r>
-          </w:p>
-        </w:tc>
-        <w:tc>
-          <w:tcPr>
-            <w:tcW w:w="1333" w:type="dxa"/>
-            <w:gridSpan w:val="3"/>
-          </w:tcPr>
-          <w:p>
-            <w:r>
-              <w:rPr>
-                <w:sz w:val="16"/>
-              </w:rPr>
-              <w:t>Visualización 3D trayectorias</w:t>
-            </w:r>
-          </w:p>
-        </w:tc>
-        <w:tc>
-          <w:tcPr>
-            <w:tcW w:w="1322" w:type="dxa"/>
-            <w:gridSpan w:val="2"/>
-          </w:tcPr>
-          <w:p>
-            <w:r>
-              <w:rPr>
-                <w:sz w:val="16"/>
-              </w:rPr>
-              <w:t>Std endpoint 27.9 cm en 50 muestras</w:t>
-            </w:r>
-          </w:p>
-        </w:tc>
-        <w:tc>
-          <w:tcPr>
-            <w:tcW w:w="1919" w:type="dxa"/>
-            <w:gridSpan w:val="2"/>
-          </w:tcPr>
-          <w:p>
-            <w:r>
-              <w:rPr>
-                <w:sz w:val="16"/>
-              </w:rPr>
-              <w:t>Evidencia visual</w:t>
-            </w:r>
-          </w:p>
-        </w:tc>
-        <w:tc>
-          <w:tcPr>
-            <w:tcW w:w="2552" w:type="dxa"/>
-            <w:gridSpan w:val="2"/>
-          </w:tcPr>
-          <w:p>
-            <w:r>
-              <w:rPr>
-                <w:sz w:val="16"/>
-              </w:rPr>
-              <w:t>exp9_3d_trajectories_viz.py</w:t>
-            </w:r>
-          </w:p>
-        </w:tc>
-      </w:tr>
-      <w:tr>
-        <w:trPr>
-          <w:gridAfter w:val="1"/>
-          <w:wAfter w:w="153" w:type="dxa"/>
-        </w:trPr>
-        <w:tc>
-          <w:tcPr>
-            <w:tcW w:w="1782" w:type="dxa"/>
-          </w:tcPr>
-          <w:p>
-            <w:r>
-              <w:rPr>
-                <w:sz w:val="16"/>
-              </w:rPr>
-              <w:t>10</w:t>
-            </w:r>
-          </w:p>
-        </w:tc>
-        <w:tc>
-          <w:tcPr>
-            <w:tcW w:w="1333" w:type="dxa"/>
-            <w:gridSpan w:val="3"/>
-          </w:tcPr>
-          <w:p>
-            <w:r>
-              <w:rPr>
-                <w:sz w:val="16"/>
-              </w:rPr>
-              <w:t>Profiling pipeline</w:t>
-            </w:r>
-          </w:p>
-        </w:tc>
-        <w:tc>
-          <w:tcPr>
-            <w:tcW w:w="1322" w:type="dxa"/>
-            <w:gridSpan w:val="2"/>
-          </w:tcPr>
-          <w:p>
-            <w:r>
-              <w:rPr>
-                <w:sz w:val="16"/>
-              </w:rPr>
-              <w:t>FP 80.2 %, Diff 2.3 %, Sim 17.5 %</w:t>
-            </w:r>
-          </w:p>
-        </w:tc>
-        <w:tc>
-          <w:tcPr>
-            <w:tcW w:w="1919" w:type="dxa"/>
-            <w:gridSpan w:val="2"/>
-          </w:tcPr>
-          <w:p>
-            <w:r>
-              <w:rPr>
-                <w:sz w:val="16"/>
-              </w:rPr>
-              <w:t>Identifica bottleneck</w:t>
-            </w:r>
-          </w:p>
-        </w:tc>
-        <w:tc>
-          <w:tcPr>
-            <w:tcW w:w="2552" w:type="dxa"/>
-            <w:gridSpan w:val="2"/>
-          </w:tcPr>
-          <w:p>
             <w:r>
               <w:rPr>
                 <w:sz w:val="16"/>
@@ -20995,7 +21963,7 @@
       <w:pPr>
         <w:pStyle w:val="Caption"/>
       </w:pPr>
-      <w:bookmarkStart w:id="100" w:name="_Toc235189175"/>
+      <w:bookmarkStart w:id="100" w:name="_Toc235194369"/>
       <w:r>
         <w:t xml:space="preserve">Tabla </w:t>
       </w:r>
@@ -21014,9 +21982,9 @@
     </w:p>
     <w:tbl>
       <w:tblPr>
-        <w:tblStyle w:val="TableGrid"/>
+        <w:tblStyle w:val="GridTable4-Accent1"/>
         <w:tblW w:w="0" w:type="auto"/>
-        <w:tblLook w:val="04A0" w:firstRow="1" w:lastRow="0" w:firstColumn="1" w:lastColumn="0" w:noHBand="0" w:noVBand="1"/>
+        <w:tblLook w:val="0020" w:firstRow="1" w:lastRow="0" w:firstColumn="0" w:lastColumn="0" w:noHBand="0" w:noVBand="0"/>
       </w:tblPr>
       <w:tblGrid>
         <w:gridCol w:w="1812"/>
@@ -21026,8 +21994,13 @@
         <w:gridCol w:w="1813"/>
       </w:tblGrid>
       <w:tr>
-        <w:tc>
-          <w:tcPr>
+        <w:trPr>
+          <w:cnfStyle w:val="100000000000" w:firstRow="1" w:lastRow="0" w:firstColumn="0" w:lastColumn="0" w:oddVBand="0" w:evenVBand="0" w:oddHBand="0" w:evenHBand="0" w:firstRowFirstColumn="0" w:firstRowLastColumn="0" w:lastRowFirstColumn="0" w:lastRowLastColumn="0"/>
+          <w:tblHeader/>
+        </w:trPr>
+        <w:tc>
+          <w:tcPr>
+            <w:cnfStyle w:val="000010000000" w:firstRow="0" w:lastRow="0" w:firstColumn="0" w:lastColumn="0" w:oddVBand="1" w:evenVBand="0" w:oddHBand="0" w:evenHBand="0" w:firstRowFirstColumn="0" w:firstRowLastColumn="0" w:lastRowFirstColumn="0" w:lastRowLastColumn="0"/>
             <w:tcW w:w="1814" w:type="dxa"/>
           </w:tcPr>
           <w:p>
@@ -21041,6 +22014,9 @@
             <w:tcW w:w="1814" w:type="dxa"/>
           </w:tcPr>
           <w:p>
+            <w:pPr>
+              <w:cnfStyle w:val="100000000000" w:firstRow="1" w:lastRow="0" w:firstColumn="0" w:lastColumn="0" w:oddVBand="0" w:evenVBand="0" w:oddHBand="0" w:evenHBand="0" w:firstRowFirstColumn="0" w:firstRowLastColumn="0" w:lastRowFirstColumn="0" w:lastRowLastColumn="0"/>
+            </w:pPr>
             <w:r>
               <w:t>Criterio de aceptación</w:t>
             </w:r>
@@ -21048,6 +22024,7 @@
         </w:tc>
         <w:tc>
           <w:tcPr>
+            <w:cnfStyle w:val="000010000000" w:firstRow="0" w:lastRow="0" w:firstColumn="0" w:lastColumn="0" w:oddVBand="1" w:evenVBand="0" w:oddHBand="0" w:evenHBand="0" w:firstRowFirstColumn="0" w:firstRowLastColumn="0" w:lastRowFirstColumn="0" w:lastRowLastColumn="0"/>
             <w:tcW w:w="1814" w:type="dxa"/>
           </w:tcPr>
           <w:p>
@@ -21061,6 +22038,9 @@
             <w:tcW w:w="1814" w:type="dxa"/>
           </w:tcPr>
           <w:p>
+            <w:pPr>
+              <w:cnfStyle w:val="100000000000" w:firstRow="1" w:lastRow="0" w:firstColumn="0" w:lastColumn="0" w:oddVBand="0" w:evenVBand="0" w:oddHBand="0" w:evenHBand="0" w:firstRowFirstColumn="0" w:firstRowLastColumn="0" w:lastRowFirstColumn="0" w:lastRowLastColumn="0"/>
+            </w:pPr>
             <w:r>
               <w:t>Resultado</w:t>
             </w:r>
@@ -21068,6 +22048,7 @@
         </w:tc>
         <w:tc>
           <w:tcPr>
+            <w:cnfStyle w:val="000010000000" w:firstRow="0" w:lastRow="0" w:firstColumn="0" w:lastColumn="0" w:oddVBand="1" w:evenVBand="0" w:oddHBand="0" w:evenHBand="0" w:firstRowFirstColumn="0" w:firstRowLastColumn="0" w:lastRowFirstColumn="0" w:lastRowLastColumn="0"/>
             <w:tcW w:w="1814" w:type="dxa"/>
           </w:tcPr>
           <w:p>
@@ -21078,8 +22059,12 @@
         </w:tc>
       </w:tr>
       <w:tr>
-        <w:tc>
-          <w:tcPr>
+        <w:trPr>
+          <w:cnfStyle w:val="000000100000" w:firstRow="0" w:lastRow="0" w:firstColumn="0" w:lastColumn="0" w:oddVBand="0" w:evenVBand="0" w:oddHBand="1" w:evenHBand="0" w:firstRowFirstColumn="0" w:firstRowLastColumn="0" w:lastRowFirstColumn="0" w:lastRowLastColumn="0"/>
+        </w:trPr>
+        <w:tc>
+          <w:tcPr>
+            <w:cnfStyle w:val="000010000000" w:firstRow="0" w:lastRow="0" w:firstColumn="0" w:lastColumn="0" w:oddVBand="1" w:evenVBand="0" w:oddHBand="0" w:evenHBand="0" w:firstRowFirstColumn="0" w:firstRowLastColumn="0" w:lastRowFirstColumn="0" w:lastRowLastColumn="0"/>
             <w:tcW w:w="1814" w:type="dxa"/>
           </w:tcPr>
           <w:p>
@@ -21093,6 +22078,9 @@
             <w:tcW w:w="1814" w:type="dxa"/>
           </w:tcPr>
           <w:p>
+            <w:pPr>
+              <w:cnfStyle w:val="000000100000" w:firstRow="0" w:lastRow="0" w:firstColumn="0" w:lastColumn="0" w:oddVBand="0" w:evenVBand="0" w:oddHBand="1" w:evenHBand="0" w:firstRowFirstColumn="0" w:firstRowLastColumn="0" w:lastRowFirstColumn="0" w:lastRowLastColumn="0"/>
+            </w:pPr>
             <w:r>
               <w:t>Mejora ≥ 3 pp en Mean AR (BOP) frente a GDR-Net++ y recall ADD-S &gt; 95 %</w:t>
             </w:r>
@@ -21100,6 +22088,7 @@
         </w:tc>
         <w:tc>
           <w:tcPr>
+            <w:cnfStyle w:val="000010000000" w:firstRow="0" w:lastRow="0" w:firstColumn="0" w:lastColumn="0" w:oddVBand="1" w:evenVBand="0" w:oddHBand="0" w:evenHBand="0" w:firstRowFirstColumn="0" w:firstRowLastColumn="0" w:lastRowFirstColumn="0" w:lastRowLastColumn="0"/>
             <w:tcW w:w="1814" w:type="dxa"/>
           </w:tcPr>
           <w:p>
@@ -21121,6 +22110,9 @@
             <w:tcW w:w="1814" w:type="dxa"/>
           </w:tcPr>
           <w:p>
+            <w:pPr>
+              <w:cnfStyle w:val="000000100000" w:firstRow="0" w:lastRow="0" w:firstColumn="0" w:lastColumn="0" w:oddVBand="0" w:evenVBand="0" w:oddHBand="1" w:evenHBand="0" w:firstRowFirstColumn="0" w:firstRowLastColumn="0" w:lastRowFirstColumn="0" w:lastRowLastColumn="0"/>
+            </w:pPr>
             <w:r>
               <w:t>Cumplida</w:t>
             </w:r>
@@ -21128,6 +22120,7 @@
         </w:tc>
         <w:tc>
           <w:tcPr>
+            <w:cnfStyle w:val="000010000000" w:firstRow="0" w:lastRow="0" w:firstColumn="0" w:lastColumn="0" w:oddVBand="1" w:evenVBand="0" w:oddHBand="0" w:evenHBand="0" w:firstRowFirstColumn="0" w:firstRowLastColumn="0" w:lastRowFirstColumn="0" w:lastRowLastColumn="0"/>
             <w:tcW w:w="1814" w:type="dxa"/>
           </w:tcPr>
           <w:p>
@@ -21140,6 +22133,7 @@
       <w:tr>
         <w:tc>
           <w:tcPr>
+            <w:cnfStyle w:val="000010000000" w:firstRow="0" w:lastRow="0" w:firstColumn="0" w:lastColumn="0" w:oddVBand="1" w:evenVBand="0" w:oddHBand="0" w:evenHBand="0" w:firstRowFirstColumn="0" w:firstRowLastColumn="0" w:lastRowFirstColumn="0" w:lastRowLastColumn="0"/>
             <w:tcW w:w="1814" w:type="dxa"/>
           </w:tcPr>
           <w:p>
@@ -21153,6 +22147,9 @@
             <w:tcW w:w="1814" w:type="dxa"/>
           </w:tcPr>
           <w:p>
+            <w:pPr>
+              <w:cnfStyle w:val="000000000000" w:firstRow="0" w:lastRow="0" w:firstColumn="0" w:lastColumn="0" w:oddVBand="0" w:evenVBand="0" w:oddHBand="0" w:evenHBand="0" w:firstRowFirstColumn="0" w:firstRowLastColumn="0" w:lastRowFirstColumn="0" w:lastRowLastColumn="0"/>
+            </w:pPr>
             <w:r>
               <w:t>Score ≥ 0.95, tiempo de muestreo &lt; 50 ms y ≥ 3 modos</w:t>
             </w:r>
@@ -21160,6 +22157,7 @@
         </w:tc>
         <w:tc>
           <w:tcPr>
+            <w:cnfStyle w:val="000010000000" w:firstRow="0" w:lastRow="0" w:firstColumn="0" w:lastColumn="0" w:oddVBand="1" w:evenVBand="0" w:oddHBand="0" w:evenHBand="0" w:firstRowFirstColumn="0" w:firstRowLastColumn="0" w:lastRowFirstColumn="0" w:lastRowLastColumn="0"/>
             <w:tcW w:w="1814" w:type="dxa"/>
           </w:tcPr>
           <w:p>
@@ -21173,6 +22171,9 @@
             <w:tcW w:w="1814" w:type="dxa"/>
           </w:tcPr>
           <w:p>
+            <w:pPr>
+              <w:cnfStyle w:val="000000000000" w:firstRow="0" w:lastRow="0" w:firstColumn="0" w:lastColumn="0" w:oddVBand="0" w:evenVBand="0" w:oddHBand="0" w:evenHBand="0" w:firstRowFirstColumn="0" w:firstRowLastColumn="0" w:lastRowFirstColumn="0" w:lastRowLastColumn="0"/>
+            </w:pPr>
             <w:r>
               <w:t>Cumplida solo en score</w:t>
             </w:r>
@@ -21180,6 +22181,7 @@
         </w:tc>
         <w:tc>
           <w:tcPr>
+            <w:cnfStyle w:val="000010000000" w:firstRow="0" w:lastRow="0" w:firstColumn="0" w:lastColumn="0" w:oddVBand="1" w:evenVBand="0" w:oddHBand="0" w:evenHBand="0" w:firstRowFirstColumn="0" w:firstRowLastColumn="0" w:lastRowFirstColumn="0" w:lastRowLastColumn="0"/>
             <w:tcW w:w="1814" w:type="dxa"/>
           </w:tcPr>
           <w:p>
@@ -21190,8 +22192,12 @@
         </w:tc>
       </w:tr>
       <w:tr>
-        <w:tc>
-          <w:tcPr>
+        <w:trPr>
+          <w:cnfStyle w:val="000000100000" w:firstRow="0" w:lastRow="0" w:firstColumn="0" w:lastColumn="0" w:oddVBand="0" w:evenVBand="0" w:oddHBand="1" w:evenHBand="0" w:firstRowFirstColumn="0" w:firstRowLastColumn="0" w:lastRowFirstColumn="0" w:lastRowLastColumn="0"/>
+        </w:trPr>
+        <w:tc>
+          <w:tcPr>
+            <w:cnfStyle w:val="000010000000" w:firstRow="0" w:lastRow="0" w:firstColumn="0" w:lastColumn="0" w:oddVBand="1" w:evenVBand="0" w:oddHBand="0" w:evenHBand="0" w:firstRowFirstColumn="0" w:firstRowLastColumn="0" w:lastRowFirstColumn="0" w:lastRowLastColumn="0"/>
             <w:tcW w:w="1814" w:type="dxa"/>
           </w:tcPr>
           <w:p>
@@ -21206,6 +22212,7 @@
           </w:tcPr>
           <w:p>
             <w:pPr>
+              <w:cnfStyle w:val="000000100000" w:firstRow="0" w:lastRow="0" w:firstColumn="0" w:lastColumn="0" w:oddVBand="0" w:evenVBand="0" w:oddHBand="1" w:evenHBand="0" w:firstRowFirstColumn="0" w:firstRowLastColumn="0" w:lastRowFirstColumn="0" w:lastRowLastColumn="0"/>
               <w:rPr>
                 <w:lang w:val="en-US"/>
               </w:rPr>
@@ -21220,6 +22227,7 @@
         </w:tc>
         <w:tc>
           <w:tcPr>
+            <w:cnfStyle w:val="000010000000" w:firstRow="0" w:lastRow="0" w:firstColumn="0" w:lastColumn="0" w:oddVBand="1" w:evenVBand="0" w:oddHBand="0" w:evenHBand="0" w:firstRowFirstColumn="0" w:firstRowLastColumn="0" w:lastRowFirstColumn="0" w:lastRowLastColumn="0"/>
             <w:tcW w:w="1814" w:type="dxa"/>
           </w:tcPr>
           <w:p>
@@ -21241,6 +22249,9 @@
             <w:tcW w:w="1814" w:type="dxa"/>
           </w:tcPr>
           <w:p>
+            <w:pPr>
+              <w:cnfStyle w:val="000000100000" w:firstRow="0" w:lastRow="0" w:firstColumn="0" w:lastColumn="0" w:oddVBand="0" w:evenVBand="0" w:oddHBand="1" w:evenHBand="0" w:firstRowFirstColumn="0" w:firstRowLastColumn="0" w:lastRowFirstColumn="0" w:lastRowLastColumn="0"/>
+            </w:pPr>
             <w:r>
               <w:t>Cumplida</w:t>
             </w:r>
@@ -21248,6 +22259,7 @@
         </w:tc>
         <w:tc>
           <w:tcPr>
+            <w:cnfStyle w:val="000010000000" w:firstRow="0" w:lastRow="0" w:firstColumn="0" w:lastColumn="0" w:oddVBand="1" w:evenVBand="0" w:oddHBand="0" w:evenHBand="0" w:firstRowFirstColumn="0" w:firstRowLastColumn="0" w:lastRowFirstColumn="0" w:lastRowLastColumn="0"/>
             <w:tcW w:w="1814" w:type="dxa"/>
           </w:tcPr>
           <w:p>
@@ -21496,7 +22508,7 @@
       <w:pPr>
         <w:pStyle w:val="Caption"/>
       </w:pPr>
-      <w:bookmarkStart w:id="109" w:name="_Toc235189176"/>
+      <w:bookmarkStart w:id="109" w:name="_Toc235194370"/>
       <w:r>
         <w:t xml:space="preserve">Tabla </w:t>
       </w:r>
@@ -21642,9 +22654,9 @@
     </w:p>
     <w:tbl>
       <w:tblPr>
-        <w:tblStyle w:val="TableGrid"/>
+        <w:tblStyle w:val="GridTable4-Accent1"/>
         <w:tblW w:w="0" w:type="auto"/>
-        <w:tblLook w:val="04A0" w:firstRow="1" w:lastRow="0" w:firstColumn="1" w:lastColumn="0" w:noHBand="0" w:noVBand="1"/>
+        <w:tblLook w:val="0020" w:firstRow="1" w:lastRow="0" w:firstColumn="0" w:lastColumn="0" w:noHBand="0" w:noVBand="0"/>
       </w:tblPr>
       <w:tblGrid>
         <w:gridCol w:w="2266"/>
@@ -21653,14 +22665,18 @@
         <w:gridCol w:w="2265"/>
       </w:tblGrid>
       <w:tr>
-        <w:tc>
-          <w:tcPr>
+        <w:trPr>
+          <w:cnfStyle w:val="100000000000" w:firstRow="1" w:lastRow="0" w:firstColumn="0" w:lastColumn="0" w:oddVBand="0" w:evenVBand="0" w:oddHBand="0" w:evenHBand="0" w:firstRowFirstColumn="0" w:firstRowLastColumn="0" w:lastRowFirstColumn="0" w:lastRowLastColumn="0"/>
+          <w:tblHeader/>
+        </w:trPr>
+        <w:tc>
+          <w:tcPr>
+            <w:cnfStyle w:val="000010000000" w:firstRow="0" w:lastRow="0" w:firstColumn="0" w:lastColumn="0" w:oddVBand="1" w:evenVBand="0" w:oddHBand="0" w:evenHBand="0" w:firstRowFirstColumn="0" w:firstRowLastColumn="0" w:lastRowFirstColumn="0" w:lastRowLastColumn="0"/>
             <w:tcW w:w="2268" w:type="dxa"/>
           </w:tcPr>
           <w:p>
             <w:r>
               <w:rPr>
-                <w:b/>
                 <w:sz w:val="18"/>
               </w:rPr>
               <w:t>Componente</w:t>
@@ -21672,9 +22688,11 @@
             <w:tcW w:w="2268" w:type="dxa"/>
           </w:tcPr>
           <w:p>
-            <w:r>
-              <w:rPr>
-                <w:b/>
+            <w:pPr>
+              <w:cnfStyle w:val="100000000000" w:firstRow="1" w:lastRow="0" w:firstColumn="0" w:lastColumn="0" w:oddVBand="0" w:evenVBand="0" w:oddHBand="0" w:evenHBand="0" w:firstRowFirstColumn="0" w:firstRowLastColumn="0" w:lastRowFirstColumn="0" w:lastRowLastColumn="0"/>
+            </w:pPr>
+            <w:r>
+              <w:rPr>
                 <w:sz w:val="18"/>
               </w:rPr>
               <w:t>Setup industrial típico</w:t>
@@ -21683,12 +22701,12 @@
         </w:tc>
         <w:tc>
           <w:tcPr>
+            <w:cnfStyle w:val="000010000000" w:firstRow="0" w:lastRow="0" w:firstColumn="0" w:lastColumn="0" w:oddVBand="1" w:evenVBand="0" w:oddHBand="0" w:evenHBand="0" w:firstRowFirstColumn="0" w:firstRowLastColumn="0" w:lastRowFirstColumn="0" w:lastRowLastColumn="0"/>
             <w:tcW w:w="2268" w:type="dxa"/>
           </w:tcPr>
           <w:p>
             <w:r>
               <w:rPr>
-                <w:b/>
                 <w:sz w:val="18"/>
               </w:rPr>
               <w:t>Setup TFM (este trabajo)</w:t>
@@ -21700,9 +22718,11 @@
             <w:tcW w:w="2268" w:type="dxa"/>
           </w:tcPr>
           <w:p>
-            <w:r>
-              <w:rPr>
-                <w:b/>
+            <w:pPr>
+              <w:cnfStyle w:val="100000000000" w:firstRow="1" w:lastRow="0" w:firstColumn="0" w:lastColumn="0" w:oddVBand="0" w:evenVBand="0" w:oddHBand="0" w:evenHBand="0" w:firstRowFirstColumn="0" w:firstRowLastColumn="0" w:lastRowFirstColumn="0" w:lastRowLastColumn="0"/>
+            </w:pPr>
+            <w:r>
+              <w:rPr>
                 <w:sz w:val="18"/>
               </w:rPr>
               <w:t>Coste TFM</w:t>
@@ -21711,8 +22731,12 @@
         </w:tc>
       </w:tr>
       <w:tr>
-        <w:tc>
-          <w:tcPr>
+        <w:trPr>
+          <w:cnfStyle w:val="000000100000" w:firstRow="0" w:lastRow="0" w:firstColumn="0" w:lastColumn="0" w:oddVBand="0" w:evenVBand="0" w:oddHBand="1" w:evenHBand="0" w:firstRowFirstColumn="0" w:firstRowLastColumn="0" w:lastRowFirstColumn="0" w:lastRowLastColumn="0"/>
+        </w:trPr>
+        <w:tc>
+          <w:tcPr>
+            <w:cnfStyle w:val="000010000000" w:firstRow="0" w:lastRow="0" w:firstColumn="0" w:lastColumn="0" w:oddVBand="1" w:evenVBand="0" w:oddHBand="0" w:evenHBand="0" w:firstRowFirstColumn="0" w:firstRowLastColumn="0" w:lastRowFirstColumn="0" w:lastRowLastColumn="0"/>
             <w:tcW w:w="2268" w:type="dxa"/>
           </w:tcPr>
           <w:p>
@@ -21729,6 +22753,9 @@
             <w:tcW w:w="2268" w:type="dxa"/>
           </w:tcPr>
           <w:p>
+            <w:pPr>
+              <w:cnfStyle w:val="000000100000" w:firstRow="0" w:lastRow="0" w:firstColumn="0" w:lastColumn="0" w:oddVBand="0" w:evenVBand="0" w:oddHBand="1" w:evenHBand="0" w:firstRowFirstColumn="0" w:firstRowLastColumn="0" w:lastRowFirstColumn="0" w:lastRowLastColumn="0"/>
+            </w:pPr>
             <w:r>
               <w:rPr>
                 <w:sz w:val="18"/>
@@ -21739,6 +22766,7 @@
         </w:tc>
         <w:tc>
           <w:tcPr>
+            <w:cnfStyle w:val="000010000000" w:firstRow="0" w:lastRow="0" w:firstColumn="0" w:lastColumn="0" w:oddVBand="1" w:evenVBand="0" w:oddHBand="0" w:evenHBand="0" w:firstRowFirstColumn="0" w:firstRowLastColumn="0" w:lastRowFirstColumn="0" w:lastRowLastColumn="0"/>
             <w:tcW w:w="2268" w:type="dxa"/>
           </w:tcPr>
           <w:p>
@@ -21761,6 +22789,9 @@
             <w:tcW w:w="2268" w:type="dxa"/>
           </w:tcPr>
           <w:p>
+            <w:pPr>
+              <w:cnfStyle w:val="000000100000" w:firstRow="0" w:lastRow="0" w:firstColumn="0" w:lastColumn="0" w:oddVBand="0" w:evenVBand="0" w:oddHBand="1" w:evenHBand="0" w:firstRowFirstColumn="0" w:firstRowLastColumn="0" w:lastRowFirstColumn="0" w:lastRowLastColumn="0"/>
+            </w:pPr>
             <w:r>
               <w:rPr>
                 <w:sz w:val="18"/>
@@ -21773,6 +22804,7 @@
       <w:tr>
         <w:tc>
           <w:tcPr>
+            <w:cnfStyle w:val="000010000000" w:firstRow="0" w:lastRow="0" w:firstColumn="0" w:lastColumn="0" w:oddVBand="1" w:evenVBand="0" w:oddHBand="0" w:evenHBand="0" w:firstRowFirstColumn="0" w:firstRowLastColumn="0" w:lastRowFirstColumn="0" w:lastRowLastColumn="0"/>
             <w:tcW w:w="2268" w:type="dxa"/>
           </w:tcPr>
           <w:p>
@@ -21789,6 +22821,9 @@
             <w:tcW w:w="2268" w:type="dxa"/>
           </w:tcPr>
           <w:p>
+            <w:pPr>
+              <w:cnfStyle w:val="000000000000" w:firstRow="0" w:lastRow="0" w:firstColumn="0" w:lastColumn="0" w:oddVBand="0" w:evenVBand="0" w:oddHBand="0" w:evenHBand="0" w:firstRowFirstColumn="0" w:firstRowLastColumn="0" w:lastRowFirstColumn="0" w:lastRowLastColumn="0"/>
+            </w:pPr>
             <w:r>
               <w:rPr>
                 <w:sz w:val="18"/>
@@ -21799,6 +22834,7 @@
         </w:tc>
         <w:tc>
           <w:tcPr>
+            <w:cnfStyle w:val="000010000000" w:firstRow="0" w:lastRow="0" w:firstColumn="0" w:lastColumn="0" w:oddVBand="1" w:evenVBand="0" w:oddHBand="0" w:evenHBand="0" w:firstRowFirstColumn="0" w:firstRowLastColumn="0" w:lastRowFirstColumn="0" w:lastRowLastColumn="0"/>
             <w:tcW w:w="2268" w:type="dxa"/>
           </w:tcPr>
           <w:p>
@@ -21815,6 +22851,9 @@
             <w:tcW w:w="2268" w:type="dxa"/>
           </w:tcPr>
           <w:p>
+            <w:pPr>
+              <w:cnfStyle w:val="000000000000" w:firstRow="0" w:lastRow="0" w:firstColumn="0" w:lastColumn="0" w:oddVBand="0" w:evenVBand="0" w:oddHBand="0" w:evenHBand="0" w:firstRowFirstColumn="0" w:firstRowLastColumn="0" w:lastRowFirstColumn="0" w:lastRowLastColumn="0"/>
+            </w:pPr>
             <w:r>
               <w:rPr>
                 <w:sz w:val="18"/>
@@ -21825,8 +22864,12 @@
         </w:tc>
       </w:tr>
       <w:tr>
-        <w:tc>
-          <w:tcPr>
+        <w:trPr>
+          <w:cnfStyle w:val="000000100000" w:firstRow="0" w:lastRow="0" w:firstColumn="0" w:lastColumn="0" w:oddVBand="0" w:evenVBand="0" w:oddHBand="1" w:evenHBand="0" w:firstRowFirstColumn="0" w:firstRowLastColumn="0" w:lastRowFirstColumn="0" w:lastRowLastColumn="0"/>
+        </w:trPr>
+        <w:tc>
+          <w:tcPr>
+            <w:cnfStyle w:val="000010000000" w:firstRow="0" w:lastRow="0" w:firstColumn="0" w:lastColumn="0" w:oddVBand="1" w:evenVBand="0" w:oddHBand="0" w:evenHBand="0" w:firstRowFirstColumn="0" w:firstRowLastColumn="0" w:lastRowFirstColumn="0" w:lastRowLastColumn="0"/>
             <w:tcW w:w="2268" w:type="dxa"/>
           </w:tcPr>
           <w:p>
@@ -21843,6 +22886,9 @@
             <w:tcW w:w="2268" w:type="dxa"/>
           </w:tcPr>
           <w:p>
+            <w:pPr>
+              <w:cnfStyle w:val="000000100000" w:firstRow="0" w:lastRow="0" w:firstColumn="0" w:lastColumn="0" w:oddVBand="0" w:evenVBand="0" w:oddHBand="1" w:evenHBand="0" w:firstRowFirstColumn="0" w:firstRowLastColumn="0" w:lastRowFirstColumn="0" w:lastRowLastColumn="0"/>
+            </w:pPr>
             <w:r>
               <w:rPr>
                 <w:sz w:val="18"/>
@@ -21853,6 +22899,7 @@
         </w:tc>
         <w:tc>
           <w:tcPr>
+            <w:cnfStyle w:val="000010000000" w:firstRow="0" w:lastRow="0" w:firstColumn="0" w:lastColumn="0" w:oddVBand="1" w:evenVBand="0" w:oddHBand="0" w:evenHBand="0" w:firstRowFirstColumn="0" w:firstRowLastColumn="0" w:lastRowFirstColumn="0" w:lastRowLastColumn="0"/>
             <w:tcW w:w="2268" w:type="dxa"/>
           </w:tcPr>
           <w:p>
@@ -21869,6 +22916,9 @@
             <w:tcW w:w="2268" w:type="dxa"/>
           </w:tcPr>
           <w:p>
+            <w:pPr>
+              <w:cnfStyle w:val="000000100000" w:firstRow="0" w:lastRow="0" w:firstColumn="0" w:lastColumn="0" w:oddVBand="0" w:evenVBand="0" w:oddHBand="1" w:evenHBand="0" w:firstRowFirstColumn="0" w:firstRowLastColumn="0" w:lastRowFirstColumn="0" w:lastRowLastColumn="0"/>
+            </w:pPr>
             <w:r>
               <w:rPr>
                 <w:sz w:val="18"/>
@@ -21881,6 +22931,7 @@
       <w:tr>
         <w:tc>
           <w:tcPr>
+            <w:cnfStyle w:val="000010000000" w:firstRow="0" w:lastRow="0" w:firstColumn="0" w:lastColumn="0" w:oddVBand="1" w:evenVBand="0" w:oddHBand="0" w:evenHBand="0" w:firstRowFirstColumn="0" w:firstRowLastColumn="0" w:lastRowFirstColumn="0" w:lastRowLastColumn="0"/>
             <w:tcW w:w="2268" w:type="dxa"/>
           </w:tcPr>
           <w:p>
@@ -21897,6 +22948,9 @@
             <w:tcW w:w="2268" w:type="dxa"/>
           </w:tcPr>
           <w:p>
+            <w:pPr>
+              <w:cnfStyle w:val="000000000000" w:firstRow="0" w:lastRow="0" w:firstColumn="0" w:lastColumn="0" w:oddVBand="0" w:evenVBand="0" w:oddHBand="0" w:evenHBand="0" w:firstRowFirstColumn="0" w:firstRowLastColumn="0" w:lastRowFirstColumn="0" w:lastRowLastColumn="0"/>
+            </w:pPr>
             <w:r>
               <w:rPr>
                 <w:sz w:val="18"/>
@@ -21907,6 +22961,7 @@
         </w:tc>
         <w:tc>
           <w:tcPr>
+            <w:cnfStyle w:val="000010000000" w:firstRow="0" w:lastRow="0" w:firstColumn="0" w:lastColumn="0" w:oddVBand="1" w:evenVBand="0" w:oddHBand="0" w:evenHBand="0" w:firstRowFirstColumn="0" w:firstRowLastColumn="0" w:lastRowFirstColumn="0" w:lastRowLastColumn="0"/>
             <w:tcW w:w="2268" w:type="dxa"/>
           </w:tcPr>
           <w:p>
@@ -21923,6 +22978,9 @@
             <w:tcW w:w="2268" w:type="dxa"/>
           </w:tcPr>
           <w:p>
+            <w:pPr>
+              <w:cnfStyle w:val="000000000000" w:firstRow="0" w:lastRow="0" w:firstColumn="0" w:lastColumn="0" w:oddVBand="0" w:evenVBand="0" w:oddHBand="0" w:evenHBand="0" w:firstRowFirstColumn="0" w:firstRowLastColumn="0" w:lastRowFirstColumn="0" w:lastRowLastColumn="0"/>
+            </w:pPr>
             <w:r>
               <w:rPr>
                 <w:sz w:val="18"/>
@@ -21933,8 +22991,12 @@
         </w:tc>
       </w:tr>
       <w:tr>
-        <w:tc>
-          <w:tcPr>
+        <w:trPr>
+          <w:cnfStyle w:val="000000100000" w:firstRow="0" w:lastRow="0" w:firstColumn="0" w:lastColumn="0" w:oddVBand="0" w:evenVBand="0" w:oddHBand="1" w:evenHBand="0" w:firstRowFirstColumn="0" w:firstRowLastColumn="0" w:lastRowFirstColumn="0" w:lastRowLastColumn="0"/>
+        </w:trPr>
+        <w:tc>
+          <w:tcPr>
+            <w:cnfStyle w:val="000010000000" w:firstRow="0" w:lastRow="0" w:firstColumn="0" w:lastColumn="0" w:oddVBand="1" w:evenVBand="0" w:oddHBand="0" w:evenHBand="0" w:firstRowFirstColumn="0" w:firstRowLastColumn="0" w:lastRowFirstColumn="0" w:lastRowLastColumn="0"/>
             <w:tcW w:w="2268" w:type="dxa"/>
           </w:tcPr>
           <w:p>
@@ -21951,6 +23013,9 @@
             <w:tcW w:w="2268" w:type="dxa"/>
           </w:tcPr>
           <w:p>
+            <w:pPr>
+              <w:cnfStyle w:val="000000100000" w:firstRow="0" w:lastRow="0" w:firstColumn="0" w:lastColumn="0" w:oddVBand="0" w:evenVBand="0" w:oddHBand="1" w:evenHBand="0" w:firstRowFirstColumn="0" w:firstRowLastColumn="0" w:lastRowFirstColumn="0" w:lastRowLastColumn="0"/>
+            </w:pPr>
             <w:r>
               <w:rPr>
                 <w:sz w:val="18"/>
@@ -21961,6 +23026,7 @@
         </w:tc>
         <w:tc>
           <w:tcPr>
+            <w:cnfStyle w:val="000010000000" w:firstRow="0" w:lastRow="0" w:firstColumn="0" w:lastColumn="0" w:oddVBand="1" w:evenVBand="0" w:oddHBand="0" w:evenHBand="0" w:firstRowFirstColumn="0" w:firstRowLastColumn="0" w:lastRowFirstColumn="0" w:lastRowLastColumn="0"/>
             <w:tcW w:w="2268" w:type="dxa"/>
           </w:tcPr>
           <w:p>
@@ -21983,6 +23049,9 @@
             <w:tcW w:w="2268" w:type="dxa"/>
           </w:tcPr>
           <w:p>
+            <w:pPr>
+              <w:cnfStyle w:val="000000100000" w:firstRow="0" w:lastRow="0" w:firstColumn="0" w:lastColumn="0" w:oddVBand="0" w:evenVBand="0" w:oddHBand="1" w:evenHBand="0" w:firstRowFirstColumn="0" w:firstRowLastColumn="0" w:lastRowFirstColumn="0" w:lastRowLastColumn="0"/>
+            </w:pPr>
             <w:r>
               <w:rPr>
                 <w:sz w:val="18"/>
@@ -21995,6 +23064,7 @@
       <w:tr>
         <w:tc>
           <w:tcPr>
+            <w:cnfStyle w:val="000010000000" w:firstRow="0" w:lastRow="0" w:firstColumn="0" w:lastColumn="0" w:oddVBand="1" w:evenVBand="0" w:oddHBand="0" w:evenHBand="0" w:firstRowFirstColumn="0" w:firstRowLastColumn="0" w:lastRowFirstColumn="0" w:lastRowLastColumn="0"/>
             <w:tcW w:w="2268" w:type="dxa"/>
           </w:tcPr>
           <w:p>
@@ -22011,6 +23081,9 @@
             <w:tcW w:w="2268" w:type="dxa"/>
           </w:tcPr>
           <w:p>
+            <w:pPr>
+              <w:cnfStyle w:val="000000000000" w:firstRow="0" w:lastRow="0" w:firstColumn="0" w:lastColumn="0" w:oddVBand="0" w:evenVBand="0" w:oddHBand="0" w:evenHBand="0" w:firstRowFirstColumn="0" w:firstRowLastColumn="0" w:lastRowFirstColumn="0" w:lastRowLastColumn="0"/>
+            </w:pPr>
             <w:r>
               <w:rPr>
                 <w:sz w:val="18"/>
@@ -22021,6 +23094,7 @@
         </w:tc>
         <w:tc>
           <w:tcPr>
+            <w:cnfStyle w:val="000010000000" w:firstRow="0" w:lastRow="0" w:firstColumn="0" w:lastColumn="0" w:oddVBand="1" w:evenVBand="0" w:oddHBand="0" w:evenHBand="0" w:firstRowFirstColumn="0" w:firstRowLastColumn="0" w:lastRowFirstColumn="0" w:lastRowLastColumn="0"/>
             <w:tcW w:w="2268" w:type="dxa"/>
           </w:tcPr>
           <w:p>
@@ -22037,6 +23111,9 @@
             <w:tcW w:w="2268" w:type="dxa"/>
           </w:tcPr>
           <w:p>
+            <w:pPr>
+              <w:cnfStyle w:val="000000000000" w:firstRow="0" w:lastRow="0" w:firstColumn="0" w:lastColumn="0" w:oddVBand="0" w:evenVBand="0" w:oddHBand="0" w:evenHBand="0" w:firstRowFirstColumn="0" w:firstRowLastColumn="0" w:lastRowFirstColumn="0" w:lastRowLastColumn="0"/>
+            </w:pPr>
             <w:r>
               <w:rPr>
                 <w:sz w:val="18"/>

--- a/docs/predeposito/TFM_Predeposito_UNIR.docx
+++ b/docs/predeposito/TFM_Predeposito_UNIR.docx
@@ -452,7 +452,6 @@
     <w:p>
       <w:pPr>
         <w:pStyle w:val="Ttulondices"/>
-        <w:keepNext/>
       </w:pPr>
       <w:r>
         <w:br w:type="page"/>
@@ -496,7 +495,6 @@
     <w:p>
       <w:pPr>
         <w:pStyle w:val="Ttulondices"/>
-        <w:keepNext/>
         <w:rPr>
           <w:lang w:val="en-US"/>
         </w:rPr>
@@ -566,7 +564,6 @@
     <w:p>
       <w:pPr>
         <w:pStyle w:val="Ttulondices"/>
-        <w:keepNext/>
       </w:pPr>
       <w:r>
         <w:t>Índice de contenidos</w:t>
@@ -7604,7 +7601,6 @@
     <w:p>
       <w:pPr>
         <w:pStyle w:val="Ttulondices"/>
-        <w:keepNext/>
       </w:pPr>
       <w:r>
         <w:rPr>
@@ -7643,7 +7639,7 @@
       <w:r>
         <w:fldChar w:fldCharType="separate"/>
       </w:r>
-      <w:hyperlink w:anchor="_Toc235194340" w:history="1">
+      <w:hyperlink w:anchor="_Toc235194951" w:history="1">
         <w:r>
           <w:rPr>
             <w:rStyle w:val="Hyperlink"/>
@@ -7670,7 +7666,7 @@
             <w:noProof/>
             <w:webHidden/>
           </w:rPr>
-          <w:instrText xml:space="preserve"> PAGEREF _Toc235194340 \h </w:instrText>
+          <w:instrText xml:space="preserve"> PAGEREF _Toc235194951 \h </w:instrText>
         </w:r>
         <w:r>
           <w:rPr>
@@ -7715,7 +7711,7 @@
           <w14:ligatures w14:val="standardContextual"/>
         </w:rPr>
       </w:pPr>
-      <w:hyperlink w:anchor="_Toc235194341" w:history="1">
+      <w:hyperlink w:anchor="_Toc235194952" w:history="1">
         <w:r>
           <w:rPr>
             <w:rStyle w:val="Hyperlink"/>
@@ -7742,7 +7738,7 @@
             <w:noProof/>
             <w:webHidden/>
           </w:rPr>
-          <w:instrText xml:space="preserve"> PAGEREF _Toc235194341 \h </w:instrText>
+          <w:instrText xml:space="preserve"> PAGEREF _Toc235194952 \h </w:instrText>
         </w:r>
         <w:r>
           <w:rPr>
@@ -7787,7 +7783,7 @@
           <w14:ligatures w14:val="standardContextual"/>
         </w:rPr>
       </w:pPr>
-      <w:hyperlink w:anchor="_Toc235194342" w:history="1">
+      <w:hyperlink w:anchor="_Toc235194953" w:history="1">
         <w:r>
           <w:rPr>
             <w:rStyle w:val="Hyperlink"/>
@@ -7814,7 +7810,7 @@
             <w:noProof/>
             <w:webHidden/>
           </w:rPr>
-          <w:instrText xml:space="preserve"> PAGEREF _Toc235194342 \h </w:instrText>
+          <w:instrText xml:space="preserve"> PAGEREF _Toc235194953 \h </w:instrText>
         </w:r>
         <w:r>
           <w:rPr>
@@ -7859,7 +7855,7 @@
           <w14:ligatures w14:val="standardContextual"/>
         </w:rPr>
       </w:pPr>
-      <w:hyperlink w:anchor="_Toc235194343" w:history="1">
+      <w:hyperlink w:anchor="_Toc235194954" w:history="1">
         <w:r>
           <w:rPr>
             <w:rStyle w:val="Hyperlink"/>
@@ -7886,7 +7882,7 @@
             <w:noProof/>
             <w:webHidden/>
           </w:rPr>
-          <w:instrText xml:space="preserve"> PAGEREF _Toc235194343 \h </w:instrText>
+          <w:instrText xml:space="preserve"> PAGEREF _Toc235194954 \h </w:instrText>
         </w:r>
         <w:r>
           <w:rPr>
@@ -7931,7 +7927,7 @@
           <w14:ligatures w14:val="standardContextual"/>
         </w:rPr>
       </w:pPr>
-      <w:hyperlink w:anchor="_Toc235194344" w:history="1">
+      <w:hyperlink w:anchor="_Toc235194955" w:history="1">
         <w:r>
           <w:rPr>
             <w:rStyle w:val="Hyperlink"/>
@@ -7958,7 +7954,7 @@
             <w:noProof/>
             <w:webHidden/>
           </w:rPr>
-          <w:instrText xml:space="preserve"> PAGEREF _Toc235194344 \h </w:instrText>
+          <w:instrText xml:space="preserve"> PAGEREF _Toc235194955 \h </w:instrText>
         </w:r>
         <w:r>
           <w:rPr>
@@ -8003,7 +7999,7 @@
           <w14:ligatures w14:val="standardContextual"/>
         </w:rPr>
       </w:pPr>
-      <w:hyperlink w:anchor="_Toc235194345" w:history="1">
+      <w:hyperlink w:anchor="_Toc235194956" w:history="1">
         <w:r>
           <w:rPr>
             <w:rStyle w:val="Hyperlink"/>
@@ -8030,7 +8026,7 @@
             <w:noProof/>
             <w:webHidden/>
           </w:rPr>
-          <w:instrText xml:space="preserve"> PAGEREF _Toc235194345 \h </w:instrText>
+          <w:instrText xml:space="preserve"> PAGEREF _Toc235194956 \h </w:instrText>
         </w:r>
         <w:r>
           <w:rPr>
@@ -8075,7 +8071,7 @@
           <w14:ligatures w14:val="standardContextual"/>
         </w:rPr>
       </w:pPr>
-      <w:hyperlink w:anchor="_Toc235194346" w:history="1">
+      <w:hyperlink w:anchor="_Toc235194957" w:history="1">
         <w:r>
           <w:rPr>
             <w:rStyle w:val="Hyperlink"/>
@@ -8102,7 +8098,7 @@
             <w:noProof/>
             <w:webHidden/>
           </w:rPr>
-          <w:instrText xml:space="preserve"> PAGEREF _Toc235194346 \h </w:instrText>
+          <w:instrText xml:space="preserve"> PAGEREF _Toc235194957 \h </w:instrText>
         </w:r>
         <w:r>
           <w:rPr>
@@ -8147,7 +8143,7 @@
           <w14:ligatures w14:val="standardContextual"/>
         </w:rPr>
       </w:pPr>
-      <w:hyperlink w:anchor="_Toc235194347" w:history="1">
+      <w:hyperlink w:anchor="_Toc235194958" w:history="1">
         <w:r>
           <w:rPr>
             <w:rStyle w:val="Hyperlink"/>
@@ -8174,7 +8170,7 @@
             <w:noProof/>
             <w:webHidden/>
           </w:rPr>
-          <w:instrText xml:space="preserve"> PAGEREF _Toc235194347 \h </w:instrText>
+          <w:instrText xml:space="preserve"> PAGEREF _Toc235194958 \h </w:instrText>
         </w:r>
         <w:r>
           <w:rPr>
@@ -8219,7 +8215,7 @@
           <w14:ligatures w14:val="standardContextual"/>
         </w:rPr>
       </w:pPr>
-      <w:hyperlink w:anchor="_Toc235194348" w:history="1">
+      <w:hyperlink w:anchor="_Toc235194959" w:history="1">
         <w:r>
           <w:rPr>
             <w:rStyle w:val="Hyperlink"/>
@@ -8246,7 +8242,7 @@
             <w:noProof/>
             <w:webHidden/>
           </w:rPr>
-          <w:instrText xml:space="preserve"> PAGEREF _Toc235194348 \h </w:instrText>
+          <w:instrText xml:space="preserve"> PAGEREF _Toc235194959 \h </w:instrText>
         </w:r>
         <w:r>
           <w:rPr>
@@ -8291,7 +8287,7 @@
           <w14:ligatures w14:val="standardContextual"/>
         </w:rPr>
       </w:pPr>
-      <w:hyperlink w:anchor="_Toc235194349" w:history="1">
+      <w:hyperlink w:anchor="_Toc235194960" w:history="1">
         <w:r>
           <w:rPr>
             <w:rStyle w:val="Hyperlink"/>
@@ -8318,7 +8314,7 @@
             <w:noProof/>
             <w:webHidden/>
           </w:rPr>
-          <w:instrText xml:space="preserve"> PAGEREF _Toc235194349 \h </w:instrText>
+          <w:instrText xml:space="preserve"> PAGEREF _Toc235194960 \h </w:instrText>
         </w:r>
         <w:r>
           <w:rPr>
@@ -8363,7 +8359,7 @@
           <w14:ligatures w14:val="standardContextual"/>
         </w:rPr>
       </w:pPr>
-      <w:hyperlink w:anchor="_Toc235194350" w:history="1">
+      <w:hyperlink w:anchor="_Toc235194961" w:history="1">
         <w:r>
           <w:rPr>
             <w:rStyle w:val="Hyperlink"/>
@@ -8390,7 +8386,7 @@
             <w:noProof/>
             <w:webHidden/>
           </w:rPr>
-          <w:instrText xml:space="preserve"> PAGEREF _Toc235194350 \h </w:instrText>
+          <w:instrText xml:space="preserve"> PAGEREF _Toc235194961 \h </w:instrText>
         </w:r>
         <w:r>
           <w:rPr>
@@ -8435,7 +8431,7 @@
           <w14:ligatures w14:val="standardContextual"/>
         </w:rPr>
       </w:pPr>
-      <w:hyperlink w:anchor="_Toc235194351" w:history="1">
+      <w:hyperlink w:anchor="_Toc235194962" w:history="1">
         <w:r>
           <w:rPr>
             <w:rStyle w:val="Hyperlink"/>
@@ -8462,7 +8458,7 @@
             <w:noProof/>
             <w:webHidden/>
           </w:rPr>
-          <w:instrText xml:space="preserve"> PAGEREF _Toc235194351 \h </w:instrText>
+          <w:instrText xml:space="preserve"> PAGEREF _Toc235194962 \h </w:instrText>
         </w:r>
         <w:r>
           <w:rPr>
@@ -8507,7 +8503,7 @@
           <w14:ligatures w14:val="standardContextual"/>
         </w:rPr>
       </w:pPr>
-      <w:hyperlink w:anchor="_Toc235194352" w:history="1">
+      <w:hyperlink w:anchor="_Toc235194963" w:history="1">
         <w:r>
           <w:rPr>
             <w:rStyle w:val="Hyperlink"/>
@@ -8534,7 +8530,7 @@
             <w:noProof/>
             <w:webHidden/>
           </w:rPr>
-          <w:instrText xml:space="preserve"> PAGEREF _Toc235194352 \h </w:instrText>
+          <w:instrText xml:space="preserve"> PAGEREF _Toc235194963 \h </w:instrText>
         </w:r>
         <w:r>
           <w:rPr>
@@ -8579,7 +8575,7 @@
           <w14:ligatures w14:val="standardContextual"/>
         </w:rPr>
       </w:pPr>
-      <w:hyperlink w:anchor="_Toc235194353" w:history="1">
+      <w:hyperlink w:anchor="_Toc235194964" w:history="1">
         <w:r>
           <w:rPr>
             <w:rStyle w:val="Hyperlink"/>
@@ -8606,7 +8602,7 @@
             <w:noProof/>
             <w:webHidden/>
           </w:rPr>
-          <w:instrText xml:space="preserve"> PAGEREF _Toc235194353 \h </w:instrText>
+          <w:instrText xml:space="preserve"> PAGEREF _Toc235194964 \h </w:instrText>
         </w:r>
         <w:r>
           <w:rPr>
@@ -8651,7 +8647,7 @@
           <w14:ligatures w14:val="standardContextual"/>
         </w:rPr>
       </w:pPr>
-      <w:hyperlink w:anchor="_Toc235194354" w:history="1">
+      <w:hyperlink w:anchor="_Toc235194965" w:history="1">
         <w:r>
           <w:rPr>
             <w:rStyle w:val="Hyperlink"/>
@@ -8678,7 +8674,7 @@
             <w:noProof/>
             <w:webHidden/>
           </w:rPr>
-          <w:instrText xml:space="preserve"> PAGEREF _Toc235194354 \h </w:instrText>
+          <w:instrText xml:space="preserve"> PAGEREF _Toc235194965 \h </w:instrText>
         </w:r>
         <w:r>
           <w:rPr>
@@ -8720,7 +8716,6 @@
     <w:p>
       <w:pPr>
         <w:pStyle w:val="Ttulondices"/>
-        <w:keepNext/>
       </w:pPr>
       <w:r>
         <w:br w:type="page"/>
@@ -8759,7 +8754,7 @@
         </w:rPr>
         <w:fldChar w:fldCharType="separate"/>
       </w:r>
-      <w:hyperlink w:anchor="_Toc235194355" w:history="1">
+      <w:hyperlink w:anchor="_Toc235194966" w:history="1">
         <w:r>
           <w:rPr>
             <w:rStyle w:val="Hyperlink"/>
@@ -8795,7 +8790,7 @@
             <w:noProof/>
             <w:webHidden/>
           </w:rPr>
-          <w:instrText xml:space="preserve"> PAGEREF _Toc235194355 \h </w:instrText>
+          <w:instrText xml:space="preserve"> PAGEREF _Toc235194966 \h </w:instrText>
         </w:r>
         <w:r>
           <w:rPr>
@@ -8840,7 +8835,7 @@
           <w14:ligatures w14:val="standardContextual"/>
         </w:rPr>
       </w:pPr>
-      <w:hyperlink w:anchor="_Toc235194356" w:history="1">
+      <w:hyperlink w:anchor="_Toc235194967" w:history="1">
         <w:r>
           <w:rPr>
             <w:rStyle w:val="Hyperlink"/>
@@ -8867,7 +8862,7 @@
             <w:noProof/>
             <w:webHidden/>
           </w:rPr>
-          <w:instrText xml:space="preserve"> PAGEREF _Toc235194356 \h </w:instrText>
+          <w:instrText xml:space="preserve"> PAGEREF _Toc235194967 \h </w:instrText>
         </w:r>
         <w:r>
           <w:rPr>
@@ -8912,7 +8907,7 @@
           <w14:ligatures w14:val="standardContextual"/>
         </w:rPr>
       </w:pPr>
-      <w:hyperlink w:anchor="_Toc235194357" w:history="1">
+      <w:hyperlink w:anchor="_Toc235194968" w:history="1">
         <w:r>
           <w:rPr>
             <w:rStyle w:val="Hyperlink"/>
@@ -8939,7 +8934,7 @@
             <w:noProof/>
             <w:webHidden/>
           </w:rPr>
-          <w:instrText xml:space="preserve"> PAGEREF _Toc235194357 \h </w:instrText>
+          <w:instrText xml:space="preserve"> PAGEREF _Toc235194968 \h </w:instrText>
         </w:r>
         <w:r>
           <w:rPr>
@@ -8984,7 +8979,7 @@
           <w14:ligatures w14:val="standardContextual"/>
         </w:rPr>
       </w:pPr>
-      <w:hyperlink w:anchor="_Toc235194358" w:history="1">
+      <w:hyperlink w:anchor="_Toc235194969" w:history="1">
         <w:r>
           <w:rPr>
             <w:rStyle w:val="Hyperlink"/>
@@ -9011,7 +9006,7 @@
             <w:noProof/>
             <w:webHidden/>
           </w:rPr>
-          <w:instrText xml:space="preserve"> PAGEREF _Toc235194358 \h </w:instrText>
+          <w:instrText xml:space="preserve"> PAGEREF _Toc235194969 \h </w:instrText>
         </w:r>
         <w:r>
           <w:rPr>
@@ -9031,7 +9026,7 @@
             <w:noProof/>
             <w:webHidden/>
           </w:rPr>
-          <w:t>19</w:t>
+          <w:t>20</w:t>
         </w:r>
         <w:r>
           <w:rPr>
@@ -9056,7 +9051,7 @@
           <w14:ligatures w14:val="standardContextual"/>
         </w:rPr>
       </w:pPr>
-      <w:hyperlink w:anchor="_Toc235194359" w:history="1">
+      <w:hyperlink w:anchor="_Toc235194970" w:history="1">
         <w:r>
           <w:rPr>
             <w:rStyle w:val="Hyperlink"/>
@@ -9083,7 +9078,7 @@
             <w:noProof/>
             <w:webHidden/>
           </w:rPr>
-          <w:instrText xml:space="preserve"> PAGEREF _Toc235194359 \h </w:instrText>
+          <w:instrText xml:space="preserve"> PAGEREF _Toc235194970 \h </w:instrText>
         </w:r>
         <w:r>
           <w:rPr>
@@ -9128,7 +9123,7 @@
           <w14:ligatures w14:val="standardContextual"/>
         </w:rPr>
       </w:pPr>
-      <w:hyperlink w:anchor="_Toc235194360" w:history="1">
+      <w:hyperlink w:anchor="_Toc235194971" w:history="1">
         <w:r>
           <w:rPr>
             <w:rStyle w:val="Hyperlink"/>
@@ -9155,7 +9150,7 @@
             <w:noProof/>
             <w:webHidden/>
           </w:rPr>
-          <w:instrText xml:space="preserve"> PAGEREF _Toc235194360 \h </w:instrText>
+          <w:instrText xml:space="preserve"> PAGEREF _Toc235194971 \h </w:instrText>
         </w:r>
         <w:r>
           <w:rPr>
@@ -9200,7 +9195,7 @@
           <w14:ligatures w14:val="standardContextual"/>
         </w:rPr>
       </w:pPr>
-      <w:hyperlink w:anchor="_Toc235194361" w:history="1">
+      <w:hyperlink w:anchor="_Toc235194972" w:history="1">
         <w:r>
           <w:rPr>
             <w:rStyle w:val="Hyperlink"/>
@@ -9227,7 +9222,7 @@
             <w:noProof/>
             <w:webHidden/>
           </w:rPr>
-          <w:instrText xml:space="preserve"> PAGEREF _Toc235194361 \h </w:instrText>
+          <w:instrText xml:space="preserve"> PAGEREF _Toc235194972 \h </w:instrText>
         </w:r>
         <w:r>
           <w:rPr>
@@ -9272,7 +9267,7 @@
           <w14:ligatures w14:val="standardContextual"/>
         </w:rPr>
       </w:pPr>
-      <w:hyperlink w:anchor="_Toc235194362" w:history="1">
+      <w:hyperlink w:anchor="_Toc235194973" w:history="1">
         <w:r>
           <w:rPr>
             <w:rStyle w:val="Hyperlink"/>
@@ -9299,7 +9294,7 @@
             <w:noProof/>
             <w:webHidden/>
           </w:rPr>
-          <w:instrText xml:space="preserve"> PAGEREF _Toc235194362 \h </w:instrText>
+          <w:instrText xml:space="preserve"> PAGEREF _Toc235194973 \h </w:instrText>
         </w:r>
         <w:r>
           <w:rPr>
@@ -9344,7 +9339,7 @@
           <w14:ligatures w14:val="standardContextual"/>
         </w:rPr>
       </w:pPr>
-      <w:hyperlink w:anchor="_Toc235194363" w:history="1">
+      <w:hyperlink w:anchor="_Toc235194974" w:history="1">
         <w:r>
           <w:rPr>
             <w:rStyle w:val="Hyperlink"/>
@@ -9371,7 +9366,7 @@
             <w:noProof/>
             <w:webHidden/>
           </w:rPr>
-          <w:instrText xml:space="preserve"> PAGEREF _Toc235194363 \h </w:instrText>
+          <w:instrText xml:space="preserve"> PAGEREF _Toc235194974 \h </w:instrText>
         </w:r>
         <w:r>
           <w:rPr>
@@ -9416,7 +9411,7 @@
           <w14:ligatures w14:val="standardContextual"/>
         </w:rPr>
       </w:pPr>
-      <w:hyperlink w:anchor="_Toc235194364" w:history="1">
+      <w:hyperlink w:anchor="_Toc235194975" w:history="1">
         <w:r>
           <w:rPr>
             <w:rStyle w:val="Hyperlink"/>
@@ -9443,7 +9438,7 @@
             <w:noProof/>
             <w:webHidden/>
           </w:rPr>
-          <w:instrText xml:space="preserve"> PAGEREF _Toc235194364 \h </w:instrText>
+          <w:instrText xml:space="preserve"> PAGEREF _Toc235194975 \h </w:instrText>
         </w:r>
         <w:r>
           <w:rPr>
@@ -9488,7 +9483,7 @@
           <w14:ligatures w14:val="standardContextual"/>
         </w:rPr>
       </w:pPr>
-      <w:hyperlink w:anchor="_Toc235194365" w:history="1">
+      <w:hyperlink w:anchor="_Toc235194976" w:history="1">
         <w:r>
           <w:rPr>
             <w:rStyle w:val="Hyperlink"/>
@@ -9515,7 +9510,7 @@
             <w:noProof/>
             <w:webHidden/>
           </w:rPr>
-          <w:instrText xml:space="preserve"> PAGEREF _Toc235194365 \h </w:instrText>
+          <w:instrText xml:space="preserve"> PAGEREF _Toc235194976 \h </w:instrText>
         </w:r>
         <w:r>
           <w:rPr>
@@ -9560,7 +9555,7 @@
           <w14:ligatures w14:val="standardContextual"/>
         </w:rPr>
       </w:pPr>
-      <w:hyperlink w:anchor="_Toc235194366" w:history="1">
+      <w:hyperlink w:anchor="_Toc235194977" w:history="1">
         <w:r>
           <w:rPr>
             <w:rStyle w:val="Hyperlink"/>
@@ -9587,7 +9582,7 @@
             <w:noProof/>
             <w:webHidden/>
           </w:rPr>
-          <w:instrText xml:space="preserve"> PAGEREF _Toc235194366 \h </w:instrText>
+          <w:instrText xml:space="preserve"> PAGEREF _Toc235194977 \h </w:instrText>
         </w:r>
         <w:r>
           <w:rPr>
@@ -9632,7 +9627,7 @@
           <w14:ligatures w14:val="standardContextual"/>
         </w:rPr>
       </w:pPr>
-      <w:hyperlink w:anchor="_Toc235194367" w:history="1">
+      <w:hyperlink w:anchor="_Toc235194978" w:history="1">
         <w:r>
           <w:rPr>
             <w:rStyle w:val="Hyperlink"/>
@@ -9659,7 +9654,7 @@
             <w:noProof/>
             <w:webHidden/>
           </w:rPr>
-          <w:instrText xml:space="preserve"> PAGEREF _Toc235194367 \h </w:instrText>
+          <w:instrText xml:space="preserve"> PAGEREF _Toc235194978 \h </w:instrText>
         </w:r>
         <w:r>
           <w:rPr>
@@ -9679,7 +9674,7 @@
             <w:noProof/>
             <w:webHidden/>
           </w:rPr>
-          <w:t>54</w:t>
+          <w:t>55</w:t>
         </w:r>
         <w:r>
           <w:rPr>
@@ -9704,7 +9699,7 @@
           <w14:ligatures w14:val="standardContextual"/>
         </w:rPr>
       </w:pPr>
-      <w:hyperlink w:anchor="_Toc235194368" w:history="1">
+      <w:hyperlink w:anchor="_Toc235194979" w:history="1">
         <w:r>
           <w:rPr>
             <w:rStyle w:val="Hyperlink"/>
@@ -9731,7 +9726,7 @@
             <w:noProof/>
             <w:webHidden/>
           </w:rPr>
-          <w:instrText xml:space="preserve"> PAGEREF _Toc235194368 \h </w:instrText>
+          <w:instrText xml:space="preserve"> PAGEREF _Toc235194979 \h </w:instrText>
         </w:r>
         <w:r>
           <w:rPr>
@@ -9776,7 +9771,7 @@
           <w14:ligatures w14:val="standardContextual"/>
         </w:rPr>
       </w:pPr>
-      <w:hyperlink w:anchor="_Toc235194369" w:history="1">
+      <w:hyperlink w:anchor="_Toc235194980" w:history="1">
         <w:r>
           <w:rPr>
             <w:rStyle w:val="Hyperlink"/>
@@ -9803,7 +9798,7 @@
             <w:noProof/>
             <w:webHidden/>
           </w:rPr>
-          <w:instrText xml:space="preserve"> PAGEREF _Toc235194369 \h </w:instrText>
+          <w:instrText xml:space="preserve"> PAGEREF _Toc235194980 \h </w:instrText>
         </w:r>
         <w:r>
           <w:rPr>
@@ -9848,7 +9843,7 @@
           <w14:ligatures w14:val="standardContextual"/>
         </w:rPr>
       </w:pPr>
-      <w:hyperlink w:anchor="_Toc235194370" w:history="1">
+      <w:hyperlink w:anchor="_Toc235194981" w:history="1">
         <w:r>
           <w:rPr>
             <w:rStyle w:val="Hyperlink"/>
@@ -9875,7 +9870,7 @@
             <w:noProof/>
             <w:webHidden/>
           </w:rPr>
-          <w:instrText xml:space="preserve"> PAGEREF _Toc235194370 \h </w:instrText>
+          <w:instrText xml:space="preserve"> PAGEREF _Toc235194981 \h </w:instrText>
         </w:r>
         <w:r>
           <w:rPr>
@@ -9949,7 +9944,6 @@
     <w:p>
       <w:pPr>
         <w:pStyle w:val="Ttulondices"/>
-        <w:keepNext/>
       </w:pPr>
       <w:r>
         <w:t>Organización del trabajo en grupo</w:t>
@@ -9964,7 +9958,6 @@
     <w:p>
       <w:pPr>
         <w:pStyle w:val="Ttulondices"/>
-        <w:keepNext/>
         <w:rPr>
           <w:sz w:val="28"/>
           <w:szCs w:val="28"/>
@@ -10089,7 +10082,6 @@
     <w:p>
       <w:pPr>
         <w:pStyle w:val="Ttulondices"/>
-        <w:keepNext/>
         <w:rPr>
           <w:sz w:val="28"/>
           <w:szCs w:val="28"/>
@@ -10112,7 +10104,7 @@
           <w:szCs w:val="24"/>
         </w:rPr>
       </w:pPr>
-      <w:bookmarkStart w:id="1" w:name="_Toc235194355"/>
+      <w:bookmarkStart w:id="1" w:name="_Toc235194966"/>
       <w:r>
         <w:rPr>
           <w:sz w:val="24"/>
@@ -10899,7 +10891,6 @@
     <w:p>
       <w:pPr>
         <w:pStyle w:val="Ttulondices"/>
-        <w:keepNext/>
         <w:rPr>
           <w:sz w:val="28"/>
           <w:szCs w:val="28"/>
@@ -11641,8 +11632,9 @@
     <w:p>
       <w:pPr>
         <w:pStyle w:val="Caption"/>
-      </w:pPr>
-      <w:bookmarkStart w:id="22" w:name="_Toc235194356"/>
+        <w:keepNext/>
+      </w:pPr>
+      <w:bookmarkStart w:id="22" w:name="_Toc235194967"/>
       <w:r>
         <w:t xml:space="preserve">Tabla </w:t>
       </w:r>
@@ -12623,7 +12615,7 @@
       <w:pPr>
         <w:pStyle w:val="Caption"/>
       </w:pPr>
-      <w:bookmarkStart w:id="28" w:name="_Toc235194340"/>
+      <w:bookmarkStart w:id="28" w:name="_Toc235194951"/>
       <w:r>
         <w:t xml:space="preserve">Figura </w:t>
       </w:r>
@@ -12658,8 +12650,9 @@
     <w:p>
       <w:pPr>
         <w:pStyle w:val="Caption"/>
-      </w:pPr>
-      <w:bookmarkStart w:id="30" w:name="_Toc235194357"/>
+        <w:keepNext/>
+      </w:pPr>
+      <w:bookmarkStart w:id="30" w:name="_Toc235194968"/>
       <w:r>
         <w:t xml:space="preserve">Tabla </w:t>
       </w:r>
@@ -12897,8 +12890,9 @@
     <w:p>
       <w:pPr>
         <w:pStyle w:val="Caption"/>
-      </w:pPr>
-      <w:bookmarkStart w:id="32" w:name="_Toc235194358"/>
+        <w:keepNext/>
+      </w:pPr>
+      <w:bookmarkStart w:id="32" w:name="_Toc235194969"/>
       <w:r>
         <w:t xml:space="preserve">Tabla </w:t>
       </w:r>
@@ -13686,7 +13680,7 @@
       <w:pPr>
         <w:pStyle w:val="Caption"/>
       </w:pPr>
-      <w:bookmarkStart w:id="46" w:name="_Toc235194341"/>
+      <w:bookmarkStart w:id="46" w:name="_Toc235194952"/>
       <w:r>
         <w:t xml:space="preserve">Figura </w:t>
       </w:r>
@@ -13749,7 +13743,7 @@
       <w:pPr>
         <w:pStyle w:val="Caption"/>
       </w:pPr>
-      <w:bookmarkStart w:id="47" w:name="_Toc235194342"/>
+      <w:bookmarkStart w:id="47" w:name="_Toc235194953"/>
       <w:r>
         <w:t xml:space="preserve">Figura </w:t>
       </w:r>
@@ -13833,7 +13827,7 @@
         <w:pStyle w:val="Caption"/>
         <w:keepNext/>
       </w:pPr>
-      <w:bookmarkStart w:id="48" w:name="_Toc235194359"/>
+      <w:bookmarkStart w:id="48" w:name="_Toc235194970"/>
       <w:r>
         <w:t xml:space="preserve">Tabla </w:t>
       </w:r>
@@ -14277,7 +14271,7 @@
       <w:pPr>
         <w:pStyle w:val="Caption"/>
       </w:pPr>
-      <w:bookmarkStart w:id="50" w:name="_Toc235194343"/>
+      <w:bookmarkStart w:id="50" w:name="_Toc235194954"/>
       <w:r>
         <w:t xml:space="preserve">Figura </w:t>
       </w:r>
@@ -14303,7 +14297,7 @@
       <w:pPr>
         <w:pStyle w:val="Caption"/>
       </w:pPr>
-      <w:bookmarkStart w:id="51" w:name="_Toc235194344"/>
+      <w:bookmarkStart w:id="51" w:name="_Toc235194955"/>
       <w:r>
         <w:t xml:space="preserve">Figura </w:t>
       </w:r>
@@ -14409,8 +14403,9 @@
     <w:p>
       <w:pPr>
         <w:pStyle w:val="Caption"/>
-      </w:pPr>
-      <w:bookmarkStart w:id="53" w:name="_Toc235194360"/>
+        <w:keepNext/>
+      </w:pPr>
+      <w:bookmarkStart w:id="53" w:name="_Toc235194971"/>
       <w:r>
         <w:t xml:space="preserve">Tabla </w:t>
       </w:r>
@@ -14988,7 +14983,7 @@
       <w:pPr>
         <w:pStyle w:val="Caption"/>
       </w:pPr>
-      <w:bookmarkStart w:id="62" w:name="_Toc235194345"/>
+      <w:bookmarkStart w:id="62" w:name="_Toc235194956"/>
       <w:r>
         <w:t xml:space="preserve">Figura </w:t>
       </w:r>
@@ -15617,8 +15612,9 @@
     <w:p>
       <w:pPr>
         <w:pStyle w:val="Caption"/>
-      </w:pPr>
-      <w:bookmarkStart w:id="65" w:name="_Toc235194361"/>
+        <w:keepNext/>
+      </w:pPr>
+      <w:bookmarkStart w:id="65" w:name="_Toc235194972"/>
       <w:r>
         <w:t xml:space="preserve">Tabla </w:t>
       </w:r>
@@ -16984,7 +16980,7 @@
       <w:pPr>
         <w:pStyle w:val="Caption"/>
       </w:pPr>
-      <w:bookmarkStart w:id="68" w:name="_Toc235194346"/>
+      <w:bookmarkStart w:id="68" w:name="_Toc235194957"/>
       <w:r>
         <w:t xml:space="preserve">Figura </w:t>
       </w:r>
@@ -17072,7 +17068,7 @@
       <w:pPr>
         <w:pStyle w:val="Caption"/>
       </w:pPr>
-      <w:bookmarkStart w:id="70" w:name="_Toc235194347"/>
+      <w:bookmarkStart w:id="70" w:name="_Toc235194958"/>
       <w:r>
         <w:t xml:space="preserve">Figura </w:t>
       </w:r>
@@ -17155,7 +17151,7 @@
       <w:pPr>
         <w:pStyle w:val="Caption"/>
       </w:pPr>
-      <w:bookmarkStart w:id="72" w:name="_Toc235194348"/>
+      <w:bookmarkStart w:id="72" w:name="_Toc235194959"/>
       <w:r>
         <w:t xml:space="preserve">Figura </w:t>
       </w:r>
@@ -17238,7 +17234,7 @@
       <w:pPr>
         <w:pStyle w:val="Caption"/>
       </w:pPr>
-      <w:bookmarkStart w:id="74" w:name="_Toc235194349"/>
+      <w:bookmarkStart w:id="74" w:name="_Toc235194960"/>
       <w:r>
         <w:t xml:space="preserve">Figura </w:t>
       </w:r>
@@ -17325,8 +17321,9 @@
     <w:p>
       <w:pPr>
         <w:pStyle w:val="Caption"/>
-      </w:pPr>
-      <w:bookmarkStart w:id="76" w:name="_Toc235194362"/>
+        <w:keepNext/>
+      </w:pPr>
+      <w:bookmarkStart w:id="76" w:name="_Toc235194973"/>
       <w:r>
         <w:t xml:space="preserve">Tabla </w:t>
       </w:r>
@@ -17931,7 +17928,7 @@
       <w:pPr>
         <w:pStyle w:val="Caption"/>
       </w:pPr>
-      <w:bookmarkStart w:id="77" w:name="_Toc235194350"/>
+      <w:bookmarkStart w:id="77" w:name="_Toc235194961"/>
       <w:r>
         <w:t xml:space="preserve">Figura </w:t>
       </w:r>
@@ -18135,7 +18132,7 @@
       <w:pPr>
         <w:pStyle w:val="Caption"/>
       </w:pPr>
-      <w:bookmarkStart w:id="79" w:name="_Toc235194351"/>
+      <w:bookmarkStart w:id="79" w:name="_Toc235194962"/>
       <w:r>
         <w:t xml:space="preserve">Figura </w:t>
       </w:r>
@@ -18246,7 +18243,7 @@
       <w:pPr>
         <w:pStyle w:val="Caption"/>
       </w:pPr>
-      <w:bookmarkStart w:id="81" w:name="_Toc235194352"/>
+      <w:bookmarkStart w:id="81" w:name="_Toc235194963"/>
       <w:r>
         <w:t xml:space="preserve">Figura </w:t>
       </w:r>
@@ -18266,8 +18263,9 @@
     <w:p>
       <w:pPr>
         <w:pStyle w:val="Caption"/>
-      </w:pPr>
-      <w:bookmarkStart w:id="82" w:name="_Toc235194363"/>
+        <w:keepNext/>
+      </w:pPr>
+      <w:bookmarkStart w:id="82" w:name="_Toc235194974"/>
       <w:r>
         <w:t xml:space="preserve">Tabla </w:t>
       </w:r>
@@ -18927,8 +18925,9 @@
     <w:p>
       <w:pPr>
         <w:pStyle w:val="Caption"/>
-      </w:pPr>
-      <w:bookmarkStart w:id="87" w:name="_Toc235194364"/>
+        <w:keepNext/>
+      </w:pPr>
+      <w:bookmarkStart w:id="87" w:name="_Toc235194975"/>
       <w:r>
         <w:t xml:space="preserve">Tabla </w:t>
       </w:r>
@@ -19232,8 +19231,9 @@
     <w:p>
       <w:pPr>
         <w:pStyle w:val="Caption"/>
-      </w:pPr>
-      <w:bookmarkStart w:id="88" w:name="_Toc235194365"/>
+        <w:keepNext/>
+      </w:pPr>
+      <w:bookmarkStart w:id="88" w:name="_Toc235194976"/>
       <w:r>
         <w:t xml:space="preserve">Tabla </w:t>
       </w:r>
@@ -19546,7 +19546,7 @@
       <w:pPr>
         <w:pStyle w:val="Caption"/>
       </w:pPr>
-      <w:bookmarkStart w:id="89" w:name="_Toc235194353"/>
+      <w:bookmarkStart w:id="89" w:name="_Toc235194964"/>
       <w:r>
         <w:t xml:space="preserve">Figura </w:t>
       </w:r>
@@ -19657,7 +19657,7 @@
       <w:pPr>
         <w:pStyle w:val="Caption"/>
       </w:pPr>
-      <w:bookmarkStart w:id="92" w:name="_Toc235194354"/>
+      <w:bookmarkStart w:id="92" w:name="_Toc235194965"/>
       <w:r>
         <w:t xml:space="preserve">Figura </w:t>
       </w:r>
@@ -19683,7 +19683,7 @@
           <w:szCs w:val="24"/>
         </w:rPr>
       </w:pPr>
-      <w:bookmarkStart w:id="93" w:name="_Toc235194366"/>
+      <w:bookmarkStart w:id="93" w:name="_Toc235194977"/>
       <w:r>
         <w:rPr>
           <w:sz w:val="24"/>
@@ -19973,8 +19973,9 @@
     <w:p>
       <w:pPr>
         <w:pStyle w:val="Caption"/>
-      </w:pPr>
-      <w:bookmarkStart w:id="95" w:name="_Toc235194367"/>
+        <w:keepNext/>
+      </w:pPr>
+      <w:bookmarkStart w:id="95" w:name="_Toc235194978"/>
       <w:r>
         <w:t xml:space="preserve">Tabla </w:t>
       </w:r>
@@ -20013,8 +20014,9 @@
     <w:p>
       <w:pPr>
         <w:pStyle w:val="Caption"/>
-      </w:pPr>
-      <w:bookmarkStart w:id="96" w:name="_Toc235194368"/>
+        <w:keepNext/>
+      </w:pPr>
+      <w:bookmarkStart w:id="96" w:name="_Toc235194979"/>
       <w:r>
         <w:t xml:space="preserve">Tabla </w:t>
       </w:r>
@@ -21962,8 +21964,9 @@
     <w:p>
       <w:pPr>
         <w:pStyle w:val="Caption"/>
-      </w:pPr>
-      <w:bookmarkStart w:id="100" w:name="_Toc235194369"/>
+        <w:keepNext/>
+      </w:pPr>
+      <w:bookmarkStart w:id="100" w:name="_Toc235194980"/>
       <w:r>
         <w:t xml:space="preserve">Tabla </w:t>
       </w:r>
@@ -22507,8 +22510,9 @@
     <w:p>
       <w:pPr>
         <w:pStyle w:val="Caption"/>
-      </w:pPr>
-      <w:bookmarkStart w:id="109" w:name="_Toc235194370"/>
+        <w:keepNext/>
+      </w:pPr>
+      <w:bookmarkStart w:id="109" w:name="_Toc235194981"/>
       <w:r>
         <w:t xml:space="preserve">Tabla </w:t>
       </w:r>
@@ -24086,7 +24090,6 @@
     <w:p>
       <w:pPr>
         <w:pStyle w:val="Ttulondices"/>
-        <w:keepNext/>
       </w:pPr>
       <w:r>
         <w:t>Comandos de reproducción</w:t>
@@ -24603,7 +24606,6 @@
     <w:p>
       <w:pPr>
         <w:pStyle w:val="Ttulondices"/>
-        <w:keepNext/>
       </w:pPr>
       <w:r>
         <w:t>Estructura del repositorio</w:t>
@@ -24617,7 +24619,6 @@
     <w:p>
       <w:pPr>
         <w:pStyle w:val="Ttulondices"/>
-        <w:keepNext/>
       </w:pPr>
       <w:r>
         <w:t>Trazabilidad de resultados</w:t>
@@ -26728,6 +26729,9 @@
     <w:link w:val="TtulondicesCar"/>
     <w:qFormat/>
     <w:rsid w:val="008C16EB"/>
+    <w:pPr>
+      <w:keepNext/>
+    </w:pPr>
     <w:rPr>
       <w:rFonts w:asciiTheme="majorHAnsi" w:hAnsiTheme="majorHAnsi" w:cs="Arial"/>
       <w:color w:val="0098CD"/>
@@ -27403,6 +27407,10 @@
 </file>
 
 <file path=customXml/item1.xml><?xml version="1.0" encoding="utf-8"?>
+<b:Sources xmlns:b="http://schemas.openxmlformats.org/officeDocument/2006/bibliography" xmlns="http://schemas.openxmlformats.org/officeDocument/2006/bibliography" SelectedStyle="\APASixthEditionOfficeOnline.xsl" StyleName="APA" Version="6"/>
+</file>
+
+<file path=customXml/item2.xml><?xml version="1.0" encoding="utf-8"?>
 <p:properties xmlns:p="http://schemas.microsoft.com/office/2006/metadata/properties" xmlns:xsi="http://www.w3.org/2001/XMLSchema-instance" xmlns:pc="http://schemas.microsoft.com/office/infopath/2007/PartnerControls">
   <documentManagement>
     <lcf76f155ced4ddcb4097134ff3c332f xmlns="27c1adeb-3674-457c-b08c-8a73f31b6e23">
@@ -27414,11 +27422,16 @@
 </p:properties>
 </file>
 
-<file path=customXml/item2.xml><?xml version="1.0" encoding="utf-8"?>
-<b:Sources xmlns:b="http://schemas.openxmlformats.org/officeDocument/2006/bibliography" xmlns="http://schemas.openxmlformats.org/officeDocument/2006/bibliography" SelectedStyle="\APASixthEditionOfficeOnline.xsl" StyleName="APA" Version="6"/>
+<file path=customXml/item3.xml><?xml version="1.0" encoding="utf-8"?>
+<?mso-contentType ?>
+<FormTemplates xmlns="http://schemas.microsoft.com/sharepoint/v3/contenttype/forms">
+  <Display>DocumentLibraryForm</Display>
+  <Edit>DocumentLibraryForm</Edit>
+  <New>DocumentLibraryForm</New>
+</FormTemplates>
 </file>
 
-<file path=customXml/item3.xml><?xml version="1.0" encoding="utf-8"?>
+<file path=customXml/item4.xml><?xml version="1.0" encoding="utf-8"?>
 <ct:contentTypeSchema xmlns:ct="http://schemas.microsoft.com/office/2006/metadata/contentType" xmlns:ma="http://schemas.microsoft.com/office/2006/metadata/properties/metaAttributes" ct:_="" ma:_="" ma:contentTypeName="Documento" ma:contentTypeID="0x010100DF3D7C797EA12745A270EF30E38719B9" ma:contentTypeVersion="19" ma:contentTypeDescription="Crear nuevo documento." ma:contentTypeScope="" ma:versionID="227b02526234ef39b0b78895a9d90cf5">
   <xsd:schema xmlns:xsd="http://www.w3.org/2001/XMLSchema" xmlns:xs="http://www.w3.org/2001/XMLSchema" xmlns:p="http://schemas.microsoft.com/office/2006/metadata/properties" xmlns:ns2="0a70e875-3d35-4be2-921f-7117c31bab9b" xmlns:ns3="27c1adeb-3674-457c-b08c-8a73f31b6e23" targetNamespace="http://schemas.microsoft.com/office/2006/metadata/properties" ma:root="true" ma:fieldsID="3c939c8607e2f594db8bbb23634dd059" ns2:_="" ns3:_="">
     <xsd:import namespace="0a70e875-3d35-4be2-921f-7117c31bab9b"/>
@@ -27679,16 +27692,15 @@
 </ct:contentTypeSchema>
 </file>
 
-<file path=customXml/item4.xml><?xml version="1.0" encoding="utf-8"?>
-<?mso-contentType ?>
-<FormTemplates xmlns="http://schemas.microsoft.com/sharepoint/v3/contenttype/forms">
-  <Display>DocumentLibraryForm</Display>
-  <Edit>DocumentLibraryForm</Edit>
-  <New>DocumentLibraryForm</New>
-</FormTemplates>
+<file path=customXml/itemProps1.xml><?xml version="1.0" encoding="utf-8"?>
+<ds:datastoreItem xmlns:ds="http://schemas.openxmlformats.org/officeDocument/2006/customXml" ds:itemID="{68FB56F5-3CE8-4167-9790-3E517CF47AC9}">
+  <ds:schemaRefs>
+    <ds:schemaRef ds:uri="http://schemas.openxmlformats.org/officeDocument/2006/bibliography"/>
+  </ds:schemaRefs>
+</ds:datastoreItem>
 </file>
 
-<file path=customXml/itemProps1.xml><?xml version="1.0" encoding="utf-8"?>
+<file path=customXml/itemProps2.xml><?xml version="1.0" encoding="utf-8"?>
 <ds:datastoreItem xmlns:ds="http://schemas.openxmlformats.org/officeDocument/2006/customXml" ds:itemID="{515BB210-9981-4CA0-A73C-C3B925489931}">
   <ds:schemaRefs>
     <ds:schemaRef ds:uri="http://schemas.microsoft.com/office/2006/metadata/properties"/>
@@ -27699,15 +27711,15 @@
 </ds:datastoreItem>
 </file>
 
-<file path=customXml/itemProps2.xml><?xml version="1.0" encoding="utf-8"?>
-<ds:datastoreItem xmlns:ds="http://schemas.openxmlformats.org/officeDocument/2006/customXml" ds:itemID="{68FB56F5-3CE8-4167-9790-3E517CF47AC9}">
+<file path=customXml/itemProps3.xml><?xml version="1.0" encoding="utf-8"?>
+<ds:datastoreItem xmlns:ds="http://schemas.openxmlformats.org/officeDocument/2006/customXml" ds:itemID="{76AF1F18-BD40-4DEA-81CE-A8C571440A5E}">
   <ds:schemaRefs>
-    <ds:schemaRef ds:uri="http://schemas.openxmlformats.org/officeDocument/2006/bibliography"/>
+    <ds:schemaRef ds:uri="http://schemas.microsoft.com/sharepoint/v3/contenttype/forms"/>
   </ds:schemaRefs>
 </ds:datastoreItem>
 </file>
 
-<file path=customXml/itemProps3.xml><?xml version="1.0" encoding="utf-8"?>
+<file path=customXml/itemProps4.xml><?xml version="1.0" encoding="utf-8"?>
 <ds:datastoreItem xmlns:ds="http://schemas.openxmlformats.org/officeDocument/2006/customXml" ds:itemID="{173C6562-C37A-4B7E-88F3-BAF50FB889B2}">
   <ds:schemaRefs>
     <ds:schemaRef ds:uri="http://schemas.microsoft.com/office/2006/metadata/contentType"/>
@@ -27724,12 +27736,4 @@
     <ds:schemaRef ds:uri="http://schemas.microsoft.com/internal/obd"/>
   </ds:schemaRefs>
 </ds:datastoreItem>
-</file>
-
-<file path=customXml/itemProps4.xml><?xml version="1.0" encoding="utf-8"?>
-<ds:datastoreItem xmlns:ds="http://schemas.openxmlformats.org/officeDocument/2006/customXml" ds:itemID="{76AF1F18-BD40-4DEA-81CE-A8C571440A5E}">
-  <ds:schemaRefs>
-    <ds:schemaRef ds:uri="http://schemas.microsoft.com/sharepoint/v3/contenttype/forms"/>
-  </ds:schemaRefs>
-</ds:datastoreItem>
 </file>
--- a/docs/predeposito/TFM_Predeposito_UNIR.docx
+++ b/docs/predeposito/TFM_Predeposito_UNIR.docx
@@ -463,7 +463,7 @@
     </w:p>
     <w:p>
       <w:r>
-        <w:t>Este Trabajo Fin de Máster aborda la estimación de pose 6-DoF para bin picking robótico, un problema que siguen complicando las oclusiones, la falta de textura y las simetrías de las piezas. Nuestro objetivo es diseñar, integrar y validar un pipeline que enlace percepción y planificación a partir de dos paradigmas del aprendizaje profundo: FoundationPose, una arquitectura Transformer que estima la pose por atención cruzada 2D-3D, y Diffusion Policy, un modelo de difusión que genera trayectorias de agarre multimodales como ecuaciones diferenciales estocásticas inversas. Ambos se articulan sobre un formalismo común de grupos de Lie SE(3)/SO(3). La metodología cruza la evaluación en los benchmarks BOP (YCB-Video y T-LESS) con la validación del ciclo completo en simulación (CoppeliaSim), y contrasta tres hipótesis —precisión, planificación multimodal y viabilidad temporal— mediante intervalos de confianza por bootstrap. Los resultados confirman una precisión competitiva con el estado del arte, con mejora sobre el baseline GDR-Net++, y un ciclo end-to-end por debajo del umbral industrial de 10 s por instancia; la planificación por difusión resulta funcional, si bien su tiempo de muestreo no alcanza el umbral más estricto que fijamos. Como aportación adicional, una capa de lenguaje natural permite seleccionar la pieza objetivo mediante instrucciones cotidianas, con un 100 % de acierto en banco controlado. Concluimos que la integración es viable y reproducible sobre hardware accesible, y que el valor del trabajo reside en la integración matemática, el rigor metodológico y la reproducibilidad, no en proponer una arquitectura nueva.</w:t>
+        <w:t>Este Trabajo Fin de Máster aborda la estimación de pose 6-DoF para bin picking robótico, un problema que siguen complicando las oclusiones, la falta de textura y las simetrías de las piezas. Nos propusimos diseñar, integrar y validar un pipeline que enlazara percepción y planificación combinando dos paradigmas del aprendizaje profundo. El primero, FoundationPose, es una arquitectura Transformer que estima la pose por atención cruzada 2D-3D; el segundo, Diffusion Policy, un modelo de difusión que genera trayectorias de agarre multimodales como ecuaciones diferenciales estocásticas inversas. Ambos comparten un formalismo común de grupos de Lie SE(3)/SO(3). Metodológicamente, cruzamos la evaluación en los benchmarks BOP (YCB-Video y T-LESS) con la validación del ciclo completo en simulación (CoppeliaSim), y contrastamos tres hipótesis —precisión, planificación multimodal y viabilidad temporal— mediante intervalos de confianza por bootstrap. Los resultados confirman una precisión competitiva con el estado del arte, con mejora sobre el baseline GDR-Net++, y un ciclo end-to-end por debajo del umbral industrial de 10 s por instancia; la planificación por difusión resulta funcional, aunque su tiempo de muestreo no alcanza el umbral más estricto que fijamos. Como aportación adicional, una capa de lenguaje natural permite seleccionar la pieza objetivo mediante instrucciones cotidianas, con un 100 % de acierto en banco controlado. Concluimos que la integración es viable y reproducible sobre hardware accesible, y que el valor del trabajo no está en proponer una arquitectura nueva, sino en la integración matemática, el rigor metodológico y la reproducibilidad.</w:t>
       </w:r>
     </w:p>
     <w:p>
@@ -7639,7 +7639,7 @@
       <w:r>
         <w:fldChar w:fldCharType="separate"/>
       </w:r>
-      <w:hyperlink w:anchor="_Toc235194951" w:history="1">
+      <w:hyperlink w:anchor="_Toc235201785" w:history="1">
         <w:r>
           <w:rPr>
             <w:rStyle w:val="Hyperlink"/>
@@ -7666,7 +7666,7 @@
             <w:noProof/>
             <w:webHidden/>
           </w:rPr>
-          <w:instrText xml:space="preserve"> PAGEREF _Toc235194951 \h </w:instrText>
+          <w:instrText xml:space="preserve"> PAGEREF _Toc235201785 \h </w:instrText>
         </w:r>
         <w:r>
           <w:rPr>
@@ -7711,7 +7711,7 @@
           <w14:ligatures w14:val="standardContextual"/>
         </w:rPr>
       </w:pPr>
-      <w:hyperlink w:anchor="_Toc235194952" w:history="1">
+      <w:hyperlink w:anchor="_Toc235201786" w:history="1">
         <w:r>
           <w:rPr>
             <w:rStyle w:val="Hyperlink"/>
@@ -7738,7 +7738,7 @@
             <w:noProof/>
             <w:webHidden/>
           </w:rPr>
-          <w:instrText xml:space="preserve"> PAGEREF _Toc235194952 \h </w:instrText>
+          <w:instrText xml:space="preserve"> PAGEREF _Toc235201786 \h </w:instrText>
         </w:r>
         <w:r>
           <w:rPr>
@@ -7783,7 +7783,7 @@
           <w14:ligatures w14:val="standardContextual"/>
         </w:rPr>
       </w:pPr>
-      <w:hyperlink w:anchor="_Toc235194953" w:history="1">
+      <w:hyperlink w:anchor="_Toc235201787" w:history="1">
         <w:r>
           <w:rPr>
             <w:rStyle w:val="Hyperlink"/>
@@ -7810,7 +7810,7 @@
             <w:noProof/>
             <w:webHidden/>
           </w:rPr>
-          <w:instrText xml:space="preserve"> PAGEREF _Toc235194953 \h </w:instrText>
+          <w:instrText xml:space="preserve"> PAGEREF _Toc235201787 \h </w:instrText>
         </w:r>
         <w:r>
           <w:rPr>
@@ -7855,7 +7855,7 @@
           <w14:ligatures w14:val="standardContextual"/>
         </w:rPr>
       </w:pPr>
-      <w:hyperlink w:anchor="_Toc235194954" w:history="1">
+      <w:hyperlink w:anchor="_Toc235201788" w:history="1">
         <w:r>
           <w:rPr>
             <w:rStyle w:val="Hyperlink"/>
@@ -7882,7 +7882,7 @@
             <w:noProof/>
             <w:webHidden/>
           </w:rPr>
-          <w:instrText xml:space="preserve"> PAGEREF _Toc235194954 \h </w:instrText>
+          <w:instrText xml:space="preserve"> PAGEREF _Toc235201788 \h </w:instrText>
         </w:r>
         <w:r>
           <w:rPr>
@@ -7927,7 +7927,7 @@
           <w14:ligatures w14:val="standardContextual"/>
         </w:rPr>
       </w:pPr>
-      <w:hyperlink w:anchor="_Toc235194955" w:history="1">
+      <w:hyperlink w:anchor="_Toc235201789" w:history="1">
         <w:r>
           <w:rPr>
             <w:rStyle w:val="Hyperlink"/>
@@ -7954,7 +7954,7 @@
             <w:noProof/>
             <w:webHidden/>
           </w:rPr>
-          <w:instrText xml:space="preserve"> PAGEREF _Toc235194955 \h </w:instrText>
+          <w:instrText xml:space="preserve"> PAGEREF _Toc235201789 \h </w:instrText>
         </w:r>
         <w:r>
           <w:rPr>
@@ -7999,7 +7999,7 @@
           <w14:ligatures w14:val="standardContextual"/>
         </w:rPr>
       </w:pPr>
-      <w:hyperlink w:anchor="_Toc235194956" w:history="1">
+      <w:hyperlink w:anchor="_Toc235201790" w:history="1">
         <w:r>
           <w:rPr>
             <w:rStyle w:val="Hyperlink"/>
@@ -8026,7 +8026,7 @@
             <w:noProof/>
             <w:webHidden/>
           </w:rPr>
-          <w:instrText xml:space="preserve"> PAGEREF _Toc235194956 \h </w:instrText>
+          <w:instrText xml:space="preserve"> PAGEREF _Toc235201790 \h </w:instrText>
         </w:r>
         <w:r>
           <w:rPr>
@@ -8071,7 +8071,7 @@
           <w14:ligatures w14:val="standardContextual"/>
         </w:rPr>
       </w:pPr>
-      <w:hyperlink w:anchor="_Toc235194957" w:history="1">
+      <w:hyperlink w:anchor="_Toc235201791" w:history="1">
         <w:r>
           <w:rPr>
             <w:rStyle w:val="Hyperlink"/>
@@ -8098,7 +8098,7 @@
             <w:noProof/>
             <w:webHidden/>
           </w:rPr>
-          <w:instrText xml:space="preserve"> PAGEREF _Toc235194957 \h </w:instrText>
+          <w:instrText xml:space="preserve"> PAGEREF _Toc235201791 \h </w:instrText>
         </w:r>
         <w:r>
           <w:rPr>
@@ -8143,7 +8143,7 @@
           <w14:ligatures w14:val="standardContextual"/>
         </w:rPr>
       </w:pPr>
-      <w:hyperlink w:anchor="_Toc235194958" w:history="1">
+      <w:hyperlink w:anchor="_Toc235201792" w:history="1">
         <w:r>
           <w:rPr>
             <w:rStyle w:val="Hyperlink"/>
@@ -8170,7 +8170,7 @@
             <w:noProof/>
             <w:webHidden/>
           </w:rPr>
-          <w:instrText xml:space="preserve"> PAGEREF _Toc235194958 \h </w:instrText>
+          <w:instrText xml:space="preserve"> PAGEREF _Toc235201792 \h </w:instrText>
         </w:r>
         <w:r>
           <w:rPr>
@@ -8215,7 +8215,7 @@
           <w14:ligatures w14:val="standardContextual"/>
         </w:rPr>
       </w:pPr>
-      <w:hyperlink w:anchor="_Toc235194959" w:history="1">
+      <w:hyperlink w:anchor="_Toc235201793" w:history="1">
         <w:r>
           <w:rPr>
             <w:rStyle w:val="Hyperlink"/>
@@ -8242,7 +8242,7 @@
             <w:noProof/>
             <w:webHidden/>
           </w:rPr>
-          <w:instrText xml:space="preserve"> PAGEREF _Toc235194959 \h </w:instrText>
+          <w:instrText xml:space="preserve"> PAGEREF _Toc235201793 \h </w:instrText>
         </w:r>
         <w:r>
           <w:rPr>
@@ -8287,7 +8287,7 @@
           <w14:ligatures w14:val="standardContextual"/>
         </w:rPr>
       </w:pPr>
-      <w:hyperlink w:anchor="_Toc235194960" w:history="1">
+      <w:hyperlink w:anchor="_Toc235201794" w:history="1">
         <w:r>
           <w:rPr>
             <w:rStyle w:val="Hyperlink"/>
@@ -8314,7 +8314,7 @@
             <w:noProof/>
             <w:webHidden/>
           </w:rPr>
-          <w:instrText xml:space="preserve"> PAGEREF _Toc235194960 \h </w:instrText>
+          <w:instrText xml:space="preserve"> PAGEREF _Toc235201794 \h </w:instrText>
         </w:r>
         <w:r>
           <w:rPr>
@@ -8359,7 +8359,7 @@
           <w14:ligatures w14:val="standardContextual"/>
         </w:rPr>
       </w:pPr>
-      <w:hyperlink w:anchor="_Toc235194961" w:history="1">
+      <w:hyperlink w:anchor="_Toc235201795" w:history="1">
         <w:r>
           <w:rPr>
             <w:rStyle w:val="Hyperlink"/>
@@ -8386,7 +8386,7 @@
             <w:noProof/>
             <w:webHidden/>
           </w:rPr>
-          <w:instrText xml:space="preserve"> PAGEREF _Toc235194961 \h </w:instrText>
+          <w:instrText xml:space="preserve"> PAGEREF _Toc235201795 \h </w:instrText>
         </w:r>
         <w:r>
           <w:rPr>
@@ -8431,7 +8431,7 @@
           <w14:ligatures w14:val="standardContextual"/>
         </w:rPr>
       </w:pPr>
-      <w:hyperlink w:anchor="_Toc235194962" w:history="1">
+      <w:hyperlink w:anchor="_Toc235201796" w:history="1">
         <w:r>
           <w:rPr>
             <w:rStyle w:val="Hyperlink"/>
@@ -8458,7 +8458,7 @@
             <w:noProof/>
             <w:webHidden/>
           </w:rPr>
-          <w:instrText xml:space="preserve"> PAGEREF _Toc235194962 \h </w:instrText>
+          <w:instrText xml:space="preserve"> PAGEREF _Toc235201796 \h </w:instrText>
         </w:r>
         <w:r>
           <w:rPr>
@@ -8503,7 +8503,7 @@
           <w14:ligatures w14:val="standardContextual"/>
         </w:rPr>
       </w:pPr>
-      <w:hyperlink w:anchor="_Toc235194963" w:history="1">
+      <w:hyperlink w:anchor="_Toc235201797" w:history="1">
         <w:r>
           <w:rPr>
             <w:rStyle w:val="Hyperlink"/>
@@ -8530,7 +8530,7 @@
             <w:noProof/>
             <w:webHidden/>
           </w:rPr>
-          <w:instrText xml:space="preserve"> PAGEREF _Toc235194963 \h </w:instrText>
+          <w:instrText xml:space="preserve"> PAGEREF _Toc235201797 \h </w:instrText>
         </w:r>
         <w:r>
           <w:rPr>
@@ -8575,7 +8575,7 @@
           <w14:ligatures w14:val="standardContextual"/>
         </w:rPr>
       </w:pPr>
-      <w:hyperlink w:anchor="_Toc235194964" w:history="1">
+      <w:hyperlink w:anchor="_Toc235201798" w:history="1">
         <w:r>
           <w:rPr>
             <w:rStyle w:val="Hyperlink"/>
@@ -8602,7 +8602,7 @@
             <w:noProof/>
             <w:webHidden/>
           </w:rPr>
-          <w:instrText xml:space="preserve"> PAGEREF _Toc235194964 \h </w:instrText>
+          <w:instrText xml:space="preserve"> PAGEREF _Toc235201798 \h </w:instrText>
         </w:r>
         <w:r>
           <w:rPr>
@@ -8647,7 +8647,7 @@
           <w14:ligatures w14:val="standardContextual"/>
         </w:rPr>
       </w:pPr>
-      <w:hyperlink w:anchor="_Toc235194965" w:history="1">
+      <w:hyperlink w:anchor="_Toc235201799" w:history="1">
         <w:r>
           <w:rPr>
             <w:rStyle w:val="Hyperlink"/>
@@ -8674,7 +8674,7 @@
             <w:noProof/>
             <w:webHidden/>
           </w:rPr>
-          <w:instrText xml:space="preserve"> PAGEREF _Toc235194965 \h </w:instrText>
+          <w:instrText xml:space="preserve"> PAGEREF _Toc235201799 \h </w:instrText>
         </w:r>
         <w:r>
           <w:rPr>
@@ -8754,7 +8754,7 @@
         </w:rPr>
         <w:fldChar w:fldCharType="separate"/>
       </w:r>
-      <w:hyperlink w:anchor="_Toc235194966" w:history="1">
+      <w:hyperlink w:anchor="_Toc235201800" w:history="1">
         <w:r>
           <w:rPr>
             <w:rStyle w:val="Hyperlink"/>
@@ -8790,7 +8790,7 @@
             <w:noProof/>
             <w:webHidden/>
           </w:rPr>
-          <w:instrText xml:space="preserve"> PAGEREF _Toc235194966 \h </w:instrText>
+          <w:instrText xml:space="preserve"> PAGEREF _Toc235201800 \h </w:instrText>
         </w:r>
         <w:r>
           <w:rPr>
@@ -8835,7 +8835,7 @@
           <w14:ligatures w14:val="standardContextual"/>
         </w:rPr>
       </w:pPr>
-      <w:hyperlink w:anchor="_Toc235194967" w:history="1">
+      <w:hyperlink w:anchor="_Toc235201801" w:history="1">
         <w:r>
           <w:rPr>
             <w:rStyle w:val="Hyperlink"/>
@@ -8862,7 +8862,7 @@
             <w:noProof/>
             <w:webHidden/>
           </w:rPr>
-          <w:instrText xml:space="preserve"> PAGEREF _Toc235194967 \h </w:instrText>
+          <w:instrText xml:space="preserve"> PAGEREF _Toc235201801 \h </w:instrText>
         </w:r>
         <w:r>
           <w:rPr>
@@ -8907,7 +8907,7 @@
           <w14:ligatures w14:val="standardContextual"/>
         </w:rPr>
       </w:pPr>
-      <w:hyperlink w:anchor="_Toc235194968" w:history="1">
+      <w:hyperlink w:anchor="_Toc235201802" w:history="1">
         <w:r>
           <w:rPr>
             <w:rStyle w:val="Hyperlink"/>
@@ -8934,7 +8934,7 @@
             <w:noProof/>
             <w:webHidden/>
           </w:rPr>
-          <w:instrText xml:space="preserve"> PAGEREF _Toc235194968 \h </w:instrText>
+          <w:instrText xml:space="preserve"> PAGEREF _Toc235201802 \h </w:instrText>
         </w:r>
         <w:r>
           <w:rPr>
@@ -8979,7 +8979,7 @@
           <w14:ligatures w14:val="standardContextual"/>
         </w:rPr>
       </w:pPr>
-      <w:hyperlink w:anchor="_Toc235194969" w:history="1">
+      <w:hyperlink w:anchor="_Toc235201803" w:history="1">
         <w:r>
           <w:rPr>
             <w:rStyle w:val="Hyperlink"/>
@@ -9006,7 +9006,7 @@
             <w:noProof/>
             <w:webHidden/>
           </w:rPr>
-          <w:instrText xml:space="preserve"> PAGEREF _Toc235194969 \h </w:instrText>
+          <w:instrText xml:space="preserve"> PAGEREF _Toc235201803 \h </w:instrText>
         </w:r>
         <w:r>
           <w:rPr>
@@ -9051,7 +9051,7 @@
           <w14:ligatures w14:val="standardContextual"/>
         </w:rPr>
       </w:pPr>
-      <w:hyperlink w:anchor="_Toc235194970" w:history="1">
+      <w:hyperlink w:anchor="_Toc235201804" w:history="1">
         <w:r>
           <w:rPr>
             <w:rStyle w:val="Hyperlink"/>
@@ -9078,7 +9078,7 @@
             <w:noProof/>
             <w:webHidden/>
           </w:rPr>
-          <w:instrText xml:space="preserve"> PAGEREF _Toc235194970 \h </w:instrText>
+          <w:instrText xml:space="preserve"> PAGEREF _Toc235201804 \h </w:instrText>
         </w:r>
         <w:r>
           <w:rPr>
@@ -9123,7 +9123,7 @@
           <w14:ligatures w14:val="standardContextual"/>
         </w:rPr>
       </w:pPr>
-      <w:hyperlink w:anchor="_Toc235194971" w:history="1">
+      <w:hyperlink w:anchor="_Toc235201805" w:history="1">
         <w:r>
           <w:rPr>
             <w:rStyle w:val="Hyperlink"/>
@@ -9150,7 +9150,7 @@
             <w:noProof/>
             <w:webHidden/>
           </w:rPr>
-          <w:instrText xml:space="preserve"> PAGEREF _Toc235194971 \h </w:instrText>
+          <w:instrText xml:space="preserve"> PAGEREF _Toc235201805 \h </w:instrText>
         </w:r>
         <w:r>
           <w:rPr>
@@ -9195,7 +9195,7 @@
           <w14:ligatures w14:val="standardContextual"/>
         </w:rPr>
       </w:pPr>
-      <w:hyperlink w:anchor="_Toc235194972" w:history="1">
+      <w:hyperlink w:anchor="_Toc235201806" w:history="1">
         <w:r>
           <w:rPr>
             <w:rStyle w:val="Hyperlink"/>
@@ -9222,7 +9222,7 @@
             <w:noProof/>
             <w:webHidden/>
           </w:rPr>
-          <w:instrText xml:space="preserve"> PAGEREF _Toc235194972 \h </w:instrText>
+          <w:instrText xml:space="preserve"> PAGEREF _Toc235201806 \h </w:instrText>
         </w:r>
         <w:r>
           <w:rPr>
@@ -9267,7 +9267,7 @@
           <w14:ligatures w14:val="standardContextual"/>
         </w:rPr>
       </w:pPr>
-      <w:hyperlink w:anchor="_Toc235194973" w:history="1">
+      <w:hyperlink w:anchor="_Toc235201807" w:history="1">
         <w:r>
           <w:rPr>
             <w:rStyle w:val="Hyperlink"/>
@@ -9294,7 +9294,7 @@
             <w:noProof/>
             <w:webHidden/>
           </w:rPr>
-          <w:instrText xml:space="preserve"> PAGEREF _Toc235194973 \h </w:instrText>
+          <w:instrText xml:space="preserve"> PAGEREF _Toc235201807 \h </w:instrText>
         </w:r>
         <w:r>
           <w:rPr>
@@ -9339,7 +9339,7 @@
           <w14:ligatures w14:val="standardContextual"/>
         </w:rPr>
       </w:pPr>
-      <w:hyperlink w:anchor="_Toc235194974" w:history="1">
+      <w:hyperlink w:anchor="_Toc235201808" w:history="1">
         <w:r>
           <w:rPr>
             <w:rStyle w:val="Hyperlink"/>
@@ -9366,7 +9366,7 @@
             <w:noProof/>
             <w:webHidden/>
           </w:rPr>
-          <w:instrText xml:space="preserve"> PAGEREF _Toc235194974 \h </w:instrText>
+          <w:instrText xml:space="preserve"> PAGEREF _Toc235201808 \h </w:instrText>
         </w:r>
         <w:r>
           <w:rPr>
@@ -9411,7 +9411,7 @@
           <w14:ligatures w14:val="standardContextual"/>
         </w:rPr>
       </w:pPr>
-      <w:hyperlink w:anchor="_Toc235194975" w:history="1">
+      <w:hyperlink w:anchor="_Toc235201809" w:history="1">
         <w:r>
           <w:rPr>
             <w:rStyle w:val="Hyperlink"/>
@@ -9438,7 +9438,7 @@
             <w:noProof/>
             <w:webHidden/>
           </w:rPr>
-          <w:instrText xml:space="preserve"> PAGEREF _Toc235194975 \h </w:instrText>
+          <w:instrText xml:space="preserve"> PAGEREF _Toc235201809 \h </w:instrText>
         </w:r>
         <w:r>
           <w:rPr>
@@ -9483,7 +9483,7 @@
           <w14:ligatures w14:val="standardContextual"/>
         </w:rPr>
       </w:pPr>
-      <w:hyperlink w:anchor="_Toc235194976" w:history="1">
+      <w:hyperlink w:anchor="_Toc235201810" w:history="1">
         <w:r>
           <w:rPr>
             <w:rStyle w:val="Hyperlink"/>
@@ -9510,7 +9510,7 @@
             <w:noProof/>
             <w:webHidden/>
           </w:rPr>
-          <w:instrText xml:space="preserve"> PAGEREF _Toc235194976 \h </w:instrText>
+          <w:instrText xml:space="preserve"> PAGEREF _Toc235201810 \h </w:instrText>
         </w:r>
         <w:r>
           <w:rPr>
@@ -9555,7 +9555,7 @@
           <w14:ligatures w14:val="standardContextual"/>
         </w:rPr>
       </w:pPr>
-      <w:hyperlink w:anchor="_Toc235194977" w:history="1">
+      <w:hyperlink w:anchor="_Toc235201811" w:history="1">
         <w:r>
           <w:rPr>
             <w:rStyle w:val="Hyperlink"/>
@@ -9582,7 +9582,7 @@
             <w:noProof/>
             <w:webHidden/>
           </w:rPr>
-          <w:instrText xml:space="preserve"> PAGEREF _Toc235194977 \h </w:instrText>
+          <w:instrText xml:space="preserve"> PAGEREF _Toc235201811 \h </w:instrText>
         </w:r>
         <w:r>
           <w:rPr>
@@ -9627,7 +9627,7 @@
           <w14:ligatures w14:val="standardContextual"/>
         </w:rPr>
       </w:pPr>
-      <w:hyperlink w:anchor="_Toc235194978" w:history="1">
+      <w:hyperlink w:anchor="_Toc235201812" w:history="1">
         <w:r>
           <w:rPr>
             <w:rStyle w:val="Hyperlink"/>
@@ -9654,7 +9654,7 @@
             <w:noProof/>
             <w:webHidden/>
           </w:rPr>
-          <w:instrText xml:space="preserve"> PAGEREF _Toc235194978 \h </w:instrText>
+          <w:instrText xml:space="preserve"> PAGEREF _Toc235201812 \h </w:instrText>
         </w:r>
         <w:r>
           <w:rPr>
@@ -9699,7 +9699,7 @@
           <w14:ligatures w14:val="standardContextual"/>
         </w:rPr>
       </w:pPr>
-      <w:hyperlink w:anchor="_Toc235194979" w:history="1">
+      <w:hyperlink w:anchor="_Toc235201813" w:history="1">
         <w:r>
           <w:rPr>
             <w:rStyle w:val="Hyperlink"/>
@@ -9726,7 +9726,7 @@
             <w:noProof/>
             <w:webHidden/>
           </w:rPr>
-          <w:instrText xml:space="preserve"> PAGEREF _Toc235194979 \h </w:instrText>
+          <w:instrText xml:space="preserve"> PAGEREF _Toc235201813 \h </w:instrText>
         </w:r>
         <w:r>
           <w:rPr>
@@ -9771,7 +9771,7 @@
           <w14:ligatures w14:val="standardContextual"/>
         </w:rPr>
       </w:pPr>
-      <w:hyperlink w:anchor="_Toc235194980" w:history="1">
+      <w:hyperlink w:anchor="_Toc235201814" w:history="1">
         <w:r>
           <w:rPr>
             <w:rStyle w:val="Hyperlink"/>
@@ -9798,7 +9798,7 @@
             <w:noProof/>
             <w:webHidden/>
           </w:rPr>
-          <w:instrText xml:space="preserve"> PAGEREF _Toc235194980 \h </w:instrText>
+          <w:instrText xml:space="preserve"> PAGEREF _Toc235201814 \h </w:instrText>
         </w:r>
         <w:r>
           <w:rPr>
@@ -9843,7 +9843,7 @@
           <w14:ligatures w14:val="standardContextual"/>
         </w:rPr>
       </w:pPr>
-      <w:hyperlink w:anchor="_Toc235194981" w:history="1">
+      <w:hyperlink w:anchor="_Toc235201815" w:history="1">
         <w:r>
           <w:rPr>
             <w:rStyle w:val="Hyperlink"/>
@@ -9870,7 +9870,7 @@
             <w:noProof/>
             <w:webHidden/>
           </w:rPr>
-          <w:instrText xml:space="preserve"> PAGEREF _Toc235194981 \h </w:instrText>
+          <w:instrText xml:space="preserve"> PAGEREF _Toc235201815 \h </w:instrText>
         </w:r>
         <w:r>
           <w:rPr>
@@ -10104,7 +10104,7 @@
           <w:szCs w:val="24"/>
         </w:rPr>
       </w:pPr>
-      <w:bookmarkStart w:id="1" w:name="_Toc235194966"/>
+      <w:bookmarkStart w:id="1" w:name="_Toc235201800"/>
       <w:r>
         <w:rPr>
           <w:sz w:val="24"/>
@@ -11634,7 +11634,7 @@
         <w:pStyle w:val="Caption"/>
         <w:keepNext/>
       </w:pPr>
-      <w:bookmarkStart w:id="22" w:name="_Toc235194967"/>
+      <w:bookmarkStart w:id="22" w:name="_Toc235201801"/>
       <w:r>
         <w:t xml:space="preserve">Tabla </w:t>
       </w:r>
@@ -12615,7 +12615,7 @@
       <w:pPr>
         <w:pStyle w:val="Caption"/>
       </w:pPr>
-      <w:bookmarkStart w:id="28" w:name="_Toc235194951"/>
+      <w:bookmarkStart w:id="28" w:name="_Toc235201785"/>
       <w:r>
         <w:t xml:space="preserve">Figura </w:t>
       </w:r>
@@ -12652,7 +12652,7 @@
         <w:pStyle w:val="Caption"/>
         <w:keepNext/>
       </w:pPr>
-      <w:bookmarkStart w:id="30" w:name="_Toc235194968"/>
+      <w:bookmarkStart w:id="30" w:name="_Toc235201802"/>
       <w:r>
         <w:t xml:space="preserve">Tabla </w:t>
       </w:r>
@@ -12892,7 +12892,7 @@
         <w:pStyle w:val="Caption"/>
         <w:keepNext/>
       </w:pPr>
-      <w:bookmarkStart w:id="32" w:name="_Toc235194969"/>
+      <w:bookmarkStart w:id="32" w:name="_Toc235201803"/>
       <w:r>
         <w:t xml:space="preserve">Tabla </w:t>
       </w:r>
@@ -13680,7 +13680,7 @@
       <w:pPr>
         <w:pStyle w:val="Caption"/>
       </w:pPr>
-      <w:bookmarkStart w:id="46" w:name="_Toc235194952"/>
+      <w:bookmarkStart w:id="46" w:name="_Toc235201786"/>
       <w:r>
         <w:t xml:space="preserve">Figura </w:t>
       </w:r>
@@ -13743,7 +13743,7 @@
       <w:pPr>
         <w:pStyle w:val="Caption"/>
       </w:pPr>
-      <w:bookmarkStart w:id="47" w:name="_Toc235194953"/>
+      <w:bookmarkStart w:id="47" w:name="_Toc235201787"/>
       <w:r>
         <w:t xml:space="preserve">Figura </w:t>
       </w:r>
@@ -13827,7 +13827,7 @@
         <w:pStyle w:val="Caption"/>
         <w:keepNext/>
       </w:pPr>
-      <w:bookmarkStart w:id="48" w:name="_Toc235194970"/>
+      <w:bookmarkStart w:id="48" w:name="_Toc235201804"/>
       <w:r>
         <w:t xml:space="preserve">Tabla </w:t>
       </w:r>
@@ -14271,7 +14271,7 @@
       <w:pPr>
         <w:pStyle w:val="Caption"/>
       </w:pPr>
-      <w:bookmarkStart w:id="50" w:name="_Toc235194954"/>
+      <w:bookmarkStart w:id="50" w:name="_Toc235201788"/>
       <w:r>
         <w:t xml:space="preserve">Figura </w:t>
       </w:r>
@@ -14297,7 +14297,7 @@
       <w:pPr>
         <w:pStyle w:val="Caption"/>
       </w:pPr>
-      <w:bookmarkStart w:id="51" w:name="_Toc235194955"/>
+      <w:bookmarkStart w:id="51" w:name="_Toc235201789"/>
       <w:r>
         <w:t xml:space="preserve">Figura </w:t>
       </w:r>
@@ -14405,7 +14405,7 @@
         <w:pStyle w:val="Caption"/>
         <w:keepNext/>
       </w:pPr>
-      <w:bookmarkStart w:id="53" w:name="_Toc235194971"/>
+      <w:bookmarkStart w:id="53" w:name="_Toc235201805"/>
       <w:r>
         <w:t xml:space="preserve">Tabla </w:t>
       </w:r>
@@ -14983,7 +14983,7 @@
       <w:pPr>
         <w:pStyle w:val="Caption"/>
       </w:pPr>
-      <w:bookmarkStart w:id="62" w:name="_Toc235194956"/>
+      <w:bookmarkStart w:id="62" w:name="_Toc235201790"/>
       <w:r>
         <w:t xml:space="preserve">Figura </w:t>
       </w:r>
@@ -15614,7 +15614,7 @@
         <w:pStyle w:val="Caption"/>
         <w:keepNext/>
       </w:pPr>
-      <w:bookmarkStart w:id="65" w:name="_Toc235194972"/>
+      <w:bookmarkStart w:id="65" w:name="_Toc235201806"/>
       <w:r>
         <w:t xml:space="preserve">Tabla </w:t>
       </w:r>
@@ -16980,7 +16980,7 @@
       <w:pPr>
         <w:pStyle w:val="Caption"/>
       </w:pPr>
-      <w:bookmarkStart w:id="68" w:name="_Toc235194957"/>
+      <w:bookmarkStart w:id="68" w:name="_Toc235201791"/>
       <w:r>
         <w:t xml:space="preserve">Figura </w:t>
       </w:r>
@@ -17068,7 +17068,7 @@
       <w:pPr>
         <w:pStyle w:val="Caption"/>
       </w:pPr>
-      <w:bookmarkStart w:id="70" w:name="_Toc235194958"/>
+      <w:bookmarkStart w:id="70" w:name="_Toc235201792"/>
       <w:r>
         <w:t xml:space="preserve">Figura </w:t>
       </w:r>
@@ -17151,7 +17151,7 @@
       <w:pPr>
         <w:pStyle w:val="Caption"/>
       </w:pPr>
-      <w:bookmarkStart w:id="72" w:name="_Toc235194959"/>
+      <w:bookmarkStart w:id="72" w:name="_Toc235201793"/>
       <w:r>
         <w:t xml:space="preserve">Figura </w:t>
       </w:r>
@@ -17234,7 +17234,7 @@
       <w:pPr>
         <w:pStyle w:val="Caption"/>
       </w:pPr>
-      <w:bookmarkStart w:id="74" w:name="_Toc235194960"/>
+      <w:bookmarkStart w:id="74" w:name="_Toc235201794"/>
       <w:r>
         <w:t xml:space="preserve">Figura </w:t>
       </w:r>
@@ -17323,7 +17323,7 @@
         <w:pStyle w:val="Caption"/>
         <w:keepNext/>
       </w:pPr>
-      <w:bookmarkStart w:id="76" w:name="_Toc235194973"/>
+      <w:bookmarkStart w:id="76" w:name="_Toc235201807"/>
       <w:r>
         <w:t xml:space="preserve">Tabla </w:t>
       </w:r>
@@ -17928,7 +17928,7 @@
       <w:pPr>
         <w:pStyle w:val="Caption"/>
       </w:pPr>
-      <w:bookmarkStart w:id="77" w:name="_Toc235194961"/>
+      <w:bookmarkStart w:id="77" w:name="_Toc235201795"/>
       <w:r>
         <w:t xml:space="preserve">Figura </w:t>
       </w:r>
@@ -18132,7 +18132,7 @@
       <w:pPr>
         <w:pStyle w:val="Caption"/>
       </w:pPr>
-      <w:bookmarkStart w:id="79" w:name="_Toc235194962"/>
+      <w:bookmarkStart w:id="79" w:name="_Toc235201796"/>
       <w:r>
         <w:t xml:space="preserve">Figura </w:t>
       </w:r>
@@ -18243,7 +18243,7 @@
       <w:pPr>
         <w:pStyle w:val="Caption"/>
       </w:pPr>
-      <w:bookmarkStart w:id="81" w:name="_Toc235194963"/>
+      <w:bookmarkStart w:id="81" w:name="_Toc235201797"/>
       <w:r>
         <w:t xml:space="preserve">Figura </w:t>
       </w:r>
@@ -18265,7 +18265,7 @@
         <w:pStyle w:val="Caption"/>
         <w:keepNext/>
       </w:pPr>
-      <w:bookmarkStart w:id="82" w:name="_Toc235194974"/>
+      <w:bookmarkStart w:id="82" w:name="_Toc235201808"/>
       <w:r>
         <w:t xml:space="preserve">Tabla </w:t>
       </w:r>
@@ -18927,7 +18927,7 @@
         <w:pStyle w:val="Caption"/>
         <w:keepNext/>
       </w:pPr>
-      <w:bookmarkStart w:id="87" w:name="_Toc235194975"/>
+      <w:bookmarkStart w:id="87" w:name="_Toc235201809"/>
       <w:r>
         <w:t xml:space="preserve">Tabla </w:t>
       </w:r>
@@ -19233,7 +19233,7 @@
         <w:pStyle w:val="Caption"/>
         <w:keepNext/>
       </w:pPr>
-      <w:bookmarkStart w:id="88" w:name="_Toc235194976"/>
+      <w:bookmarkStart w:id="88" w:name="_Toc235201810"/>
       <w:r>
         <w:t xml:space="preserve">Tabla </w:t>
       </w:r>
@@ -19546,7 +19546,7 @@
       <w:pPr>
         <w:pStyle w:val="Caption"/>
       </w:pPr>
-      <w:bookmarkStart w:id="89" w:name="_Toc235194964"/>
+      <w:bookmarkStart w:id="89" w:name="_Toc235201798"/>
       <w:r>
         <w:t xml:space="preserve">Figura </w:t>
       </w:r>
@@ -19657,7 +19657,7 @@
       <w:pPr>
         <w:pStyle w:val="Caption"/>
       </w:pPr>
-      <w:bookmarkStart w:id="92" w:name="_Toc235194965"/>
+      <w:bookmarkStart w:id="92" w:name="_Toc235201799"/>
       <w:r>
         <w:t xml:space="preserve">Figura </w:t>
       </w:r>
@@ -19683,7 +19683,7 @@
           <w:szCs w:val="24"/>
         </w:rPr>
       </w:pPr>
-      <w:bookmarkStart w:id="93" w:name="_Toc235194977"/>
+      <w:bookmarkStart w:id="93" w:name="_Toc235201811"/>
       <w:r>
         <w:rPr>
           <w:sz w:val="24"/>
@@ -19975,7 +19975,7 @@
         <w:pStyle w:val="Caption"/>
         <w:keepNext/>
       </w:pPr>
-      <w:bookmarkStart w:id="95" w:name="_Toc235194978"/>
+      <w:bookmarkStart w:id="95" w:name="_Toc235201812"/>
       <w:r>
         <w:t xml:space="preserve">Tabla </w:t>
       </w:r>
@@ -20016,7 +20016,7 @@
         <w:pStyle w:val="Caption"/>
         <w:keepNext/>
       </w:pPr>
-      <w:bookmarkStart w:id="96" w:name="_Toc235194979"/>
+      <w:bookmarkStart w:id="96" w:name="_Toc235201813"/>
       <w:r>
         <w:t xml:space="preserve">Tabla </w:t>
       </w:r>
@@ -21943,7 +21943,7 @@
     </w:p>
     <w:p>
       <w:r>
-        <w:t>Este Trabajo Fin de Máster une por primera vez en la literatura de bin picking robótico dos paradigmas que hasta ahora habían discurrido por separado: FoundationPose (cross-attention Transformer para estimación de pose 6-DoF) y Diffusion Policy (modelos de difusión para planificación multimodal de agarre), articulados sobre un marco matemático común de SE(3)/SO(3) y ecuaciones diferenciales estocásticas. Los cuatro objetivos específicos se cumplieron con evidencia experimental sólida. OE1 (revisión del estado del arte): catalogamos y comparamos una treintena de publicaciones repartidas en seis categorías temáticas; ese mapa deja al descubierto una brecha concreta —la integración Transformer + difusión para bin picking— y sitúa el TFM frente al SOTA. OE2 (formalización matemática): se desarrolla el sustento de SO(3) (cuaterniones, representación 6D continua), SE(3) como grupo de Lie, los mecanismos de atención scaled dot-product y multi-head, el score matching y la dinámica de Langevin para SDEs inversas. OE3 (evaluación cuantitativa): sobre 1098 instancias de YCB-Video y 1012 de T-LESS del subset BOP-19 se obtienen AUC ADD-S de 0.908 [IC 95 % 0.901–0.916] y 0.957 [IC 95 % 0.954–0.959], con bootstrap no paramétrico B = 1000 y recall a 10 mm sobre ADD-S de 95.8 % y 99.7 %. Entrenamos además tres modelos Diffusion Policy de forma progresiva en local sobre Apple M1 Pro / MPS (30, 50 y 100 épocas): su MSE de validación final cae de 0.020 a 0.00221, un 89 % menos, lo que muestra que el paradigma escala bien al añadir cómputo sin castigar la latencia operacional. Una ablation del parámetro n_diffusion_steps ∈ {25, 50, 100} sobre el modelo entrenado fundamenta la elección operacional n = 25 (latencia 133 ms con calidad de trayectoria comparable). OE4 (validación en simulación): el pipeline end-to-end se ejecuta en vivo en CoppeliaSim Edu V4.10, sobre la escena pickAndPlaceDemo con el robot delta Ragnar, durante 30 instancias por dataset, y alcanza un tiempo total de ciclo p95 de 6.29 segundos en YCB-Video y 6.68 en T-LESS; eso valida la hipótesis H3 (cycle &lt; 10 s) con un margen superior a 3.32 segundos. Acompaña a la validación un vídeo MP4 (720p, 24 fps) commiteado en el repositorio público como evidencia visual reproducible del pipeline en operación. Las hipótesis se contrastan formalmente con intervalos de confianza al 95 %: H1 (precisión) y H3 (viabilidad sin GPU dedicada) se aceptan; H2 (planificación multimodal) se acepta parcialmente, porque la latencia de muestreo (118 ms) supera el umbral estricto de 50 ms y se detectan K = 2 modos diferenciables frente al objetivo de ≥ 3. La contribución principal no está en mejorar las métricas absolutas de los trabajos integrados, que ya son SOTA en CVPR 2024 y RSS 2023, sino en otro sitio: en la integración matemática y experimental de ambos paradigmas, la reproducibilidad cuantitativa del estado del arte en hardware accesible (1.9 k USD frente a los 15-150 k USD de un setup industrial), el rigor metodológico por encima del estándar del área y la validación end-to-end con evidencia visual reproducible. Esa integración es un aporte original, verificable y coherente con la titulación en Ingeniería Matemática y Computación.</w:t>
+        <w:t>Este Trabajo Fin de Máster une por primera vez en la literatura de bin picking robótico dos paradigmas que hasta ahora habían discurrido por separado: FoundationPose (cross-attention Transformer para estimación de pose 6-DoF) y Diffusion Policy (modelos de difusión para planificación multimodal de agarre), articulados sobre un marco matemático común de SE(3)/SO(3) y ecuaciones diferenciales estocásticas. Los cuatro objetivos específicos se cumplieron con evidencia experimental sólida. El primero, la revisión del estado del arte (OE1), catalogó y comparó una treintena de publicaciones repartidas en seis categorías temáticas; ese mapa dejó al descubierto una brecha concreta —la integración Transformer + difusión para bin picking— y situó el TFM frente al SOTA. La formalización matemática (OE2) desarrolla el sustento de SO(3) (cuaterniones, representación 6D continua), SE(3) como grupo de Lie, los mecanismos de atención scaled dot-product y multi-head, el score matching y la dinámica de Langevin para SDEs inversas. En la evaluación cuantitativa (OE3), sobre 1098 instancias de YCB-Video y 1012 de T-LESS del subset BOP-19 obtenemos AUC ADD-S de 0.908 [IC 95 % 0.901–0.916] y 0.957 [IC 95 % 0.954–0.959], con bootstrap no paramétrico B = 1000 y recall a 10 mm sobre ADD-S de 95.8 % y 99.7 %. Entrenamos además tres modelos Diffusion Policy de forma progresiva en local sobre Apple M1 Pro / MPS (30, 50 y 100 épocas), y su MSE de validación final cae de 0.020 a 0.00221, un 89 % menos, lo que muestra que el paradigma escala bien al añadir cómputo sin castigar la latencia operacional; una ablation del parámetro n_diffusion_steps ∈ {25, 50, 100} sobre el modelo entrenado fundamenta la elección operacional n = 25 (latencia 133 ms con calidad de trayectoria comparable). Por último, la validación en simulación (OE4) ejecuta el pipeline end-to-end en vivo en CoppeliaSim Edu V4.10, sobre la escena pickAndPlaceDemo con el robot delta Ragnar, durante 30 instancias por dataset, y alcanza un tiempo total de ciclo p95 de 6.29 segundos en YCB-Video y 6.68 en T-LESS, lo que valida la hipótesis H3 (cycle &lt; 10 s) con un margen superior a 3.32 segundos. Acompaña a la validación un vídeo MP4 (720p, 24 fps) commiteado en el repositorio público como evidencia visual reproducible del pipeline en operación. Las hipótesis se contrastan formalmente con intervalos de confianza al 95 %: H1 (precisión) y H3 (viabilidad sin GPU dedicada) se aceptan, mientras que H2 (planificación multimodal) se acepta parcialmente, porque la latencia de muestreo (118 ms) supera el umbral estricto de 50 ms y se detectan K = 2 modos diferenciables frente al objetivo de ≥ 3. La contribución principal no está en mejorar las métricas absolutas de los trabajos integrados, que ya son SOTA en CVPR 2024 y RSS 2023, sino en otro sitio: en la integración matemática y experimental de ambos paradigmas, la reproducibilidad cuantitativa del estado del arte en hardware accesible (1.9 k USD frente a los 15-150 k USD de un setup industrial), el rigor metodológico por encima del estándar del área y la validación end-to-end con evidencia visual reproducible. Esa integración es un aporte original, verificable y coherente con la titulación en Ingeniería Matemática y Computación.</w:t>
       </w:r>
     </w:p>
     <w:p>
@@ -21966,7 +21966,7 @@
         <w:pStyle w:val="Caption"/>
         <w:keepNext/>
       </w:pPr>
-      <w:bookmarkStart w:id="100" w:name="_Toc235194980"/>
+      <w:bookmarkStart w:id="100" w:name="_Toc235201814"/>
       <w:r>
         <w:t xml:space="preserve">Tabla </w:t>
       </w:r>
@@ -22512,7 +22512,7 @@
         <w:pStyle w:val="Caption"/>
         <w:keepNext/>
       </w:pPr>
-      <w:bookmarkStart w:id="109" w:name="_Toc235194981"/>
+      <w:bookmarkStart w:id="109" w:name="_Toc235201815"/>
       <w:r>
         <w:t xml:space="preserve">Tabla </w:t>
       </w:r>
@@ -27407,10 +27407,6 @@
 </file>
 
 <file path=customXml/item1.xml><?xml version="1.0" encoding="utf-8"?>
-<b:Sources xmlns:b="http://schemas.openxmlformats.org/officeDocument/2006/bibliography" xmlns="http://schemas.openxmlformats.org/officeDocument/2006/bibliography" SelectedStyle="\APASixthEditionOfficeOnline.xsl" StyleName="APA" Version="6"/>
-</file>
-
-<file path=customXml/item2.xml><?xml version="1.0" encoding="utf-8"?>
 <p:properties xmlns:p="http://schemas.microsoft.com/office/2006/metadata/properties" xmlns:xsi="http://www.w3.org/2001/XMLSchema-instance" xmlns:pc="http://schemas.microsoft.com/office/infopath/2007/PartnerControls">
   <documentManagement>
     <lcf76f155ced4ddcb4097134ff3c332f xmlns="27c1adeb-3674-457c-b08c-8a73f31b6e23">
@@ -27422,16 +27418,11 @@
 </p:properties>
 </file>
 
-<file path=customXml/item3.xml><?xml version="1.0" encoding="utf-8"?>
-<?mso-contentType ?>
-<FormTemplates xmlns="http://schemas.microsoft.com/sharepoint/v3/contenttype/forms">
-  <Display>DocumentLibraryForm</Display>
-  <Edit>DocumentLibraryForm</Edit>
-  <New>DocumentLibraryForm</New>
-</FormTemplates>
+<file path=customXml/item2.xml><?xml version="1.0" encoding="utf-8"?>
+<b:Sources xmlns:b="http://schemas.openxmlformats.org/officeDocument/2006/bibliography" xmlns="http://schemas.openxmlformats.org/officeDocument/2006/bibliography" SelectedStyle="\APASixthEditionOfficeOnline.xsl" StyleName="APA" Version="6"/>
 </file>
 
-<file path=customXml/item4.xml><?xml version="1.0" encoding="utf-8"?>
+<file path=customXml/item3.xml><?xml version="1.0" encoding="utf-8"?>
 <ct:contentTypeSchema xmlns:ct="http://schemas.microsoft.com/office/2006/metadata/contentType" xmlns:ma="http://schemas.microsoft.com/office/2006/metadata/properties/metaAttributes" ct:_="" ma:_="" ma:contentTypeName="Documento" ma:contentTypeID="0x010100DF3D7C797EA12745A270EF30E38719B9" ma:contentTypeVersion="19" ma:contentTypeDescription="Crear nuevo documento." ma:contentTypeScope="" ma:versionID="227b02526234ef39b0b78895a9d90cf5">
   <xsd:schema xmlns:xsd="http://www.w3.org/2001/XMLSchema" xmlns:xs="http://www.w3.org/2001/XMLSchema" xmlns:p="http://schemas.microsoft.com/office/2006/metadata/properties" xmlns:ns2="0a70e875-3d35-4be2-921f-7117c31bab9b" xmlns:ns3="27c1adeb-3674-457c-b08c-8a73f31b6e23" targetNamespace="http://schemas.microsoft.com/office/2006/metadata/properties" ma:root="true" ma:fieldsID="3c939c8607e2f594db8bbb23634dd059" ns2:_="" ns3:_="">
     <xsd:import namespace="0a70e875-3d35-4be2-921f-7117c31bab9b"/>
@@ -27692,15 +27683,16 @@
 </ct:contentTypeSchema>
 </file>
 
-<file path=customXml/itemProps1.xml><?xml version="1.0" encoding="utf-8"?>
-<ds:datastoreItem xmlns:ds="http://schemas.openxmlformats.org/officeDocument/2006/customXml" ds:itemID="{68FB56F5-3CE8-4167-9790-3E517CF47AC9}">
-  <ds:schemaRefs>
-    <ds:schemaRef ds:uri="http://schemas.openxmlformats.org/officeDocument/2006/bibliography"/>
-  </ds:schemaRefs>
-</ds:datastoreItem>
+<file path=customXml/item4.xml><?xml version="1.0" encoding="utf-8"?>
+<?mso-contentType ?>
+<FormTemplates xmlns="http://schemas.microsoft.com/sharepoint/v3/contenttype/forms">
+  <Display>DocumentLibraryForm</Display>
+  <Edit>DocumentLibraryForm</Edit>
+  <New>DocumentLibraryForm</New>
+</FormTemplates>
 </file>
 
-<file path=customXml/itemProps2.xml><?xml version="1.0" encoding="utf-8"?>
+<file path=customXml/itemProps1.xml><?xml version="1.0" encoding="utf-8"?>
 <ds:datastoreItem xmlns:ds="http://schemas.openxmlformats.org/officeDocument/2006/customXml" ds:itemID="{515BB210-9981-4CA0-A73C-C3B925489931}">
   <ds:schemaRefs>
     <ds:schemaRef ds:uri="http://schemas.microsoft.com/office/2006/metadata/properties"/>
@@ -27711,15 +27703,15 @@
 </ds:datastoreItem>
 </file>
 
-<file path=customXml/itemProps3.xml><?xml version="1.0" encoding="utf-8"?>
-<ds:datastoreItem xmlns:ds="http://schemas.openxmlformats.org/officeDocument/2006/customXml" ds:itemID="{76AF1F18-BD40-4DEA-81CE-A8C571440A5E}">
+<file path=customXml/itemProps2.xml><?xml version="1.0" encoding="utf-8"?>
+<ds:datastoreItem xmlns:ds="http://schemas.openxmlformats.org/officeDocument/2006/customXml" ds:itemID="{68FB56F5-3CE8-4167-9790-3E517CF47AC9}">
   <ds:schemaRefs>
-    <ds:schemaRef ds:uri="http://schemas.microsoft.com/sharepoint/v3/contenttype/forms"/>
+    <ds:schemaRef ds:uri="http://schemas.openxmlformats.org/officeDocument/2006/bibliography"/>
   </ds:schemaRefs>
 </ds:datastoreItem>
 </file>
 
-<file path=customXml/itemProps4.xml><?xml version="1.0" encoding="utf-8"?>
+<file path=customXml/itemProps3.xml><?xml version="1.0" encoding="utf-8"?>
 <ds:datastoreItem xmlns:ds="http://schemas.openxmlformats.org/officeDocument/2006/customXml" ds:itemID="{173C6562-C37A-4B7E-88F3-BAF50FB889B2}">
   <ds:schemaRefs>
     <ds:schemaRef ds:uri="http://schemas.microsoft.com/office/2006/metadata/contentType"/>
@@ -27736,4 +27728,12 @@
     <ds:schemaRef ds:uri="http://schemas.microsoft.com/internal/obd"/>
   </ds:schemaRefs>
 </ds:datastoreItem>
+</file>
+
+<file path=customXml/itemProps4.xml><?xml version="1.0" encoding="utf-8"?>
+<ds:datastoreItem xmlns:ds="http://schemas.openxmlformats.org/officeDocument/2006/customXml" ds:itemID="{76AF1F18-BD40-4DEA-81CE-A8C571440A5E}">
+  <ds:schemaRefs>
+    <ds:schemaRef ds:uri="http://schemas.microsoft.com/sharepoint/v3/contenttype/forms"/>
+  </ds:schemaRefs>
+</ds:datastoreItem>
 </file>
--- a/docs/predeposito/TFM_Predeposito_UNIR.docx
+++ b/docs/predeposito/TFM_Predeposito_UNIR.docx
@@ -7639,7 +7639,7 @@
       <w:r>
         <w:fldChar w:fldCharType="separate"/>
       </w:r>
-      <w:hyperlink w:anchor="_Toc235201785" w:history="1">
+      <w:hyperlink w:anchor="_Toc235446633" w:history="1">
         <w:r>
           <w:rPr>
             <w:rStyle w:val="Hyperlink"/>
@@ -7666,7 +7666,7 @@
             <w:noProof/>
             <w:webHidden/>
           </w:rPr>
-          <w:instrText xml:space="preserve"> PAGEREF _Toc235201785 \h </w:instrText>
+          <w:instrText xml:space="preserve"> PAGEREF _Toc235446633 \h </w:instrText>
         </w:r>
         <w:r>
           <w:rPr>
@@ -7711,7 +7711,7 @@
           <w14:ligatures w14:val="standardContextual"/>
         </w:rPr>
       </w:pPr>
-      <w:hyperlink w:anchor="_Toc235201786" w:history="1">
+      <w:hyperlink w:anchor="_Toc235446634" w:history="1">
         <w:r>
           <w:rPr>
             <w:rStyle w:val="Hyperlink"/>
@@ -7738,7 +7738,7 @@
             <w:noProof/>
             <w:webHidden/>
           </w:rPr>
-          <w:instrText xml:space="preserve"> PAGEREF _Toc235201786 \h </w:instrText>
+          <w:instrText xml:space="preserve"> PAGEREF _Toc235446634 \h </w:instrText>
         </w:r>
         <w:r>
           <w:rPr>
@@ -7783,7 +7783,7 @@
           <w14:ligatures w14:val="standardContextual"/>
         </w:rPr>
       </w:pPr>
-      <w:hyperlink w:anchor="_Toc235201787" w:history="1">
+      <w:hyperlink w:anchor="_Toc235446635" w:history="1">
         <w:r>
           <w:rPr>
             <w:rStyle w:val="Hyperlink"/>
@@ -7810,7 +7810,7 @@
             <w:noProof/>
             <w:webHidden/>
           </w:rPr>
-          <w:instrText xml:space="preserve"> PAGEREF _Toc235201787 \h </w:instrText>
+          <w:instrText xml:space="preserve"> PAGEREF _Toc235446635 \h </w:instrText>
         </w:r>
         <w:r>
           <w:rPr>
@@ -7855,7 +7855,7 @@
           <w14:ligatures w14:val="standardContextual"/>
         </w:rPr>
       </w:pPr>
-      <w:hyperlink w:anchor="_Toc235201788" w:history="1">
+      <w:hyperlink w:anchor="_Toc235446636" w:history="1">
         <w:r>
           <w:rPr>
             <w:rStyle w:val="Hyperlink"/>
@@ -7882,7 +7882,7 @@
             <w:noProof/>
             <w:webHidden/>
           </w:rPr>
-          <w:instrText xml:space="preserve"> PAGEREF _Toc235201788 \h </w:instrText>
+          <w:instrText xml:space="preserve"> PAGEREF _Toc235446636 \h </w:instrText>
         </w:r>
         <w:r>
           <w:rPr>
@@ -7927,7 +7927,7 @@
           <w14:ligatures w14:val="standardContextual"/>
         </w:rPr>
       </w:pPr>
-      <w:hyperlink w:anchor="_Toc235201789" w:history="1">
+      <w:hyperlink w:anchor="_Toc235446637" w:history="1">
         <w:r>
           <w:rPr>
             <w:rStyle w:val="Hyperlink"/>
@@ -7954,7 +7954,7 @@
             <w:noProof/>
             <w:webHidden/>
           </w:rPr>
-          <w:instrText xml:space="preserve"> PAGEREF _Toc235201789 \h </w:instrText>
+          <w:instrText xml:space="preserve"> PAGEREF _Toc235446637 \h </w:instrText>
         </w:r>
         <w:r>
           <w:rPr>
@@ -7999,7 +7999,7 @@
           <w14:ligatures w14:val="standardContextual"/>
         </w:rPr>
       </w:pPr>
-      <w:hyperlink w:anchor="_Toc235201790" w:history="1">
+      <w:hyperlink w:anchor="_Toc235446638" w:history="1">
         <w:r>
           <w:rPr>
             <w:rStyle w:val="Hyperlink"/>
@@ -8026,7 +8026,7 @@
             <w:noProof/>
             <w:webHidden/>
           </w:rPr>
-          <w:instrText xml:space="preserve"> PAGEREF _Toc235201790 \h </w:instrText>
+          <w:instrText xml:space="preserve"> PAGEREF _Toc235446638 \h </w:instrText>
         </w:r>
         <w:r>
           <w:rPr>
@@ -8071,7 +8071,7 @@
           <w14:ligatures w14:val="standardContextual"/>
         </w:rPr>
       </w:pPr>
-      <w:hyperlink w:anchor="_Toc235201791" w:history="1">
+      <w:hyperlink w:anchor="_Toc235446639" w:history="1">
         <w:r>
           <w:rPr>
             <w:rStyle w:val="Hyperlink"/>
@@ -8098,7 +8098,7 @@
             <w:noProof/>
             <w:webHidden/>
           </w:rPr>
-          <w:instrText xml:space="preserve"> PAGEREF _Toc235201791 \h </w:instrText>
+          <w:instrText xml:space="preserve"> PAGEREF _Toc235446639 \h </w:instrText>
         </w:r>
         <w:r>
           <w:rPr>
@@ -8143,7 +8143,7 @@
           <w14:ligatures w14:val="standardContextual"/>
         </w:rPr>
       </w:pPr>
-      <w:hyperlink w:anchor="_Toc235201792" w:history="1">
+      <w:hyperlink w:anchor="_Toc235446640" w:history="1">
         <w:r>
           <w:rPr>
             <w:rStyle w:val="Hyperlink"/>
@@ -8170,7 +8170,7 @@
             <w:noProof/>
             <w:webHidden/>
           </w:rPr>
-          <w:instrText xml:space="preserve"> PAGEREF _Toc235201792 \h </w:instrText>
+          <w:instrText xml:space="preserve"> PAGEREF _Toc235446640 \h </w:instrText>
         </w:r>
         <w:r>
           <w:rPr>
@@ -8215,7 +8215,7 @@
           <w14:ligatures w14:val="standardContextual"/>
         </w:rPr>
       </w:pPr>
-      <w:hyperlink w:anchor="_Toc235201793" w:history="1">
+      <w:hyperlink w:anchor="_Toc235446641" w:history="1">
         <w:r>
           <w:rPr>
             <w:rStyle w:val="Hyperlink"/>
@@ -8242,7 +8242,7 @@
             <w:noProof/>
             <w:webHidden/>
           </w:rPr>
-          <w:instrText xml:space="preserve"> PAGEREF _Toc235201793 \h </w:instrText>
+          <w:instrText xml:space="preserve"> PAGEREF _Toc235446641 \h </w:instrText>
         </w:r>
         <w:r>
           <w:rPr>
@@ -8287,7 +8287,7 @@
           <w14:ligatures w14:val="standardContextual"/>
         </w:rPr>
       </w:pPr>
-      <w:hyperlink w:anchor="_Toc235201794" w:history="1">
+      <w:hyperlink w:anchor="_Toc235446642" w:history="1">
         <w:r>
           <w:rPr>
             <w:rStyle w:val="Hyperlink"/>
@@ -8314,7 +8314,7 @@
             <w:noProof/>
             <w:webHidden/>
           </w:rPr>
-          <w:instrText xml:space="preserve"> PAGEREF _Toc235201794 \h </w:instrText>
+          <w:instrText xml:space="preserve"> PAGEREF _Toc235446642 \h </w:instrText>
         </w:r>
         <w:r>
           <w:rPr>
@@ -8359,7 +8359,7 @@
           <w14:ligatures w14:val="standardContextual"/>
         </w:rPr>
       </w:pPr>
-      <w:hyperlink w:anchor="_Toc235201795" w:history="1">
+      <w:hyperlink w:anchor="_Toc235446643" w:history="1">
         <w:r>
           <w:rPr>
             <w:rStyle w:val="Hyperlink"/>
@@ -8386,7 +8386,7 @@
             <w:noProof/>
             <w:webHidden/>
           </w:rPr>
-          <w:instrText xml:space="preserve"> PAGEREF _Toc235201795 \h </w:instrText>
+          <w:instrText xml:space="preserve"> PAGEREF _Toc235446643 \h </w:instrText>
         </w:r>
         <w:r>
           <w:rPr>
@@ -8431,7 +8431,7 @@
           <w14:ligatures w14:val="standardContextual"/>
         </w:rPr>
       </w:pPr>
-      <w:hyperlink w:anchor="_Toc235201796" w:history="1">
+      <w:hyperlink w:anchor="_Toc235446644" w:history="1">
         <w:r>
           <w:rPr>
             <w:rStyle w:val="Hyperlink"/>
@@ -8458,7 +8458,7 @@
             <w:noProof/>
             <w:webHidden/>
           </w:rPr>
-          <w:instrText xml:space="preserve"> PAGEREF _Toc235201796 \h </w:instrText>
+          <w:instrText xml:space="preserve"> PAGEREF _Toc235446644 \h </w:instrText>
         </w:r>
         <w:r>
           <w:rPr>
@@ -8503,7 +8503,7 @@
           <w14:ligatures w14:val="standardContextual"/>
         </w:rPr>
       </w:pPr>
-      <w:hyperlink w:anchor="_Toc235201797" w:history="1">
+      <w:hyperlink w:anchor="_Toc235446645" w:history="1">
         <w:r>
           <w:rPr>
             <w:rStyle w:val="Hyperlink"/>
@@ -8530,7 +8530,7 @@
             <w:noProof/>
             <w:webHidden/>
           </w:rPr>
-          <w:instrText xml:space="preserve"> PAGEREF _Toc235201797 \h </w:instrText>
+          <w:instrText xml:space="preserve"> PAGEREF _Toc235446645 \h </w:instrText>
         </w:r>
         <w:r>
           <w:rPr>
@@ -8575,7 +8575,7 @@
           <w14:ligatures w14:val="standardContextual"/>
         </w:rPr>
       </w:pPr>
-      <w:hyperlink w:anchor="_Toc235201798" w:history="1">
+      <w:hyperlink w:anchor="_Toc235446646" w:history="1">
         <w:r>
           <w:rPr>
             <w:rStyle w:val="Hyperlink"/>
@@ -8602,7 +8602,7 @@
             <w:noProof/>
             <w:webHidden/>
           </w:rPr>
-          <w:instrText xml:space="preserve"> PAGEREF _Toc235201798 \h </w:instrText>
+          <w:instrText xml:space="preserve"> PAGEREF _Toc235446646 \h </w:instrText>
         </w:r>
         <w:r>
           <w:rPr>
@@ -8647,7 +8647,7 @@
           <w14:ligatures w14:val="standardContextual"/>
         </w:rPr>
       </w:pPr>
-      <w:hyperlink w:anchor="_Toc235201799" w:history="1">
+      <w:hyperlink w:anchor="_Toc235446647" w:history="1">
         <w:r>
           <w:rPr>
             <w:rStyle w:val="Hyperlink"/>
@@ -8674,7 +8674,7 @@
             <w:noProof/>
             <w:webHidden/>
           </w:rPr>
-          <w:instrText xml:space="preserve"> PAGEREF _Toc235201799 \h </w:instrText>
+          <w:instrText xml:space="preserve"> PAGEREF _Toc235446647 \h </w:instrText>
         </w:r>
         <w:r>
           <w:rPr>
@@ -8754,7 +8754,7 @@
         </w:rPr>
         <w:fldChar w:fldCharType="separate"/>
       </w:r>
-      <w:hyperlink w:anchor="_Toc235201800" w:history="1">
+      <w:hyperlink w:anchor="_Toc235446648" w:history="1">
         <w:r>
           <w:rPr>
             <w:rStyle w:val="Hyperlink"/>
@@ -8790,7 +8790,7 @@
             <w:noProof/>
             <w:webHidden/>
           </w:rPr>
-          <w:instrText xml:space="preserve"> PAGEREF _Toc235201800 \h </w:instrText>
+          <w:instrText xml:space="preserve"> PAGEREF _Toc235446648 \h </w:instrText>
         </w:r>
         <w:r>
           <w:rPr>
@@ -8835,7 +8835,7 @@
           <w14:ligatures w14:val="standardContextual"/>
         </w:rPr>
       </w:pPr>
-      <w:hyperlink w:anchor="_Toc235201801" w:history="1">
+      <w:hyperlink w:anchor="_Toc235446649" w:history="1">
         <w:r>
           <w:rPr>
             <w:rStyle w:val="Hyperlink"/>
@@ -8862,7 +8862,7 @@
             <w:noProof/>
             <w:webHidden/>
           </w:rPr>
-          <w:instrText xml:space="preserve"> PAGEREF _Toc235201801 \h </w:instrText>
+          <w:instrText xml:space="preserve"> PAGEREF _Toc235446649 \h </w:instrText>
         </w:r>
         <w:r>
           <w:rPr>
@@ -8907,7 +8907,7 @@
           <w14:ligatures w14:val="standardContextual"/>
         </w:rPr>
       </w:pPr>
-      <w:hyperlink w:anchor="_Toc235201802" w:history="1">
+      <w:hyperlink w:anchor="_Toc235446650" w:history="1">
         <w:r>
           <w:rPr>
             <w:rStyle w:val="Hyperlink"/>
@@ -8934,7 +8934,7 @@
             <w:noProof/>
             <w:webHidden/>
           </w:rPr>
-          <w:instrText xml:space="preserve"> PAGEREF _Toc235201802 \h </w:instrText>
+          <w:instrText xml:space="preserve"> PAGEREF _Toc235446650 \h </w:instrText>
         </w:r>
         <w:r>
           <w:rPr>
@@ -8979,7 +8979,7 @@
           <w14:ligatures w14:val="standardContextual"/>
         </w:rPr>
       </w:pPr>
-      <w:hyperlink w:anchor="_Toc235201803" w:history="1">
+      <w:hyperlink w:anchor="_Toc235446651" w:history="1">
         <w:r>
           <w:rPr>
             <w:rStyle w:val="Hyperlink"/>
@@ -9006,7 +9006,7 @@
             <w:noProof/>
             <w:webHidden/>
           </w:rPr>
-          <w:instrText xml:space="preserve"> PAGEREF _Toc235201803 \h </w:instrText>
+          <w:instrText xml:space="preserve"> PAGEREF _Toc235446651 \h </w:instrText>
         </w:r>
         <w:r>
           <w:rPr>
@@ -9051,7 +9051,7 @@
           <w14:ligatures w14:val="standardContextual"/>
         </w:rPr>
       </w:pPr>
-      <w:hyperlink w:anchor="_Toc235201804" w:history="1">
+      <w:hyperlink w:anchor="_Toc235446652" w:history="1">
         <w:r>
           <w:rPr>
             <w:rStyle w:val="Hyperlink"/>
@@ -9078,7 +9078,7 @@
             <w:noProof/>
             <w:webHidden/>
           </w:rPr>
-          <w:instrText xml:space="preserve"> PAGEREF _Toc235201804 \h </w:instrText>
+          <w:instrText xml:space="preserve"> PAGEREF _Toc235446652 \h </w:instrText>
         </w:r>
         <w:r>
           <w:rPr>
@@ -9123,7 +9123,7 @@
           <w14:ligatures w14:val="standardContextual"/>
         </w:rPr>
       </w:pPr>
-      <w:hyperlink w:anchor="_Toc235201805" w:history="1">
+      <w:hyperlink w:anchor="_Toc235446653" w:history="1">
         <w:r>
           <w:rPr>
             <w:rStyle w:val="Hyperlink"/>
@@ -9150,7 +9150,7 @@
             <w:noProof/>
             <w:webHidden/>
           </w:rPr>
-          <w:instrText xml:space="preserve"> PAGEREF _Toc235201805 \h </w:instrText>
+          <w:instrText xml:space="preserve"> PAGEREF _Toc235446653 \h </w:instrText>
         </w:r>
         <w:r>
           <w:rPr>
@@ -9195,7 +9195,7 @@
           <w14:ligatures w14:val="standardContextual"/>
         </w:rPr>
       </w:pPr>
-      <w:hyperlink w:anchor="_Toc235201806" w:history="1">
+      <w:hyperlink w:anchor="_Toc235446654" w:history="1">
         <w:r>
           <w:rPr>
             <w:rStyle w:val="Hyperlink"/>
@@ -9222,7 +9222,7 @@
             <w:noProof/>
             <w:webHidden/>
           </w:rPr>
-          <w:instrText xml:space="preserve"> PAGEREF _Toc235201806 \h </w:instrText>
+          <w:instrText xml:space="preserve"> PAGEREF _Toc235446654 \h </w:instrText>
         </w:r>
         <w:r>
           <w:rPr>
@@ -9267,7 +9267,7 @@
           <w14:ligatures w14:val="standardContextual"/>
         </w:rPr>
       </w:pPr>
-      <w:hyperlink w:anchor="_Toc235201807" w:history="1">
+      <w:hyperlink w:anchor="_Toc235446655" w:history="1">
         <w:r>
           <w:rPr>
             <w:rStyle w:val="Hyperlink"/>
@@ -9294,7 +9294,7 @@
             <w:noProof/>
             <w:webHidden/>
           </w:rPr>
-          <w:instrText xml:space="preserve"> PAGEREF _Toc235201807 \h </w:instrText>
+          <w:instrText xml:space="preserve"> PAGEREF _Toc235446655 \h </w:instrText>
         </w:r>
         <w:r>
           <w:rPr>
@@ -9339,7 +9339,7 @@
           <w14:ligatures w14:val="standardContextual"/>
         </w:rPr>
       </w:pPr>
-      <w:hyperlink w:anchor="_Toc235201808" w:history="1">
+      <w:hyperlink w:anchor="_Toc235446656" w:history="1">
         <w:r>
           <w:rPr>
             <w:rStyle w:val="Hyperlink"/>
@@ -9366,7 +9366,7 @@
             <w:noProof/>
             <w:webHidden/>
           </w:rPr>
-          <w:instrText xml:space="preserve"> PAGEREF _Toc235201808 \h </w:instrText>
+          <w:instrText xml:space="preserve"> PAGEREF _Toc235446656 \h </w:instrText>
         </w:r>
         <w:r>
           <w:rPr>
@@ -9411,7 +9411,7 @@
           <w14:ligatures w14:val="standardContextual"/>
         </w:rPr>
       </w:pPr>
-      <w:hyperlink w:anchor="_Toc235201809" w:history="1">
+      <w:hyperlink w:anchor="_Toc235446657" w:history="1">
         <w:r>
           <w:rPr>
             <w:rStyle w:val="Hyperlink"/>
@@ -9438,7 +9438,7 @@
             <w:noProof/>
             <w:webHidden/>
           </w:rPr>
-          <w:instrText xml:space="preserve"> PAGEREF _Toc235201809 \h </w:instrText>
+          <w:instrText xml:space="preserve"> PAGEREF _Toc235446657 \h </w:instrText>
         </w:r>
         <w:r>
           <w:rPr>
@@ -9483,7 +9483,7 @@
           <w14:ligatures w14:val="standardContextual"/>
         </w:rPr>
       </w:pPr>
-      <w:hyperlink w:anchor="_Toc235201810" w:history="1">
+      <w:hyperlink w:anchor="_Toc235446658" w:history="1">
         <w:r>
           <w:rPr>
             <w:rStyle w:val="Hyperlink"/>
@@ -9510,7 +9510,7 @@
             <w:noProof/>
             <w:webHidden/>
           </w:rPr>
-          <w:instrText xml:space="preserve"> PAGEREF _Toc235201810 \h </w:instrText>
+          <w:instrText xml:space="preserve"> PAGEREF _Toc235446658 \h </w:instrText>
         </w:r>
         <w:r>
           <w:rPr>
@@ -9555,7 +9555,7 @@
           <w14:ligatures w14:val="standardContextual"/>
         </w:rPr>
       </w:pPr>
-      <w:hyperlink w:anchor="_Toc235201811" w:history="1">
+      <w:hyperlink w:anchor="_Toc235446659" w:history="1">
         <w:r>
           <w:rPr>
             <w:rStyle w:val="Hyperlink"/>
@@ -9582,7 +9582,7 @@
             <w:noProof/>
             <w:webHidden/>
           </w:rPr>
-          <w:instrText xml:space="preserve"> PAGEREF _Toc235201811 \h </w:instrText>
+          <w:instrText xml:space="preserve"> PAGEREF _Toc235446659 \h </w:instrText>
         </w:r>
         <w:r>
           <w:rPr>
@@ -9627,7 +9627,7 @@
           <w14:ligatures w14:val="standardContextual"/>
         </w:rPr>
       </w:pPr>
-      <w:hyperlink w:anchor="_Toc235201812" w:history="1">
+      <w:hyperlink w:anchor="_Toc235446660" w:history="1">
         <w:r>
           <w:rPr>
             <w:rStyle w:val="Hyperlink"/>
@@ -9654,7 +9654,7 @@
             <w:noProof/>
             <w:webHidden/>
           </w:rPr>
-          <w:instrText xml:space="preserve"> PAGEREF _Toc235201812 \h </w:instrText>
+          <w:instrText xml:space="preserve"> PAGEREF _Toc235446660 \h </w:instrText>
         </w:r>
         <w:r>
           <w:rPr>
@@ -9699,7 +9699,7 @@
           <w14:ligatures w14:val="standardContextual"/>
         </w:rPr>
       </w:pPr>
-      <w:hyperlink w:anchor="_Toc235201813" w:history="1">
+      <w:hyperlink w:anchor="_Toc235446661" w:history="1">
         <w:r>
           <w:rPr>
             <w:rStyle w:val="Hyperlink"/>
@@ -9726,7 +9726,7 @@
             <w:noProof/>
             <w:webHidden/>
           </w:rPr>
-          <w:instrText xml:space="preserve"> PAGEREF _Toc235201813 \h </w:instrText>
+          <w:instrText xml:space="preserve"> PAGEREF _Toc235446661 \h </w:instrText>
         </w:r>
         <w:r>
           <w:rPr>
@@ -9771,7 +9771,7 @@
           <w14:ligatures w14:val="standardContextual"/>
         </w:rPr>
       </w:pPr>
-      <w:hyperlink w:anchor="_Toc235201814" w:history="1">
+      <w:hyperlink w:anchor="_Toc235446662" w:history="1">
         <w:r>
           <w:rPr>
             <w:rStyle w:val="Hyperlink"/>
@@ -9798,7 +9798,7 @@
             <w:noProof/>
             <w:webHidden/>
           </w:rPr>
-          <w:instrText xml:space="preserve"> PAGEREF _Toc235201814 \h </w:instrText>
+          <w:instrText xml:space="preserve"> PAGEREF _Toc235446662 \h </w:instrText>
         </w:r>
         <w:r>
           <w:rPr>
@@ -9843,7 +9843,7 @@
           <w14:ligatures w14:val="standardContextual"/>
         </w:rPr>
       </w:pPr>
-      <w:hyperlink w:anchor="_Toc235201815" w:history="1">
+      <w:hyperlink w:anchor="_Toc235446663" w:history="1">
         <w:r>
           <w:rPr>
             <w:rStyle w:val="Hyperlink"/>
@@ -9870,7 +9870,7 @@
             <w:noProof/>
             <w:webHidden/>
           </w:rPr>
-          <w:instrText xml:space="preserve"> PAGEREF _Toc235201815 \h </w:instrText>
+          <w:instrText xml:space="preserve"> PAGEREF _Toc235446663 \h </w:instrText>
         </w:r>
         <w:r>
           <w:rPr>
@@ -10104,7 +10104,7 @@
           <w:szCs w:val="24"/>
         </w:rPr>
       </w:pPr>
-      <w:bookmarkStart w:id="1" w:name="_Toc235201800"/>
+      <w:bookmarkStart w:id="1" w:name="_Toc235446648"/>
       <w:r>
         <w:rPr>
           <w:sz w:val="24"/>
@@ -11634,7 +11634,7 @@
         <w:pStyle w:val="Caption"/>
         <w:keepNext/>
       </w:pPr>
-      <w:bookmarkStart w:id="22" w:name="_Toc235201801"/>
+      <w:bookmarkStart w:id="22" w:name="_Toc235446649"/>
       <w:r>
         <w:t xml:space="preserve">Tabla </w:t>
       </w:r>
@@ -12615,7 +12615,7 @@
       <w:pPr>
         <w:pStyle w:val="Caption"/>
       </w:pPr>
-      <w:bookmarkStart w:id="28" w:name="_Toc235201785"/>
+      <w:bookmarkStart w:id="28" w:name="_Toc235446633"/>
       <w:r>
         <w:t xml:space="preserve">Figura </w:t>
       </w:r>
@@ -12652,7 +12652,7 @@
         <w:pStyle w:val="Caption"/>
         <w:keepNext/>
       </w:pPr>
-      <w:bookmarkStart w:id="30" w:name="_Toc235201802"/>
+      <w:bookmarkStart w:id="30" w:name="_Toc235446650"/>
       <w:r>
         <w:t xml:space="preserve">Tabla </w:t>
       </w:r>
@@ -12892,7 +12892,7 @@
         <w:pStyle w:val="Caption"/>
         <w:keepNext/>
       </w:pPr>
-      <w:bookmarkStart w:id="32" w:name="_Toc235201803"/>
+      <w:bookmarkStart w:id="32" w:name="_Toc235446651"/>
       <w:r>
         <w:t xml:space="preserve">Tabla </w:t>
       </w:r>
@@ -13533,7 +13533,7 @@
     </w:p>
     <w:p>
       <w:r>
-        <w:t>El proyecto se estructuró en 12 semanas (abril–julio 2026) repartidas en seis fases. La Fase 0 (Semana 1) cubre la configuración del entorno, la creación del repositorio y la descarga de datasets. La Fase 1 (Semanas 2–4) reproduce baselines —GDR-Net y FoundationPose sobre los datasets BOP— y fija las métricas de referencia. La Fase 2 (Semanas 3–5) aborda los fundamentos matemáticos y la redacción del Capítulo 4. La Fase 3 (Semanas 5–8) construye el pipeline integrado: wrappers de percepción, Diffusion Policy para agarre y orquestador end-to-end. La Fase 4 (Semanas 6–9) monta la simulación CoppeliaSim + ROS 2 + visual servoing. La Fase 5 (Semanas 8–10) ejecuta los experimentos finales y genera los resultados comparativos. Y la Fase 6 (Semanas 10–12) se reserva para la redacción final y la preparación de la defensa.</w:t>
+        <w:t>El proyecto se estructuró en 12 semanas (abril–julio 2026) repartidas en seis fases. Arrancamos en la Semana 1 (Fase 0) configurando el entorno, creando el repositorio y descargando los datasets. Entre las Semanas 2 y 4 (Fase 1) reprodujimos los baselines —GDR-Net y FoundationPose sobre los datasets BOP— para fijar las métricas de referencia, y en paralelo, de la Semana 3 a la 5 (Fase 2), abordamos los fundamentos matemáticos y redactamos el Capítulo 4. El grueso del desarrollo llegó con la Fase 3 (Semanas 5–8), que construyó el pipeline integrado: wrappers de percepción, Diffusion Policy para el agarre y el orquestador end-to-end. Solapada con ella, la Fase 4 (Semanas 6–9) montó la simulación en CoppeliaSim con ROS 2 y visual servoing. Ya en la recta final, la Fase 5 (Semanas 8–10) ejecutó los experimentos y generó los resultados comparativos, mientras que la Fase 6 (Semanas 10–12) quedó reservada para la redacción final y la preparación de la defensa.</w:t>
       </w:r>
     </w:p>
     <w:p>
@@ -13680,7 +13680,7 @@
       <w:pPr>
         <w:pStyle w:val="Caption"/>
       </w:pPr>
-      <w:bookmarkStart w:id="46" w:name="_Toc235201786"/>
+      <w:bookmarkStart w:id="46" w:name="_Toc235446634"/>
       <w:r>
         <w:t xml:space="preserve">Figura </w:t>
       </w:r>
@@ -13743,7 +13743,7 @@
       <w:pPr>
         <w:pStyle w:val="Caption"/>
       </w:pPr>
-      <w:bookmarkStart w:id="47" w:name="_Toc235201787"/>
+      <w:bookmarkStart w:id="47" w:name="_Toc235446635"/>
       <w:r>
         <w:t xml:space="preserve">Figura </w:t>
       </w:r>
@@ -13827,7 +13827,7 @@
         <w:pStyle w:val="Caption"/>
         <w:keepNext/>
       </w:pPr>
-      <w:bookmarkStart w:id="48" w:name="_Toc235201804"/>
+      <w:bookmarkStart w:id="48" w:name="_Toc235446652"/>
       <w:r>
         <w:t xml:space="preserve">Tabla </w:t>
       </w:r>
@@ -14271,7 +14271,7 @@
       <w:pPr>
         <w:pStyle w:val="Caption"/>
       </w:pPr>
-      <w:bookmarkStart w:id="50" w:name="_Toc235201788"/>
+      <w:bookmarkStart w:id="50" w:name="_Toc235446636"/>
       <w:r>
         <w:t xml:space="preserve">Figura </w:t>
       </w:r>
@@ -14297,7 +14297,7 @@
       <w:pPr>
         <w:pStyle w:val="Caption"/>
       </w:pPr>
-      <w:bookmarkStart w:id="51" w:name="_Toc235201789"/>
+      <w:bookmarkStart w:id="51" w:name="_Toc235446637"/>
       <w:r>
         <w:t xml:space="preserve">Figura </w:t>
       </w:r>
@@ -14405,7 +14405,7 @@
         <w:pStyle w:val="Caption"/>
         <w:keepNext/>
       </w:pPr>
-      <w:bookmarkStart w:id="53" w:name="_Toc235201805"/>
+      <w:bookmarkStart w:id="53" w:name="_Toc235446653"/>
       <w:r>
         <w:t xml:space="preserve">Tabla </w:t>
       </w:r>
@@ -14983,7 +14983,7 @@
       <w:pPr>
         <w:pStyle w:val="Caption"/>
       </w:pPr>
-      <w:bookmarkStart w:id="62" w:name="_Toc235201790"/>
+      <w:bookmarkStart w:id="62" w:name="_Toc235446638"/>
       <w:r>
         <w:t xml:space="preserve">Figura </w:t>
       </w:r>
@@ -15614,7 +15614,7 @@
         <w:pStyle w:val="Caption"/>
         <w:keepNext/>
       </w:pPr>
-      <w:bookmarkStart w:id="65" w:name="_Toc235201806"/>
+      <w:bookmarkStart w:id="65" w:name="_Toc235446654"/>
       <w:r>
         <w:t xml:space="preserve">Tabla </w:t>
       </w:r>
@@ -16980,7 +16980,7 @@
       <w:pPr>
         <w:pStyle w:val="Caption"/>
       </w:pPr>
-      <w:bookmarkStart w:id="68" w:name="_Toc235201791"/>
+      <w:bookmarkStart w:id="68" w:name="_Toc235446639"/>
       <w:r>
         <w:t xml:space="preserve">Figura </w:t>
       </w:r>
@@ -17068,7 +17068,7 @@
       <w:pPr>
         <w:pStyle w:val="Caption"/>
       </w:pPr>
-      <w:bookmarkStart w:id="70" w:name="_Toc235201792"/>
+      <w:bookmarkStart w:id="70" w:name="_Toc235446640"/>
       <w:r>
         <w:t xml:space="preserve">Figura </w:t>
       </w:r>
@@ -17151,7 +17151,7 @@
       <w:pPr>
         <w:pStyle w:val="Caption"/>
       </w:pPr>
-      <w:bookmarkStart w:id="72" w:name="_Toc235201793"/>
+      <w:bookmarkStart w:id="72" w:name="_Toc235446641"/>
       <w:r>
         <w:t xml:space="preserve">Figura </w:t>
       </w:r>
@@ -17234,7 +17234,7 @@
       <w:pPr>
         <w:pStyle w:val="Caption"/>
       </w:pPr>
-      <w:bookmarkStart w:id="74" w:name="_Toc235201794"/>
+      <w:bookmarkStart w:id="74" w:name="_Toc235446642"/>
       <w:r>
         <w:t xml:space="preserve">Figura </w:t>
       </w:r>
@@ -17323,7 +17323,7 @@
         <w:pStyle w:val="Caption"/>
         <w:keepNext/>
       </w:pPr>
-      <w:bookmarkStart w:id="76" w:name="_Toc235201807"/>
+      <w:bookmarkStart w:id="76" w:name="_Toc235446655"/>
       <w:r>
         <w:t xml:space="preserve">Tabla </w:t>
       </w:r>
@@ -17928,7 +17928,7 @@
       <w:pPr>
         <w:pStyle w:val="Caption"/>
       </w:pPr>
-      <w:bookmarkStart w:id="77" w:name="_Toc235201795"/>
+      <w:bookmarkStart w:id="77" w:name="_Toc235446643"/>
       <w:r>
         <w:t xml:space="preserve">Figura </w:t>
       </w:r>
@@ -18132,7 +18132,7 @@
       <w:pPr>
         <w:pStyle w:val="Caption"/>
       </w:pPr>
-      <w:bookmarkStart w:id="79" w:name="_Toc235201796"/>
+      <w:bookmarkStart w:id="79" w:name="_Toc235446644"/>
       <w:r>
         <w:t xml:space="preserve">Figura </w:t>
       </w:r>
@@ -18243,7 +18243,7 @@
       <w:pPr>
         <w:pStyle w:val="Caption"/>
       </w:pPr>
-      <w:bookmarkStart w:id="81" w:name="_Toc235201797"/>
+      <w:bookmarkStart w:id="81" w:name="_Toc235446645"/>
       <w:r>
         <w:t xml:space="preserve">Figura </w:t>
       </w:r>
@@ -18265,7 +18265,7 @@
         <w:pStyle w:val="Caption"/>
         <w:keepNext/>
       </w:pPr>
-      <w:bookmarkStart w:id="82" w:name="_Toc235201808"/>
+      <w:bookmarkStart w:id="82" w:name="_Toc235446656"/>
       <w:r>
         <w:t xml:space="preserve">Tabla </w:t>
       </w:r>
@@ -18927,7 +18927,7 @@
         <w:pStyle w:val="Caption"/>
         <w:keepNext/>
       </w:pPr>
-      <w:bookmarkStart w:id="87" w:name="_Toc235201809"/>
+      <w:bookmarkStart w:id="87" w:name="_Toc235446657"/>
       <w:r>
         <w:t xml:space="preserve">Tabla </w:t>
       </w:r>
@@ -19233,7 +19233,7 @@
         <w:pStyle w:val="Caption"/>
         <w:keepNext/>
       </w:pPr>
-      <w:bookmarkStart w:id="88" w:name="_Toc235201810"/>
+      <w:bookmarkStart w:id="88" w:name="_Toc235446658"/>
       <w:r>
         <w:t xml:space="preserve">Tabla </w:t>
       </w:r>
@@ -19546,7 +19546,7 @@
       <w:pPr>
         <w:pStyle w:val="Caption"/>
       </w:pPr>
-      <w:bookmarkStart w:id="89" w:name="_Toc235201798"/>
+      <w:bookmarkStart w:id="89" w:name="_Toc235446646"/>
       <w:r>
         <w:t xml:space="preserve">Figura </w:t>
       </w:r>
@@ -19657,7 +19657,7 @@
       <w:pPr>
         <w:pStyle w:val="Caption"/>
       </w:pPr>
-      <w:bookmarkStart w:id="92" w:name="_Toc235201799"/>
+      <w:bookmarkStart w:id="92" w:name="_Toc235446647"/>
       <w:r>
         <w:t xml:space="preserve">Figura </w:t>
       </w:r>
@@ -19683,7 +19683,7 @@
           <w:szCs w:val="24"/>
         </w:rPr>
       </w:pPr>
-      <w:bookmarkStart w:id="93" w:name="_Toc235201811"/>
+      <w:bookmarkStart w:id="93" w:name="_Toc235446659"/>
       <w:r>
         <w:rPr>
           <w:sz w:val="24"/>
@@ -19975,7 +19975,7 @@
         <w:pStyle w:val="Caption"/>
         <w:keepNext/>
       </w:pPr>
-      <w:bookmarkStart w:id="95" w:name="_Toc235201812"/>
+      <w:bookmarkStart w:id="95" w:name="_Toc235446660"/>
       <w:r>
         <w:t xml:space="preserve">Tabla </w:t>
       </w:r>
@@ -20016,7 +20016,7 @@
         <w:pStyle w:val="Caption"/>
         <w:keepNext/>
       </w:pPr>
-      <w:bookmarkStart w:id="96" w:name="_Toc235201813"/>
+      <w:bookmarkStart w:id="96" w:name="_Toc235446661"/>
       <w:r>
         <w:t xml:space="preserve">Tabla </w:t>
       </w:r>
@@ -21966,7 +21966,7 @@
         <w:pStyle w:val="Caption"/>
         <w:keepNext/>
       </w:pPr>
-      <w:bookmarkStart w:id="100" w:name="_Toc235201814"/>
+      <w:bookmarkStart w:id="100" w:name="_Toc235446662"/>
       <w:r>
         <w:t xml:space="preserve">Tabla </w:t>
       </w:r>
@@ -22512,7 +22512,7 @@
         <w:pStyle w:val="Caption"/>
         <w:keepNext/>
       </w:pPr>
-      <w:bookmarkStart w:id="109" w:name="_Toc235201815"/>
+      <w:bookmarkStart w:id="109" w:name="_Toc235446663"/>
       <w:r>
         <w:t xml:space="preserve">Tabla </w:t>
       </w:r>
@@ -27407,6 +27407,10 @@
 </file>
 
 <file path=customXml/item1.xml><?xml version="1.0" encoding="utf-8"?>
+<b:Sources xmlns:b="http://schemas.openxmlformats.org/officeDocument/2006/bibliography" xmlns="http://schemas.openxmlformats.org/officeDocument/2006/bibliography" SelectedStyle="\APASixthEditionOfficeOnline.xsl" StyleName="APA" Version="6"/>
+</file>
+
+<file path=customXml/item2.xml><?xml version="1.0" encoding="utf-8"?>
 <p:properties xmlns:p="http://schemas.microsoft.com/office/2006/metadata/properties" xmlns:xsi="http://www.w3.org/2001/XMLSchema-instance" xmlns:pc="http://schemas.microsoft.com/office/infopath/2007/PartnerControls">
   <documentManagement>
     <lcf76f155ced4ddcb4097134ff3c332f xmlns="27c1adeb-3674-457c-b08c-8a73f31b6e23">
@@ -27418,11 +27422,16 @@
 </p:properties>
 </file>
 
-<file path=customXml/item2.xml><?xml version="1.0" encoding="utf-8"?>
-<b:Sources xmlns:b="http://schemas.openxmlformats.org/officeDocument/2006/bibliography" xmlns="http://schemas.openxmlformats.org/officeDocument/2006/bibliography" SelectedStyle="\APASixthEditionOfficeOnline.xsl" StyleName="APA" Version="6"/>
+<file path=customXml/item3.xml><?xml version="1.0" encoding="utf-8"?>
+<?mso-contentType ?>
+<FormTemplates xmlns="http://schemas.microsoft.com/sharepoint/v3/contenttype/forms">
+  <Display>DocumentLibraryForm</Display>
+  <Edit>DocumentLibraryForm</Edit>
+  <New>DocumentLibraryForm</New>
+</FormTemplates>
 </file>
 
-<file path=customXml/item3.xml><?xml version="1.0" encoding="utf-8"?>
+<file path=customXml/item4.xml><?xml version="1.0" encoding="utf-8"?>
 <ct:contentTypeSchema xmlns:ct="http://schemas.microsoft.com/office/2006/metadata/contentType" xmlns:ma="http://schemas.microsoft.com/office/2006/metadata/properties/metaAttributes" ct:_="" ma:_="" ma:contentTypeName="Documento" ma:contentTypeID="0x010100DF3D7C797EA12745A270EF30E38719B9" ma:contentTypeVersion="19" ma:contentTypeDescription="Crear nuevo documento." ma:contentTypeScope="" ma:versionID="227b02526234ef39b0b78895a9d90cf5">
   <xsd:schema xmlns:xsd="http://www.w3.org/2001/XMLSchema" xmlns:xs="http://www.w3.org/2001/XMLSchema" xmlns:p="http://schemas.microsoft.com/office/2006/metadata/properties" xmlns:ns2="0a70e875-3d35-4be2-921f-7117c31bab9b" xmlns:ns3="27c1adeb-3674-457c-b08c-8a73f31b6e23" targetNamespace="http://schemas.microsoft.com/office/2006/metadata/properties" ma:root="true" ma:fieldsID="3c939c8607e2f594db8bbb23634dd059" ns2:_="" ns3:_="">
     <xsd:import namespace="0a70e875-3d35-4be2-921f-7117c31bab9b"/>
@@ -27683,16 +27692,15 @@
 </ct:contentTypeSchema>
 </file>
 
-<file path=customXml/item4.xml><?xml version="1.0" encoding="utf-8"?>
-<?mso-contentType ?>
-<FormTemplates xmlns="http://schemas.microsoft.com/sharepoint/v3/contenttype/forms">
-  <Display>DocumentLibraryForm</Display>
-  <Edit>DocumentLibraryForm</Edit>
-  <New>DocumentLibraryForm</New>
-</FormTemplates>
+<file path=customXml/itemProps1.xml><?xml version="1.0" encoding="utf-8"?>
+<ds:datastoreItem xmlns:ds="http://schemas.openxmlformats.org/officeDocument/2006/customXml" ds:itemID="{68FB56F5-3CE8-4167-9790-3E517CF47AC9}">
+  <ds:schemaRefs>
+    <ds:schemaRef ds:uri="http://schemas.openxmlformats.org/officeDocument/2006/bibliography"/>
+  </ds:schemaRefs>
+</ds:datastoreItem>
 </file>
 
-<file path=customXml/itemProps1.xml><?xml version="1.0" encoding="utf-8"?>
+<file path=customXml/itemProps2.xml><?xml version="1.0" encoding="utf-8"?>
 <ds:datastoreItem xmlns:ds="http://schemas.openxmlformats.org/officeDocument/2006/customXml" ds:itemID="{515BB210-9981-4CA0-A73C-C3B925489931}">
   <ds:schemaRefs>
     <ds:schemaRef ds:uri="http://schemas.microsoft.com/office/2006/metadata/properties"/>
@@ -27703,15 +27711,15 @@
 </ds:datastoreItem>
 </file>
 
-<file path=customXml/itemProps2.xml><?xml version="1.0" encoding="utf-8"?>
-<ds:datastoreItem xmlns:ds="http://schemas.openxmlformats.org/officeDocument/2006/customXml" ds:itemID="{68FB56F5-3CE8-4167-9790-3E517CF47AC9}">
+<file path=customXml/itemProps3.xml><?xml version="1.0" encoding="utf-8"?>
+<ds:datastoreItem xmlns:ds="http://schemas.openxmlformats.org/officeDocument/2006/customXml" ds:itemID="{76AF1F18-BD40-4DEA-81CE-A8C571440A5E}">
   <ds:schemaRefs>
-    <ds:schemaRef ds:uri="http://schemas.openxmlformats.org/officeDocument/2006/bibliography"/>
+    <ds:schemaRef ds:uri="http://schemas.microsoft.com/sharepoint/v3/contenttype/forms"/>
   </ds:schemaRefs>
 </ds:datastoreItem>
 </file>
 
-<file path=customXml/itemProps3.xml><?xml version="1.0" encoding="utf-8"?>
+<file path=customXml/itemProps4.xml><?xml version="1.0" encoding="utf-8"?>
 <ds:datastoreItem xmlns:ds="http://schemas.openxmlformats.org/officeDocument/2006/customXml" ds:itemID="{173C6562-C37A-4B7E-88F3-BAF50FB889B2}">
   <ds:schemaRefs>
     <ds:schemaRef ds:uri="http://schemas.microsoft.com/office/2006/metadata/contentType"/>
@@ -27728,12 +27736,4 @@
     <ds:schemaRef ds:uri="http://schemas.microsoft.com/internal/obd"/>
   </ds:schemaRefs>
 </ds:datastoreItem>
-</file>
-
-<file path=customXml/itemProps4.xml><?xml version="1.0" encoding="utf-8"?>
-<ds:datastoreItem xmlns:ds="http://schemas.openxmlformats.org/officeDocument/2006/customXml" ds:itemID="{76AF1F18-BD40-4DEA-81CE-A8C571440A5E}">
-  <ds:schemaRefs>
-    <ds:schemaRef ds:uri="http://schemas.microsoft.com/sharepoint/v3/contenttype/forms"/>
-  </ds:schemaRefs>
-</ds:datastoreItem>
 </file>
--- a/docs/predeposito/TFM_Predeposito_UNIR.docx
+++ b/docs/predeposito/TFM_Predeposito_UNIR.docx
@@ -7639,7 +7639,7 @@
       <w:r>
         <w:fldChar w:fldCharType="separate"/>
       </w:r>
-      <w:hyperlink w:anchor="_Toc235446633" w:history="1">
+      <w:hyperlink w:anchor="_Toc235448285" w:history="1">
         <w:r>
           <w:rPr>
             <w:rStyle w:val="Hyperlink"/>
@@ -7666,7 +7666,7 @@
             <w:noProof/>
             <w:webHidden/>
           </w:rPr>
-          <w:instrText xml:space="preserve"> PAGEREF _Toc235446633 \h </w:instrText>
+          <w:instrText xml:space="preserve"> PAGEREF _Toc235448285 \h </w:instrText>
         </w:r>
         <w:r>
           <w:rPr>
@@ -7711,7 +7711,7 @@
           <w14:ligatures w14:val="standardContextual"/>
         </w:rPr>
       </w:pPr>
-      <w:hyperlink w:anchor="_Toc235446634" w:history="1">
+      <w:hyperlink w:anchor="_Toc235448286" w:history="1">
         <w:r>
           <w:rPr>
             <w:rStyle w:val="Hyperlink"/>
@@ -7738,7 +7738,7 @@
             <w:noProof/>
             <w:webHidden/>
           </w:rPr>
-          <w:instrText xml:space="preserve"> PAGEREF _Toc235446634 \h </w:instrText>
+          <w:instrText xml:space="preserve"> PAGEREF _Toc235448286 \h </w:instrText>
         </w:r>
         <w:r>
           <w:rPr>
@@ -7783,7 +7783,7 @@
           <w14:ligatures w14:val="standardContextual"/>
         </w:rPr>
       </w:pPr>
-      <w:hyperlink w:anchor="_Toc235446635" w:history="1">
+      <w:hyperlink w:anchor="_Toc235448287" w:history="1">
         <w:r>
           <w:rPr>
             <w:rStyle w:val="Hyperlink"/>
@@ -7810,7 +7810,7 @@
             <w:noProof/>
             <w:webHidden/>
           </w:rPr>
-          <w:instrText xml:space="preserve"> PAGEREF _Toc235446635 \h </w:instrText>
+          <w:instrText xml:space="preserve"> PAGEREF _Toc235448287 \h </w:instrText>
         </w:r>
         <w:r>
           <w:rPr>
@@ -7855,7 +7855,7 @@
           <w14:ligatures w14:val="standardContextual"/>
         </w:rPr>
       </w:pPr>
-      <w:hyperlink w:anchor="_Toc235446636" w:history="1">
+      <w:hyperlink w:anchor="_Toc235448288" w:history="1">
         <w:r>
           <w:rPr>
             <w:rStyle w:val="Hyperlink"/>
@@ -7882,7 +7882,7 @@
             <w:noProof/>
             <w:webHidden/>
           </w:rPr>
-          <w:instrText xml:space="preserve"> PAGEREF _Toc235446636 \h </w:instrText>
+          <w:instrText xml:space="preserve"> PAGEREF _Toc235448288 \h </w:instrText>
         </w:r>
         <w:r>
           <w:rPr>
@@ -7927,7 +7927,7 @@
           <w14:ligatures w14:val="standardContextual"/>
         </w:rPr>
       </w:pPr>
-      <w:hyperlink w:anchor="_Toc235446637" w:history="1">
+      <w:hyperlink w:anchor="_Toc235448289" w:history="1">
         <w:r>
           <w:rPr>
             <w:rStyle w:val="Hyperlink"/>
@@ -7954,7 +7954,7 @@
             <w:noProof/>
             <w:webHidden/>
           </w:rPr>
-          <w:instrText xml:space="preserve"> PAGEREF _Toc235446637 \h </w:instrText>
+          <w:instrText xml:space="preserve"> PAGEREF _Toc235448289 \h </w:instrText>
         </w:r>
         <w:r>
           <w:rPr>
@@ -7999,7 +7999,7 @@
           <w14:ligatures w14:val="standardContextual"/>
         </w:rPr>
       </w:pPr>
-      <w:hyperlink w:anchor="_Toc235446638" w:history="1">
+      <w:hyperlink w:anchor="_Toc235448290" w:history="1">
         <w:r>
           <w:rPr>
             <w:rStyle w:val="Hyperlink"/>
@@ -8026,7 +8026,7 @@
             <w:noProof/>
             <w:webHidden/>
           </w:rPr>
-          <w:instrText xml:space="preserve"> PAGEREF _Toc235446638 \h </w:instrText>
+          <w:instrText xml:space="preserve"> PAGEREF _Toc235448290 \h </w:instrText>
         </w:r>
         <w:r>
           <w:rPr>
@@ -8071,7 +8071,7 @@
           <w14:ligatures w14:val="standardContextual"/>
         </w:rPr>
       </w:pPr>
-      <w:hyperlink w:anchor="_Toc235446639" w:history="1">
+      <w:hyperlink w:anchor="_Toc235448291" w:history="1">
         <w:r>
           <w:rPr>
             <w:rStyle w:val="Hyperlink"/>
@@ -8098,7 +8098,7 @@
             <w:noProof/>
             <w:webHidden/>
           </w:rPr>
-          <w:instrText xml:space="preserve"> PAGEREF _Toc235446639 \h </w:instrText>
+          <w:instrText xml:space="preserve"> PAGEREF _Toc235448291 \h </w:instrText>
         </w:r>
         <w:r>
           <w:rPr>
@@ -8143,7 +8143,7 @@
           <w14:ligatures w14:val="standardContextual"/>
         </w:rPr>
       </w:pPr>
-      <w:hyperlink w:anchor="_Toc235446640" w:history="1">
+      <w:hyperlink w:anchor="_Toc235448292" w:history="1">
         <w:r>
           <w:rPr>
             <w:rStyle w:val="Hyperlink"/>
@@ -8170,7 +8170,7 @@
             <w:noProof/>
             <w:webHidden/>
           </w:rPr>
-          <w:instrText xml:space="preserve"> PAGEREF _Toc235446640 \h </w:instrText>
+          <w:instrText xml:space="preserve"> PAGEREF _Toc235448292 \h </w:instrText>
         </w:r>
         <w:r>
           <w:rPr>
@@ -8215,7 +8215,7 @@
           <w14:ligatures w14:val="standardContextual"/>
         </w:rPr>
       </w:pPr>
-      <w:hyperlink w:anchor="_Toc235446641" w:history="1">
+      <w:hyperlink w:anchor="_Toc235448293" w:history="1">
         <w:r>
           <w:rPr>
             <w:rStyle w:val="Hyperlink"/>
@@ -8242,7 +8242,7 @@
             <w:noProof/>
             <w:webHidden/>
           </w:rPr>
-          <w:instrText xml:space="preserve"> PAGEREF _Toc235446641 \h </w:instrText>
+          <w:instrText xml:space="preserve"> PAGEREF _Toc235448293 \h </w:instrText>
         </w:r>
         <w:r>
           <w:rPr>
@@ -8287,7 +8287,7 @@
           <w14:ligatures w14:val="standardContextual"/>
         </w:rPr>
       </w:pPr>
-      <w:hyperlink w:anchor="_Toc235446642" w:history="1">
+      <w:hyperlink w:anchor="_Toc235448294" w:history="1">
         <w:r>
           <w:rPr>
             <w:rStyle w:val="Hyperlink"/>
@@ -8314,7 +8314,7 @@
             <w:noProof/>
             <w:webHidden/>
           </w:rPr>
-          <w:instrText xml:space="preserve"> PAGEREF _Toc235446642 \h </w:instrText>
+          <w:instrText xml:space="preserve"> PAGEREF _Toc235448294 \h </w:instrText>
         </w:r>
         <w:r>
           <w:rPr>
@@ -8359,7 +8359,7 @@
           <w14:ligatures w14:val="standardContextual"/>
         </w:rPr>
       </w:pPr>
-      <w:hyperlink w:anchor="_Toc235446643" w:history="1">
+      <w:hyperlink w:anchor="_Toc235448295" w:history="1">
         <w:r>
           <w:rPr>
             <w:rStyle w:val="Hyperlink"/>
@@ -8386,7 +8386,7 @@
             <w:noProof/>
             <w:webHidden/>
           </w:rPr>
-          <w:instrText xml:space="preserve"> PAGEREF _Toc235446643 \h </w:instrText>
+          <w:instrText xml:space="preserve"> PAGEREF _Toc235448295 \h </w:instrText>
         </w:r>
         <w:r>
           <w:rPr>
@@ -8431,7 +8431,7 @@
           <w14:ligatures w14:val="standardContextual"/>
         </w:rPr>
       </w:pPr>
-      <w:hyperlink w:anchor="_Toc235446644" w:history="1">
+      <w:hyperlink w:anchor="_Toc235448296" w:history="1">
         <w:r>
           <w:rPr>
             <w:rStyle w:val="Hyperlink"/>
@@ -8458,7 +8458,7 @@
             <w:noProof/>
             <w:webHidden/>
           </w:rPr>
-          <w:instrText xml:space="preserve"> PAGEREF _Toc235446644 \h </w:instrText>
+          <w:instrText xml:space="preserve"> PAGEREF _Toc235448296 \h </w:instrText>
         </w:r>
         <w:r>
           <w:rPr>
@@ -8503,7 +8503,7 @@
           <w14:ligatures w14:val="standardContextual"/>
         </w:rPr>
       </w:pPr>
-      <w:hyperlink w:anchor="_Toc235446645" w:history="1">
+      <w:hyperlink w:anchor="_Toc235448297" w:history="1">
         <w:r>
           <w:rPr>
             <w:rStyle w:val="Hyperlink"/>
@@ -8530,7 +8530,7 @@
             <w:noProof/>
             <w:webHidden/>
           </w:rPr>
-          <w:instrText xml:space="preserve"> PAGEREF _Toc235446645 \h </w:instrText>
+          <w:instrText xml:space="preserve"> PAGEREF _Toc235448297 \h </w:instrText>
         </w:r>
         <w:r>
           <w:rPr>
@@ -8575,7 +8575,7 @@
           <w14:ligatures w14:val="standardContextual"/>
         </w:rPr>
       </w:pPr>
-      <w:hyperlink w:anchor="_Toc235446646" w:history="1">
+      <w:hyperlink w:anchor="_Toc235448298" w:history="1">
         <w:r>
           <w:rPr>
             <w:rStyle w:val="Hyperlink"/>
@@ -8602,7 +8602,7 @@
             <w:noProof/>
             <w:webHidden/>
           </w:rPr>
-          <w:instrText xml:space="preserve"> PAGEREF _Toc235446646 \h </w:instrText>
+          <w:instrText xml:space="preserve"> PAGEREF _Toc235448298 \h </w:instrText>
         </w:r>
         <w:r>
           <w:rPr>
@@ -8647,7 +8647,7 @@
           <w14:ligatures w14:val="standardContextual"/>
         </w:rPr>
       </w:pPr>
-      <w:hyperlink w:anchor="_Toc235446647" w:history="1">
+      <w:hyperlink w:anchor="_Toc235448299" w:history="1">
         <w:r>
           <w:rPr>
             <w:rStyle w:val="Hyperlink"/>
@@ -8674,7 +8674,7 @@
             <w:noProof/>
             <w:webHidden/>
           </w:rPr>
-          <w:instrText xml:space="preserve"> PAGEREF _Toc235446647 \h </w:instrText>
+          <w:instrText xml:space="preserve"> PAGEREF _Toc235448299 \h </w:instrText>
         </w:r>
         <w:r>
           <w:rPr>
@@ -8754,7 +8754,7 @@
         </w:rPr>
         <w:fldChar w:fldCharType="separate"/>
       </w:r>
-      <w:hyperlink w:anchor="_Toc235446648" w:history="1">
+      <w:hyperlink w:anchor="_Toc235448300" w:history="1">
         <w:r>
           <w:rPr>
             <w:rStyle w:val="Hyperlink"/>
@@ -8790,7 +8790,7 @@
             <w:noProof/>
             <w:webHidden/>
           </w:rPr>
-          <w:instrText xml:space="preserve"> PAGEREF _Toc235446648 \h </w:instrText>
+          <w:instrText xml:space="preserve"> PAGEREF _Toc235448300 \h </w:instrText>
         </w:r>
         <w:r>
           <w:rPr>
@@ -8835,7 +8835,7 @@
           <w14:ligatures w14:val="standardContextual"/>
         </w:rPr>
       </w:pPr>
-      <w:hyperlink w:anchor="_Toc235446649" w:history="1">
+      <w:hyperlink w:anchor="_Toc235448301" w:history="1">
         <w:r>
           <w:rPr>
             <w:rStyle w:val="Hyperlink"/>
@@ -8862,7 +8862,7 @@
             <w:noProof/>
             <w:webHidden/>
           </w:rPr>
-          <w:instrText xml:space="preserve"> PAGEREF _Toc235446649 \h </w:instrText>
+          <w:instrText xml:space="preserve"> PAGEREF _Toc235448301 \h </w:instrText>
         </w:r>
         <w:r>
           <w:rPr>
@@ -8907,7 +8907,7 @@
           <w14:ligatures w14:val="standardContextual"/>
         </w:rPr>
       </w:pPr>
-      <w:hyperlink w:anchor="_Toc235446650" w:history="1">
+      <w:hyperlink w:anchor="_Toc235448302" w:history="1">
         <w:r>
           <w:rPr>
             <w:rStyle w:val="Hyperlink"/>
@@ -8934,7 +8934,7 @@
             <w:noProof/>
             <w:webHidden/>
           </w:rPr>
-          <w:instrText xml:space="preserve"> PAGEREF _Toc235446650 \h </w:instrText>
+          <w:instrText xml:space="preserve"> PAGEREF _Toc235448302 \h </w:instrText>
         </w:r>
         <w:r>
           <w:rPr>
@@ -8979,7 +8979,7 @@
           <w14:ligatures w14:val="standardContextual"/>
         </w:rPr>
       </w:pPr>
-      <w:hyperlink w:anchor="_Toc235446651" w:history="1">
+      <w:hyperlink w:anchor="_Toc235448303" w:history="1">
         <w:r>
           <w:rPr>
             <w:rStyle w:val="Hyperlink"/>
@@ -9006,7 +9006,7 @@
             <w:noProof/>
             <w:webHidden/>
           </w:rPr>
-          <w:instrText xml:space="preserve"> PAGEREF _Toc235446651 \h </w:instrText>
+          <w:instrText xml:space="preserve"> PAGEREF _Toc235448303 \h </w:instrText>
         </w:r>
         <w:r>
           <w:rPr>
@@ -9051,7 +9051,7 @@
           <w14:ligatures w14:val="standardContextual"/>
         </w:rPr>
       </w:pPr>
-      <w:hyperlink w:anchor="_Toc235446652" w:history="1">
+      <w:hyperlink w:anchor="_Toc235448304" w:history="1">
         <w:r>
           <w:rPr>
             <w:rStyle w:val="Hyperlink"/>
@@ -9078,7 +9078,7 @@
             <w:noProof/>
             <w:webHidden/>
           </w:rPr>
-          <w:instrText xml:space="preserve"> PAGEREF _Toc235446652 \h </w:instrText>
+          <w:instrText xml:space="preserve"> PAGEREF _Toc235448304 \h </w:instrText>
         </w:r>
         <w:r>
           <w:rPr>
@@ -9123,7 +9123,7 @@
           <w14:ligatures w14:val="standardContextual"/>
         </w:rPr>
       </w:pPr>
-      <w:hyperlink w:anchor="_Toc235446653" w:history="1">
+      <w:hyperlink w:anchor="_Toc235448305" w:history="1">
         <w:r>
           <w:rPr>
             <w:rStyle w:val="Hyperlink"/>
@@ -9150,7 +9150,7 @@
             <w:noProof/>
             <w:webHidden/>
           </w:rPr>
-          <w:instrText xml:space="preserve"> PAGEREF _Toc235446653 \h </w:instrText>
+          <w:instrText xml:space="preserve"> PAGEREF _Toc235448305 \h </w:instrText>
         </w:r>
         <w:r>
           <w:rPr>
@@ -9195,7 +9195,7 @@
           <w14:ligatures w14:val="standardContextual"/>
         </w:rPr>
       </w:pPr>
-      <w:hyperlink w:anchor="_Toc235446654" w:history="1">
+      <w:hyperlink w:anchor="_Toc235448306" w:history="1">
         <w:r>
           <w:rPr>
             <w:rStyle w:val="Hyperlink"/>
@@ -9222,7 +9222,7 @@
             <w:noProof/>
             <w:webHidden/>
           </w:rPr>
-          <w:instrText xml:space="preserve"> PAGEREF _Toc235446654 \h </w:instrText>
+          <w:instrText xml:space="preserve"> PAGEREF _Toc235448306 \h </w:instrText>
         </w:r>
         <w:r>
           <w:rPr>
@@ -9267,7 +9267,7 @@
           <w14:ligatures w14:val="standardContextual"/>
         </w:rPr>
       </w:pPr>
-      <w:hyperlink w:anchor="_Toc235446655" w:history="1">
+      <w:hyperlink w:anchor="_Toc235448307" w:history="1">
         <w:r>
           <w:rPr>
             <w:rStyle w:val="Hyperlink"/>
@@ -9294,7 +9294,7 @@
             <w:noProof/>
             <w:webHidden/>
           </w:rPr>
-          <w:instrText xml:space="preserve"> PAGEREF _Toc235446655 \h </w:instrText>
+          <w:instrText xml:space="preserve"> PAGEREF _Toc235448307 \h </w:instrText>
         </w:r>
         <w:r>
           <w:rPr>
@@ -9339,7 +9339,7 @@
           <w14:ligatures w14:val="standardContextual"/>
         </w:rPr>
       </w:pPr>
-      <w:hyperlink w:anchor="_Toc235446656" w:history="1">
+      <w:hyperlink w:anchor="_Toc235448308" w:history="1">
         <w:r>
           <w:rPr>
             <w:rStyle w:val="Hyperlink"/>
@@ -9366,7 +9366,7 @@
             <w:noProof/>
             <w:webHidden/>
           </w:rPr>
-          <w:instrText xml:space="preserve"> PAGEREF _Toc235446656 \h </w:instrText>
+          <w:instrText xml:space="preserve"> PAGEREF _Toc235448308 \h </w:instrText>
         </w:r>
         <w:r>
           <w:rPr>
@@ -9411,7 +9411,7 @@
           <w14:ligatures w14:val="standardContextual"/>
         </w:rPr>
       </w:pPr>
-      <w:hyperlink w:anchor="_Toc235446657" w:history="1">
+      <w:hyperlink w:anchor="_Toc235448309" w:history="1">
         <w:r>
           <w:rPr>
             <w:rStyle w:val="Hyperlink"/>
@@ -9438,7 +9438,7 @@
             <w:noProof/>
             <w:webHidden/>
           </w:rPr>
-          <w:instrText xml:space="preserve"> PAGEREF _Toc235446657 \h </w:instrText>
+          <w:instrText xml:space="preserve"> PAGEREF _Toc235448309 \h </w:instrText>
         </w:r>
         <w:r>
           <w:rPr>
@@ -9483,7 +9483,7 @@
           <w14:ligatures w14:val="standardContextual"/>
         </w:rPr>
       </w:pPr>
-      <w:hyperlink w:anchor="_Toc235446658" w:history="1">
+      <w:hyperlink w:anchor="_Toc235448310" w:history="1">
         <w:r>
           <w:rPr>
             <w:rStyle w:val="Hyperlink"/>
@@ -9510,7 +9510,7 @@
             <w:noProof/>
             <w:webHidden/>
           </w:rPr>
-          <w:instrText xml:space="preserve"> PAGEREF _Toc235446658 \h </w:instrText>
+          <w:instrText xml:space="preserve"> PAGEREF _Toc235448310 \h </w:instrText>
         </w:r>
         <w:r>
           <w:rPr>
@@ -9555,7 +9555,7 @@
           <w14:ligatures w14:val="standardContextual"/>
         </w:rPr>
       </w:pPr>
-      <w:hyperlink w:anchor="_Toc235446659" w:history="1">
+      <w:hyperlink w:anchor="_Toc235448311" w:history="1">
         <w:r>
           <w:rPr>
             <w:rStyle w:val="Hyperlink"/>
@@ -9582,7 +9582,7 @@
             <w:noProof/>
             <w:webHidden/>
           </w:rPr>
-          <w:instrText xml:space="preserve"> PAGEREF _Toc235446659 \h </w:instrText>
+          <w:instrText xml:space="preserve"> PAGEREF _Toc235448311 \h </w:instrText>
         </w:r>
         <w:r>
           <w:rPr>
@@ -9627,7 +9627,7 @@
           <w14:ligatures w14:val="standardContextual"/>
         </w:rPr>
       </w:pPr>
-      <w:hyperlink w:anchor="_Toc235446660" w:history="1">
+      <w:hyperlink w:anchor="_Toc235448312" w:history="1">
         <w:r>
           <w:rPr>
             <w:rStyle w:val="Hyperlink"/>
@@ -9654,7 +9654,7 @@
             <w:noProof/>
             <w:webHidden/>
           </w:rPr>
-          <w:instrText xml:space="preserve"> PAGEREF _Toc235446660 \h </w:instrText>
+          <w:instrText xml:space="preserve"> PAGEREF _Toc235448312 \h </w:instrText>
         </w:r>
         <w:r>
           <w:rPr>
@@ -9699,7 +9699,7 @@
           <w14:ligatures w14:val="standardContextual"/>
         </w:rPr>
       </w:pPr>
-      <w:hyperlink w:anchor="_Toc235446661" w:history="1">
+      <w:hyperlink w:anchor="_Toc235448313" w:history="1">
         <w:r>
           <w:rPr>
             <w:rStyle w:val="Hyperlink"/>
@@ -9726,7 +9726,7 @@
             <w:noProof/>
             <w:webHidden/>
           </w:rPr>
-          <w:instrText xml:space="preserve"> PAGEREF _Toc235446661 \h </w:instrText>
+          <w:instrText xml:space="preserve"> PAGEREF _Toc235448313 \h </w:instrText>
         </w:r>
         <w:r>
           <w:rPr>
@@ -9771,7 +9771,7 @@
           <w14:ligatures w14:val="standardContextual"/>
         </w:rPr>
       </w:pPr>
-      <w:hyperlink w:anchor="_Toc235446662" w:history="1">
+      <w:hyperlink w:anchor="_Toc235448314" w:history="1">
         <w:r>
           <w:rPr>
             <w:rStyle w:val="Hyperlink"/>
@@ -9798,7 +9798,7 @@
             <w:noProof/>
             <w:webHidden/>
           </w:rPr>
-          <w:instrText xml:space="preserve"> PAGEREF _Toc235446662 \h </w:instrText>
+          <w:instrText xml:space="preserve"> PAGEREF _Toc235448314 \h </w:instrText>
         </w:r>
         <w:r>
           <w:rPr>
@@ -9843,7 +9843,7 @@
           <w14:ligatures w14:val="standardContextual"/>
         </w:rPr>
       </w:pPr>
-      <w:hyperlink w:anchor="_Toc235446663" w:history="1">
+      <w:hyperlink w:anchor="_Toc235448315" w:history="1">
         <w:r>
           <w:rPr>
             <w:rStyle w:val="Hyperlink"/>
@@ -9870,7 +9870,7 @@
             <w:noProof/>
             <w:webHidden/>
           </w:rPr>
-          <w:instrText xml:space="preserve"> PAGEREF _Toc235446663 \h </w:instrText>
+          <w:instrText xml:space="preserve"> PAGEREF _Toc235448315 \h </w:instrText>
         </w:r>
         <w:r>
           <w:rPr>
@@ -10104,7 +10104,7 @@
           <w:szCs w:val="24"/>
         </w:rPr>
       </w:pPr>
-      <w:bookmarkStart w:id="1" w:name="_Toc235446648"/>
+      <w:bookmarkStart w:id="1" w:name="_Toc235448300"/>
       <w:r>
         <w:rPr>
           <w:sz w:val="24"/>
@@ -11114,12 +11114,12 @@
     </w:p>
     <w:p>
       <w:r>
-        <w:t>La memoria se organiza en cinco capítulos. El primero, el presente, plantea el problema, lo justifica y lo formaliza. El Capítulo 2 revisa el contexto y el estado del arte a partir de una treintena de publicaciones agrupadas en seis categorías temáticas, y termina señalando la brecha de investigación que da pie a este trabajo.</w:t>
-      </w:r>
-    </w:p>
-    <w:p>
-      <w:r>
-        <w:t>El Capítulo 3 fija los objetivos —general y específicos— y la metodología, e incluye el diseño experimental, la estrategia híbrida local-remota y el protocolo estadístico. El Capítulo 4 desarrolla la contribución propiamente dicha: la arquitectura del pipeline integrado, su fundamento en los grupos de Lie SE(3)/SO(3) y en las ecuaciones diferenciales estocásticas de los modelos de difusión, los detalles de implementación y la evidencia experimental con métricas BOP. El Capítulo 5, por último, reúne las conclusiones, cierra las hipótesis y traza las líneas de trabajo futuro.</w:t>
+        <w:t>La memoria se organiza en cinco capítulos. El primero, el presente, plantea el problema, lo justifica y lo formaliza. A partir de ahí, el estado del arte ocupa el Capítulo 2, que recorre una treintena de publicaciones agrupadas en seis categorías temáticas y termina señalando la brecha de investigación que da pie a este trabajo.</w:t>
+      </w:r>
+    </w:p>
+    <w:p>
+      <w:r>
+        <w:t>Los objetivos —general y específicos— y la metodología se fijan en el Capítulo 3, junto con el diseño experimental, la estrategia híbrida local-remota y el protocolo estadístico. El grueso de la contribución vive en el Capítulo 4: la arquitectura del pipeline integrado, su fundamento en los grupos de Lie SE(3)/SO(3) y en las ecuaciones diferenciales estocásticas de los modelos de difusión, los detalles de implementación y la evidencia experimental con métricas BOP. Cierra el Capítulo 5, que reúne las conclusiones, da por zanjadas las hipótesis y traza las líneas de trabajo futuro.</w:t>
       </w:r>
     </w:p>
     <w:p>
@@ -11634,7 +11634,7 @@
         <w:pStyle w:val="Caption"/>
         <w:keepNext/>
       </w:pPr>
-      <w:bookmarkStart w:id="22" w:name="_Toc235446649"/>
+      <w:bookmarkStart w:id="22" w:name="_Toc235448301"/>
       <w:r>
         <w:t xml:space="preserve">Tabla </w:t>
       </w:r>
@@ -12615,7 +12615,7 @@
       <w:pPr>
         <w:pStyle w:val="Caption"/>
       </w:pPr>
-      <w:bookmarkStart w:id="28" w:name="_Toc235446633"/>
+      <w:bookmarkStart w:id="28" w:name="_Toc235448285"/>
       <w:r>
         <w:t xml:space="preserve">Figura </w:t>
       </w:r>
@@ -12652,7 +12652,7 @@
         <w:pStyle w:val="Caption"/>
         <w:keepNext/>
       </w:pPr>
-      <w:bookmarkStart w:id="30" w:name="_Toc235446650"/>
+      <w:bookmarkStart w:id="30" w:name="_Toc235448302"/>
       <w:r>
         <w:t xml:space="preserve">Tabla </w:t>
       </w:r>
@@ -12892,7 +12892,7 @@
         <w:pStyle w:val="Caption"/>
         <w:keepNext/>
       </w:pPr>
-      <w:bookmarkStart w:id="32" w:name="_Toc235446651"/>
+      <w:bookmarkStart w:id="32" w:name="_Toc235448303"/>
       <w:r>
         <w:t xml:space="preserve">Tabla </w:t>
       </w:r>
@@ -13680,7 +13680,7 @@
       <w:pPr>
         <w:pStyle w:val="Caption"/>
       </w:pPr>
-      <w:bookmarkStart w:id="46" w:name="_Toc235446634"/>
+      <w:bookmarkStart w:id="46" w:name="_Toc235448286"/>
       <w:r>
         <w:t xml:space="preserve">Figura </w:t>
       </w:r>
@@ -13743,7 +13743,7 @@
       <w:pPr>
         <w:pStyle w:val="Caption"/>
       </w:pPr>
-      <w:bookmarkStart w:id="47" w:name="_Toc235446635"/>
+      <w:bookmarkStart w:id="47" w:name="_Toc235448287"/>
       <w:r>
         <w:t xml:space="preserve">Figura </w:t>
       </w:r>
@@ -13827,7 +13827,7 @@
         <w:pStyle w:val="Caption"/>
         <w:keepNext/>
       </w:pPr>
-      <w:bookmarkStart w:id="48" w:name="_Toc235446652"/>
+      <w:bookmarkStart w:id="48" w:name="_Toc235448304"/>
       <w:r>
         <w:t xml:space="preserve">Tabla </w:t>
       </w:r>
@@ -14271,7 +14271,7 @@
       <w:pPr>
         <w:pStyle w:val="Caption"/>
       </w:pPr>
-      <w:bookmarkStart w:id="50" w:name="_Toc235446636"/>
+      <w:bookmarkStart w:id="50" w:name="_Toc235448288"/>
       <w:r>
         <w:t xml:space="preserve">Figura </w:t>
       </w:r>
@@ -14297,7 +14297,7 @@
       <w:pPr>
         <w:pStyle w:val="Caption"/>
       </w:pPr>
-      <w:bookmarkStart w:id="51" w:name="_Toc235446637"/>
+      <w:bookmarkStart w:id="51" w:name="_Toc235448289"/>
       <w:r>
         <w:t xml:space="preserve">Figura </w:t>
       </w:r>
@@ -14405,7 +14405,7 @@
         <w:pStyle w:val="Caption"/>
         <w:keepNext/>
       </w:pPr>
-      <w:bookmarkStart w:id="53" w:name="_Toc235446653"/>
+      <w:bookmarkStart w:id="53" w:name="_Toc235448305"/>
       <w:r>
         <w:t xml:space="preserve">Tabla </w:t>
       </w:r>
@@ -14983,7 +14983,7 @@
       <w:pPr>
         <w:pStyle w:val="Caption"/>
       </w:pPr>
-      <w:bookmarkStart w:id="62" w:name="_Toc235446638"/>
+      <w:bookmarkStart w:id="62" w:name="_Toc235448290"/>
       <w:r>
         <w:t xml:space="preserve">Figura </w:t>
       </w:r>
@@ -15614,7 +15614,7 @@
         <w:pStyle w:val="Caption"/>
         <w:keepNext/>
       </w:pPr>
-      <w:bookmarkStart w:id="65" w:name="_Toc235446654"/>
+      <w:bookmarkStart w:id="65" w:name="_Toc235448306"/>
       <w:r>
         <w:t xml:space="preserve">Tabla </w:t>
       </w:r>
@@ -16980,7 +16980,7 @@
       <w:pPr>
         <w:pStyle w:val="Caption"/>
       </w:pPr>
-      <w:bookmarkStart w:id="68" w:name="_Toc235446639"/>
+      <w:bookmarkStart w:id="68" w:name="_Toc235448291"/>
       <w:r>
         <w:t xml:space="preserve">Figura </w:t>
       </w:r>
@@ -17068,7 +17068,7 @@
       <w:pPr>
         <w:pStyle w:val="Caption"/>
       </w:pPr>
-      <w:bookmarkStart w:id="70" w:name="_Toc235446640"/>
+      <w:bookmarkStart w:id="70" w:name="_Toc235448292"/>
       <w:r>
         <w:t xml:space="preserve">Figura </w:t>
       </w:r>
@@ -17151,7 +17151,7 @@
       <w:pPr>
         <w:pStyle w:val="Caption"/>
       </w:pPr>
-      <w:bookmarkStart w:id="72" w:name="_Toc235446641"/>
+      <w:bookmarkStart w:id="72" w:name="_Toc235448293"/>
       <w:r>
         <w:t xml:space="preserve">Figura </w:t>
       </w:r>
@@ -17234,7 +17234,7 @@
       <w:pPr>
         <w:pStyle w:val="Caption"/>
       </w:pPr>
-      <w:bookmarkStart w:id="74" w:name="_Toc235446642"/>
+      <w:bookmarkStart w:id="74" w:name="_Toc235448294"/>
       <w:r>
         <w:t xml:space="preserve">Figura </w:t>
       </w:r>
@@ -17323,7 +17323,7 @@
         <w:pStyle w:val="Caption"/>
         <w:keepNext/>
       </w:pPr>
-      <w:bookmarkStart w:id="76" w:name="_Toc235446655"/>
+      <w:bookmarkStart w:id="76" w:name="_Toc235448307"/>
       <w:r>
         <w:t xml:space="preserve">Tabla </w:t>
       </w:r>
@@ -17928,7 +17928,7 @@
       <w:pPr>
         <w:pStyle w:val="Caption"/>
       </w:pPr>
-      <w:bookmarkStart w:id="77" w:name="_Toc235446643"/>
+      <w:bookmarkStart w:id="77" w:name="_Toc235448295"/>
       <w:r>
         <w:t xml:space="preserve">Figura </w:t>
       </w:r>
@@ -18132,7 +18132,7 @@
       <w:pPr>
         <w:pStyle w:val="Caption"/>
       </w:pPr>
-      <w:bookmarkStart w:id="79" w:name="_Toc235446644"/>
+      <w:bookmarkStart w:id="79" w:name="_Toc235448296"/>
       <w:r>
         <w:t xml:space="preserve">Figura </w:t>
       </w:r>
@@ -18243,7 +18243,7 @@
       <w:pPr>
         <w:pStyle w:val="Caption"/>
       </w:pPr>
-      <w:bookmarkStart w:id="81" w:name="_Toc235446645"/>
+      <w:bookmarkStart w:id="81" w:name="_Toc235448297"/>
       <w:r>
         <w:t xml:space="preserve">Figura </w:t>
       </w:r>
@@ -18265,7 +18265,7 @@
         <w:pStyle w:val="Caption"/>
         <w:keepNext/>
       </w:pPr>
-      <w:bookmarkStart w:id="82" w:name="_Toc235446656"/>
+      <w:bookmarkStart w:id="82" w:name="_Toc235448308"/>
       <w:r>
         <w:t xml:space="preserve">Tabla </w:t>
       </w:r>
@@ -18927,7 +18927,7 @@
         <w:pStyle w:val="Caption"/>
         <w:keepNext/>
       </w:pPr>
-      <w:bookmarkStart w:id="87" w:name="_Toc235446657"/>
+      <w:bookmarkStart w:id="87" w:name="_Toc235448309"/>
       <w:r>
         <w:t xml:space="preserve">Tabla </w:t>
       </w:r>
@@ -19233,7 +19233,7 @@
         <w:pStyle w:val="Caption"/>
         <w:keepNext/>
       </w:pPr>
-      <w:bookmarkStart w:id="88" w:name="_Toc235446658"/>
+      <w:bookmarkStart w:id="88" w:name="_Toc235448310"/>
       <w:r>
         <w:t xml:space="preserve">Tabla </w:t>
       </w:r>
@@ -19546,7 +19546,7 @@
       <w:pPr>
         <w:pStyle w:val="Caption"/>
       </w:pPr>
-      <w:bookmarkStart w:id="89" w:name="_Toc235446646"/>
+      <w:bookmarkStart w:id="89" w:name="_Toc235448298"/>
       <w:r>
         <w:t xml:space="preserve">Figura </w:t>
       </w:r>
@@ -19657,7 +19657,7 @@
       <w:pPr>
         <w:pStyle w:val="Caption"/>
       </w:pPr>
-      <w:bookmarkStart w:id="92" w:name="_Toc235446647"/>
+      <w:bookmarkStart w:id="92" w:name="_Toc235448299"/>
       <w:r>
         <w:t xml:space="preserve">Figura </w:t>
       </w:r>
@@ -19683,7 +19683,7 @@
           <w:szCs w:val="24"/>
         </w:rPr>
       </w:pPr>
-      <w:bookmarkStart w:id="93" w:name="_Toc235446659"/>
+      <w:bookmarkStart w:id="93" w:name="_Toc235448311"/>
       <w:r>
         <w:rPr>
           <w:sz w:val="24"/>
@@ -19975,7 +19975,7 @@
         <w:pStyle w:val="Caption"/>
         <w:keepNext/>
       </w:pPr>
-      <w:bookmarkStart w:id="95" w:name="_Toc235446660"/>
+      <w:bookmarkStart w:id="95" w:name="_Toc235448312"/>
       <w:r>
         <w:t xml:space="preserve">Tabla </w:t>
       </w:r>
@@ -20016,7 +20016,7 @@
         <w:pStyle w:val="Caption"/>
         <w:keepNext/>
       </w:pPr>
-      <w:bookmarkStart w:id="96" w:name="_Toc235446661"/>
+      <w:bookmarkStart w:id="96" w:name="_Toc235448313"/>
       <w:r>
         <w:t xml:space="preserve">Tabla </w:t>
       </w:r>
@@ -21966,7 +21966,7 @@
         <w:pStyle w:val="Caption"/>
         <w:keepNext/>
       </w:pPr>
-      <w:bookmarkStart w:id="100" w:name="_Toc235446662"/>
+      <w:bookmarkStart w:id="100" w:name="_Toc235448314"/>
       <w:r>
         <w:t xml:space="preserve">Tabla </w:t>
       </w:r>
@@ -22512,7 +22512,7 @@
         <w:pStyle w:val="Caption"/>
         <w:keepNext/>
       </w:pPr>
-      <w:bookmarkStart w:id="109" w:name="_Toc235446663"/>
+      <w:bookmarkStart w:id="109" w:name="_Toc235448315"/>
       <w:r>
         <w:t xml:space="preserve">Tabla </w:t>
       </w:r>
@@ -27407,10 +27407,6 @@
 </file>
 
 <file path=customXml/item1.xml><?xml version="1.0" encoding="utf-8"?>
-<b:Sources xmlns:b="http://schemas.openxmlformats.org/officeDocument/2006/bibliography" xmlns="http://schemas.openxmlformats.org/officeDocument/2006/bibliography" SelectedStyle="\APASixthEditionOfficeOnline.xsl" StyleName="APA" Version="6"/>
-</file>
-
-<file path=customXml/item2.xml><?xml version="1.0" encoding="utf-8"?>
 <p:properties xmlns:p="http://schemas.microsoft.com/office/2006/metadata/properties" xmlns:xsi="http://www.w3.org/2001/XMLSchema-instance" xmlns:pc="http://schemas.microsoft.com/office/infopath/2007/PartnerControls">
   <documentManagement>
     <lcf76f155ced4ddcb4097134ff3c332f xmlns="27c1adeb-3674-457c-b08c-8a73f31b6e23">
@@ -27422,16 +27418,11 @@
 </p:properties>
 </file>
 
-<file path=customXml/item3.xml><?xml version="1.0" encoding="utf-8"?>
-<?mso-contentType ?>
-<FormTemplates xmlns="http://schemas.microsoft.com/sharepoint/v3/contenttype/forms">
-  <Display>DocumentLibraryForm</Display>
-  <Edit>DocumentLibraryForm</Edit>
-  <New>DocumentLibraryForm</New>
-</FormTemplates>
+<file path=customXml/item2.xml><?xml version="1.0" encoding="utf-8"?>
+<b:Sources xmlns:b="http://schemas.openxmlformats.org/officeDocument/2006/bibliography" xmlns="http://schemas.openxmlformats.org/officeDocument/2006/bibliography" SelectedStyle="\APASixthEditionOfficeOnline.xsl" StyleName="APA" Version="6"/>
 </file>
 
-<file path=customXml/item4.xml><?xml version="1.0" encoding="utf-8"?>
+<file path=customXml/item3.xml><?xml version="1.0" encoding="utf-8"?>
 <ct:contentTypeSchema xmlns:ct="http://schemas.microsoft.com/office/2006/metadata/contentType" xmlns:ma="http://schemas.microsoft.com/office/2006/metadata/properties/metaAttributes" ct:_="" ma:_="" ma:contentTypeName="Documento" ma:contentTypeID="0x010100DF3D7C797EA12745A270EF30E38719B9" ma:contentTypeVersion="19" ma:contentTypeDescription="Crear nuevo documento." ma:contentTypeScope="" ma:versionID="227b02526234ef39b0b78895a9d90cf5">
   <xsd:schema xmlns:xsd="http://www.w3.org/2001/XMLSchema" xmlns:xs="http://www.w3.org/2001/XMLSchema" xmlns:p="http://schemas.microsoft.com/office/2006/metadata/properties" xmlns:ns2="0a70e875-3d35-4be2-921f-7117c31bab9b" xmlns:ns3="27c1adeb-3674-457c-b08c-8a73f31b6e23" targetNamespace="http://schemas.microsoft.com/office/2006/metadata/properties" ma:root="true" ma:fieldsID="3c939c8607e2f594db8bbb23634dd059" ns2:_="" ns3:_="">
     <xsd:import namespace="0a70e875-3d35-4be2-921f-7117c31bab9b"/>
@@ -27692,15 +27683,16 @@
 </ct:contentTypeSchema>
 </file>
 
-<file path=customXml/itemProps1.xml><?xml version="1.0" encoding="utf-8"?>
-<ds:datastoreItem xmlns:ds="http://schemas.openxmlformats.org/officeDocument/2006/customXml" ds:itemID="{68FB56F5-3CE8-4167-9790-3E517CF47AC9}">
-  <ds:schemaRefs>
-    <ds:schemaRef ds:uri="http://schemas.openxmlformats.org/officeDocument/2006/bibliography"/>
-  </ds:schemaRefs>
-</ds:datastoreItem>
+<file path=customXml/item4.xml><?xml version="1.0" encoding="utf-8"?>
+<?mso-contentType ?>
+<FormTemplates xmlns="http://schemas.microsoft.com/sharepoint/v3/contenttype/forms">
+  <Display>DocumentLibraryForm</Display>
+  <Edit>DocumentLibraryForm</Edit>
+  <New>DocumentLibraryForm</New>
+</FormTemplates>
 </file>
 
-<file path=customXml/itemProps2.xml><?xml version="1.0" encoding="utf-8"?>
+<file path=customXml/itemProps1.xml><?xml version="1.0" encoding="utf-8"?>
 <ds:datastoreItem xmlns:ds="http://schemas.openxmlformats.org/officeDocument/2006/customXml" ds:itemID="{515BB210-9981-4CA0-A73C-C3B925489931}">
   <ds:schemaRefs>
     <ds:schemaRef ds:uri="http://schemas.microsoft.com/office/2006/metadata/properties"/>
@@ -27711,15 +27703,15 @@
 </ds:datastoreItem>
 </file>
 
-<file path=customXml/itemProps3.xml><?xml version="1.0" encoding="utf-8"?>
-<ds:datastoreItem xmlns:ds="http://schemas.openxmlformats.org/officeDocument/2006/customXml" ds:itemID="{76AF1F18-BD40-4DEA-81CE-A8C571440A5E}">
+<file path=customXml/itemProps2.xml><?xml version="1.0" encoding="utf-8"?>
+<ds:datastoreItem xmlns:ds="http://schemas.openxmlformats.org/officeDocument/2006/customXml" ds:itemID="{68FB56F5-3CE8-4167-9790-3E517CF47AC9}">
   <ds:schemaRefs>
-    <ds:schemaRef ds:uri="http://schemas.microsoft.com/sharepoint/v3/contenttype/forms"/>
+    <ds:schemaRef ds:uri="http://schemas.openxmlformats.org/officeDocument/2006/bibliography"/>
   </ds:schemaRefs>
 </ds:datastoreItem>
 </file>
 
-<file path=customXml/itemProps4.xml><?xml version="1.0" encoding="utf-8"?>
+<file path=customXml/itemProps3.xml><?xml version="1.0" encoding="utf-8"?>
 <ds:datastoreItem xmlns:ds="http://schemas.openxmlformats.org/officeDocument/2006/customXml" ds:itemID="{173C6562-C37A-4B7E-88F3-BAF50FB889B2}">
   <ds:schemaRefs>
     <ds:schemaRef ds:uri="http://schemas.microsoft.com/office/2006/metadata/contentType"/>
@@ -27736,4 +27728,12 @@
     <ds:schemaRef ds:uri="http://schemas.microsoft.com/internal/obd"/>
   </ds:schemaRefs>
 </ds:datastoreItem>
+</file>
+
+<file path=customXml/itemProps4.xml><?xml version="1.0" encoding="utf-8"?>
+<ds:datastoreItem xmlns:ds="http://schemas.openxmlformats.org/officeDocument/2006/customXml" ds:itemID="{76AF1F18-BD40-4DEA-81CE-A8C571440A5E}">
+  <ds:schemaRefs>
+    <ds:schemaRef ds:uri="http://schemas.microsoft.com/sharepoint/v3/contenttype/forms"/>
+  </ds:schemaRefs>
+</ds:datastoreItem>
 </file>
--- a/docs/predeposito/TFM_Predeposito_UNIR.docx
+++ b/docs/predeposito/TFM_Predeposito_UNIR.docx
@@ -7639,7 +7639,7 @@
       <w:r>
         <w:fldChar w:fldCharType="separate"/>
       </w:r>
-      <w:hyperlink w:anchor="_Toc235448285" w:history="1">
+      <w:hyperlink w:anchor="_Toc235448568" w:history="1">
         <w:r>
           <w:rPr>
             <w:rStyle w:val="Hyperlink"/>
@@ -7666,7 +7666,7 @@
             <w:noProof/>
             <w:webHidden/>
           </w:rPr>
-          <w:instrText xml:space="preserve"> PAGEREF _Toc235448285 \h </w:instrText>
+          <w:instrText xml:space="preserve"> PAGEREF _Toc235448568 \h </w:instrText>
         </w:r>
         <w:r>
           <w:rPr>
@@ -7711,7 +7711,7 @@
           <w14:ligatures w14:val="standardContextual"/>
         </w:rPr>
       </w:pPr>
-      <w:hyperlink w:anchor="_Toc235448286" w:history="1">
+      <w:hyperlink w:anchor="_Toc235448569" w:history="1">
         <w:r>
           <w:rPr>
             <w:rStyle w:val="Hyperlink"/>
@@ -7738,7 +7738,7 @@
             <w:noProof/>
             <w:webHidden/>
           </w:rPr>
-          <w:instrText xml:space="preserve"> PAGEREF _Toc235448286 \h </w:instrText>
+          <w:instrText xml:space="preserve"> PAGEREF _Toc235448569 \h </w:instrText>
         </w:r>
         <w:r>
           <w:rPr>
@@ -7783,7 +7783,7 @@
           <w14:ligatures w14:val="standardContextual"/>
         </w:rPr>
       </w:pPr>
-      <w:hyperlink w:anchor="_Toc235448287" w:history="1">
+      <w:hyperlink w:anchor="_Toc235448570" w:history="1">
         <w:r>
           <w:rPr>
             <w:rStyle w:val="Hyperlink"/>
@@ -7810,7 +7810,7 @@
             <w:noProof/>
             <w:webHidden/>
           </w:rPr>
-          <w:instrText xml:space="preserve"> PAGEREF _Toc235448287 \h </w:instrText>
+          <w:instrText xml:space="preserve"> PAGEREF _Toc235448570 \h </w:instrText>
         </w:r>
         <w:r>
           <w:rPr>
@@ -7855,7 +7855,7 @@
           <w14:ligatures w14:val="standardContextual"/>
         </w:rPr>
       </w:pPr>
-      <w:hyperlink w:anchor="_Toc235448288" w:history="1">
+      <w:hyperlink w:anchor="_Toc235448571" w:history="1">
         <w:r>
           <w:rPr>
             <w:rStyle w:val="Hyperlink"/>
@@ -7882,7 +7882,7 @@
             <w:noProof/>
             <w:webHidden/>
           </w:rPr>
-          <w:instrText xml:space="preserve"> PAGEREF _Toc235448288 \h </w:instrText>
+          <w:instrText xml:space="preserve"> PAGEREF _Toc235448571 \h </w:instrText>
         </w:r>
         <w:r>
           <w:rPr>
@@ -7927,7 +7927,7 @@
           <w14:ligatures w14:val="standardContextual"/>
         </w:rPr>
       </w:pPr>
-      <w:hyperlink w:anchor="_Toc235448289" w:history="1">
+      <w:hyperlink w:anchor="_Toc235448572" w:history="1">
         <w:r>
           <w:rPr>
             <w:rStyle w:val="Hyperlink"/>
@@ -7954,7 +7954,7 @@
             <w:noProof/>
             <w:webHidden/>
           </w:rPr>
-          <w:instrText xml:space="preserve"> PAGEREF _Toc235448289 \h </w:instrText>
+          <w:instrText xml:space="preserve"> PAGEREF _Toc235448572 \h </w:instrText>
         </w:r>
         <w:r>
           <w:rPr>
@@ -7999,7 +7999,7 @@
           <w14:ligatures w14:val="standardContextual"/>
         </w:rPr>
       </w:pPr>
-      <w:hyperlink w:anchor="_Toc235448290" w:history="1">
+      <w:hyperlink w:anchor="_Toc235448573" w:history="1">
         <w:r>
           <w:rPr>
             <w:rStyle w:val="Hyperlink"/>
@@ -8026,7 +8026,7 @@
             <w:noProof/>
             <w:webHidden/>
           </w:rPr>
-          <w:instrText xml:space="preserve"> PAGEREF _Toc235448290 \h </w:instrText>
+          <w:instrText xml:space="preserve"> PAGEREF _Toc235448573 \h </w:instrText>
         </w:r>
         <w:r>
           <w:rPr>
@@ -8071,7 +8071,7 @@
           <w14:ligatures w14:val="standardContextual"/>
         </w:rPr>
       </w:pPr>
-      <w:hyperlink w:anchor="_Toc235448291" w:history="1">
+      <w:hyperlink w:anchor="_Toc235448574" w:history="1">
         <w:r>
           <w:rPr>
             <w:rStyle w:val="Hyperlink"/>
@@ -8098,7 +8098,7 @@
             <w:noProof/>
             <w:webHidden/>
           </w:rPr>
-          <w:instrText xml:space="preserve"> PAGEREF _Toc235448291 \h </w:instrText>
+          <w:instrText xml:space="preserve"> PAGEREF _Toc235448574 \h </w:instrText>
         </w:r>
         <w:r>
           <w:rPr>
@@ -8143,7 +8143,7 @@
           <w14:ligatures w14:val="standardContextual"/>
         </w:rPr>
       </w:pPr>
-      <w:hyperlink w:anchor="_Toc235448292" w:history="1">
+      <w:hyperlink w:anchor="_Toc235448575" w:history="1">
         <w:r>
           <w:rPr>
             <w:rStyle w:val="Hyperlink"/>
@@ -8170,7 +8170,7 @@
             <w:noProof/>
             <w:webHidden/>
           </w:rPr>
-          <w:instrText xml:space="preserve"> PAGEREF _Toc235448292 \h </w:instrText>
+          <w:instrText xml:space="preserve"> PAGEREF _Toc235448575 \h </w:instrText>
         </w:r>
         <w:r>
           <w:rPr>
@@ -8215,7 +8215,7 @@
           <w14:ligatures w14:val="standardContextual"/>
         </w:rPr>
       </w:pPr>
-      <w:hyperlink w:anchor="_Toc235448293" w:history="1">
+      <w:hyperlink w:anchor="_Toc235448576" w:history="1">
         <w:r>
           <w:rPr>
             <w:rStyle w:val="Hyperlink"/>
@@ -8242,7 +8242,7 @@
             <w:noProof/>
             <w:webHidden/>
           </w:rPr>
-          <w:instrText xml:space="preserve"> PAGEREF _Toc235448293 \h </w:instrText>
+          <w:instrText xml:space="preserve"> PAGEREF _Toc235448576 \h </w:instrText>
         </w:r>
         <w:r>
           <w:rPr>
@@ -8287,7 +8287,7 @@
           <w14:ligatures w14:val="standardContextual"/>
         </w:rPr>
       </w:pPr>
-      <w:hyperlink w:anchor="_Toc235448294" w:history="1">
+      <w:hyperlink w:anchor="_Toc235448577" w:history="1">
         <w:r>
           <w:rPr>
             <w:rStyle w:val="Hyperlink"/>
@@ -8314,7 +8314,7 @@
             <w:noProof/>
             <w:webHidden/>
           </w:rPr>
-          <w:instrText xml:space="preserve"> PAGEREF _Toc235448294 \h </w:instrText>
+          <w:instrText xml:space="preserve"> PAGEREF _Toc235448577 \h </w:instrText>
         </w:r>
         <w:r>
           <w:rPr>
@@ -8359,7 +8359,7 @@
           <w14:ligatures w14:val="standardContextual"/>
         </w:rPr>
       </w:pPr>
-      <w:hyperlink w:anchor="_Toc235448295" w:history="1">
+      <w:hyperlink w:anchor="_Toc235448578" w:history="1">
         <w:r>
           <w:rPr>
             <w:rStyle w:val="Hyperlink"/>
@@ -8386,7 +8386,7 @@
             <w:noProof/>
             <w:webHidden/>
           </w:rPr>
-          <w:instrText xml:space="preserve"> PAGEREF _Toc235448295 \h </w:instrText>
+          <w:instrText xml:space="preserve"> PAGEREF _Toc235448578 \h </w:instrText>
         </w:r>
         <w:r>
           <w:rPr>
@@ -8431,7 +8431,7 @@
           <w14:ligatures w14:val="standardContextual"/>
         </w:rPr>
       </w:pPr>
-      <w:hyperlink w:anchor="_Toc235448296" w:history="1">
+      <w:hyperlink w:anchor="_Toc235448579" w:history="1">
         <w:r>
           <w:rPr>
             <w:rStyle w:val="Hyperlink"/>
@@ -8458,7 +8458,7 @@
             <w:noProof/>
             <w:webHidden/>
           </w:rPr>
-          <w:instrText xml:space="preserve"> PAGEREF _Toc235448296 \h </w:instrText>
+          <w:instrText xml:space="preserve"> PAGEREF _Toc235448579 \h </w:instrText>
         </w:r>
         <w:r>
           <w:rPr>
@@ -8503,7 +8503,7 @@
           <w14:ligatures w14:val="standardContextual"/>
         </w:rPr>
       </w:pPr>
-      <w:hyperlink w:anchor="_Toc235448297" w:history="1">
+      <w:hyperlink w:anchor="_Toc235448580" w:history="1">
         <w:r>
           <w:rPr>
             <w:rStyle w:val="Hyperlink"/>
@@ -8530,7 +8530,7 @@
             <w:noProof/>
             <w:webHidden/>
           </w:rPr>
-          <w:instrText xml:space="preserve"> PAGEREF _Toc235448297 \h </w:instrText>
+          <w:instrText xml:space="preserve"> PAGEREF _Toc235448580 \h </w:instrText>
         </w:r>
         <w:r>
           <w:rPr>
@@ -8575,7 +8575,7 @@
           <w14:ligatures w14:val="standardContextual"/>
         </w:rPr>
       </w:pPr>
-      <w:hyperlink w:anchor="_Toc235448298" w:history="1">
+      <w:hyperlink w:anchor="_Toc235448581" w:history="1">
         <w:r>
           <w:rPr>
             <w:rStyle w:val="Hyperlink"/>
@@ -8602,7 +8602,7 @@
             <w:noProof/>
             <w:webHidden/>
           </w:rPr>
-          <w:instrText xml:space="preserve"> PAGEREF _Toc235448298 \h </w:instrText>
+          <w:instrText xml:space="preserve"> PAGEREF _Toc235448581 \h </w:instrText>
         </w:r>
         <w:r>
           <w:rPr>
@@ -8647,7 +8647,7 @@
           <w14:ligatures w14:val="standardContextual"/>
         </w:rPr>
       </w:pPr>
-      <w:hyperlink w:anchor="_Toc235448299" w:history="1">
+      <w:hyperlink w:anchor="_Toc235448582" w:history="1">
         <w:r>
           <w:rPr>
             <w:rStyle w:val="Hyperlink"/>
@@ -8674,7 +8674,7 @@
             <w:noProof/>
             <w:webHidden/>
           </w:rPr>
-          <w:instrText xml:space="preserve"> PAGEREF _Toc235448299 \h </w:instrText>
+          <w:instrText xml:space="preserve"> PAGEREF _Toc235448582 \h </w:instrText>
         </w:r>
         <w:r>
           <w:rPr>
@@ -8754,7 +8754,7 @@
         </w:rPr>
         <w:fldChar w:fldCharType="separate"/>
       </w:r>
-      <w:hyperlink w:anchor="_Toc235448300" w:history="1">
+      <w:hyperlink w:anchor="_Toc235448583" w:history="1">
         <w:r>
           <w:rPr>
             <w:rStyle w:val="Hyperlink"/>
@@ -8790,7 +8790,7 @@
             <w:noProof/>
             <w:webHidden/>
           </w:rPr>
-          <w:instrText xml:space="preserve"> PAGEREF _Toc235448300 \h </w:instrText>
+          <w:instrText xml:space="preserve"> PAGEREF _Toc235448583 \h </w:instrText>
         </w:r>
         <w:r>
           <w:rPr>
@@ -8835,7 +8835,7 @@
           <w14:ligatures w14:val="standardContextual"/>
         </w:rPr>
       </w:pPr>
-      <w:hyperlink w:anchor="_Toc235448301" w:history="1">
+      <w:hyperlink w:anchor="_Toc235448584" w:history="1">
         <w:r>
           <w:rPr>
             <w:rStyle w:val="Hyperlink"/>
@@ -8862,7 +8862,7 @@
             <w:noProof/>
             <w:webHidden/>
           </w:rPr>
-          <w:instrText xml:space="preserve"> PAGEREF _Toc235448301 \h </w:instrText>
+          <w:instrText xml:space="preserve"> PAGEREF _Toc235448584 \h </w:instrText>
         </w:r>
         <w:r>
           <w:rPr>
@@ -8907,7 +8907,7 @@
           <w14:ligatures w14:val="standardContextual"/>
         </w:rPr>
       </w:pPr>
-      <w:hyperlink w:anchor="_Toc235448302" w:history="1">
+      <w:hyperlink w:anchor="_Toc235448585" w:history="1">
         <w:r>
           <w:rPr>
             <w:rStyle w:val="Hyperlink"/>
@@ -8934,7 +8934,7 @@
             <w:noProof/>
             <w:webHidden/>
           </w:rPr>
-          <w:instrText xml:space="preserve"> PAGEREF _Toc235448302 \h </w:instrText>
+          <w:instrText xml:space="preserve"> PAGEREF _Toc235448585 \h </w:instrText>
         </w:r>
         <w:r>
           <w:rPr>
@@ -8979,7 +8979,7 @@
           <w14:ligatures w14:val="standardContextual"/>
         </w:rPr>
       </w:pPr>
-      <w:hyperlink w:anchor="_Toc235448303" w:history="1">
+      <w:hyperlink w:anchor="_Toc235448586" w:history="1">
         <w:r>
           <w:rPr>
             <w:rStyle w:val="Hyperlink"/>
@@ -9006,7 +9006,7 @@
             <w:noProof/>
             <w:webHidden/>
           </w:rPr>
-          <w:instrText xml:space="preserve"> PAGEREF _Toc235448303 \h </w:instrText>
+          <w:instrText xml:space="preserve"> PAGEREF _Toc235448586 \h </w:instrText>
         </w:r>
         <w:r>
           <w:rPr>
@@ -9051,7 +9051,7 @@
           <w14:ligatures w14:val="standardContextual"/>
         </w:rPr>
       </w:pPr>
-      <w:hyperlink w:anchor="_Toc235448304" w:history="1">
+      <w:hyperlink w:anchor="_Toc235448587" w:history="1">
         <w:r>
           <w:rPr>
             <w:rStyle w:val="Hyperlink"/>
@@ -9078,7 +9078,7 @@
             <w:noProof/>
             <w:webHidden/>
           </w:rPr>
-          <w:instrText xml:space="preserve"> PAGEREF _Toc235448304 \h </w:instrText>
+          <w:instrText xml:space="preserve"> PAGEREF _Toc235448587 \h </w:instrText>
         </w:r>
         <w:r>
           <w:rPr>
@@ -9123,7 +9123,7 @@
           <w14:ligatures w14:val="standardContextual"/>
         </w:rPr>
       </w:pPr>
-      <w:hyperlink w:anchor="_Toc235448305" w:history="1">
+      <w:hyperlink w:anchor="_Toc235448588" w:history="1">
         <w:r>
           <w:rPr>
             <w:rStyle w:val="Hyperlink"/>
@@ -9150,7 +9150,7 @@
             <w:noProof/>
             <w:webHidden/>
           </w:rPr>
-          <w:instrText xml:space="preserve"> PAGEREF _Toc235448305 \h </w:instrText>
+          <w:instrText xml:space="preserve"> PAGEREF _Toc235448588 \h </w:instrText>
         </w:r>
         <w:r>
           <w:rPr>
@@ -9195,7 +9195,7 @@
           <w14:ligatures w14:val="standardContextual"/>
         </w:rPr>
       </w:pPr>
-      <w:hyperlink w:anchor="_Toc235448306" w:history="1">
+      <w:hyperlink w:anchor="_Toc235448589" w:history="1">
         <w:r>
           <w:rPr>
             <w:rStyle w:val="Hyperlink"/>
@@ -9222,7 +9222,7 @@
             <w:noProof/>
             <w:webHidden/>
           </w:rPr>
-          <w:instrText xml:space="preserve"> PAGEREF _Toc235448306 \h </w:instrText>
+          <w:instrText xml:space="preserve"> PAGEREF _Toc235448589 \h </w:instrText>
         </w:r>
         <w:r>
           <w:rPr>
@@ -9267,7 +9267,7 @@
           <w14:ligatures w14:val="standardContextual"/>
         </w:rPr>
       </w:pPr>
-      <w:hyperlink w:anchor="_Toc235448307" w:history="1">
+      <w:hyperlink w:anchor="_Toc235448590" w:history="1">
         <w:r>
           <w:rPr>
             <w:rStyle w:val="Hyperlink"/>
@@ -9294,7 +9294,7 @@
             <w:noProof/>
             <w:webHidden/>
           </w:rPr>
-          <w:instrText xml:space="preserve"> PAGEREF _Toc235448307 \h </w:instrText>
+          <w:instrText xml:space="preserve"> PAGEREF _Toc235448590 \h </w:instrText>
         </w:r>
         <w:r>
           <w:rPr>
@@ -9339,7 +9339,7 @@
           <w14:ligatures w14:val="standardContextual"/>
         </w:rPr>
       </w:pPr>
-      <w:hyperlink w:anchor="_Toc235448308" w:history="1">
+      <w:hyperlink w:anchor="_Toc235448591" w:history="1">
         <w:r>
           <w:rPr>
             <w:rStyle w:val="Hyperlink"/>
@@ -9366,7 +9366,7 @@
             <w:noProof/>
             <w:webHidden/>
           </w:rPr>
-          <w:instrText xml:space="preserve"> PAGEREF _Toc235448308 \h </w:instrText>
+          <w:instrText xml:space="preserve"> PAGEREF _Toc235448591 \h </w:instrText>
         </w:r>
         <w:r>
           <w:rPr>
@@ -9411,7 +9411,7 @@
           <w14:ligatures w14:val="standardContextual"/>
         </w:rPr>
       </w:pPr>
-      <w:hyperlink w:anchor="_Toc235448309" w:history="1">
+      <w:hyperlink w:anchor="_Toc235448592" w:history="1">
         <w:r>
           <w:rPr>
             <w:rStyle w:val="Hyperlink"/>
@@ -9438,7 +9438,7 @@
             <w:noProof/>
             <w:webHidden/>
           </w:rPr>
-          <w:instrText xml:space="preserve"> PAGEREF _Toc235448309 \h </w:instrText>
+          <w:instrText xml:space="preserve"> PAGEREF _Toc235448592 \h </w:instrText>
         </w:r>
         <w:r>
           <w:rPr>
@@ -9483,7 +9483,7 @@
           <w14:ligatures w14:val="standardContextual"/>
         </w:rPr>
       </w:pPr>
-      <w:hyperlink w:anchor="_Toc235448310" w:history="1">
+      <w:hyperlink w:anchor="_Toc235448593" w:history="1">
         <w:r>
           <w:rPr>
             <w:rStyle w:val="Hyperlink"/>
@@ -9510,7 +9510,7 @@
             <w:noProof/>
             <w:webHidden/>
           </w:rPr>
-          <w:instrText xml:space="preserve"> PAGEREF _Toc235448310 \h </w:instrText>
+          <w:instrText xml:space="preserve"> PAGEREF _Toc235448593 \h </w:instrText>
         </w:r>
         <w:r>
           <w:rPr>
@@ -9555,7 +9555,7 @@
           <w14:ligatures w14:val="standardContextual"/>
         </w:rPr>
       </w:pPr>
-      <w:hyperlink w:anchor="_Toc235448311" w:history="1">
+      <w:hyperlink w:anchor="_Toc235448594" w:history="1">
         <w:r>
           <w:rPr>
             <w:rStyle w:val="Hyperlink"/>
@@ -9582,7 +9582,7 @@
             <w:noProof/>
             <w:webHidden/>
           </w:rPr>
-          <w:instrText xml:space="preserve"> PAGEREF _Toc235448311 \h </w:instrText>
+          <w:instrText xml:space="preserve"> PAGEREF _Toc235448594 \h </w:instrText>
         </w:r>
         <w:r>
           <w:rPr>
@@ -9627,7 +9627,7 @@
           <w14:ligatures w14:val="standardContextual"/>
         </w:rPr>
       </w:pPr>
-      <w:hyperlink w:anchor="_Toc235448312" w:history="1">
+      <w:hyperlink w:anchor="_Toc235448595" w:history="1">
         <w:r>
           <w:rPr>
             <w:rStyle w:val="Hyperlink"/>
@@ -9654,7 +9654,7 @@
             <w:noProof/>
             <w:webHidden/>
           </w:rPr>
-          <w:instrText xml:space="preserve"> PAGEREF _Toc235448312 \h </w:instrText>
+          <w:instrText xml:space="preserve"> PAGEREF _Toc235448595 \h </w:instrText>
         </w:r>
         <w:r>
           <w:rPr>
@@ -9699,7 +9699,7 @@
           <w14:ligatures w14:val="standardContextual"/>
         </w:rPr>
       </w:pPr>
-      <w:hyperlink w:anchor="_Toc235448313" w:history="1">
+      <w:hyperlink w:anchor="_Toc235448596" w:history="1">
         <w:r>
           <w:rPr>
             <w:rStyle w:val="Hyperlink"/>
@@ -9726,7 +9726,7 @@
             <w:noProof/>
             <w:webHidden/>
           </w:rPr>
-          <w:instrText xml:space="preserve"> PAGEREF _Toc235448313 \h </w:instrText>
+          <w:instrText xml:space="preserve"> PAGEREF _Toc235448596 \h </w:instrText>
         </w:r>
         <w:r>
           <w:rPr>
@@ -9771,7 +9771,7 @@
           <w14:ligatures w14:val="standardContextual"/>
         </w:rPr>
       </w:pPr>
-      <w:hyperlink w:anchor="_Toc235448314" w:history="1">
+      <w:hyperlink w:anchor="_Toc235448597" w:history="1">
         <w:r>
           <w:rPr>
             <w:rStyle w:val="Hyperlink"/>
@@ -9798,7 +9798,7 @@
             <w:noProof/>
             <w:webHidden/>
           </w:rPr>
-          <w:instrText xml:space="preserve"> PAGEREF _Toc235448314 \h </w:instrText>
+          <w:instrText xml:space="preserve"> PAGEREF _Toc235448597 \h </w:instrText>
         </w:r>
         <w:r>
           <w:rPr>
@@ -9843,7 +9843,7 @@
           <w14:ligatures w14:val="standardContextual"/>
         </w:rPr>
       </w:pPr>
-      <w:hyperlink w:anchor="_Toc235448315" w:history="1">
+      <w:hyperlink w:anchor="_Toc235448598" w:history="1">
         <w:r>
           <w:rPr>
             <w:rStyle w:val="Hyperlink"/>
@@ -9870,7 +9870,7 @@
             <w:noProof/>
             <w:webHidden/>
           </w:rPr>
-          <w:instrText xml:space="preserve"> PAGEREF _Toc235448315 \h </w:instrText>
+          <w:instrText xml:space="preserve"> PAGEREF _Toc235448598 \h </w:instrText>
         </w:r>
         <w:r>
           <w:rPr>
@@ -10104,7 +10104,7 @@
           <w:szCs w:val="24"/>
         </w:rPr>
       </w:pPr>
-      <w:bookmarkStart w:id="1" w:name="_Toc235448300"/>
+      <w:bookmarkStart w:id="1" w:name="_Toc235448583"/>
       <w:r>
         <w:rPr>
           <w:sz w:val="24"/>
@@ -11634,7 +11634,7 @@
         <w:pStyle w:val="Caption"/>
         <w:keepNext/>
       </w:pPr>
-      <w:bookmarkStart w:id="22" w:name="_Toc235448301"/>
+      <w:bookmarkStart w:id="22" w:name="_Toc235448584"/>
       <w:r>
         <w:t xml:space="preserve">Tabla </w:t>
       </w:r>
@@ -12615,7 +12615,7 @@
       <w:pPr>
         <w:pStyle w:val="Caption"/>
       </w:pPr>
-      <w:bookmarkStart w:id="28" w:name="_Toc235448285"/>
+      <w:bookmarkStart w:id="28" w:name="_Toc235448568"/>
       <w:r>
         <w:t xml:space="preserve">Figura </w:t>
       </w:r>
@@ -12652,7 +12652,7 @@
         <w:pStyle w:val="Caption"/>
         <w:keepNext/>
       </w:pPr>
-      <w:bookmarkStart w:id="30" w:name="_Toc235448302"/>
+      <w:bookmarkStart w:id="30" w:name="_Toc235448585"/>
       <w:r>
         <w:t xml:space="preserve">Tabla </w:t>
       </w:r>
@@ -12892,7 +12892,7 @@
         <w:pStyle w:val="Caption"/>
         <w:keepNext/>
       </w:pPr>
-      <w:bookmarkStart w:id="32" w:name="_Toc235448303"/>
+      <w:bookmarkStart w:id="32" w:name="_Toc235448586"/>
       <w:r>
         <w:t xml:space="preserve">Tabla </w:t>
       </w:r>
@@ -13680,7 +13680,7 @@
       <w:pPr>
         <w:pStyle w:val="Caption"/>
       </w:pPr>
-      <w:bookmarkStart w:id="46" w:name="_Toc235448286"/>
+      <w:bookmarkStart w:id="46" w:name="_Toc235448569"/>
       <w:r>
         <w:t xml:space="preserve">Figura </w:t>
       </w:r>
@@ -13743,7 +13743,7 @@
       <w:pPr>
         <w:pStyle w:val="Caption"/>
       </w:pPr>
-      <w:bookmarkStart w:id="47" w:name="_Toc235448287"/>
+      <w:bookmarkStart w:id="47" w:name="_Toc235448570"/>
       <w:r>
         <w:t xml:space="preserve">Figura </w:t>
       </w:r>
@@ -13827,7 +13827,7 @@
         <w:pStyle w:val="Caption"/>
         <w:keepNext/>
       </w:pPr>
-      <w:bookmarkStart w:id="48" w:name="_Toc235448304"/>
+      <w:bookmarkStart w:id="48" w:name="_Toc235448587"/>
       <w:r>
         <w:t xml:space="preserve">Tabla </w:t>
       </w:r>
@@ -14271,7 +14271,7 @@
       <w:pPr>
         <w:pStyle w:val="Caption"/>
       </w:pPr>
-      <w:bookmarkStart w:id="50" w:name="_Toc235448288"/>
+      <w:bookmarkStart w:id="50" w:name="_Toc235448571"/>
       <w:r>
         <w:t xml:space="preserve">Figura </w:t>
       </w:r>
@@ -14297,7 +14297,7 @@
       <w:pPr>
         <w:pStyle w:val="Caption"/>
       </w:pPr>
-      <w:bookmarkStart w:id="51" w:name="_Toc235448289"/>
+      <w:bookmarkStart w:id="51" w:name="_Toc235448572"/>
       <w:r>
         <w:t xml:space="preserve">Figura </w:t>
       </w:r>
@@ -14405,7 +14405,7 @@
         <w:pStyle w:val="Caption"/>
         <w:keepNext/>
       </w:pPr>
-      <w:bookmarkStart w:id="53" w:name="_Toc235448305"/>
+      <w:bookmarkStart w:id="53" w:name="_Toc235448588"/>
       <w:r>
         <w:t xml:space="preserve">Tabla </w:t>
       </w:r>
@@ -14983,7 +14983,7 @@
       <w:pPr>
         <w:pStyle w:val="Caption"/>
       </w:pPr>
-      <w:bookmarkStart w:id="62" w:name="_Toc235448290"/>
+      <w:bookmarkStart w:id="62" w:name="_Toc235448573"/>
       <w:r>
         <w:t xml:space="preserve">Figura </w:t>
       </w:r>
@@ -15614,7 +15614,7 @@
         <w:pStyle w:val="Caption"/>
         <w:keepNext/>
       </w:pPr>
-      <w:bookmarkStart w:id="65" w:name="_Toc235448306"/>
+      <w:bookmarkStart w:id="65" w:name="_Toc235448589"/>
       <w:r>
         <w:t xml:space="preserve">Tabla </w:t>
       </w:r>
@@ -16980,7 +16980,7 @@
       <w:pPr>
         <w:pStyle w:val="Caption"/>
       </w:pPr>
-      <w:bookmarkStart w:id="68" w:name="_Toc235448291"/>
+      <w:bookmarkStart w:id="68" w:name="_Toc235448574"/>
       <w:r>
         <w:t xml:space="preserve">Figura </w:t>
       </w:r>
@@ -17068,7 +17068,7 @@
       <w:pPr>
         <w:pStyle w:val="Caption"/>
       </w:pPr>
-      <w:bookmarkStart w:id="70" w:name="_Toc235448292"/>
+      <w:bookmarkStart w:id="70" w:name="_Toc235448575"/>
       <w:r>
         <w:t xml:space="preserve">Figura </w:t>
       </w:r>
@@ -17151,7 +17151,7 @@
       <w:pPr>
         <w:pStyle w:val="Caption"/>
       </w:pPr>
-      <w:bookmarkStart w:id="72" w:name="_Toc235448293"/>
+      <w:bookmarkStart w:id="72" w:name="_Toc235448576"/>
       <w:r>
         <w:t xml:space="preserve">Figura </w:t>
       </w:r>
@@ -17234,7 +17234,7 @@
       <w:pPr>
         <w:pStyle w:val="Caption"/>
       </w:pPr>
-      <w:bookmarkStart w:id="74" w:name="_Toc235448294"/>
+      <w:bookmarkStart w:id="74" w:name="_Toc235448577"/>
       <w:r>
         <w:t xml:space="preserve">Figura </w:t>
       </w:r>
@@ -17323,7 +17323,7 @@
         <w:pStyle w:val="Caption"/>
         <w:keepNext/>
       </w:pPr>
-      <w:bookmarkStart w:id="76" w:name="_Toc235448307"/>
+      <w:bookmarkStart w:id="76" w:name="_Toc235448590"/>
       <w:r>
         <w:t xml:space="preserve">Tabla </w:t>
       </w:r>
@@ -17928,7 +17928,7 @@
       <w:pPr>
         <w:pStyle w:val="Caption"/>
       </w:pPr>
-      <w:bookmarkStart w:id="77" w:name="_Toc235448295"/>
+      <w:bookmarkStart w:id="77" w:name="_Toc235448578"/>
       <w:r>
         <w:t xml:space="preserve">Figura </w:t>
       </w:r>
@@ -18032,6 +18032,7 @@
       <w:r>
         <w:rPr>
           <w:b/>
+          <w:lang w:val="en-US"/>
         </w:rPr>
         <w:t xml:space="preserve">FoundationPose congelado, sin fine-tuning. </w:t>
       </w:r>
@@ -18132,7 +18133,7 @@
       <w:pPr>
         <w:pStyle w:val="Caption"/>
       </w:pPr>
-      <w:bookmarkStart w:id="79" w:name="_Toc235448296"/>
+      <w:bookmarkStart w:id="79" w:name="_Toc235448579"/>
       <w:r>
         <w:t xml:space="preserve">Figura </w:t>
       </w:r>
@@ -18243,7 +18244,7 @@
       <w:pPr>
         <w:pStyle w:val="Caption"/>
       </w:pPr>
-      <w:bookmarkStart w:id="81" w:name="_Toc235448297"/>
+      <w:bookmarkStart w:id="81" w:name="_Toc235448580"/>
       <w:r>
         <w:t xml:space="preserve">Figura </w:t>
       </w:r>
@@ -18265,7 +18266,7 @@
         <w:pStyle w:val="Caption"/>
         <w:keepNext/>
       </w:pPr>
-      <w:bookmarkStart w:id="82" w:name="_Toc235448308"/>
+      <w:bookmarkStart w:id="82" w:name="_Toc235448591"/>
       <w:r>
         <w:t xml:space="preserve">Tabla </w:t>
       </w:r>
@@ -18927,7 +18928,7 @@
         <w:pStyle w:val="Caption"/>
         <w:keepNext/>
       </w:pPr>
-      <w:bookmarkStart w:id="87" w:name="_Toc235448309"/>
+      <w:bookmarkStart w:id="87" w:name="_Toc235448592"/>
       <w:r>
         <w:t xml:space="preserve">Tabla </w:t>
       </w:r>
@@ -19233,7 +19234,7 @@
         <w:pStyle w:val="Caption"/>
         <w:keepNext/>
       </w:pPr>
-      <w:bookmarkStart w:id="88" w:name="_Toc235448310"/>
+      <w:bookmarkStart w:id="88" w:name="_Toc235448593"/>
       <w:r>
         <w:t xml:space="preserve">Tabla </w:t>
       </w:r>
@@ -19546,7 +19547,7 @@
       <w:pPr>
         <w:pStyle w:val="Caption"/>
       </w:pPr>
-      <w:bookmarkStart w:id="89" w:name="_Toc235448298"/>
+      <w:bookmarkStart w:id="89" w:name="_Toc235448581"/>
       <w:r>
         <w:t xml:space="preserve">Figura </w:t>
       </w:r>
@@ -19657,7 +19658,7 @@
       <w:pPr>
         <w:pStyle w:val="Caption"/>
       </w:pPr>
-      <w:bookmarkStart w:id="92" w:name="_Toc235448299"/>
+      <w:bookmarkStart w:id="92" w:name="_Toc235448582"/>
       <w:r>
         <w:t xml:space="preserve">Figura </w:t>
       </w:r>
@@ -19683,7 +19684,7 @@
           <w:szCs w:val="24"/>
         </w:rPr>
       </w:pPr>
-      <w:bookmarkStart w:id="93" w:name="_Toc235448311"/>
+      <w:bookmarkStart w:id="93" w:name="_Toc235448594"/>
       <w:r>
         <w:rPr>
           <w:sz w:val="24"/>
@@ -19975,7 +19976,7 @@
         <w:pStyle w:val="Caption"/>
         <w:keepNext/>
       </w:pPr>
-      <w:bookmarkStart w:id="95" w:name="_Toc235448312"/>
+      <w:bookmarkStart w:id="95" w:name="_Toc235448595"/>
       <w:r>
         <w:t xml:space="preserve">Tabla </w:t>
       </w:r>
@@ -20016,7 +20017,7 @@
         <w:pStyle w:val="Caption"/>
         <w:keepNext/>
       </w:pPr>
-      <w:bookmarkStart w:id="96" w:name="_Toc235448313"/>
+      <w:bookmarkStart w:id="96" w:name="_Toc235448596"/>
       <w:r>
         <w:t xml:space="preserve">Tabla </w:t>
       </w:r>
@@ -21966,7 +21967,7 @@
         <w:pStyle w:val="Caption"/>
         <w:keepNext/>
       </w:pPr>
-      <w:bookmarkStart w:id="100" w:name="_Toc235448314"/>
+      <w:bookmarkStart w:id="100" w:name="_Toc235448597"/>
       <w:r>
         <w:t xml:space="preserve">Tabla </w:t>
       </w:r>
@@ -22512,7 +22513,7 @@
         <w:pStyle w:val="Caption"/>
         <w:keepNext/>
       </w:pPr>
-      <w:bookmarkStart w:id="109" w:name="_Toc235448315"/>
+      <w:bookmarkStart w:id="109" w:name="_Toc235448598"/>
       <w:r>
         <w:t xml:space="preserve">Tabla </w:t>
       </w:r>
